--- a/plantillas_maestras/12_seguro_transporte_y_carga/materia_general_asegurativa/2_o_mas_ddos_varios/sucesion_intestada/TPL_276_2026_SEGURO_TRANSPORTE_Y_CARGA_MATERIA_GENERAL_ASEGURATIVA_ASEGURADORA_SUCESION_INTESTADA_R2.docx
+++ b/plantillas_maestras/12_seguro_transporte_y_carga/materia_general_asegurativa/2_o_mas_ddos_varios/sucesion_intestada/TPL_276_2026_SEGURO_TRANSPORTE_Y_CARGA_MATERIA_GENERAL_ASEGURATIVA_ASEGURADORA_SUCESION_INTESTADA_R2.docx
@@ -321,7 +321,7 @@
           <w14:ligatures w14:val="none"/>
         </w:rPr>
         <w:tab/>
-        <w:t xml:space="preserve">:       </w:t>
+        <w:t xml:space="preserve">: </w:t>
       </w:r>
       <w:r>
         <w:rPr>
@@ -712,7 +712,7 @@
           <w:lang w:val="es-ES" w:eastAsia="es-ES"/>
           <w14:ligatures w14:val="none"/>
         </w:rPr>
-        <w:t>por presuntas infracciones a la Ley N°29571, Código de Protección y Defensa del Consumidor (en adelante, Código)</w:t>
+        <w:t>por presuntas infracciones a la Ley 29571, Código de Protección y Defensa del Consumidor (en adelante, Código)</w:t>
       </w:r>
       <w:r>
         <w:rPr>
@@ -841,7 +841,7 @@
           <w:lang w:eastAsia="es-ES"/>
           <w14:ligatures w14:val="none"/>
         </w:rPr>
-        <w:t xml:space="preserve">S.R.L. contrató el Seguro de Responsabilidad Civil del Transportador por Carretera en Viaje Internacional – Póliza N°CTI-EAR0536329 (en adelante, Seguro de Responsabilidad Civil), emitido por Seguros y Reaseguros </w:t>
+        <w:t xml:space="preserve">S.R.L. contrató el Seguro de Responsabilidad Civil del Transportador por Carretera en Viaje Internacional – Póliza CTI-EAR0536329 (en adelante, Seguro de Responsabilidad Civil), emitido por Seguros y Reaseguros </w:t>
       </w:r>
       <w:proofErr w:type="spellStart"/>
       <w:r>
@@ -895,7 +895,7 @@
           <w:lang w:eastAsia="es-ES"/>
           <w14:ligatures w14:val="none"/>
         </w:rPr>
-        <w:t xml:space="preserve"> para el vehículo con Placa de Rodaje N°5777YGD</w:t>
+        <w:t xml:space="preserve"> para el vehículo con Placa de Rodaje 5777YGD</w:t>
       </w:r>
       <w:r>
         <w:rPr>
@@ -1079,7 +1079,7 @@
           <w:lang w:eastAsia="es-ES"/>
           <w14:ligatures w14:val="none"/>
         </w:rPr>
-        <w:t xml:space="preserve">vinculado al vehículo con Placa de Rodaje N°5777YGD </w:t>
+        <w:t xml:space="preserve">vinculado al vehículo con Placa de Rodaje 5777YGD </w:t>
       </w:r>
       <w:r>
         <w:rPr>
@@ -1778,7 +1778,7 @@
           <w:lang w:eastAsia="es-ES"/>
           <w14:ligatures w14:val="none"/>
         </w:rPr>
-        <w:t xml:space="preserve">el Reclamo N° 00318-2025-SAC-MMQ-RC </w:t>
+        <w:t xml:space="preserve">el Reclamo 00318-2025-SAC-MMQ-RC </w:t>
       </w:r>
       <w:r>
         <w:rPr>
@@ -2369,7 +2369,7 @@
           <w:lang w:eastAsia="es-PE"/>
           <w14:ligatures w14:val="none"/>
         </w:rPr>
-        <w:t>La Secretaría Técnica de la Comisión de Protección al Consumidor N°1 (en adelante, la Secretaría Técnica), en ejercicio de sus facultades</w:t>
+        <w:t>La Secretaría Técnica de la Comisión de Protección al Consumidor 1 (en adelante, la Secretaría Técnica), en ejercicio de sus facultades</w:t>
       </w:r>
       <w:bookmarkEnd w:id="3"/>
       <w:bookmarkEnd w:id="4"/>
@@ -2432,7 +2432,7 @@
           <w:lang w:eastAsia="es-PE"/>
           <w14:ligatures w14:val="none"/>
         </w:rPr>
-        <w:t>la compañía aseguradora habría negado injustificadamente a la parte denunciante la tramitación de la solicitud de cobertura de la Póliza N° CTI-EAR0536329 del Seguro de Responsabilidad Civil del Transportador por Carretera en Viaje Internacional, respecto del siniestro ocurrido el 11 de abril de 2024 en territorio peruano que ocasionó el fallecimiento del señor Facundo Castro Flores</w:t>
+        <w:t>la compañía aseguradora habría negado injustificadamente a la parte denunciante la tramitación de la solicitud de cobertura de la Póliza CTI-EAR0536329 del Seguro de Responsabilidad Civil del Transportador por Carretera en Viaje Internacional, respecto del siniestro ocurrido el 11 de abril de 2024 en territorio peruano que ocasionó el fallecimiento del señor Facundo Castro Flores</w:t>
       </w:r>
       <w:r>
         <w:rPr>
@@ -2450,7 +2450,7 @@
           <w:lang w:eastAsia="es-PE"/>
           <w14:ligatures w14:val="none"/>
         </w:rPr>
-        <w:t>°</w:t>
+        <w:t/>
       </w:r>
       <w:r>
         <w:rPr>
@@ -2468,7 +2468,7 @@
           <w:lang w:eastAsia="es-PE"/>
           <w14:ligatures w14:val="none"/>
         </w:rPr>
-        <w:t>°</w:t>
+        <w:t/>
       </w:r>
       <w:r>
         <w:rPr>
@@ -2584,7 +2584,7 @@
           <w:lang w:eastAsia="es-PE"/>
           <w14:ligatures w14:val="none"/>
         </w:rPr>
-        <w:t>°</w:t>
+        <w:t/>
       </w:r>
       <w:r>
         <w:rPr>
@@ -2602,7 +2602,7 @@
           <w:lang w:eastAsia="es-PE"/>
           <w14:ligatures w14:val="none"/>
         </w:rPr>
-        <w:t>°</w:t>
+        <w:t/>
       </w:r>
       <w:r>
         <w:rPr>
@@ -2621,7 +2621,7 @@
           <w:lang w:eastAsia="es-PE"/>
           <w14:ligatures w14:val="none"/>
         </w:rPr>
-        <w:t xml:space="preserve">.  </w:t>
+        <w:t xml:space="preserve">. </w:t>
       </w:r>
     </w:p>
     <w:bookmarkEnd w:id="1"/>
@@ -2688,7 +2688,7 @@
           <w:lang w:eastAsia="es-PE"/>
           <w14:ligatures w14:val="none"/>
         </w:rPr>
-        <w:t>la compañía aseguradora habría derivado indebidamente, mediante carta AII/AUTOS-0243-2026 del 26 de enero de 2026, la atención del siniestro vinculado a la Póliza N° CTI-EAR0536329 a territorio boliviano, pese a que el accidente ocurrió en el Perú y debía ser tramitado localmente</w:t>
+        <w:t>la compañía aseguradora habría derivado indebidamente, mediante carta AII/AUTOS-0243-2026 del 26 de enero de 2026, la atención del siniestro vinculado a la Póliza CTI-EAR0536329 a territorio boliviano, pese a que el accidente ocurrió en el Perú y debía ser tramitado localmente</w:t>
       </w:r>
       <w:r>
         <w:rPr>
@@ -2706,7 +2706,7 @@
           <w:lang w:eastAsia="es-PE"/>
           <w14:ligatures w14:val="none"/>
         </w:rPr>
-        <w:t>°</w:t>
+        <w:t/>
       </w:r>
       <w:r>
         <w:rPr>
@@ -2724,7 +2724,7 @@
           <w:lang w:eastAsia="es-PE"/>
           <w14:ligatures w14:val="none"/>
         </w:rPr>
-        <w:t>°</w:t>
+        <w:t/>
       </w:r>
       <w:r>
         <w:rPr>
@@ -2798,7 +2798,7 @@
           <w:kern w:val="0"/>
           <w14:ligatures w14:val="none"/>
         </w:rPr>
-        <w:t>. Por consiguiente, corresponde calificar el hecho materia de denuncia como una presunta infracción al numeral 88.1° del artículo 88° del Código</w:t>
+        <w:t>. Por consiguiente, corresponde calificar el hecho materia de denuncia como una presunta infracción al numeral 88.1 del artículo 88 del Código</w:t>
       </w:r>
       <w:bookmarkEnd w:id="14"/>
       <w:r>
@@ -2865,15 +2865,15 @@
           <w:kern w:val="0"/>
           <w14:ligatures w14:val="none"/>
         </w:rPr>
-        <w:t>la compañía aseguradora no habría cumplido con brindar una respuesta al Reclamo N° 00318-2025-SAC-MMQ-RC presentado por la parte denunciante</w:t>
-      </w:r>
-      <w:r>
-        <w:rPr>
-          <w:rFonts w:ascii="Arial Narrow" w:eastAsia="Arial Narrow" w:hAnsi="Arial Narrow" w:cs="Arial"/>
-          <w:kern w:val="0"/>
-          <w14:ligatures w14:val="none"/>
-        </w:rPr>
-        <w:t>. Por consiguiente, corresponde calificar el hecho materia de denuncia como una presunta infracción al numeral 88.1° del artículo 88° del Código.</w:t>
+        <w:t>la compañía aseguradora no habría cumplido con brindar una respuesta al Reclamo 00318-2025-SAC-MMQ-RC presentado por la parte denunciante</w:t>
+      </w:r>
+      <w:r>
+        <w:rPr>
+          <w:rFonts w:ascii="Arial Narrow" w:eastAsia="Arial Narrow" w:hAnsi="Arial Narrow" w:cs="Arial"/>
+          <w:kern w:val="0"/>
+          <w14:ligatures w14:val="none"/>
+        </w:rPr>
+        <w:t>. Por consiguiente, corresponde calificar el hecho materia de denuncia como una presunta infracción al numeral 88.1 del artículo 88 del Código.</w:t>
       </w:r>
     </w:p>
     <w:bookmarkEnd w:id="6"/>
@@ -3124,7 +3124,7 @@
           <w:lang w:val="es-ES" w:eastAsia="es-ES"/>
           <w14:ligatures w14:val="none"/>
         </w:rPr>
-        <w:t>(i) presentar una copia completa, legible y debidamente suscrita de la Póliza N°CTI-EAR0536329 del Seguro de Responsabilidad Civil, así como el cargo de remisión de la póliza; (</w:t>
+        <w:t>(i) presentar una copia completa, legible y debidamente suscrita de la Póliza CTI-EAR0536329 del Seguro de Responsabilidad Civil, así como el cargo de remisión de la póliza; (</w:t>
       </w:r>
       <w:proofErr w:type="spellStart"/>
       <w:r>
@@ -3239,7 +3239,7 @@
           <w:lang w:eastAsia="es-PE"/>
           <w14:ligatures w14:val="none"/>
         </w:rPr>
-        <w:t xml:space="preserve">RESOLUCIÓN DE LA SECRETARÍA TÉCNICA  </w:t>
+        <w:t xml:space="preserve">RESOLUCIÓN DE LA SECRETARÍA TÉCNICA </w:t>
       </w:r>
     </w:p>
     <w:p>
@@ -3459,7 +3459,7 @@
           <w:kern w:val="0"/>
           <w14:ligatures w14:val="none"/>
         </w:rPr>
-        <w:t>infracción a los artículos 18° y 19° de la Ley 29571, Código de Protección y Defensa del Consumidor</w:t>
+        <w:t>infracción a los artículos 18 y 19 de la Ley 29571, Código de Protección y Defensa del Consumidor</w:t>
       </w:r>
       <w:r>
         <w:rPr>
@@ -3507,7 +3507,7 @@
           <w:kern w:val="0"/>
           <w14:ligatures w14:val="none"/>
         </w:rPr>
-        <w:t xml:space="preserve"> la Póliza N° CTI-EAR0536329 del </w:t>
+        <w:t xml:space="preserve"> la Póliza CTI-EAR0536329 del </w:t>
       </w:r>
       <w:r>
         <w:rPr>
@@ -3570,7 +3570,7 @@
           <w:kern w:val="0"/>
           <w14:ligatures w14:val="none"/>
         </w:rPr>
-        <w:t>infracción a los artículos 18° y 19° de la Ley 29571, Código de Protección y Defensa del Consumidor</w:t>
+        <w:t>infracción a los artículos 18 y 19 de la Ley 29571, Código de Protección y Defensa del Consumidor</w:t>
       </w:r>
       <w:r>
         <w:rPr>
@@ -3648,7 +3648,7 @@
           <w:kern w:val="0"/>
           <w14:ligatures w14:val="none"/>
         </w:rPr>
-        <w:t>infracción a los artículos 18° y 19° de la Ley 29571, Código de Protección y Defensa del Consumidor</w:t>
+        <w:t>infracción a los artículos 18 y 19 de la Ley 29571, Código de Protección y Defensa del Consumidor</w:t>
       </w:r>
       <w:r>
         <w:rPr>
@@ -3688,7 +3688,7 @@
           <w:kern w:val="0"/>
           <w14:ligatures w14:val="none"/>
         </w:rPr>
-        <w:t xml:space="preserve"> la atención del siniestro vinculado a la Póliza N° CTI-EAR0536329 a territorio boliviano, pese a que el accidente ocurrió en el Perú y debía ser tramitado localmente</w:t>
+        <w:t xml:space="preserve"> la atención del siniestro vinculado a la Póliza CTI-EAR0536329 a territorio boliviano, pese a que el accidente ocurrió en el Perú y debía ser tramitado localmente</w:t>
       </w:r>
       <w:r>
         <w:rPr>
@@ -3742,7 +3742,7 @@
           <w:kern w:val="0"/>
           <w14:ligatures w14:val="none"/>
         </w:rPr>
-        <w:t>infracción al numeral 88.1° del artículo 88° de la Ley N° 29571, Código de Protección y Defensa del Consumidor</w:t>
+        <w:t>infracción al numeral 88.1 del artículo 88 de la Ley 29571, Código de Protección y Defensa del Consumidor</w:t>
       </w:r>
       <w:r>
         <w:rPr>
@@ -3839,7 +3839,7 @@
           <w14:ligatures w14:val="none"/>
         </w:rPr>
         <w:lastRenderedPageBreak/>
-        <w:t xml:space="preserve">Presunta infracción al numeral 88.1° del artículo 88° de la Ley N° 29571, Código de Protección y Defensa del Consumidor, en tanto </w:t>
+        <w:t xml:space="preserve">Presunta infracción al numeral 88.1 del artículo 88 de la Ley 29571, Código de Protección y Defensa del Consumidor, en tanto </w:t>
       </w:r>
       <w:r>
         <w:rPr>
@@ -3857,7 +3857,7 @@
           <w:lang w:eastAsia="es-ES"/>
           <w14:ligatures w14:val="none"/>
         </w:rPr>
-        <w:t xml:space="preserve"> no habría cumplido con brindar una respuesta al Reclamo N° 00318-2025-SAC-MMQ-RC presentado por la parte denunciante</w:t>
+        <w:t xml:space="preserve"> no habría cumplido con brindar una respuesta al Reclamo 00318-2025-SAC-MMQ-RC presentado por la parte denunciante</w:t>
       </w:r>
       <w:r>
         <w:rPr>
@@ -4201,7 +4201,7 @@
           <w:lang w:eastAsia="es-PE"/>
           <w14:ligatures w14:val="none"/>
         </w:rPr>
-        <w:t>°</w:t>
+        <w:t/>
       </w:r>
       <w:r>
         <w:rPr>
@@ -4297,7 +4297,7 @@
           <w:lang w:eastAsia="es-PE"/>
           <w14:ligatures w14:val="none"/>
         </w:rPr>
-        <w:t>°</w:t>
+        <w:t/>
       </w:r>
       <w:r>
         <w:rPr>
@@ -4519,7 +4519,7 @@
           <w:lang w:eastAsia="es-PE"/>
           <w14:ligatures w14:val="none"/>
         </w:rPr>
-        <w:t>°</w:t>
+        <w:t/>
       </w:r>
       <w:r>
         <w:rPr>
@@ -4651,7 +4651,7 @@
           <w:lang w:val="es-ES" w:eastAsia="es-ES"/>
           <w14:ligatures w14:val="none"/>
         </w:rPr>
-        <w:t>(i) presentar una copia completa, legible y debidamente suscrita de la Póliza N°CTI-EAR0536329 del Seguro de Responsabilidad Civil, así como el cargo de remisión de la póliza; (</w:t>
+        <w:t>(i) presentar una copia completa, legible y debidamente suscrita de la Póliza CTI-EAR0536329 del Seguro de Responsabilidad Civil, así como el cargo de remisión de la póliza; (</w:t>
       </w:r>
       <w:proofErr w:type="spellStart"/>
       <w:r>
@@ -4774,7 +4774,7 @@
           <w:lang w:eastAsia="es-PE"/>
           <w14:ligatures w14:val="none"/>
         </w:rPr>
-        <w:t>°</w:t>
+        <w:t/>
       </w:r>
       <w:r>
         <w:rPr>
@@ -4815,7 +4815,7 @@
           <w:lang w:eastAsia="es-PE"/>
           <w14:ligatures w14:val="none"/>
         </w:rPr>
-        <w:t>°</w:t>
+        <w:t/>
       </w:r>
       <w:r>
         <w:rPr>
@@ -4835,7 +4835,7 @@
           <w:lang w:eastAsia="es-PE"/>
           <w14:ligatures w14:val="none"/>
         </w:rPr>
-        <w:t>°</w:t>
+        <w:t/>
       </w:r>
       <w:r>
         <w:rPr>
@@ -4855,7 +4855,7 @@
           <w:lang w:eastAsia="es-PE"/>
           <w14:ligatures w14:val="none"/>
         </w:rPr>
-        <w:t>°</w:t>
+        <w:t/>
       </w:r>
       <w:r>
         <w:rPr>
@@ -4908,7 +4908,7 @@
           <w:lang w:eastAsia="es-PE"/>
           <w14:ligatures w14:val="none"/>
         </w:rPr>
-        <w:t>°</w:t>
+        <w:t/>
       </w:r>
       <w:r>
         <w:rPr>
@@ -4999,7 +4999,7 @@
           <w:lang w:eastAsia="es-PE"/>
           <w14:ligatures w14:val="none"/>
         </w:rPr>
-        <w:t>°</w:t>
+        <w:t/>
       </w:r>
       <w:r>
         <w:rPr>
@@ -5091,7 +5091,7 @@
           <w:lang w:eastAsia="es-PE"/>
           <w14:ligatures w14:val="none"/>
         </w:rPr>
-        <w:t>°</w:t>
+        <w:t/>
       </w:r>
       <w:r>
         <w:rPr>
@@ -5099,7 +5099,7 @@
           <w:kern w:val="0"/>
           <w14:ligatures w14:val="none"/>
         </w:rPr>
-        <w:t xml:space="preserve"> del Decreto Legislativo N° 807</w:t>
+        <w:t xml:space="preserve"> del Decreto Legislativo 807</w:t>
       </w:r>
       <w:r>
         <w:rPr>
@@ -5320,7 +5320,7 @@
           <w:lang w:eastAsia="es-PE"/>
           <w14:ligatures w14:val="none"/>
         </w:rPr>
-        <w:t>°</w:t>
+        <w:t/>
       </w:r>
       <w:r>
         <w:rPr>
@@ -5337,7 +5337,7 @@
           <w:lang w:eastAsia="es-PE"/>
           <w14:ligatures w14:val="none"/>
         </w:rPr>
-        <w:t>°</w:t>
+        <w:t/>
       </w:r>
       <w:r>
         <w:rPr>
@@ -5888,7 +5888,7 @@
           <w:sz w:val="16"/>
           <w:szCs w:val="16"/>
         </w:rPr>
-        <w:t>Nº 11217780</w:t>
+        <w:t>11217780</w:t>
       </w:r>
       <w:r>
         <w:rPr>
@@ -5912,7 +5912,7 @@
           <w:sz w:val="16"/>
           <w:szCs w:val="16"/>
         </w:rPr>
-        <w:t>Nº</w:t>
+        <w:t/>
       </w:r>
       <w:r>
         <w:rPr>
@@ -6019,7 +6019,7 @@
           <w:sz w:val="16"/>
           <w:szCs w:val="16"/>
         </w:rPr>
-        <w:t>Denuncia remitida a esta Comisión mediante Documento de Traslado N° 002-2026-CPC-PUN/INDECOPI de fecha 23 de enero de 2026, recibida el 28 de enero de 2026</w:t>
+        <w:t>Denuncia remitida a esta Comisión mediante Documento de Traslado 002-2026-CPC-PUN/INDECOPI de fecha 23 de enero de 2026, recibida el 28 de enero de 2026</w:t>
       </w:r>
       <w:r>
         <w:rPr>
@@ -6144,7 +6144,7 @@
           <w:sz w:val="16"/>
           <w:szCs w:val="16"/>
         </w:rPr>
-        <w:t xml:space="preserve">  </w:t>
+        <w:t xml:space="preserve"> </w:t>
       </w:r>
       <w:r>
         <w:rPr>
@@ -6162,7 +6162,7 @@
           <w:sz w:val="16"/>
           <w:szCs w:val="16"/>
         </w:rPr>
-        <w:t xml:space="preserve">LEY N° 29571, CÓDIGO DE PROTECCIÓN Y DEFENSA DEL CONSUMIDOR, publicado el 2 de setiembre de 2010 y modificado por Decreto Legislativo N° 1308 </w:t>
+        <w:t xml:space="preserve">LEY 29571, CÓDIGO DE PROTECCIÓN Y DEFENSA DEL CONSUMIDOR, publicado el 2 de setiembre de 2010 y modificado por Decreto Legislativo 1308 </w:t>
       </w:r>
     </w:p>
     <w:p>
@@ -6214,7 +6214,7 @@
           <w:szCs w:val="16"/>
         </w:rPr>
         <w:tab/>
-        <w:t xml:space="preserve">El Instituto Nacional de Defensa de la Competencia y de la Protección de la Propiedad Intelectual (Indecopi) es la autoridad con competencia primaria y de alcance nacional para conocer las presuntas infracciones a las disposiciones contenidas en el presente Código, así como para imponer las sanciones y medidas correctivas establecidas en el presente capítulo, conforme al Decreto Legislativo N° 1033, Ley de Organización y Funciones del Indecopi. Dicha competencia solo puede ser negada cuando ella haya sido asignada o se asigne a favor de otro organismo por norma expresa con rango de ley. </w:t>
+        <w:t xml:space="preserve">El Instituto Nacional de Defensa de la Competencia y de la Protección de la Propiedad Intelectual (Indecopi) es la autoridad con competencia primaria y de alcance nacional para conocer las presuntas infracciones a las disposiciones contenidas en el presente Código, así como para imponer las sanciones y medidas correctivas establecidas en el presente capítulo, conforme al Decreto Legislativo 1033, Ley de Organización y Funciones del Indecopi. Dicha competencia solo puede ser negada cuando ella haya sido asignada o se asigne a favor de otro organismo por norma expresa con rango de ley. </w:t>
       </w:r>
     </w:p>
     <w:p>
@@ -6288,7 +6288,7 @@
           <w:sz w:val="16"/>
           <w:szCs w:val="16"/>
         </w:rPr>
-        <w:t xml:space="preserve">LEY DE ORGANIZACIÓN Y FUNCIONES DEL INDECOPI, APROBADA POR DECRETO LEGISLATIVO N° 1033 </w:t>
+        <w:t xml:space="preserve">LEY DE ORGANIZACIÓN Y FUNCIONES DEL INDECOPI, APROBADA POR DECRETO LEGISLATIVO 1033 </w:t>
       </w:r>
     </w:p>
     <w:p>
@@ -6415,7 +6415,7 @@
           <w:sz w:val="16"/>
           <w:szCs w:val="16"/>
         </w:rPr>
-        <w:t xml:space="preserve">           </w:t>
+        <w:t xml:space="preserve"> </w:t>
       </w:r>
       <w:r>
         <w:rPr>
@@ -6433,7 +6433,7 @@
           <w:sz w:val="16"/>
           <w:szCs w:val="16"/>
         </w:rPr>
-        <w:t xml:space="preserve">LEY N° 29571, CÓDIGO DE PROTECCIÓN Y DEFENSA DEL CONSUMIDOR, publicado el 2 de setiembre de 2010 y modificado por Decreto Legislativo N° 1308   </w:t>
+        <w:t xml:space="preserve">LEY 29571, CÓDIGO DE PROTECCIÓN Y DEFENSA DEL CONSUMIDOR, publicado el 2 de setiembre de 2010 y modificado por Decreto Legislativo 1308 </w:t>
       </w:r>
     </w:p>
     <w:p>
@@ -6457,7 +6457,7 @@
           <w:sz w:val="16"/>
           <w:szCs w:val="16"/>
         </w:rPr>
-        <w:t xml:space="preserve">Artículo 18.- Idoneidad   </w:t>
+        <w:t xml:space="preserve">Artículo 18.- Idoneidad </w:t>
       </w:r>
     </w:p>
     <w:p>
@@ -6477,7 +6477,7 @@
           <w:sz w:val="16"/>
           <w:szCs w:val="16"/>
         </w:rPr>
-        <w:t xml:space="preserve">Se entiende por idoneidad la correspondencia entre lo que un consumidor espera y lo que efectivamente recibe, en función a lo que se le hubiera ofrecido, la publicidad e información transmitida, las condiciones y circunstancias de la transacción, las características y naturaleza del producto o servicio, el precio, entre otros factores, atendiendo a las circunstancias del caso.    </w:t>
+        <w:t xml:space="preserve">Se entiende por idoneidad la correspondencia entre lo que un consumidor espera y lo que efectivamente recibe, en función a lo que se le hubiera ofrecido, la publicidad e información transmitida, las condiciones y circunstancias de la transacción, las características y naturaleza del producto o servicio, el precio, entre otros factores, atendiendo a las circunstancias del caso. </w:t>
       </w:r>
     </w:p>
     <w:p>
@@ -6616,7 +6616,7 @@
           <w:sz w:val="16"/>
           <w:szCs w:val="16"/>
         </w:rPr>
-        <w:t xml:space="preserve">LEY N° 29571, CÓDIGO DE PROTECCIÓN Y DEFENSA DEL CONSUMIDOR, publicado el 2 de setiembre de 2010 y modificado por Decreto Legislativo N° 1308 </w:t>
+        <w:t xml:space="preserve">LEY 29571, CÓDIGO DE PROTECCIÓN Y DEFENSA DEL CONSUMIDOR, publicado el 2 de setiembre de 2010 y modificado por Decreto Legislativo 1308 </w:t>
       </w:r>
     </w:p>
     <w:p>
@@ -6714,7 +6714,7 @@
           <w:sz w:val="16"/>
           <w:szCs w:val="16"/>
         </w:rPr>
-        <w:t xml:space="preserve">  </w:t>
+        <w:t xml:space="preserve"> </w:t>
       </w:r>
       <w:r>
         <w:rPr>
@@ -6732,7 +6732,7 @@
           <w:sz w:val="16"/>
           <w:szCs w:val="16"/>
         </w:rPr>
-        <w:t>LEY SOBRE FACULTADES, NORMAS Y ORGANIZACIÓN DEL INDECOPI, APROBADA POR DECRETO LEGISLATIVO N° 807 Artículo 24.-</w:t>
+        <w:t>LEY SOBRE FACULTADES, NORMAS Y ORGANIZACIÓN DEL INDECOPI, APROBADA POR DECRETO LEGISLATIVO 807 Artículo 24.-</w:t>
       </w:r>
       <w:r>
         <w:rPr>
@@ -6908,7 +6908,7 @@
           <w:szCs w:val="16"/>
         </w:rPr>
         <w:tab/>
-        <w:t xml:space="preserve">El número de trabajadores se atenderá siempre que la empresa haya sido constituida antes de la vigencia de la Ley Nº 30056, publicada el 2 de julio de 2013, que modificó el artículo 5 del Texto Único Ordenado de la Ley de Promoción de la Competitividad, Formalización y Desarrollo de la Micro y Pequeña Empresa y de Acceso al Empleo Decente (LEY MYPE). Ello, en la medida que la Tercera Disposición Complementaria Transitoria de la norma modificatoria precisa que las empresas constituidas antes de la </w:t>
+        <w:t xml:space="preserve">El número de trabajadores se atenderá siempre que la empresa haya sido constituida antes de la vigencia de la Ley 30056, publicada el 2 de julio de 2013, que modificó el artículo 5 del Texto Único Ordenado de la Ley de Promoción de la Competitividad, Formalización y Desarrollo de la Micro y Pequeña Empresa y de Acceso al Empleo Decente (LEY MYPE). Ello, en la medida que la Tercera Disposición Complementaria Transitoria de la norma modificatoria precisa que las empresas constituidas antes de la </w:t>
       </w:r>
       <w:proofErr w:type="gramStart"/>
       <w:r>
@@ -7005,7 +7005,7 @@
           <w:sz w:val="16"/>
           <w:szCs w:val="16"/>
         </w:rPr>
-        <w:t>publicado el 2 de setiembre de 2010 y modificado por Decreto Legislativo N° 1308</w:t>
+        <w:t>publicado el 2 de setiembre de 2010 y modificado por Decreto Legislativo 1308</w:t>
       </w:r>
     </w:p>
     <w:p>
@@ -7162,15 +7162,15 @@
           <w:szCs w:val="16"/>
           <w:vertAlign w:val="superscript"/>
         </w:rPr>
-        <w:t xml:space="preserve">  </w:t>
-      </w:r>
-      <w:r>
-        <w:rPr>
-          <w:rFonts w:ascii="Arial Narrow" w:hAnsi="Arial Narrow" w:cs="Arial"/>
-          <w:sz w:val="16"/>
-          <w:szCs w:val="16"/>
-        </w:rPr>
-        <w:t xml:space="preserve">     </w:t>
+        <w:t xml:space="preserve"> </w:t>
+      </w:r>
+      <w:r>
+        <w:rPr>
+          <w:rFonts w:ascii="Arial Narrow" w:hAnsi="Arial Narrow" w:cs="Arial"/>
+          <w:sz w:val="16"/>
+          <w:szCs w:val="16"/>
+        </w:rPr>
+        <w:t xml:space="preserve"> </w:t>
       </w:r>
       <w:r>
         <w:rPr>
@@ -7206,7 +7206,7 @@
           <w:sz w:val="16"/>
           <w:szCs w:val="16"/>
         </w:rPr>
-        <w:t>publicado el 2 de setiembre de 2010 y modificado por Decreto Legislativo N° 1308</w:t>
+        <w:t>publicado el 2 de setiembre de 2010 y modificado por Decreto Legislativo 1308</w:t>
       </w:r>
     </w:p>
     <w:p>
@@ -7249,7 +7249,7 @@
           <w:sz w:val="16"/>
           <w:szCs w:val="16"/>
         </w:rPr>
-        <w:t>El órgano resolutivo puede sancionar las infracciones administrativas a que se refiere el artículo 108º con amonestación y multas de hasta cuatrocientos cincuenta (450) Unidades Impositivas Tributarias (UIT), las cuales son calificadas de la siguiente manera:</w:t>
+        <w:t>El órgano resolutivo puede sancionar las infracciones administrativas a que se refiere el artículo 108 con amonestación y multas de hasta cuatrocientos cincuenta (450) Unidades Impositivas Tributarias (UIT), las cuales son calificadas de la siguiente manera:</w:t>
       </w:r>
     </w:p>
     <w:p>
@@ -7372,7 +7372,7 @@
           <w:sz w:val="16"/>
           <w:szCs w:val="16"/>
         </w:rPr>
-        <w:t xml:space="preserve">        </w:t>
+        <w:t xml:space="preserve"> </w:t>
       </w:r>
       <w:r>
         <w:rPr>
@@ -8189,7 +8189,7 @@
           <w:sz w:val="16"/>
           <w:szCs w:val="16"/>
         </w:rPr>
-        <w:t xml:space="preserve">         </w:t>
+        <w:t xml:space="preserve"> </w:t>
       </w:r>
       <w:r>
         <w:rPr>
@@ -8225,7 +8225,7 @@
           <w:sz w:val="16"/>
           <w:szCs w:val="16"/>
         </w:rPr>
-        <w:t>publicado el 2 de setiembre de 2010 y modificado por Decreto Legislativo N° 1308</w:t>
+        <w:t>publicado el 2 de setiembre de 2010 y modificado por Decreto Legislativo 1308</w:t>
       </w:r>
     </w:p>
     <w:p>
@@ -8422,7 +8422,7 @@
           <w:szCs w:val="16"/>
         </w:rPr>
         <w:tab/>
-        <w:t>DECRETO LEGISLATIVO Nº 807, LEY SOBRE FACULTADES, NORMAS Y ORGANIZACIÓN DEL INDECOPI FACULTADES DE LAS COMISIONES Y OFICINAS DEL INDECOPI</w:t>
+        <w:t>DECRETO LEGISLATIVO 807, LEY SOBRE FACULTADES, NORMAS Y ORGANIZACIÓN DEL INDECOPI FACULTADES DE LAS COMISIONES Y OFICINAS DEL INDECOPI</w:t>
       </w:r>
     </w:p>
     <w:p>
@@ -8926,7 +8926,7 @@
               <w:sz w:val="16"/>
               <w:szCs w:val="16"/>
             </w:rPr>
-            <w:t xml:space="preserve">CNICA DE LA    </w:t>
+            <w:t xml:space="preserve">CNICA DE LA </w:t>
           </w:r>
         </w:p>
         <w:p>

--- a/plantillas_maestras/12_seguro_transporte_y_carga/materia_general_asegurativa/2_o_mas_ddos_varios/sucesion_intestada/TPL_276_2026_SEGURO_TRANSPORTE_Y_CARGA_MATERIA_GENERAL_ASEGURATIVA_ASEGURADORA_SUCESION_INTESTADA_R2.docx
+++ b/plantillas_maestras/12_seguro_transporte_y_carga/materia_general_asegurativa/2_o_mas_ddos_varios/sucesion_intestada/TPL_276_2026_SEGURO_TRANSPORTE_Y_CARGA_MATERIA_GENERAL_ASEGURATIVA_ASEGURADORA_SUCESION_INTESTADA_R2.docx
@@ -93,7 +93,7 @@
           <w:lang w:eastAsia="es-PE"/>
           <w14:ligatures w14:val="none"/>
         </w:rPr>
-        <w:t>DENUNCIANTE</w:t>
+        <w:t xml:space="preserve">DENUNCIANTE:[DENUNCIANTE] ([APELLIDO] )</w:t>
       </w:r>
       <w:r>
         <w:rPr>
@@ -105,7 +105,7 @@
           <w14:ligatures w14:val="none"/>
         </w:rPr>
         <w:tab/>
-        <w:t>:</w:t>
+        <w:t/>
       </w:r>
       <w:r>
         <w:rPr>
@@ -127,7 +127,7 @@
           <w:lang w:eastAsia="es-PE"/>
           <w14:ligatures w14:val="none"/>
         </w:rPr>
-        <w:t>SUCESIÓN INTESTADA DE FACUNDO CASTRO FLORES</w:t>
+        <w:t/>
       </w:r>
       <w:r>
         <w:rPr>
@@ -149,40 +149,40 @@
           <w:lang w:eastAsia="es-PE"/>
           <w14:ligatures w14:val="none"/>
         </w:rPr>
-        <w:t xml:space="preserve"> </w:t>
-      </w:r>
-      <w:r>
-        <w:rPr>
-          <w:rFonts w:ascii="Arial Narrow" w:eastAsia="Arial Narrow" w:hAnsi="Arial Narrow" w:cs="Arial Narrow"/>
-          <w:b/>
-          <w:color w:val="000000"/>
-          <w:kern w:val="0"/>
-          <w:lang w:eastAsia="es-PE"/>
-          <w14:ligatures w14:val="none"/>
-        </w:rPr>
-        <w:t>(</w:t>
-      </w:r>
-      <w:r>
-        <w:rPr>
-          <w:rFonts w:ascii="Arial Narrow" w:eastAsia="Arial Narrow" w:hAnsi="Arial Narrow" w:cs="Arial Narrow"/>
-          <w:b/>
-          <w:color w:val="000000"/>
-          <w:kern w:val="0"/>
-          <w:lang w:eastAsia="es-PE"/>
-          <w14:ligatures w14:val="none"/>
-        </w:rPr>
-        <w:t>SUCESIÓN INTESTADA</w:t>
-      </w:r>
-      <w:r>
-        <w:rPr>
-          <w:rFonts w:ascii="Arial Narrow" w:eastAsia="Arial Narrow" w:hAnsi="Arial Narrow" w:cs="Arial Narrow"/>
-          <w:b/>
-          <w:color w:val="000000"/>
-          <w:kern w:val="0"/>
-          <w:lang w:eastAsia="es-PE"/>
-          <w14:ligatures w14:val="none"/>
-        </w:rPr>
-        <w:t>)</w:t>
+        <w:t xml:space="preserve"/>
+      </w:r>
+      <w:r>
+        <w:rPr>
+          <w:rFonts w:ascii="Arial Narrow" w:eastAsia="Arial Narrow" w:hAnsi="Arial Narrow" w:cs="Arial Narrow"/>
+          <w:b/>
+          <w:color w:val="000000"/>
+          <w:kern w:val="0"/>
+          <w:lang w:eastAsia="es-PE"/>
+          <w14:ligatures w14:val="none"/>
+        </w:rPr>
+        <w:t/>
+      </w:r>
+      <w:r>
+        <w:rPr>
+          <w:rFonts w:ascii="Arial Narrow" w:eastAsia="Arial Narrow" w:hAnsi="Arial Narrow" w:cs="Arial Narrow"/>
+          <w:b/>
+          <w:color w:val="000000"/>
+          <w:kern w:val="0"/>
+          <w:lang w:eastAsia="es-PE"/>
+          <w14:ligatures w14:val="none"/>
+        </w:rPr>
+        <w:t/>
+      </w:r>
+      <w:r>
+        <w:rPr>
+          <w:rFonts w:ascii="Arial Narrow" w:eastAsia="Arial Narrow" w:hAnsi="Arial Narrow" w:cs="Arial Narrow"/>
+          <w:b/>
+          <w:color w:val="000000"/>
+          <w:kern w:val="0"/>
+          <w:lang w:eastAsia="es-PE"/>
+          <w14:ligatures w14:val="none"/>
+        </w:rPr>
+        <w:t/>
       </w:r>
     </w:p>
     <w:p>
@@ -601,7 +601,7 @@
           <w:lang w:val="es-ES" w:eastAsia="es-ES"/>
           <w14:ligatures w14:val="none"/>
         </w:rPr>
-        <w:t xml:space="preserve">Mediante el escrito del </w:t>
+        <w:t xml:space="preserve">Mediante el escrito del 29 de diciembre de 2025, subsanado mediante tres (3) escritos presentados el 18 de febrero de 2026, la [APELLIDO] denunció a Mapfre por presuntas infracciones a la Ley 29571, Código de Protección y Defensa del Consumidor (en adelante, Código), señalando lo siguiente:</w:t>
       </w:r>
       <w:r>
         <w:rPr>
@@ -611,7 +611,7 @@
           <w:lang w:val="es-ES" w:eastAsia="es-ES"/>
           <w14:ligatures w14:val="none"/>
         </w:rPr>
-        <w:t>29 de diciembre de 2025</w:t>
+        <w:t/>
       </w:r>
       <w:r>
         <w:rPr>
@@ -632,7 +632,7 @@
           <w:lang w:val="es-ES" w:eastAsia="es-ES"/>
           <w14:ligatures w14:val="none"/>
         </w:rPr>
-        <w:t xml:space="preserve">, </w:t>
+        <w:t xml:space="preserve"/>
       </w:r>
       <w:r>
         <w:rPr>
@@ -642,7 +642,7 @@
           <w:lang w:val="es-ES" w:eastAsia="es-ES"/>
           <w14:ligatures w14:val="none"/>
         </w:rPr>
-        <w:t>subsanado mediante tres (3) escritos presentados el 18 de febrero de 2026</w:t>
+        <w:t/>
       </w:r>
       <w:r>
         <w:rPr>
@@ -650,7 +650,7 @@
           <w:kern w:val="0"/>
           <w14:ligatures w14:val="none"/>
         </w:rPr>
-        <w:t>,</w:t>
+        <w:t/>
       </w:r>
       <w:r>
         <w:rPr>
@@ -658,7 +658,7 @@
           <w:kern w:val="0"/>
           <w14:ligatures w14:val="none"/>
         </w:rPr>
-        <w:t xml:space="preserve"> </w:t>
+        <w:t xml:space="preserve"/>
       </w:r>
       <w:r>
         <w:rPr>
@@ -666,7 +666,7 @@
           <w:kern w:val="0"/>
           <w14:ligatures w14:val="none"/>
         </w:rPr>
-        <w:t xml:space="preserve">la </w:t>
+        <w:t xml:space="preserve"/>
       </w:r>
       <w:r>
         <w:rPr>
@@ -674,7 +674,7 @@
           <w:kern w:val="0"/>
           <w14:ligatures w14:val="none"/>
         </w:rPr>
-        <w:t xml:space="preserve">Sucesión Intestada </w:t>
+        <w:t xml:space="preserve"/>
       </w:r>
       <w:r>
         <w:rPr>
@@ -682,7 +682,7 @@
           <w:kern w:val="0"/>
           <w14:ligatures w14:val="none"/>
         </w:rPr>
-        <w:t>denunció</w:t>
+        <w:t/>
       </w:r>
       <w:r>
         <w:rPr>
@@ -692,7 +692,7 @@
           <w:lang w:val="es-ES" w:eastAsia="es-ES"/>
           <w14:ligatures w14:val="none"/>
         </w:rPr>
-        <w:t xml:space="preserve"> a </w:t>
+        <w:t xml:space="preserve"/>
       </w:r>
       <w:r>
         <w:rPr>
@@ -702,7 +702,7 @@
           <w:lang w:val="es-ES" w:eastAsia="es-ES"/>
           <w14:ligatures w14:val="none"/>
         </w:rPr>
-        <w:t xml:space="preserve">Mapfre </w:t>
+        <w:t xml:space="preserve"/>
       </w:r>
       <w:r>
         <w:rPr>
@@ -712,7 +712,7 @@
           <w:lang w:val="es-ES" w:eastAsia="es-ES"/>
           <w14:ligatures w14:val="none"/>
         </w:rPr>
-        <w:t>por presuntas infracciones a la Ley 29571, Código de Protección y Defensa del Consumidor (en adelante, Código)</w:t>
+        <w:t/>
       </w:r>
       <w:r>
         <w:rPr>
@@ -733,7 +733,7 @@
           <w:lang w:val="es-ES" w:eastAsia="es-ES"/>
           <w14:ligatures w14:val="none"/>
         </w:rPr>
-        <w:t xml:space="preserve">, señalando </w:t>
+        <w:t xml:space="preserve"/>
       </w:r>
       <w:r>
         <w:rPr>
@@ -744,7 +744,7 @@
           <w:lang w:val="es-ES" w:eastAsia="es-ES"/>
           <w14:ligatures w14:val="none"/>
         </w:rPr>
-        <w:t>lo siguiente:</w:t>
+        <w:t/>
       </w:r>
     </w:p>
     <w:p>
@@ -1069,117 +1069,117 @@
           <w:lang w:eastAsia="es-ES"/>
           <w14:ligatures w14:val="none"/>
         </w:rPr>
-        <w:t xml:space="preserve">El 11 de abril de 2024, ocurrió un accidente de tránsito </w:t>
-      </w:r>
-      <w:r>
-        <w:rPr>
-          <w:rFonts w:ascii="Arial Narrow" w:eastAsia="Times New Roman" w:hAnsi="Arial Narrow" w:cs="Arial"/>
-          <w:color w:val="000000"/>
-          <w:kern w:val="0"/>
-          <w:lang w:eastAsia="es-ES"/>
-          <w14:ligatures w14:val="none"/>
-        </w:rPr>
-        <w:t xml:space="preserve">vinculado al vehículo con Placa de Rodaje 5777YGD </w:t>
-      </w:r>
-      <w:r>
-        <w:rPr>
-          <w:rFonts w:ascii="Arial Narrow" w:eastAsia="Times New Roman" w:hAnsi="Arial Narrow" w:cs="Arial"/>
-          <w:color w:val="000000"/>
-          <w:kern w:val="0"/>
-          <w:lang w:eastAsia="es-ES"/>
-          <w14:ligatures w14:val="none"/>
-        </w:rPr>
-        <w:t xml:space="preserve">en territorio peruano que ocasionó el fallecimiento de </w:t>
-      </w:r>
-      <w:r>
-        <w:rPr>
-          <w:rFonts w:ascii="Arial Narrow" w:eastAsia="Times New Roman" w:hAnsi="Arial Narrow" w:cs="Arial"/>
-          <w:color w:val="000000"/>
-          <w:kern w:val="0"/>
-          <w:lang w:eastAsia="es-ES"/>
-          <w14:ligatures w14:val="none"/>
-        </w:rPr>
-        <w:t xml:space="preserve">su </w:t>
-      </w:r>
-      <w:r>
-        <w:rPr>
-          <w:rFonts w:ascii="Arial Narrow" w:eastAsia="Times New Roman" w:hAnsi="Arial Narrow" w:cs="Arial"/>
-          <w:color w:val="000000"/>
-          <w:kern w:val="0"/>
-          <w:lang w:eastAsia="es-ES"/>
-          <w14:ligatures w14:val="none"/>
-        </w:rPr>
-        <w:t>causante</w:t>
-      </w:r>
-      <w:r>
-        <w:rPr>
-          <w:rFonts w:ascii="Arial Narrow" w:eastAsia="Times New Roman" w:hAnsi="Arial Narrow" w:cs="Arial"/>
-          <w:color w:val="000000"/>
-          <w:kern w:val="0"/>
-          <w:lang w:eastAsia="es-ES"/>
-          <w14:ligatures w14:val="none"/>
-        </w:rPr>
-        <w:t>,</w:t>
-      </w:r>
-      <w:r>
-        <w:rPr>
-          <w:rFonts w:ascii="Arial Narrow" w:eastAsia="Times New Roman" w:hAnsi="Arial Narrow" w:cs="Arial"/>
-          <w:color w:val="000000"/>
-          <w:kern w:val="0"/>
-          <w:lang w:eastAsia="es-ES"/>
-          <w14:ligatures w14:val="none"/>
-        </w:rPr>
-        <w:t xml:space="preserve"> el señor</w:t>
-      </w:r>
-      <w:r>
-        <w:rPr>
-          <w:rFonts w:ascii="Arial Narrow" w:eastAsia="Times New Roman" w:hAnsi="Arial Narrow" w:cs="Arial"/>
-          <w:color w:val="000000"/>
-          <w:kern w:val="0"/>
-          <w:lang w:eastAsia="es-ES"/>
-          <w14:ligatures w14:val="none"/>
-        </w:rPr>
-        <w:t xml:space="preserve"> </w:t>
-      </w:r>
-      <w:r>
-        <w:rPr>
-          <w:rFonts w:ascii="Arial Narrow" w:eastAsia="Times New Roman" w:hAnsi="Arial Narrow" w:cs="Arial"/>
-          <w:color w:val="000000"/>
-          <w:kern w:val="0"/>
-          <w:lang w:eastAsia="es-ES"/>
-          <w14:ligatures w14:val="none"/>
-        </w:rPr>
-        <w:t xml:space="preserve">Facundo Castro Flores (en adelante, el </w:t>
-      </w:r>
-      <w:r>
-        <w:rPr>
-          <w:rFonts w:ascii="Arial Narrow" w:eastAsia="Times New Roman" w:hAnsi="Arial Narrow" w:cs="Arial"/>
-          <w:color w:val="000000"/>
-          <w:kern w:val="0"/>
-          <w:lang w:eastAsia="es-ES"/>
-          <w14:ligatures w14:val="none"/>
-        </w:rPr>
-        <w:t>causante</w:t>
-      </w:r>
-      <w:r>
-        <w:rPr>
-          <w:rFonts w:ascii="Arial Narrow" w:eastAsia="Times New Roman" w:hAnsi="Arial Narrow" w:cs="Arial"/>
-          <w:color w:val="000000"/>
-          <w:kern w:val="0"/>
-          <w:lang w:eastAsia="es-ES"/>
-          <w14:ligatures w14:val="none"/>
-        </w:rPr>
-        <w:t xml:space="preserve"> </w:t>
-      </w:r>
-      <w:r>
-        <w:rPr>
-          <w:rFonts w:ascii="Arial Narrow" w:eastAsia="Times New Roman" w:hAnsi="Arial Narrow" w:cs="Arial"/>
-          <w:color w:val="000000"/>
-          <w:kern w:val="0"/>
-          <w:lang w:eastAsia="es-ES"/>
-          <w14:ligatures w14:val="none"/>
-        </w:rPr>
-        <w:t xml:space="preserve">de </w:t>
+        <w:t xml:space="preserve">El 11 de abril de 2024, ocurrió un accidente de tránsito vinculado al vehículo con Placa de Rodaje 5777YGD en territorio peruano que ocasionó el fallecimiento de su causante, el señor [APELLIDO] (en adelante, el causante [APELLIDO] ).</w:t>
+      </w:r>
+      <w:r>
+        <w:rPr>
+          <w:rFonts w:ascii="Arial Narrow" w:eastAsia="Times New Roman" w:hAnsi="Arial Narrow" w:cs="Arial"/>
+          <w:color w:val="000000"/>
+          <w:kern w:val="0"/>
+          <w:lang w:eastAsia="es-ES"/>
+          <w14:ligatures w14:val="none"/>
+        </w:rPr>
+        <w:t xml:space="preserve"/>
+      </w:r>
+      <w:r>
+        <w:rPr>
+          <w:rFonts w:ascii="Arial Narrow" w:eastAsia="Times New Roman" w:hAnsi="Arial Narrow" w:cs="Arial"/>
+          <w:color w:val="000000"/>
+          <w:kern w:val="0"/>
+          <w:lang w:eastAsia="es-ES"/>
+          <w14:ligatures w14:val="none"/>
+        </w:rPr>
+        <w:t xml:space="preserve"/>
+      </w:r>
+      <w:r>
+        <w:rPr>
+          <w:rFonts w:ascii="Arial Narrow" w:eastAsia="Times New Roman" w:hAnsi="Arial Narrow" w:cs="Arial"/>
+          <w:color w:val="000000"/>
+          <w:kern w:val="0"/>
+          <w:lang w:eastAsia="es-ES"/>
+          <w14:ligatures w14:val="none"/>
+        </w:rPr>
+        <w:t xml:space="preserve"/>
+      </w:r>
+      <w:r>
+        <w:rPr>
+          <w:rFonts w:ascii="Arial Narrow" w:eastAsia="Times New Roman" w:hAnsi="Arial Narrow" w:cs="Arial"/>
+          <w:color w:val="000000"/>
+          <w:kern w:val="0"/>
+          <w:lang w:eastAsia="es-ES"/>
+          <w14:ligatures w14:val="none"/>
+        </w:rPr>
+        <w:t/>
+      </w:r>
+      <w:r>
+        <w:rPr>
+          <w:rFonts w:ascii="Arial Narrow" w:eastAsia="Times New Roman" w:hAnsi="Arial Narrow" w:cs="Arial"/>
+          <w:color w:val="000000"/>
+          <w:kern w:val="0"/>
+          <w:lang w:eastAsia="es-ES"/>
+          <w14:ligatures w14:val="none"/>
+        </w:rPr>
+        <w:t/>
+      </w:r>
+      <w:r>
+        <w:rPr>
+          <w:rFonts w:ascii="Arial Narrow" w:eastAsia="Times New Roman" w:hAnsi="Arial Narrow" w:cs="Arial"/>
+          <w:color w:val="000000"/>
+          <w:kern w:val="0"/>
+          <w:lang w:eastAsia="es-ES"/>
+          <w14:ligatures w14:val="none"/>
+        </w:rPr>
+        <w:t xml:space="preserve"/>
+      </w:r>
+      <w:r>
+        <w:rPr>
+          <w:rFonts w:ascii="Arial Narrow" w:eastAsia="Times New Roman" w:hAnsi="Arial Narrow" w:cs="Arial"/>
+          <w:color w:val="000000"/>
+          <w:kern w:val="0"/>
+          <w:lang w:eastAsia="es-ES"/>
+          <w14:ligatures w14:val="none"/>
+        </w:rPr>
+        <w:t xml:space="preserve"/>
+      </w:r>
+      <w:r>
+        <w:rPr>
+          <w:rFonts w:ascii="Arial Narrow" w:eastAsia="Times New Roman" w:hAnsi="Arial Narrow" w:cs="Arial"/>
+          <w:color w:val="000000"/>
+          <w:kern w:val="0"/>
+          <w:lang w:eastAsia="es-ES"/>
+          <w14:ligatures w14:val="none"/>
+        </w:rPr>
+        <w:t xml:space="preserve"/>
+      </w:r>
+      <w:r>
+        <w:rPr>
+          <w:rFonts w:ascii="Arial Narrow" w:eastAsia="Times New Roman" w:hAnsi="Arial Narrow" w:cs="Arial"/>
+          <w:color w:val="000000"/>
+          <w:kern w:val="0"/>
+          <w:lang w:eastAsia="es-ES"/>
+          <w14:ligatures w14:val="none"/>
+        </w:rPr>
+        <w:t/>
+      </w:r>
+      <w:r>
+        <w:rPr>
+          <w:rFonts w:ascii="Arial Narrow" w:eastAsia="Times New Roman" w:hAnsi="Arial Narrow" w:cs="Arial"/>
+          <w:color w:val="000000"/>
+          <w:kern w:val="0"/>
+          <w:lang w:eastAsia="es-ES"/>
+          <w14:ligatures w14:val="none"/>
+        </w:rPr>
+        <w:t xml:space="preserve"/>
+      </w:r>
+      <w:r>
+        <w:rPr>
+          <w:rFonts w:ascii="Arial Narrow" w:eastAsia="Times New Roman" w:hAnsi="Arial Narrow" w:cs="Arial"/>
+          <w:color w:val="000000"/>
+          <w:kern w:val="0"/>
+          <w:lang w:eastAsia="es-ES"/>
+          <w14:ligatures w14:val="none"/>
+        </w:rPr>
+        <w:t xml:space="preserve"/>
       </w:r>
       <w:r>
         <w:rPr>
@@ -1187,7 +1187,7 @@
           <w:kern w:val="0"/>
           <w14:ligatures w14:val="none"/>
         </w:rPr>
-        <w:t xml:space="preserve">la </w:t>
+        <w:t xml:space="preserve"/>
       </w:r>
       <w:r>
         <w:rPr>
@@ -1195,27 +1195,27 @@
           <w:kern w:val="0"/>
           <w14:ligatures w14:val="none"/>
         </w:rPr>
-        <w:t>Sucesión Intestada</w:t>
-      </w:r>
-      <w:r>
-        <w:rPr>
-          <w:rFonts w:ascii="Arial Narrow" w:eastAsia="Times New Roman" w:hAnsi="Arial Narrow" w:cs="Arial"/>
-          <w:color w:val="000000"/>
-          <w:kern w:val="0"/>
-          <w:lang w:eastAsia="es-ES"/>
-          <w14:ligatures w14:val="none"/>
-        </w:rPr>
-        <w:t>)</w:t>
-      </w:r>
-      <w:r>
-        <w:rPr>
-          <w:rFonts w:ascii="Arial Narrow" w:eastAsia="Times New Roman" w:hAnsi="Arial Narrow" w:cs="Arial"/>
-          <w:color w:val="000000"/>
-          <w:kern w:val="0"/>
-          <w:lang w:eastAsia="es-ES"/>
-          <w14:ligatures w14:val="none"/>
-        </w:rPr>
-        <w:t>.</w:t>
+        <w:t/>
+      </w:r>
+      <w:r>
+        <w:rPr>
+          <w:rFonts w:ascii="Arial Narrow" w:eastAsia="Times New Roman" w:hAnsi="Arial Narrow" w:cs="Arial"/>
+          <w:color w:val="000000"/>
+          <w:kern w:val="0"/>
+          <w:lang w:eastAsia="es-ES"/>
+          <w14:ligatures w14:val="none"/>
+        </w:rPr>
+        <w:t/>
+      </w:r>
+      <w:r>
+        <w:rPr>
+          <w:rFonts w:ascii="Arial Narrow" w:eastAsia="Times New Roman" w:hAnsi="Arial Narrow" w:cs="Arial"/>
+          <w:color w:val="000000"/>
+          <w:kern w:val="0"/>
+          <w:lang w:eastAsia="es-ES"/>
+          <w14:ligatures w14:val="none"/>
+        </w:rPr>
+        <w:t/>
       </w:r>
     </w:p>
     <w:p>
@@ -1391,27 +1391,27 @@
           <w:lang w:eastAsia="es-ES"/>
           <w14:ligatures w14:val="none"/>
         </w:rPr>
-        <w:t xml:space="preserve">El 30 de julio de 2025, presentó </w:t>
-      </w:r>
-      <w:r>
-        <w:rPr>
-          <w:rFonts w:ascii="Arial Narrow" w:eastAsia="Times New Roman" w:hAnsi="Arial Narrow" w:cs="Arial"/>
-          <w:color w:val="000000"/>
-          <w:kern w:val="0"/>
-          <w:lang w:eastAsia="es-ES"/>
-          <w14:ligatures w14:val="none"/>
-        </w:rPr>
-        <w:t xml:space="preserve">un </w:t>
-      </w:r>
-      <w:r>
-        <w:rPr>
-          <w:rFonts w:ascii="Arial Narrow" w:eastAsia="Times New Roman" w:hAnsi="Arial Narrow" w:cs="Arial"/>
-          <w:color w:val="000000"/>
-          <w:kern w:val="0"/>
-          <w:lang w:eastAsia="es-ES"/>
-          <w14:ligatures w14:val="none"/>
-        </w:rPr>
-        <w:t xml:space="preserve">reclamo ante </w:t>
+        <w:t xml:space="preserve">El 30 de julio de 2025, presentó un reclamo ante Mapfre, solicitando la cobertura de indemnización por responsabilidad civil por el fallecimiento del causante [APELLIDO] derivada del accidente de tránsito del 11 de abril de 2025, vinculado al Seguro de Responsabilidad Civil.</w:t>
+      </w:r>
+      <w:r>
+        <w:rPr>
+          <w:rFonts w:ascii="Arial Narrow" w:eastAsia="Times New Roman" w:hAnsi="Arial Narrow" w:cs="Arial"/>
+          <w:color w:val="000000"/>
+          <w:kern w:val="0"/>
+          <w:lang w:eastAsia="es-ES"/>
+          <w14:ligatures w14:val="none"/>
+        </w:rPr>
+        <w:t xml:space="preserve"/>
+      </w:r>
+      <w:r>
+        <w:rPr>
+          <w:rFonts w:ascii="Arial Narrow" w:eastAsia="Times New Roman" w:hAnsi="Arial Narrow" w:cs="Arial"/>
+          <w:color w:val="000000"/>
+          <w:kern w:val="0"/>
+          <w:lang w:eastAsia="es-ES"/>
+          <w14:ligatures w14:val="none"/>
+        </w:rPr>
+        <w:t xml:space="preserve"/>
       </w:r>
       <w:r>
         <w:rPr>
@@ -1421,87 +1421,87 @@
           <w:lang w:val="es-ES" w:eastAsia="es-ES"/>
           <w14:ligatures w14:val="none"/>
         </w:rPr>
-        <w:t>Mapfre</w:t>
-      </w:r>
-      <w:r>
-        <w:rPr>
-          <w:rFonts w:ascii="Arial Narrow" w:eastAsia="Times New Roman" w:hAnsi="Arial Narrow" w:cs="Arial"/>
-          <w:color w:val="000000"/>
-          <w:kern w:val="0"/>
-          <w:lang w:eastAsia="es-ES"/>
-          <w14:ligatures w14:val="none"/>
-        </w:rPr>
-        <w:t xml:space="preserve">, solicitando </w:t>
-      </w:r>
-      <w:r>
-        <w:rPr>
-          <w:rFonts w:ascii="Arial Narrow" w:eastAsia="Times New Roman" w:hAnsi="Arial Narrow" w:cs="Arial"/>
-          <w:color w:val="000000"/>
-          <w:kern w:val="0"/>
-          <w:lang w:eastAsia="es-ES"/>
-          <w14:ligatures w14:val="none"/>
-        </w:rPr>
-        <w:t xml:space="preserve">la cobertura de indemnización por responsabilidad civil </w:t>
-      </w:r>
-      <w:r>
-        <w:rPr>
-          <w:rFonts w:ascii="Arial Narrow" w:eastAsia="Times New Roman" w:hAnsi="Arial Narrow" w:cs="Arial"/>
-          <w:color w:val="000000"/>
-          <w:kern w:val="0"/>
-          <w:lang w:eastAsia="es-ES"/>
-          <w14:ligatures w14:val="none"/>
-        </w:rPr>
-        <w:t xml:space="preserve">por el fallecimiento </w:t>
-      </w:r>
-      <w:r>
-        <w:rPr>
-          <w:rFonts w:ascii="Arial Narrow" w:eastAsia="Times New Roman" w:hAnsi="Arial Narrow" w:cs="Arial"/>
-          <w:color w:val="000000"/>
-          <w:kern w:val="0"/>
-          <w:lang w:eastAsia="es-ES"/>
-          <w14:ligatures w14:val="none"/>
-        </w:rPr>
-        <w:t>d</w:t>
-      </w:r>
-      <w:r>
-        <w:rPr>
-          <w:rFonts w:ascii="Arial Narrow" w:eastAsia="Times New Roman" w:hAnsi="Arial Narrow" w:cs="Arial"/>
-          <w:color w:val="000000"/>
-          <w:kern w:val="0"/>
-          <w:lang w:eastAsia="es-ES"/>
-          <w14:ligatures w14:val="none"/>
-        </w:rPr>
-        <w:t xml:space="preserve">el </w:t>
-      </w:r>
-      <w:r>
-        <w:rPr>
-          <w:rFonts w:ascii="Arial Narrow" w:eastAsia="Times New Roman" w:hAnsi="Arial Narrow" w:cs="Arial"/>
-          <w:color w:val="000000"/>
-          <w:kern w:val="0"/>
-          <w:lang w:eastAsia="es-ES"/>
-          <w14:ligatures w14:val="none"/>
-        </w:rPr>
-        <w:t>causante</w:t>
-      </w:r>
-      <w:r>
-        <w:rPr>
-          <w:rFonts w:ascii="Arial Narrow" w:eastAsia="Times New Roman" w:hAnsi="Arial Narrow" w:cs="Arial"/>
-          <w:color w:val="000000"/>
-          <w:kern w:val="0"/>
-          <w:lang w:eastAsia="es-ES"/>
-          <w14:ligatures w14:val="none"/>
-        </w:rPr>
-        <w:t xml:space="preserve"> </w:t>
-      </w:r>
-      <w:r>
-        <w:rPr>
-          <w:rFonts w:ascii="Arial Narrow" w:eastAsia="Times New Roman" w:hAnsi="Arial Narrow" w:cs="Arial"/>
-          <w:color w:val="000000"/>
-          <w:kern w:val="0"/>
-          <w:lang w:eastAsia="es-ES"/>
-          <w14:ligatures w14:val="none"/>
-        </w:rPr>
-        <w:t xml:space="preserve">de </w:t>
+        <w:t/>
+      </w:r>
+      <w:r>
+        <w:rPr>
+          <w:rFonts w:ascii="Arial Narrow" w:eastAsia="Times New Roman" w:hAnsi="Arial Narrow" w:cs="Arial"/>
+          <w:color w:val="000000"/>
+          <w:kern w:val="0"/>
+          <w:lang w:eastAsia="es-ES"/>
+          <w14:ligatures w14:val="none"/>
+        </w:rPr>
+        <w:t xml:space="preserve"/>
+      </w:r>
+      <w:r>
+        <w:rPr>
+          <w:rFonts w:ascii="Arial Narrow" w:eastAsia="Times New Roman" w:hAnsi="Arial Narrow" w:cs="Arial"/>
+          <w:color w:val="000000"/>
+          <w:kern w:val="0"/>
+          <w:lang w:eastAsia="es-ES"/>
+          <w14:ligatures w14:val="none"/>
+        </w:rPr>
+        <w:t xml:space="preserve"/>
+      </w:r>
+      <w:r>
+        <w:rPr>
+          <w:rFonts w:ascii="Arial Narrow" w:eastAsia="Times New Roman" w:hAnsi="Arial Narrow" w:cs="Arial"/>
+          <w:color w:val="000000"/>
+          <w:kern w:val="0"/>
+          <w:lang w:eastAsia="es-ES"/>
+          <w14:ligatures w14:val="none"/>
+        </w:rPr>
+        <w:t xml:space="preserve"/>
+      </w:r>
+      <w:r>
+        <w:rPr>
+          <w:rFonts w:ascii="Arial Narrow" w:eastAsia="Times New Roman" w:hAnsi="Arial Narrow" w:cs="Arial"/>
+          <w:color w:val="000000"/>
+          <w:kern w:val="0"/>
+          <w:lang w:eastAsia="es-ES"/>
+          <w14:ligatures w14:val="none"/>
+        </w:rPr>
+        <w:t/>
+      </w:r>
+      <w:r>
+        <w:rPr>
+          <w:rFonts w:ascii="Arial Narrow" w:eastAsia="Times New Roman" w:hAnsi="Arial Narrow" w:cs="Arial"/>
+          <w:color w:val="000000"/>
+          <w:kern w:val="0"/>
+          <w:lang w:eastAsia="es-ES"/>
+          <w14:ligatures w14:val="none"/>
+        </w:rPr>
+        <w:t xml:space="preserve"/>
+      </w:r>
+      <w:r>
+        <w:rPr>
+          <w:rFonts w:ascii="Arial Narrow" w:eastAsia="Times New Roman" w:hAnsi="Arial Narrow" w:cs="Arial"/>
+          <w:color w:val="000000"/>
+          <w:kern w:val="0"/>
+          <w:lang w:eastAsia="es-ES"/>
+          <w14:ligatures w14:val="none"/>
+        </w:rPr>
+        <w:t/>
+      </w:r>
+      <w:r>
+        <w:rPr>
+          <w:rFonts w:ascii="Arial Narrow" w:eastAsia="Times New Roman" w:hAnsi="Arial Narrow" w:cs="Arial"/>
+          <w:color w:val="000000"/>
+          <w:kern w:val="0"/>
+          <w:lang w:eastAsia="es-ES"/>
+          <w14:ligatures w14:val="none"/>
+        </w:rPr>
+        <w:t xml:space="preserve"/>
+      </w:r>
+      <w:r>
+        <w:rPr>
+          <w:rFonts w:ascii="Arial Narrow" w:eastAsia="Times New Roman" w:hAnsi="Arial Narrow" w:cs="Arial"/>
+          <w:color w:val="000000"/>
+          <w:kern w:val="0"/>
+          <w:lang w:eastAsia="es-ES"/>
+          <w14:ligatures w14:val="none"/>
+        </w:rPr>
+        <w:t xml:space="preserve"/>
       </w:r>
       <w:r>
         <w:rPr>
@@ -1509,7 +1509,7 @@
           <w:kern w:val="0"/>
           <w14:ligatures w14:val="none"/>
         </w:rPr>
-        <w:t xml:space="preserve">la </w:t>
+        <w:t xml:space="preserve"/>
       </w:r>
       <w:r>
         <w:rPr>
@@ -1517,47 +1517,47 @@
           <w:kern w:val="0"/>
           <w14:ligatures w14:val="none"/>
         </w:rPr>
-        <w:t>Sucesión Intestada</w:t>
-      </w:r>
-      <w:r>
-        <w:rPr>
-          <w:rFonts w:ascii="Arial Narrow" w:eastAsia="Times New Roman" w:hAnsi="Arial Narrow" w:cs="Arial"/>
-          <w:color w:val="000000"/>
-          <w:kern w:val="0"/>
-          <w:lang w:eastAsia="es-ES"/>
-          <w14:ligatures w14:val="none"/>
-        </w:rPr>
-        <w:t xml:space="preserve"> </w:t>
-      </w:r>
-      <w:r>
-        <w:rPr>
-          <w:rFonts w:ascii="Arial Narrow" w:eastAsia="Times New Roman" w:hAnsi="Arial Narrow" w:cs="Arial"/>
-          <w:color w:val="000000"/>
-          <w:kern w:val="0"/>
-          <w:lang w:eastAsia="es-ES"/>
-          <w14:ligatures w14:val="none"/>
-        </w:rPr>
-        <w:t>derivada del accidente de tránsito del 11 de abril de 2025,</w:t>
-      </w:r>
-      <w:r>
-        <w:rPr>
-          <w:rFonts w:ascii="Arial Narrow" w:eastAsia="Times New Roman" w:hAnsi="Arial Narrow" w:cs="Arial"/>
-          <w:color w:val="000000"/>
-          <w:kern w:val="0"/>
-          <w:lang w:eastAsia="es-ES"/>
-          <w14:ligatures w14:val="none"/>
-        </w:rPr>
-        <w:t xml:space="preserve"> vinculado al </w:t>
-      </w:r>
-      <w:r>
-        <w:rPr>
-          <w:rFonts w:ascii="Arial Narrow" w:eastAsia="Times New Roman" w:hAnsi="Arial Narrow" w:cs="Arial"/>
-          <w:color w:val="000000"/>
-          <w:kern w:val="0"/>
-          <w:lang w:eastAsia="es-ES"/>
-          <w14:ligatures w14:val="none"/>
-        </w:rPr>
-        <w:t>Seguro de Responsabilidad Civil.</w:t>
+        <w:t/>
+      </w:r>
+      <w:r>
+        <w:rPr>
+          <w:rFonts w:ascii="Arial Narrow" w:eastAsia="Times New Roman" w:hAnsi="Arial Narrow" w:cs="Arial"/>
+          <w:color w:val="000000"/>
+          <w:kern w:val="0"/>
+          <w:lang w:eastAsia="es-ES"/>
+          <w14:ligatures w14:val="none"/>
+        </w:rPr>
+        <w:t xml:space="preserve"/>
+      </w:r>
+      <w:r>
+        <w:rPr>
+          <w:rFonts w:ascii="Arial Narrow" w:eastAsia="Times New Roman" w:hAnsi="Arial Narrow" w:cs="Arial"/>
+          <w:color w:val="000000"/>
+          <w:kern w:val="0"/>
+          <w:lang w:eastAsia="es-ES"/>
+          <w14:ligatures w14:val="none"/>
+        </w:rPr>
+        <w:t/>
+      </w:r>
+      <w:r>
+        <w:rPr>
+          <w:rFonts w:ascii="Arial Narrow" w:eastAsia="Times New Roman" w:hAnsi="Arial Narrow" w:cs="Arial"/>
+          <w:color w:val="000000"/>
+          <w:kern w:val="0"/>
+          <w:lang w:eastAsia="es-ES"/>
+          <w14:ligatures w14:val="none"/>
+        </w:rPr>
+        <w:t xml:space="preserve"/>
+      </w:r>
+      <w:r>
+        <w:rPr>
+          <w:rFonts w:ascii="Arial Narrow" w:eastAsia="Times New Roman" w:hAnsi="Arial Narrow" w:cs="Arial"/>
+          <w:color w:val="000000"/>
+          <w:kern w:val="0"/>
+          <w:lang w:eastAsia="es-ES"/>
+          <w14:ligatures w14:val="none"/>
+        </w:rPr>
+        <w:t/>
       </w:r>
     </w:p>
     <w:p>
@@ -2152,7 +2152,7 @@
           <w:lang w:eastAsia="es-ES"/>
           <w14:ligatures w14:val="none"/>
         </w:rPr>
-        <w:t>La</w:t>
+        <w:t xml:space="preserve">La [APELLIDO] solicitó, en calidad de medida correctiva, que Mapfre cumpla con: (i) recibir, tramitar y evaluar su solicitud de cobertura vinculado al Seguro de Responsabilidad Civil; y, (ii) otorgar la cobertura correspondiente sin derivar gestiones ni cobros al extranjero y respetando los plazos legales, emitiendo un pronunciamiento de fondo, expreso y debidamente motivado, conforme a la póliza contratada y a la normativa vigente. Asimismo, requirió el reembolso de costos y costas del presente procedimiento. </w:t>
       </w:r>
       <w:r>
         <w:rPr>
@@ -2162,7 +2162,7 @@
           <w:lang w:val="es-ES" w:eastAsia="es-ES"/>
           <w14:ligatures w14:val="none"/>
         </w:rPr>
-        <w:t xml:space="preserve"> </w:t>
+        <w:t xml:space="preserve"/>
       </w:r>
       <w:r>
         <w:rPr>
@@ -2170,7 +2170,7 @@
           <w:kern w:val="0"/>
           <w14:ligatures w14:val="none"/>
         </w:rPr>
-        <w:t xml:space="preserve">Sucesión Intestada </w:t>
+        <w:t xml:space="preserve"/>
       </w:r>
       <w:r>
         <w:rPr>
@@ -2180,7 +2180,7 @@
           <w:lang w:val="es-ES" w:eastAsia="es-ES"/>
           <w14:ligatures w14:val="none"/>
         </w:rPr>
-        <w:t>solicitó</w:t>
+        <w:t/>
       </w:r>
       <w:r>
         <w:rPr>
@@ -2190,7 +2190,7 @@
           <w:lang w:val="es-ES" w:eastAsia="es-ES"/>
           <w14:ligatures w14:val="none"/>
         </w:rPr>
-        <w:t xml:space="preserve">, en calidad de medida correctiva, que </w:t>
+        <w:t xml:space="preserve"/>
       </w:r>
       <w:r>
         <w:rPr>
@@ -2200,7 +2200,7 @@
           <w:lang w:val="es-ES" w:eastAsia="es-ES"/>
           <w14:ligatures w14:val="none"/>
         </w:rPr>
-        <w:t xml:space="preserve">Mapfre cumpla con: (i) recibir, tramitar y evaluar </w:t>
+        <w:t xml:space="preserve"/>
       </w:r>
       <w:r>
         <w:rPr>
@@ -2210,7 +2210,7 @@
           <w:lang w:val="es-ES" w:eastAsia="es-ES"/>
           <w14:ligatures w14:val="none"/>
         </w:rPr>
-        <w:t xml:space="preserve">su solicitud de cobertura </w:t>
+        <w:t xml:space="preserve"/>
       </w:r>
       <w:r>
         <w:rPr>
@@ -2220,7 +2220,7 @@
           <w:lang w:val="es-ES" w:eastAsia="es-ES"/>
           <w14:ligatures w14:val="none"/>
         </w:rPr>
-        <w:t>vinculado</w:t>
+        <w:t/>
       </w:r>
       <w:r>
         <w:rPr>
@@ -2230,7 +2230,7 @@
           <w:lang w:val="es-ES" w:eastAsia="es-ES"/>
           <w14:ligatures w14:val="none"/>
         </w:rPr>
-        <w:t xml:space="preserve"> al Seguro de Responsabilidad Civil; y, (</w:t>
+        <w:t xml:space="preserve"/>
       </w:r>
       <w:proofErr w:type="spellStart"/>
       <w:r>
@@ -2241,7 +2241,7 @@
           <w:lang w:val="es-ES" w:eastAsia="es-ES"/>
           <w14:ligatures w14:val="none"/>
         </w:rPr>
-        <w:t>ii</w:t>
+        <w:t/>
       </w:r>
       <w:proofErr w:type="spellEnd"/>
       <w:r>
@@ -2252,7 +2252,7 @@
           <w:lang w:val="es-ES" w:eastAsia="es-ES"/>
           <w14:ligatures w14:val="none"/>
         </w:rPr>
-        <w:t>) otorgar la cobertura correspondiente sin derivar gestiones ni cobros al extranjero y respetando los plazos legales, emitiendo un pronunciamiento de fondo, expreso y debidamente motivado, conforme a la póliza contratada y a la normativa vigente. Asimismo, requirió el reembolso de costos y costas del presente procedimiento</w:t>
+        <w:t/>
       </w:r>
       <w:r>
         <w:rPr>
@@ -2262,7 +2262,7 @@
           <w:lang w:val="es-ES" w:eastAsia="es-ES"/>
           <w14:ligatures w14:val="none"/>
         </w:rPr>
-        <w:t>.</w:t>
+        <w:t/>
       </w:r>
       <w:r>
         <w:rPr>
@@ -2272,7 +2272,7 @@
           <w:lang w:val="es-ES" w:eastAsia="es-ES"/>
           <w14:ligatures w14:val="none"/>
         </w:rPr>
-        <w:t xml:space="preserve"> </w:t>
+        <w:t xml:space="preserve"/>
       </w:r>
     </w:p>
     <w:p>
@@ -2369,7 +2369,7 @@
           <w:lang w:eastAsia="es-PE"/>
           <w14:ligatures w14:val="none"/>
         </w:rPr>
-        <w:t>La Secretaría Técnica de la Comisión de Protección al Consumidor 1 (en adelante, la Secretaría Técnica), en ejercicio de sus facultades</w:t>
+        <w:t xml:space="preserve">La Secretaría Técnica de la Comisión de Protección al Consumidor 1 (en adelante, la Secretaría Técnica), en ejercicio de sus facultades, considera que el hecho denunciado, consistente en que la compañía aseguradora habría negado injustificadamente a la parte denunciante la tramitación de la solicitud de cobertura de la Póliza CTI-EAR0536329 del Seguro de Responsabilidad Civil del Transportador por Carretera en Viaje Internacional, respecto del siniestro ocurrido el 11 de abril de 2024 en territorio peruano que ocasionó el fallecimiento del señor [APELLIDO] ; involucraría una presunta afectación a sus expectativas, quien no habría encontrado una correspondencia entre lo que esperaba recibir de parte del proveedor y lo que realmente recibió. Por consiguiente, corresponde calificar el hecho materia de denuncia como una presunta infracción al deber de idoneidad, tipificado en los artículos 18 y 19 del Código.</w:t>
       </w:r>
       <w:bookmarkEnd w:id="3"/>
       <w:bookmarkEnd w:id="4"/>
@@ -2391,7 +2391,7 @@
           <w:lang w:eastAsia="es-PE"/>
           <w14:ligatures w14:val="none"/>
         </w:rPr>
-        <w:t xml:space="preserve">, </w:t>
+        <w:t xml:space="preserve"/>
       </w:r>
       <w:r>
         <w:rPr>
@@ -2401,15 +2401,15 @@
           <w:lang w:eastAsia="es-PE"/>
           <w14:ligatures w14:val="none"/>
         </w:rPr>
-        <w:t xml:space="preserve">considera </w:t>
-      </w:r>
-      <w:r>
-        <w:rPr>
-          <w:rFonts w:ascii="Arial Narrow" w:eastAsia="Arial Narrow" w:hAnsi="Arial Narrow" w:cs="Arial Narrow"/>
-          <w:kern w:val="0"/>
-          <w14:ligatures w14:val="none"/>
-        </w:rPr>
-        <w:t xml:space="preserve">que el hecho denunciado, </w:t>
+        <w:t xml:space="preserve"/>
+      </w:r>
+      <w:r>
+        <w:rPr>
+          <w:rFonts w:ascii="Arial Narrow" w:eastAsia="Arial Narrow" w:hAnsi="Arial Narrow" w:cs="Arial Narrow"/>
+          <w:kern w:val="0"/>
+          <w14:ligatures w14:val="none"/>
+        </w:rPr>
+        <w:t xml:space="preserve"/>
       </w:r>
       <w:bookmarkStart w:id="6" w:name="_Hlk211591623"/>
       <w:r>
@@ -2418,7 +2418,7 @@
           <w:kern w:val="0"/>
           <w14:ligatures w14:val="none"/>
         </w:rPr>
-        <w:t xml:space="preserve">consistente en que </w:t>
+        <w:t xml:space="preserve"/>
       </w:r>
       <w:bookmarkStart w:id="7" w:name="_Hlk213160885"/>
       <w:bookmarkStart w:id="8" w:name="_Hlk213151898"/>
@@ -2432,15 +2432,15 @@
           <w:lang w:eastAsia="es-PE"/>
           <w14:ligatures w14:val="none"/>
         </w:rPr>
-        <w:t>la compañía aseguradora habría negado injustificadamente a la parte denunciante la tramitación de la solicitud de cobertura de la Póliza CTI-EAR0536329 del Seguro de Responsabilidad Civil del Transportador por Carretera en Viaje Internacional, respecto del siniestro ocurrido el 11 de abril de 2024 en territorio peruano que ocasionó el fallecimiento del señor Facundo Castro Flores</w:t>
-      </w:r>
-      <w:r>
-        <w:rPr>
-          <w:rFonts w:ascii="Arial Narrow" w:eastAsia="Arial Narrow" w:hAnsi="Arial Narrow" w:cs="Arial Narrow"/>
-          <w:kern w:val="0"/>
-          <w14:ligatures w14:val="none"/>
-        </w:rPr>
-        <w:t>; involucraría una presunta afectación a sus expectativas, quien no habría encontrado una correspondencia entre lo que esperaba recibir de parte del proveedor y lo que realmente recibió. Por consiguiente, corresponde calificar el hecho materia de denuncia como una presunta infracción al deber de idoneidad, tipificado en los artículos 18</w:t>
+        <w:t/>
+      </w:r>
+      <w:r>
+        <w:rPr>
+          <w:rFonts w:ascii="Arial Narrow" w:eastAsia="Arial Narrow" w:hAnsi="Arial Narrow" w:cs="Arial Narrow"/>
+          <w:kern w:val="0"/>
+          <w14:ligatures w14:val="none"/>
+        </w:rPr>
+        <w:t/>
       </w:r>
       <w:r>
         <w:rPr>
@@ -2458,7 +2458,7 @@
           <w:kern w:val="0"/>
           <w14:ligatures w14:val="none"/>
         </w:rPr>
-        <w:t xml:space="preserve"> y 19</w:t>
+        <w:t xml:space="preserve"/>
       </w:r>
       <w:r>
         <w:rPr>
@@ -2476,7 +2476,7 @@
           <w:kern w:val="0"/>
           <w14:ligatures w14:val="none"/>
         </w:rPr>
-        <w:t xml:space="preserve"> del Código</w:t>
+        <w:t xml:space="preserve"/>
       </w:r>
       <w:bookmarkStart w:id="10" w:name="_Hlk213160896"/>
       <w:bookmarkEnd w:id="7"/>
@@ -2496,7 +2496,7 @@
           <w:kern w:val="0"/>
           <w14:ligatures w14:val="none"/>
         </w:rPr>
-        <w:t>.</w:t>
+        <w:t/>
       </w:r>
       <w:bookmarkEnd w:id="8"/>
     </w:p>
@@ -3277,7 +3277,7 @@
           <w:lang w:eastAsia="es-PE"/>
           <w14:ligatures w14:val="none"/>
         </w:rPr>
-        <w:t xml:space="preserve">PRIMERO: </w:t>
+        <w:t xml:space="preserve">PRIMERO: admitir a trámite la denuncia del 12 de enero de 2025, subsanado mediante tres (3) escritos presentados el 18 de febrero de 2026, interpuesta por la [DENUNCIANTE] contra Mapfre Perú Compañía de Seguros y Reaseguros S.A., por lo siguiente:</w:t>
       </w:r>
       <w:r>
         <w:rPr>
@@ -3288,7 +3288,7 @@
           <w:lang w:eastAsia="es-PE"/>
           <w14:ligatures w14:val="none"/>
         </w:rPr>
-        <w:t xml:space="preserve">admitir a trámite la denuncia </w:t>
+        <w:t xml:space="preserve"/>
       </w:r>
       <w:r>
         <w:rPr>
@@ -3299,7 +3299,7 @@
           <w:lang w:eastAsia="es-PE"/>
           <w14:ligatures w14:val="none"/>
         </w:rPr>
-        <w:t>del 12 de enero de 2025</w:t>
+        <w:t/>
       </w:r>
       <w:r>
         <w:rPr>
@@ -3310,10 +3310,10 @@
           <w:lang w:eastAsia="es-PE"/>
           <w14:ligatures w14:val="none"/>
         </w:rPr>
-        <w:t>,</w:t>
-      </w:r>
-      <w:r>
-        <w:t xml:space="preserve"> </w:t>
+        <w:t/>
+      </w:r>
+      <w:r>
+        <w:t xml:space="preserve"/>
       </w:r>
       <w:r>
         <w:rPr>
@@ -3324,7 +3324,7 @@
           <w:lang w:eastAsia="es-PE"/>
           <w14:ligatures w14:val="none"/>
         </w:rPr>
-        <w:t>subsanado mediante tres (3) escritos presentados el 18 de febrero de 2026</w:t>
+        <w:t/>
       </w:r>
       <w:r>
         <w:rPr>
@@ -3335,7 +3335,7 @@
           <w:lang w:eastAsia="es-PE"/>
           <w14:ligatures w14:val="none"/>
         </w:rPr>
-        <w:t>,</w:t>
+        <w:t/>
       </w:r>
       <w:r>
         <w:rPr>
@@ -3346,7 +3346,7 @@
           <w:lang w:eastAsia="es-PE"/>
           <w14:ligatures w14:val="none"/>
         </w:rPr>
-        <w:t xml:space="preserve"> interpuesta</w:t>
+        <w:t xml:space="preserve"/>
       </w:r>
       <w:r>
         <w:rPr>
@@ -3357,7 +3357,7 @@
           <w:lang w:eastAsia="es-PE"/>
           <w14:ligatures w14:val="none"/>
         </w:rPr>
-        <w:t xml:space="preserve"> por </w:t>
+        <w:t xml:space="preserve"/>
       </w:r>
       <w:r>
         <w:rPr>
@@ -3368,7 +3368,7 @@
           <w:lang w:eastAsia="es-PE"/>
           <w14:ligatures w14:val="none"/>
         </w:rPr>
-        <w:t xml:space="preserve">la Sucesión Intestada de Facundo Castro Flores </w:t>
+        <w:t xml:space="preserve"/>
       </w:r>
       <w:r>
         <w:rPr>
@@ -3379,14 +3379,14 @@
           <w:lang w:eastAsia="es-PE"/>
           <w14:ligatures w14:val="none"/>
         </w:rPr>
-        <w:t xml:space="preserve">contra </w:t>
+        <w:t xml:space="preserve"/>
       </w:r>
       <w:r>
         <w:rPr>
           <w:rFonts w:ascii="Arial Narrow" w:eastAsia="Arial Narrow" w:hAnsi="Arial Narrow" w:cs="Arial Narrow"/>
           <w:bCs/>
         </w:rPr>
-        <w:t>Mapfre Perú Compañía de Seguros y Reaseguros S.A.</w:t>
+        <w:t/>
       </w:r>
       <w:r>
         <w:rPr>
@@ -3397,7 +3397,7 @@
           <w:lang w:eastAsia="es-PE"/>
           <w14:ligatures w14:val="none"/>
         </w:rPr>
-        <w:t xml:space="preserve">, </w:t>
+        <w:t xml:space="preserve"/>
       </w:r>
       <w:bookmarkStart w:id="18" w:name="_Hlk215062067"/>
       <w:r>
@@ -3409,7 +3409,7 @@
           <w:lang w:eastAsia="es-PE"/>
           <w14:ligatures w14:val="none"/>
         </w:rPr>
-        <w:t>por lo siguiente:</w:t>
+        <w:t/>
       </w:r>
       <w:bookmarkStart w:id="19" w:name="_Hlk215162047"/>
     </w:p>
@@ -3451,79 +3451,79 @@
           <w:kern w:val="0"/>
           <w14:ligatures w14:val="none"/>
         </w:rPr>
-        <w:t xml:space="preserve">Presunta </w:t>
-      </w:r>
-      <w:r>
-        <w:rPr>
-          <w:rFonts w:ascii="Arial Narrow" w:eastAsia="Arial Narrow" w:hAnsi="Arial Narrow" w:cs="Arial Narrow"/>
-          <w:kern w:val="0"/>
-          <w14:ligatures w14:val="none"/>
-        </w:rPr>
-        <w:t>infracción a los artículos 18 y 19 de la Ley 29571, Código de Protección y Defensa del Consumidor</w:t>
-      </w:r>
-      <w:r>
-        <w:rPr>
-          <w:rFonts w:ascii="Arial Narrow" w:eastAsia="Arial Narrow" w:hAnsi="Arial Narrow" w:cs="Arial Narrow"/>
-          <w:kern w:val="0"/>
-          <w14:ligatures w14:val="none"/>
-        </w:rPr>
-        <w:t xml:space="preserve">, en tanto </w:t>
-      </w:r>
-      <w:r>
-        <w:rPr>
-          <w:rFonts w:ascii="Arial Narrow" w:eastAsia="Arial Narrow" w:hAnsi="Arial Narrow" w:cs="Arial Narrow"/>
-          <w:kern w:val="0"/>
-          <w14:ligatures w14:val="none"/>
-        </w:rPr>
-        <w:t xml:space="preserve">la compañía aseguradora </w:t>
-      </w:r>
-      <w:r>
-        <w:rPr>
-          <w:rFonts w:ascii="Arial Narrow" w:eastAsia="Arial Narrow" w:hAnsi="Arial Narrow" w:cs="Arial Narrow"/>
-          <w:kern w:val="0"/>
-          <w14:ligatures w14:val="none"/>
-        </w:rPr>
-        <w:t>habría negado injustificadamente</w:t>
-      </w:r>
-      <w:r>
-        <w:rPr>
-          <w:rFonts w:ascii="Arial Narrow" w:eastAsia="Arial Narrow" w:hAnsi="Arial Narrow" w:cs="Arial Narrow"/>
-          <w:kern w:val="0"/>
-          <w14:ligatures w14:val="none"/>
-        </w:rPr>
-        <w:t xml:space="preserve"> a la parte denunciante </w:t>
-      </w:r>
-      <w:r>
-        <w:rPr>
-          <w:rFonts w:ascii="Arial Narrow" w:eastAsia="Arial Narrow" w:hAnsi="Arial Narrow" w:cs="Arial Narrow"/>
-          <w:kern w:val="0"/>
-          <w14:ligatures w14:val="none"/>
-        </w:rPr>
-        <w:t>la tramitación de la solicitud de cobertura de</w:t>
-      </w:r>
-      <w:r>
-        <w:rPr>
-          <w:rFonts w:ascii="Arial Narrow" w:eastAsia="Arial Narrow" w:hAnsi="Arial Narrow" w:cs="Arial Narrow"/>
-          <w:kern w:val="0"/>
-          <w14:ligatures w14:val="none"/>
-        </w:rPr>
-        <w:t xml:space="preserve"> la Póliza CTI-EAR0536329 del </w:t>
-      </w:r>
-      <w:r>
-        <w:rPr>
-          <w:rFonts w:ascii="Arial Narrow" w:eastAsia="Arial Narrow" w:hAnsi="Arial Narrow" w:cs="Arial Narrow"/>
-          <w:kern w:val="0"/>
-          <w14:ligatures w14:val="none"/>
-        </w:rPr>
-        <w:t>Seguro de Responsabilidad Civil del Transportador por Carretera en Viaje Internacional, respecto del siniestro ocurrido el 11 de abril de 2024 en territorio peruano que ocasionó el fallecimiento del señor Facundo Castro Flores</w:t>
-      </w:r>
-      <w:r>
-        <w:rPr>
-          <w:rFonts w:ascii="Arial Narrow" w:eastAsia="Arial Narrow" w:hAnsi="Arial Narrow" w:cs="Arial Narrow"/>
-          <w:kern w:val="0"/>
-          <w14:ligatures w14:val="none"/>
-        </w:rPr>
-        <w:t>.</w:t>
+        <w:t xml:space="preserve">Presunta infracción a los artículos 18 y 19 de la Ley 29571, Código de Protección y Defensa del Consumidor, en tanto la compañía aseguradora habría negado injustificadamente a la parte denunciante la tramitación de la solicitud de cobertura de la Póliza CTI-EAR0536329 del Seguro de Responsabilidad Civil del Transportador por Carretera en Viaje Internacional, respecto del siniestro ocurrido el 11 de abril de 2024 en territorio peruano que ocasionó el fallecimiento del señor [APELLIDO] .</w:t>
+      </w:r>
+      <w:r>
+        <w:rPr>
+          <w:rFonts w:ascii="Arial Narrow" w:eastAsia="Arial Narrow" w:hAnsi="Arial Narrow" w:cs="Arial Narrow"/>
+          <w:kern w:val="0"/>
+          <w14:ligatures w14:val="none"/>
+        </w:rPr>
+        <w:t/>
+      </w:r>
+      <w:r>
+        <w:rPr>
+          <w:rFonts w:ascii="Arial Narrow" w:eastAsia="Arial Narrow" w:hAnsi="Arial Narrow" w:cs="Arial Narrow"/>
+          <w:kern w:val="0"/>
+          <w14:ligatures w14:val="none"/>
+        </w:rPr>
+        <w:t xml:space="preserve"/>
+      </w:r>
+      <w:r>
+        <w:rPr>
+          <w:rFonts w:ascii="Arial Narrow" w:eastAsia="Arial Narrow" w:hAnsi="Arial Narrow" w:cs="Arial Narrow"/>
+          <w:kern w:val="0"/>
+          <w14:ligatures w14:val="none"/>
+        </w:rPr>
+        <w:t xml:space="preserve"/>
+      </w:r>
+      <w:r>
+        <w:rPr>
+          <w:rFonts w:ascii="Arial Narrow" w:eastAsia="Arial Narrow" w:hAnsi="Arial Narrow" w:cs="Arial Narrow"/>
+          <w:kern w:val="0"/>
+          <w14:ligatures w14:val="none"/>
+        </w:rPr>
+        <w:t/>
+      </w:r>
+      <w:r>
+        <w:rPr>
+          <w:rFonts w:ascii="Arial Narrow" w:eastAsia="Arial Narrow" w:hAnsi="Arial Narrow" w:cs="Arial Narrow"/>
+          <w:kern w:val="0"/>
+          <w14:ligatures w14:val="none"/>
+        </w:rPr>
+        <w:t xml:space="preserve"/>
+      </w:r>
+      <w:r>
+        <w:rPr>
+          <w:rFonts w:ascii="Arial Narrow" w:eastAsia="Arial Narrow" w:hAnsi="Arial Narrow" w:cs="Arial Narrow"/>
+          <w:kern w:val="0"/>
+          <w14:ligatures w14:val="none"/>
+        </w:rPr>
+        <w:t/>
+      </w:r>
+      <w:r>
+        <w:rPr>
+          <w:rFonts w:ascii="Arial Narrow" w:eastAsia="Arial Narrow" w:hAnsi="Arial Narrow" w:cs="Arial Narrow"/>
+          <w:kern w:val="0"/>
+          <w14:ligatures w14:val="none"/>
+        </w:rPr>
+        <w:t xml:space="preserve"/>
+      </w:r>
+      <w:r>
+        <w:rPr>
+          <w:rFonts w:ascii="Arial Narrow" w:eastAsia="Arial Narrow" w:hAnsi="Arial Narrow" w:cs="Arial Narrow"/>
+          <w:kern w:val="0"/>
+          <w14:ligatures w14:val="none"/>
+        </w:rPr>
+        <w:t/>
+      </w:r>
+      <w:r>
+        <w:rPr>
+          <w:rFonts w:ascii="Arial Narrow" w:eastAsia="Arial Narrow" w:hAnsi="Arial Narrow" w:cs="Arial Narrow"/>
+          <w:kern w:val="0"/>
+          <w14:ligatures w14:val="none"/>
+        </w:rPr>
+        <w:t/>
       </w:r>
     </w:p>
     <w:p>
@@ -3903,37 +3903,37 @@
           <w:lang w:eastAsia="es-PE"/>
           <w14:ligatures w14:val="none"/>
         </w:rPr>
-        <w:t>SEGUNDO:</w:t>
-      </w:r>
-      <w:r>
-        <w:rPr>
-          <w:rFonts w:ascii="Arial Narrow" w:eastAsia="Arial Narrow" w:hAnsi="Arial Narrow" w:cs="Arial Narrow"/>
-          <w:color w:val="000000"/>
-          <w:kern w:val="0"/>
-          <w:lang w:eastAsia="es-PE"/>
-          <w14:ligatures w14:val="none"/>
-        </w:rPr>
-        <w:t xml:space="preserve"> tener por ofrecidos los medios probatorios</w:t>
-      </w:r>
-      <w:r>
-        <w:rPr>
-          <w:rFonts w:ascii="Arial Narrow" w:eastAsia="Arial Narrow" w:hAnsi="Arial Narrow" w:cs="Arial Narrow"/>
-          <w:color w:val="000000"/>
-          <w:kern w:val="0"/>
-          <w:lang w:eastAsia="es-PE"/>
-          <w14:ligatures w14:val="none"/>
-        </w:rPr>
-        <w:t xml:space="preserve"> presentados en </w:t>
-      </w:r>
-      <w:r>
-        <w:rPr>
-          <w:rFonts w:ascii="Arial Narrow" w:eastAsia="Arial Narrow" w:hAnsi="Arial Narrow" w:cs="Arial Narrow"/>
-          <w:color w:val="000000"/>
-          <w:kern w:val="0"/>
-          <w:lang w:eastAsia="es-PE"/>
-          <w14:ligatures w14:val="none"/>
-        </w:rPr>
-        <w:t>dos</w:t>
+        <w:t xml:space="preserve">SEGUNDO: tener por ofrecidos los medios probatorios presentados en dos (2) escritos presentados el 18 de febrero de 2026 por la [DENUNCIANTE].</w:t>
+      </w:r>
+      <w:r>
+        <w:rPr>
+          <w:rFonts w:ascii="Arial Narrow" w:eastAsia="Arial Narrow" w:hAnsi="Arial Narrow" w:cs="Arial Narrow"/>
+          <w:color w:val="000000"/>
+          <w:kern w:val="0"/>
+          <w:lang w:eastAsia="es-PE"/>
+          <w14:ligatures w14:val="none"/>
+        </w:rPr>
+        <w:t xml:space="preserve"/>
+      </w:r>
+      <w:r>
+        <w:rPr>
+          <w:rFonts w:ascii="Arial Narrow" w:eastAsia="Arial Narrow" w:hAnsi="Arial Narrow" w:cs="Arial Narrow"/>
+          <w:color w:val="000000"/>
+          <w:kern w:val="0"/>
+          <w:lang w:eastAsia="es-PE"/>
+          <w14:ligatures w14:val="none"/>
+        </w:rPr>
+        <w:t xml:space="preserve"/>
+      </w:r>
+      <w:r>
+        <w:rPr>
+          <w:rFonts w:ascii="Arial Narrow" w:eastAsia="Arial Narrow" w:hAnsi="Arial Narrow" w:cs="Arial Narrow"/>
+          <w:color w:val="000000"/>
+          <w:kern w:val="0"/>
+          <w:lang w:eastAsia="es-PE"/>
+          <w14:ligatures w14:val="none"/>
+        </w:rPr>
+        <w:t/>
       </w:r>
       <w:r>
         <w:rPr>
@@ -3943,7 +3943,7 @@
           <w:lang w:val="es-ES" w:eastAsia="es-ES"/>
           <w14:ligatures w14:val="none"/>
         </w:rPr>
-        <w:t xml:space="preserve"> (</w:t>
+        <w:t xml:space="preserve"/>
       </w:r>
       <w:r>
         <w:rPr>
@@ -3953,7 +3953,7 @@
           <w:lang w:val="es-ES" w:eastAsia="es-ES"/>
           <w14:ligatures w14:val="none"/>
         </w:rPr>
-        <w:t>2</w:t>
+        <w:t/>
       </w:r>
       <w:r>
         <w:rPr>
@@ -3963,7 +3963,7 @@
           <w:lang w:val="es-ES" w:eastAsia="es-ES"/>
           <w14:ligatures w14:val="none"/>
         </w:rPr>
-        <w:t>) escritos presentados el 18 de febrero de 2026</w:t>
+        <w:t/>
       </w:r>
       <w:r>
         <w:rPr>
@@ -3973,7 +3973,7 @@
           <w:lang w:val="es-ES" w:eastAsia="es-ES"/>
           <w14:ligatures w14:val="none"/>
         </w:rPr>
-        <w:t xml:space="preserve"> </w:t>
+        <w:t xml:space="preserve"/>
       </w:r>
       <w:r>
         <w:rPr>
@@ -3984,7 +3984,7 @@
           <w:lang w:eastAsia="es-PE"/>
           <w14:ligatures w14:val="none"/>
         </w:rPr>
-        <w:t xml:space="preserve">por </w:t>
+        <w:t xml:space="preserve"/>
       </w:r>
       <w:r>
         <w:rPr>
@@ -3995,7 +3995,7 @@
           <w:lang w:eastAsia="es-PE"/>
           <w14:ligatures w14:val="none"/>
         </w:rPr>
-        <w:t>la Sucesión Intestada de Facundo Castro Flores</w:t>
+        <w:t/>
       </w:r>
       <w:r>
         <w:rPr>
@@ -4003,7 +4003,7 @@
           <w:kern w:val="0"/>
           <w14:ligatures w14:val="none"/>
         </w:rPr>
-        <w:t>.</w:t>
+        <w:t/>
       </w:r>
     </w:p>
     <w:p>
@@ -4371,27 +4371,27 @@
           <w:lang w:eastAsia="es-PE"/>
           <w14:ligatures w14:val="none"/>
         </w:rPr>
-        <w:t xml:space="preserve">CUARTO: </w:t>
-      </w:r>
-      <w:r>
-        <w:rPr>
-          <w:rFonts w:ascii="Arial Narrow" w:eastAsia="Arial Narrow" w:hAnsi="Arial Narrow" w:cs="Arial Narrow"/>
-          <w:color w:val="000000"/>
-          <w:kern w:val="0"/>
-          <w:lang w:eastAsia="es-PE"/>
-          <w14:ligatures w14:val="none"/>
-        </w:rPr>
-        <w:t xml:space="preserve">correr traslado de </w:t>
-      </w:r>
-      <w:r>
-        <w:rPr>
-          <w:rFonts w:ascii="Arial Narrow" w:eastAsia="Arial Narrow" w:hAnsi="Arial Narrow" w:cs="Arial Narrow"/>
-          <w:color w:val="000000"/>
-          <w:kern w:val="0"/>
-          <w:lang w:eastAsia="es-PE"/>
-          <w14:ligatures w14:val="none"/>
-        </w:rPr>
-        <w:t>los dos</w:t>
+        <w:t xml:space="preserve">CUARTO: correr traslado de los dos (2) escritos presentados el 18 de febrero de 2026 por la [DENUNCIANTE], a Mapfre Perú Compañía de Seguros y Reaseguros S.A., para que, de conformidad con lo dispuesto por el artículo 26 de la Ley sobre Facultades, Normas y Organización del Indecopi, aprobada por Decreto Legislativo 807, presente sus descargos en un plazo no mayor de cinco (5) días hábiles contados desde la notificación. </w:t>
+      </w:r>
+      <w:r>
+        <w:rPr>
+          <w:rFonts w:ascii="Arial Narrow" w:eastAsia="Arial Narrow" w:hAnsi="Arial Narrow" w:cs="Arial Narrow"/>
+          <w:color w:val="000000"/>
+          <w:kern w:val="0"/>
+          <w:lang w:eastAsia="es-PE"/>
+          <w14:ligatures w14:val="none"/>
+        </w:rPr>
+        <w:t xml:space="preserve"/>
+      </w:r>
+      <w:r>
+        <w:rPr>
+          <w:rFonts w:ascii="Arial Narrow" w:eastAsia="Arial Narrow" w:hAnsi="Arial Narrow" w:cs="Arial Narrow"/>
+          <w:color w:val="000000"/>
+          <w:kern w:val="0"/>
+          <w:lang w:eastAsia="es-PE"/>
+          <w14:ligatures w14:val="none"/>
+        </w:rPr>
+        <w:t/>
       </w:r>
       <w:r>
         <w:rPr>
@@ -4401,7 +4401,7 @@
           <w:lang w:val="es-ES" w:eastAsia="es-ES"/>
           <w14:ligatures w14:val="none"/>
         </w:rPr>
-        <w:t xml:space="preserve"> (</w:t>
+        <w:t xml:space="preserve"/>
       </w:r>
       <w:r>
         <w:rPr>
@@ -4411,7 +4411,7 @@
           <w:lang w:val="es-ES" w:eastAsia="es-ES"/>
           <w14:ligatures w14:val="none"/>
         </w:rPr>
-        <w:t>2</w:t>
+        <w:t/>
       </w:r>
       <w:r>
         <w:rPr>
@@ -4421,7 +4421,7 @@
           <w:lang w:val="es-ES" w:eastAsia="es-ES"/>
           <w14:ligatures w14:val="none"/>
         </w:rPr>
-        <w:t>) escritos presentados el 18 de febrero de 2026</w:t>
+        <w:t/>
       </w:r>
       <w:r>
         <w:rPr>
@@ -4431,7 +4431,7 @@
           <w:lang w:val="es-ES" w:eastAsia="es-ES"/>
           <w14:ligatures w14:val="none"/>
         </w:rPr>
-        <w:t xml:space="preserve"> </w:t>
+        <w:t xml:space="preserve"/>
       </w:r>
       <w:r>
         <w:rPr>
@@ -4442,7 +4442,7 @@
           <w:lang w:eastAsia="es-PE"/>
           <w14:ligatures w14:val="none"/>
         </w:rPr>
-        <w:t xml:space="preserve">por </w:t>
+        <w:t xml:space="preserve"/>
       </w:r>
       <w:r>
         <w:rPr>
@@ -4453,7 +4453,7 @@
           <w:lang w:eastAsia="es-PE"/>
           <w14:ligatures w14:val="none"/>
         </w:rPr>
-        <w:t>la Sucesión Intestada de Facundo Castro Flores</w:t>
+        <w:t/>
       </w:r>
       <w:r>
         <w:rPr>
@@ -4461,17 +4461,17 @@
           <w:kern w:val="0"/>
           <w14:ligatures w14:val="none"/>
         </w:rPr>
-        <w:t xml:space="preserve">, </w:t>
-      </w:r>
-      <w:r>
-        <w:rPr>
-          <w:rFonts w:ascii="Arial Narrow" w:eastAsia="Arial Narrow" w:hAnsi="Arial Narrow" w:cs="Arial Narrow"/>
-          <w:color w:val="000000"/>
-          <w:kern w:val="0"/>
-          <w:lang w:eastAsia="es-PE"/>
-          <w14:ligatures w14:val="none"/>
-        </w:rPr>
-        <w:t>a</w:t>
+        <w:t xml:space="preserve"/>
+      </w:r>
+      <w:r>
+        <w:rPr>
+          <w:rFonts w:ascii="Arial Narrow" w:eastAsia="Arial Narrow" w:hAnsi="Arial Narrow" w:cs="Arial Narrow"/>
+          <w:color w:val="000000"/>
+          <w:kern w:val="0"/>
+          <w:lang w:eastAsia="es-PE"/>
+          <w14:ligatures w14:val="none"/>
+        </w:rPr>
+        <w:t/>
       </w:r>
       <w:r>
         <w:rPr>
@@ -4482,34 +4482,34 @@
           <w:lang w:eastAsia="es-PE"/>
           <w14:ligatures w14:val="none"/>
         </w:rPr>
-        <w:t xml:space="preserve"> </w:t>
+        <w:t xml:space="preserve"/>
       </w:r>
       <w:r>
         <w:rPr>
           <w:rFonts w:ascii="Arial Narrow" w:eastAsia="Arial Narrow" w:hAnsi="Arial Narrow" w:cs="Arial Narrow"/>
           <w:bCs/>
         </w:rPr>
-        <w:t>Mapfre Perú Compañía de Seguros y Reaseguros S.A.</w:t>
-      </w:r>
-      <w:r>
-        <w:rPr>
-          <w:rFonts w:ascii="Arial Narrow" w:eastAsia="Arial Narrow" w:hAnsi="Arial Narrow" w:cs="Arial Narrow"/>
-          <w:color w:val="000000"/>
-          <w:kern w:val="0"/>
-          <w:lang w:eastAsia="es-PE"/>
-          <w14:ligatures w14:val="none"/>
-        </w:rPr>
-        <w:t>, para que, de conformidad con lo dispu</w:t>
-      </w:r>
-      <w:r>
-        <w:rPr>
-          <w:rFonts w:ascii="Arial Narrow" w:eastAsia="Arial Narrow" w:hAnsi="Arial Narrow" w:cs="Arial Narrow"/>
-          <w:color w:val="000000"/>
-          <w:kern w:val="0"/>
-          <w:lang w:eastAsia="es-PE"/>
-          <w14:ligatures w14:val="none"/>
-        </w:rPr>
-        <w:t>esto por el artículo 26</w:t>
+        <w:t/>
+      </w:r>
+      <w:r>
+        <w:rPr>
+          <w:rFonts w:ascii="Arial Narrow" w:eastAsia="Arial Narrow" w:hAnsi="Arial Narrow" w:cs="Arial Narrow"/>
+          <w:color w:val="000000"/>
+          <w:kern w:val="0"/>
+          <w:lang w:eastAsia="es-PE"/>
+          <w14:ligatures w14:val="none"/>
+        </w:rPr>
+        <w:t/>
+      </w:r>
+      <w:r>
+        <w:rPr>
+          <w:rFonts w:ascii="Arial Narrow" w:eastAsia="Arial Narrow" w:hAnsi="Arial Narrow" w:cs="Arial Narrow"/>
+          <w:color w:val="000000"/>
+          <w:kern w:val="0"/>
+          <w:lang w:eastAsia="es-PE"/>
+          <w14:ligatures w14:val="none"/>
+        </w:rPr>
+        <w:t/>
       </w:r>
       <w:r>
         <w:rPr>
@@ -4529,7 +4529,7 @@
           <w:lang w:eastAsia="es-PE"/>
           <w14:ligatures w14:val="none"/>
         </w:rPr>
-        <w:t xml:space="preserve"> de la Ley sobre Facultades, Normas y Organización del Indecopi, aprobada por Decreto Legislativo 807, presente sus descargos en un plazo no mayor de cinco (5) días hábiles contados desde la notificación. </w:t>
+        <w:t xml:space="preserve"/>
       </w:r>
     </w:p>
     <w:p>
@@ -5236,7 +5236,7 @@
           <w:b/>
           <w:bCs/>
         </w:rPr>
-        <w:t>DÉCIMO</w:t>
+        <w:t xml:space="preserve">DÉCIMO: requerir a la [DENUNCIANTE] para que, dentro del plazo de dos (2) días hábiles siguientes a la fecha en que reciba la notificación en su bandeja de correo electrónico, efectúe la confirmación de recepción de la notificación remitida por este despacho a su correo electrónico, de conformidad con el segundo párrafo del numeral 4 del artículo 20 del Texto Único Ordenado de la Ley del Procedimiento Administrativo General, aprobado mediante Decreto Supremo 006-2026-JUS, bajo apercibimiento de rehacer el acto de notificación y notificarle conforme al numeral 1 del artículo 20 del citado cuerpo normativo.</w:t>
       </w:r>
       <w:r>
         <w:rPr>
@@ -5246,7 +5246,7 @@
           <w:kern w:val="0"/>
           <w14:ligatures w14:val="none"/>
         </w:rPr>
-        <w:t>:</w:t>
+        <w:t/>
       </w:r>
       <w:r>
         <w:rPr>
@@ -5256,7 +5256,7 @@
           <w:kern w:val="0"/>
           <w14:ligatures w14:val="none"/>
         </w:rPr>
-        <w:t xml:space="preserve"> </w:t>
+        <w:t xml:space="preserve"/>
       </w:r>
       <w:r>
         <w:rPr>
@@ -5266,7 +5266,7 @@
           <w:kern w:val="0"/>
           <w14:ligatures w14:val="none"/>
         </w:rPr>
-        <w:t>requerir a</w:t>
+        <w:t/>
       </w:r>
       <w:r>
         <w:rPr>
@@ -5276,7 +5276,7 @@
           <w:kern w:val="0"/>
           <w14:ligatures w14:val="none"/>
         </w:rPr>
-        <w:t xml:space="preserve"> la</w:t>
+        <w:t xml:space="preserve"/>
       </w:r>
       <w:r>
         <w:rPr>
@@ -5286,7 +5286,7 @@
           <w:kern w:val="0"/>
           <w14:ligatures w14:val="none"/>
         </w:rPr>
-        <w:t xml:space="preserve"> </w:t>
+        <w:t xml:space="preserve"/>
       </w:r>
       <w:r>
         <w:rPr>
@@ -5296,21 +5296,21 @@
           <w:kern w:val="0"/>
           <w14:ligatures w14:val="none"/>
         </w:rPr>
-        <w:t xml:space="preserve">Sucesión Intestada de Facundo Castro Flores </w:t>
+        <w:t xml:space="preserve"/>
       </w:r>
       <w:r>
         <w:rPr>
           <w:rFonts w:ascii="Arial Narrow" w:hAnsi="Arial Narrow"/>
           <w:color w:val="000000"/>
         </w:rPr>
-        <w:t>para que, dentro del plazo de dos (2) días hábiles siguientes a la fecha en que reciba la notificación en su bandeja de correo electrónico, efectúe la confirmación de recepción de la notificación remitida por este despacho a su correo electrónico, de conformidad con el segundo</w:t>
+        <w:t/>
       </w:r>
       <w:r>
         <w:rPr>
           <w:rFonts w:ascii="Arial Narrow" w:hAnsi="Arial Narrow"/>
           <w:color w:val="000000"/>
         </w:rPr>
-        <w:t xml:space="preserve"> párrafo del numeral 4 del artículo 20</w:t>
+        <w:t xml:space="preserve"/>
       </w:r>
       <w:r>
         <w:rPr>
@@ -5327,7 +5327,7 @@
           <w:rFonts w:ascii="Arial Narrow" w:hAnsi="Arial Narrow"/>
           <w:color w:val="000000"/>
         </w:rPr>
-        <w:t xml:space="preserve"> del Texto Único Ordenado de la Ley del Procedimiento Administrativo General, aprobado mediante Decreto Supremo 006-2026-JUS, bajo apercibimiento de rehacer el acto de notificación y notificarle conforme al numeral 1 del artículo 20</w:t>
+        <w:t xml:space="preserve"/>
       </w:r>
       <w:r>
         <w:rPr>
@@ -5344,7 +5344,7 @@
           <w:rFonts w:ascii="Arial Narrow" w:hAnsi="Arial Narrow"/>
           <w:color w:val="000000"/>
         </w:rPr>
-        <w:t xml:space="preserve"> del citado cuerpo </w:t>
+        <w:t xml:space="preserve"/>
       </w:r>
       <w:bookmarkStart w:id="24" w:name="_Hlk214964186"/>
       <w:r>
@@ -5352,7 +5352,7 @@
           <w:rFonts w:ascii="Arial Narrow" w:hAnsi="Arial Narrow"/>
           <w:color w:val="000000"/>
         </w:rPr>
-        <w:t>normativo</w:t>
+        <w:t/>
       </w:r>
       <w:r>
         <w:rPr>
@@ -5365,7 +5365,7 @@
         <w:rPr>
           <w:rFonts w:ascii="Arial Narrow" w:hAnsi="Arial Narrow" w:cs="Arial"/>
         </w:rPr>
-        <w:t>.</w:t>
+        <w:t/>
       </w:r>
     </w:p>
     <w:bookmarkEnd w:id="24"/>

--- a/plantillas_maestras/12_seguro_transporte_y_carga/materia_general_asegurativa/2_o_mas_ddos_varios/sucesion_intestada/TPL_276_2026_SEGURO_TRANSPORTE_Y_CARGA_MATERIA_GENERAL_ASEGURATIVA_ASEGURADORA_SUCESION_INTESTADA_R2.docx
+++ b/plantillas_maestras/12_seguro_transporte_y_carga/materia_general_asegurativa/2_o_mas_ddos_varios/sucesion_intestada/TPL_276_2026_SEGURO_TRANSPORTE_Y_CARGA_MATERIA_GENERAL_ASEGURATIVA_ASEGURADORA_SUCESION_INTESTADA_R2.docx
@@ -131,6 +131,7 @@
       </w:r>
       <w:r>
         <w:rPr>
+          <w:rStyle w:val="Refdenotaalpie"/>
           <w:rFonts w:ascii="Arial Narrow" w:eastAsia="Times New Roman" w:hAnsi="Arial Narrow" w:cs="Times New Roman"/>
           <w:color w:val="000000"/>
           <w:kern w:val="0"/>
@@ -615,6 +616,7 @@
       </w:r>
       <w:r>
         <w:rPr>
+          <w:rStyle w:val="Refdenotaalpie"/>
           <w:rFonts w:ascii="Arial Narrow" w:eastAsia="Times New Roman" w:hAnsi="Arial Narrow" w:cs="Times New Roman"/>
           <w:color w:val="000000"/>
           <w:kern w:val="0"/>
@@ -716,6 +718,7 @@
       </w:r>
       <w:r>
         <w:rPr>
+          <w:rStyle w:val="Refdenotaalpie"/>
           <w:rFonts w:ascii="Arial Narrow" w:eastAsia="Times New Roman" w:hAnsi="Arial Narrow" w:cs="Times New Roman"/>
           <w:color w:val="000000"/>
           <w:kern w:val="0"/>
@@ -2376,6 +2379,7 @@
       <w:bookmarkEnd w:id="5"/>
       <w:r>
         <w:rPr>
+          <w:rStyle w:val="Refdenotaalpie"/>
           <w:rFonts w:ascii="Arial Narrow" w:eastAsia="Arial Narrow" w:hAnsi="Arial Narrow" w:cs="Arial Narrow"/>
           <w:kern w:val="0"/>
           <w:vertAlign w:val="superscript"/>
@@ -2482,6 +2486,7 @@
       <w:bookmarkEnd w:id="7"/>
       <w:r>
         <w:rPr>
+          <w:rStyle w:val="Refdenotaalpie"/>
           <w:rFonts w:ascii="Arial Narrow" w:eastAsia="Arial Narrow" w:hAnsi="Arial Narrow" w:cs="Arial"/>
           <w:kern w:val="0"/>
           <w:vertAlign w:val="superscript"/>
@@ -2803,6 +2808,7 @@
       <w:bookmarkEnd w:id="14"/>
       <w:r>
         <w:rPr>
+          <w:rStyle w:val="Refdenotaalpie"/>
           <w:rFonts w:ascii="Arial Narrow" w:eastAsia="Arial Narrow" w:hAnsi="Arial Narrow" w:cs="Arial"/>
           <w:bCs/>
           <w:color w:val="000000"/>
@@ -2922,6 +2928,7 @@
       </w:r>
       <w:r>
         <w:rPr>
+          <w:rStyle w:val="Refdenotaalpie"/>
           <w:rFonts w:ascii="Arial Narrow" w:eastAsia="Arial Narrow" w:hAnsi="Arial Narrow" w:cs="Arial Narrow"/>
           <w:kern w:val="0"/>
           <w:vertAlign w:val="superscript"/>
@@ -4274,6 +4281,7 @@
       </w:r>
       <w:r>
         <w:rPr>
+          <w:rStyle w:val="Refdenotaalpie"/>
           <w:rFonts w:ascii="Arial Narrow" w:eastAsia="Calibri" w:hAnsi="Arial Narrow" w:cs="Arial"/>
           <w:kern w:val="0"/>
           <w:vertAlign w:val="superscript"/>
@@ -4318,6 +4326,7 @@
       </w:r>
       <w:r>
         <w:rPr>
+          <w:rStyle w:val="Refdenotaalpie"/>
           <w:rFonts w:ascii="Arial Narrow" w:eastAsia="Calibri" w:hAnsi="Arial Narrow" w:cs="Arial"/>
           <w:spacing w:val="-2"/>
           <w:kern w:val="0"/>
@@ -4788,6 +4797,7 @@
       </w:r>
       <w:r>
         <w:rPr>
+          <w:rStyle w:val="Refdenotaalpie"/>
           <w:rFonts w:ascii="Arial Narrow" w:eastAsia="Arial Narrow" w:hAnsi="Arial Narrow" w:cs="Times New Roman"/>
           <w:color w:val="000000"/>
           <w:kern w:val="0"/>
@@ -4869,6 +4879,7 @@
       </w:r>
       <w:r>
         <w:rPr>
+          <w:rStyle w:val="Refdenotaalpie"/>
           <w:rFonts w:ascii="Arial Narrow" w:eastAsia="Arial Narrow" w:hAnsi="Arial Narrow" w:cs="Times New Roman"/>
           <w:color w:val="000000"/>
           <w:kern w:val="0"/>
@@ -4922,6 +4933,7 @@
       </w:r>
       <w:r>
         <w:rPr>
+          <w:rStyle w:val="Refdenotaalpie"/>
           <w:rFonts w:ascii="Arial Narrow" w:eastAsia="Arial Narrow" w:hAnsi="Arial Narrow" w:cs="Times New Roman"/>
           <w:color w:val="000000"/>
           <w:kern w:val="0"/>
@@ -5103,6 +5115,7 @@
       </w:r>
       <w:r>
         <w:rPr>
+          <w:rStyle w:val="Refdenotaalpie"/>
           <w:rFonts w:ascii="Arial Narrow" w:eastAsia="Calibri" w:hAnsi="Arial Narrow" w:cs="Arial"/>
           <w:kern w:val="0"/>
           <w:vertAlign w:val="superscript"/>
@@ -5356,6 +5369,7 @@
       </w:r>
       <w:r>
         <w:rPr>
+          <w:rStyle w:val="Refdenotaalpie"/>
           <w:rFonts w:ascii="Arial Narrow" w:hAnsi="Arial Narrow"/>
           <w:vertAlign w:val="superscript"/>
         </w:rPr>
@@ -5486,7 +5500,6 @@
           <w:b/>
           <w:color w:val="000000"/>
           <w:kern w:val="0"/>
-          <w:highlight w:val="magenta"/>
           <w:lang w:val="es-ES" w:eastAsia="es-PE"/>
           <w14:ligatures w14:val="none"/>
         </w:rPr>
@@ -5702,14 +5715,14 @@
         <w:tab w:val="right" w:pos="8838"/>
       </w:tabs>
       <w:rPr>
-        <w:rFonts w:ascii="Arial" w:eastAsia="Arial" w:hAnsi="Arial" w:cs="Arial"/>
+        <w:rFonts w:ascii="Arial Narrow" w:eastAsia="Arial" w:hAnsi="Arial Narrow" w:cs="Arial"/>
         <w:sz w:val="16"/>
         <w:szCs w:val="16"/>
       </w:rPr>
     </w:pPr>
     <w:r>
       <w:rPr>
-        <w:rFonts w:ascii="Arial" w:eastAsia="Arial" w:hAnsi="Arial" w:cs="Arial"/>
+        <w:rFonts w:ascii="Arial Narrow" w:eastAsia="Arial" w:hAnsi="Arial Narrow" w:cs="Arial"/>
         <w:sz w:val="16"/>
         <w:szCs w:val="16"/>
       </w:rPr>
@@ -5723,7 +5736,7 @@
     </w:pPr>
     <w:r>
       <w:rPr>
-        <w:rFonts w:ascii="Arial" w:eastAsia="Arial" w:hAnsi="Arial" w:cs="Arial"/>
+        <w:rFonts w:ascii="Arial Narrow" w:eastAsia="Arial" w:hAnsi="Arial Narrow" w:cs="Arial"/>
         <w:sz w:val="16"/>
         <w:szCs w:val="16"/>
       </w:rPr>
@@ -5731,7 +5744,7 @@
     </w:r>
     <w:r>
       <w:rPr>
-        <w:rFonts w:ascii="Arial" w:eastAsia="Arial" w:hAnsi="Arial" w:cs="Arial"/>
+        <w:rFonts w:ascii="Arial Narrow" w:eastAsia="Arial" w:hAnsi="Arial Narrow" w:cs="Arial"/>
         <w:sz w:val="16"/>
         <w:szCs w:val="16"/>
       </w:rPr>
@@ -5739,7 +5752,7 @@
     </w:r>
     <w:r>
       <w:rPr>
-        <w:rFonts w:ascii="Arial" w:eastAsia="Arial" w:hAnsi="Arial" w:cs="Arial"/>
+        <w:rFonts w:ascii="Arial Narrow" w:eastAsia="Arial" w:hAnsi="Arial Narrow" w:cs="Arial"/>
         <w:sz w:val="16"/>
         <w:szCs w:val="16"/>
       </w:rPr>
@@ -5747,7 +5760,7 @@
     </w:r>
     <w:r>
       <w:rPr>
-        <w:rFonts w:ascii="Arial" w:eastAsia="Arial" w:hAnsi="Arial" w:cs="Arial"/>
+        <w:rFonts w:ascii="Arial Narrow" w:eastAsia="Arial" w:hAnsi="Arial Narrow" w:cs="Arial"/>
         <w:sz w:val="16"/>
         <w:szCs w:val="16"/>
       </w:rPr>
@@ -5755,7 +5768,7 @@
     </w:r>
     <w:r>
       <w:rPr>
-        <w:rFonts w:ascii="Arial" w:eastAsia="Arial" w:hAnsi="Arial" w:cs="Arial"/>
+        <w:rFonts w:ascii="Arial Narrow" w:eastAsia="Arial" w:hAnsi="Arial Narrow" w:cs="Arial"/>
         <w:sz w:val="16"/>
         <w:szCs w:val="16"/>
       </w:rPr>
@@ -5815,6 +5828,7 @@
           <w:rFonts w:ascii="Arial Narrow" w:hAnsi="Arial Narrow" w:cs="Arial"/>
           <w:sz w:val="16"/>
           <w:szCs w:val="16"/>
+          <w:vertAlign w:val="superscript"/>
         </w:rPr>
         <w:footnoteRef/>
       </w:r>
@@ -5994,6 +6008,7 @@
           <w:rFonts w:ascii="Arial Narrow" w:hAnsi="Arial Narrow" w:cs="Arial"/>
           <w:sz w:val="16"/>
           <w:szCs w:val="16"/>
+          <w:vertAlign w:val="superscript"/>
         </w:rPr>
         <w:footnoteRef/>
       </w:r>
@@ -6061,6 +6076,7 @@
           <w:rFonts w:ascii="Arial Narrow" w:hAnsi="Arial Narrow" w:cs="Arial"/>
           <w:sz w:val="16"/>
           <w:szCs w:val="16"/>
+          <w:vertAlign w:val="superscript"/>
         </w:rPr>
         <w:footnoteRef/>
       </w:r>
@@ -6135,6 +6151,7 @@
           <w:rFonts w:ascii="Arial Narrow" w:hAnsi="Arial Narrow" w:cs="Arial"/>
           <w:sz w:val="16"/>
           <w:szCs w:val="16"/>
+          <w:vertAlign w:val="superscript"/>
         </w:rPr>
         <w:footnoteRef/>
       </w:r>
@@ -6406,6 +6423,7 @@
           <w:rFonts w:ascii="Arial Narrow" w:hAnsi="Arial Narrow"/>
           <w:sz w:val="16"/>
           <w:szCs w:val="16"/>
+          <w:vertAlign w:val="superscript"/>
         </w:rPr>
         <w:footnoteRef/>
       </w:r>
@@ -6589,6 +6607,7 @@
           <w:rFonts w:ascii="Arial Narrow" w:hAnsi="Arial Narrow"/>
           <w:sz w:val="16"/>
           <w:szCs w:val="16"/>
+          <w:vertAlign w:val="superscript"/>
         </w:rPr>
         <w:footnoteRef/>
       </w:r>
@@ -6705,6 +6724,7 @@
           <w:rFonts w:ascii="Arial Narrow" w:hAnsi="Arial Narrow" w:cs="Arial"/>
           <w:sz w:val="16"/>
           <w:szCs w:val="16"/>
+          <w:vertAlign w:val="superscript"/>
         </w:rPr>
         <w:footnoteRef/>
       </w:r>
@@ -6890,6 +6910,7 @@
           <w:rFonts w:ascii="Arial Narrow" w:hAnsi="Arial Narrow" w:cs="Arial"/>
           <w:sz w:val="16"/>
           <w:szCs w:val="16"/>
+          <w:vertAlign w:val="superscript"/>
         </w:rPr>
         <w:footnoteRef/>
       </w:r>
@@ -6960,6 +6981,7 @@
           <w:rFonts w:ascii="Arial Narrow" w:hAnsi="Arial Narrow" w:cs="Arial"/>
           <w:sz w:val="16"/>
           <w:szCs w:val="16"/>
+          <w:vertAlign w:val="superscript"/>
         </w:rPr>
         <w:footnoteRef/>
       </w:r>
@@ -7147,7 +7169,7 @@
       </w:pPr>
       <w:r>
         <w:rPr>
-          <w:rStyle w:val="TextonotapieCar"/>
+          <w:rStyle w:val="Refdenotaalpie"/>
           <w:rFonts w:ascii="Arial Narrow" w:hAnsi="Arial Narrow" w:cs="Arial"/>
           <w:sz w:val="16"/>
           <w:szCs w:val="16"/>
@@ -7363,6 +7385,7 @@
           <w:rFonts w:ascii="Arial Narrow" w:hAnsi="Arial Narrow" w:cs="Arial"/>
           <w:sz w:val="16"/>
           <w:szCs w:val="16"/>
+          <w:vertAlign w:val="superscript"/>
         </w:rPr>
         <w:footnoteRef/>
       </w:r>
@@ -8180,6 +8203,7 @@
           <w:rFonts w:ascii="Arial Narrow" w:hAnsi="Arial Narrow" w:cs="Arial"/>
           <w:sz w:val="16"/>
           <w:szCs w:val="16"/>
+          <w:vertAlign w:val="superscript"/>
         </w:rPr>
         <w:footnoteRef/>
       </w:r>
@@ -8400,6 +8424,7 @@
           <w:bCs/>
           <w:sz w:val="16"/>
           <w:szCs w:val="16"/>
+          <w:vertAlign w:val="superscript"/>
         </w:rPr>
         <w:footnoteRef/>
       </w:r>
@@ -8529,6 +8554,7 @@
           <w:rFonts w:ascii="Arial Narrow" w:hAnsi="Arial Narrow" w:cs="Arial"/>
           <w:sz w:val="16"/>
           <w:szCs w:val="16"/>
+          <w:vertAlign w:val="superscript"/>
         </w:rPr>
         <w:footnoteRef/>
       </w:r>
@@ -11022,6 +11048,17 @@
       <w:szCs w:val="20"/>
     </w:rPr>
   </w:style>
+  <w:style w:type="character" w:styleId="FootnoteReference">
+    <w:name w:val="footnote reference"/>
+    <w:basedOn w:val="Fuentedeprrafopredeter"/>
+    <w:uiPriority w:val="99"/>
+    <w:semiHidden/>
+    <w:unhideWhenUsed/>
+    <w:rPr>
+      <w:rFonts w:ascii="Arial Narrow" w:hAnsi="Arial Narrow"/>
+      <w:vertAlign w:val="superscript"/>
+    </w:rPr>
+  </w:style>
 </w:styles>
 </file>
 

--- a/plantillas_maestras/12_seguro_transporte_y_carga/materia_general_asegurativa/2_o_mas_ddos_varios/sucesion_intestada/TPL_276_2026_SEGURO_TRANSPORTE_Y_CARGA_MATERIA_GENERAL_ASEGURATIVA_ASEGURADORA_SUCESION_INTESTADA_R2.docx
+++ b/plantillas_maestras/12_seguro_transporte_y_carga/materia_general_asegurativa/2_o_mas_ddos_varios/sucesion_intestada/TPL_276_2026_SEGURO_TRANSPORTE_Y_CARGA_MATERIA_GENERAL_ASEGURATIVA_ASEGURADORA_SUCESION_INTESTADA_R2.docx
@@ -1,8 +1,8 @@
 
 <file path=word/document.xml><?xml version="1.0" encoding="utf-8"?>
-<w:document xmlns:wpc="http://schemas.microsoft.com/office/word/2010/wordprocessingCanvas" xmlns:cx="http://schemas.microsoft.com/office/drawing/2014/chartex" xmlns:cx1="http://schemas.microsoft.com/office/drawing/2015/9/8/chartex" xmlns:cx2="http://schemas.microsoft.com/office/drawing/2015/10/21/chartex" xmlns:cx3="http://schemas.microsoft.com/office/drawing/2016/5/9/chartex" xmlns:cx4="http://schemas.microsoft.com/office/drawing/2016/5/10/chartex" xmlns:cx5="http://schemas.microsoft.com/office/drawing/2016/5/11/chartex" xmlns:cx6="http://schemas.microsoft.com/office/drawing/2016/5/12/chartex" xmlns:cx7="http://schemas.microsoft.com/office/drawing/2016/5/13/chartex" xmlns:cx8="http://schemas.microsoft.com/office/drawing/2016/5/14/chartex" xmlns:mc="http://schemas.openxmlformats.org/markup-compatibility/2006" xmlns:aink="http://schemas.microsoft.com/office/drawing/2016/ink" xmlns:am3d="http://schemas.microsoft.com/office/drawing/2017/model3d" xmlns:o="urn:schemas-microsoft-com:office:office" xmlns:oel="http://schemas.microsoft.com/office/2019/extlst" xmlns:r="http://schemas.openxmlformats.org/officeDocument/2006/relationships" xmlns:m="http://schemas.openxmlformats.org/officeDocument/2006/math" xmlns:v="urn:schemas-microsoft-com:vml" xmlns:wp14="http://schemas.microsoft.com/office/word/2010/wordprocessingDrawing" xmlns:wp="http://schemas.openxmlformats.org/drawingml/2006/wordprocessingDrawing" xmlns:w10="urn:schemas-microsoft-com:office:word" xmlns:w="http://schemas.openxmlformats.org/wordprocessingml/2006/main" xmlns:w14="http://schemas.microsoft.com/office/word/2010/wordml" xmlns:w15="http://schemas.microsoft.com/office/word/2012/wordml" xmlns:w16cex="http://schemas.microsoft.com/office/word/2018/wordml/cex" xmlns:w16cid="http://schemas.microsoft.com/office/word/2016/wordml/cid" xmlns:w16="http://schemas.microsoft.com/office/word/2018/wordml" xmlns:w16du="http://schemas.microsoft.com/office/word/2023/wordml/word16du" xmlns:w16sdtdh="http://schemas.microsoft.com/office/word/2020/wordml/sdtdatahash" xmlns:w16sdtfl="http://schemas.microsoft.com/office/word/2024/wordml/sdtformatlock" xmlns:w16se="http://schemas.microsoft.com/office/word/2015/wordml/symex" xmlns:wpg="http://schemas.microsoft.com/office/word/2010/wordprocessingGroup" xmlns:wpi="http://schemas.microsoft.com/office/word/2010/wordprocessingInk" xmlns:wne="http://schemas.microsoft.com/office/word/2006/wordml" xmlns:wps="http://schemas.microsoft.com/office/word/2010/wordprocessingShape" mc:Ignorable="w14 w15 w16se w16cid w16 w16cex w16sdtdh w16sdtfl w16du wp14">
+<w:document xmlns:ns1="http://schemas.openxmlformats.org/markup-compatibility/2006" xmlns:ns2="http://schemas.microsoft.com/office/word/2010/wordml" xmlns:ns3="http://schemas.openxmlformats.org/officeDocument/2006/relationships" xmlns:w="http://schemas.openxmlformats.org/wordprocessingml/2006/main" ns1:Ignorable="w14 w15 w16se w16cid w16 w16cex w16sdtdh w16sdtfl w16du wp14">
   <w:body>
-    <w:p>
+    <w:p ns2:paraId="1B509B2D" ns2:textId="5865C7A2">
       <w:pPr>
         <w:tabs>
           <w:tab w:val="left" w:pos="1701"/>
@@ -14,7 +14,7 @@
           <w:color w:val="000000"/>
           <w:kern w:val="0"/>
           <w:lang w:eastAsia="es-PE"/>
-          <w14:ligatures w14:val="none"/>
+          <ns2:ligatures ns2:val="none"/>
         </w:rPr>
       </w:pPr>
       <w:bookmarkStart w:id="0" w:name="_Hlk80343540"/>
@@ -25,7 +25,7 @@
           <w:color w:val="000000"/>
           <w:kern w:val="0"/>
           <w:lang w:eastAsia="es-PE"/>
-          <w14:ligatures w14:val="none"/>
+          <ns2:ligatures ns2:val="none"/>
         </w:rPr>
         <w:t xml:space="preserve">EXPEDIENTE </w:t>
       </w:r>
@@ -36,7 +36,7 @@
           <w:color w:val="000000"/>
           <w:kern w:val="0"/>
           <w:lang w:eastAsia="es-PE"/>
-          <w14:ligatures w14:val="none"/>
+          <ns2:ligatures ns2:val="none"/>
         </w:rPr>
         <w:tab/>
         <w:t>:</w:t>
@@ -48,7 +48,7 @@
           <w:color w:val="000000"/>
           <w:kern w:val="0"/>
           <w:lang w:eastAsia="es-PE"/>
-          <w14:ligatures w14:val="none"/>
+          <ns2:ligatures ns2:val="none"/>
         </w:rPr>
         <w:tab/>
       </w:r>
@@ -61,12 +61,12 @@
           <w:kern w:val="0"/>
           <w:shd w:val="clear" w:color="auto" w:fill="FFFFFF"/>
           <w:lang w:eastAsia="es-PE"/>
-          <w14:ligatures w14:val="none"/>
+          <ns2:ligatures ns2:val="none"/>
         </w:rPr>
         <w:t>276-2026/CC1</w:t>
       </w:r>
     </w:p>
-    <w:p>
+    <w:p ns2:paraId="7E5DC22B" ns2:textId="4DC74C6A">
       <w:pPr>
         <w:tabs>
           <w:tab w:val="left" w:pos="1701"/>
@@ -81,17 +81,17 @@
           <w:color w:val="000000"/>
           <w:kern w:val="0"/>
           <w:lang w:eastAsia="es-PE"/>
-          <w14:ligatures w14:val="none"/>
-        </w:rPr>
-      </w:pPr>
-      <w:r>
-        <w:rPr>
-          <w:rFonts w:ascii="Arial Narrow" w:eastAsia="Arial Narrow" w:hAnsi="Arial Narrow" w:cs="Arial Narrow"/>
-          <w:b/>
-          <w:color w:val="000000"/>
-          <w:kern w:val="0"/>
-          <w:lang w:eastAsia="es-PE"/>
-          <w14:ligatures w14:val="none"/>
+          <ns2:ligatures ns2:val="none"/>
+        </w:rPr>
+      </w:pPr>
+      <w:r>
+        <w:rPr>
+          <w:rFonts w:ascii="Arial Narrow" w:eastAsia="Arial Narrow" w:hAnsi="Arial Narrow" w:cs="Arial Narrow"/>
+          <w:b/>
+          <w:color w:val="000000"/>
+          <w:kern w:val="0"/>
+          <w:lang w:eastAsia="es-PE"/>
+          <ns2:ligatures ns2:val="none"/>
         </w:rPr>
         <w:t xml:space="preserve">DENUNCIANTE:[DENUNCIANTE] ([APELLIDO] )</w:t>
       </w:r>
@@ -102,7 +102,7 @@
           <w:color w:val="000000"/>
           <w:kern w:val="0"/>
           <w:lang w:eastAsia="es-PE"/>
-          <w14:ligatures w14:val="none"/>
+          <ns2:ligatures ns2:val="none"/>
         </w:rPr>
         <w:tab/>
         <w:t/>
@@ -114,7 +114,7 @@
           <w:color w:val="000000"/>
           <w:kern w:val="0"/>
           <w:lang w:eastAsia="es-PE"/>
-          <w14:ligatures w14:val="none"/>
+          <ns2:ligatures ns2:val="none"/>
         </w:rPr>
         <w:tab/>
       </w:r>
@@ -125,7 +125,7 @@
           <w:color w:val="000000"/>
           <w:kern w:val="0"/>
           <w:lang w:eastAsia="es-PE"/>
-          <w14:ligatures w14:val="none"/>
+          <ns2:ligatures ns2:val="none"/>
         </w:rPr>
         <w:t/>
       </w:r>
@@ -137,7 +137,7 @@
           <w:kern w:val="0"/>
           <w:vertAlign w:val="superscript"/>
           <w:lang w:val="es-ES" w:eastAsia="es-ES"/>
-          <w14:ligatures w14:val="none"/>
+          <ns2:ligatures ns2:val="none"/>
         </w:rPr>
         <w:footnoteReference w:id="1"/>
       </w:r>
@@ -148,7 +148,7 @@
           <w:color w:val="000000"/>
           <w:kern w:val="0"/>
           <w:lang w:eastAsia="es-PE"/>
-          <w14:ligatures w14:val="none"/>
+          <ns2:ligatures ns2:val="none"/>
         </w:rPr>
         <w:t xml:space="preserve"/>
       </w:r>
@@ -159,7 +159,7 @@
           <w:color w:val="000000"/>
           <w:kern w:val="0"/>
           <w:lang w:eastAsia="es-PE"/>
-          <w14:ligatures w14:val="none"/>
+          <ns2:ligatures ns2:val="none"/>
         </w:rPr>
         <w:t/>
       </w:r>
@@ -170,7 +170,7 @@
           <w:color w:val="000000"/>
           <w:kern w:val="0"/>
           <w:lang w:eastAsia="es-PE"/>
-          <w14:ligatures w14:val="none"/>
+          <ns2:ligatures ns2:val="none"/>
         </w:rPr>
         <w:t/>
       </w:r>
@@ -181,12 +181,12 @@
           <w:color w:val="000000"/>
           <w:kern w:val="0"/>
           <w:lang w:eastAsia="es-PE"/>
-          <w14:ligatures w14:val="none"/>
+          <ns2:ligatures ns2:val="none"/>
         </w:rPr>
         <w:t/>
       </w:r>
     </w:p>
-    <w:p>
+    <w:p ns2:paraId="6DEEEDFE" ns2:textId="1272F723">
       <w:pPr>
         <w:tabs>
           <w:tab w:val="left" w:pos="1701"/>
@@ -201,17 +201,17 @@
           <w:color w:val="000000"/>
           <w:kern w:val="0"/>
           <w:lang w:eastAsia="es-PE"/>
-          <w14:ligatures w14:val="none"/>
-        </w:rPr>
-      </w:pPr>
-      <w:r>
-        <w:rPr>
-          <w:rFonts w:ascii="Arial Narrow" w:eastAsia="Arial Narrow" w:hAnsi="Arial Narrow" w:cs="Arial Narrow"/>
-          <w:b/>
-          <w:color w:val="000000"/>
-          <w:kern w:val="0"/>
-          <w:lang w:eastAsia="es-PE"/>
-          <w14:ligatures w14:val="none"/>
+          <ns2:ligatures ns2:val="none"/>
+        </w:rPr>
+      </w:pPr>
+      <w:r>
+        <w:rPr>
+          <w:rFonts w:ascii="Arial Narrow" w:eastAsia="Arial Narrow" w:hAnsi="Arial Narrow" w:cs="Arial Narrow"/>
+          <w:b/>
+          <w:color w:val="000000"/>
+          <w:kern w:val="0"/>
+          <w:lang w:eastAsia="es-PE"/>
+          <ns2:ligatures ns2:val="none"/>
         </w:rPr>
         <w:t>DENUNCIADO</w:t>
       </w:r>
@@ -222,7 +222,7 @@
           <w:color w:val="000000"/>
           <w:kern w:val="0"/>
           <w:lang w:eastAsia="es-PE"/>
-          <w14:ligatures w14:val="none"/>
+          <ns2:ligatures ns2:val="none"/>
         </w:rPr>
         <w:tab/>
         <w:t>:</w:t>
@@ -234,7 +234,7 @@
           <w:color w:val="000000"/>
           <w:kern w:val="0"/>
           <w:lang w:eastAsia="es-PE"/>
-          <w14:ligatures w14:val="none"/>
+          <ns2:ligatures ns2:val="none"/>
         </w:rPr>
         <w:tab/>
       </w:r>
@@ -245,7 +245,7 @@
           <w:color w:val="000000"/>
           <w:kern w:val="0"/>
           <w:lang w:eastAsia="es-PE"/>
-          <w14:ligatures w14:val="none"/>
+          <ns2:ligatures ns2:val="none"/>
         </w:rPr>
         <w:t xml:space="preserve">MAPFRE PERÚ COMPAÑÍA DE SEGUROS Y REASEGUROS S.A. </w:t>
       </w:r>
@@ -256,7 +256,7 @@
           <w:color w:val="000000"/>
           <w:kern w:val="0"/>
           <w:lang w:eastAsia="es-PE"/>
-          <w14:ligatures w14:val="none"/>
+          <ns2:ligatures ns2:val="none"/>
         </w:rPr>
         <w:t>(</w:t>
       </w:r>
@@ -267,7 +267,7 @@
           <w:color w:val="000000"/>
           <w:kern w:val="0"/>
           <w:lang w:eastAsia="es-PE"/>
-          <w14:ligatures w14:val="none"/>
+          <ns2:ligatures ns2:val="none"/>
         </w:rPr>
         <w:t>MAPFRE</w:t>
       </w:r>
@@ -278,12 +278,12 @@
           <w:color w:val="000000"/>
           <w:kern w:val="0"/>
           <w:lang w:eastAsia="es-PE"/>
-          <w14:ligatures w14:val="none"/>
+          <ns2:ligatures ns2:val="none"/>
         </w:rPr>
         <w:t>)</w:t>
       </w:r>
     </w:p>
-    <w:p>
+    <w:p ns2:paraId="022D2B94" ns2:textId="77777777">
       <w:pPr>
         <w:tabs>
           <w:tab w:val="left" w:pos="1701"/>
@@ -298,17 +298,17 @@
           <w:color w:val="000000"/>
           <w:kern w:val="0"/>
           <w:lang w:eastAsia="es-PE"/>
-          <w14:ligatures w14:val="none"/>
-        </w:rPr>
-      </w:pPr>
-      <w:r>
-        <w:rPr>
-          <w:rFonts w:ascii="Arial Narrow" w:eastAsia="Arial Narrow" w:hAnsi="Arial Narrow" w:cs="Arial Narrow"/>
-          <w:b/>
-          <w:color w:val="000000"/>
-          <w:kern w:val="0"/>
-          <w:lang w:eastAsia="es-PE"/>
-          <w14:ligatures w14:val="none"/>
+          <ns2:ligatures ns2:val="none"/>
+        </w:rPr>
+      </w:pPr>
+      <w:r>
+        <w:rPr>
+          <w:rFonts w:ascii="Arial Narrow" w:eastAsia="Arial Narrow" w:hAnsi="Arial Narrow" w:cs="Arial Narrow"/>
+          <w:b/>
+          <w:color w:val="000000"/>
+          <w:kern w:val="0"/>
+          <w:lang w:eastAsia="es-PE"/>
+          <ns2:ligatures ns2:val="none"/>
         </w:rPr>
         <w:t>MATERIAS</w:t>
       </w:r>
@@ -319,7 +319,7 @@
           <w:color w:val="000000"/>
           <w:kern w:val="0"/>
           <w:lang w:eastAsia="es-PE"/>
-          <w14:ligatures w14:val="none"/>
+          <ns2:ligatures ns2:val="none"/>
         </w:rPr>
         <w:tab/>
         <w:t xml:space="preserve">: </w:t>
@@ -331,13 +331,13 @@
           <w:color w:val="000000"/>
           <w:kern w:val="0"/>
           <w:lang w:eastAsia="es-PE"/>
-          <w14:ligatures w14:val="none"/>
+          <ns2:ligatures ns2:val="none"/>
         </w:rPr>
         <w:tab/>
         <w:t>ADMISIÓN A TRÁMITE</w:t>
       </w:r>
     </w:p>
-    <w:p>
+    <w:p ns2:paraId="19ED7B73" ns2:textId="77777777">
       <w:pPr>
         <w:tabs>
           <w:tab w:val="left" w:pos="1701"/>
@@ -352,22 +352,22 @@
           <w:color w:val="000000"/>
           <w:kern w:val="0"/>
           <w:lang w:eastAsia="es-PE"/>
-          <w14:ligatures w14:val="none"/>
-        </w:rPr>
-      </w:pPr>
-      <w:r>
-        <w:rPr>
-          <w:rFonts w:ascii="Arial Narrow" w:eastAsia="Arial Narrow" w:hAnsi="Arial Narrow" w:cs="Arial Narrow"/>
-          <w:b/>
-          <w:color w:val="000000"/>
-          <w:kern w:val="0"/>
-          <w:lang w:eastAsia="es-PE"/>
-          <w14:ligatures w14:val="none"/>
+          <ns2:ligatures ns2:val="none"/>
+        </w:rPr>
+      </w:pPr>
+      <w:r>
+        <w:rPr>
+          <w:rFonts w:ascii="Arial Narrow" w:eastAsia="Arial Narrow" w:hAnsi="Arial Narrow" w:cs="Arial Narrow"/>
+          <w:b/>
+          <w:color w:val="000000"/>
+          <w:kern w:val="0"/>
+          <w:lang w:eastAsia="es-PE"/>
+          <ns2:ligatures ns2:val="none"/>
         </w:rPr>
         <w:t xml:space="preserve">REQUERIMIENTO DE INFORMACIÓN </w:t>
       </w:r>
     </w:p>
-    <w:p>
+    <w:p ns2:paraId="46A5A479" ns2:textId="77777777">
       <w:pPr>
         <w:tabs>
           <w:tab w:val="left" w:pos="1701"/>
@@ -381,17 +381,17 @@
           <w:color w:val="000000"/>
           <w:kern w:val="0"/>
           <w:lang w:eastAsia="es-PE"/>
-          <w14:ligatures w14:val="none"/>
-        </w:rPr>
-      </w:pPr>
-      <w:r>
-        <w:rPr>
-          <w:rFonts w:ascii="Arial Narrow" w:eastAsia="Arial Narrow" w:hAnsi="Arial Narrow" w:cs="Arial Narrow"/>
-          <w:b/>
-          <w:color w:val="000000"/>
-          <w:kern w:val="0"/>
-          <w:lang w:eastAsia="es-PE"/>
-          <w14:ligatures w14:val="none"/>
+          <ns2:ligatures ns2:val="none"/>
+        </w:rPr>
+      </w:pPr>
+      <w:r>
+        <w:rPr>
+          <w:rFonts w:ascii="Arial Narrow" w:eastAsia="Arial Narrow" w:hAnsi="Arial Narrow" w:cs="Arial Narrow"/>
+          <w:b/>
+          <w:color w:val="000000"/>
+          <w:kern w:val="0"/>
+          <w:lang w:eastAsia="es-PE"/>
+          <ns2:ligatures ns2:val="none"/>
         </w:rPr>
         <w:t xml:space="preserve">RESOLUCIÓN </w:t>
       </w:r>
@@ -402,7 +402,7 @@
           <w:color w:val="000000"/>
           <w:kern w:val="0"/>
           <w:lang w:eastAsia="es-PE"/>
-          <w14:ligatures w14:val="none"/>
+          <ns2:ligatures ns2:val="none"/>
         </w:rPr>
         <w:tab/>
         <w:t>:</w:t>
@@ -414,7 +414,7 @@
           <w:color w:val="000000"/>
           <w:kern w:val="0"/>
           <w:lang w:eastAsia="es-PE"/>
-          <w14:ligatures w14:val="none"/>
+          <ns2:ligatures ns2:val="none"/>
         </w:rPr>
         <w:tab/>
       </w:r>
@@ -425,12 +425,12 @@
           <w:color w:val="000000"/>
           <w:kern w:val="0"/>
           <w:lang w:eastAsia="es-PE"/>
-          <w14:ligatures w14:val="none"/>
+          <ns2:ligatures ns2:val="none"/>
         </w:rPr>
         <w:t>2</w:t>
       </w:r>
     </w:p>
-    <w:p>
+    <w:p ns2:paraId="5BA3A18D" ns2:textId="77777777">
       <w:pPr>
         <w:tabs>
           <w:tab w:val="left" w:pos="1014"/>
@@ -443,11 +443,11 @@
           <w:kern w:val="0"/>
           <w:shd w:val="clear" w:color="auto" w:fill="FFFFFF"/>
           <w:lang w:eastAsia="es-PE"/>
-          <w14:ligatures w14:val="none"/>
-        </w:rPr>
-      </w:pPr>
-    </w:p>
-    <w:p>
+          <ns2:ligatures ns2:val="none"/>
+        </w:rPr>
+      </w:pPr>
+    </w:p>
+    <w:p ns2:paraId="2F799822" ns2:textId="677FDC68">
       <w:pPr>
         <w:tabs>
           <w:tab w:val="left" w:pos="1014"/>
@@ -460,7 +460,7 @@
           <w:kern w:val="0"/>
           <w:shd w:val="clear" w:color="auto" w:fill="FFFFFF"/>
           <w:lang w:eastAsia="es-PE"/>
-          <w14:ligatures w14:val="none"/>
+          <ns2:ligatures ns2:val="none"/>
         </w:rPr>
       </w:pPr>
       <w:r>
@@ -470,7 +470,7 @@
           <w:kern w:val="0"/>
           <w:shd w:val="clear" w:color="auto" w:fill="FFFFFF"/>
           <w:lang w:eastAsia="es-PE"/>
-          <w14:ligatures w14:val="none"/>
+          <ns2:ligatures ns2:val="none"/>
         </w:rPr>
         <w:t xml:space="preserve">Lima, </w:t>
       </w:r>
@@ -481,7 +481,7 @@
           <w:kern w:val="0"/>
           <w:shd w:val="clear" w:color="auto" w:fill="FFFFFF"/>
           <w:lang w:eastAsia="es-PE"/>
-          <w14:ligatures w14:val="none"/>
+          <ns2:ligatures ns2:val="none"/>
         </w:rPr>
         <w:t>27</w:t>
       </w:r>
@@ -492,7 +492,7 @@
           <w:kern w:val="0"/>
           <w:shd w:val="clear" w:color="auto" w:fill="FFFFFF"/>
           <w:lang w:eastAsia="es-PE"/>
-          <w14:ligatures w14:val="none"/>
+          <ns2:ligatures ns2:val="none"/>
         </w:rPr>
         <w:t xml:space="preserve"> de </w:t>
       </w:r>
@@ -503,7 +503,7 @@
           <w:kern w:val="0"/>
           <w:shd w:val="clear" w:color="auto" w:fill="FFFFFF"/>
           <w:lang w:eastAsia="es-PE"/>
-          <w14:ligatures w14:val="none"/>
+          <ns2:ligatures ns2:val="none"/>
         </w:rPr>
         <w:t>febrero</w:t>
       </w:r>
@@ -514,12 +514,12 @@
           <w:kern w:val="0"/>
           <w:shd w:val="clear" w:color="auto" w:fill="FFFFFF"/>
           <w:lang w:eastAsia="es-PE"/>
-          <w14:ligatures w14:val="none"/>
+          <ns2:ligatures ns2:val="none"/>
         </w:rPr>
         <w:t xml:space="preserve"> de 2026</w:t>
       </w:r>
     </w:p>
-    <w:p>
+    <w:p ns2:paraId="66CE1821" ns2:textId="77777777">
       <w:pPr>
         <w:tabs>
           <w:tab w:val="left" w:pos="1014"/>
@@ -531,11 +531,11 @@
           <w:color w:val="000000"/>
           <w:kern w:val="0"/>
           <w:lang w:eastAsia="es-PE"/>
-          <w14:ligatures w14:val="none"/>
-        </w:rPr>
-      </w:pPr>
-    </w:p>
-    <w:p>
+          <ns2:ligatures ns2:val="none"/>
+        </w:rPr>
+      </w:pPr>
+    </w:p>
+    <w:p ns2:paraId="0B80AAA5" ns2:textId="77777777">
       <w:pPr>
         <w:numPr>
           <w:ilvl w:val="0"/>
@@ -549,22 +549,22 @@
           <w:color w:val="000000"/>
           <w:kern w:val="0"/>
           <w:lang w:eastAsia="es-PE"/>
-          <w14:ligatures w14:val="none"/>
-        </w:rPr>
-      </w:pPr>
-      <w:r>
-        <w:rPr>
-          <w:rFonts w:ascii="Arial Narrow" w:eastAsia="Arial Narrow" w:hAnsi="Arial Narrow" w:cs="Arial Narrow"/>
-          <w:b/>
-          <w:color w:val="000000"/>
-          <w:kern w:val="0"/>
-          <w:lang w:eastAsia="es-PE"/>
-          <w14:ligatures w14:val="none"/>
+          <ns2:ligatures ns2:val="none"/>
+        </w:rPr>
+      </w:pPr>
+      <w:r>
+        <w:rPr>
+          <w:rFonts w:ascii="Arial Narrow" w:eastAsia="Arial Narrow" w:hAnsi="Arial Narrow" w:cs="Arial Narrow"/>
+          <w:b/>
+          <w:color w:val="000000"/>
+          <w:kern w:val="0"/>
+          <w:lang w:eastAsia="es-PE"/>
+          <ns2:ligatures ns2:val="none"/>
         </w:rPr>
         <w:t xml:space="preserve">HECHOS </w:t>
       </w:r>
     </w:p>
-    <w:p>
+    <w:p ns2:paraId="621F2AB2" ns2:textId="77777777">
       <w:pPr>
         <w:spacing w:after="0" w:line="240" w:lineRule="auto"/>
         <w:jc w:val="both"/>
@@ -573,11 +573,11 @@
           <w:color w:val="000000"/>
           <w:kern w:val="0"/>
           <w:lang w:eastAsia="es-PE"/>
-          <w14:ligatures w14:val="none"/>
-        </w:rPr>
-      </w:pPr>
-    </w:p>
-    <w:p>
+          <ns2:ligatures ns2:val="none"/>
+        </w:rPr>
+      </w:pPr>
+    </w:p>
+    <w:p ns2:paraId="60B5D5B0" ns2:textId="05D70777">
       <w:pPr>
         <w:numPr>
           <w:ilvl w:val="1"/>
@@ -591,7 +591,7 @@
           <w:color w:val="000000"/>
           <w:kern w:val="0"/>
           <w:lang w:val="es-ES" w:eastAsia="es-ES"/>
-          <w14:ligatures w14:val="none"/>
+          <ns2:ligatures ns2:val="none"/>
         </w:rPr>
       </w:pPr>
       <w:r>
@@ -600,7 +600,7 @@
           <w:color w:val="000000"/>
           <w:kern w:val="0"/>
           <w:lang w:val="es-ES" w:eastAsia="es-ES"/>
-          <w14:ligatures w14:val="none"/>
+          <ns2:ligatures ns2:val="none"/>
         </w:rPr>
         <w:t xml:space="preserve">Mediante el escrito del 29 de diciembre de 2025, subsanado mediante tres (3) escritos presentados el 18 de febrero de 2026, la [APELLIDO] denunció a Mapfre por presuntas infracciones a la Ley 29571, Código de Protección y Defensa del Consumidor (en adelante, Código), señalando lo siguiente:</w:t>
       </w:r>
@@ -610,7 +610,7 @@
           <w:color w:val="000000"/>
           <w:kern w:val="0"/>
           <w:lang w:val="es-ES" w:eastAsia="es-ES"/>
-          <w14:ligatures w14:val="none"/>
+          <ns2:ligatures ns2:val="none"/>
         </w:rPr>
         <w:t/>
       </w:r>
@@ -622,7 +622,7 @@
           <w:kern w:val="0"/>
           <w:vertAlign w:val="superscript"/>
           <w:lang w:val="es-ES" w:eastAsia="es-ES"/>
-          <w14:ligatures w14:val="none"/>
+          <ns2:ligatures ns2:val="none"/>
         </w:rPr>
         <w:footnoteReference w:id="2"/>
       </w:r>
@@ -632,7 +632,7 @@
           <w:color w:val="000000"/>
           <w:kern w:val="0"/>
           <w:lang w:val="es-ES" w:eastAsia="es-ES"/>
-          <w14:ligatures w14:val="none"/>
+          <ns2:ligatures ns2:val="none"/>
         </w:rPr>
         <w:t xml:space="preserve"/>
       </w:r>
@@ -642,7 +642,7 @@
           <w:color w:val="000000"/>
           <w:kern w:val="0"/>
           <w:lang w:val="es-ES" w:eastAsia="es-ES"/>
-          <w14:ligatures w14:val="none"/>
+          <ns2:ligatures ns2:val="none"/>
         </w:rPr>
         <w:t/>
       </w:r>
@@ -650,7 +650,7 @@
         <w:rPr>
           <w:rFonts w:ascii="Arial Narrow" w:eastAsia="Calibri" w:hAnsi="Arial Narrow" w:cs="Arial"/>
           <w:kern w:val="0"/>
-          <w14:ligatures w14:val="none"/>
+          <ns2:ligatures ns2:val="none"/>
         </w:rPr>
         <w:t/>
       </w:r>
@@ -658,7 +658,7 @@
         <w:rPr>
           <w:rFonts w:ascii="Arial Narrow" w:eastAsia="Calibri" w:hAnsi="Arial Narrow" w:cs="Arial"/>
           <w:kern w:val="0"/>
-          <w14:ligatures w14:val="none"/>
+          <ns2:ligatures ns2:val="none"/>
         </w:rPr>
         <w:t xml:space="preserve"/>
       </w:r>
@@ -666,7 +666,7 @@
         <w:rPr>
           <w:rFonts w:ascii="Arial Narrow" w:eastAsia="Calibri" w:hAnsi="Arial Narrow" w:cs="Arial"/>
           <w:kern w:val="0"/>
-          <w14:ligatures w14:val="none"/>
+          <ns2:ligatures ns2:val="none"/>
         </w:rPr>
         <w:t xml:space="preserve"/>
       </w:r>
@@ -674,7 +674,7 @@
         <w:rPr>
           <w:rFonts w:ascii="Arial Narrow" w:eastAsia="Calibri" w:hAnsi="Arial Narrow" w:cs="Arial"/>
           <w:kern w:val="0"/>
-          <w14:ligatures w14:val="none"/>
+          <ns2:ligatures ns2:val="none"/>
         </w:rPr>
         <w:t xml:space="preserve"/>
       </w:r>
@@ -682,7 +682,7 @@
         <w:rPr>
           <w:rFonts w:ascii="Arial Narrow" w:eastAsia="Calibri" w:hAnsi="Arial Narrow" w:cs="Arial"/>
           <w:kern w:val="0"/>
-          <w14:ligatures w14:val="none"/>
+          <ns2:ligatures ns2:val="none"/>
         </w:rPr>
         <w:t/>
       </w:r>
@@ -692,7 +692,7 @@
           <w:color w:val="000000"/>
           <w:kern w:val="0"/>
           <w:lang w:val="es-ES" w:eastAsia="es-ES"/>
-          <w14:ligatures w14:val="none"/>
+          <ns2:ligatures ns2:val="none"/>
         </w:rPr>
         <w:t xml:space="preserve"/>
       </w:r>
@@ -702,7 +702,7 @@
           <w:color w:val="000000"/>
           <w:kern w:val="0"/>
           <w:lang w:val="es-ES" w:eastAsia="es-ES"/>
-          <w14:ligatures w14:val="none"/>
+          <ns2:ligatures ns2:val="none"/>
         </w:rPr>
         <w:t xml:space="preserve"/>
       </w:r>
@@ -712,7 +712,7 @@
           <w:color w:val="000000"/>
           <w:kern w:val="0"/>
           <w:lang w:val="es-ES" w:eastAsia="es-ES"/>
-          <w14:ligatures w14:val="none"/>
+          <ns2:ligatures ns2:val="none"/>
         </w:rPr>
         <w:t/>
       </w:r>
@@ -724,7 +724,7 @@
           <w:kern w:val="0"/>
           <w:vertAlign w:val="superscript"/>
           <w:lang w:val="es-ES" w:eastAsia="es-ES"/>
-          <w14:ligatures w14:val="none"/>
+          <ns2:ligatures ns2:val="none"/>
         </w:rPr>
         <w:footnoteReference w:id="3"/>
       </w:r>
@@ -734,7 +734,7 @@
           <w:color w:val="000000"/>
           <w:kern w:val="0"/>
           <w:lang w:val="es-ES" w:eastAsia="es-ES"/>
-          <w14:ligatures w14:val="none"/>
+          <ns2:ligatures ns2:val="none"/>
         </w:rPr>
         <w:t xml:space="preserve"/>
       </w:r>
@@ -745,25 +745,25 @@
           <w:color w:val="000000"/>
           <w:kern w:val="0"/>
           <w:lang w:val="es-ES" w:eastAsia="es-ES"/>
-          <w14:ligatures w14:val="none"/>
+          <ns2:ligatures ns2:val="none"/>
         </w:rPr>
         <w:t/>
       </w:r>
     </w:p>
-    <w:p>
-      <w:pPr>
-        <w:spacing w:after="0" w:line="240" w:lineRule="auto"/>
-        <w:jc w:val="both"/>
-        <w:rPr>
-          <w:rFonts w:ascii="Arial Narrow" w:eastAsia="Times New Roman" w:hAnsi="Arial Narrow" w:cs="Arial"/>
-          <w:color w:val="000000"/>
-          <w:kern w:val="0"/>
-          <w:lang w:eastAsia="es-ES"/>
-          <w14:ligatures w14:val="none"/>
-        </w:rPr>
-      </w:pPr>
-    </w:p>
-    <w:p>
+    <w:p ns2:paraId="512911CE" ns2:textId="77777777">
+      <w:pPr>
+        <w:spacing w:after="0" w:line="240" w:lineRule="auto"/>
+        <w:jc w:val="both"/>
+        <w:rPr>
+          <w:rFonts w:ascii="Arial Narrow" w:eastAsia="Times New Roman" w:hAnsi="Arial Narrow" w:cs="Arial"/>
+          <w:color w:val="000000"/>
+          <w:kern w:val="0"/>
+          <w:lang w:eastAsia="es-ES"/>
+          <ns2:ligatures ns2:val="none"/>
+        </w:rPr>
+      </w:pPr>
+    </w:p>
+    <w:p ns2:paraId="60B8CB32" ns2:textId="77777777">
       <w:pPr>
         <w:pStyle w:val="Prrafodelista"/>
         <w:numPr>
@@ -781,16 +781,16 @@
           <w:color w:val="000000"/>
           <w:kern w:val="0"/>
           <w:lang w:eastAsia="es-ES"/>
-          <w14:ligatures w14:val="none"/>
-        </w:rPr>
-      </w:pPr>
-      <w:r>
-        <w:rPr>
-          <w:rFonts w:ascii="Arial Narrow" w:eastAsia="Times New Roman" w:hAnsi="Arial Narrow" w:cs="Arial"/>
-          <w:color w:val="000000"/>
-          <w:kern w:val="0"/>
-          <w:lang w:eastAsia="es-ES"/>
-          <w14:ligatures w14:val="none"/>
+          <ns2:ligatures ns2:val="none"/>
+        </w:rPr>
+      </w:pPr>
+      <w:r>
+        <w:rPr>
+          <w:rFonts w:ascii="Arial Narrow" w:eastAsia="Times New Roman" w:hAnsi="Arial Narrow" w:cs="Arial"/>
+          <w:color w:val="000000"/>
+          <w:kern w:val="0"/>
+          <w:lang w:eastAsia="es-ES"/>
+          <ns2:ligatures ns2:val="none"/>
         </w:rPr>
         <w:t xml:space="preserve">La empresa </w:t>
       </w:r>
@@ -800,7 +800,7 @@
           <w:color w:val="000000"/>
           <w:kern w:val="0"/>
           <w:lang w:eastAsia="es-ES"/>
-          <w14:ligatures w14:val="none"/>
+          <ns2:ligatures ns2:val="none"/>
         </w:rPr>
         <w:t xml:space="preserve">boliviana </w:t>
       </w:r>
@@ -810,7 +810,7 @@
           <w:color w:val="000000"/>
           <w:kern w:val="0"/>
           <w:lang w:eastAsia="es-ES"/>
-          <w14:ligatures w14:val="none"/>
+          <ns2:ligatures ns2:val="none"/>
         </w:rPr>
         <w:t xml:space="preserve">Transportes </w:t>
       </w:r>
@@ -821,7 +821,7 @@
           <w:color w:val="000000"/>
           <w:kern w:val="0"/>
           <w:lang w:eastAsia="es-ES"/>
-          <w14:ligatures w14:val="none"/>
+          <ns2:ligatures ns2:val="none"/>
         </w:rPr>
         <w:t>Lisocom</w:t>
       </w:r>
@@ -832,7 +832,7 @@
           <w:color w:val="000000"/>
           <w:kern w:val="0"/>
           <w:lang w:eastAsia="es-ES"/>
-          <w14:ligatures w14:val="none"/>
+          <ns2:ligatures ns2:val="none"/>
         </w:rPr>
         <w:t xml:space="preserve"> </w:t>
       </w:r>
@@ -842,7 +842,7 @@
           <w:color w:val="000000"/>
           <w:kern w:val="0"/>
           <w:lang w:eastAsia="es-ES"/>
-          <w14:ligatures w14:val="none"/>
+          <ns2:ligatures ns2:val="none"/>
         </w:rPr>
         <w:t xml:space="preserve">S.R.L. contrató el Seguro de Responsabilidad Civil del Transportador por Carretera en Viaje Internacional – Póliza CTI-EAR0536329 (en adelante, Seguro de Responsabilidad Civil), emitido por Seguros y Reaseguros </w:t>
       </w:r>
@@ -853,7 +853,7 @@
           <w:color w:val="000000"/>
           <w:kern w:val="0"/>
           <w:lang w:eastAsia="es-ES"/>
-          <w14:ligatures w14:val="none"/>
+          <ns2:ligatures ns2:val="none"/>
         </w:rPr>
         <w:t>Credinform</w:t>
       </w:r>
@@ -864,7 +864,7 @@
           <w:color w:val="000000"/>
           <w:kern w:val="0"/>
           <w:lang w:eastAsia="es-ES"/>
-          <w14:ligatures w14:val="none"/>
+          <ns2:ligatures ns2:val="none"/>
         </w:rPr>
         <w:t xml:space="preserve"> International S.A. (en adelante, </w:t>
       </w:r>
@@ -875,7 +875,7 @@
           <w:color w:val="000000"/>
           <w:kern w:val="0"/>
           <w:lang w:eastAsia="es-ES"/>
-          <w14:ligatures w14:val="none"/>
+          <ns2:ligatures ns2:val="none"/>
         </w:rPr>
         <w:t>Credinform</w:t>
       </w:r>
@@ -886,7 +886,7 @@
           <w:color w:val="000000"/>
           <w:kern w:val="0"/>
           <w:lang w:eastAsia="es-ES"/>
-          <w14:ligatures w14:val="none"/>
+          <ns2:ligatures ns2:val="none"/>
         </w:rPr>
         <w:t>)</w:t>
       </w:r>
@@ -896,7 +896,7 @@
           <w:color w:val="000000"/>
           <w:kern w:val="0"/>
           <w:lang w:eastAsia="es-ES"/>
-          <w14:ligatures w14:val="none"/>
+          <ns2:ligatures ns2:val="none"/>
         </w:rPr>
         <w:t xml:space="preserve"> para el vehículo con Placa de Rodaje 5777YGD</w:t>
       </w:r>
@@ -906,7 +906,7 @@
           <w:color w:val="000000"/>
           <w:kern w:val="0"/>
           <w:lang w:eastAsia="es-ES"/>
-          <w14:ligatures w14:val="none"/>
+          <ns2:ligatures ns2:val="none"/>
         </w:rPr>
         <w:t xml:space="preserve"> consistente en un en un tractor camión y </w:t>
       </w:r>
@@ -916,7 +916,7 @@
           <w:color w:val="000000"/>
           <w:kern w:val="0"/>
           <w:lang w:eastAsia="es-ES"/>
-          <w14:ligatures w14:val="none"/>
+          <ns2:ligatures ns2:val="none"/>
         </w:rPr>
         <w:t>semirremolque</w:t>
       </w:r>
@@ -926,12 +926,12 @@
           <w:color w:val="000000"/>
           <w:kern w:val="0"/>
           <w:lang w:eastAsia="es-ES"/>
-          <w14:ligatures w14:val="none"/>
+          <ns2:ligatures ns2:val="none"/>
         </w:rPr>
         <w:t>.</w:t>
       </w:r>
     </w:p>
-    <w:p>
+    <w:p ns2:paraId="7DF73B47" ns2:textId="77777777">
       <w:pPr>
         <w:pStyle w:val="Prrafodelista"/>
         <w:spacing w:after="0" w:line="240" w:lineRule="auto"/>
@@ -942,11 +942,11 @@
           <w:color w:val="000000"/>
           <w:kern w:val="0"/>
           <w:lang w:eastAsia="es-ES"/>
-          <w14:ligatures w14:val="none"/>
-        </w:rPr>
-      </w:pPr>
-    </w:p>
-    <w:p>
+          <ns2:ligatures ns2:val="none"/>
+        </w:rPr>
+      </w:pPr>
+    </w:p>
+    <w:p ns2:paraId="51DD8678" ns2:textId="1B455984">
       <w:pPr>
         <w:pStyle w:val="Prrafodelista"/>
         <w:numPr>
@@ -964,16 +964,16 @@
           <w:color w:val="000000"/>
           <w:kern w:val="0"/>
           <w:lang w:eastAsia="es-ES"/>
-          <w14:ligatures w14:val="none"/>
-        </w:rPr>
-      </w:pPr>
-      <w:r>
-        <w:rPr>
-          <w:rFonts w:ascii="Arial Narrow" w:eastAsia="Times New Roman" w:hAnsi="Arial Narrow" w:cs="Arial"/>
-          <w:color w:val="000000"/>
-          <w:kern w:val="0"/>
-          <w:lang w:eastAsia="es-ES"/>
-          <w14:ligatures w14:val="none"/>
+          <ns2:ligatures ns2:val="none"/>
+        </w:rPr>
+      </w:pPr>
+      <w:r>
+        <w:rPr>
+          <w:rFonts w:ascii="Arial Narrow" w:eastAsia="Times New Roman" w:hAnsi="Arial Narrow" w:cs="Arial"/>
+          <w:color w:val="000000"/>
+          <w:kern w:val="0"/>
+          <w:lang w:eastAsia="es-ES"/>
+          <ns2:ligatures ns2:val="none"/>
         </w:rPr>
         <w:t xml:space="preserve">El </w:t>
       </w:r>
@@ -983,7 +983,7 @@
           <w:color w:val="000000"/>
           <w:kern w:val="0"/>
           <w:lang w:eastAsia="es-ES"/>
-          <w14:ligatures w14:val="none"/>
+          <ns2:ligatures ns2:val="none"/>
         </w:rPr>
         <w:t>Seguro de Responsabilidad Civil</w:t>
       </w:r>
@@ -993,7 +993,7 @@
           <w:color w:val="000000"/>
           <w:kern w:val="0"/>
           <w:lang w:eastAsia="es-ES"/>
-          <w14:ligatures w14:val="none"/>
+          <ns2:ligatures ns2:val="none"/>
         </w:rPr>
         <w:t xml:space="preserve"> contaba</w:t>
       </w:r>
@@ -1003,7 +1003,7 @@
           <w:color w:val="000000"/>
           <w:kern w:val="0"/>
           <w:lang w:eastAsia="es-ES"/>
-          <w14:ligatures w14:val="none"/>
+          <ns2:ligatures ns2:val="none"/>
         </w:rPr>
         <w:t xml:space="preserve"> con vigencia</w:t>
       </w:r>
@@ -1013,7 +1013,7 @@
           <w:color w:val="000000"/>
           <w:kern w:val="0"/>
           <w:lang w:eastAsia="es-ES"/>
-          <w14:ligatures w14:val="none"/>
+          <ns2:ligatures ns2:val="none"/>
         </w:rPr>
         <w:t xml:space="preserve"> desde el 21 de setiembre de 2023</w:t>
       </w:r>
@@ -1023,12 +1023,12 @@
           <w:color w:val="000000"/>
           <w:kern w:val="0"/>
           <w:lang w:eastAsia="es-ES"/>
-          <w14:ligatures w14:val="none"/>
+          <ns2:ligatures ns2:val="none"/>
         </w:rPr>
         <w:t xml:space="preserve"> hasta el 20 de septiembre de 2024 y cobertura territorial en seis países, incluido el Perú, el cual contempló una cobertura de responsabilidad civil por muerte de tercero. </w:t>
       </w:r>
     </w:p>
-    <w:p>
+    <w:p ns2:paraId="3A7C8874" ns2:textId="77777777">
       <w:pPr>
         <w:pStyle w:val="Prrafodelista"/>
         <w:spacing w:after="0" w:line="240" w:lineRule="auto"/>
@@ -1039,11 +1039,11 @@
           <w:color w:val="000000"/>
           <w:kern w:val="0"/>
           <w:lang w:eastAsia="es-ES"/>
-          <w14:ligatures w14:val="none"/>
-        </w:rPr>
-      </w:pPr>
-    </w:p>
-    <w:p>
+          <ns2:ligatures ns2:val="none"/>
+        </w:rPr>
+      </w:pPr>
+    </w:p>
+    <w:p ns2:paraId="568BA255" ns2:textId="58885C56">
       <w:pPr>
         <w:pStyle w:val="Prrafodelista"/>
         <w:numPr>
@@ -1061,16 +1061,16 @@
           <w:color w:val="000000"/>
           <w:kern w:val="0"/>
           <w:lang w:eastAsia="es-ES"/>
-          <w14:ligatures w14:val="none"/>
-        </w:rPr>
-      </w:pPr>
-      <w:r>
-        <w:rPr>
-          <w:rFonts w:ascii="Arial Narrow" w:eastAsia="Times New Roman" w:hAnsi="Arial Narrow" w:cs="Arial"/>
-          <w:color w:val="000000"/>
-          <w:kern w:val="0"/>
-          <w:lang w:eastAsia="es-ES"/>
-          <w14:ligatures w14:val="none"/>
+          <ns2:ligatures ns2:val="none"/>
+        </w:rPr>
+      </w:pPr>
+      <w:r>
+        <w:rPr>
+          <w:rFonts w:ascii="Arial Narrow" w:eastAsia="Times New Roman" w:hAnsi="Arial Narrow" w:cs="Arial"/>
+          <w:color w:val="000000"/>
+          <w:kern w:val="0"/>
+          <w:lang w:eastAsia="es-ES"/>
+          <ns2:ligatures ns2:val="none"/>
         </w:rPr>
         <w:t xml:space="preserve">El 11 de abril de 2024, ocurrió un accidente de tránsito vinculado al vehículo con Placa de Rodaje 5777YGD en territorio peruano que ocasionó el fallecimiento de su causante, el señor [APELLIDO] (en adelante, el causante [APELLIDO] ).</w:t>
       </w:r>
@@ -1080,7 +1080,7 @@
           <w:color w:val="000000"/>
           <w:kern w:val="0"/>
           <w:lang w:eastAsia="es-ES"/>
-          <w14:ligatures w14:val="none"/>
+          <ns2:ligatures ns2:val="none"/>
         </w:rPr>
         <w:t xml:space="preserve"/>
       </w:r>
@@ -1090,7 +1090,7 @@
           <w:color w:val="000000"/>
           <w:kern w:val="0"/>
           <w:lang w:eastAsia="es-ES"/>
-          <w14:ligatures w14:val="none"/>
+          <ns2:ligatures ns2:val="none"/>
         </w:rPr>
         <w:t xml:space="preserve"/>
       </w:r>
@@ -1100,7 +1100,7 @@
           <w:color w:val="000000"/>
           <w:kern w:val="0"/>
           <w:lang w:eastAsia="es-ES"/>
-          <w14:ligatures w14:val="none"/>
+          <ns2:ligatures ns2:val="none"/>
         </w:rPr>
         <w:t xml:space="preserve"/>
       </w:r>
@@ -1110,7 +1110,7 @@
           <w:color w:val="000000"/>
           <w:kern w:val="0"/>
           <w:lang w:eastAsia="es-ES"/>
-          <w14:ligatures w14:val="none"/>
+          <ns2:ligatures ns2:val="none"/>
         </w:rPr>
         <w:t/>
       </w:r>
@@ -1120,7 +1120,7 @@
           <w:color w:val="000000"/>
           <w:kern w:val="0"/>
           <w:lang w:eastAsia="es-ES"/>
-          <w14:ligatures w14:val="none"/>
+          <ns2:ligatures ns2:val="none"/>
         </w:rPr>
         <w:t/>
       </w:r>
@@ -1130,7 +1130,7 @@
           <w:color w:val="000000"/>
           <w:kern w:val="0"/>
           <w:lang w:eastAsia="es-ES"/>
-          <w14:ligatures w14:val="none"/>
+          <ns2:ligatures ns2:val="none"/>
         </w:rPr>
         <w:t xml:space="preserve"/>
       </w:r>
@@ -1140,7 +1140,7 @@
           <w:color w:val="000000"/>
           <w:kern w:val="0"/>
           <w:lang w:eastAsia="es-ES"/>
-          <w14:ligatures w14:val="none"/>
+          <ns2:ligatures ns2:val="none"/>
         </w:rPr>
         <w:t xml:space="preserve"/>
       </w:r>
@@ -1150,7 +1150,7 @@
           <w:color w:val="000000"/>
           <w:kern w:val="0"/>
           <w:lang w:eastAsia="es-ES"/>
-          <w14:ligatures w14:val="none"/>
+          <ns2:ligatures ns2:val="none"/>
         </w:rPr>
         <w:t xml:space="preserve"/>
       </w:r>
@@ -1160,7 +1160,7 @@
           <w:color w:val="000000"/>
           <w:kern w:val="0"/>
           <w:lang w:eastAsia="es-ES"/>
-          <w14:ligatures w14:val="none"/>
+          <ns2:ligatures ns2:val="none"/>
         </w:rPr>
         <w:t/>
       </w:r>
@@ -1170,7 +1170,7 @@
           <w:color w:val="000000"/>
           <w:kern w:val="0"/>
           <w:lang w:eastAsia="es-ES"/>
-          <w14:ligatures w14:val="none"/>
+          <ns2:ligatures ns2:val="none"/>
         </w:rPr>
         <w:t xml:space="preserve"/>
       </w:r>
@@ -1180,7 +1180,7 @@
           <w:color w:val="000000"/>
           <w:kern w:val="0"/>
           <w:lang w:eastAsia="es-ES"/>
-          <w14:ligatures w14:val="none"/>
+          <ns2:ligatures ns2:val="none"/>
         </w:rPr>
         <w:t xml:space="preserve"/>
       </w:r>
@@ -1188,7 +1188,7 @@
         <w:rPr>
           <w:rFonts w:ascii="Arial Narrow" w:eastAsia="Calibri" w:hAnsi="Arial Narrow" w:cs="Arial"/>
           <w:kern w:val="0"/>
-          <w14:ligatures w14:val="none"/>
+          <ns2:ligatures ns2:val="none"/>
         </w:rPr>
         <w:t xml:space="preserve"/>
       </w:r>
@@ -1196,7 +1196,7 @@
         <w:rPr>
           <w:rFonts w:ascii="Arial Narrow" w:eastAsia="Calibri" w:hAnsi="Arial Narrow" w:cs="Arial"/>
           <w:kern w:val="0"/>
-          <w14:ligatures w14:val="none"/>
+          <ns2:ligatures ns2:val="none"/>
         </w:rPr>
         <w:t/>
       </w:r>
@@ -1206,7 +1206,7 @@
           <w:color w:val="000000"/>
           <w:kern w:val="0"/>
           <w:lang w:eastAsia="es-ES"/>
-          <w14:ligatures w14:val="none"/>
+          <ns2:ligatures ns2:val="none"/>
         </w:rPr>
         <w:t/>
       </w:r>
@@ -1216,12 +1216,12 @@
           <w:color w:val="000000"/>
           <w:kern w:val="0"/>
           <w:lang w:eastAsia="es-ES"/>
-          <w14:ligatures w14:val="none"/>
+          <ns2:ligatures ns2:val="none"/>
         </w:rPr>
         <w:t/>
       </w:r>
     </w:p>
-    <w:p>
+    <w:p ns2:paraId="45DF68B3" ns2:textId="77777777">
       <w:pPr>
         <w:pStyle w:val="Prrafodelista"/>
         <w:spacing w:after="0" w:line="240" w:lineRule="auto"/>
@@ -1232,11 +1232,11 @@
           <w:color w:val="000000"/>
           <w:kern w:val="0"/>
           <w:lang w:eastAsia="es-ES"/>
-          <w14:ligatures w14:val="none"/>
-        </w:rPr>
-      </w:pPr>
-    </w:p>
-    <w:p>
+          <ns2:ligatures ns2:val="none"/>
+        </w:rPr>
+      </w:pPr>
+    </w:p>
+    <w:p ns2:paraId="26C0825B" ns2:textId="60D6185C">
       <w:pPr>
         <w:pStyle w:val="Prrafodelista"/>
         <w:numPr>
@@ -1254,16 +1254,16 @@
           <w:color w:val="000000"/>
           <w:kern w:val="0"/>
           <w:lang w:eastAsia="es-ES"/>
-          <w14:ligatures w14:val="none"/>
-        </w:rPr>
-      </w:pPr>
-      <w:r>
-        <w:rPr>
-          <w:rFonts w:ascii="Arial Narrow" w:eastAsia="Times New Roman" w:hAnsi="Arial Narrow" w:cs="Arial"/>
-          <w:color w:val="000000"/>
-          <w:kern w:val="0"/>
-          <w:lang w:eastAsia="es-ES"/>
-          <w14:ligatures w14:val="none"/>
+          <ns2:ligatures ns2:val="none"/>
+        </w:rPr>
+      </w:pPr>
+      <w:r>
+        <w:rPr>
+          <w:rFonts w:ascii="Arial Narrow" w:eastAsia="Times New Roman" w:hAnsi="Arial Narrow" w:cs="Arial"/>
+          <w:color w:val="000000"/>
+          <w:kern w:val="0"/>
+          <w:lang w:eastAsia="es-ES"/>
+          <ns2:ligatures ns2:val="none"/>
         </w:rPr>
         <w:t>C</w:t>
       </w:r>
@@ -1273,7 +1273,7 @@
           <w:color w:val="000000"/>
           <w:kern w:val="0"/>
           <w:lang w:eastAsia="es-ES"/>
-          <w14:ligatures w14:val="none"/>
+          <ns2:ligatures ns2:val="none"/>
         </w:rPr>
         <w:t xml:space="preserve">onforme a lo estipulado en el </w:t>
       </w:r>
@@ -1283,7 +1283,7 @@
           <w:color w:val="000000"/>
           <w:kern w:val="0"/>
           <w:lang w:eastAsia="es-ES"/>
-          <w14:ligatures w14:val="none"/>
+          <ns2:ligatures ns2:val="none"/>
         </w:rPr>
         <w:t>Seguro de Responsabilidad Civil</w:t>
       </w:r>
@@ -1293,7 +1293,7 @@
           <w:color w:val="000000"/>
           <w:kern w:val="0"/>
           <w:lang w:eastAsia="es-ES"/>
-          <w14:ligatures w14:val="none"/>
+          <ns2:ligatures ns2:val="none"/>
         </w:rPr>
         <w:t xml:space="preserve">, </w:t>
       </w:r>
@@ -1303,7 +1303,7 @@
           <w:color w:val="000000"/>
           <w:kern w:val="0"/>
           <w:lang w:val="es-ES" w:eastAsia="es-ES"/>
-          <w14:ligatures w14:val="none"/>
+          <ns2:ligatures ns2:val="none"/>
         </w:rPr>
         <w:t xml:space="preserve">Mapfre </w:t>
       </w:r>
@@ -1313,7 +1313,7 @@
           <w:color w:val="000000"/>
           <w:kern w:val="0"/>
           <w:lang w:eastAsia="es-ES"/>
-          <w14:ligatures w14:val="none"/>
+          <ns2:ligatures ns2:val="none"/>
         </w:rPr>
         <w:t xml:space="preserve">actuaba como representante local en el territorio peruano de </w:t>
       </w:r>
@@ -1324,7 +1324,7 @@
           <w:color w:val="000000"/>
           <w:kern w:val="0"/>
           <w:lang w:eastAsia="es-ES"/>
-          <w14:ligatures w14:val="none"/>
+          <ns2:ligatures ns2:val="none"/>
         </w:rPr>
         <w:t>Credinform</w:t>
       </w:r>
@@ -1335,7 +1335,7 @@
           <w:color w:val="000000"/>
           <w:kern w:val="0"/>
           <w:lang w:eastAsia="es-ES"/>
-          <w14:ligatures w14:val="none"/>
+          <ns2:ligatures ns2:val="none"/>
         </w:rPr>
         <w:t>, siendo responsable de recibir y tramitar el siniestro ocurrido en el Perú, sin requerir gestiones en el extranjero.</w:t>
       </w:r>
@@ -1345,12 +1345,12 @@
           <w:color w:val="000000"/>
           <w:kern w:val="0"/>
           <w:lang w:eastAsia="es-ES"/>
-          <w14:ligatures w14:val="none"/>
+          <ns2:ligatures ns2:val="none"/>
         </w:rPr>
         <w:t xml:space="preserve"> </w:t>
       </w:r>
     </w:p>
-    <w:p>
+    <w:p ns2:paraId="4255A30B" ns2:textId="77777777">
       <w:pPr>
         <w:pStyle w:val="Prrafodelista"/>
         <w:spacing w:after="0" w:line="240" w:lineRule="auto"/>
@@ -1361,11 +1361,11 @@
           <w:color w:val="000000"/>
           <w:kern w:val="0"/>
           <w:lang w:eastAsia="es-ES"/>
-          <w14:ligatures w14:val="none"/>
-        </w:rPr>
-      </w:pPr>
-    </w:p>
-    <w:p>
+          <ns2:ligatures ns2:val="none"/>
+        </w:rPr>
+      </w:pPr>
+    </w:p>
+    <w:p ns2:paraId="42FFA0DD" ns2:textId="1490FEBD">
       <w:pPr>
         <w:pStyle w:val="Prrafodelista"/>
         <w:numPr>
@@ -1383,16 +1383,16 @@
           <w:color w:val="000000"/>
           <w:kern w:val="0"/>
           <w:lang w:eastAsia="es-ES"/>
-          <w14:ligatures w14:val="none"/>
-        </w:rPr>
-      </w:pPr>
-      <w:r>
-        <w:rPr>
-          <w:rFonts w:ascii="Arial Narrow" w:eastAsia="Times New Roman" w:hAnsi="Arial Narrow" w:cs="Arial"/>
-          <w:color w:val="000000"/>
-          <w:kern w:val="0"/>
-          <w:lang w:eastAsia="es-ES"/>
-          <w14:ligatures w14:val="none"/>
+          <ns2:ligatures ns2:val="none"/>
+        </w:rPr>
+      </w:pPr>
+      <w:r>
+        <w:rPr>
+          <w:rFonts w:ascii="Arial Narrow" w:eastAsia="Times New Roman" w:hAnsi="Arial Narrow" w:cs="Arial"/>
+          <w:color w:val="000000"/>
+          <w:kern w:val="0"/>
+          <w:lang w:eastAsia="es-ES"/>
+          <ns2:ligatures ns2:val="none"/>
         </w:rPr>
         <w:t xml:space="preserve">El 30 de julio de 2025, presentó un reclamo ante Mapfre, solicitando la cobertura de indemnización por responsabilidad civil por el fallecimiento del causante [APELLIDO] derivada del accidente de tránsito del 11 de abril de 2025, vinculado al Seguro de Responsabilidad Civil.</w:t>
       </w:r>
@@ -1402,7 +1402,7 @@
           <w:color w:val="000000"/>
           <w:kern w:val="0"/>
           <w:lang w:eastAsia="es-ES"/>
-          <w14:ligatures w14:val="none"/>
+          <ns2:ligatures ns2:val="none"/>
         </w:rPr>
         <w:t xml:space="preserve"/>
       </w:r>
@@ -1412,7 +1412,7 @@
           <w:color w:val="000000"/>
           <w:kern w:val="0"/>
           <w:lang w:eastAsia="es-ES"/>
-          <w14:ligatures w14:val="none"/>
+          <ns2:ligatures ns2:val="none"/>
         </w:rPr>
         <w:t xml:space="preserve"/>
       </w:r>
@@ -1422,7 +1422,7 @@
           <w:color w:val="000000"/>
           <w:kern w:val="0"/>
           <w:lang w:val="es-ES" w:eastAsia="es-ES"/>
-          <w14:ligatures w14:val="none"/>
+          <ns2:ligatures ns2:val="none"/>
         </w:rPr>
         <w:t/>
       </w:r>
@@ -1432,7 +1432,7 @@
           <w:color w:val="000000"/>
           <w:kern w:val="0"/>
           <w:lang w:eastAsia="es-ES"/>
-          <w14:ligatures w14:val="none"/>
+          <ns2:ligatures ns2:val="none"/>
         </w:rPr>
         <w:t xml:space="preserve"/>
       </w:r>
@@ -1442,7 +1442,7 @@
           <w:color w:val="000000"/>
           <w:kern w:val="0"/>
           <w:lang w:eastAsia="es-ES"/>
-          <w14:ligatures w14:val="none"/>
+          <ns2:ligatures ns2:val="none"/>
         </w:rPr>
         <w:t xml:space="preserve"/>
       </w:r>
@@ -1452,7 +1452,7 @@
           <w:color w:val="000000"/>
           <w:kern w:val="0"/>
           <w:lang w:eastAsia="es-ES"/>
-          <w14:ligatures w14:val="none"/>
+          <ns2:ligatures ns2:val="none"/>
         </w:rPr>
         <w:t xml:space="preserve"/>
       </w:r>
@@ -1462,7 +1462,7 @@
           <w:color w:val="000000"/>
           <w:kern w:val="0"/>
           <w:lang w:eastAsia="es-ES"/>
-          <w14:ligatures w14:val="none"/>
+          <ns2:ligatures ns2:val="none"/>
         </w:rPr>
         <w:t/>
       </w:r>
@@ -1472,7 +1472,7 @@
           <w:color w:val="000000"/>
           <w:kern w:val="0"/>
           <w:lang w:eastAsia="es-ES"/>
-          <w14:ligatures w14:val="none"/>
+          <ns2:ligatures ns2:val="none"/>
         </w:rPr>
         <w:t xml:space="preserve"/>
       </w:r>
@@ -1482,7 +1482,7 @@
           <w:color w:val="000000"/>
           <w:kern w:val="0"/>
           <w:lang w:eastAsia="es-ES"/>
-          <w14:ligatures w14:val="none"/>
+          <ns2:ligatures ns2:val="none"/>
         </w:rPr>
         <w:t/>
       </w:r>
@@ -1492,7 +1492,7 @@
           <w:color w:val="000000"/>
           <w:kern w:val="0"/>
           <w:lang w:eastAsia="es-ES"/>
-          <w14:ligatures w14:val="none"/>
+          <ns2:ligatures ns2:val="none"/>
         </w:rPr>
         <w:t xml:space="preserve"/>
       </w:r>
@@ -1502,7 +1502,7 @@
           <w:color w:val="000000"/>
           <w:kern w:val="0"/>
           <w:lang w:eastAsia="es-ES"/>
-          <w14:ligatures w14:val="none"/>
+          <ns2:ligatures ns2:val="none"/>
         </w:rPr>
         <w:t xml:space="preserve"/>
       </w:r>
@@ -1510,7 +1510,7 @@
         <w:rPr>
           <w:rFonts w:ascii="Arial Narrow" w:eastAsia="Calibri" w:hAnsi="Arial Narrow" w:cs="Arial"/>
           <w:kern w:val="0"/>
-          <w14:ligatures w14:val="none"/>
+          <ns2:ligatures ns2:val="none"/>
         </w:rPr>
         <w:t xml:space="preserve"/>
       </w:r>
@@ -1518,7 +1518,7 @@
         <w:rPr>
           <w:rFonts w:ascii="Arial Narrow" w:eastAsia="Calibri" w:hAnsi="Arial Narrow" w:cs="Arial"/>
           <w:kern w:val="0"/>
-          <w14:ligatures w14:val="none"/>
+          <ns2:ligatures ns2:val="none"/>
         </w:rPr>
         <w:t/>
       </w:r>
@@ -1528,7 +1528,7 @@
           <w:color w:val="000000"/>
           <w:kern w:val="0"/>
           <w:lang w:eastAsia="es-ES"/>
-          <w14:ligatures w14:val="none"/>
+          <ns2:ligatures ns2:val="none"/>
         </w:rPr>
         <w:t xml:space="preserve"/>
       </w:r>
@@ -1538,7 +1538,7 @@
           <w:color w:val="000000"/>
           <w:kern w:val="0"/>
           <w:lang w:eastAsia="es-ES"/>
-          <w14:ligatures w14:val="none"/>
+          <ns2:ligatures ns2:val="none"/>
         </w:rPr>
         <w:t/>
       </w:r>
@@ -1548,7 +1548,7 @@
           <w:color w:val="000000"/>
           <w:kern w:val="0"/>
           <w:lang w:eastAsia="es-ES"/>
-          <w14:ligatures w14:val="none"/>
+          <ns2:ligatures ns2:val="none"/>
         </w:rPr>
         <w:t xml:space="preserve"/>
       </w:r>
@@ -1558,25 +1558,25 @@
           <w:color w:val="000000"/>
           <w:kern w:val="0"/>
           <w:lang w:eastAsia="es-ES"/>
-          <w14:ligatures w14:val="none"/>
+          <ns2:ligatures ns2:val="none"/>
         </w:rPr>
         <w:t/>
       </w:r>
     </w:p>
-    <w:p>
-      <w:pPr>
-        <w:spacing w:after="0" w:line="240" w:lineRule="auto"/>
-        <w:jc w:val="both"/>
-        <w:rPr>
-          <w:rFonts w:ascii="Arial Narrow" w:eastAsia="Times New Roman" w:hAnsi="Arial Narrow" w:cs="Arial"/>
-          <w:color w:val="000000"/>
-          <w:kern w:val="0"/>
-          <w:lang w:eastAsia="es-ES"/>
-          <w14:ligatures w14:val="none"/>
-        </w:rPr>
-      </w:pPr>
-    </w:p>
-    <w:p>
+    <w:p ns2:paraId="75AB2D8E" ns2:textId="77777777">
+      <w:pPr>
+        <w:spacing w:after="0" w:line="240" w:lineRule="auto"/>
+        <w:jc w:val="both"/>
+        <w:rPr>
+          <w:rFonts w:ascii="Arial Narrow" w:eastAsia="Times New Roman" w:hAnsi="Arial Narrow" w:cs="Arial"/>
+          <w:color w:val="000000"/>
+          <w:kern w:val="0"/>
+          <w:lang w:eastAsia="es-ES"/>
+          <ns2:ligatures ns2:val="none"/>
+        </w:rPr>
+      </w:pPr>
+    </w:p>
+    <w:p ns2:paraId="3650785C" ns2:textId="6D2737A7">
       <w:pPr>
         <w:pStyle w:val="Prrafodelista"/>
         <w:numPr>
@@ -1594,16 +1594,16 @@
           <w:color w:val="000000"/>
           <w:kern w:val="0"/>
           <w:lang w:eastAsia="es-ES"/>
-          <w14:ligatures w14:val="none"/>
-        </w:rPr>
-      </w:pPr>
-      <w:r>
-        <w:rPr>
-          <w:rFonts w:ascii="Arial Narrow" w:eastAsia="Times New Roman" w:hAnsi="Arial Narrow" w:cs="Arial"/>
-          <w:color w:val="000000"/>
-          <w:kern w:val="0"/>
-          <w:lang w:eastAsia="es-ES"/>
-          <w14:ligatures w14:val="none"/>
+          <ns2:ligatures ns2:val="none"/>
+        </w:rPr>
+      </w:pPr>
+      <w:r>
+        <w:rPr>
+          <w:rFonts w:ascii="Arial Narrow" w:eastAsia="Times New Roman" w:hAnsi="Arial Narrow" w:cs="Arial"/>
+          <w:color w:val="000000"/>
+          <w:kern w:val="0"/>
+          <w:lang w:eastAsia="es-ES"/>
+          <ns2:ligatures ns2:val="none"/>
         </w:rPr>
         <w:lastRenderedPageBreak/>
         <w:t xml:space="preserve">El 21 de agosto de 2025, </w:t>
@@ -1614,7 +1614,7 @@
           <w:color w:val="000000"/>
           <w:kern w:val="0"/>
           <w:lang w:val="es-ES" w:eastAsia="es-ES"/>
-          <w14:ligatures w14:val="none"/>
+          <ns2:ligatures ns2:val="none"/>
         </w:rPr>
         <w:t>Mapfre</w:t>
       </w:r>
@@ -1624,7 +1624,7 @@
           <w:color w:val="000000"/>
           <w:kern w:val="0"/>
           <w:lang w:eastAsia="es-ES"/>
-          <w14:ligatures w14:val="none"/>
+          <ns2:ligatures ns2:val="none"/>
         </w:rPr>
         <w:t xml:space="preserve">, mediante carta, comunicó que no tramitaría </w:t>
       </w:r>
@@ -1634,7 +1634,7 @@
           <w:color w:val="000000"/>
           <w:kern w:val="0"/>
           <w:lang w:eastAsia="es-ES"/>
-          <w14:ligatures w14:val="none"/>
+          <ns2:ligatures ns2:val="none"/>
         </w:rPr>
         <w:t>su solicitud de cobertura</w:t>
       </w:r>
@@ -1644,7 +1644,7 @@
           <w:color w:val="000000"/>
           <w:kern w:val="0"/>
           <w:lang w:eastAsia="es-ES"/>
-          <w14:ligatures w14:val="none"/>
+          <ns2:ligatures ns2:val="none"/>
         </w:rPr>
         <w:t xml:space="preserve">, señaló que la evaluación debía realizarse en Bolivia y manifestó no haber recibido un “reporte inicial”, </w:t>
       </w:r>
@@ -1654,7 +1654,7 @@
           <w:color w:val="000000"/>
           <w:kern w:val="0"/>
           <w:lang w:eastAsia="es-ES"/>
-          <w14:ligatures w14:val="none"/>
+          <ns2:ligatures ns2:val="none"/>
         </w:rPr>
         <w:t>trasladando indebidamente la carga</w:t>
       </w:r>
@@ -1664,7 +1664,7 @@
           <w:color w:val="000000"/>
           <w:kern w:val="0"/>
           <w:lang w:eastAsia="es-ES"/>
-          <w14:ligatures w14:val="none"/>
+          <ns2:ligatures ns2:val="none"/>
         </w:rPr>
         <w:t xml:space="preserve"> </w:t>
       </w:r>
@@ -1674,7 +1674,7 @@
           <w:color w:val="000000"/>
           <w:kern w:val="0"/>
           <w:lang w:eastAsia="es-ES"/>
-          <w14:ligatures w14:val="none"/>
+          <ns2:ligatures ns2:val="none"/>
         </w:rPr>
         <w:t xml:space="preserve">de </w:t>
       </w:r>
@@ -1684,7 +1684,7 @@
           <w:color w:val="000000"/>
           <w:kern w:val="0"/>
           <w:lang w:eastAsia="es-ES"/>
-          <w14:ligatures w14:val="none"/>
+          <ns2:ligatures ns2:val="none"/>
         </w:rPr>
         <w:t xml:space="preserve">efectuar gestiones </w:t>
       </w:r>
@@ -1694,7 +1694,7 @@
           <w:color w:val="000000"/>
           <w:kern w:val="0"/>
           <w:lang w:eastAsia="es-ES"/>
-          <w14:ligatures w14:val="none"/>
+          <ns2:ligatures ns2:val="none"/>
         </w:rPr>
         <w:t>en el extranjero</w:t>
       </w:r>
@@ -1704,25 +1704,25 @@
           <w:color w:val="000000"/>
           <w:kern w:val="0"/>
           <w:lang w:eastAsia="es-ES"/>
-          <w14:ligatures w14:val="none"/>
+          <ns2:ligatures ns2:val="none"/>
         </w:rPr>
         <w:t>.</w:t>
       </w:r>
     </w:p>
-    <w:p>
-      <w:pPr>
-        <w:spacing w:after="0" w:line="240" w:lineRule="auto"/>
-        <w:jc w:val="both"/>
-        <w:rPr>
-          <w:rFonts w:ascii="Arial Narrow" w:eastAsia="Times New Roman" w:hAnsi="Arial Narrow" w:cs="Arial"/>
-          <w:color w:val="000000"/>
-          <w:kern w:val="0"/>
-          <w:lang w:eastAsia="es-ES"/>
-          <w14:ligatures w14:val="none"/>
-        </w:rPr>
-      </w:pPr>
-    </w:p>
-    <w:p>
+    <w:p ns2:paraId="1E1645AB" ns2:textId="77777777">
+      <w:pPr>
+        <w:spacing w:after="0" w:line="240" w:lineRule="auto"/>
+        <w:jc w:val="both"/>
+        <w:rPr>
+          <w:rFonts w:ascii="Arial Narrow" w:eastAsia="Times New Roman" w:hAnsi="Arial Narrow" w:cs="Arial"/>
+          <w:color w:val="000000"/>
+          <w:kern w:val="0"/>
+          <w:lang w:eastAsia="es-ES"/>
+          <ns2:ligatures ns2:val="none"/>
+        </w:rPr>
+      </w:pPr>
+    </w:p>
+    <w:p ns2:paraId="577B77ED" ns2:textId="37E4E260">
       <w:pPr>
         <w:pStyle w:val="Prrafodelista"/>
         <w:numPr>
@@ -1740,16 +1740,16 @@
           <w:color w:val="000000"/>
           <w:kern w:val="0"/>
           <w:lang w:eastAsia="es-ES"/>
-          <w14:ligatures w14:val="none"/>
-        </w:rPr>
-      </w:pPr>
-      <w:r>
-        <w:rPr>
-          <w:rFonts w:ascii="Arial Narrow" w:eastAsia="Times New Roman" w:hAnsi="Arial Narrow" w:cs="Arial"/>
-          <w:color w:val="000000"/>
-          <w:kern w:val="0"/>
-          <w:lang w:eastAsia="es-ES"/>
-          <w14:ligatures w14:val="none"/>
+          <ns2:ligatures ns2:val="none"/>
+        </w:rPr>
+      </w:pPr>
+      <w:r>
+        <w:rPr>
+          <w:rFonts w:ascii="Arial Narrow" w:eastAsia="Times New Roman" w:hAnsi="Arial Narrow" w:cs="Arial"/>
+          <w:color w:val="000000"/>
+          <w:kern w:val="0"/>
+          <w:lang w:eastAsia="es-ES"/>
+          <ns2:ligatures ns2:val="none"/>
         </w:rPr>
         <w:t>Luego</w:t>
       </w:r>
@@ -1759,7 +1759,7 @@
           <w:color w:val="000000"/>
           <w:kern w:val="0"/>
           <w:lang w:eastAsia="es-ES"/>
-          <w14:ligatures w14:val="none"/>
+          <ns2:ligatures ns2:val="none"/>
         </w:rPr>
         <w:t xml:space="preserve">, </w:t>
       </w:r>
@@ -1769,7 +1769,7 @@
           <w:color w:val="000000"/>
           <w:kern w:val="0"/>
           <w:lang w:eastAsia="es-ES"/>
-          <w14:ligatures w14:val="none"/>
+          <ns2:ligatures ns2:val="none"/>
         </w:rPr>
         <w:t xml:space="preserve">presentó </w:t>
       </w:r>
@@ -1779,7 +1779,7 @@
           <w:color w:val="000000"/>
           <w:kern w:val="0"/>
           <w:lang w:eastAsia="es-ES"/>
-          <w14:ligatures w14:val="none"/>
+          <ns2:ligatures ns2:val="none"/>
         </w:rPr>
         <w:t xml:space="preserve">el Reclamo 00318-2025-SAC-MMQ-RC </w:t>
       </w:r>
@@ -1789,7 +1789,7 @@
           <w:color w:val="000000"/>
           <w:kern w:val="0"/>
           <w:lang w:eastAsia="es-ES"/>
-          <w14:ligatures w14:val="none"/>
+          <ns2:ligatures ns2:val="none"/>
         </w:rPr>
         <w:t xml:space="preserve">contra </w:t>
       </w:r>
@@ -1799,7 +1799,7 @@
           <w:color w:val="000000"/>
           <w:kern w:val="0"/>
           <w:lang w:val="es-ES" w:eastAsia="es-ES"/>
-          <w14:ligatures w14:val="none"/>
+          <ns2:ligatures ns2:val="none"/>
         </w:rPr>
         <w:t>Mapfre</w:t>
       </w:r>
@@ -1809,7 +1809,7 @@
           <w:color w:val="000000"/>
           <w:kern w:val="0"/>
           <w:lang w:eastAsia="es-ES"/>
-          <w14:ligatures w14:val="none"/>
+          <ns2:ligatures ns2:val="none"/>
         </w:rPr>
         <w:t xml:space="preserve"> ante</w:t>
       </w:r>
@@ -1819,7 +1819,7 @@
           <w:color w:val="000000"/>
           <w:kern w:val="0"/>
           <w:lang w:eastAsia="es-ES"/>
-          <w14:ligatures w14:val="none"/>
+          <ns2:ligatures ns2:val="none"/>
         </w:rPr>
         <w:t xml:space="preserve"> el</w:t>
       </w:r>
@@ -1829,7 +1829,7 @@
           <w:color w:val="000000"/>
           <w:kern w:val="0"/>
           <w:lang w:eastAsia="es-ES"/>
-          <w14:ligatures w14:val="none"/>
+          <ns2:ligatures ns2:val="none"/>
         </w:rPr>
         <w:t xml:space="preserve"> </w:t>
       </w:r>
@@ -1839,7 +1839,7 @@
           <w:color w:val="000000"/>
           <w:kern w:val="0"/>
           <w:lang w:eastAsia="es-ES"/>
-          <w14:ligatures w14:val="none"/>
+          <ns2:ligatures ns2:val="none"/>
         </w:rPr>
         <w:t>Indecopi</w:t>
       </w:r>
@@ -1849,7 +1849,7 @@
           <w:color w:val="000000"/>
           <w:kern w:val="0"/>
           <w:lang w:eastAsia="es-ES"/>
-          <w14:ligatures w14:val="none"/>
+          <ns2:ligatures ns2:val="none"/>
         </w:rPr>
         <w:t xml:space="preserve">, a fin de que </w:t>
       </w:r>
@@ -1859,7 +1859,7 @@
           <w:color w:val="000000"/>
           <w:kern w:val="0"/>
           <w:lang w:val="es-ES" w:eastAsia="es-ES"/>
-          <w14:ligatures w14:val="none"/>
+          <ns2:ligatures ns2:val="none"/>
         </w:rPr>
         <w:t>Mapfre</w:t>
       </w:r>
@@ -1869,7 +1869,7 @@
           <w:color w:val="000000"/>
           <w:kern w:val="0"/>
           <w:lang w:eastAsia="es-ES"/>
-          <w14:ligatures w14:val="none"/>
+          <ns2:ligatures ns2:val="none"/>
         </w:rPr>
         <w:t xml:space="preserve"> </w:t>
       </w:r>
@@ -1880,7 +1880,7 @@
           <w:color w:val="000000"/>
           <w:kern w:val="0"/>
           <w:lang w:eastAsia="es-ES"/>
-          <w14:ligatures w14:val="none"/>
+          <ns2:ligatures ns2:val="none"/>
         </w:rPr>
         <w:t>otorgara</w:t>
       </w:r>
@@ -1891,7 +1891,7 @@
           <w:color w:val="000000"/>
           <w:kern w:val="0"/>
           <w:lang w:eastAsia="es-ES"/>
-          <w14:ligatures w14:val="none"/>
+          <ns2:ligatures ns2:val="none"/>
         </w:rPr>
         <w:t xml:space="preserve"> una respuesta.</w:t>
       </w:r>
@@ -1901,7 +1901,7 @@
           <w:color w:val="000000"/>
           <w:kern w:val="0"/>
           <w:lang w:eastAsia="es-ES"/>
-          <w14:ligatures w14:val="none"/>
+          <ns2:ligatures ns2:val="none"/>
         </w:rPr>
         <w:t xml:space="preserve"> No obstante, la compañía </w:t>
       </w:r>
@@ -1911,7 +1911,7 @@
           <w:color w:val="000000"/>
           <w:kern w:val="0"/>
           <w:lang w:eastAsia="es-ES"/>
-          <w14:ligatures w14:val="none"/>
+          <ns2:ligatures ns2:val="none"/>
         </w:rPr>
         <w:t>aseguradora</w:t>
       </w:r>
@@ -1921,7 +1921,7 @@
           <w:color w:val="000000"/>
           <w:kern w:val="0"/>
           <w:lang w:eastAsia="es-ES"/>
-          <w14:ligatures w14:val="none"/>
+          <ns2:ligatures ns2:val="none"/>
         </w:rPr>
         <w:t xml:space="preserve"> </w:t>
       </w:r>
@@ -1931,7 +1931,7 @@
           <w:color w:val="000000"/>
           <w:kern w:val="0"/>
           <w:lang w:eastAsia="es-ES"/>
-          <w14:ligatures w14:val="none"/>
+          <ns2:ligatures ns2:val="none"/>
         </w:rPr>
         <w:t xml:space="preserve">no </w:t>
       </w:r>
@@ -1941,7 +1941,7 @@
           <w:color w:val="000000"/>
           <w:kern w:val="0"/>
           <w:lang w:eastAsia="es-ES"/>
-          <w14:ligatures w14:val="none"/>
+          <ns2:ligatures ns2:val="none"/>
         </w:rPr>
         <w:t>cumplió con brindar</w:t>
       </w:r>
@@ -1951,12 +1951,12 @@
           <w:color w:val="000000"/>
           <w:kern w:val="0"/>
           <w:lang w:eastAsia="es-ES"/>
-          <w14:ligatures w14:val="none"/>
+          <ns2:ligatures ns2:val="none"/>
         </w:rPr>
         <w:t xml:space="preserve"> una respuesta al referido reclamo.</w:t>
       </w:r>
     </w:p>
-    <w:p>
+    <w:p ns2:paraId="36B4B1E4" ns2:textId="77777777">
       <w:pPr>
         <w:pStyle w:val="Prrafodelista"/>
         <w:spacing w:after="0" w:line="240" w:lineRule="auto"/>
@@ -1967,11 +1967,11 @@
           <w:color w:val="000000"/>
           <w:kern w:val="0"/>
           <w:lang w:eastAsia="es-ES"/>
-          <w14:ligatures w14:val="none"/>
-        </w:rPr>
-      </w:pPr>
-    </w:p>
-    <w:p>
+          <ns2:ligatures ns2:val="none"/>
+        </w:rPr>
+      </w:pPr>
+    </w:p>
+    <w:p ns2:paraId="33E14FF7" ns2:textId="1EBFE412">
       <w:pPr>
         <w:pStyle w:val="Prrafodelista"/>
         <w:numPr>
@@ -1986,16 +1986,16 @@
           <w:color w:val="000000"/>
           <w:kern w:val="0"/>
           <w:lang w:eastAsia="es-ES"/>
-          <w14:ligatures w14:val="none"/>
-        </w:rPr>
-      </w:pPr>
-      <w:r>
-        <w:rPr>
-          <w:rFonts w:ascii="Arial Narrow" w:eastAsia="Times New Roman" w:hAnsi="Arial Narrow" w:cs="Arial"/>
-          <w:color w:val="000000"/>
-          <w:kern w:val="0"/>
-          <w:lang w:eastAsia="es-ES"/>
-          <w14:ligatures w14:val="none"/>
+          <ns2:ligatures ns2:val="none"/>
+        </w:rPr>
+      </w:pPr>
+      <w:r>
+        <w:rPr>
+          <w:rFonts w:ascii="Arial Narrow" w:eastAsia="Times New Roman" w:hAnsi="Arial Narrow" w:cs="Arial"/>
+          <w:color w:val="000000"/>
+          <w:kern w:val="0"/>
+          <w:lang w:eastAsia="es-ES"/>
+          <ns2:ligatures ns2:val="none"/>
         </w:rPr>
         <w:t xml:space="preserve">El 26 de enero de 2026, </w:t>
       </w:r>
@@ -2005,7 +2005,7 @@
           <w:color w:val="000000"/>
           <w:kern w:val="0"/>
           <w:lang w:eastAsia="es-ES"/>
-          <w14:ligatures w14:val="none"/>
+          <ns2:ligatures ns2:val="none"/>
         </w:rPr>
         <w:t>a pesar de sus</w:t>
       </w:r>
@@ -2015,7 +2015,7 @@
           <w:color w:val="000000"/>
           <w:kern w:val="0"/>
           <w:lang w:eastAsia="es-ES"/>
-          <w14:ligatures w14:val="none"/>
+          <ns2:ligatures ns2:val="none"/>
         </w:rPr>
         <w:t xml:space="preserve"> gestiones y</w:t>
       </w:r>
@@ -2025,7 +2025,7 @@
           <w:color w:val="000000"/>
           <w:kern w:val="0"/>
           <w:lang w:eastAsia="es-ES"/>
-          <w14:ligatures w14:val="none"/>
+          <ns2:ligatures ns2:val="none"/>
         </w:rPr>
         <w:t xml:space="preserve"> llamadas realizadas a la compañía aseguradora, </w:t>
       </w:r>
@@ -2035,7 +2035,7 @@
           <w:color w:val="000000"/>
           <w:kern w:val="0"/>
           <w:lang w:val="es-ES" w:eastAsia="es-ES"/>
-          <w14:ligatures w14:val="none"/>
+          <ns2:ligatures ns2:val="none"/>
         </w:rPr>
         <w:t>Mapfre</w:t>
       </w:r>
@@ -2045,7 +2045,7 @@
           <w:color w:val="000000"/>
           <w:kern w:val="0"/>
           <w:lang w:eastAsia="es-ES"/>
-          <w14:ligatures w14:val="none"/>
+          <ns2:ligatures ns2:val="none"/>
         </w:rPr>
         <w:t xml:space="preserve">, mediante </w:t>
       </w:r>
@@ -2055,7 +2055,7 @@
           <w:color w:val="000000"/>
           <w:kern w:val="0"/>
           <w:lang w:eastAsia="es-ES"/>
-          <w14:ligatures w14:val="none"/>
+          <ns2:ligatures ns2:val="none"/>
         </w:rPr>
         <w:t>carta</w:t>
       </w:r>
@@ -2065,7 +2065,7 @@
           <w:color w:val="000000"/>
           <w:kern w:val="0"/>
           <w:lang w:eastAsia="es-ES"/>
-          <w14:ligatures w14:val="none"/>
+          <ns2:ligatures ns2:val="none"/>
         </w:rPr>
         <w:t xml:space="preserve"> AII/AUTOS-0243-2026, </w:t>
       </w:r>
@@ -2075,7 +2075,7 @@
           <w:color w:val="000000"/>
           <w:kern w:val="0"/>
           <w:lang w:eastAsia="es-ES"/>
-          <w14:ligatures w14:val="none"/>
+          <ns2:ligatures ns2:val="none"/>
         </w:rPr>
         <w:t>derivó la atención del</w:t>
       </w:r>
@@ -2085,7 +2085,7 @@
           <w:color w:val="000000"/>
           <w:kern w:val="0"/>
           <w:lang w:eastAsia="es-ES"/>
-          <w14:ligatures w14:val="none"/>
+          <ns2:ligatures ns2:val="none"/>
         </w:rPr>
         <w:t xml:space="preserve"> siniestro a </w:t>
       </w:r>
@@ -2095,7 +2095,7 @@
           <w:color w:val="000000"/>
           <w:kern w:val="0"/>
           <w:lang w:eastAsia="es-ES"/>
-          <w14:ligatures w14:val="none"/>
+          <ns2:ligatures ns2:val="none"/>
         </w:rPr>
         <w:t>territorio boliviano</w:t>
       </w:r>
@@ -2105,12 +2105,12 @@
           <w:color w:val="000000"/>
           <w:kern w:val="0"/>
           <w:lang w:eastAsia="es-ES"/>
-          <w14:ligatures w14:val="none"/>
+          <ns2:ligatures ns2:val="none"/>
         </w:rPr>
         <w:t>, evidenciando una conducta omisiva y abusiva.</w:t>
       </w:r>
     </w:p>
-    <w:p>
+    <w:p ns2:paraId="56294ADE" ns2:textId="77777777">
       <w:pPr>
         <w:tabs>
           <w:tab w:val="left" w:pos="1134"/>
@@ -2122,11 +2122,11 @@
           <w:color w:val="000000"/>
           <w:kern w:val="0"/>
           <w:lang w:eastAsia="es-ES"/>
-          <w14:ligatures w14:val="none"/>
-        </w:rPr>
-      </w:pPr>
-    </w:p>
-    <w:p>
+          <ns2:ligatures ns2:val="none"/>
+        </w:rPr>
+      </w:pPr>
+    </w:p>
+    <w:p ns2:paraId="65C58807" ns2:textId="46F0F8EF">
       <w:pPr>
         <w:numPr>
           <w:ilvl w:val="1"/>
@@ -2144,16 +2144,16 @@
           <w:color w:val="000000"/>
           <w:kern w:val="0"/>
           <w:lang w:val="es-ES" w:eastAsia="es-ES"/>
-          <w14:ligatures w14:val="none"/>
-        </w:rPr>
-      </w:pPr>
-      <w:r>
-        <w:rPr>
-          <w:rFonts w:ascii="Arial Narrow" w:eastAsia="Times New Roman" w:hAnsi="Arial Narrow" w:cs="Arial"/>
-          <w:color w:val="000000"/>
-          <w:kern w:val="0"/>
-          <w:lang w:eastAsia="es-ES"/>
-          <w14:ligatures w14:val="none"/>
+          <ns2:ligatures ns2:val="none"/>
+        </w:rPr>
+      </w:pPr>
+      <w:r>
+        <w:rPr>
+          <w:rFonts w:ascii="Arial Narrow" w:eastAsia="Times New Roman" w:hAnsi="Arial Narrow" w:cs="Arial"/>
+          <w:color w:val="000000"/>
+          <w:kern w:val="0"/>
+          <w:lang w:eastAsia="es-ES"/>
+          <ns2:ligatures ns2:val="none"/>
         </w:rPr>
         <w:t xml:space="preserve">La [APELLIDO] solicitó, en calidad de medida correctiva, que Mapfre cumpla con: (i) recibir, tramitar y evaluar su solicitud de cobertura vinculado al Seguro de Responsabilidad Civil; y, (ii) otorgar la cobertura correspondiente sin derivar gestiones ni cobros al extranjero y respetando los plazos legales, emitiendo un pronunciamiento de fondo, expreso y debidamente motivado, conforme a la póliza contratada y a la normativa vigente. Asimismo, requirió el reembolso de costos y costas del presente procedimiento. </w:t>
       </w:r>
@@ -2163,7 +2163,7 @@
           <w:color w:val="000000"/>
           <w:kern w:val="0"/>
           <w:lang w:val="es-ES" w:eastAsia="es-ES"/>
-          <w14:ligatures w14:val="none"/>
+          <ns2:ligatures ns2:val="none"/>
         </w:rPr>
         <w:t xml:space="preserve"/>
       </w:r>
@@ -2171,7 +2171,7 @@
         <w:rPr>
           <w:rFonts w:ascii="Arial Narrow" w:eastAsia="Calibri" w:hAnsi="Arial Narrow" w:cs="Arial"/>
           <w:kern w:val="0"/>
-          <w14:ligatures w14:val="none"/>
+          <ns2:ligatures ns2:val="none"/>
         </w:rPr>
         <w:t xml:space="preserve"/>
       </w:r>
@@ -2181,7 +2181,7 @@
           <w:color w:val="000000"/>
           <w:kern w:val="0"/>
           <w:lang w:val="es-ES" w:eastAsia="es-ES"/>
-          <w14:ligatures w14:val="none"/>
+          <ns2:ligatures ns2:val="none"/>
         </w:rPr>
         <w:t/>
       </w:r>
@@ -2191,7 +2191,7 @@
           <w:color w:val="000000"/>
           <w:kern w:val="0"/>
           <w:lang w:val="es-ES" w:eastAsia="es-ES"/>
-          <w14:ligatures w14:val="none"/>
+          <ns2:ligatures ns2:val="none"/>
         </w:rPr>
         <w:t xml:space="preserve"/>
       </w:r>
@@ -2201,7 +2201,7 @@
           <w:color w:val="000000"/>
           <w:kern w:val="0"/>
           <w:lang w:val="es-ES" w:eastAsia="es-ES"/>
-          <w14:ligatures w14:val="none"/>
+          <ns2:ligatures ns2:val="none"/>
         </w:rPr>
         <w:t xml:space="preserve"/>
       </w:r>
@@ -2211,7 +2211,7 @@
           <w:color w:val="000000"/>
           <w:kern w:val="0"/>
           <w:lang w:val="es-ES" w:eastAsia="es-ES"/>
-          <w14:ligatures w14:val="none"/>
+          <ns2:ligatures ns2:val="none"/>
         </w:rPr>
         <w:t xml:space="preserve"/>
       </w:r>
@@ -2221,7 +2221,7 @@
           <w:color w:val="000000"/>
           <w:kern w:val="0"/>
           <w:lang w:val="es-ES" w:eastAsia="es-ES"/>
-          <w14:ligatures w14:val="none"/>
+          <ns2:ligatures ns2:val="none"/>
         </w:rPr>
         <w:t/>
       </w:r>
@@ -2231,7 +2231,7 @@
           <w:color w:val="000000"/>
           <w:kern w:val="0"/>
           <w:lang w:val="es-ES" w:eastAsia="es-ES"/>
-          <w14:ligatures w14:val="none"/>
+          <ns2:ligatures ns2:val="none"/>
         </w:rPr>
         <w:t xml:space="preserve"/>
       </w:r>
@@ -2242,7 +2242,7 @@
           <w:color w:val="000000"/>
           <w:kern w:val="0"/>
           <w:lang w:val="es-ES" w:eastAsia="es-ES"/>
-          <w14:ligatures w14:val="none"/>
+          <ns2:ligatures ns2:val="none"/>
         </w:rPr>
         <w:t/>
       </w:r>
@@ -2253,7 +2253,7 @@
           <w:color w:val="000000"/>
           <w:kern w:val="0"/>
           <w:lang w:val="es-ES" w:eastAsia="es-ES"/>
-          <w14:ligatures w14:val="none"/>
+          <ns2:ligatures ns2:val="none"/>
         </w:rPr>
         <w:t/>
       </w:r>
@@ -2263,7 +2263,7 @@
           <w:color w:val="000000"/>
           <w:kern w:val="0"/>
           <w:lang w:val="es-ES" w:eastAsia="es-ES"/>
-          <w14:ligatures w14:val="none"/>
+          <ns2:ligatures ns2:val="none"/>
         </w:rPr>
         <w:t/>
       </w:r>
@@ -2273,12 +2273,12 @@
           <w:color w:val="000000"/>
           <w:kern w:val="0"/>
           <w:lang w:val="es-ES" w:eastAsia="es-ES"/>
-          <w14:ligatures w14:val="none"/>
+          <ns2:ligatures ns2:val="none"/>
         </w:rPr>
         <w:t xml:space="preserve"/>
       </w:r>
     </w:p>
-    <w:p>
+    <w:p ns2:paraId="66005174" ns2:textId="77777777">
       <w:pPr>
         <w:spacing w:after="0" w:line="240" w:lineRule="auto"/>
         <w:contextualSpacing/>
@@ -2289,11 +2289,11 @@
           <w:color w:val="000000"/>
           <w:kern w:val="0"/>
           <w:lang w:eastAsia="es-PE"/>
-          <w14:ligatures w14:val="none"/>
-        </w:rPr>
-      </w:pPr>
-    </w:p>
-    <w:p>
+          <ns2:ligatures ns2:val="none"/>
+        </w:rPr>
+      </w:pPr>
+    </w:p>
+    <w:p ns2:paraId="3541B1F9" ns2:textId="77777777">
       <w:pPr>
         <w:pStyle w:val="Prrafodelista"/>
         <w:numPr>
@@ -2313,22 +2313,22 @@
           <w:color w:val="000000"/>
           <w:kern w:val="0"/>
           <w:lang w:eastAsia="es-PE"/>
-          <w14:ligatures w14:val="none"/>
-        </w:rPr>
-      </w:pPr>
-      <w:r>
-        <w:rPr>
-          <w:rFonts w:ascii="Arial Narrow" w:eastAsia="Arial Narrow" w:hAnsi="Arial Narrow" w:cs="Arial Narrow"/>
-          <w:b/>
-          <w:color w:val="000000"/>
-          <w:kern w:val="0"/>
-          <w:lang w:eastAsia="es-PE"/>
-          <w14:ligatures w14:val="none"/>
+          <ns2:ligatures ns2:val="none"/>
+        </w:rPr>
+      </w:pPr>
+      <w:r>
+        <w:rPr>
+          <w:rFonts w:ascii="Arial Narrow" w:eastAsia="Arial Narrow" w:hAnsi="Arial Narrow" w:cs="Arial Narrow"/>
+          <w:b/>
+          <w:color w:val="000000"/>
+          <w:kern w:val="0"/>
+          <w:lang w:eastAsia="es-PE"/>
+          <ns2:ligatures ns2:val="none"/>
         </w:rPr>
         <w:t>DE LA ADMISIÓN A TRÁMITE DE LA DENUNCIA</w:t>
       </w:r>
     </w:p>
-    <w:p>
+    <w:p ns2:paraId="34556756" ns2:textId="77777777">
       <w:pPr>
         <w:spacing w:after="0" w:line="240" w:lineRule="auto"/>
         <w:contextualSpacing/>
@@ -2339,13 +2339,13 @@
           <w:color w:val="000000"/>
           <w:kern w:val="0"/>
           <w:lang w:eastAsia="es-PE"/>
-          <w14:ligatures w14:val="none"/>
+          <ns2:ligatures ns2:val="none"/>
         </w:rPr>
       </w:pPr>
       <w:bookmarkStart w:id="1" w:name="_Hlk212795168"/>
       <w:bookmarkStart w:id="2" w:name="_Hlk218848146"/>
     </w:p>
-    <w:p>
+    <w:p ns2:paraId="5F4266A4" ns2:textId="705597E4">
       <w:pPr>
         <w:pStyle w:val="Prrafodelista"/>
         <w:numPr>
@@ -2358,7 +2358,7 @@
         <w:rPr>
           <w:rFonts w:ascii="Arial Narrow" w:eastAsia="Arial Narrow" w:hAnsi="Arial Narrow" w:cs="Arial Narrow"/>
           <w:kern w:val="0"/>
-          <w14:ligatures w14:val="none"/>
+          <ns2:ligatures ns2:val="none"/>
         </w:rPr>
       </w:pPr>
       <w:bookmarkStart w:id="3" w:name="_Hlk140755208"/>
@@ -2370,7 +2370,7 @@
           <w:color w:val="000000"/>
           <w:kern w:val="0"/>
           <w:lang w:eastAsia="es-PE"/>
-          <w14:ligatures w14:val="none"/>
+          <ns2:ligatures ns2:val="none"/>
         </w:rPr>
         <w:t xml:space="preserve">La Secretaría Técnica de la Comisión de Protección al Consumidor 1 (en adelante, la Secretaría Técnica), en ejercicio de sus facultades, considera que el hecho denunciado, consistente en que la compañía aseguradora habría negado injustificadamente a la parte denunciante la tramitación de la solicitud de cobertura de la Póliza CTI-EAR0536329 del Seguro de Responsabilidad Civil del Transportador por Carretera en Viaje Internacional, respecto del siniestro ocurrido el 11 de abril de 2024 en territorio peruano que ocasionó el fallecimiento del señor [APELLIDO] ; involucraría una presunta afectación a sus expectativas, quien no habría encontrado una correspondencia entre lo que esperaba recibir de parte del proveedor y lo que realmente recibió. Por consiguiente, corresponde calificar el hecho materia de denuncia como una presunta infracción al deber de idoneidad, tipificado en los artículos 18 y 19 del Código.</w:t>
       </w:r>
@@ -2383,7 +2383,7 @@
           <w:rFonts w:ascii="Arial Narrow" w:eastAsia="Arial Narrow" w:hAnsi="Arial Narrow" w:cs="Arial Narrow"/>
           <w:kern w:val="0"/>
           <w:vertAlign w:val="superscript"/>
-          <w14:ligatures w14:val="none"/>
+          <ns2:ligatures ns2:val="none"/>
         </w:rPr>
         <w:footnoteReference w:id="4"/>
       </w:r>
@@ -2393,7 +2393,7 @@
           <w:color w:val="000000"/>
           <w:kern w:val="0"/>
           <w:lang w:eastAsia="es-PE"/>
-          <w14:ligatures w14:val="none"/>
+          <ns2:ligatures ns2:val="none"/>
         </w:rPr>
         <w:t xml:space="preserve"/>
       </w:r>
@@ -2403,7 +2403,7 @@
           <w:color w:val="000000"/>
           <w:kern w:val="0"/>
           <w:lang w:eastAsia="es-PE"/>
-          <w14:ligatures w14:val="none"/>
+          <ns2:ligatures ns2:val="none"/>
         </w:rPr>
         <w:t xml:space="preserve"/>
       </w:r>
@@ -2411,7 +2411,7 @@
         <w:rPr>
           <w:rFonts w:ascii="Arial Narrow" w:eastAsia="Arial Narrow" w:hAnsi="Arial Narrow" w:cs="Arial Narrow"/>
           <w:kern w:val="0"/>
-          <w14:ligatures w14:val="none"/>
+          <ns2:ligatures ns2:val="none"/>
         </w:rPr>
         <w:t xml:space="preserve"/>
       </w:r>
@@ -2420,7 +2420,7 @@
         <w:rPr>
           <w:rFonts w:ascii="Arial Narrow" w:eastAsia="Arial Narrow" w:hAnsi="Arial Narrow" w:cs="Arial Narrow"/>
           <w:kern w:val="0"/>
-          <w14:ligatures w14:val="none"/>
+          <ns2:ligatures ns2:val="none"/>
         </w:rPr>
         <w:t xml:space="preserve"/>
       </w:r>
@@ -2434,7 +2434,7 @@
           <w:kern w:val="0"/>
           <w:shd w:val="clear" w:color="auto" w:fill="FFFFFF"/>
           <w:lang w:eastAsia="es-PE"/>
-          <w14:ligatures w14:val="none"/>
+          <ns2:ligatures ns2:val="none"/>
         </w:rPr>
         <w:t/>
       </w:r>
@@ -2442,7 +2442,7 @@
         <w:rPr>
           <w:rFonts w:ascii="Arial Narrow" w:eastAsia="Arial Narrow" w:hAnsi="Arial Narrow" w:cs="Arial Narrow"/>
           <w:kern w:val="0"/>
-          <w14:ligatures w14:val="none"/>
+          <ns2:ligatures ns2:val="none"/>
         </w:rPr>
         <w:t/>
       </w:r>
@@ -2452,7 +2452,7 @@
           <w:color w:val="000000"/>
           <w:kern w:val="0"/>
           <w:lang w:eastAsia="es-PE"/>
-          <w14:ligatures w14:val="none"/>
+          <ns2:ligatures ns2:val="none"/>
         </w:rPr>
         <w:t/>
       </w:r>
@@ -2460,7 +2460,7 @@
         <w:rPr>
           <w:rFonts w:ascii="Arial Narrow" w:eastAsia="Arial Narrow" w:hAnsi="Arial Narrow" w:cs="Arial Narrow"/>
           <w:kern w:val="0"/>
-          <w14:ligatures w14:val="none"/>
+          <ns2:ligatures ns2:val="none"/>
         </w:rPr>
         <w:t xml:space="preserve"/>
       </w:r>
@@ -2470,7 +2470,7 @@
           <w:color w:val="000000"/>
           <w:kern w:val="0"/>
           <w:lang w:eastAsia="es-PE"/>
-          <w14:ligatures w14:val="none"/>
+          <ns2:ligatures ns2:val="none"/>
         </w:rPr>
         <w:t/>
       </w:r>
@@ -2478,7 +2478,7 @@
         <w:rPr>
           <w:rFonts w:ascii="Arial Narrow" w:eastAsia="Arial Narrow" w:hAnsi="Arial Narrow" w:cs="Arial Narrow"/>
           <w:kern w:val="0"/>
-          <w14:ligatures w14:val="none"/>
+          <ns2:ligatures ns2:val="none"/>
         </w:rPr>
         <w:t xml:space="preserve"/>
       </w:r>
@@ -2490,7 +2490,7 @@
           <w:rFonts w:ascii="Arial Narrow" w:eastAsia="Arial Narrow" w:hAnsi="Arial Narrow" w:cs="Arial"/>
           <w:kern w:val="0"/>
           <w:vertAlign w:val="superscript"/>
-          <w14:ligatures w14:val="none"/>
+          <ns2:ligatures ns2:val="none"/>
         </w:rPr>
         <w:footnoteReference w:id="5"/>
       </w:r>
@@ -2499,13 +2499,13 @@
         <w:rPr>
           <w:rFonts w:ascii="Arial Narrow" w:eastAsia="Arial Narrow" w:hAnsi="Arial Narrow" w:cs="Arial Narrow"/>
           <w:kern w:val="0"/>
-          <w14:ligatures w14:val="none"/>
+          <ns2:ligatures ns2:val="none"/>
         </w:rPr>
         <w:t/>
       </w:r>
       <w:bookmarkEnd w:id="8"/>
     </w:p>
-    <w:p>
+    <w:p ns2:paraId="116891C0" ns2:textId="77777777">
       <w:pPr>
         <w:pStyle w:val="Prrafodelista"/>
         <w:spacing w:after="0" w:line="240" w:lineRule="auto"/>
@@ -2514,11 +2514,11 @@
         <w:rPr>
           <w:rFonts w:ascii="Arial Narrow" w:eastAsia="Arial Narrow" w:hAnsi="Arial Narrow" w:cs="Arial Narrow"/>
           <w:kern w:val="0"/>
-          <w14:ligatures w14:val="none"/>
-        </w:rPr>
-      </w:pPr>
-    </w:p>
-    <w:p>
+          <ns2:ligatures ns2:val="none"/>
+        </w:rPr>
+      </w:pPr>
+    </w:p>
+    <w:p ns2:paraId="73AC2300" ns2:textId="1EFA4205">
       <w:pPr>
         <w:pStyle w:val="Prrafodelista"/>
         <w:numPr>
@@ -2531,7 +2531,7 @@
         <w:rPr>
           <w:rFonts w:ascii="Arial Narrow" w:eastAsia="Arial Narrow" w:hAnsi="Arial Narrow" w:cs="Arial Narrow"/>
           <w:kern w:val="0"/>
-          <w14:ligatures w14:val="none"/>
+          <ns2:ligatures ns2:val="none"/>
         </w:rPr>
       </w:pPr>
       <w:bookmarkStart w:id="11" w:name="_Hlk213150180"/>
@@ -2539,7 +2539,7 @@
         <w:rPr>
           <w:rFonts w:ascii="Arial Narrow" w:eastAsia="Arial Narrow" w:hAnsi="Arial Narrow" w:cs="Arial Narrow"/>
           <w:kern w:val="0"/>
-          <w14:ligatures w14:val="none"/>
+          <ns2:ligatures ns2:val="none"/>
         </w:rPr>
         <w:t xml:space="preserve">Así también, la Secretaría Técnica, en ejercicio de sus facultades, </w:t>
       </w:r>
@@ -2549,7 +2549,7 @@
           <w:color w:val="000000"/>
           <w:kern w:val="0"/>
           <w:lang w:eastAsia="es-PE"/>
-          <w14:ligatures w14:val="none"/>
+          <ns2:ligatures ns2:val="none"/>
         </w:rPr>
         <w:t xml:space="preserve">considera </w:t>
       </w:r>
@@ -2557,7 +2557,7 @@
         <w:rPr>
           <w:rFonts w:ascii="Arial Narrow" w:eastAsia="Arial Narrow" w:hAnsi="Arial Narrow" w:cs="Arial Narrow"/>
           <w:kern w:val="0"/>
-          <w14:ligatures w14:val="none"/>
+          <ns2:ligatures ns2:val="none"/>
         </w:rPr>
         <w:t xml:space="preserve">que el hecho denunciado, consistente en que </w:t>
       </w:r>
@@ -2569,7 +2569,7 @@
           <w:kern w:val="0"/>
           <w:shd w:val="clear" w:color="auto" w:fill="FFFFFF"/>
           <w:lang w:eastAsia="es-PE"/>
-          <w14:ligatures w14:val="none"/>
+          <ns2:ligatures ns2:val="none"/>
         </w:rPr>
         <w:t>la compañía aseguradora habría trasladado indebidamente a la parte denunciante la realización de gestiones vinculadas a la atención del siniestro ocurrido el 11 de abril de 2024, al señalar mediante carta del 21 de agosto de 2025 que la evaluación del siniestro debía realizarse en Bolivia</w:t>
       </w:r>
@@ -2577,7 +2577,7 @@
         <w:rPr>
           <w:rFonts w:ascii="Arial Narrow" w:eastAsia="Arial Narrow" w:hAnsi="Arial Narrow" w:cs="Arial Narrow"/>
           <w:kern w:val="0"/>
-          <w14:ligatures w14:val="none"/>
+          <ns2:ligatures ns2:val="none"/>
         </w:rPr>
         <w:t>; involucraría una presunta afectación a sus expectativas, quien no habría encontrado una correspondencia entre lo que esperaba recibir de parte del proveedor y lo que realmente recibió. Por consiguiente, corresponde calificar el hecho materia de denuncia como una presunta infracción al deber de idoneidad, tipificado en los artículos 18</w:t>
       </w:r>
@@ -2587,7 +2587,7 @@
           <w:color w:val="000000"/>
           <w:kern w:val="0"/>
           <w:lang w:eastAsia="es-PE"/>
-          <w14:ligatures w14:val="none"/>
+          <ns2:ligatures ns2:val="none"/>
         </w:rPr>
         <w:t/>
       </w:r>
@@ -2595,7 +2595,7 @@
         <w:rPr>
           <w:rFonts w:ascii="Arial Narrow" w:eastAsia="Arial Narrow" w:hAnsi="Arial Narrow" w:cs="Arial Narrow"/>
           <w:kern w:val="0"/>
-          <w14:ligatures w14:val="none"/>
+          <ns2:ligatures ns2:val="none"/>
         </w:rPr>
         <w:t xml:space="preserve"> y 19</w:t>
       </w:r>
@@ -2605,7 +2605,7 @@
           <w:color w:val="000000"/>
           <w:kern w:val="0"/>
           <w:lang w:eastAsia="es-PE"/>
-          <w14:ligatures w14:val="none"/>
+          <ns2:ligatures ns2:val="none"/>
         </w:rPr>
         <w:t/>
       </w:r>
@@ -2613,7 +2613,7 @@
         <w:rPr>
           <w:rFonts w:ascii="Arial Narrow" w:eastAsia="Arial Narrow" w:hAnsi="Arial Narrow" w:cs="Arial Narrow"/>
           <w:kern w:val="0"/>
-          <w14:ligatures w14:val="none"/>
+          <ns2:ligatures ns2:val="none"/>
         </w:rPr>
         <w:t xml:space="preserve"> del Código</w:t>
       </w:r>
@@ -2624,24 +2624,24 @@
           <w:color w:val="000000"/>
           <w:kern w:val="0"/>
           <w:lang w:eastAsia="es-PE"/>
-          <w14:ligatures w14:val="none"/>
+          <ns2:ligatures ns2:val="none"/>
         </w:rPr>
         <w:t xml:space="preserve">. </w:t>
       </w:r>
     </w:p>
     <w:bookmarkEnd w:id="1"/>
-    <w:p>
-      <w:pPr>
-        <w:spacing w:after="0" w:line="240" w:lineRule="auto"/>
-        <w:jc w:val="both"/>
-        <w:rPr>
-          <w:rFonts w:ascii="Arial Narrow" w:eastAsia="Arial Narrow" w:hAnsi="Arial Narrow" w:cs="Arial Narrow"/>
-          <w:kern w:val="0"/>
-          <w14:ligatures w14:val="none"/>
-        </w:rPr>
-      </w:pPr>
-    </w:p>
-    <w:p>
+    <w:p ns2:paraId="2DC7B64E" ns2:textId="77777777">
+      <w:pPr>
+        <w:spacing w:after="0" w:line="240" w:lineRule="auto"/>
+        <w:jc w:val="both"/>
+        <w:rPr>
+          <w:rFonts w:ascii="Arial Narrow" w:eastAsia="Arial Narrow" w:hAnsi="Arial Narrow" w:cs="Arial Narrow"/>
+          <w:kern w:val="0"/>
+          <ns2:ligatures ns2:val="none"/>
+        </w:rPr>
+      </w:pPr>
+    </w:p>
+    <w:p ns2:paraId="7A2CF596" ns2:textId="78AA1F58">
       <w:pPr>
         <w:pStyle w:val="Prrafodelista"/>
         <w:numPr>
@@ -2654,14 +2654,14 @@
         <w:rPr>
           <w:rFonts w:ascii="Arial Narrow" w:eastAsia="Arial Narrow" w:hAnsi="Arial Narrow" w:cs="Arial Narrow"/>
           <w:kern w:val="0"/>
-          <w14:ligatures w14:val="none"/>
-        </w:rPr>
-      </w:pPr>
-      <w:r>
-        <w:rPr>
-          <w:rFonts w:ascii="Arial Narrow" w:eastAsia="Arial Narrow" w:hAnsi="Arial Narrow" w:cs="Arial Narrow"/>
-          <w:kern w:val="0"/>
-          <w14:ligatures w14:val="none"/>
+          <ns2:ligatures ns2:val="none"/>
+        </w:rPr>
+      </w:pPr>
+      <w:r>
+        <w:rPr>
+          <w:rFonts w:ascii="Arial Narrow" w:eastAsia="Arial Narrow" w:hAnsi="Arial Narrow" w:cs="Arial Narrow"/>
+          <w:kern w:val="0"/>
+          <ns2:ligatures ns2:val="none"/>
         </w:rPr>
         <w:t xml:space="preserve">Asimismo, </w:t>
       </w:r>
@@ -2671,7 +2671,7 @@
           <w:color w:val="000000"/>
           <w:kern w:val="0"/>
           <w:lang w:eastAsia="es-PE"/>
-          <w14:ligatures w14:val="none"/>
+          <ns2:ligatures ns2:val="none"/>
         </w:rPr>
         <w:t xml:space="preserve">la Secretaría Técnica, en ejercicio de sus facultades, considera </w:t>
       </w:r>
@@ -2679,7 +2679,7 @@
         <w:rPr>
           <w:rFonts w:ascii="Arial Narrow" w:eastAsia="Arial Narrow" w:hAnsi="Arial Narrow" w:cs="Arial"/>
           <w:kern w:val="0"/>
-          <w14:ligatures w14:val="none"/>
+          <ns2:ligatures ns2:val="none"/>
         </w:rPr>
         <w:t xml:space="preserve">que el hecho denunciado, consistente en que </w:t>
       </w:r>
@@ -2691,7 +2691,7 @@
           <w:kern w:val="0"/>
           <w:shd w:val="clear" w:color="auto" w:fill="FFFFFF"/>
           <w:lang w:eastAsia="es-PE"/>
-          <w14:ligatures w14:val="none"/>
+          <ns2:ligatures ns2:val="none"/>
         </w:rPr>
         <w:t>la compañía aseguradora habría derivado indebidamente, mediante carta AII/AUTOS-0243-2026 del 26 de enero de 2026, la atención del siniestro vinculado a la Póliza CTI-EAR0536329 a territorio boliviano, pese a que el accidente ocurrió en el Perú y debía ser tramitado localmente</w:t>
       </w:r>
@@ -2699,7 +2699,7 @@
         <w:rPr>
           <w:rFonts w:ascii="Arial Narrow" w:eastAsia="Arial Narrow" w:hAnsi="Arial Narrow" w:cs="Arial Narrow"/>
           <w:kern w:val="0"/>
-          <w14:ligatures w14:val="none"/>
+          <ns2:ligatures ns2:val="none"/>
         </w:rPr>
         <w:t>; involucraría una presunta afectación a sus expectativas, quien no habría encontrado una correspondencia entre lo que esperaba recibir de parte del proveedor y lo que realmente recibió. Por consiguiente, corresponde calificar el hecho materia de denuncia como una presunta infracción al deber de idoneidad, tipificado en los artículos 18</w:t>
       </w:r>
@@ -2709,7 +2709,7 @@
           <w:color w:val="000000"/>
           <w:kern w:val="0"/>
           <w:lang w:eastAsia="es-PE"/>
-          <w14:ligatures w14:val="none"/>
+          <ns2:ligatures ns2:val="none"/>
         </w:rPr>
         <w:t/>
       </w:r>
@@ -2717,7 +2717,7 @@
         <w:rPr>
           <w:rFonts w:ascii="Arial Narrow" w:eastAsia="Arial Narrow" w:hAnsi="Arial Narrow" w:cs="Arial Narrow"/>
           <w:kern w:val="0"/>
-          <w14:ligatures w14:val="none"/>
+          <ns2:ligatures ns2:val="none"/>
         </w:rPr>
         <w:t xml:space="preserve"> y 19</w:t>
       </w:r>
@@ -2727,7 +2727,7 @@
           <w:color w:val="000000"/>
           <w:kern w:val="0"/>
           <w:lang w:eastAsia="es-PE"/>
-          <w14:ligatures w14:val="none"/>
+          <ns2:ligatures ns2:val="none"/>
         </w:rPr>
         <w:t/>
       </w:r>
@@ -2735,7 +2735,7 @@
         <w:rPr>
           <w:rFonts w:ascii="Arial Narrow" w:eastAsia="Arial Narrow" w:hAnsi="Arial Narrow" w:cs="Arial Narrow"/>
           <w:kern w:val="0"/>
-          <w14:ligatures w14:val="none"/>
+          <ns2:ligatures ns2:val="none"/>
         </w:rPr>
         <w:t xml:space="preserve"> del Código</w:t>
       </w:r>
@@ -2743,14 +2743,14 @@
         <w:rPr>
           <w:rFonts w:ascii="Arial Narrow" w:eastAsia="Arial Narrow" w:hAnsi="Arial Narrow" w:cs="Arial"/>
           <w:kern w:val="0"/>
-          <w14:ligatures w14:val="none"/>
+          <ns2:ligatures ns2:val="none"/>
         </w:rPr>
         <w:t>.</w:t>
       </w:r>
       <w:bookmarkStart w:id="13" w:name="_Hlk215162008"/>
       <w:bookmarkEnd w:id="12"/>
     </w:p>
-    <w:p>
+    <w:p ns2:paraId="5EC39D53" ns2:textId="77777777">
       <w:pPr>
         <w:pStyle w:val="Prrafodelista"/>
         <w:spacing w:after="0" w:line="240" w:lineRule="auto"/>
@@ -2759,13 +2759,13 @@
         <w:rPr>
           <w:rFonts w:ascii="Arial Narrow" w:eastAsia="Arial Narrow" w:hAnsi="Arial Narrow" w:cs="Arial Narrow"/>
           <w:kern w:val="0"/>
-          <w14:ligatures w14:val="none"/>
+          <ns2:ligatures ns2:val="none"/>
         </w:rPr>
       </w:pPr>
       <w:bookmarkStart w:id="14" w:name="_Hlk214962902"/>
       <w:bookmarkStart w:id="15" w:name="_Hlk214559009"/>
     </w:p>
-    <w:p>
+    <w:p ns2:paraId="07559B21" ns2:textId="605CF00F">
       <w:pPr>
         <w:pStyle w:val="Prrafodelista"/>
         <w:numPr>
@@ -2778,14 +2778,14 @@
         <w:rPr>
           <w:rFonts w:ascii="Arial Narrow" w:eastAsia="Arial Narrow" w:hAnsi="Arial Narrow" w:cs="Arial Narrow"/>
           <w:kern w:val="0"/>
-          <w14:ligatures w14:val="none"/>
-        </w:rPr>
-      </w:pPr>
-      <w:r>
-        <w:rPr>
-          <w:rFonts w:ascii="Arial Narrow" w:eastAsia="Arial Narrow" w:hAnsi="Arial Narrow" w:cs="Arial Narrow"/>
-          <w:kern w:val="0"/>
-          <w14:ligatures w14:val="none"/>
+          <ns2:ligatures ns2:val="none"/>
+        </w:rPr>
+      </w:pPr>
+      <w:r>
+        <w:rPr>
+          <w:rFonts w:ascii="Arial Narrow" w:eastAsia="Arial Narrow" w:hAnsi="Arial Narrow" w:cs="Arial Narrow"/>
+          <w:kern w:val="0"/>
+          <ns2:ligatures ns2:val="none"/>
         </w:rPr>
         <w:t xml:space="preserve">Asimismo, la Secretaría Técnica, en ejercicio de sus facultades, considera que el hecho denunciado, consistente en que </w:t>
       </w:r>
@@ -2793,7 +2793,7 @@
         <w:rPr>
           <w:rFonts w:ascii="Arial Narrow" w:eastAsia="Arial Narrow" w:hAnsi="Arial Narrow" w:cs="Arial"/>
           <w:kern w:val="0"/>
-          <w14:ligatures w14:val="none"/>
+          <ns2:ligatures ns2:val="none"/>
         </w:rPr>
         <w:t>la compañía aseguradora habría brindado una respuesta inadecuada al reclamo presentado por la parte denunciante el 30 de julio de 2025</w:t>
       </w:r>
@@ -2801,7 +2801,7 @@
         <w:rPr>
           <w:rFonts w:ascii="Arial Narrow" w:eastAsia="Arial Narrow" w:hAnsi="Arial Narrow" w:cs="Arial"/>
           <w:kern w:val="0"/>
-          <w14:ligatures w14:val="none"/>
+          <ns2:ligatures ns2:val="none"/>
         </w:rPr>
         <w:t>. Por consiguiente, corresponde calificar el hecho materia de denuncia como una presunta infracción al numeral 88.1 del artículo 88 del Código</w:t>
       </w:r>
@@ -2815,7 +2815,7 @@
           <w:kern w:val="0"/>
           <w:vertAlign w:val="superscript"/>
           <w:lang w:eastAsia="es-PE"/>
-          <w14:ligatures w14:val="none"/>
+          <ns2:ligatures ns2:val="none"/>
         </w:rPr>
         <w:footnoteReference w:id="6"/>
       </w:r>
@@ -2826,22 +2826,22 @@
           <w:color w:val="000000"/>
           <w:kern w:val="0"/>
           <w:lang w:eastAsia="es-PE"/>
-          <w14:ligatures w14:val="none"/>
+          <ns2:ligatures ns2:val="none"/>
         </w:rPr>
         <w:t>.</w:t>
       </w:r>
     </w:p>
-    <w:p>
+    <w:p ns2:paraId="054EA77E" ns2:textId="77777777">
       <w:pPr>
         <w:pStyle w:val="Prrafodelista"/>
         <w:rPr>
           <w:rFonts w:ascii="Arial Narrow" w:eastAsia="Arial Narrow" w:hAnsi="Arial Narrow" w:cs="Arial Narrow"/>
           <w:kern w:val="0"/>
-          <w14:ligatures w14:val="none"/>
-        </w:rPr>
-      </w:pPr>
-    </w:p>
-    <w:p>
+          <ns2:ligatures ns2:val="none"/>
+        </w:rPr>
+      </w:pPr>
+    </w:p>
+    <w:p ns2:paraId="0DB87ED5" ns2:textId="2FB05D2E">
       <w:pPr>
         <w:pStyle w:val="Prrafodelista"/>
         <w:numPr>
@@ -2854,14 +2854,14 @@
         <w:rPr>
           <w:rFonts w:ascii="Arial Narrow" w:eastAsia="Arial Narrow" w:hAnsi="Arial Narrow" w:cs="Arial Narrow"/>
           <w:kern w:val="0"/>
-          <w14:ligatures w14:val="none"/>
-        </w:rPr>
-      </w:pPr>
-      <w:r>
-        <w:rPr>
-          <w:rFonts w:ascii="Arial Narrow" w:eastAsia="Arial Narrow" w:hAnsi="Arial Narrow" w:cs="Arial Narrow"/>
-          <w:kern w:val="0"/>
-          <w14:ligatures w14:val="none"/>
+          <ns2:ligatures ns2:val="none"/>
+        </w:rPr>
+      </w:pPr>
+      <w:r>
+        <w:rPr>
+          <w:rFonts w:ascii="Arial Narrow" w:eastAsia="Arial Narrow" w:hAnsi="Arial Narrow" w:cs="Arial Narrow"/>
+          <w:kern w:val="0"/>
+          <ns2:ligatures ns2:val="none"/>
         </w:rPr>
         <w:t xml:space="preserve">Adicionalmente, la Secretaría Técnica, en ejercicio de sus facultades, considera que el hecho denunciado, consistente en que </w:t>
       </w:r>
@@ -2869,7 +2869,7 @@
         <w:rPr>
           <w:rFonts w:ascii="Arial Narrow" w:eastAsia="Arial Narrow" w:hAnsi="Arial Narrow" w:cs="Arial"/>
           <w:kern w:val="0"/>
-          <w14:ligatures w14:val="none"/>
+          <ns2:ligatures ns2:val="none"/>
         </w:rPr>
         <w:t>la compañía aseguradora no habría cumplido con brindar una respuesta al Reclamo 00318-2025-SAC-MMQ-RC presentado por la parte denunciante</w:t>
       </w:r>
@@ -2877,7 +2877,7 @@
         <w:rPr>
           <w:rFonts w:ascii="Arial Narrow" w:eastAsia="Arial Narrow" w:hAnsi="Arial Narrow" w:cs="Arial"/>
           <w:kern w:val="0"/>
-          <w14:ligatures w14:val="none"/>
+          <ns2:ligatures ns2:val="none"/>
         </w:rPr>
         <w:t>. Por consiguiente, corresponde calificar el hecho materia de denuncia como una presunta infracción al numeral 88.1 del artículo 88 del Código.</w:t>
       </w:r>
@@ -2886,7 +2886,7 @@
     <w:bookmarkEnd w:id="9"/>
     <w:bookmarkEnd w:id="13"/>
     <w:bookmarkEnd w:id="15"/>
-    <w:p>
+    <w:p ns2:paraId="432038D6" ns2:textId="0A9F6D75">
       <w:pPr>
         <w:spacing w:after="0" w:line="240" w:lineRule="auto"/>
         <w:jc w:val="both"/>
@@ -2894,12 +2894,12 @@
           <w:rFonts w:ascii="Arial Narrow" w:eastAsia="Calibri" w:hAnsi="Arial Narrow" w:cs="Arial Narrow"/>
           <w:kern w:val="0"/>
           <w:lang w:eastAsia="es-PE"/>
-          <w14:ligatures w14:val="none"/>
+          <ns2:ligatures ns2:val="none"/>
         </w:rPr>
       </w:pPr>
     </w:p>
     <w:bookmarkEnd w:id="2"/>
-    <w:p>
+    <w:p ns2:paraId="463134E5" ns2:textId="77777777">
       <w:pPr>
         <w:pStyle w:val="Prrafodelista"/>
         <w:numPr>
@@ -2913,7 +2913,7 @@
           <w:rFonts w:ascii="Arial Narrow" w:eastAsia="Calibri" w:hAnsi="Arial Narrow" w:cs="Arial Narrow"/>
           <w:kern w:val="0"/>
           <w:lang w:eastAsia="es-PE"/>
-          <w14:ligatures w14:val="none"/>
+          <ns2:ligatures ns2:val="none"/>
         </w:rPr>
       </w:pPr>
       <w:r>
@@ -2922,7 +2922,7 @@
           <w:color w:val="000000"/>
           <w:kern w:val="0"/>
           <w:lang w:eastAsia="es-PE"/>
-          <w14:ligatures w14:val="none"/>
+          <ns2:ligatures ns2:val="none"/>
         </w:rPr>
         <w:t>En tanto la denuncia reúne los requisitos establecidos por la norma citada, corresponde admitirla a trámite</w:t>
       </w:r>
@@ -2932,7 +2932,7 @@
           <w:rFonts w:ascii="Arial Narrow" w:eastAsia="Arial Narrow" w:hAnsi="Arial Narrow" w:cs="Arial Narrow"/>
           <w:kern w:val="0"/>
           <w:vertAlign w:val="superscript"/>
-          <w14:ligatures w14:val="none"/>
+          <ns2:ligatures ns2:val="none"/>
         </w:rPr>
         <w:footnoteReference w:id="7"/>
       </w:r>
@@ -2942,13 +2942,13 @@
           <w:color w:val="000000"/>
           <w:kern w:val="0"/>
           <w:lang w:eastAsia="es-PE"/>
-          <w14:ligatures w14:val="none"/>
+          <ns2:ligatures ns2:val="none"/>
         </w:rPr>
         <w:t>.</w:t>
       </w:r>
       <w:bookmarkStart w:id="16" w:name="_Hlk214963039"/>
     </w:p>
-    <w:p>
+    <w:p ns2:paraId="68C71625" ns2:textId="77777777">
       <w:pPr>
         <w:spacing w:after="0" w:line="240" w:lineRule="auto"/>
         <w:ind w:left="567"/>
@@ -2959,12 +2959,12 @@
           <w:color w:val="000000"/>
           <w:kern w:val="0"/>
           <w:lang w:eastAsia="es-PE"/>
-          <w14:ligatures w14:val="none"/>
+          <ns2:ligatures ns2:val="none"/>
         </w:rPr>
       </w:pPr>
       <w:bookmarkStart w:id="17" w:name="_Hlk214963071"/>
     </w:p>
-    <w:p>
+    <w:p ns2:paraId="38A98B4B" ns2:textId="77777777">
       <w:pPr>
         <w:pStyle w:val="Prrafodelista"/>
         <w:numPr>
@@ -2984,17 +2984,17 @@
           <w:color w:val="000000"/>
           <w:kern w:val="0"/>
           <w:lang w:eastAsia="es-PE"/>
-          <w14:ligatures w14:val="none"/>
-        </w:rPr>
-      </w:pPr>
-      <w:r>
-        <w:rPr>
-          <w:rFonts w:ascii="Arial Narrow" w:eastAsia="Arial Narrow" w:hAnsi="Arial Narrow" w:cs="Arial Narrow"/>
-          <w:b/>
-          <w:color w:val="000000"/>
-          <w:kern w:val="0"/>
-          <w:lang w:eastAsia="es-PE"/>
-          <w14:ligatures w14:val="none"/>
+          <ns2:ligatures ns2:val="none"/>
+        </w:rPr>
+      </w:pPr>
+      <w:r>
+        <w:rPr>
+          <w:rFonts w:ascii="Arial Narrow" w:eastAsia="Arial Narrow" w:hAnsi="Arial Narrow" w:cs="Arial Narrow"/>
+          <w:b/>
+          <w:color w:val="000000"/>
+          <w:kern w:val="0"/>
+          <w:lang w:eastAsia="es-PE"/>
+          <ns2:ligatures ns2:val="none"/>
         </w:rPr>
         <w:t>REQUERIMIENTO DE INFORMACI</w:t>
       </w:r>
@@ -3005,7 +3005,7 @@
           <w:color w:val="000000"/>
           <w:kern w:val="0"/>
           <w:lang w:eastAsia="es-PE"/>
-          <w14:ligatures w14:val="none"/>
+          <ns2:ligatures ns2:val="none"/>
         </w:rPr>
         <w:t>Ó</w:t>
       </w:r>
@@ -3016,12 +3016,12 @@
           <w:color w:val="000000"/>
           <w:kern w:val="0"/>
           <w:lang w:eastAsia="es-PE"/>
-          <w14:ligatures w14:val="none"/>
+          <ns2:ligatures ns2:val="none"/>
         </w:rPr>
         <w:t>N</w:t>
       </w:r>
     </w:p>
-    <w:p>
+    <w:p ns2:paraId="5B518DC4" ns2:textId="77777777">
       <w:pPr>
         <w:spacing w:after="0" w:line="240" w:lineRule="auto"/>
         <w:jc w:val="both"/>
@@ -3030,11 +3030,11 @@
           <w:color w:val="000000"/>
           <w:kern w:val="0"/>
           <w:lang w:val="es-ES" w:eastAsia="es-ES"/>
-          <w14:ligatures w14:val="none"/>
-        </w:rPr>
-      </w:pPr>
-    </w:p>
-    <w:p>
+          <ns2:ligatures ns2:val="none"/>
+        </w:rPr>
+      </w:pPr>
+    </w:p>
+    <w:p ns2:paraId="62B88A04" ns2:textId="6E6D0AAA">
       <w:pPr>
         <w:pStyle w:val="Prrafodelista"/>
         <w:numPr>
@@ -3049,7 +3049,7 @@
           <w:color w:val="000000"/>
           <w:kern w:val="0"/>
           <w:lang w:val="es-ES" w:eastAsia="es-ES"/>
-          <w14:ligatures w14:val="none"/>
+          <ns2:ligatures ns2:val="none"/>
         </w:rPr>
       </w:pPr>
       <w:r>
@@ -3058,7 +3058,7 @@
           <w:color w:val="000000"/>
           <w:kern w:val="0"/>
           <w:lang w:val="es-ES" w:eastAsia="es-ES"/>
-          <w14:ligatures w14:val="none"/>
+          <ns2:ligatures ns2:val="none"/>
         </w:rPr>
         <w:t xml:space="preserve">A efectos de tener mayores elementos </w:t>
       </w:r>
@@ -3069,7 +3069,7 @@
           <w:color w:val="000000"/>
           <w:kern w:val="0"/>
           <w:lang w:val="es-ES" w:eastAsia="es-ES"/>
-          <w14:ligatures w14:val="none"/>
+          <ns2:ligatures ns2:val="none"/>
         </w:rPr>
         <w:t xml:space="preserve">que sirvan para la resolución definitiva del presente caso, la Secretaría Técnica, en ejercicio de las facultades que la ley le confiere, conviene </w:t>
       </w:r>
@@ -3079,7 +3079,7 @@
           <w:color w:val="000000"/>
           <w:kern w:val="0"/>
           <w:lang w:val="es-ES" w:eastAsia="es-ES"/>
-          <w14:ligatures w14:val="none"/>
+          <ns2:ligatures ns2:val="none"/>
         </w:rPr>
         <w:t xml:space="preserve">requerir </w:t>
       </w:r>
@@ -3089,7 +3089,7 @@
           <w:color w:val="000000"/>
           <w:kern w:val="0"/>
           <w:lang w:val="es-ES" w:eastAsia="es-ES"/>
-          <w14:ligatures w14:val="none"/>
+          <ns2:ligatures ns2:val="none"/>
         </w:rPr>
         <w:t>a la compañía aseguradora</w:t>
       </w:r>
@@ -3099,7 +3099,7 @@
           <w:color w:val="000000"/>
           <w:kern w:val="0"/>
           <w:lang w:val="es-ES" w:eastAsia="es-ES"/>
-          <w14:ligatures w14:val="none"/>
+          <ns2:ligatures ns2:val="none"/>
         </w:rPr>
         <w:t xml:space="preserve"> que, en</w:t>
       </w:r>
@@ -3109,7 +3109,7 @@
           <w:color w:val="000000"/>
           <w:kern w:val="0"/>
           <w:lang w:val="es-ES" w:eastAsia="es-ES"/>
-          <w14:ligatures w14:val="none"/>
+          <ns2:ligatures ns2:val="none"/>
         </w:rPr>
         <w:t xml:space="preserve"> un plazo no mayor de cinco (5</w:t>
       </w:r>
@@ -3119,7 +3119,7 @@
           <w:color w:val="000000"/>
           <w:kern w:val="0"/>
           <w:lang w:val="es-ES" w:eastAsia="es-ES"/>
-          <w14:ligatures w14:val="none"/>
+          <ns2:ligatures ns2:val="none"/>
         </w:rPr>
         <w:t xml:space="preserve">) días hábiles contado a partir del día siguiente de la notificación de la presente resolución, cumpla con lo siguiente: </w:t>
       </w:r>
@@ -3129,7 +3129,7 @@
           <w:color w:val="000000"/>
           <w:kern w:val="0"/>
           <w:lang w:val="es-ES" w:eastAsia="es-ES"/>
-          <w14:ligatures w14:val="none"/>
+          <ns2:ligatures ns2:val="none"/>
         </w:rPr>
         <w:t>(i) presentar una copia completa, legible y debidamente suscrita de la Póliza CTI-EAR0536329 del Seguro de Responsabilidad Civil, así como el cargo de remisión de la póliza; (</w:t>
       </w:r>
@@ -3140,7 +3140,7 @@
           <w:color w:val="000000"/>
           <w:kern w:val="0"/>
           <w:lang w:val="es-ES" w:eastAsia="es-ES"/>
-          <w14:ligatures w14:val="none"/>
+          <ns2:ligatures ns2:val="none"/>
         </w:rPr>
         <w:t>ii</w:t>
       </w:r>
@@ -3151,7 +3151,7 @@
           <w:color w:val="000000"/>
           <w:kern w:val="0"/>
           <w:lang w:val="es-ES" w:eastAsia="es-ES"/>
-          <w14:ligatures w14:val="none"/>
+          <ns2:ligatures ns2:val="none"/>
         </w:rPr>
         <w:t>) presentar los medios probatorios que acrediten que la negativa de tramitar y evaluar la solicitud de cobertura es justificada; y, (</w:t>
       </w:r>
@@ -3162,7 +3162,7 @@
           <w:color w:val="000000"/>
           <w:kern w:val="0"/>
           <w:lang w:val="es-ES" w:eastAsia="es-ES"/>
-          <w14:ligatures w14:val="none"/>
+          <ns2:ligatures ns2:val="none"/>
         </w:rPr>
         <w:t>iii</w:t>
       </w:r>
@@ -3173,7 +3173,7 @@
           <w:color w:val="000000"/>
           <w:kern w:val="0"/>
           <w:lang w:val="es-ES" w:eastAsia="es-ES"/>
-          <w14:ligatures w14:val="none"/>
+          <ns2:ligatures ns2:val="none"/>
         </w:rPr>
         <w:t>) presentar todas las comunicaciones cursadas con la parte denunciante en virtud de los hechos materia de denuncia</w:t>
       </w:r>
@@ -3183,7 +3183,7 @@
           <w:color w:val="000000"/>
           <w:kern w:val="0"/>
           <w:lang w:val="es-ES" w:eastAsia="es-ES"/>
-          <w14:ligatures w14:val="none"/>
+          <ns2:ligatures ns2:val="none"/>
         </w:rPr>
         <w:t>.</w:t>
       </w:r>
@@ -3193,13 +3193,13 @@
           <w:color w:val="000000"/>
           <w:kern w:val="0"/>
           <w:lang w:eastAsia="es-ES"/>
-          <w14:ligatures w14:val="none"/>
+          <ns2:ligatures ns2:val="none"/>
         </w:rPr>
         <w:t xml:space="preserve"> </w:t>
       </w:r>
     </w:p>
     <w:bookmarkEnd w:id="17"/>
-    <w:p>
+    <w:p ns2:paraId="5C93B848" ns2:textId="77777777">
       <w:pPr>
         <w:pStyle w:val="Prrafodelista"/>
         <w:spacing w:after="0" w:line="240" w:lineRule="auto"/>
@@ -3210,11 +3210,11 @@
           <w:color w:val="000000"/>
           <w:kern w:val="0"/>
           <w:lang w:val="es-ES" w:eastAsia="es-ES"/>
-          <w14:ligatures w14:val="none"/>
-        </w:rPr>
-      </w:pPr>
-    </w:p>
-    <w:p>
+          <ns2:ligatures ns2:val="none"/>
+        </w:rPr>
+      </w:pPr>
+    </w:p>
+    <w:p ns2:paraId="2A119386" ns2:textId="77777777">
       <w:pPr>
         <w:pStyle w:val="Prrafodelista"/>
         <w:numPr>
@@ -3234,36 +3234,36 @@
           <w:color w:val="000000"/>
           <w:kern w:val="0"/>
           <w:lang w:eastAsia="es-PE"/>
-          <w14:ligatures w14:val="none"/>
-        </w:rPr>
-      </w:pPr>
-      <w:r>
-        <w:rPr>
-          <w:rFonts w:ascii="Arial Narrow" w:eastAsia="Arial Narrow" w:hAnsi="Arial Narrow" w:cs="Arial Narrow"/>
-          <w:b/>
-          <w:color w:val="000000"/>
-          <w:kern w:val="0"/>
-          <w:lang w:eastAsia="es-PE"/>
-          <w14:ligatures w14:val="none"/>
+          <ns2:ligatures ns2:val="none"/>
+        </w:rPr>
+      </w:pPr>
+      <w:r>
+        <w:rPr>
+          <w:rFonts w:ascii="Arial Narrow" w:eastAsia="Arial Narrow" w:hAnsi="Arial Narrow" w:cs="Arial Narrow"/>
+          <w:b/>
+          <w:color w:val="000000"/>
+          <w:kern w:val="0"/>
+          <w:lang w:eastAsia="es-PE"/>
+          <ns2:ligatures ns2:val="none"/>
         </w:rPr>
         <w:t xml:space="preserve">RESOLUCIÓN DE LA SECRETARÍA TÉCNICA </w:t>
       </w:r>
     </w:p>
-    <w:p>
-      <w:pPr>
-        <w:spacing w:after="0" w:line="240" w:lineRule="auto"/>
-        <w:jc w:val="both"/>
-        <w:rPr>
-          <w:rFonts w:ascii="Arial Narrow" w:eastAsia="Arial Narrow" w:hAnsi="Arial Narrow" w:cs="Arial Narrow"/>
-          <w:b/>
-          <w:color w:val="000000"/>
-          <w:kern w:val="0"/>
-          <w:lang w:eastAsia="es-PE"/>
-          <w14:ligatures w14:val="none"/>
-        </w:rPr>
-      </w:pPr>
-    </w:p>
-    <w:p>
+    <w:p ns2:paraId="7F554EB2" ns2:textId="77777777">
+      <w:pPr>
+        <w:spacing w:after="0" w:line="240" w:lineRule="auto"/>
+        <w:jc w:val="both"/>
+        <w:rPr>
+          <w:rFonts w:ascii="Arial Narrow" w:eastAsia="Arial Narrow" w:hAnsi="Arial Narrow" w:cs="Arial Narrow"/>
+          <w:b/>
+          <w:color w:val="000000"/>
+          <w:kern w:val="0"/>
+          <w:lang w:eastAsia="es-PE"/>
+          <ns2:ligatures ns2:val="none"/>
+        </w:rPr>
+      </w:pPr>
+    </w:p>
+    <w:p ns2:paraId="75C16577" ns2:textId="74DB3AAA">
       <w:pPr>
         <w:spacing w:after="0" w:line="240" w:lineRule="auto"/>
         <w:jc w:val="both"/>
@@ -3272,17 +3272,17 @@
           <w:color w:val="000000"/>
           <w:kern w:val="0"/>
           <w:lang w:eastAsia="es-PE"/>
-          <w14:ligatures w14:val="none"/>
-        </w:rPr>
-      </w:pPr>
-      <w:r>
-        <w:rPr>
-          <w:rFonts w:ascii="Arial Narrow" w:eastAsia="Arial Narrow" w:hAnsi="Arial Narrow" w:cs="Arial Narrow"/>
-          <w:b/>
-          <w:color w:val="000000"/>
-          <w:kern w:val="0"/>
-          <w:lang w:eastAsia="es-PE"/>
-          <w14:ligatures w14:val="none"/>
+          <ns2:ligatures ns2:val="none"/>
+        </w:rPr>
+      </w:pPr>
+      <w:r>
+        <w:rPr>
+          <w:rFonts w:ascii="Arial Narrow" w:eastAsia="Arial Narrow" w:hAnsi="Arial Narrow" w:cs="Arial Narrow"/>
+          <w:b/>
+          <w:color w:val="000000"/>
+          <w:kern w:val="0"/>
+          <w:lang w:eastAsia="es-PE"/>
+          <ns2:ligatures ns2:val="none"/>
         </w:rPr>
         <w:t xml:space="preserve">PRIMERO: admitir a trámite la denuncia del 12 de enero de 2025, subsanado mediante tres (3) escritos presentados el 18 de febrero de 2026, interpuesta por la [DENUNCIANTE] contra Mapfre Perú Compañía de Seguros y Reaseguros S.A., por lo siguiente:</w:t>
       </w:r>
@@ -3293,7 +3293,7 @@
           <w:kern w:val="0"/>
           <w:shd w:val="clear" w:color="auto" w:fill="FFFFFF"/>
           <w:lang w:eastAsia="es-PE"/>
-          <w14:ligatures w14:val="none"/>
+          <ns2:ligatures ns2:val="none"/>
         </w:rPr>
         <w:t xml:space="preserve"/>
       </w:r>
@@ -3304,7 +3304,7 @@
           <w:kern w:val="0"/>
           <w:shd w:val="clear" w:color="auto" w:fill="FFFFFF"/>
           <w:lang w:eastAsia="es-PE"/>
-          <w14:ligatures w14:val="none"/>
+          <ns2:ligatures ns2:val="none"/>
         </w:rPr>
         <w:t/>
       </w:r>
@@ -3315,7 +3315,7 @@
           <w:kern w:val="0"/>
           <w:shd w:val="clear" w:color="auto" w:fill="FFFFFF"/>
           <w:lang w:eastAsia="es-PE"/>
-          <w14:ligatures w14:val="none"/>
+          <ns2:ligatures ns2:val="none"/>
         </w:rPr>
         <w:t/>
       </w:r>
@@ -3329,7 +3329,7 @@
           <w:kern w:val="0"/>
           <w:shd w:val="clear" w:color="auto" w:fill="FFFFFF"/>
           <w:lang w:eastAsia="es-PE"/>
-          <w14:ligatures w14:val="none"/>
+          <ns2:ligatures ns2:val="none"/>
         </w:rPr>
         <w:t/>
       </w:r>
@@ -3340,7 +3340,7 @@
           <w:kern w:val="0"/>
           <w:shd w:val="clear" w:color="auto" w:fill="FFFFFF"/>
           <w:lang w:eastAsia="es-PE"/>
-          <w14:ligatures w14:val="none"/>
+          <ns2:ligatures ns2:val="none"/>
         </w:rPr>
         <w:t/>
       </w:r>
@@ -3351,7 +3351,7 @@
           <w:kern w:val="0"/>
           <w:shd w:val="clear" w:color="auto" w:fill="FFFFFF"/>
           <w:lang w:eastAsia="es-PE"/>
-          <w14:ligatures w14:val="none"/>
+          <ns2:ligatures ns2:val="none"/>
         </w:rPr>
         <w:t xml:space="preserve"/>
       </w:r>
@@ -3362,7 +3362,7 @@
           <w:kern w:val="0"/>
           <w:shd w:val="clear" w:color="auto" w:fill="FFFFFF"/>
           <w:lang w:eastAsia="es-PE"/>
-          <w14:ligatures w14:val="none"/>
+          <ns2:ligatures ns2:val="none"/>
         </w:rPr>
         <w:t xml:space="preserve"/>
       </w:r>
@@ -3373,7 +3373,7 @@
           <w:kern w:val="0"/>
           <w:shd w:val="clear" w:color="auto" w:fill="FFFFFF"/>
           <w:lang w:eastAsia="es-PE"/>
-          <w14:ligatures w14:val="none"/>
+          <ns2:ligatures ns2:val="none"/>
         </w:rPr>
         <w:t xml:space="preserve"/>
       </w:r>
@@ -3384,7 +3384,7 @@
           <w:kern w:val="0"/>
           <w:shd w:val="clear" w:color="auto" w:fill="FFFFFF"/>
           <w:lang w:eastAsia="es-PE"/>
-          <w14:ligatures w14:val="none"/>
+          <ns2:ligatures ns2:val="none"/>
         </w:rPr>
         <w:t xml:space="preserve"/>
       </w:r>
@@ -3402,7 +3402,7 @@
           <w:kern w:val="0"/>
           <w:shd w:val="clear" w:color="auto" w:fill="FFFFFF"/>
           <w:lang w:eastAsia="es-PE"/>
-          <w14:ligatures w14:val="none"/>
+          <ns2:ligatures ns2:val="none"/>
         </w:rPr>
         <w:t xml:space="preserve"/>
       </w:r>
@@ -3414,13 +3414,13 @@
           <w:kern w:val="0"/>
           <w:shd w:val="clear" w:color="auto" w:fill="FFFFFF"/>
           <w:lang w:eastAsia="es-PE"/>
-          <w14:ligatures w14:val="none"/>
+          <ns2:ligatures ns2:val="none"/>
         </w:rPr>
         <w:t/>
       </w:r>
       <w:bookmarkStart w:id="19" w:name="_Hlk215162047"/>
     </w:p>
-    <w:p>
+    <w:p ns2:paraId="0B3CEEE9" ns2:textId="77777777">
       <w:pPr>
         <w:spacing w:after="0" w:line="240" w:lineRule="auto"/>
         <w:jc w:val="both"/>
@@ -3429,11 +3429,11 @@
           <w:color w:val="000000"/>
           <w:kern w:val="0"/>
           <w:lang w:eastAsia="es-PE"/>
-          <w14:ligatures w14:val="none"/>
-        </w:rPr>
-      </w:pPr>
-    </w:p>
-    <w:p>
+          <ns2:ligatures ns2:val="none"/>
+        </w:rPr>
+      </w:pPr>
+    </w:p>
+    <w:p ns2:paraId="4C41DEBB" ns2:textId="6D42102E">
       <w:pPr>
         <w:pStyle w:val="Prrafodelista"/>
         <w:numPr>
@@ -3449,14 +3449,14 @@
         <w:rPr>
           <w:rFonts w:ascii="Arial Narrow" w:eastAsia="Arial Narrow" w:hAnsi="Arial Narrow" w:cs="Arial Narrow"/>
           <w:kern w:val="0"/>
-          <w14:ligatures w14:val="none"/>
-        </w:rPr>
-      </w:pPr>
-      <w:r>
-        <w:rPr>
-          <w:rFonts w:ascii="Arial Narrow" w:eastAsia="Arial Narrow" w:hAnsi="Arial Narrow" w:cs="Arial Narrow"/>
-          <w:kern w:val="0"/>
-          <w14:ligatures w14:val="none"/>
+          <ns2:ligatures ns2:val="none"/>
+        </w:rPr>
+      </w:pPr>
+      <w:r>
+        <w:rPr>
+          <w:rFonts w:ascii="Arial Narrow" w:eastAsia="Arial Narrow" w:hAnsi="Arial Narrow" w:cs="Arial Narrow"/>
+          <w:kern w:val="0"/>
+          <ns2:ligatures ns2:val="none"/>
         </w:rPr>
         <w:t xml:space="preserve">Presunta infracción a los artículos 18 y 19 de la Ley 29571, Código de Protección y Defensa del Consumidor, en tanto la compañía aseguradora habría negado injustificadamente a la parte denunciante la tramitación de la solicitud de cobertura de la Póliza CTI-EAR0536329 del Seguro de Responsabilidad Civil del Transportador por Carretera en Viaje Internacional, respecto del siniestro ocurrido el 11 de abril de 2024 en territorio peruano que ocasionó el fallecimiento del señor [APELLIDO] .</w:t>
       </w:r>
@@ -3464,7 +3464,7 @@
         <w:rPr>
           <w:rFonts w:ascii="Arial Narrow" w:eastAsia="Arial Narrow" w:hAnsi="Arial Narrow" w:cs="Arial Narrow"/>
           <w:kern w:val="0"/>
-          <w14:ligatures w14:val="none"/>
+          <ns2:ligatures ns2:val="none"/>
         </w:rPr>
         <w:t/>
       </w:r>
@@ -3472,7 +3472,7 @@
         <w:rPr>
           <w:rFonts w:ascii="Arial Narrow" w:eastAsia="Arial Narrow" w:hAnsi="Arial Narrow" w:cs="Arial Narrow"/>
           <w:kern w:val="0"/>
-          <w14:ligatures w14:val="none"/>
+          <ns2:ligatures ns2:val="none"/>
         </w:rPr>
         <w:t xml:space="preserve"/>
       </w:r>
@@ -3480,7 +3480,7 @@
         <w:rPr>
           <w:rFonts w:ascii="Arial Narrow" w:eastAsia="Arial Narrow" w:hAnsi="Arial Narrow" w:cs="Arial Narrow"/>
           <w:kern w:val="0"/>
-          <w14:ligatures w14:val="none"/>
+          <ns2:ligatures ns2:val="none"/>
         </w:rPr>
         <w:t xml:space="preserve"/>
       </w:r>
@@ -3488,7 +3488,7 @@
         <w:rPr>
           <w:rFonts w:ascii="Arial Narrow" w:eastAsia="Arial Narrow" w:hAnsi="Arial Narrow" w:cs="Arial Narrow"/>
           <w:kern w:val="0"/>
-          <w14:ligatures w14:val="none"/>
+          <ns2:ligatures ns2:val="none"/>
         </w:rPr>
         <w:t/>
       </w:r>
@@ -3496,7 +3496,7 @@
         <w:rPr>
           <w:rFonts w:ascii="Arial Narrow" w:eastAsia="Arial Narrow" w:hAnsi="Arial Narrow" w:cs="Arial Narrow"/>
           <w:kern w:val="0"/>
-          <w14:ligatures w14:val="none"/>
+          <ns2:ligatures ns2:val="none"/>
         </w:rPr>
         <w:t xml:space="preserve"/>
       </w:r>
@@ -3504,7 +3504,7 @@
         <w:rPr>
           <w:rFonts w:ascii="Arial Narrow" w:eastAsia="Arial Narrow" w:hAnsi="Arial Narrow" w:cs="Arial Narrow"/>
           <w:kern w:val="0"/>
-          <w14:ligatures w14:val="none"/>
+          <ns2:ligatures ns2:val="none"/>
         </w:rPr>
         <w:t/>
       </w:r>
@@ -3512,7 +3512,7 @@
         <w:rPr>
           <w:rFonts w:ascii="Arial Narrow" w:eastAsia="Arial Narrow" w:hAnsi="Arial Narrow" w:cs="Arial Narrow"/>
           <w:kern w:val="0"/>
-          <w14:ligatures w14:val="none"/>
+          <ns2:ligatures ns2:val="none"/>
         </w:rPr>
         <w:t xml:space="preserve"/>
       </w:r>
@@ -3520,7 +3520,7 @@
         <w:rPr>
           <w:rFonts w:ascii="Arial Narrow" w:eastAsia="Arial Narrow" w:hAnsi="Arial Narrow" w:cs="Arial Narrow"/>
           <w:kern w:val="0"/>
-          <w14:ligatures w14:val="none"/>
+          <ns2:ligatures ns2:val="none"/>
         </w:rPr>
         <w:t/>
       </w:r>
@@ -3528,23 +3528,23 @@
         <w:rPr>
           <w:rFonts w:ascii="Arial Narrow" w:eastAsia="Arial Narrow" w:hAnsi="Arial Narrow" w:cs="Arial Narrow"/>
           <w:kern w:val="0"/>
-          <w14:ligatures w14:val="none"/>
+          <ns2:ligatures ns2:val="none"/>
         </w:rPr>
         <w:t/>
       </w:r>
     </w:p>
-    <w:p>
-      <w:pPr>
-        <w:spacing w:after="0" w:line="240" w:lineRule="auto"/>
-        <w:jc w:val="both"/>
-        <w:rPr>
-          <w:rFonts w:ascii="Arial Narrow" w:eastAsia="Arial Narrow" w:hAnsi="Arial Narrow" w:cs="Arial Narrow"/>
-          <w:kern w:val="0"/>
-          <w14:ligatures w14:val="none"/>
-        </w:rPr>
-      </w:pPr>
-    </w:p>
-    <w:p>
+    <w:p ns2:paraId="5C1DC473" ns2:textId="77777777">
+      <w:pPr>
+        <w:spacing w:after="0" w:line="240" w:lineRule="auto"/>
+        <w:jc w:val="both"/>
+        <w:rPr>
+          <w:rFonts w:ascii="Arial Narrow" w:eastAsia="Arial Narrow" w:hAnsi="Arial Narrow" w:cs="Arial Narrow"/>
+          <w:kern w:val="0"/>
+          <ns2:ligatures ns2:val="none"/>
+        </w:rPr>
+      </w:pPr>
+    </w:p>
+    <w:p ns2:paraId="787EDED2" ns2:textId="6110BB8A">
       <w:pPr>
         <w:pStyle w:val="Prrafodelista"/>
         <w:numPr>
@@ -3560,14 +3560,14 @@
         <w:rPr>
           <w:rFonts w:ascii="Arial Narrow" w:eastAsia="Arial Narrow" w:hAnsi="Arial Narrow" w:cs="Arial Narrow"/>
           <w:kern w:val="0"/>
-          <w14:ligatures w14:val="none"/>
-        </w:rPr>
-      </w:pPr>
-      <w:r>
-        <w:rPr>
-          <w:rFonts w:ascii="Arial Narrow" w:eastAsia="Arial Narrow" w:hAnsi="Arial Narrow" w:cs="Arial Narrow"/>
-          <w:kern w:val="0"/>
-          <w14:ligatures w14:val="none"/>
+          <ns2:ligatures ns2:val="none"/>
+        </w:rPr>
+      </w:pPr>
+      <w:r>
+        <w:rPr>
+          <w:rFonts w:ascii="Arial Narrow" w:eastAsia="Arial Narrow" w:hAnsi="Arial Narrow" w:cs="Arial Narrow"/>
+          <w:kern w:val="0"/>
+          <ns2:ligatures ns2:val="none"/>
         </w:rPr>
         <w:t xml:space="preserve">Presunta </w:t>
       </w:r>
@@ -3575,7 +3575,7 @@
         <w:rPr>
           <w:rFonts w:ascii="Arial Narrow" w:eastAsia="Arial Narrow" w:hAnsi="Arial Narrow" w:cs="Arial Narrow"/>
           <w:kern w:val="0"/>
-          <w14:ligatures w14:val="none"/>
+          <ns2:ligatures ns2:val="none"/>
         </w:rPr>
         <w:t>infracción a los artículos 18 y 19 de la Ley 29571, Código de Protección y Defensa del Consumidor</w:t>
       </w:r>
@@ -3583,7 +3583,7 @@
         <w:rPr>
           <w:rFonts w:ascii="Arial Narrow" w:eastAsia="Arial Narrow" w:hAnsi="Arial Narrow" w:cs="Arial Narrow"/>
           <w:kern w:val="0"/>
-          <w14:ligatures w14:val="none"/>
+          <ns2:ligatures ns2:val="none"/>
         </w:rPr>
         <w:t xml:space="preserve">, en tanto </w:t>
       </w:r>
@@ -3591,7 +3591,7 @@
         <w:rPr>
           <w:rFonts w:ascii="Arial Narrow" w:eastAsia="Arial Narrow" w:hAnsi="Arial Narrow" w:cs="Arial Narrow"/>
           <w:kern w:val="0"/>
-          <w14:ligatures w14:val="none"/>
+          <ns2:ligatures ns2:val="none"/>
         </w:rPr>
         <w:t xml:space="preserve">la compañía aseguradora </w:t>
       </w:r>
@@ -3599,7 +3599,7 @@
         <w:rPr>
           <w:rFonts w:ascii="Arial Narrow" w:eastAsia="Arial Narrow" w:hAnsi="Arial Narrow" w:cs="Arial Narrow"/>
           <w:kern w:val="0"/>
-          <w14:ligatures w14:val="none"/>
+          <ns2:ligatures ns2:val="none"/>
         </w:rPr>
         <w:t>habría trasladado indebidamente a la parte denunciante la realización de gestiones vinculadas a la atención del siniestro ocurrido el 11 de abril de 2024, al señalar mediante carta del 21 de agosto de 2025 que la evaluación del siniestro debía realizarse en Bolivia</w:t>
       </w:r>
@@ -3607,12 +3607,12 @@
         <w:rPr>
           <w:rFonts w:ascii="Arial Narrow" w:eastAsia="Arial Narrow" w:hAnsi="Arial Narrow" w:cs="Arial Narrow"/>
           <w:kern w:val="0"/>
-          <w14:ligatures w14:val="none"/>
+          <ns2:ligatures ns2:val="none"/>
         </w:rPr>
         <w:t>.</w:t>
       </w:r>
     </w:p>
-    <w:p>
+    <w:p ns2:paraId="7BEA15E5" ns2:textId="77777777">
       <w:pPr>
         <w:pStyle w:val="Prrafodelista"/>
         <w:spacing w:after="0" w:line="240" w:lineRule="auto"/>
@@ -3621,11 +3621,11 @@
         <w:rPr>
           <w:rFonts w:ascii="Arial Narrow" w:eastAsia="Arial Narrow" w:hAnsi="Arial Narrow" w:cs="Arial Narrow"/>
           <w:kern w:val="0"/>
-          <w14:ligatures w14:val="none"/>
-        </w:rPr>
-      </w:pPr>
-    </w:p>
-    <w:p>
+          <ns2:ligatures ns2:val="none"/>
+        </w:rPr>
+      </w:pPr>
+    </w:p>
+    <w:p ns2:paraId="116B2587" ns2:textId="320E7C87">
       <w:pPr>
         <w:pStyle w:val="Prrafodelista"/>
         <w:numPr>
@@ -3638,14 +3638,14 @@
         <w:rPr>
           <w:rFonts w:ascii="Arial Narrow" w:eastAsia="Arial Narrow" w:hAnsi="Arial Narrow" w:cs="Arial Narrow"/>
           <w:kern w:val="0"/>
-          <w14:ligatures w14:val="none"/>
-        </w:rPr>
-      </w:pPr>
-      <w:r>
-        <w:rPr>
-          <w:rFonts w:ascii="Arial Narrow" w:eastAsia="Arial Narrow" w:hAnsi="Arial Narrow" w:cs="Arial Narrow"/>
-          <w:kern w:val="0"/>
-          <w14:ligatures w14:val="none"/>
+          <ns2:ligatures ns2:val="none"/>
+        </w:rPr>
+      </w:pPr>
+      <w:r>
+        <w:rPr>
+          <w:rFonts w:ascii="Arial Narrow" w:eastAsia="Arial Narrow" w:hAnsi="Arial Narrow" w:cs="Arial Narrow"/>
+          <w:kern w:val="0"/>
+          <ns2:ligatures ns2:val="none"/>
         </w:rPr>
         <w:t xml:space="preserve">Presunta </w:t>
       </w:r>
@@ -3653,7 +3653,7 @@
         <w:rPr>
           <w:rFonts w:ascii="Arial Narrow" w:eastAsia="Arial Narrow" w:hAnsi="Arial Narrow" w:cs="Arial Narrow"/>
           <w:kern w:val="0"/>
-          <w14:ligatures w14:val="none"/>
+          <ns2:ligatures ns2:val="none"/>
         </w:rPr>
         <w:t>infracción a los artículos 18 y 19 de la Ley 29571, Código de Protección y Defensa del Consumidor</w:t>
       </w:r>
@@ -3661,7 +3661,7 @@
         <w:rPr>
           <w:rFonts w:ascii="Arial Narrow" w:eastAsia="Arial Narrow" w:hAnsi="Arial Narrow" w:cs="Arial Narrow"/>
           <w:kern w:val="0"/>
-          <w14:ligatures w14:val="none"/>
+          <ns2:ligatures ns2:val="none"/>
         </w:rPr>
         <w:t xml:space="preserve">, en tanto </w:t>
       </w:r>
@@ -3669,7 +3669,7 @@
         <w:rPr>
           <w:rFonts w:ascii="Arial Narrow" w:eastAsia="Arial Narrow" w:hAnsi="Arial Narrow" w:cs="Arial Narrow"/>
           <w:kern w:val="0"/>
-          <w14:ligatures w14:val="none"/>
+          <ns2:ligatures ns2:val="none"/>
         </w:rPr>
         <w:t xml:space="preserve">la compañía aseguradora </w:t>
       </w:r>
@@ -3677,7 +3677,7 @@
         <w:rPr>
           <w:rFonts w:ascii="Arial Narrow" w:eastAsia="Arial Narrow" w:hAnsi="Arial Narrow" w:cs="Arial Narrow"/>
           <w:kern w:val="0"/>
-          <w14:ligatures w14:val="none"/>
+          <ns2:ligatures ns2:val="none"/>
         </w:rPr>
         <w:t xml:space="preserve">habría </w:t>
       </w:r>
@@ -3685,7 +3685,7 @@
         <w:rPr>
           <w:rFonts w:ascii="Arial Narrow" w:eastAsia="Arial Narrow" w:hAnsi="Arial Narrow" w:cs="Arial Narrow"/>
           <w:kern w:val="0"/>
-          <w14:ligatures w14:val="none"/>
+          <ns2:ligatures ns2:val="none"/>
         </w:rPr>
         <w:t>derivado indebidamente, mediante carta AII/AUTOS-0243-2026 del 26 de enero de 2026,</w:t>
       </w:r>
@@ -3693,7 +3693,7 @@
         <w:rPr>
           <w:rFonts w:ascii="Arial Narrow" w:eastAsia="Arial Narrow" w:hAnsi="Arial Narrow" w:cs="Arial Narrow"/>
           <w:kern w:val="0"/>
-          <w14:ligatures w14:val="none"/>
+          <ns2:ligatures ns2:val="none"/>
         </w:rPr>
         <w:t xml:space="preserve"> la atención del siniestro vinculado a la Póliza CTI-EAR0536329 a territorio boliviano, pese a que el accidente ocurrió en el Perú y debía ser tramitado localmente</w:t>
       </w:r>
@@ -3701,22 +3701,22 @@
         <w:rPr>
           <w:rFonts w:ascii="Arial Narrow" w:eastAsia="Arial Narrow" w:hAnsi="Arial Narrow" w:cs="Arial Narrow"/>
           <w:kern w:val="0"/>
-          <w14:ligatures w14:val="none"/>
+          <ns2:ligatures ns2:val="none"/>
         </w:rPr>
         <w:t>.</w:t>
       </w:r>
     </w:p>
-    <w:p>
+    <w:p ns2:paraId="57FF6CFB" ns2:textId="77777777">
       <w:pPr>
         <w:pStyle w:val="Prrafodelista"/>
         <w:rPr>
           <w:rFonts w:ascii="Arial Narrow" w:eastAsia="Arial Narrow" w:hAnsi="Arial Narrow" w:cs="Arial Narrow"/>
           <w:kern w:val="0"/>
-          <w14:ligatures w14:val="none"/>
-        </w:rPr>
-      </w:pPr>
-    </w:p>
-    <w:p>
+          <ns2:ligatures ns2:val="none"/>
+        </w:rPr>
+      </w:pPr>
+    </w:p>
+    <w:p ns2:paraId="24B089F3" ns2:textId="6203B703">
       <w:pPr>
         <w:pStyle w:val="Prrafodelista"/>
         <w:numPr>
@@ -3732,14 +3732,14 @@
         <w:rPr>
           <w:rFonts w:ascii="Arial Narrow" w:eastAsia="Arial Narrow" w:hAnsi="Arial Narrow" w:cs="Arial Narrow"/>
           <w:kern w:val="0"/>
-          <w14:ligatures w14:val="none"/>
-        </w:rPr>
-      </w:pPr>
-      <w:r>
-        <w:rPr>
-          <w:rFonts w:ascii="Arial Narrow" w:eastAsia="Arial Narrow" w:hAnsi="Arial Narrow" w:cs="Arial Narrow"/>
-          <w:kern w:val="0"/>
-          <w14:ligatures w14:val="none"/>
+          <ns2:ligatures ns2:val="none"/>
+        </w:rPr>
+      </w:pPr>
+      <w:r>
+        <w:rPr>
+          <w:rFonts w:ascii="Arial Narrow" w:eastAsia="Arial Narrow" w:hAnsi="Arial Narrow" w:cs="Arial Narrow"/>
+          <w:kern w:val="0"/>
+          <ns2:ligatures ns2:val="none"/>
         </w:rPr>
         <w:t xml:space="preserve">Presunta </w:t>
       </w:r>
@@ -3747,7 +3747,7 @@
         <w:rPr>
           <w:rFonts w:ascii="Arial Narrow" w:eastAsia="Arial Narrow" w:hAnsi="Arial Narrow" w:cs="Arial Narrow"/>
           <w:kern w:val="0"/>
-          <w14:ligatures w14:val="none"/>
+          <ns2:ligatures ns2:val="none"/>
         </w:rPr>
         <w:t>infracción al numeral 88.1 del artículo 88 de la Ley 29571, Código de Protección y Defensa del Consumidor</w:t>
       </w:r>
@@ -3755,7 +3755,7 @@
         <w:rPr>
           <w:rFonts w:ascii="Arial Narrow" w:eastAsia="Arial Narrow" w:hAnsi="Arial Narrow" w:cs="Arial Narrow"/>
           <w:kern w:val="0"/>
-          <w14:ligatures w14:val="none"/>
+          <ns2:ligatures ns2:val="none"/>
         </w:rPr>
         <w:t xml:space="preserve">, en tanto </w:t>
       </w:r>
@@ -3763,7 +3763,7 @@
         <w:rPr>
           <w:rFonts w:ascii="Arial Narrow" w:eastAsia="Arial Narrow" w:hAnsi="Arial Narrow" w:cs="Arial Narrow"/>
           <w:kern w:val="0"/>
-          <w14:ligatures w14:val="none"/>
+          <ns2:ligatures ns2:val="none"/>
         </w:rPr>
         <w:t>la compañía aseguradora</w:t>
       </w:r>
@@ -3771,7 +3771,7 @@
         <w:rPr>
           <w:rFonts w:ascii="Arial Narrow" w:eastAsia="Arial Narrow" w:hAnsi="Arial Narrow" w:cs="Arial Narrow"/>
           <w:kern w:val="0"/>
-          <w14:ligatures w14:val="none"/>
+          <ns2:ligatures ns2:val="none"/>
         </w:rPr>
         <w:t xml:space="preserve"> </w:t>
       </w:r>
@@ -3779,7 +3779,7 @@
         <w:rPr>
           <w:rFonts w:ascii="Arial Narrow" w:eastAsia="Arial Narrow" w:hAnsi="Arial Narrow" w:cs="Arial Narrow"/>
           <w:kern w:val="0"/>
-          <w14:ligatures w14:val="none"/>
+          <ns2:ligatures ns2:val="none"/>
         </w:rPr>
         <w:t xml:space="preserve">habría brindado una respuesta inadecuada al reclamo presentado por la parte denunciante </w:t>
       </w:r>
@@ -3787,7 +3787,7 @@
         <w:rPr>
           <w:rFonts w:ascii="Arial Narrow" w:eastAsia="Arial Narrow" w:hAnsi="Arial Narrow" w:cs="Arial Narrow"/>
           <w:kern w:val="0"/>
-          <w14:ligatures w14:val="none"/>
+          <ns2:ligatures ns2:val="none"/>
         </w:rPr>
         <w:t xml:space="preserve">el </w:t>
       </w:r>
@@ -3797,7 +3797,7 @@
           <w:color w:val="000000"/>
           <w:kern w:val="0"/>
           <w:lang w:eastAsia="es-ES"/>
-          <w14:ligatures w14:val="none"/>
+          <ns2:ligatures ns2:val="none"/>
         </w:rPr>
         <w:t>30 de julio de 2025</w:t>
       </w:r>
@@ -3805,22 +3805,22 @@
         <w:rPr>
           <w:rFonts w:ascii="Arial Narrow" w:eastAsia="Arial Narrow" w:hAnsi="Arial Narrow" w:cs="Arial Narrow"/>
           <w:kern w:val="0"/>
-          <w14:ligatures w14:val="none"/>
+          <ns2:ligatures ns2:val="none"/>
         </w:rPr>
         <w:t>.</w:t>
       </w:r>
     </w:p>
-    <w:p>
+    <w:p ns2:paraId="6ACFE5EF" ns2:textId="77777777">
       <w:pPr>
         <w:pStyle w:val="Prrafodelista"/>
         <w:rPr>
           <w:rFonts w:ascii="Arial Narrow" w:eastAsia="Arial Narrow" w:hAnsi="Arial Narrow" w:cs="Arial Narrow"/>
           <w:kern w:val="0"/>
-          <w14:ligatures w14:val="none"/>
-        </w:rPr>
-      </w:pPr>
-    </w:p>
-    <w:p>
+          <ns2:ligatures ns2:val="none"/>
+        </w:rPr>
+      </w:pPr>
+    </w:p>
+    <w:p ns2:paraId="3081C384" ns2:textId="5A6EFC31">
       <w:pPr>
         <w:pStyle w:val="Prrafodelista"/>
         <w:numPr>
@@ -3836,14 +3836,14 @@
         <w:rPr>
           <w:rFonts w:ascii="Arial Narrow" w:eastAsia="Arial Narrow" w:hAnsi="Arial Narrow" w:cs="Arial Narrow"/>
           <w:kern w:val="0"/>
-          <w14:ligatures w14:val="none"/>
-        </w:rPr>
-      </w:pPr>
-      <w:r>
-        <w:rPr>
-          <w:rFonts w:ascii="Arial Narrow" w:eastAsia="Arial Narrow" w:hAnsi="Arial Narrow" w:cs="Arial Narrow"/>
-          <w:kern w:val="0"/>
-          <w14:ligatures w14:val="none"/>
+          <ns2:ligatures ns2:val="none"/>
+        </w:rPr>
+      </w:pPr>
+      <w:r>
+        <w:rPr>
+          <w:rFonts w:ascii="Arial Narrow" w:eastAsia="Arial Narrow" w:hAnsi="Arial Narrow" w:cs="Arial Narrow"/>
+          <w:kern w:val="0"/>
+          <ns2:ligatures ns2:val="none"/>
         </w:rPr>
         <w:lastRenderedPageBreak/>
         <w:t xml:space="preserve">Presunta infracción al numeral 88.1 del artículo 88 de la Ley 29571, Código de Protección y Defensa del Consumidor, en tanto </w:t>
@@ -3852,7 +3852,7 @@
         <w:rPr>
           <w:rFonts w:ascii="Arial Narrow" w:eastAsia="Arial Narrow" w:hAnsi="Arial Narrow" w:cs="Arial Narrow"/>
           <w:kern w:val="0"/>
-          <w14:ligatures w14:val="none"/>
+          <ns2:ligatures ns2:val="none"/>
         </w:rPr>
         <w:t>la compañía aseguradora</w:t>
       </w:r>
@@ -3862,7 +3862,7 @@
           <w:color w:val="000000"/>
           <w:kern w:val="0"/>
           <w:lang w:eastAsia="es-ES"/>
-          <w14:ligatures w14:val="none"/>
+          <ns2:ligatures ns2:val="none"/>
         </w:rPr>
         <w:t xml:space="preserve"> no habría cumplido con brindar una respuesta al Reclamo 00318-2025-SAC-MMQ-RC presentado por la parte denunciante</w:t>
       </w:r>
@@ -3872,25 +3872,25 @@
           <w:color w:val="000000"/>
           <w:kern w:val="0"/>
           <w:lang w:eastAsia="es-ES"/>
-          <w14:ligatures w14:val="none"/>
+          <ns2:ligatures ns2:val="none"/>
         </w:rPr>
         <w:t>.</w:t>
       </w:r>
     </w:p>
     <w:bookmarkEnd w:id="18"/>
     <w:bookmarkEnd w:id="19"/>
-    <w:p>
-      <w:pPr>
-        <w:spacing w:after="0" w:line="240" w:lineRule="auto"/>
-        <w:jc w:val="both"/>
-        <w:rPr>
-          <w:rFonts w:ascii="Arial Narrow" w:eastAsia="Arial Narrow" w:hAnsi="Arial Narrow" w:cs="Arial Narrow"/>
-          <w:kern w:val="0"/>
-          <w14:ligatures w14:val="none"/>
-        </w:rPr>
-      </w:pPr>
-    </w:p>
-    <w:p>
+    <w:p ns2:paraId="042B3F54" ns2:textId="777BBF33">
+      <w:pPr>
+        <w:spacing w:after="0" w:line="240" w:lineRule="auto"/>
+        <w:jc w:val="both"/>
+        <w:rPr>
+          <w:rFonts w:ascii="Arial Narrow" w:eastAsia="Arial Narrow" w:hAnsi="Arial Narrow" w:cs="Arial Narrow"/>
+          <w:kern w:val="0"/>
+          <ns2:ligatures ns2:val="none"/>
+        </w:rPr>
+      </w:pPr>
+    </w:p>
+    <w:p ns2:paraId="0A292C9F" ns2:textId="372B37A2">
       <w:pPr>
         <w:spacing w:line="240" w:lineRule="auto"/>
         <w:contextualSpacing/>
@@ -3898,17 +3898,17 @@
         <w:rPr>
           <w:rFonts w:ascii="Arial Narrow" w:eastAsia="Calibri" w:hAnsi="Arial Narrow" w:cs="Arial"/>
           <w:kern w:val="0"/>
-          <w14:ligatures w14:val="none"/>
-        </w:rPr>
-      </w:pPr>
-      <w:r>
-        <w:rPr>
-          <w:rFonts w:ascii="Arial Narrow" w:eastAsia="Arial Narrow" w:hAnsi="Arial Narrow" w:cs="Arial Narrow"/>
-          <w:b/>
-          <w:color w:val="000000"/>
-          <w:kern w:val="0"/>
-          <w:lang w:eastAsia="es-PE"/>
-          <w14:ligatures w14:val="none"/>
+          <ns2:ligatures ns2:val="none"/>
+        </w:rPr>
+      </w:pPr>
+      <w:r>
+        <w:rPr>
+          <w:rFonts w:ascii="Arial Narrow" w:eastAsia="Arial Narrow" w:hAnsi="Arial Narrow" w:cs="Arial Narrow"/>
+          <w:b/>
+          <w:color w:val="000000"/>
+          <w:kern w:val="0"/>
+          <w:lang w:eastAsia="es-PE"/>
+          <ns2:ligatures ns2:val="none"/>
         </w:rPr>
         <w:t xml:space="preserve">SEGUNDO: tener por ofrecidos los medios probatorios presentados en dos (2) escritos presentados el 18 de febrero de 2026 por la [DENUNCIANTE].</w:t>
       </w:r>
@@ -3918,7 +3918,7 @@
           <w:color w:val="000000"/>
           <w:kern w:val="0"/>
           <w:lang w:eastAsia="es-PE"/>
-          <w14:ligatures w14:val="none"/>
+          <ns2:ligatures ns2:val="none"/>
         </w:rPr>
         <w:t xml:space="preserve"/>
       </w:r>
@@ -3928,7 +3928,7 @@
           <w:color w:val="000000"/>
           <w:kern w:val="0"/>
           <w:lang w:eastAsia="es-PE"/>
-          <w14:ligatures w14:val="none"/>
+          <ns2:ligatures ns2:val="none"/>
         </w:rPr>
         <w:t xml:space="preserve"/>
       </w:r>
@@ -3938,7 +3938,7 @@
           <w:color w:val="000000"/>
           <w:kern w:val="0"/>
           <w:lang w:eastAsia="es-PE"/>
-          <w14:ligatures w14:val="none"/>
+          <ns2:ligatures ns2:val="none"/>
         </w:rPr>
         <w:t/>
       </w:r>
@@ -3948,7 +3948,7 @@
           <w:color w:val="000000"/>
           <w:kern w:val="0"/>
           <w:lang w:val="es-ES" w:eastAsia="es-ES"/>
-          <w14:ligatures w14:val="none"/>
+          <ns2:ligatures ns2:val="none"/>
         </w:rPr>
         <w:t xml:space="preserve"/>
       </w:r>
@@ -3958,7 +3958,7 @@
           <w:color w:val="000000"/>
           <w:kern w:val="0"/>
           <w:lang w:val="es-ES" w:eastAsia="es-ES"/>
-          <w14:ligatures w14:val="none"/>
+          <ns2:ligatures ns2:val="none"/>
         </w:rPr>
         <w:t/>
       </w:r>
@@ -3968,7 +3968,7 @@
           <w:color w:val="000000"/>
           <w:kern w:val="0"/>
           <w:lang w:val="es-ES" w:eastAsia="es-ES"/>
-          <w14:ligatures w14:val="none"/>
+          <ns2:ligatures ns2:val="none"/>
         </w:rPr>
         <w:t/>
       </w:r>
@@ -3978,7 +3978,7 @@
           <w:color w:val="000000"/>
           <w:kern w:val="0"/>
           <w:lang w:val="es-ES" w:eastAsia="es-ES"/>
-          <w14:ligatures w14:val="none"/>
+          <ns2:ligatures ns2:val="none"/>
         </w:rPr>
         <w:t xml:space="preserve"/>
       </w:r>
@@ -3989,7 +3989,7 @@
           <w:kern w:val="0"/>
           <w:shd w:val="clear" w:color="auto" w:fill="FFFFFF"/>
           <w:lang w:eastAsia="es-PE"/>
-          <w14:ligatures w14:val="none"/>
+          <ns2:ligatures ns2:val="none"/>
         </w:rPr>
         <w:t xml:space="preserve"/>
       </w:r>
@@ -4000,7 +4000,7 @@
           <w:kern w:val="0"/>
           <w:shd w:val="clear" w:color="auto" w:fill="FFFFFF"/>
           <w:lang w:eastAsia="es-PE"/>
-          <w14:ligatures w14:val="none"/>
+          <ns2:ligatures ns2:val="none"/>
         </w:rPr>
         <w:t/>
       </w:r>
@@ -4008,12 +4008,12 @@
         <w:rPr>
           <w:rFonts w:ascii="Arial Narrow" w:eastAsia="Calibri" w:hAnsi="Arial Narrow" w:cs="Arial"/>
           <w:kern w:val="0"/>
-          <w14:ligatures w14:val="none"/>
+          <ns2:ligatures ns2:val="none"/>
         </w:rPr>
         <w:t/>
       </w:r>
     </w:p>
-    <w:p>
+    <w:p ns2:paraId="68A17E97" ns2:textId="77777777">
       <w:pPr>
         <w:spacing w:line="240" w:lineRule="auto"/>
         <w:contextualSpacing/>
@@ -4023,30 +4023,30 @@
           <w:color w:val="000000"/>
           <w:kern w:val="0"/>
           <w:lang w:eastAsia="es-PE"/>
-          <w14:ligatures w14:val="none"/>
-        </w:rPr>
-      </w:pPr>
-    </w:p>
-    <w:p>
-      <w:pPr>
-        <w:spacing w:after="0" w:line="240" w:lineRule="auto"/>
-        <w:jc w:val="both"/>
-        <w:rPr>
-          <w:rFonts w:ascii="Arial Narrow" w:eastAsia="Arial Narrow" w:hAnsi="Arial Narrow" w:cs="Arial Narrow"/>
-          <w:color w:val="000000"/>
-          <w:kern w:val="0"/>
-          <w:lang w:eastAsia="es-PE"/>
-          <w14:ligatures w14:val="none"/>
-        </w:rPr>
-      </w:pPr>
-      <w:r>
-        <w:rPr>
-          <w:rFonts w:ascii="Arial Narrow" w:eastAsia="Arial Narrow" w:hAnsi="Arial Narrow" w:cs="Arial Narrow"/>
-          <w:b/>
-          <w:color w:val="000000"/>
-          <w:kern w:val="0"/>
-          <w:lang w:eastAsia="es-PE"/>
-          <w14:ligatures w14:val="none"/>
+          <ns2:ligatures ns2:val="none"/>
+        </w:rPr>
+      </w:pPr>
+    </w:p>
+    <w:p ns2:paraId="168254DA" ns2:textId="316E85D2">
+      <w:pPr>
+        <w:spacing w:after="0" w:line="240" w:lineRule="auto"/>
+        <w:jc w:val="both"/>
+        <w:rPr>
+          <w:rFonts w:ascii="Arial Narrow" w:eastAsia="Arial Narrow" w:hAnsi="Arial Narrow" w:cs="Arial Narrow"/>
+          <w:color w:val="000000"/>
+          <w:kern w:val="0"/>
+          <w:lang w:eastAsia="es-PE"/>
+          <ns2:ligatures ns2:val="none"/>
+        </w:rPr>
+      </w:pPr>
+      <w:r>
+        <w:rPr>
+          <w:rFonts w:ascii="Arial Narrow" w:eastAsia="Arial Narrow" w:hAnsi="Arial Narrow" w:cs="Arial Narrow"/>
+          <w:b/>
+          <w:color w:val="000000"/>
+          <w:kern w:val="0"/>
+          <w:lang w:eastAsia="es-PE"/>
+          <ns2:ligatures ns2:val="none"/>
         </w:rPr>
         <w:t xml:space="preserve">TERCERO: </w:t>
       </w:r>
@@ -4056,7 +4056,7 @@
           <w:color w:val="000000"/>
           <w:kern w:val="0"/>
           <w:lang w:eastAsia="es-PE"/>
-          <w14:ligatures w14:val="none"/>
+          <ns2:ligatures ns2:val="none"/>
         </w:rPr>
         <w:t xml:space="preserve">requerir a </w:t>
       </w:r>
@@ -4073,12 +4073,12 @@
           <w:color w:val="000000"/>
           <w:kern w:val="0"/>
           <w:lang w:eastAsia="es-PE"/>
-          <w14:ligatures w14:val="none"/>
+          <ns2:ligatures ns2:val="none"/>
         </w:rPr>
         <w:t>que cumpla con lo siguiente:</w:t>
       </w:r>
     </w:p>
-    <w:p>
+    <w:p ns2:paraId="20FDFB8D" ns2:textId="77777777">
       <w:pPr>
         <w:spacing w:after="0" w:line="240" w:lineRule="auto"/>
         <w:jc w:val="both"/>
@@ -4087,11 +4087,11 @@
           <w:color w:val="000000"/>
           <w:kern w:val="0"/>
           <w:lang w:eastAsia="es-PE"/>
-          <w14:ligatures w14:val="none"/>
-        </w:rPr>
-      </w:pPr>
-    </w:p>
-    <w:p>
+          <ns2:ligatures ns2:val="none"/>
+        </w:rPr>
+      </w:pPr>
+    </w:p>
+    <w:p ns2:paraId="4AA80738" ns2:textId="77777777">
       <w:pPr>
         <w:numPr>
           <w:ilvl w:val="0"/>
@@ -4105,21 +4105,21 @@
           <w:color w:val="000000"/>
           <w:kern w:val="0"/>
           <w:lang w:eastAsia="es-PE"/>
-          <w14:ligatures w14:val="none"/>
-        </w:rPr>
-      </w:pPr>
-      <w:r>
-        <w:rPr>
-          <w:rFonts w:ascii="Arial Narrow" w:eastAsia="Arial Narrow" w:hAnsi="Arial Narrow" w:cs="Arial Narrow"/>
-          <w:color w:val="000000"/>
-          <w:kern w:val="0"/>
-          <w:lang w:eastAsia="es-PE"/>
-          <w14:ligatures w14:val="none"/>
+          <ns2:ligatures ns2:val="none"/>
+        </w:rPr>
+      </w:pPr>
+      <w:r>
+        <w:rPr>
+          <w:rFonts w:ascii="Arial Narrow" w:eastAsia="Arial Narrow" w:hAnsi="Arial Narrow" w:cs="Arial Narrow"/>
+          <w:color w:val="000000"/>
+          <w:kern w:val="0"/>
+          <w:lang w:eastAsia="es-PE"/>
+          <ns2:ligatures ns2:val="none"/>
         </w:rPr>
         <w:t>presentar documentos que acrediten su inscripción en los Registros Públicos o una declaración jurada que indique que cuenta con dicha inscripción;</w:t>
       </w:r>
     </w:p>
-    <w:p>
+    <w:p ns2:paraId="2B29D59F" ns2:textId="77777777">
       <w:pPr>
         <w:numPr>
           <w:ilvl w:val="0"/>
@@ -4133,21 +4133,21 @@
           <w:color w:val="000000"/>
           <w:kern w:val="0"/>
           <w:lang w:eastAsia="es-PE"/>
-          <w14:ligatures w14:val="none"/>
-        </w:rPr>
-      </w:pPr>
-      <w:r>
-        <w:rPr>
-          <w:rFonts w:ascii="Arial Narrow" w:eastAsia="Arial Narrow" w:hAnsi="Arial Narrow" w:cs="Arial Narrow"/>
-          <w:color w:val="000000"/>
-          <w:kern w:val="0"/>
-          <w:lang w:eastAsia="es-PE"/>
-          <w14:ligatures w14:val="none"/>
+          <ns2:ligatures ns2:val="none"/>
+        </w:rPr>
+      </w:pPr>
+      <w:r>
+        <w:rPr>
+          <w:rFonts w:ascii="Arial Narrow" w:eastAsia="Arial Narrow" w:hAnsi="Arial Narrow" w:cs="Arial Narrow"/>
+          <w:color w:val="000000"/>
+          <w:kern w:val="0"/>
+          <w:lang w:eastAsia="es-PE"/>
+          <ns2:ligatures ns2:val="none"/>
         </w:rPr>
         <w:t>presentar copia simple de las facultades de representación de su representante legal en el presente procedimiento o la declaración jurada que indique que cuenta con dichas facultades y que estas se encuentran vigentes;</w:t>
       </w:r>
     </w:p>
-    <w:p>
+    <w:p ns2:paraId="7EF50C46" ns2:textId="77777777">
       <w:pPr>
         <w:numPr>
           <w:ilvl w:val="0"/>
@@ -4161,21 +4161,21 @@
           <w:color w:val="000000"/>
           <w:kern w:val="0"/>
           <w:lang w:eastAsia="es-PE"/>
-          <w14:ligatures w14:val="none"/>
-        </w:rPr>
-      </w:pPr>
-      <w:r>
-        <w:rPr>
-          <w:rFonts w:ascii="Arial Narrow" w:eastAsia="Arial Narrow" w:hAnsi="Arial Narrow" w:cs="Arial Narrow"/>
-          <w:color w:val="000000"/>
-          <w:kern w:val="0"/>
-          <w:lang w:eastAsia="es-PE"/>
-          <w14:ligatures w14:val="none"/>
+          <ns2:ligatures ns2:val="none"/>
+        </w:rPr>
+      </w:pPr>
+      <w:r>
+        <w:rPr>
+          <w:rFonts w:ascii="Arial Narrow" w:eastAsia="Arial Narrow" w:hAnsi="Arial Narrow" w:cs="Arial Narrow"/>
+          <w:color w:val="000000"/>
+          <w:kern w:val="0"/>
+          <w:lang w:eastAsia="es-PE"/>
+          <ns2:ligatures ns2:val="none"/>
         </w:rPr>
         <w:t>consignar el Número de Registro Único de Contribuyentes (RUC); y,</w:t>
       </w:r>
     </w:p>
-    <w:p>
+    <w:p ns2:paraId="19E4DFA1" ns2:textId="77777777">
       <w:pPr>
         <w:numPr>
           <w:ilvl w:val="0"/>
@@ -4187,16 +4187,16 @@
         <w:rPr>
           <w:rFonts w:ascii="Arial Narrow" w:eastAsia="Calibri" w:hAnsi="Arial Narrow" w:cs="Arial"/>
           <w:kern w:val="0"/>
-          <w14:ligatures w14:val="none"/>
-        </w:rPr>
-      </w:pPr>
-      <w:r>
-        <w:rPr>
-          <w:rFonts w:ascii="Arial Narrow" w:eastAsia="Arial Narrow" w:hAnsi="Arial Narrow" w:cs="Arial Narrow"/>
-          <w:color w:val="000000"/>
-          <w:kern w:val="0"/>
-          <w:lang w:eastAsia="es-PE"/>
-          <w14:ligatures w14:val="none"/>
+          <ns2:ligatures ns2:val="none"/>
+        </w:rPr>
+      </w:pPr>
+      <w:r>
+        <w:rPr>
+          <w:rFonts w:ascii="Arial Narrow" w:eastAsia="Arial Narrow" w:hAnsi="Arial Narrow" w:cs="Arial Narrow"/>
+          <w:color w:val="000000"/>
+          <w:kern w:val="0"/>
+          <w:lang w:eastAsia="es-PE"/>
+          <ns2:ligatures ns2:val="none"/>
         </w:rPr>
         <w:t>fijar domicilio procesal para el procedimiento, de conformidad con el numeral 1 del artículo 442</w:t>
       </w:r>
@@ -4206,7 +4206,7 @@
           <w:color w:val="000000"/>
           <w:kern w:val="0"/>
           <w:lang w:eastAsia="es-PE"/>
-          <w14:ligatures w14:val="none"/>
+          <ns2:ligatures ns2:val="none"/>
         </w:rPr>
         <w:t/>
       </w:r>
@@ -4216,7 +4216,7 @@
           <w:color w:val="000000"/>
           <w:kern w:val="0"/>
           <w:lang w:eastAsia="es-PE"/>
-          <w14:ligatures w14:val="none"/>
+          <ns2:ligatures ns2:val="none"/>
         </w:rPr>
         <w:t xml:space="preserve"> del Código Procesal Civil. </w:t>
       </w:r>
@@ -4224,7 +4224,7 @@
         <w:rPr>
           <w:rFonts w:ascii="Arial Narrow" w:eastAsia="Calibri" w:hAnsi="Arial Narrow" w:cs="Arial"/>
           <w:kern w:val="0"/>
-          <w14:ligatures w14:val="none"/>
+          <ns2:ligatures ns2:val="none"/>
         </w:rPr>
         <w:t>Para ello podrá señalar domicilio físico o una dirección electrónica a la que pueda remitirse las notificaciones</w:t>
       </w:r>
@@ -4233,12 +4233,12 @@
           <w:rFonts w:ascii="Arial Narrow" w:eastAsia="Arial" w:hAnsi="Arial Narrow" w:cs="Arial"/>
           <w:kern w:val="0"/>
           <w:lang w:val="es"/>
-          <w14:ligatures w14:val="none"/>
+          <ns2:ligatures ns2:val="none"/>
         </w:rPr>
         <w:t>;</w:t>
       </w:r>
     </w:p>
-    <w:p>
+    <w:p ns2:paraId="7C63E340" ns2:textId="77777777">
       <w:pPr>
         <w:numPr>
           <w:ilvl w:val="0"/>
@@ -4250,14 +4250,14 @@
         <w:rPr>
           <w:rFonts w:ascii="Arial Narrow" w:eastAsia="Calibri" w:hAnsi="Arial Narrow" w:cs="Arial"/>
           <w:kern w:val="0"/>
-          <w14:ligatures w14:val="none"/>
+          <ns2:ligatures ns2:val="none"/>
         </w:rPr>
       </w:pPr>
       <w:r>
         <w:rPr>
           <w:rFonts w:ascii="Arial Narrow" w:eastAsia="Calibri" w:hAnsi="Arial Narrow" w:cs="Arial"/>
           <w:kern w:val="0"/>
-          <w14:ligatures w14:val="none"/>
+          <ns2:ligatures ns2:val="none"/>
         </w:rPr>
         <w:t xml:space="preserve">en caso califique como </w:t>
       </w:r>
@@ -4266,7 +4266,7 @@
         <w:rPr>
           <w:rFonts w:ascii="Arial Narrow" w:eastAsia="Calibri" w:hAnsi="Arial Narrow" w:cs="Arial"/>
           <w:kern w:val="0"/>
-          <w14:ligatures w14:val="none"/>
+          <ns2:ligatures ns2:val="none"/>
         </w:rPr>
         <w:t>micro empresa</w:t>
       </w:r>
@@ -4275,7 +4275,7 @@
         <w:rPr>
           <w:rFonts w:ascii="Arial Narrow" w:eastAsia="Calibri" w:hAnsi="Arial Narrow" w:cs="Arial"/>
           <w:kern w:val="0"/>
-          <w14:ligatures w14:val="none"/>
+          <ns2:ligatures ns2:val="none"/>
         </w:rPr>
         <w:t xml:space="preserve"> o pequeña empresa, presentar los documentos que acrediten su volumen de ventas o ingresos brutos percibidos el año anterior relativo a todas sus actividades económicas y el número de trabajadores con el que cuenta</w:t>
       </w:r>
@@ -4285,7 +4285,7 @@
           <w:rFonts w:ascii="Arial Narrow" w:eastAsia="Calibri" w:hAnsi="Arial Narrow" w:cs="Arial"/>
           <w:kern w:val="0"/>
           <w:vertAlign w:val="superscript"/>
-          <w14:ligatures w14:val="none"/>
+          <ns2:ligatures ns2:val="none"/>
         </w:rPr>
         <w:footnoteReference w:id="8"/>
       </w:r>
@@ -4293,7 +4293,7 @@
         <w:rPr>
           <w:rFonts w:ascii="Arial Narrow" w:eastAsia="Calibri" w:hAnsi="Arial Narrow" w:cs="Arial"/>
           <w:kern w:val="0"/>
-          <w14:ligatures w14:val="none"/>
+          <ns2:ligatures ns2:val="none"/>
         </w:rPr>
         <w:t>. Ello, a fin de que la Comisión pueda meritar dicha documentación, conforme lo establece el artículo 110</w:t>
       </w:r>
@@ -4303,7 +4303,7 @@
           <w:color w:val="000000"/>
           <w:kern w:val="0"/>
           <w:lang w:eastAsia="es-PE"/>
-          <w14:ligatures w14:val="none"/>
+          <ns2:ligatures ns2:val="none"/>
         </w:rPr>
         <w:t/>
       </w:r>
@@ -4311,7 +4311,7 @@
         <w:rPr>
           <w:rFonts w:ascii="Arial Narrow" w:eastAsia="Calibri" w:hAnsi="Arial Narrow" w:cs="Arial"/>
           <w:kern w:val="0"/>
-          <w14:ligatures w14:val="none"/>
+          <ns2:ligatures ns2:val="none"/>
         </w:rPr>
         <w:t xml:space="preserve"> del </w:t>
       </w:r>
@@ -4320,7 +4320,7 @@
           <w:rFonts w:ascii="Arial Narrow" w:eastAsia="Calibri" w:hAnsi="Arial Narrow" w:cs="Arial"/>
           <w:spacing w:val="-2"/>
           <w:kern w:val="0"/>
-          <w14:ligatures w14:val="none"/>
+          <ns2:ligatures ns2:val="none"/>
         </w:rPr>
         <w:t>Código</w:t>
       </w:r>
@@ -4331,7 +4331,7 @@
           <w:spacing w:val="-2"/>
           <w:kern w:val="0"/>
           <w:vertAlign w:val="superscript"/>
-          <w14:ligatures w14:val="none"/>
+          <ns2:ligatures ns2:val="none"/>
         </w:rPr>
         <w:footnoteReference w:id="9"/>
       </w:r>
@@ -4340,458 +4340,307 @@
           <w:rFonts w:ascii="Arial Narrow" w:eastAsia="Calibri" w:hAnsi="Arial Narrow" w:cs="Arial"/>
           <w:spacing w:val="-2"/>
           <w:kern w:val="0"/>
-          <w14:ligatures w14:val="none"/>
+          <ns2:ligatures ns2:val="none"/>
         </w:rPr>
         <w:t>.</w:t>
       </w:r>
     </w:p>
+    <w:p ns2:paraId="1F11FE32" ns2:textId="77777777">
+      <w:pPr>
+        <w:spacing w:after="0" w:line="240" w:lineRule="auto"/>
+        <w:ind w:left="567"/>
+        <w:jc w:val="both"/>
+        <w:rPr>
+          <w:rFonts w:ascii="Arial Narrow" w:eastAsia="Arial Narrow" w:hAnsi="Arial Narrow" w:cs="Arial Narrow"/>
+          <w:color w:val="000000"/>
+          <w:kern w:val="0"/>
+          <w:lang w:eastAsia="es-PE"/>
+          <ns2:ligatures ns2:val="none"/>
+        </w:rPr>
+      </w:pPr>
+    </w:p>
     <w:p>
       <w:pPr>
         <w:spacing w:after="0" w:line="240" w:lineRule="auto"/>
-        <w:ind w:left="567"/>
-        <w:jc w:val="both"/>
-        <w:rPr>
-          <w:rFonts w:ascii="Arial Narrow" w:eastAsia="Arial Narrow" w:hAnsi="Arial Narrow" w:cs="Arial Narrow"/>
-          <w:color w:val="000000"/>
-          <w:kern w:val="0"/>
-          <w:lang w:eastAsia="es-PE"/>
-          <w14:ligatures w14:val="none"/>
-        </w:rPr>
-      </w:pPr>
-    </w:p>
-    <w:p>
-      <w:pPr>
-        <w:spacing w:after="0" w:line="240" w:lineRule="auto"/>
-        <w:jc w:val="both"/>
-        <w:rPr>
-          <w:rFonts w:ascii="Arial Narrow" w:eastAsia="Arial Narrow" w:hAnsi="Arial Narrow" w:cs="Arial Narrow"/>
-          <w:color w:val="000000"/>
-          <w:kern w:val="0"/>
-          <w:lang w:eastAsia="es-PE"/>
-          <w14:ligatures w14:val="none"/>
-        </w:rPr>
-      </w:pPr>
-      <w:r>
-        <w:rPr>
-          <w:rFonts w:ascii="Arial Narrow" w:eastAsia="Arial Narrow" w:hAnsi="Arial Narrow" w:cs="Arial Narrow"/>
-          <w:b/>
-          <w:color w:val="000000"/>
-          <w:kern w:val="0"/>
-          <w:lang w:eastAsia="es-PE"/>
-          <w14:ligatures w14:val="none"/>
-        </w:rPr>
-        <w:t xml:space="preserve">CUARTO: correr traslado de los dos (2) escritos presentados el 18 de febrero de 2026 por la [DENUNCIANTE], a Mapfre Perú Compañía de Seguros y Reaseguros S.A., para que, de conformidad con lo dispuesto por el artículo 26 de la Ley sobre Facultades, Normas y Organización del Indecopi, aprobada por Decreto Legislativo 807, presente sus descargos en un plazo no mayor de cinco (5) días hábiles contados desde la notificación. </w:t>
-      </w:r>
-      <w:r>
-        <w:rPr>
-          <w:rFonts w:ascii="Arial Narrow" w:eastAsia="Arial Narrow" w:hAnsi="Arial Narrow" w:cs="Arial Narrow"/>
-          <w:color w:val="000000"/>
-          <w:kern w:val="0"/>
-          <w:lang w:eastAsia="es-PE"/>
-          <w14:ligatures w14:val="none"/>
-        </w:rPr>
-        <w:t xml:space="preserve"/>
-      </w:r>
-      <w:r>
-        <w:rPr>
-          <w:rFonts w:ascii="Arial Narrow" w:eastAsia="Arial Narrow" w:hAnsi="Arial Narrow" w:cs="Arial Narrow"/>
-          <w:color w:val="000000"/>
-          <w:kern w:val="0"/>
-          <w:lang w:eastAsia="es-PE"/>
-          <w14:ligatures w14:val="none"/>
+        <w:jc w:val="both"/>
+        <w:rPr>
+          <w:rFonts w:ascii="Arial Narrow" w:eastAsia="Arial Narrow" w:hAnsi="Arial Narrow" w:cs="Arial Narrow"/>
+          <w:color w:val="000000"/>
+          <w:kern w:val="0"/>
+          <w:lang w:eastAsia="es-PE"/>
+          <ns2:ligatures ns2:val="none"/>
+        </w:rPr>
+      </w:pPr>
+      <w:r>
+        <w:rPr>
+          <w:rFonts w:ascii="Arial Narrow" w:hAnsi="Arial Narrow" w:cs="Arial Narrow"/>
+          <w:b w:val="1"/>
+          <w:bCs w:val="1"/>
+          <w:sz w:val="20"/>
+          <w:szCs w:val="20"/>
+        </w:rPr>
+        <w:t xml:space="preserve">CUARTO: </w:t>
+      </w:r>
+      <w:r>
+        <w:rPr>
+          <w:rFonts w:ascii="Arial Narrow" w:hAnsi="Arial Narrow" w:cs="Arial Narrow"/>
+          <w:sz w:val="20"/>
+          <w:szCs w:val="20"/>
+        </w:rPr>
+        <w:t xml:space="preserve">correr traslado de la presente resolución a Mapfre Perú Compañía de Seguros y Reaseguros S.A para que, de conformidad con lo dispuesto por el artículo 26° de la Ley sobre Facultades, Normas y Organización del Indecopi, aprobado por Decreto Legislativo N° 8079, presenten sus descargos sobre la imputación de cargos realizada en un plazo no mayor a cinco (5) días hábiles contado a partir del día siguiente de la notificación de la presente resolución, vencido el cual, el Secretario Técnico declarará en rebeldía a los denunciados que no lo hubieran presentado. Debe precisarse que de conformidad con lo establecido por el artículo 223° del Texto Único Ordenado de la Ley N° 27444, Ley del Procedimiento Administrativo General, las alegaciones y los hechos relevantes de la reclamación, salvo que hayan sido específicamente negadas en la contestación, se tendrán por aceptadas o meritadas como ciertas.</w:t>
+      </w:r>
+    </w:p>
+    <w:p ns2:paraId="228F876C" ns2:textId="77777777">
+      <w:pPr>
+        <w:spacing w:after="0" w:line="240" w:lineRule="auto"/>
+        <w:jc w:val="both"/>
+        <w:rPr>
+          <w:rFonts w:ascii="Arial Narrow" w:eastAsia="Arial Narrow" w:hAnsi="Arial Narrow" w:cs="Arial Narrow"/>
+          <w:color w:val="000000"/>
+          <w:kern w:val="0"/>
+          <w:lang w:eastAsia="es-PE"/>
+          <ns2:ligatures ns2:val="none"/>
+        </w:rPr>
+      </w:pPr>
+    </w:p>
+    <w:p ns2:paraId="774AFBA5" ns2:textId="5093D472">
+      <w:pPr>
+        <w:spacing w:after="0" w:line="240" w:lineRule="auto"/>
+        <w:jc w:val="both"/>
+        <w:rPr>
+          <w:rFonts w:ascii="Arial Narrow" w:eastAsia="Times New Roman" w:hAnsi="Arial Narrow" w:cs="Arial"/>
+          <w:color w:val="000000"/>
+          <w:kern w:val="0"/>
+          <w:lang w:val="es-ES" w:eastAsia="es-ES"/>
+          <ns2:ligatures ns2:val="none"/>
+        </w:rPr>
+      </w:pPr>
+      <w:r>
+        <w:rPr>
+          <w:rFonts w:ascii="Arial Narrow" w:eastAsia="Arial Narrow" w:hAnsi="Arial Narrow" w:cs="Arial Narrow"/>
+          <w:b/>
+          <w:color w:val="000000"/>
+          <w:kern w:val="0"/>
+          <w:lang w:eastAsia="es-PE"/>
+          <ns2:ligatures ns2:val="none"/>
+        </w:rPr>
+        <w:t xml:space="preserve">QUINTO: </w:t>
+      </w:r>
+      <w:bookmarkStart w:id="20" w:name="_Hlk188286813"/>
+      <w:r>
+        <w:rPr>
+          <w:rFonts w:ascii="Arial Narrow" w:eastAsia="Times New Roman" w:hAnsi="Arial Narrow" w:cs="Arial"/>
+          <w:color w:val="000000"/>
+          <w:kern w:val="0"/>
+          <w:lang w:eastAsia="es-ES"/>
+          <ns2:ligatures ns2:val="none"/>
+        </w:rPr>
+        <w:t xml:space="preserve">requerir </w:t>
+      </w:r>
+      <w:r>
+        <w:rPr>
+          <w:rFonts w:ascii="Arial Narrow" w:eastAsia="Times New Roman" w:hAnsi="Arial Narrow" w:cs="Arial"/>
+          <w:color w:val="000000"/>
+          <w:kern w:val="0"/>
+          <w:lang w:val="es-ES" w:eastAsia="es-ES"/>
+          <ns2:ligatures ns2:val="none"/>
+        </w:rPr>
+        <w:t xml:space="preserve">que, en un </w:t>
+      </w:r>
+      <w:r>
+        <w:rPr>
+          <w:rFonts w:ascii="Arial Narrow" w:eastAsia="Times New Roman" w:hAnsi="Arial Narrow" w:cs="Arial"/>
+          <w:color w:val="000000"/>
+          <w:kern w:val="0"/>
+          <w:lang w:eastAsia="es-ES"/>
+          <ns2:ligatures ns2:val="none"/>
+        </w:rPr>
+        <w:t>plazo no mayor de cinco (5) días hábiles contado a partir del día siguiente de la notificación de la presente resolución</w:t>
+      </w:r>
+      <w:bookmarkEnd w:id="20"/>
+      <w:r>
+        <w:rPr>
+          <w:rFonts w:ascii="Arial Narrow" w:eastAsia="Times New Roman" w:hAnsi="Arial Narrow" w:cs="Arial"/>
+          <w:color w:val="000000"/>
+          <w:kern w:val="0"/>
+          <w:lang w:eastAsia="es-ES"/>
+          <ns2:ligatures ns2:val="none"/>
+        </w:rPr>
+        <w:t xml:space="preserve">, </w:t>
+      </w:r>
+      <w:bookmarkStart w:id="21" w:name="_Hlk188286828"/>
+      <w:r>
+        <w:rPr>
+          <w:rFonts w:ascii="Arial Narrow" w:eastAsia="Times New Roman" w:hAnsi="Arial Narrow" w:cs="Times New Roman"/>
+          <w:color w:val="000000"/>
+          <w:kern w:val="0"/>
+          <w:shd w:val="clear" w:color="auto" w:fill="FFFFFF"/>
+          <w:lang w:eastAsia="es-PE"/>
+          <ns2:ligatures ns2:val="none"/>
+        </w:rPr>
+        <w:t>el proveedor denunciado</w:t>
+      </w:r>
+      <w:r>
+        <w:rPr>
+          <w:rFonts w:ascii="Arial Narrow" w:eastAsia="Times New Roman" w:hAnsi="Arial Narrow" w:cs="Arial"/>
+          <w:color w:val="000000"/>
+          <w:kern w:val="0"/>
+          <w:lang w:eastAsia="es-ES"/>
+          <ns2:ligatures ns2:val="none"/>
+        </w:rPr>
+        <w:t xml:space="preserve"> </w:t>
+      </w:r>
+      <w:bookmarkEnd w:id="21"/>
+      <w:r>
+        <w:rPr>
+          <w:rFonts w:ascii="Arial Narrow" w:eastAsia="Times New Roman" w:hAnsi="Arial Narrow" w:cs="Arial"/>
+          <w:color w:val="000000"/>
+          <w:kern w:val="0"/>
+          <w:lang w:val="es-ES" w:eastAsia="es-ES"/>
+          <ns2:ligatures ns2:val="none"/>
+        </w:rPr>
+        <w:t xml:space="preserve">cumpla con: </w:t>
+      </w:r>
+      <w:r>
+        <w:rPr>
+          <w:rFonts w:ascii="Arial Narrow" w:eastAsia="Times New Roman" w:hAnsi="Arial Narrow" w:cs="Arial"/>
+          <w:color w:val="000000"/>
+          <w:kern w:val="0"/>
+          <w:lang w:val="es-ES" w:eastAsia="es-ES"/>
+          <ns2:ligatures ns2:val="none"/>
+        </w:rPr>
+        <w:t>(i) presentar una copia completa, legible y debidamente suscrita de la Póliza CTI-EAR0536329 del Seguro de Responsabilidad Civil, así como el cargo de remisión de la póliza; (</w:t>
+      </w:r>
+      <w:proofErr w:type="spellStart"/>
+      <w:r>
+        <w:rPr>
+          <w:rFonts w:ascii="Arial Narrow" w:eastAsia="Times New Roman" w:hAnsi="Arial Narrow" w:cs="Arial"/>
+          <w:color w:val="000000"/>
+          <w:kern w:val="0"/>
+          <w:lang w:val="es-ES" w:eastAsia="es-ES"/>
+          <ns2:ligatures ns2:val="none"/>
+        </w:rPr>
+        <w:t>ii</w:t>
+      </w:r>
+      <w:proofErr w:type="spellEnd"/>
+      <w:r>
+        <w:rPr>
+          <w:rFonts w:ascii="Arial Narrow" w:eastAsia="Times New Roman" w:hAnsi="Arial Narrow" w:cs="Arial"/>
+          <w:color w:val="000000"/>
+          <w:kern w:val="0"/>
+          <w:lang w:val="es-ES" w:eastAsia="es-ES"/>
+          <ns2:ligatures ns2:val="none"/>
+        </w:rPr>
+        <w:t>) presentar los medios probatorios que acrediten que la negativa de tramitar y evaluar la solicitud de cobertura es justificada; y, (</w:t>
+      </w:r>
+      <w:proofErr w:type="spellStart"/>
+      <w:r>
+        <w:rPr>
+          <w:rFonts w:ascii="Arial Narrow" w:eastAsia="Times New Roman" w:hAnsi="Arial Narrow" w:cs="Arial"/>
+          <w:color w:val="000000"/>
+          <w:kern w:val="0"/>
+          <w:lang w:val="es-ES" w:eastAsia="es-ES"/>
+          <ns2:ligatures ns2:val="none"/>
+        </w:rPr>
+        <w:t>iii</w:t>
+      </w:r>
+      <w:proofErr w:type="spellEnd"/>
+      <w:r>
+        <w:rPr>
+          <w:rFonts w:ascii="Arial Narrow" w:eastAsia="Times New Roman" w:hAnsi="Arial Narrow" w:cs="Arial"/>
+          <w:color w:val="000000"/>
+          <w:kern w:val="0"/>
+          <w:lang w:val="es-ES" w:eastAsia="es-ES"/>
+          <ns2:ligatures ns2:val="none"/>
+        </w:rPr>
+        <w:t>) presentar todas las comunicaciones cursadas con la parte denunciante en virtud de los hechos materia de denuncia</w:t>
+      </w:r>
+      <w:r>
+        <w:rPr>
+          <w:rFonts w:ascii="Arial Narrow" w:eastAsia="Times New Roman" w:hAnsi="Arial Narrow" w:cs="Arial"/>
+          <w:color w:val="000000"/>
+          <w:kern w:val="0"/>
+          <w:lang w:val="es-ES" w:eastAsia="es-ES"/>
+          <ns2:ligatures ns2:val="none"/>
+        </w:rPr>
+        <w:t>.</w:t>
+      </w:r>
+    </w:p>
+    <w:p ns2:paraId="12A4D8BD" ns2:textId="77777777">
+      <w:pPr>
+        <w:spacing w:after="0" w:line="240" w:lineRule="auto"/>
+        <w:jc w:val="both"/>
+        <w:rPr>
+          <w:rFonts w:ascii="Arial Narrow" w:eastAsia="Arial Narrow" w:hAnsi="Arial Narrow" w:cs="Arial Narrow"/>
+          <w:b/>
+          <w:color w:val="000000"/>
+          <w:kern w:val="0"/>
+          <w:lang w:val="es-ES" w:eastAsia="es-PE"/>
+          <ns2:ligatures ns2:val="none"/>
+        </w:rPr>
+      </w:pPr>
+    </w:p>
+    <w:p ns2:paraId="591B7E6F" ns2:textId="77777777">
+      <w:pPr>
+        <w:spacing w:after="0" w:line="240" w:lineRule="auto"/>
+        <w:jc w:val="both"/>
+        <w:rPr>
+          <w:rFonts w:ascii="Arial Narrow" w:eastAsia="Arial Narrow" w:hAnsi="Arial Narrow" w:cs="Arial Narrow"/>
+          <w:color w:val="000000"/>
+          <w:kern w:val="0"/>
+          <w:lang w:eastAsia="es-PE"/>
+          <ns2:ligatures ns2:val="none"/>
+        </w:rPr>
+      </w:pPr>
+      <w:r>
+        <w:rPr>
+          <w:rFonts w:ascii="Arial Narrow" w:eastAsia="Arial Narrow" w:hAnsi="Arial Narrow" w:cs="Arial Narrow"/>
+          <w:b/>
+          <w:color w:val="000000"/>
+          <w:kern w:val="0"/>
+          <w:lang w:eastAsia="es-PE"/>
+          <ns2:ligatures ns2:val="none"/>
+        </w:rPr>
+        <w:t>SEXTO:</w:t>
+      </w:r>
+      <w:r>
+        <w:rPr>
+          <w:rFonts w:ascii="Arial Narrow" w:eastAsia="Arial Narrow" w:hAnsi="Arial Narrow" w:cs="Arial Narrow"/>
+          <w:color w:val="000000"/>
+          <w:kern w:val="0"/>
+          <w:lang w:eastAsia="es-PE"/>
+          <ns2:ligatures ns2:val="none"/>
+        </w:rPr>
+        <w:t xml:space="preserve"> </w:t>
+      </w:r>
+      <w:bookmarkStart w:id="22" w:name="_Hlk188286915"/>
+      <w:r>
+        <w:rPr>
+          <w:rFonts w:ascii="Arial Narrow" w:eastAsia="Arial Narrow" w:hAnsi="Arial Narrow" w:cs="Arial Narrow"/>
+          <w:color w:val="000000"/>
+          <w:kern w:val="0"/>
+          <w:lang w:eastAsia="es-PE"/>
+          <ns2:ligatures ns2:val="none"/>
+        </w:rPr>
+        <w:t>informar a las partes que el artículo 110</w:t>
+      </w:r>
+      <w:r>
+        <w:rPr>
+          <w:rFonts w:ascii="Arial Narrow" w:eastAsia="Times New Roman" w:hAnsi="Arial Narrow" w:cs="Segoe UI"/>
+          <w:color w:val="000000"/>
+          <w:kern w:val="0"/>
+          <w:lang w:eastAsia="es-PE"/>
+          <ns2:ligatures ns2:val="none"/>
         </w:rPr>
         <w:t/>
       </w:r>
       <w:r>
         <w:rPr>
-          <w:rFonts w:ascii="Arial Narrow" w:eastAsia="Times New Roman" w:hAnsi="Arial Narrow" w:cs="Arial"/>
-          <w:color w:val="000000"/>
-          <w:kern w:val="0"/>
-          <w:lang w:val="es-ES" w:eastAsia="es-ES"/>
-          <w14:ligatures w14:val="none"/>
-        </w:rPr>
-        <w:t xml:space="preserve"/>
-      </w:r>
-      <w:r>
-        <w:rPr>
-          <w:rFonts w:ascii="Arial Narrow" w:eastAsia="Times New Roman" w:hAnsi="Arial Narrow" w:cs="Arial"/>
-          <w:color w:val="000000"/>
-          <w:kern w:val="0"/>
-          <w:lang w:val="es-ES" w:eastAsia="es-ES"/>
-          <w14:ligatures w14:val="none"/>
-        </w:rPr>
-        <w:t/>
-      </w:r>
-      <w:r>
-        <w:rPr>
-          <w:rFonts w:ascii="Arial Narrow" w:eastAsia="Times New Roman" w:hAnsi="Arial Narrow" w:cs="Arial"/>
-          <w:color w:val="000000"/>
-          <w:kern w:val="0"/>
-          <w:lang w:val="es-ES" w:eastAsia="es-ES"/>
-          <w14:ligatures w14:val="none"/>
-        </w:rPr>
-        <w:t/>
-      </w:r>
-      <w:r>
-        <w:rPr>
-          <w:rFonts w:ascii="Arial Narrow" w:eastAsia="Times New Roman" w:hAnsi="Arial Narrow" w:cs="Arial"/>
-          <w:color w:val="000000"/>
-          <w:kern w:val="0"/>
-          <w:lang w:val="es-ES" w:eastAsia="es-ES"/>
-          <w14:ligatures w14:val="none"/>
-        </w:rPr>
-        <w:t xml:space="preserve"/>
-      </w:r>
-      <w:r>
-        <w:rPr>
-          <w:rFonts w:ascii="Arial Narrow" w:eastAsia="Times New Roman" w:hAnsi="Arial Narrow" w:cs="Times New Roman"/>
-          <w:color w:val="000000"/>
-          <w:kern w:val="0"/>
-          <w:shd w:val="clear" w:color="auto" w:fill="FFFFFF"/>
-          <w:lang w:eastAsia="es-PE"/>
-          <w14:ligatures w14:val="none"/>
-        </w:rPr>
-        <w:t xml:space="preserve"/>
-      </w:r>
-      <w:r>
-        <w:rPr>
-          <w:rFonts w:ascii="Arial Narrow" w:eastAsia="Times New Roman" w:hAnsi="Arial Narrow" w:cs="Times New Roman"/>
-          <w:color w:val="000000"/>
-          <w:kern w:val="0"/>
-          <w:shd w:val="clear" w:color="auto" w:fill="FFFFFF"/>
-          <w:lang w:eastAsia="es-PE"/>
-          <w14:ligatures w14:val="none"/>
-        </w:rPr>
-        <w:t/>
-      </w:r>
-      <w:r>
-        <w:rPr>
-          <w:rFonts w:ascii="Arial Narrow" w:eastAsia="Calibri" w:hAnsi="Arial Narrow" w:cs="Arial"/>
-          <w:kern w:val="0"/>
-          <w14:ligatures w14:val="none"/>
-        </w:rPr>
-        <w:t xml:space="preserve"/>
-      </w:r>
-      <w:r>
-        <w:rPr>
-          <w:rFonts w:ascii="Arial Narrow" w:eastAsia="Arial Narrow" w:hAnsi="Arial Narrow" w:cs="Arial Narrow"/>
-          <w:color w:val="000000"/>
-          <w:kern w:val="0"/>
-          <w:lang w:eastAsia="es-PE"/>
-          <w14:ligatures w14:val="none"/>
-        </w:rPr>
-        <w:t/>
-      </w:r>
-      <w:r>
-        <w:rPr>
-          <w:rFonts w:ascii="Arial Narrow" w:eastAsia="Times New Roman" w:hAnsi="Arial Narrow" w:cs="Times New Roman"/>
-          <w:color w:val="000000"/>
-          <w:kern w:val="0"/>
-          <w:shd w:val="clear" w:color="auto" w:fill="FFFFFF"/>
-          <w:lang w:eastAsia="es-PE"/>
-          <w14:ligatures w14:val="none"/>
-        </w:rPr>
-        <w:t xml:space="preserve"/>
-      </w:r>
-      <w:r>
-        <w:rPr>
-          <w:rFonts w:ascii="Arial Narrow" w:eastAsia="Arial Narrow" w:hAnsi="Arial Narrow" w:cs="Arial Narrow"/>
-          <w:bCs/>
-        </w:rPr>
-        <w:t/>
-      </w:r>
-      <w:r>
-        <w:rPr>
-          <w:rFonts w:ascii="Arial Narrow" w:eastAsia="Arial Narrow" w:hAnsi="Arial Narrow" w:cs="Arial Narrow"/>
-          <w:color w:val="000000"/>
-          <w:kern w:val="0"/>
-          <w:lang w:eastAsia="es-PE"/>
-          <w14:ligatures w14:val="none"/>
-        </w:rPr>
-        <w:t/>
-      </w:r>
-      <w:r>
-        <w:rPr>
-          <w:rFonts w:ascii="Arial Narrow" w:eastAsia="Arial Narrow" w:hAnsi="Arial Narrow" w:cs="Arial Narrow"/>
-          <w:color w:val="000000"/>
-          <w:kern w:val="0"/>
-          <w:lang w:eastAsia="es-PE"/>
-          <w14:ligatures w14:val="none"/>
-        </w:rPr>
-        <w:t/>
-      </w:r>
-      <w:r>
-        <w:rPr>
-          <w:rFonts w:ascii="Arial Narrow" w:eastAsia="Times New Roman" w:hAnsi="Arial Narrow" w:cs="Segoe UI"/>
-          <w:color w:val="000000"/>
-          <w:kern w:val="0"/>
-          <w:lang w:eastAsia="es-PE"/>
-          <w14:ligatures w14:val="none"/>
-        </w:rPr>
-        <w:t/>
-      </w:r>
-      <w:r>
-        <w:rPr>
-          <w:rFonts w:ascii="Arial Narrow" w:eastAsia="Arial Narrow" w:hAnsi="Arial Narrow" w:cs="Arial Narrow"/>
-          <w:color w:val="000000"/>
-          <w:kern w:val="0"/>
-          <w:lang w:eastAsia="es-PE"/>
-          <w14:ligatures w14:val="none"/>
-        </w:rPr>
-        <w:t xml:space="preserve"/>
-      </w:r>
-    </w:p>
-    <w:p>
-      <w:pPr>
-        <w:spacing w:after="0" w:line="240" w:lineRule="auto"/>
-        <w:jc w:val="both"/>
-        <w:rPr>
-          <w:rFonts w:ascii="Arial Narrow" w:eastAsia="Arial Narrow" w:hAnsi="Arial Narrow" w:cs="Arial Narrow"/>
-          <w:color w:val="000000"/>
-          <w:kern w:val="0"/>
-          <w:lang w:eastAsia="es-PE"/>
-          <w14:ligatures w14:val="none"/>
-        </w:rPr>
-      </w:pPr>
-    </w:p>
-    <w:p>
-      <w:pPr>
-        <w:spacing w:after="0" w:line="240" w:lineRule="auto"/>
-        <w:jc w:val="both"/>
-        <w:rPr>
-          <w:rFonts w:ascii="Arial Narrow" w:eastAsia="Times New Roman" w:hAnsi="Arial Narrow" w:cs="Arial"/>
-          <w:color w:val="000000"/>
-          <w:kern w:val="0"/>
-          <w:lang w:val="es-ES" w:eastAsia="es-ES"/>
-          <w14:ligatures w14:val="none"/>
-        </w:rPr>
-      </w:pPr>
-      <w:r>
-        <w:rPr>
-          <w:rFonts w:ascii="Arial Narrow" w:eastAsia="Arial Narrow" w:hAnsi="Arial Narrow" w:cs="Arial Narrow"/>
-          <w:b/>
-          <w:color w:val="000000"/>
-          <w:kern w:val="0"/>
-          <w:lang w:eastAsia="es-PE"/>
-          <w14:ligatures w14:val="none"/>
-        </w:rPr>
-        <w:t xml:space="preserve">QUINTO: </w:t>
-      </w:r>
-      <w:bookmarkStart w:id="20" w:name="_Hlk188286813"/>
-      <w:r>
-        <w:rPr>
-          <w:rFonts w:ascii="Arial Narrow" w:eastAsia="Times New Roman" w:hAnsi="Arial Narrow" w:cs="Arial"/>
-          <w:color w:val="000000"/>
-          <w:kern w:val="0"/>
-          <w:lang w:eastAsia="es-ES"/>
-          <w14:ligatures w14:val="none"/>
-        </w:rPr>
-        <w:t xml:space="preserve">requerir </w:t>
-      </w:r>
-      <w:r>
-        <w:rPr>
-          <w:rFonts w:ascii="Arial Narrow" w:eastAsia="Times New Roman" w:hAnsi="Arial Narrow" w:cs="Arial"/>
-          <w:color w:val="000000"/>
-          <w:kern w:val="0"/>
-          <w:lang w:val="es-ES" w:eastAsia="es-ES"/>
-          <w14:ligatures w14:val="none"/>
-        </w:rPr>
-        <w:t xml:space="preserve">que, en un </w:t>
-      </w:r>
-      <w:r>
-        <w:rPr>
-          <w:rFonts w:ascii="Arial Narrow" w:eastAsia="Times New Roman" w:hAnsi="Arial Narrow" w:cs="Arial"/>
-          <w:color w:val="000000"/>
-          <w:kern w:val="0"/>
-          <w:lang w:eastAsia="es-ES"/>
-          <w14:ligatures w14:val="none"/>
-        </w:rPr>
-        <w:t>plazo no mayor de cinco (5) días hábiles contado a partir del día siguiente de la notificación de la presente resolución</w:t>
-      </w:r>
-      <w:bookmarkEnd w:id="20"/>
-      <w:r>
-        <w:rPr>
-          <w:rFonts w:ascii="Arial Narrow" w:eastAsia="Times New Roman" w:hAnsi="Arial Narrow" w:cs="Arial"/>
-          <w:color w:val="000000"/>
-          <w:kern w:val="0"/>
-          <w:lang w:eastAsia="es-ES"/>
-          <w14:ligatures w14:val="none"/>
-        </w:rPr>
-        <w:t xml:space="preserve">, </w:t>
-      </w:r>
-      <w:bookmarkStart w:id="21" w:name="_Hlk188286828"/>
-      <w:r>
-        <w:rPr>
-          <w:rFonts w:ascii="Arial Narrow" w:eastAsia="Times New Roman" w:hAnsi="Arial Narrow" w:cs="Times New Roman"/>
-          <w:color w:val="000000"/>
-          <w:kern w:val="0"/>
-          <w:shd w:val="clear" w:color="auto" w:fill="FFFFFF"/>
-          <w:lang w:eastAsia="es-PE"/>
-          <w14:ligatures w14:val="none"/>
-        </w:rPr>
-        <w:t>el proveedor denunciado</w:t>
-      </w:r>
-      <w:r>
-        <w:rPr>
-          <w:rFonts w:ascii="Arial Narrow" w:eastAsia="Times New Roman" w:hAnsi="Arial Narrow" w:cs="Arial"/>
-          <w:color w:val="000000"/>
-          <w:kern w:val="0"/>
-          <w:lang w:eastAsia="es-ES"/>
-          <w14:ligatures w14:val="none"/>
-        </w:rPr>
-        <w:t xml:space="preserve"> </w:t>
-      </w:r>
-      <w:bookmarkEnd w:id="21"/>
-      <w:r>
-        <w:rPr>
-          <w:rFonts w:ascii="Arial Narrow" w:eastAsia="Times New Roman" w:hAnsi="Arial Narrow" w:cs="Arial"/>
-          <w:color w:val="000000"/>
-          <w:kern w:val="0"/>
-          <w:lang w:val="es-ES" w:eastAsia="es-ES"/>
-          <w14:ligatures w14:val="none"/>
-        </w:rPr>
-        <w:t xml:space="preserve">cumpla con: </w:t>
-      </w:r>
-      <w:r>
-        <w:rPr>
-          <w:rFonts w:ascii="Arial Narrow" w:eastAsia="Times New Roman" w:hAnsi="Arial Narrow" w:cs="Arial"/>
-          <w:color w:val="000000"/>
-          <w:kern w:val="0"/>
-          <w:lang w:val="es-ES" w:eastAsia="es-ES"/>
-          <w14:ligatures w14:val="none"/>
-        </w:rPr>
-        <w:t>(i) presentar una copia completa, legible y debidamente suscrita de la Póliza CTI-EAR0536329 del Seguro de Responsabilidad Civil, así como el cargo de remisión de la póliza; (</w:t>
-      </w:r>
-      <w:proofErr w:type="spellStart"/>
-      <w:r>
-        <w:rPr>
-          <w:rFonts w:ascii="Arial Narrow" w:eastAsia="Times New Roman" w:hAnsi="Arial Narrow" w:cs="Arial"/>
-          <w:color w:val="000000"/>
-          <w:kern w:val="0"/>
-          <w:lang w:val="es-ES" w:eastAsia="es-ES"/>
-          <w14:ligatures w14:val="none"/>
-        </w:rPr>
-        <w:t>ii</w:t>
-      </w:r>
-      <w:proofErr w:type="spellEnd"/>
-      <w:r>
-        <w:rPr>
-          <w:rFonts w:ascii="Arial Narrow" w:eastAsia="Times New Roman" w:hAnsi="Arial Narrow" w:cs="Arial"/>
-          <w:color w:val="000000"/>
-          <w:kern w:val="0"/>
-          <w:lang w:val="es-ES" w:eastAsia="es-ES"/>
-          <w14:ligatures w14:val="none"/>
-        </w:rPr>
-        <w:t>) presentar los medios probatorios que acrediten que la negativa de tramitar y evaluar la solicitud de cobertura es justificada; y, (</w:t>
-      </w:r>
-      <w:proofErr w:type="spellStart"/>
-      <w:r>
-        <w:rPr>
-          <w:rFonts w:ascii="Arial Narrow" w:eastAsia="Times New Roman" w:hAnsi="Arial Narrow" w:cs="Arial"/>
-          <w:color w:val="000000"/>
-          <w:kern w:val="0"/>
-          <w:lang w:val="es-ES" w:eastAsia="es-ES"/>
-          <w14:ligatures w14:val="none"/>
-        </w:rPr>
-        <w:t>iii</w:t>
-      </w:r>
-      <w:proofErr w:type="spellEnd"/>
-      <w:r>
-        <w:rPr>
-          <w:rFonts w:ascii="Arial Narrow" w:eastAsia="Times New Roman" w:hAnsi="Arial Narrow" w:cs="Arial"/>
-          <w:color w:val="000000"/>
-          <w:kern w:val="0"/>
-          <w:lang w:val="es-ES" w:eastAsia="es-ES"/>
-          <w14:ligatures w14:val="none"/>
-        </w:rPr>
-        <w:t>) presentar todas las comunicaciones cursadas con la parte denunciante en virtud de los hechos materia de denuncia</w:t>
-      </w:r>
-      <w:r>
-        <w:rPr>
-          <w:rFonts w:ascii="Arial Narrow" w:eastAsia="Times New Roman" w:hAnsi="Arial Narrow" w:cs="Arial"/>
-          <w:color w:val="000000"/>
-          <w:kern w:val="0"/>
-          <w:lang w:val="es-ES" w:eastAsia="es-ES"/>
-          <w14:ligatures w14:val="none"/>
-        </w:rPr>
-        <w:t>.</w:t>
-      </w:r>
-    </w:p>
-    <w:p>
-      <w:pPr>
-        <w:spacing w:after="0" w:line="240" w:lineRule="auto"/>
-        <w:jc w:val="both"/>
-        <w:rPr>
-          <w:rFonts w:ascii="Arial Narrow" w:eastAsia="Arial Narrow" w:hAnsi="Arial Narrow" w:cs="Arial Narrow"/>
-          <w:b/>
-          <w:color w:val="000000"/>
-          <w:kern w:val="0"/>
-          <w:lang w:val="es-ES" w:eastAsia="es-PE"/>
-          <w14:ligatures w14:val="none"/>
-        </w:rPr>
-      </w:pPr>
-    </w:p>
-    <w:p>
-      <w:pPr>
-        <w:spacing w:after="0" w:line="240" w:lineRule="auto"/>
-        <w:jc w:val="both"/>
-        <w:rPr>
-          <w:rFonts w:ascii="Arial Narrow" w:eastAsia="Arial Narrow" w:hAnsi="Arial Narrow" w:cs="Arial Narrow"/>
-          <w:color w:val="000000"/>
-          <w:kern w:val="0"/>
-          <w:lang w:eastAsia="es-PE"/>
-          <w14:ligatures w14:val="none"/>
-        </w:rPr>
-      </w:pPr>
-      <w:r>
-        <w:rPr>
-          <w:rFonts w:ascii="Arial Narrow" w:eastAsia="Arial Narrow" w:hAnsi="Arial Narrow" w:cs="Arial Narrow"/>
-          <w:b/>
-          <w:color w:val="000000"/>
-          <w:kern w:val="0"/>
-          <w:lang w:eastAsia="es-PE"/>
-          <w14:ligatures w14:val="none"/>
-        </w:rPr>
-        <w:t>SEXTO:</w:t>
-      </w:r>
-      <w:r>
-        <w:rPr>
-          <w:rFonts w:ascii="Arial Narrow" w:eastAsia="Arial Narrow" w:hAnsi="Arial Narrow" w:cs="Arial Narrow"/>
-          <w:color w:val="000000"/>
-          <w:kern w:val="0"/>
-          <w:lang w:eastAsia="es-PE"/>
-          <w14:ligatures w14:val="none"/>
-        </w:rPr>
-        <w:t xml:space="preserve"> </w:t>
-      </w:r>
-      <w:bookmarkStart w:id="22" w:name="_Hlk188286915"/>
-      <w:r>
-        <w:rPr>
-          <w:rFonts w:ascii="Arial Narrow" w:eastAsia="Arial Narrow" w:hAnsi="Arial Narrow" w:cs="Arial Narrow"/>
-          <w:color w:val="000000"/>
-          <w:kern w:val="0"/>
-          <w:lang w:eastAsia="es-PE"/>
-          <w14:ligatures w14:val="none"/>
-        </w:rPr>
-        <w:t>informar a las partes que el artículo 110</w:t>
-      </w:r>
-      <w:r>
-        <w:rPr>
-          <w:rFonts w:ascii="Arial Narrow" w:eastAsia="Times New Roman" w:hAnsi="Arial Narrow" w:cs="Segoe UI"/>
-          <w:color w:val="000000"/>
-          <w:kern w:val="0"/>
-          <w:lang w:eastAsia="es-PE"/>
-          <w14:ligatures w14:val="none"/>
-        </w:rPr>
-        <w:t/>
-      </w:r>
-      <w:r>
-        <w:rPr>
-          <w:rFonts w:ascii="Arial Narrow" w:eastAsia="Arial Narrow" w:hAnsi="Arial Narrow" w:cs="Arial Narrow"/>
-          <w:color w:val="000000"/>
-          <w:kern w:val="0"/>
-          <w:lang w:eastAsia="es-PE"/>
-          <w14:ligatures w14:val="none"/>
+          <w:rFonts w:ascii="Arial Narrow" w:eastAsia="Arial Narrow" w:hAnsi="Arial Narrow" w:cs="Arial Narrow"/>
+          <w:color w:val="000000"/>
+          <w:kern w:val="0"/>
+          <w:lang w:eastAsia="es-PE"/>
+          <ns2:ligatures ns2:val="none"/>
         </w:rPr>
         <w:t xml:space="preserve"> de la Ley 29571, Código de Protección y Defensa del Consumidor</w:t>
       </w:r>
@@ -4803,7 +4652,7 @@
           <w:kern w:val="0"/>
           <w:vertAlign w:val="superscript"/>
           <w:lang w:eastAsia="es-PE"/>
-          <w14:ligatures w14:val="none"/>
+          <ns2:ligatures ns2:val="none"/>
         </w:rPr>
         <w:footnoteReference w:id="10"/>
       </w:r>
@@ -4813,7 +4662,7 @@
           <w:color w:val="000000"/>
           <w:kern w:val="0"/>
           <w:lang w:eastAsia="es-PE"/>
-          <w14:ligatures w14:val="none"/>
+          <ns2:ligatures ns2:val="none"/>
         </w:rPr>
         <w:t>, faculta a la Comisión a calificar las infracciones de la referida norma como leves, graves o muy graves e imponer sanciones que van desde una amonestación hasta una multa por un máximo de 450 Unidades Impositivas Tributarias, sin perjuicio de las medidas correctivas, reparadoras y complementarias, que puedan ordenarse de acuerdo a lo estipulado en los artículos 114</w:t>
       </w:r>
@@ -4823,7 +4672,7 @@
           <w:color w:val="000000"/>
           <w:kern w:val="0"/>
           <w:lang w:eastAsia="es-PE"/>
-          <w14:ligatures w14:val="none"/>
+          <ns2:ligatures ns2:val="none"/>
         </w:rPr>
         <w:t/>
       </w:r>
@@ -4833,7 +4682,7 @@
           <w:color w:val="000000"/>
           <w:kern w:val="0"/>
           <w:lang w:eastAsia="es-PE"/>
-          <w14:ligatures w14:val="none"/>
+          <ns2:ligatures ns2:val="none"/>
         </w:rPr>
         <w:t>, 115</w:t>
       </w:r>
@@ -4843,7 +4692,7 @@
           <w:color w:val="000000"/>
           <w:kern w:val="0"/>
           <w:lang w:eastAsia="es-PE"/>
-          <w14:ligatures w14:val="none"/>
+          <ns2:ligatures ns2:val="none"/>
         </w:rPr>
         <w:t/>
       </w:r>
@@ -4853,7 +4702,7 @@
           <w:color w:val="000000"/>
           <w:kern w:val="0"/>
           <w:lang w:eastAsia="es-PE"/>
-          <w14:ligatures w14:val="none"/>
+          <ns2:ligatures ns2:val="none"/>
         </w:rPr>
         <w:t xml:space="preserve"> y 116</w:t>
       </w:r>
@@ -4863,7 +4712,7 @@
           <w:color w:val="000000"/>
           <w:kern w:val="0"/>
           <w:lang w:eastAsia="es-PE"/>
-          <w14:ligatures w14:val="none"/>
+          <ns2:ligatures ns2:val="none"/>
         </w:rPr>
         <w:t/>
       </w:r>
@@ -4873,7 +4722,7 @@
           <w:color w:val="000000"/>
           <w:kern w:val="0"/>
           <w:lang w:eastAsia="es-PE"/>
-          <w14:ligatures w14:val="none"/>
+          <ns2:ligatures ns2:val="none"/>
         </w:rPr>
         <w:t xml:space="preserve"> de la referida norma</w:t>
       </w:r>
@@ -4885,7 +4734,7 @@
           <w:kern w:val="0"/>
           <w:vertAlign w:val="superscript"/>
           <w:lang w:eastAsia="es-PE"/>
-          <w14:ligatures w14:val="none"/>
+          <ns2:ligatures ns2:val="none"/>
         </w:rPr>
         <w:footnoteReference w:id="11"/>
       </w:r>
@@ -4895,7 +4744,7 @@
           <w:color w:val="000000"/>
           <w:kern w:val="0"/>
           <w:lang w:eastAsia="es-PE"/>
-          <w14:ligatures w14:val="none"/>
+          <ns2:ligatures ns2:val="none"/>
         </w:rPr>
         <w:t xml:space="preserve">. </w:t>
       </w:r>
@@ -4906,7 +4755,7 @@
           <w:color w:val="000000"/>
           <w:kern w:val="0"/>
           <w:lang w:eastAsia="es-PE"/>
-          <w14:ligatures w14:val="none"/>
+          <ns2:ligatures ns2:val="none"/>
         </w:rPr>
         <w:lastRenderedPageBreak/>
         <w:t>Asimismo, se consideran circunstancias atenuantes para la graduación de la sanción, el allanamiento de la denuncia o el reconocimiento de las pretensiones en ella contenidas, de acuerdo con el artículo 112</w:t>
@@ -4917,7 +4766,7 @@
           <w:color w:val="000000"/>
           <w:kern w:val="0"/>
           <w:lang w:eastAsia="es-PE"/>
-          <w14:ligatures w14:val="none"/>
+          <ns2:ligatures ns2:val="none"/>
         </w:rPr>
         <w:t/>
       </w:r>
@@ -4927,7 +4776,7 @@
           <w:color w:val="000000"/>
           <w:kern w:val="0"/>
           <w:lang w:eastAsia="es-PE"/>
-          <w14:ligatures w14:val="none"/>
+          <ns2:ligatures ns2:val="none"/>
         </w:rPr>
         <w:t xml:space="preserve"> del Código</w:t>
       </w:r>
@@ -4939,7 +4788,7 @@
           <w:kern w:val="0"/>
           <w:vertAlign w:val="superscript"/>
           <w:lang w:eastAsia="es-PE"/>
-          <w14:ligatures w14:val="none"/>
+          <ns2:ligatures ns2:val="none"/>
         </w:rPr>
         <w:footnoteReference w:id="12"/>
       </w:r>
@@ -4949,12 +4798,12 @@
           <w:color w:val="000000"/>
           <w:kern w:val="0"/>
           <w:lang w:eastAsia="es-PE"/>
-          <w14:ligatures w14:val="none"/>
+          <ns2:ligatures ns2:val="none"/>
         </w:rPr>
         <w:t>.</w:t>
       </w:r>
     </w:p>
-    <w:p>
+    <w:p ns2:paraId="0ECE55DF" ns2:textId="77777777">
       <w:pPr>
         <w:shd w:val="clear" w:color="auto" w:fill="FFFFFF"/>
         <w:spacing w:after="0" w:line="240" w:lineRule="auto"/>
@@ -4965,11 +4814,11 @@
           <w:color w:val="000000"/>
           <w:kern w:val="0"/>
           <w:lang w:eastAsia="es-PE"/>
-          <w14:ligatures w14:val="none"/>
-        </w:rPr>
-      </w:pPr>
-    </w:p>
-    <w:p>
+          <ns2:ligatures ns2:val="none"/>
+        </w:rPr>
+      </w:pPr>
+    </w:p>
+    <w:p ns2:paraId="1CC114EB" ns2:textId="77777777">
       <w:pPr>
         <w:shd w:val="clear" w:color="auto" w:fill="FFFFFF"/>
         <w:spacing w:after="0" w:line="240" w:lineRule="auto"/>
@@ -4979,17 +4828,17 @@
           <w:color w:val="000000"/>
           <w:kern w:val="0"/>
           <w:lang w:eastAsia="es-PE"/>
-          <w14:ligatures w14:val="none"/>
-        </w:rPr>
-      </w:pPr>
-      <w:r>
-        <w:rPr>
-          <w:rFonts w:ascii="Arial Narrow" w:eastAsia="Arial Narrow" w:hAnsi="Arial Narrow" w:cs="Arial Narrow"/>
-          <w:b/>
-          <w:color w:val="000000"/>
-          <w:kern w:val="0"/>
-          <w:lang w:eastAsia="es-PE"/>
-          <w14:ligatures w14:val="none"/>
+          <ns2:ligatures ns2:val="none"/>
+        </w:rPr>
+      </w:pPr>
+      <w:r>
+        <w:rPr>
+          <w:rFonts w:ascii="Arial Narrow" w:eastAsia="Arial Narrow" w:hAnsi="Arial Narrow" w:cs="Arial Narrow"/>
+          <w:b/>
+          <w:color w:val="000000"/>
+          <w:kern w:val="0"/>
+          <w:lang w:eastAsia="es-PE"/>
+          <ns2:ligatures ns2:val="none"/>
         </w:rPr>
         <w:t>SÉTIMO:</w:t>
       </w:r>
@@ -4999,7 +4848,7 @@
           <w:color w:val="000000"/>
           <w:kern w:val="0"/>
           <w:lang w:eastAsia="es-PE"/>
-          <w14:ligatures w14:val="none"/>
+          <ns2:ligatures ns2:val="none"/>
         </w:rPr>
         <w:t xml:space="preserve"> informar a las partes que conforme a lo establecido en el artículo 39</w:t>
       </w:r>
@@ -5009,7 +4858,7 @@
           <w:color w:val="000000"/>
           <w:kern w:val="0"/>
           <w:lang w:eastAsia="es-PE"/>
-          <w14:ligatures w14:val="none"/>
+          <ns2:ligatures ns2:val="none"/>
         </w:rPr>
         <w:t/>
       </w:r>
@@ -5019,12 +4868,12 @@
           <w:color w:val="000000"/>
           <w:kern w:val="0"/>
           <w:lang w:eastAsia="es-PE"/>
-          <w14:ligatures w14:val="none"/>
+          <ns2:ligatures ns2:val="none"/>
         </w:rPr>
         <w:t xml:space="preserve"> de la Ley sobre Facultades, Normas y Organización del Indecopi, aprobada por Decreto Legislativo 807, los gastos por los peritajes realizados, actuación de pruebas, inspecciones y otros derivados de la tramitación del proceso serán de cargo de la parte que solicita la prueba, salvo pacto en contrario. En todos los casos, la resolución final determinará si los gastos deben ser asumidos por alguna de las partes, o reembolsados a la otra parte o al Indecopi, según sea el caso, de manera adicional a la sanción que haya podido imponerse. </w:t>
       </w:r>
     </w:p>
-    <w:p>
+    <w:p ns2:paraId="364C4B19" ns2:textId="77777777">
       <w:pPr>
         <w:shd w:val="clear" w:color="auto" w:fill="FFFFFF"/>
         <w:spacing w:after="0" w:line="240" w:lineRule="auto"/>
@@ -5034,11 +4883,11 @@
           <w:color w:val="000000"/>
           <w:kern w:val="0"/>
           <w:lang w:eastAsia="es-PE"/>
-          <w14:ligatures w14:val="none"/>
-        </w:rPr>
-      </w:pPr>
-    </w:p>
-    <w:p>
+          <ns2:ligatures ns2:val="none"/>
+        </w:rPr>
+      </w:pPr>
+    </w:p>
+    <w:p ns2:paraId="27E9BBC0" ns2:textId="77777777">
       <w:pPr>
         <w:suppressAutoHyphens/>
         <w:spacing w:after="0" w:line="240" w:lineRule="auto"/>
@@ -5047,7 +4896,7 @@
           <w:rFonts w:ascii="Arial Narrow" w:eastAsia="Calibri" w:hAnsi="Arial Narrow" w:cs="Arial"/>
           <w:kern w:val="0"/>
           <w:u w:val="single"/>
-          <w14:ligatures w14:val="none"/>
+          <ns2:ligatures ns2:val="none"/>
         </w:rPr>
       </w:pPr>
       <w:r>
@@ -5056,7 +4905,7 @@
           <w:b/>
           <w:bCs/>
           <w:kern w:val="0"/>
-          <w14:ligatures w14:val="none"/>
+          <ns2:ligatures ns2:val="none"/>
         </w:rPr>
         <w:t>OCTAVO</w:t>
       </w:r>
@@ -5065,7 +4914,7 @@
           <w:rFonts w:ascii="Arial Narrow" w:eastAsia="Calibri" w:hAnsi="Arial Narrow" w:cs="Arial"/>
           <w:b/>
           <w:kern w:val="0"/>
-          <w14:ligatures w14:val="none"/>
+          <ns2:ligatures ns2:val="none"/>
         </w:rPr>
         <w:t>:</w:t>
       </w:r>
@@ -5073,7 +4922,7 @@
         <w:rPr>
           <w:rFonts w:ascii="Arial Narrow" w:eastAsia="Calibri" w:hAnsi="Arial Narrow" w:cs="Arial"/>
           <w:kern w:val="0"/>
-          <w14:ligatures w14:val="none"/>
+          <ns2:ligatures ns2:val="none"/>
         </w:rPr>
         <w:t xml:space="preserve"> comunicar a las partes que, </w:t>
       </w:r>
@@ -5082,7 +4931,7 @@
         <w:rPr>
           <w:rFonts w:ascii="Arial Narrow" w:eastAsia="Calibri" w:hAnsi="Arial Narrow" w:cs="Arial"/>
           <w:kern w:val="0"/>
-          <w14:ligatures w14:val="none"/>
+          <ns2:ligatures ns2:val="none"/>
         </w:rPr>
         <w:t>de acuerdo a</w:t>
       </w:r>
@@ -5091,7 +4940,7 @@
         <w:rPr>
           <w:rFonts w:ascii="Arial Narrow" w:eastAsia="Calibri" w:hAnsi="Arial Narrow" w:cs="Arial"/>
           <w:kern w:val="0"/>
-          <w14:ligatures w14:val="none"/>
+          <ns2:ligatures ns2:val="none"/>
         </w:rPr>
         <w:t xml:space="preserve"> lo señalado por el artículo 29</w:t>
       </w:r>
@@ -5101,7 +4950,7 @@
           <w:color w:val="000000"/>
           <w:kern w:val="0"/>
           <w:lang w:eastAsia="es-PE"/>
-          <w14:ligatures w14:val="none"/>
+          <ns2:ligatures ns2:val="none"/>
         </w:rPr>
         <w:t/>
       </w:r>
@@ -5109,7 +4958,7 @@
         <w:rPr>
           <w:rFonts w:ascii="Arial Narrow" w:eastAsia="Calibri" w:hAnsi="Arial Narrow" w:cs="Arial"/>
           <w:kern w:val="0"/>
-          <w14:ligatures w14:val="none"/>
+          <ns2:ligatures ns2:val="none"/>
         </w:rPr>
         <w:t xml:space="preserve"> del Decreto Legislativo 807</w:t>
       </w:r>
@@ -5119,7 +4968,7 @@
           <w:rFonts w:ascii="Arial Narrow" w:eastAsia="Calibri" w:hAnsi="Arial Narrow" w:cs="Arial"/>
           <w:kern w:val="0"/>
           <w:vertAlign w:val="superscript"/>
-          <w14:ligatures w14:val="none"/>
+          <ns2:ligatures ns2:val="none"/>
         </w:rPr>
         <w:footnoteReference w:id="13"/>
       </w:r>
@@ -5127,7 +4976,7 @@
         <w:rPr>
           <w:rFonts w:ascii="Arial Narrow" w:eastAsia="Calibri" w:hAnsi="Arial Narrow" w:cs="Arial"/>
           <w:kern w:val="0"/>
-          <w14:ligatures w14:val="none"/>
+          <ns2:ligatures ns2:val="none"/>
         </w:rPr>
         <w:t xml:space="preserve">, hasta antes de la emisión de la Resolución Final tienen la posibilidad de solicitar una audiencia de conciliación. En caso deleguen a favor de una tercera persona su actuación en la diligencia programada, esta deberá presentar un poder especial con firma legalizada ante Notario Público, donde conste </w:t>
       </w:r>
@@ -5136,7 +4985,7 @@
           <w:rFonts w:ascii="Arial Narrow" w:eastAsia="Calibri" w:hAnsi="Arial Narrow" w:cs="Arial"/>
           <w:kern w:val="0"/>
           <w:u w:val="single"/>
-          <w14:ligatures w14:val="none"/>
+          <ns2:ligatures ns2:val="none"/>
         </w:rPr>
         <w:t>expresamente su facultad para asistir y conciliar en su representación</w:t>
       </w:r>
@@ -5145,7 +4994,7 @@
           <w:rFonts w:ascii="Arial Narrow" w:eastAsia="Calibri" w:hAnsi="Arial Narrow" w:cs="Arial"/>
           <w:bCs/>
           <w:kern w:val="0"/>
-          <w14:ligatures w14:val="none"/>
+          <ns2:ligatures ns2:val="none"/>
         </w:rPr>
         <w:t>.</w:t>
       </w:r>
@@ -5155,7 +5004,7 @@
           <w:b/>
           <w:bCs/>
           <w:kern w:val="0"/>
-          <w14:ligatures w14:val="none"/>
+          <ns2:ligatures ns2:val="none"/>
         </w:rPr>
         <w:t xml:space="preserve"> </w:t>
       </w:r>
@@ -5164,12 +5013,12 @@
           <w:rFonts w:ascii="Arial Narrow" w:eastAsia="Calibri" w:hAnsi="Arial Narrow" w:cs="Arial"/>
           <w:kern w:val="0"/>
           <w:u w:val="single"/>
-          <w14:ligatures w14:val="none"/>
+          <ns2:ligatures ns2:val="none"/>
         </w:rPr>
         <w:t xml:space="preserve">Ello bajo apercibimiento de no realizar la audiencia de conciliación y levantar el acta de inasistencia correspondiente. </w:t>
       </w:r>
     </w:p>
-    <w:p>
+    <w:p ns2:paraId="4CD47B08" ns2:textId="77777777">
       <w:pPr>
         <w:suppressAutoHyphens/>
         <w:spacing w:after="0" w:line="240" w:lineRule="auto"/>
@@ -5178,11 +5027,11 @@
           <w:rFonts w:ascii="Arial Narrow" w:eastAsia="Calibri" w:hAnsi="Arial Narrow" w:cs="Arial"/>
           <w:kern w:val="0"/>
           <w:u w:val="single"/>
-          <w14:ligatures w14:val="none"/>
-        </w:rPr>
-      </w:pPr>
-    </w:p>
-    <w:p>
+          <ns2:ligatures ns2:val="none"/>
+        </w:rPr>
+      </w:pPr>
+    </w:p>
+    <w:p ns2:paraId="0E80CA49" ns2:textId="77777777">
       <w:pPr>
         <w:suppressAutoHyphens/>
         <w:spacing w:after="0" w:line="240" w:lineRule="auto"/>
@@ -5192,7 +5041,7 @@
           <w:color w:val="000000"/>
           <w:kern w:val="0"/>
           <w:lang w:eastAsia="es-PE"/>
-          <w14:ligatures w14:val="none"/>
+          <ns2:ligatures ns2:val="none"/>
         </w:rPr>
       </w:pPr>
       <w:r>
@@ -5202,7 +5051,7 @@
           <w:color w:val="000000"/>
           <w:kern w:val="0"/>
           <w:lang w:eastAsia="es-PE"/>
-          <w14:ligatures w14:val="none"/>
+          <ns2:ligatures ns2:val="none"/>
         </w:rPr>
         <w:lastRenderedPageBreak/>
         <w:t>NOVENO:</w:t>
@@ -5213,14 +5062,14 @@
           <w:color w:val="000000"/>
           <w:kern w:val="0"/>
           <w:lang w:eastAsia="es-PE"/>
-          <w14:ligatures w14:val="none"/>
+          <ns2:ligatures ns2:val="none"/>
         </w:rPr>
         <w:t xml:space="preserve"> poner en conocimiento de las partes que, antes de la emisión de la Resolución Final, tienen la posibilidad de formular su desistimiento o presentar el acuerdo arribado mediante la conciliación, mediación, transacción o cualquier otro que, de forma indubitable, deje constancia que se ha solucionado la controversia materia de denuncia.</w:t>
       </w:r>
       <w:bookmarkStart w:id="23" w:name="h.gjdgxs" w:colFirst="0" w:colLast="0"/>
       <w:bookmarkEnd w:id="23"/>
     </w:p>
-    <w:p>
+    <w:p ns2:paraId="7DDD06F7" ns2:textId="77777777">
       <w:pPr>
         <w:suppressAutoHyphens/>
         <w:spacing w:after="0" w:line="240" w:lineRule="auto"/>
@@ -5230,11 +5079,11 @@
           <w:color w:val="000000"/>
           <w:kern w:val="0"/>
           <w:lang w:eastAsia="es-PE"/>
-          <w14:ligatures w14:val="none"/>
-        </w:rPr>
-      </w:pPr>
-    </w:p>
-    <w:p>
+          <ns2:ligatures ns2:val="none"/>
+        </w:rPr>
+      </w:pPr>
+    </w:p>
+    <w:p ns2:paraId="236137A1" ns2:textId="6AEF0D40">
       <w:pPr>
         <w:suppressAutoHyphens/>
         <w:spacing w:after="0" w:line="240" w:lineRule="auto"/>
@@ -5257,7 +5106,7 @@
           <w:b/>
           <w:spacing w:val="-3"/>
           <w:kern w:val="0"/>
-          <w14:ligatures w14:val="none"/>
+          <ns2:ligatures ns2:val="none"/>
         </w:rPr>
         <w:t/>
       </w:r>
@@ -5267,7 +5116,7 @@
           <w:bCs/>
           <w:spacing w:val="-3"/>
           <w:kern w:val="0"/>
-          <w14:ligatures w14:val="none"/>
+          <ns2:ligatures ns2:val="none"/>
         </w:rPr>
         <w:t xml:space="preserve"/>
       </w:r>
@@ -5277,7 +5126,7 @@
           <w:bCs/>
           <w:spacing w:val="-3"/>
           <w:kern w:val="0"/>
-          <w14:ligatures w14:val="none"/>
+          <ns2:ligatures ns2:val="none"/>
         </w:rPr>
         <w:t/>
       </w:r>
@@ -5287,7 +5136,7 @@
           <w:bCs/>
           <w:spacing w:val="-3"/>
           <w:kern w:val="0"/>
-          <w14:ligatures w14:val="none"/>
+          <ns2:ligatures ns2:val="none"/>
         </w:rPr>
         <w:t xml:space="preserve"/>
       </w:r>
@@ -5297,7 +5146,7 @@
           <w:bCs/>
           <w:spacing w:val="-3"/>
           <w:kern w:val="0"/>
-          <w14:ligatures w14:val="none"/>
+          <ns2:ligatures ns2:val="none"/>
         </w:rPr>
         <w:t xml:space="preserve"/>
       </w:r>
@@ -5307,7 +5156,7 @@
           <w:bCs/>
           <w:spacing w:val="-3"/>
           <w:kern w:val="0"/>
-          <w14:ligatures w14:val="none"/>
+          <ns2:ligatures ns2:val="none"/>
         </w:rPr>
         <w:t xml:space="preserve"/>
       </w:r>
@@ -5331,7 +5180,7 @@
           <w:color w:val="000000"/>
           <w:kern w:val="0"/>
           <w:lang w:eastAsia="es-PE"/>
-          <w14:ligatures w14:val="none"/>
+          <ns2:ligatures ns2:val="none"/>
         </w:rPr>
         <w:t/>
       </w:r>
@@ -5348,7 +5197,7 @@
           <w:color w:val="000000"/>
           <w:kern w:val="0"/>
           <w:lang w:eastAsia="es-PE"/>
-          <w14:ligatures w14:val="none"/>
+          <ns2:ligatures ns2:val="none"/>
         </w:rPr>
         <w:t/>
       </w:r>
@@ -5383,7 +5232,7 @@
       </w:r>
     </w:p>
     <w:bookmarkEnd w:id="24"/>
-    <w:p>
+    <w:p ns2:paraId="639FE5BE" ns2:textId="77777777">
       <w:pPr>
         <w:suppressAutoHyphens/>
         <w:spacing w:after="0" w:line="240" w:lineRule="auto"/>
@@ -5393,7 +5242,7 @@
         </w:rPr>
       </w:pPr>
     </w:p>
-    <w:p>
+    <w:p ns2:paraId="083D8417" ns2:textId="5A36272E">
       <w:pPr>
         <w:suppressAutoHyphens/>
         <w:spacing w:line="240" w:lineRule="auto"/>
@@ -5468,7 +5317,7 @@
       </w:r>
       <w:bookmarkStart w:id="25" w:name="_Hlk198890962"/>
     </w:p>
-    <w:p>
+    <w:p ns2:paraId="36317C11" ns2:textId="77777777">
       <w:pPr>
         <w:suppressAutoHyphens/>
         <w:spacing w:after="0" w:line="240" w:lineRule="auto"/>
@@ -5480,7 +5329,7 @@
       </w:pPr>
     </w:p>
     <w:bookmarkEnd w:id="25"/>
-    <w:p>
+    <w:p ns2:paraId="23716787" ns2:textId="77777777">
       <w:pPr>
         <w:suppressAutoHyphens/>
         <w:spacing w:after="0" w:line="240" w:lineRule="auto"/>
@@ -5491,7 +5340,7 @@
       </w:pPr>
     </w:p>
     <w:bookmarkEnd w:id="0"/>
-    <w:p>
+    <w:p ns2:paraId="2E71D930" ns2:textId="77777777">
       <w:pPr>
         <w:spacing w:after="0" w:line="240" w:lineRule="auto"/>
         <w:jc w:val="both"/>
@@ -5501,11 +5350,11 @@
           <w:color w:val="000000"/>
           <w:kern w:val="0"/>
           <w:lang w:val="es-ES" w:eastAsia="es-PE"/>
-          <w14:ligatures w14:val="none"/>
-        </w:rPr>
-      </w:pPr>
-    </w:p>
-    <w:p>
+          <ns2:ligatures ns2:val="none"/>
+        </w:rPr>
+      </w:pPr>
+    </w:p>
+    <w:p ns2:paraId="60A5D2B6" ns2:textId="77777777">
       <w:pPr>
         <w:spacing w:after="0" w:line="240" w:lineRule="auto"/>
         <w:jc w:val="center"/>
@@ -5515,22 +5364,22 @@
           <w:color w:val="000000"/>
           <w:kern w:val="0"/>
           <w:lang w:eastAsia="es-PE"/>
-          <w14:ligatures w14:val="none"/>
-        </w:rPr>
-      </w:pPr>
-      <w:r>
-        <w:rPr>
-          <w:rFonts w:ascii="Arial Narrow" w:eastAsia="Arial Narrow" w:hAnsi="Arial Narrow" w:cs="Arial Narrow"/>
-          <w:b/>
-          <w:color w:val="000000"/>
-          <w:kern w:val="0"/>
-          <w:lang w:eastAsia="es-PE"/>
-          <w14:ligatures w14:val="none"/>
+          <ns2:ligatures ns2:val="none"/>
+        </w:rPr>
+      </w:pPr>
+      <w:r>
+        <w:rPr>
+          <w:rFonts w:ascii="Arial Narrow" w:eastAsia="Arial Narrow" w:hAnsi="Arial Narrow" w:cs="Arial Narrow"/>
+          <w:b/>
+          <w:color w:val="000000"/>
+          <w:kern w:val="0"/>
+          <w:lang w:eastAsia="es-PE"/>
+          <ns2:ligatures ns2:val="none"/>
         </w:rPr>
         <w:t>Firmado digitalmente por</w:t>
       </w:r>
     </w:p>
-    <w:p>
+    <w:p ns2:paraId="54918CDF" ns2:textId="77777777">
       <w:pPr>
         <w:spacing w:after="0" w:line="240" w:lineRule="auto"/>
         <w:jc w:val="center"/>
@@ -5541,7 +5390,7 @@
           <w:color w:val="000000"/>
           <w:kern w:val="0"/>
           <w:lang w:eastAsia="es-PE"/>
-          <w14:ligatures w14:val="none"/>
+          <ns2:ligatures ns2:val="none"/>
         </w:rPr>
       </w:pPr>
       <w:r>
@@ -5552,12 +5401,12 @@
           <w:color w:val="000000"/>
           <w:kern w:val="0"/>
           <w:lang w:eastAsia="es-PE"/>
-          <w14:ligatures w14:val="none"/>
+          <ns2:ligatures ns2:val="none"/>
         </w:rPr>
         <w:t>EVELING ROA QUISPE</w:t>
       </w:r>
     </w:p>
-    <w:p>
+    <w:p ns2:paraId="6ED63168" ns2:textId="77777777">
       <w:pPr>
         <w:spacing w:after="0" w:line="240" w:lineRule="auto"/>
         <w:jc w:val="center"/>
@@ -5568,7 +5417,7 @@
           <w:color w:val="000000"/>
           <w:kern w:val="0"/>
           <w:lang w:eastAsia="es-PE"/>
-          <w14:ligatures w14:val="none"/>
+          <ns2:ligatures ns2:val="none"/>
         </w:rPr>
       </w:pPr>
       <w:r>
@@ -5579,12 +5428,12 @@
           <w:color w:val="000000"/>
           <w:kern w:val="0"/>
           <w:lang w:eastAsia="es-PE"/>
-          <w14:ligatures w14:val="none"/>
+          <ns2:ligatures ns2:val="none"/>
         </w:rPr>
         <w:t>Secretaria Técnica</w:t>
       </w:r>
     </w:p>
-    <w:p>
+    <w:p ns2:paraId="2A32604A" ns2:textId="77777777">
       <w:pPr>
         <w:spacing w:after="0" w:line="240" w:lineRule="auto"/>
         <w:jc w:val="center"/>
@@ -5595,7 +5444,7 @@
           <w:color w:val="000000"/>
           <w:kern w:val="0"/>
           <w:lang w:eastAsia="es-PE"/>
-          <w14:ligatures w14:val="none"/>
+          <ns2:ligatures ns2:val="none"/>
         </w:rPr>
       </w:pPr>
       <w:r>
@@ -5606,26 +5455,26 @@
           <w:color w:val="000000"/>
           <w:kern w:val="0"/>
           <w:lang w:eastAsia="es-PE"/>
-          <w14:ligatures w14:val="none"/>
+          <ns2:ligatures ns2:val="none"/>
         </w:rPr>
         <w:t>Comisión de Protección al Consumidor 1</w:t>
       </w:r>
     </w:p>
-    <w:p>
-      <w:pPr>
-        <w:spacing w:after="0" w:line="240" w:lineRule="auto"/>
-        <w:jc w:val="both"/>
-        <w:rPr>
-          <w:rFonts w:ascii="Arial Narrow" w:eastAsia="Arial Narrow" w:hAnsi="Arial Narrow" w:cs="Arial Narrow"/>
-          <w:b/>
-          <w:color w:val="000000"/>
-          <w:kern w:val="0"/>
-          <w:lang w:eastAsia="es-PE"/>
-          <w14:ligatures w14:val="none"/>
-        </w:rPr>
-      </w:pPr>
-    </w:p>
-    <w:p>
+    <w:p ns2:paraId="58BC73C9" ns2:textId="77777777">
+      <w:pPr>
+        <w:spacing w:after="0" w:line="240" w:lineRule="auto"/>
+        <w:jc w:val="both"/>
+        <w:rPr>
+          <w:rFonts w:ascii="Arial Narrow" w:eastAsia="Arial Narrow" w:hAnsi="Arial Narrow" w:cs="Arial Narrow"/>
+          <w:b/>
+          <w:color w:val="000000"/>
+          <w:kern w:val="0"/>
+          <w:lang w:eastAsia="es-PE"/>
+          <ns2:ligatures ns2:val="none"/>
+        </w:rPr>
+      </w:pPr>
+    </w:p>
+    <w:p ns2:paraId="74AAB5F4" ns2:textId="52A0931A">
       <w:pPr>
         <w:spacing w:after="0" w:line="240" w:lineRule="auto"/>
         <w:jc w:val="both"/>
@@ -5643,18 +5492,18 @@
           <w:sz w:val="16"/>
           <w:szCs w:val="16"/>
           <w:lang w:eastAsia="es-PE"/>
-          <w14:ligatures w14:val="none"/>
+          <ns2:ligatures ns2:val="none"/>
         </w:rPr>
         <w:t>LSM/JCQ</w:t>
       </w:r>
     </w:p>
     <w:sectPr>
-      <w:headerReference w:type="even" r:id="rId8"/>
-      <w:headerReference w:type="default" r:id="rId9"/>
-      <w:footerReference w:type="even" r:id="rId10"/>
-      <w:footerReference w:type="default" r:id="rId11"/>
-      <w:headerReference w:type="first" r:id="rId12"/>
-      <w:footerReference w:type="first" r:id="rId13"/>
+      <w:headerReference w:type="even" ns3:id="rId8"/>
+      <w:headerReference w:type="default" ns3:id="rId9"/>
+      <w:footerReference w:type="even" ns3:id="rId10"/>
+      <w:footerReference w:type="default" ns3:id="rId11"/>
+      <w:headerReference w:type="first" ns3:id="rId12"/>
+      <w:footerReference w:type="first" ns3:id="rId13"/>
       <w:pgSz w:w="11906" w:h="16838"/>
       <w:pgMar w:top="1417" w:right="1701" w:bottom="1417" w:left="1701" w:header="708" w:footer="708" w:gutter="0"/>
       <w:cols w:space="708"/>

--- a/plantillas_maestras/12_seguro_transporte_y_carga/materia_general_asegurativa/2_o_mas_ddos_varios/sucesion_intestada/TPL_276_2026_SEGURO_TRANSPORTE_Y_CARGA_MATERIA_GENERAL_ASEGURATIVA_ASEGURADORA_SUCESION_INTESTADA_R2.docx
+++ b/plantillas_maestras/12_seguro_transporte_y_carga/materia_general_asegurativa/2_o_mas_ddos_varios/sucesion_intestada/TPL_276_2026_SEGURO_TRANSPORTE_Y_CARGA_MATERIA_GENERAL_ASEGURATIVA_ASEGURADORA_SUCESION_INTESTADA_R2.docx
@@ -4387,7 +4387,7 @@
           <w:sz w:val="20"/>
           <w:szCs w:val="20"/>
         </w:rPr>
-        <w:t xml:space="preserve">correr traslado de la presente resolución a Mapfre Perú Compañía de Seguros y Reaseguros S.A para que, de conformidad con lo dispuesto por el artículo 26° de la Ley sobre Facultades, Normas y Organización del Indecopi, aprobado por Decreto Legislativo N° 8079, presenten sus descargos sobre la imputación de cargos realizada en un plazo no mayor a cinco (5) días hábiles contado a partir del día siguiente de la notificación de la presente resolución, vencido el cual, el Secretario Técnico declarará en rebeldía a los denunciados que no lo hubieran presentado. Debe precisarse que de conformidad con lo establecido por el artículo 223° del Texto Único Ordenado de la Ley N° 27444, Ley del Procedimiento Administrativo General, las alegaciones y los hechos relevantes de la reclamación, salvo que hayan sido específicamente negadas en la contestación, se tendrán por aceptadas o meritadas como ciertas.</w:t>
+        <w:t xml:space="preserve">correr traslado de la presente resolución a Mapfre Perú Compañía de Seguros y Reaseguros S.A. para que, de conformidad con lo dispuesto por el artículo 26 de la Ley sobre Facultades, Normas y Organización del Indecopi, aprobada por Decreto Legislativo 807, presente sus descargos sobre la imputación de cargos realizada en un plazo no mayor a cinco (5) días hábiles contado a partir del día siguiente de la notificación de la presente resolución, vencido el cual, el Secretario Técnico declarará en rebeldía al denunciado que no lo hubiera presentado. Debe precisarse que de conformidad con lo establecido por el artículo 223 del Texto Único Ordenado de la Ley 27444, Ley del Procedimiento Administrativo General, las alegaciones y los hechos relevantes de la reclamación, salvo que hayan sido específicamente negadas en la contestación, se tendrán por aceptadas o merituadas como ciertas.</w:t>
       </w:r>
     </w:p>
     <w:p ns2:paraId="228F876C" ns2:textId="77777777">

--- a/plantillas_maestras/12_seguro_transporte_y_carga/materia_general_asegurativa/2_o_mas_ddos_varios/sucesion_intestada/TPL_276_2026_SEGURO_TRANSPORTE_Y_CARGA_MATERIA_GENERAL_ASEGURATIVA_ASEGURADORA_SUCESION_INTESTADA_R2.docx
+++ b/plantillas_maestras/12_seguro_transporte_y_carga/materia_general_asegurativa/2_o_mas_ddos_varios/sucesion_intestada/TPL_276_2026_SEGURO_TRANSPORTE_Y_CARGA_MATERIA_GENERAL_ASEGURATIVA_ASEGURADORA_SUCESION_INTESTADA_R2.docx
@@ -483,7 +483,7 @@
           <w:lang w:eastAsia="es-PE"/>
           <ns2:ligatures ns2:val="none"/>
         </w:rPr>
-        <w:t>27</w:t>
+        <w:t xml:space="preserve">27 de febrero de 2026</w:t>
       </w:r>
       <w:r>
         <w:rPr>
@@ -494,7 +494,7 @@
           <w:lang w:eastAsia="es-PE"/>
           <ns2:ligatures ns2:val="none"/>
         </w:rPr>
-        <w:t xml:space="preserve"> de </w:t>
+        <w:t xml:space="preserve"/>
       </w:r>
       <w:r>
         <w:rPr>
@@ -505,7 +505,7 @@
           <w:lang w:eastAsia="es-PE"/>
           <ns2:ligatures ns2:val="none"/>
         </w:rPr>
-        <w:t>febrero</w:t>
+        <w:t xml:space="preserve"/>
       </w:r>
       <w:r>
         <w:rPr>
@@ -516,7 +516,7 @@
           <w:lang w:eastAsia="es-PE"/>
           <ns2:ligatures ns2:val="none"/>
         </w:rPr>
-        <w:t xml:space="preserve"> de 2026</w:t>
+        <w:t xml:space="preserve"/>
       </w:r>
     </w:p>
     <w:p ns2:paraId="66CE1821" ns2:textId="77777777">
@@ -1025,7 +1025,7 @@
           <w:lang w:eastAsia="es-ES"/>
           <ns2:ligatures ns2:val="none"/>
         </w:rPr>
-        <w:t xml:space="preserve"> hasta el 20 de septiembre de 2024 y cobertura territorial en seis países, incluido el Perú, el cual contempló una cobertura de responsabilidad civil por muerte de tercero. </w:t>
+        <w:t xml:space="preserve"> hasta el 20 de setiembre de 2024 y cobertura territorial en seis países, incluido el Perú, el cual contempló una cobertura de responsabilidad civil por muerte de tercero. </w:t>
       </w:r>
     </w:p>
     <w:p ns2:paraId="3A7C8874" ns2:textId="77777777">
@@ -5961,7 +5961,7 @@
           <w:sz w:val="16"/>
           <w:szCs w:val="16"/>
         </w:rPr>
-        <w:t>el 2 de setiembre del 2010 en el Diario Oficial El Peruano, vigente desde el 2 de octubre del 2010 y modificado por Decreto Legislativo 1308.</w:t>
+        <w:t xml:space="preserve">el 2 de setiembre de 2010 en el Diario Oficial El Peruano, vigente desde el 2 de octubre de 2010 y modificado por Decreto Legislativo 1308.</w:t>
       </w:r>
     </w:p>
     <w:p>

--- a/plantillas_maestras/12_seguro_transporte_y_carga/materia_general_asegurativa/2_o_mas_ddos_varios/sucesion_intestada/TPL_276_2026_SEGURO_TRANSPORTE_Y_CARGA_MATERIA_GENERAL_ASEGURATIVA_ASEGURADORA_SUCESION_INTESTADA_R2.docx
+++ b/plantillas_maestras/12_seguro_transporte_y_carga/materia_general_asegurativa/2_o_mas_ddos_varios/sucesion_intestada/TPL_276_2026_SEGURO_TRANSPORTE_Y_CARGA_MATERIA_GENERAL_ASEGURATIVA_ASEGURADORA_SUCESION_INTESTADA_R2.docx
@@ -1,8 +1,8 @@
 
 <file path=word/document.xml><?xml version="1.0" encoding="utf-8"?>
-<w:document xmlns:ns1="http://schemas.openxmlformats.org/markup-compatibility/2006" xmlns:ns2="http://schemas.microsoft.com/office/word/2010/wordml" xmlns:ns3="http://schemas.openxmlformats.org/officeDocument/2006/relationships" xmlns:w="http://schemas.openxmlformats.org/wordprocessingml/2006/main" ns1:Ignorable="w14 w15 w16se w16cid w16 w16cex w16sdtdh w16sdtfl w16du wp14">
+<w:document xmlns:mc="http://schemas.openxmlformats.org/markup-compatibility/2006" xmlns:r="http://schemas.openxmlformats.org/officeDocument/2006/relationships" xmlns:w="http://schemas.openxmlformats.org/wordprocessingml/2006/main" xmlns:w14="http://schemas.microsoft.com/office/word/2010/wordml" xmlns:w15="http://schemas.microsoft.com/office/word/2012/wordml" xmlns:w16="http://schemas.microsoft.com/office/word/2018/wordml" xmlns:w16cex="http://schemas.microsoft.com/office/word/2018/wordml/cex" xmlns:w16cid="http://schemas.microsoft.com/office/word/2016/wordml/cid" xmlns:w16du="http://schemas.microsoft.com/office/word/2023/wordml/word16du" xmlns:w16sdtdh="http://schemas.microsoft.com/office/word/2020/wordml/sdtdatahash" xmlns:w16se="http://schemas.microsoft.com/office/word/2015/wordml/symex" xmlns:wp14="http://schemas.microsoft.com/office/word/2010/wordprocessingDrawing" mc:Ignorable="w14 w15 w16se w16cid w16 w16cex w16sdtdh w16du wp14">
   <w:body>
-    <w:p ns2:paraId="1B509B2D" ns2:textId="5865C7A2">
+    <w:p>
       <w:pPr>
         <w:tabs>
           <w:tab w:val="left" w:pos="1701"/>
@@ -14,7 +14,7 @@
           <w:color w:val="000000"/>
           <w:kern w:val="0"/>
           <w:lang w:eastAsia="es-PE"/>
-          <ns2:ligatures ns2:val="none"/>
+          <w14:ligatures w14:val="none"/>
         </w:rPr>
       </w:pPr>
       <w:bookmarkStart w:id="0" w:name="_Hlk80343540"/>
@@ -25,7 +25,7 @@
           <w:color w:val="000000"/>
           <w:kern w:val="0"/>
           <w:lang w:eastAsia="es-PE"/>
-          <ns2:ligatures ns2:val="none"/>
+          <w14:ligatures w14:val="none"/>
         </w:rPr>
         <w:t xml:space="preserve">EXPEDIENTE </w:t>
       </w:r>
@@ -36,7 +36,7 @@
           <w:color w:val="000000"/>
           <w:kern w:val="0"/>
           <w:lang w:eastAsia="es-PE"/>
-          <ns2:ligatures ns2:val="none"/>
+          <w14:ligatures w14:val="none"/>
         </w:rPr>
         <w:tab/>
         <w:t>:</w:t>
@@ -48,7 +48,7 @@
           <w:color w:val="000000"/>
           <w:kern w:val="0"/>
           <w:lang w:eastAsia="es-PE"/>
-          <ns2:ligatures ns2:val="none"/>
+          <w14:ligatures w14:val="none"/>
         </w:rPr>
         <w:tab/>
       </w:r>
@@ -61,12 +61,12 @@
           <w:kern w:val="0"/>
           <w:shd w:val="clear" w:color="auto" w:fill="FFFFFF"/>
           <w:lang w:eastAsia="es-PE"/>
-          <ns2:ligatures ns2:val="none"/>
+          <w14:ligatures w14:val="none"/>
         </w:rPr>
         <w:t>276-2026/CC1</w:t>
       </w:r>
     </w:p>
-    <w:p ns2:paraId="7E5DC22B" ns2:textId="4DC74C6A">
+    <w:p>
       <w:pPr>
         <w:tabs>
           <w:tab w:val="left" w:pos="1701"/>
@@ -81,112 +81,26 @@
           <w:color w:val="000000"/>
           <w:kern w:val="0"/>
           <w:lang w:eastAsia="es-PE"/>
-          <ns2:ligatures ns2:val="none"/>
-        </w:rPr>
-      </w:pPr>
-      <w:r>
-        <w:rPr>
-          <w:rFonts w:ascii="Arial Narrow" w:eastAsia="Arial Narrow" w:hAnsi="Arial Narrow" w:cs="Arial Narrow"/>
-          <w:b/>
-          <w:color w:val="000000"/>
-          <w:kern w:val="0"/>
-          <w:lang w:eastAsia="es-PE"/>
-          <ns2:ligatures ns2:val="none"/>
-        </w:rPr>
-        <w:t xml:space="preserve">DENUNCIANTE:[DENUNCIANTE] ([APELLIDO] )</w:t>
-      </w:r>
-      <w:r>
-        <w:rPr>
-          <w:rFonts w:ascii="Arial Narrow" w:eastAsia="Arial Narrow" w:hAnsi="Arial Narrow" w:cs="Arial Narrow"/>
-          <w:b/>
-          <w:color w:val="000000"/>
-          <w:kern w:val="0"/>
-          <w:lang w:eastAsia="es-PE"/>
-          <ns2:ligatures ns2:val="none"/>
-        </w:rPr>
+          <w14:ligatures w14:val="none"/>
+        </w:rPr>
+      </w:pPr>
+      <w:r>
+        <w:rPr>
+          <w:rFonts w:ascii="Arial Narrow" w:eastAsia="Arial Narrow" w:hAnsi="Arial Narrow" w:cs="Arial Narrow"/>
+          <w:b/>
+          <w:color w:val="000000"/>
+          <w:kern w:val="0"/>
+          <w:lang w:eastAsia="es-PE"/>
+          <w14:ligatures w14:val="none"/>
+        </w:rPr>
+        <w:t>DENUNCIANTE</w:t>
         <w:tab/>
-        <w:t/>
-      </w:r>
-      <w:r>
-        <w:rPr>
-          <w:rFonts w:ascii="Arial Narrow" w:eastAsia="Arial Narrow" w:hAnsi="Arial Narrow" w:cs="Arial Narrow"/>
-          <w:b/>
-          <w:color w:val="000000"/>
-          <w:kern w:val="0"/>
-          <w:lang w:eastAsia="es-PE"/>
-          <ns2:ligatures ns2:val="none"/>
-        </w:rPr>
+        <w:t>:</w:t>
         <w:tab/>
-      </w:r>
-      <w:r>
-        <w:rPr>
-          <w:rFonts w:ascii="Arial Narrow" w:eastAsia="Arial Narrow" w:hAnsi="Arial Narrow" w:cs="Arial Narrow"/>
-          <w:b/>
-          <w:color w:val="000000"/>
-          <w:kern w:val="0"/>
-          <w:lang w:eastAsia="es-PE"/>
-          <ns2:ligatures ns2:val="none"/>
-        </w:rPr>
-        <w:t/>
-      </w:r>
-      <w:r>
-        <w:rPr>
-          <w:rStyle w:val="Refdenotaalpie"/>
-          <w:rFonts w:ascii="Arial Narrow" w:eastAsia="Times New Roman" w:hAnsi="Arial Narrow" w:cs="Times New Roman"/>
-          <w:color w:val="000000"/>
-          <w:kern w:val="0"/>
-          <w:vertAlign w:val="superscript"/>
-          <w:lang w:val="es-ES" w:eastAsia="es-ES"/>
-          <ns2:ligatures ns2:val="none"/>
-        </w:rPr>
-        <w:footnoteReference w:id="1"/>
-      </w:r>
-      <w:r>
-        <w:rPr>
-          <w:rFonts w:ascii="Arial Narrow" w:eastAsia="Arial Narrow" w:hAnsi="Arial Narrow" w:cs="Arial Narrow"/>
-          <w:b/>
-          <w:color w:val="000000"/>
-          <w:kern w:val="0"/>
-          <w:lang w:eastAsia="es-PE"/>
-          <ns2:ligatures ns2:val="none"/>
-        </w:rPr>
-        <w:t xml:space="preserve"/>
-      </w:r>
-      <w:r>
-        <w:rPr>
-          <w:rFonts w:ascii="Arial Narrow" w:eastAsia="Arial Narrow" w:hAnsi="Arial Narrow" w:cs="Arial Narrow"/>
-          <w:b/>
-          <w:color w:val="000000"/>
-          <w:kern w:val="0"/>
-          <w:lang w:eastAsia="es-PE"/>
-          <ns2:ligatures ns2:val="none"/>
-        </w:rPr>
-        <w:t/>
-      </w:r>
-      <w:r>
-        <w:rPr>
-          <w:rFonts w:ascii="Arial Narrow" w:eastAsia="Arial Narrow" w:hAnsi="Arial Narrow" w:cs="Arial Narrow"/>
-          <w:b/>
-          <w:color w:val="000000"/>
-          <w:kern w:val="0"/>
-          <w:lang w:eastAsia="es-PE"/>
-          <ns2:ligatures ns2:val="none"/>
-        </w:rPr>
-        <w:t/>
-      </w:r>
-      <w:r>
-        <w:rPr>
-          <w:rFonts w:ascii="Arial Narrow" w:eastAsia="Arial Narrow" w:hAnsi="Arial Narrow" w:cs="Arial Narrow"/>
-          <w:b/>
-          <w:color w:val="000000"/>
-          <w:kern w:val="0"/>
-          <w:lang w:eastAsia="es-PE"/>
-          <ns2:ligatures ns2:val="none"/>
-        </w:rPr>
-        <w:t/>
-      </w:r>
-    </w:p>
-    <w:p ns2:paraId="6DEEEDFE" ns2:textId="1272F723">
+        <w:t xml:space="preserve">[DENUNCIANTE] ([APELLIDO] )</w:t>
+      </w:r>
+    </w:p>
+    <w:p>
       <w:pPr>
         <w:tabs>
           <w:tab w:val="left" w:pos="1701"/>
@@ -201,17 +115,17 @@
           <w:color w:val="000000"/>
           <w:kern w:val="0"/>
           <w:lang w:eastAsia="es-PE"/>
-          <ns2:ligatures ns2:val="none"/>
-        </w:rPr>
-      </w:pPr>
-      <w:r>
-        <w:rPr>
-          <w:rFonts w:ascii="Arial Narrow" w:eastAsia="Arial Narrow" w:hAnsi="Arial Narrow" w:cs="Arial Narrow"/>
-          <w:b/>
-          <w:color w:val="000000"/>
-          <w:kern w:val="0"/>
-          <w:lang w:eastAsia="es-PE"/>
-          <ns2:ligatures ns2:val="none"/>
+          <w14:ligatures w14:val="none"/>
+        </w:rPr>
+      </w:pPr>
+      <w:r>
+        <w:rPr>
+          <w:rFonts w:ascii="Arial Narrow" w:eastAsia="Arial Narrow" w:hAnsi="Arial Narrow" w:cs="Arial Narrow"/>
+          <w:b/>
+          <w:color w:val="000000"/>
+          <w:kern w:val="0"/>
+          <w:lang w:eastAsia="es-PE"/>
+          <w14:ligatures w14:val="none"/>
         </w:rPr>
         <w:t>DENUNCIADO</w:t>
       </w:r>
@@ -222,7 +136,7 @@
           <w:color w:val="000000"/>
           <w:kern w:val="0"/>
           <w:lang w:eastAsia="es-PE"/>
-          <ns2:ligatures ns2:val="none"/>
+          <w14:ligatures w14:val="none"/>
         </w:rPr>
         <w:tab/>
         <w:t>:</w:t>
@@ -234,7 +148,7 @@
           <w:color w:val="000000"/>
           <w:kern w:val="0"/>
           <w:lang w:eastAsia="es-PE"/>
-          <ns2:ligatures ns2:val="none"/>
+          <w14:ligatures w14:val="none"/>
         </w:rPr>
         <w:tab/>
       </w:r>
@@ -245,7 +159,7 @@
           <w:color w:val="000000"/>
           <w:kern w:val="0"/>
           <w:lang w:eastAsia="es-PE"/>
-          <ns2:ligatures ns2:val="none"/>
+          <w14:ligatures w14:val="none"/>
         </w:rPr>
         <w:t xml:space="preserve">MAPFRE PERÚ COMPAÑÍA DE SEGUROS Y REASEGUROS S.A. </w:t>
       </w:r>
@@ -256,7 +170,7 @@
           <w:color w:val="000000"/>
           <w:kern w:val="0"/>
           <w:lang w:eastAsia="es-PE"/>
-          <ns2:ligatures ns2:val="none"/>
+          <w14:ligatures w14:val="none"/>
         </w:rPr>
         <w:t>(</w:t>
       </w:r>
@@ -267,7 +181,7 @@
           <w:color w:val="000000"/>
           <w:kern w:val="0"/>
           <w:lang w:eastAsia="es-PE"/>
-          <ns2:ligatures ns2:val="none"/>
+          <w14:ligatures w14:val="none"/>
         </w:rPr>
         <w:t>MAPFRE</w:t>
       </w:r>
@@ -278,12 +192,12 @@
           <w:color w:val="000000"/>
           <w:kern w:val="0"/>
           <w:lang w:eastAsia="es-PE"/>
-          <ns2:ligatures ns2:val="none"/>
+          <w14:ligatures w14:val="none"/>
         </w:rPr>
         <w:t>)</w:t>
       </w:r>
     </w:p>
-    <w:p ns2:paraId="022D2B94" ns2:textId="77777777">
+    <w:p>
       <w:pPr>
         <w:tabs>
           <w:tab w:val="left" w:pos="1701"/>
@@ -298,17 +212,17 @@
           <w:color w:val="000000"/>
           <w:kern w:val="0"/>
           <w:lang w:eastAsia="es-PE"/>
-          <ns2:ligatures ns2:val="none"/>
-        </w:rPr>
-      </w:pPr>
-      <w:r>
-        <w:rPr>
-          <w:rFonts w:ascii="Arial Narrow" w:eastAsia="Arial Narrow" w:hAnsi="Arial Narrow" w:cs="Arial Narrow"/>
-          <w:b/>
-          <w:color w:val="000000"/>
-          <w:kern w:val="0"/>
-          <w:lang w:eastAsia="es-PE"/>
-          <ns2:ligatures ns2:val="none"/>
+          <w14:ligatures w14:val="none"/>
+        </w:rPr>
+      </w:pPr>
+      <w:r>
+        <w:rPr>
+          <w:rFonts w:ascii="Arial Narrow" w:eastAsia="Arial Narrow" w:hAnsi="Arial Narrow" w:cs="Arial Narrow"/>
+          <w:b/>
+          <w:color w:val="000000"/>
+          <w:kern w:val="0"/>
+          <w:lang w:eastAsia="es-PE"/>
+          <w14:ligatures w14:val="none"/>
         </w:rPr>
         <w:t>MATERIAS</w:t>
       </w:r>
@@ -319,7 +233,7 @@
           <w:color w:val="000000"/>
           <w:kern w:val="0"/>
           <w:lang w:eastAsia="es-PE"/>
-          <ns2:ligatures ns2:val="none"/>
+          <w14:ligatures w14:val="none"/>
         </w:rPr>
         <w:tab/>
         <w:t xml:space="preserve">: </w:t>
@@ -331,13 +245,13 @@
           <w:color w:val="000000"/>
           <w:kern w:val="0"/>
           <w:lang w:eastAsia="es-PE"/>
-          <ns2:ligatures ns2:val="none"/>
+          <w14:ligatures w14:val="none"/>
         </w:rPr>
         <w:tab/>
         <w:t>ADMISIÓN A TRÁMITE</w:t>
       </w:r>
     </w:p>
-    <w:p ns2:paraId="19ED7B73" ns2:textId="77777777">
+    <w:p>
       <w:pPr>
         <w:tabs>
           <w:tab w:val="left" w:pos="1701"/>
@@ -352,22 +266,22 @@
           <w:color w:val="000000"/>
           <w:kern w:val="0"/>
           <w:lang w:eastAsia="es-PE"/>
-          <ns2:ligatures ns2:val="none"/>
-        </w:rPr>
-      </w:pPr>
-      <w:r>
-        <w:rPr>
-          <w:rFonts w:ascii="Arial Narrow" w:eastAsia="Arial Narrow" w:hAnsi="Arial Narrow" w:cs="Arial Narrow"/>
-          <w:b/>
-          <w:color w:val="000000"/>
-          <w:kern w:val="0"/>
-          <w:lang w:eastAsia="es-PE"/>
-          <ns2:ligatures ns2:val="none"/>
+          <w14:ligatures w14:val="none"/>
+        </w:rPr>
+      </w:pPr>
+      <w:r>
+        <w:rPr>
+          <w:rFonts w:ascii="Arial Narrow" w:eastAsia="Arial Narrow" w:hAnsi="Arial Narrow" w:cs="Arial Narrow"/>
+          <w:b/>
+          <w:color w:val="000000"/>
+          <w:kern w:val="0"/>
+          <w:lang w:eastAsia="es-PE"/>
+          <w14:ligatures w14:val="none"/>
         </w:rPr>
         <w:t xml:space="preserve">REQUERIMIENTO DE INFORMACIÓN </w:t>
       </w:r>
     </w:p>
-    <w:p ns2:paraId="46A5A479" ns2:textId="77777777">
+    <w:p>
       <w:pPr>
         <w:tabs>
           <w:tab w:val="left" w:pos="1701"/>
@@ -381,17 +295,17 @@
           <w:color w:val="000000"/>
           <w:kern w:val="0"/>
           <w:lang w:eastAsia="es-PE"/>
-          <ns2:ligatures ns2:val="none"/>
-        </w:rPr>
-      </w:pPr>
-      <w:r>
-        <w:rPr>
-          <w:rFonts w:ascii="Arial Narrow" w:eastAsia="Arial Narrow" w:hAnsi="Arial Narrow" w:cs="Arial Narrow"/>
-          <w:b/>
-          <w:color w:val="000000"/>
-          <w:kern w:val="0"/>
-          <w:lang w:eastAsia="es-PE"/>
-          <ns2:ligatures ns2:val="none"/>
+          <w14:ligatures w14:val="none"/>
+        </w:rPr>
+      </w:pPr>
+      <w:r>
+        <w:rPr>
+          <w:rFonts w:ascii="Arial Narrow" w:eastAsia="Arial Narrow" w:hAnsi="Arial Narrow" w:cs="Arial Narrow"/>
+          <w:b/>
+          <w:color w:val="000000"/>
+          <w:kern w:val="0"/>
+          <w:lang w:eastAsia="es-PE"/>
+          <w14:ligatures w14:val="none"/>
         </w:rPr>
         <w:t xml:space="preserve">RESOLUCIÓN </w:t>
       </w:r>
@@ -402,7 +316,7 @@
           <w:color w:val="000000"/>
           <w:kern w:val="0"/>
           <w:lang w:eastAsia="es-PE"/>
-          <ns2:ligatures ns2:val="none"/>
+          <w14:ligatures w14:val="none"/>
         </w:rPr>
         <w:tab/>
         <w:t>:</w:t>
@@ -414,7 +328,7 @@
           <w:color w:val="000000"/>
           <w:kern w:val="0"/>
           <w:lang w:eastAsia="es-PE"/>
-          <ns2:ligatures ns2:val="none"/>
+          <w14:ligatures w14:val="none"/>
         </w:rPr>
         <w:tab/>
       </w:r>
@@ -425,12 +339,12 @@
           <w:color w:val="000000"/>
           <w:kern w:val="0"/>
           <w:lang w:eastAsia="es-PE"/>
-          <ns2:ligatures ns2:val="none"/>
+          <w14:ligatures w14:val="none"/>
         </w:rPr>
         <w:t>2</w:t>
       </w:r>
     </w:p>
-    <w:p ns2:paraId="5BA3A18D" ns2:textId="77777777">
+    <w:p>
       <w:pPr>
         <w:tabs>
           <w:tab w:val="left" w:pos="1014"/>
@@ -443,11 +357,11 @@
           <w:kern w:val="0"/>
           <w:shd w:val="clear" w:color="auto" w:fill="FFFFFF"/>
           <w:lang w:eastAsia="es-PE"/>
-          <ns2:ligatures ns2:val="none"/>
-        </w:rPr>
-      </w:pPr>
-    </w:p>
-    <w:p ns2:paraId="2F799822" ns2:textId="677FDC68">
+          <w14:ligatures w14:val="none"/>
+        </w:rPr>
+      </w:pPr>
+    </w:p>
+    <w:p>
       <w:pPr>
         <w:tabs>
           <w:tab w:val="left" w:pos="1014"/>
@@ -460,7 +374,7 @@
           <w:kern w:val="0"/>
           <w:shd w:val="clear" w:color="auto" w:fill="FFFFFF"/>
           <w:lang w:eastAsia="es-PE"/>
-          <ns2:ligatures ns2:val="none"/>
+          <w14:ligatures w14:val="none"/>
         </w:rPr>
       </w:pPr>
       <w:r>
@@ -470,7 +384,7 @@
           <w:kern w:val="0"/>
           <w:shd w:val="clear" w:color="auto" w:fill="FFFFFF"/>
           <w:lang w:eastAsia="es-PE"/>
-          <ns2:ligatures ns2:val="none"/>
+          <w14:ligatures w14:val="none"/>
         </w:rPr>
         <w:t xml:space="preserve">Lima, </w:t>
       </w:r>
@@ -481,7 +395,7 @@
           <w:kern w:val="0"/>
           <w:shd w:val="clear" w:color="auto" w:fill="FFFFFF"/>
           <w:lang w:eastAsia="es-PE"/>
-          <ns2:ligatures ns2:val="none"/>
+          <w14:ligatures w14:val="none"/>
         </w:rPr>
         <w:t xml:space="preserve">27 de febrero de 2026</w:t>
       </w:r>
@@ -492,7 +406,7 @@
           <w:kern w:val="0"/>
           <w:shd w:val="clear" w:color="auto" w:fill="FFFFFF"/>
           <w:lang w:eastAsia="es-PE"/>
-          <ns2:ligatures ns2:val="none"/>
+          <w14:ligatures w14:val="none"/>
         </w:rPr>
         <w:t xml:space="preserve"/>
       </w:r>
@@ -503,7 +417,7 @@
           <w:kern w:val="0"/>
           <w:shd w:val="clear" w:color="auto" w:fill="FFFFFF"/>
           <w:lang w:eastAsia="es-PE"/>
-          <ns2:ligatures ns2:val="none"/>
+          <w14:ligatures w14:val="none"/>
         </w:rPr>
         <w:t xml:space="preserve"/>
       </w:r>
@@ -514,12 +428,12 @@
           <w:kern w:val="0"/>
           <w:shd w:val="clear" w:color="auto" w:fill="FFFFFF"/>
           <w:lang w:eastAsia="es-PE"/>
-          <ns2:ligatures ns2:val="none"/>
+          <w14:ligatures w14:val="none"/>
         </w:rPr>
         <w:t xml:space="preserve"/>
       </w:r>
     </w:p>
-    <w:p ns2:paraId="66CE1821" ns2:textId="77777777">
+    <w:p>
       <w:pPr>
         <w:tabs>
           <w:tab w:val="left" w:pos="1014"/>
@@ -531,11 +445,11 @@
           <w:color w:val="000000"/>
           <w:kern w:val="0"/>
           <w:lang w:eastAsia="es-PE"/>
-          <ns2:ligatures ns2:val="none"/>
-        </w:rPr>
-      </w:pPr>
-    </w:p>
-    <w:p ns2:paraId="0B80AAA5" ns2:textId="77777777">
+          <w14:ligatures w14:val="none"/>
+        </w:rPr>
+      </w:pPr>
+    </w:p>
+    <w:p>
       <w:pPr>
         <w:numPr>
           <w:ilvl w:val="0"/>
@@ -549,22 +463,22 @@
           <w:color w:val="000000"/>
           <w:kern w:val="0"/>
           <w:lang w:eastAsia="es-PE"/>
-          <ns2:ligatures ns2:val="none"/>
-        </w:rPr>
-      </w:pPr>
-      <w:r>
-        <w:rPr>
-          <w:rFonts w:ascii="Arial Narrow" w:eastAsia="Arial Narrow" w:hAnsi="Arial Narrow" w:cs="Arial Narrow"/>
-          <w:b/>
-          <w:color w:val="000000"/>
-          <w:kern w:val="0"/>
-          <w:lang w:eastAsia="es-PE"/>
-          <ns2:ligatures ns2:val="none"/>
+          <w14:ligatures w14:val="none"/>
+        </w:rPr>
+      </w:pPr>
+      <w:r>
+        <w:rPr>
+          <w:rFonts w:ascii="Arial Narrow" w:eastAsia="Arial Narrow" w:hAnsi="Arial Narrow" w:cs="Arial Narrow"/>
+          <w:b/>
+          <w:color w:val="000000"/>
+          <w:kern w:val="0"/>
+          <w:lang w:eastAsia="es-PE"/>
+          <w14:ligatures w14:val="none"/>
         </w:rPr>
         <w:t xml:space="preserve">HECHOS </w:t>
       </w:r>
     </w:p>
-    <w:p ns2:paraId="621F2AB2" ns2:textId="77777777">
+    <w:p>
       <w:pPr>
         <w:spacing w:after="0" w:line="240" w:lineRule="auto"/>
         <w:jc w:val="both"/>
@@ -573,11 +487,11 @@
           <w:color w:val="000000"/>
           <w:kern w:val="0"/>
           <w:lang w:eastAsia="es-PE"/>
-          <ns2:ligatures ns2:val="none"/>
-        </w:rPr>
-      </w:pPr>
-    </w:p>
-    <w:p ns2:paraId="60B5D5B0" ns2:textId="05D70777">
+          <w14:ligatures w14:val="none"/>
+        </w:rPr>
+      </w:pPr>
+    </w:p>
+    <w:p>
       <w:pPr>
         <w:numPr>
           <w:ilvl w:val="1"/>
@@ -591,7 +505,7 @@
           <w:color w:val="000000"/>
           <w:kern w:val="0"/>
           <w:lang w:val="es-ES" w:eastAsia="es-ES"/>
-          <ns2:ligatures ns2:val="none"/>
+          <w14:ligatures w14:val="none"/>
         </w:rPr>
       </w:pPr>
       <w:r>
@@ -600,7 +514,7 @@
           <w:color w:val="000000"/>
           <w:kern w:val="0"/>
           <w:lang w:val="es-ES" w:eastAsia="es-ES"/>
-          <ns2:ligatures ns2:val="none"/>
+          <w14:ligatures w14:val="none"/>
         </w:rPr>
         <w:t xml:space="preserve">Mediante el escrito del 29 de diciembre de 2025, subsanado mediante tres (3) escritos presentados el 18 de febrero de 2026, la [APELLIDO] denunció a Mapfre por presuntas infracciones a la Ley 29571, Código de Protección y Defensa del Consumidor (en adelante, Código), señalando lo siguiente:</w:t>
       </w:r>
@@ -610,7 +524,7 @@
           <w:color w:val="000000"/>
           <w:kern w:val="0"/>
           <w:lang w:val="es-ES" w:eastAsia="es-ES"/>
-          <ns2:ligatures ns2:val="none"/>
+          <w14:ligatures w14:val="none"/>
         </w:rPr>
         <w:t/>
       </w:r>
@@ -622,7 +536,7 @@
           <w:kern w:val="0"/>
           <w:vertAlign w:val="superscript"/>
           <w:lang w:val="es-ES" w:eastAsia="es-ES"/>
-          <ns2:ligatures ns2:val="none"/>
+          <w14:ligatures w14:val="none"/>
         </w:rPr>
         <w:footnoteReference w:id="2"/>
       </w:r>
@@ -632,7 +546,7 @@
           <w:color w:val="000000"/>
           <w:kern w:val="0"/>
           <w:lang w:val="es-ES" w:eastAsia="es-ES"/>
-          <ns2:ligatures ns2:val="none"/>
+          <w14:ligatures w14:val="none"/>
         </w:rPr>
         <w:t xml:space="preserve"/>
       </w:r>
@@ -642,7 +556,7 @@
           <w:color w:val="000000"/>
           <w:kern w:val="0"/>
           <w:lang w:val="es-ES" w:eastAsia="es-ES"/>
-          <ns2:ligatures ns2:val="none"/>
+          <w14:ligatures w14:val="none"/>
         </w:rPr>
         <w:t/>
       </w:r>
@@ -650,7 +564,7 @@
         <w:rPr>
           <w:rFonts w:ascii="Arial Narrow" w:eastAsia="Calibri" w:hAnsi="Arial Narrow" w:cs="Arial"/>
           <w:kern w:val="0"/>
-          <ns2:ligatures ns2:val="none"/>
+          <w14:ligatures w14:val="none"/>
         </w:rPr>
         <w:t/>
       </w:r>
@@ -658,7 +572,7 @@
         <w:rPr>
           <w:rFonts w:ascii="Arial Narrow" w:eastAsia="Calibri" w:hAnsi="Arial Narrow" w:cs="Arial"/>
           <w:kern w:val="0"/>
-          <ns2:ligatures ns2:val="none"/>
+          <w14:ligatures w14:val="none"/>
         </w:rPr>
         <w:t xml:space="preserve"/>
       </w:r>
@@ -666,7 +580,7 @@
         <w:rPr>
           <w:rFonts w:ascii="Arial Narrow" w:eastAsia="Calibri" w:hAnsi="Arial Narrow" w:cs="Arial"/>
           <w:kern w:val="0"/>
-          <ns2:ligatures ns2:val="none"/>
+          <w14:ligatures w14:val="none"/>
         </w:rPr>
         <w:t xml:space="preserve"/>
       </w:r>
@@ -674,7 +588,7 @@
         <w:rPr>
           <w:rFonts w:ascii="Arial Narrow" w:eastAsia="Calibri" w:hAnsi="Arial Narrow" w:cs="Arial"/>
           <w:kern w:val="0"/>
-          <ns2:ligatures ns2:val="none"/>
+          <w14:ligatures w14:val="none"/>
         </w:rPr>
         <w:t xml:space="preserve"/>
       </w:r>
@@ -682,7 +596,7 @@
         <w:rPr>
           <w:rFonts w:ascii="Arial Narrow" w:eastAsia="Calibri" w:hAnsi="Arial Narrow" w:cs="Arial"/>
           <w:kern w:val="0"/>
-          <ns2:ligatures ns2:val="none"/>
+          <w14:ligatures w14:val="none"/>
         </w:rPr>
         <w:t/>
       </w:r>
@@ -692,7 +606,7 @@
           <w:color w:val="000000"/>
           <w:kern w:val="0"/>
           <w:lang w:val="es-ES" w:eastAsia="es-ES"/>
-          <ns2:ligatures ns2:val="none"/>
+          <w14:ligatures w14:val="none"/>
         </w:rPr>
         <w:t xml:space="preserve"/>
       </w:r>
@@ -702,7 +616,7 @@
           <w:color w:val="000000"/>
           <w:kern w:val="0"/>
           <w:lang w:val="es-ES" w:eastAsia="es-ES"/>
-          <ns2:ligatures ns2:val="none"/>
+          <w14:ligatures w14:val="none"/>
         </w:rPr>
         <w:t xml:space="preserve"/>
       </w:r>
@@ -712,7 +626,7 @@
           <w:color w:val="000000"/>
           <w:kern w:val="0"/>
           <w:lang w:val="es-ES" w:eastAsia="es-ES"/>
-          <ns2:ligatures ns2:val="none"/>
+          <w14:ligatures w14:val="none"/>
         </w:rPr>
         <w:t/>
       </w:r>
@@ -724,7 +638,7 @@
           <w:kern w:val="0"/>
           <w:vertAlign w:val="superscript"/>
           <w:lang w:val="es-ES" w:eastAsia="es-ES"/>
-          <ns2:ligatures ns2:val="none"/>
+          <w14:ligatures w14:val="none"/>
         </w:rPr>
         <w:footnoteReference w:id="3"/>
       </w:r>
@@ -734,7 +648,7 @@
           <w:color w:val="000000"/>
           <w:kern w:val="0"/>
           <w:lang w:val="es-ES" w:eastAsia="es-ES"/>
-          <ns2:ligatures ns2:val="none"/>
+          <w14:ligatures w14:val="none"/>
         </w:rPr>
         <w:t xml:space="preserve"/>
       </w:r>
@@ -745,25 +659,25 @@
           <w:color w:val="000000"/>
           <w:kern w:val="0"/>
           <w:lang w:val="es-ES" w:eastAsia="es-ES"/>
-          <ns2:ligatures ns2:val="none"/>
+          <w14:ligatures w14:val="none"/>
         </w:rPr>
         <w:t/>
       </w:r>
     </w:p>
-    <w:p ns2:paraId="512911CE" ns2:textId="77777777">
-      <w:pPr>
-        <w:spacing w:after="0" w:line="240" w:lineRule="auto"/>
-        <w:jc w:val="both"/>
-        <w:rPr>
-          <w:rFonts w:ascii="Arial Narrow" w:eastAsia="Times New Roman" w:hAnsi="Arial Narrow" w:cs="Arial"/>
-          <w:color w:val="000000"/>
-          <w:kern w:val="0"/>
-          <w:lang w:eastAsia="es-ES"/>
-          <ns2:ligatures ns2:val="none"/>
-        </w:rPr>
-      </w:pPr>
-    </w:p>
-    <w:p ns2:paraId="60B8CB32" ns2:textId="77777777">
+    <w:p>
+      <w:pPr>
+        <w:spacing w:after="0" w:line="240" w:lineRule="auto"/>
+        <w:jc w:val="both"/>
+        <w:rPr>
+          <w:rFonts w:ascii="Arial Narrow" w:eastAsia="Times New Roman" w:hAnsi="Arial Narrow" w:cs="Arial"/>
+          <w:color w:val="000000"/>
+          <w:kern w:val="0"/>
+          <w:lang w:eastAsia="es-ES"/>
+          <w14:ligatures w14:val="none"/>
+        </w:rPr>
+      </w:pPr>
+    </w:p>
+    <w:p>
       <w:pPr>
         <w:pStyle w:val="Prrafodelista"/>
         <w:numPr>
@@ -781,16 +695,16 @@
           <w:color w:val="000000"/>
           <w:kern w:val="0"/>
           <w:lang w:eastAsia="es-ES"/>
-          <ns2:ligatures ns2:val="none"/>
-        </w:rPr>
-      </w:pPr>
-      <w:r>
-        <w:rPr>
-          <w:rFonts w:ascii="Arial Narrow" w:eastAsia="Times New Roman" w:hAnsi="Arial Narrow" w:cs="Arial"/>
-          <w:color w:val="000000"/>
-          <w:kern w:val="0"/>
-          <w:lang w:eastAsia="es-ES"/>
-          <ns2:ligatures ns2:val="none"/>
+          <w14:ligatures w14:val="none"/>
+        </w:rPr>
+      </w:pPr>
+      <w:r>
+        <w:rPr>
+          <w:rFonts w:ascii="Arial Narrow" w:eastAsia="Times New Roman" w:hAnsi="Arial Narrow" w:cs="Arial"/>
+          <w:color w:val="000000"/>
+          <w:kern w:val="0"/>
+          <w:lang w:eastAsia="es-ES"/>
+          <w14:ligatures w14:val="none"/>
         </w:rPr>
         <w:t xml:space="preserve">La empresa </w:t>
       </w:r>
@@ -800,7 +714,7 @@
           <w:color w:val="000000"/>
           <w:kern w:val="0"/>
           <w:lang w:eastAsia="es-ES"/>
-          <ns2:ligatures ns2:val="none"/>
+          <w14:ligatures w14:val="none"/>
         </w:rPr>
         <w:t xml:space="preserve">boliviana </w:t>
       </w:r>
@@ -810,7 +724,7 @@
           <w:color w:val="000000"/>
           <w:kern w:val="0"/>
           <w:lang w:eastAsia="es-ES"/>
-          <ns2:ligatures ns2:val="none"/>
+          <w14:ligatures w14:val="none"/>
         </w:rPr>
         <w:t xml:space="preserve">Transportes </w:t>
       </w:r>
@@ -821,7 +735,7 @@
           <w:color w:val="000000"/>
           <w:kern w:val="0"/>
           <w:lang w:eastAsia="es-ES"/>
-          <ns2:ligatures ns2:val="none"/>
+          <w14:ligatures w14:val="none"/>
         </w:rPr>
         <w:t>Lisocom</w:t>
       </w:r>
@@ -832,7 +746,7 @@
           <w:color w:val="000000"/>
           <w:kern w:val="0"/>
           <w:lang w:eastAsia="es-ES"/>
-          <ns2:ligatures ns2:val="none"/>
+          <w14:ligatures w14:val="none"/>
         </w:rPr>
         <w:t xml:space="preserve"> </w:t>
       </w:r>
@@ -842,7 +756,7 @@
           <w:color w:val="000000"/>
           <w:kern w:val="0"/>
           <w:lang w:eastAsia="es-ES"/>
-          <ns2:ligatures ns2:val="none"/>
+          <w14:ligatures w14:val="none"/>
         </w:rPr>
         <w:t xml:space="preserve">S.R.L. contrató el Seguro de Responsabilidad Civil del Transportador por Carretera en Viaje Internacional – Póliza CTI-EAR0536329 (en adelante, Seguro de Responsabilidad Civil), emitido por Seguros y Reaseguros </w:t>
       </w:r>
@@ -853,7 +767,7 @@
           <w:color w:val="000000"/>
           <w:kern w:val="0"/>
           <w:lang w:eastAsia="es-ES"/>
-          <ns2:ligatures ns2:val="none"/>
+          <w14:ligatures w14:val="none"/>
         </w:rPr>
         <w:t>Credinform</w:t>
       </w:r>
@@ -864,7 +778,7 @@
           <w:color w:val="000000"/>
           <w:kern w:val="0"/>
           <w:lang w:eastAsia="es-ES"/>
-          <ns2:ligatures ns2:val="none"/>
+          <w14:ligatures w14:val="none"/>
         </w:rPr>
         <w:t xml:space="preserve"> International S.A. (en adelante, </w:t>
       </w:r>
@@ -875,7 +789,7 @@
           <w:color w:val="000000"/>
           <w:kern w:val="0"/>
           <w:lang w:eastAsia="es-ES"/>
-          <ns2:ligatures ns2:val="none"/>
+          <w14:ligatures w14:val="none"/>
         </w:rPr>
         <w:t>Credinform</w:t>
       </w:r>
@@ -886,7 +800,7 @@
           <w:color w:val="000000"/>
           <w:kern w:val="0"/>
           <w:lang w:eastAsia="es-ES"/>
-          <ns2:ligatures ns2:val="none"/>
+          <w14:ligatures w14:val="none"/>
         </w:rPr>
         <w:t>)</w:t>
       </w:r>
@@ -896,7 +810,7 @@
           <w:color w:val="000000"/>
           <w:kern w:val="0"/>
           <w:lang w:eastAsia="es-ES"/>
-          <ns2:ligatures ns2:val="none"/>
+          <w14:ligatures w14:val="none"/>
         </w:rPr>
         <w:t xml:space="preserve"> para el vehículo con Placa de Rodaje 5777YGD</w:t>
       </w:r>
@@ -906,7 +820,7 @@
           <w:color w:val="000000"/>
           <w:kern w:val="0"/>
           <w:lang w:eastAsia="es-ES"/>
-          <ns2:ligatures ns2:val="none"/>
+          <w14:ligatures w14:val="none"/>
         </w:rPr>
         <w:t xml:space="preserve"> consistente en un en un tractor camión y </w:t>
       </w:r>
@@ -916,7 +830,7 @@
           <w:color w:val="000000"/>
           <w:kern w:val="0"/>
           <w:lang w:eastAsia="es-ES"/>
-          <ns2:ligatures ns2:val="none"/>
+          <w14:ligatures w14:val="none"/>
         </w:rPr>
         <w:t>semirremolque</w:t>
       </w:r>
@@ -926,12 +840,12 @@
           <w:color w:val="000000"/>
           <w:kern w:val="0"/>
           <w:lang w:eastAsia="es-ES"/>
-          <ns2:ligatures ns2:val="none"/>
+          <w14:ligatures w14:val="none"/>
         </w:rPr>
         <w:t>.</w:t>
       </w:r>
     </w:p>
-    <w:p ns2:paraId="7DF73B47" ns2:textId="77777777">
+    <w:p>
       <w:pPr>
         <w:pStyle w:val="Prrafodelista"/>
         <w:spacing w:after="0" w:line="240" w:lineRule="auto"/>
@@ -942,11 +856,11 @@
           <w:color w:val="000000"/>
           <w:kern w:val="0"/>
           <w:lang w:eastAsia="es-ES"/>
-          <ns2:ligatures ns2:val="none"/>
-        </w:rPr>
-      </w:pPr>
-    </w:p>
-    <w:p ns2:paraId="51DD8678" ns2:textId="1B455984">
+          <w14:ligatures w14:val="none"/>
+        </w:rPr>
+      </w:pPr>
+    </w:p>
+    <w:p>
       <w:pPr>
         <w:pStyle w:val="Prrafodelista"/>
         <w:numPr>
@@ -964,16 +878,16 @@
           <w:color w:val="000000"/>
           <w:kern w:val="0"/>
           <w:lang w:eastAsia="es-ES"/>
-          <ns2:ligatures ns2:val="none"/>
-        </w:rPr>
-      </w:pPr>
-      <w:r>
-        <w:rPr>
-          <w:rFonts w:ascii="Arial Narrow" w:eastAsia="Times New Roman" w:hAnsi="Arial Narrow" w:cs="Arial"/>
-          <w:color w:val="000000"/>
-          <w:kern w:val="0"/>
-          <w:lang w:eastAsia="es-ES"/>
-          <ns2:ligatures ns2:val="none"/>
+          <w14:ligatures w14:val="none"/>
+        </w:rPr>
+      </w:pPr>
+      <w:r>
+        <w:rPr>
+          <w:rFonts w:ascii="Arial Narrow" w:eastAsia="Times New Roman" w:hAnsi="Arial Narrow" w:cs="Arial"/>
+          <w:color w:val="000000"/>
+          <w:kern w:val="0"/>
+          <w:lang w:eastAsia="es-ES"/>
+          <w14:ligatures w14:val="none"/>
         </w:rPr>
         <w:t xml:space="preserve">El </w:t>
       </w:r>
@@ -983,7 +897,7 @@
           <w:color w:val="000000"/>
           <w:kern w:val="0"/>
           <w:lang w:eastAsia="es-ES"/>
-          <ns2:ligatures ns2:val="none"/>
+          <w14:ligatures w14:val="none"/>
         </w:rPr>
         <w:t>Seguro de Responsabilidad Civil</w:t>
       </w:r>
@@ -993,7 +907,7 @@
           <w:color w:val="000000"/>
           <w:kern w:val="0"/>
           <w:lang w:eastAsia="es-ES"/>
-          <ns2:ligatures ns2:val="none"/>
+          <w14:ligatures w14:val="none"/>
         </w:rPr>
         <w:t xml:space="preserve"> contaba</w:t>
       </w:r>
@@ -1003,7 +917,7 @@
           <w:color w:val="000000"/>
           <w:kern w:val="0"/>
           <w:lang w:eastAsia="es-ES"/>
-          <ns2:ligatures ns2:val="none"/>
+          <w14:ligatures w14:val="none"/>
         </w:rPr>
         <w:t xml:space="preserve"> con vigencia</w:t>
       </w:r>
@@ -1013,7 +927,7 @@
           <w:color w:val="000000"/>
           <w:kern w:val="0"/>
           <w:lang w:eastAsia="es-ES"/>
-          <ns2:ligatures ns2:val="none"/>
+          <w14:ligatures w14:val="none"/>
         </w:rPr>
         <w:t xml:space="preserve"> desde el 21 de setiembre de 2023</w:t>
       </w:r>
@@ -1023,12 +937,12 @@
           <w:color w:val="000000"/>
           <w:kern w:val="0"/>
           <w:lang w:eastAsia="es-ES"/>
-          <ns2:ligatures ns2:val="none"/>
+          <w14:ligatures w14:val="none"/>
         </w:rPr>
         <w:t xml:space="preserve"> hasta el 20 de setiembre de 2024 y cobertura territorial en seis países, incluido el Perú, el cual contempló una cobertura de responsabilidad civil por muerte de tercero. </w:t>
       </w:r>
     </w:p>
-    <w:p ns2:paraId="3A7C8874" ns2:textId="77777777">
+    <w:p>
       <w:pPr>
         <w:pStyle w:val="Prrafodelista"/>
         <w:spacing w:after="0" w:line="240" w:lineRule="auto"/>
@@ -1039,11 +953,11 @@
           <w:color w:val="000000"/>
           <w:kern w:val="0"/>
           <w:lang w:eastAsia="es-ES"/>
-          <ns2:ligatures ns2:val="none"/>
-        </w:rPr>
-      </w:pPr>
-    </w:p>
-    <w:p ns2:paraId="568BA255" ns2:textId="58885C56">
+          <w14:ligatures w14:val="none"/>
+        </w:rPr>
+      </w:pPr>
+    </w:p>
+    <w:p>
       <w:pPr>
         <w:pStyle w:val="Prrafodelista"/>
         <w:numPr>
@@ -1061,16 +975,16 @@
           <w:color w:val="000000"/>
           <w:kern w:val="0"/>
           <w:lang w:eastAsia="es-ES"/>
-          <ns2:ligatures ns2:val="none"/>
-        </w:rPr>
-      </w:pPr>
-      <w:r>
-        <w:rPr>
-          <w:rFonts w:ascii="Arial Narrow" w:eastAsia="Times New Roman" w:hAnsi="Arial Narrow" w:cs="Arial"/>
-          <w:color w:val="000000"/>
-          <w:kern w:val="0"/>
-          <w:lang w:eastAsia="es-ES"/>
-          <ns2:ligatures ns2:val="none"/>
+          <w14:ligatures w14:val="none"/>
+        </w:rPr>
+      </w:pPr>
+      <w:r>
+        <w:rPr>
+          <w:rFonts w:ascii="Arial Narrow" w:eastAsia="Times New Roman" w:hAnsi="Arial Narrow" w:cs="Arial"/>
+          <w:color w:val="000000"/>
+          <w:kern w:val="0"/>
+          <w:lang w:eastAsia="es-ES"/>
+          <w14:ligatures w14:val="none"/>
         </w:rPr>
         <w:t xml:space="preserve">El 11 de abril de 2024, ocurrió un accidente de tránsito vinculado al vehículo con Placa de Rodaje 5777YGD en territorio peruano que ocasionó el fallecimiento de su causante, el señor [APELLIDO] (en adelante, el causante [APELLIDO] ).</w:t>
       </w:r>
@@ -1080,7 +994,7 @@
           <w:color w:val="000000"/>
           <w:kern w:val="0"/>
           <w:lang w:eastAsia="es-ES"/>
-          <ns2:ligatures ns2:val="none"/>
+          <w14:ligatures w14:val="none"/>
         </w:rPr>
         <w:t xml:space="preserve"/>
       </w:r>
@@ -1090,7 +1004,7 @@
           <w:color w:val="000000"/>
           <w:kern w:val="0"/>
           <w:lang w:eastAsia="es-ES"/>
-          <ns2:ligatures ns2:val="none"/>
+          <w14:ligatures w14:val="none"/>
         </w:rPr>
         <w:t xml:space="preserve"/>
       </w:r>
@@ -1100,7 +1014,7 @@
           <w:color w:val="000000"/>
           <w:kern w:val="0"/>
           <w:lang w:eastAsia="es-ES"/>
-          <ns2:ligatures ns2:val="none"/>
+          <w14:ligatures w14:val="none"/>
         </w:rPr>
         <w:t xml:space="preserve"/>
       </w:r>
@@ -1110,7 +1024,7 @@
           <w:color w:val="000000"/>
           <w:kern w:val="0"/>
           <w:lang w:eastAsia="es-ES"/>
-          <ns2:ligatures ns2:val="none"/>
+          <w14:ligatures w14:val="none"/>
         </w:rPr>
         <w:t/>
       </w:r>
@@ -1120,7 +1034,7 @@
           <w:color w:val="000000"/>
           <w:kern w:val="0"/>
           <w:lang w:eastAsia="es-ES"/>
-          <ns2:ligatures ns2:val="none"/>
+          <w14:ligatures w14:val="none"/>
         </w:rPr>
         <w:t/>
       </w:r>
@@ -1130,7 +1044,7 @@
           <w:color w:val="000000"/>
           <w:kern w:val="0"/>
           <w:lang w:eastAsia="es-ES"/>
-          <ns2:ligatures ns2:val="none"/>
+          <w14:ligatures w14:val="none"/>
         </w:rPr>
         <w:t xml:space="preserve"/>
       </w:r>
@@ -1140,7 +1054,7 @@
           <w:color w:val="000000"/>
           <w:kern w:val="0"/>
           <w:lang w:eastAsia="es-ES"/>
-          <ns2:ligatures ns2:val="none"/>
+          <w14:ligatures w14:val="none"/>
         </w:rPr>
         <w:t xml:space="preserve"/>
       </w:r>
@@ -1150,7 +1064,7 @@
           <w:color w:val="000000"/>
           <w:kern w:val="0"/>
           <w:lang w:eastAsia="es-ES"/>
-          <ns2:ligatures ns2:val="none"/>
+          <w14:ligatures w14:val="none"/>
         </w:rPr>
         <w:t xml:space="preserve"/>
       </w:r>
@@ -1160,7 +1074,7 @@
           <w:color w:val="000000"/>
           <w:kern w:val="0"/>
           <w:lang w:eastAsia="es-ES"/>
-          <ns2:ligatures ns2:val="none"/>
+          <w14:ligatures w14:val="none"/>
         </w:rPr>
         <w:t/>
       </w:r>
@@ -1170,7 +1084,7 @@
           <w:color w:val="000000"/>
           <w:kern w:val="0"/>
           <w:lang w:eastAsia="es-ES"/>
-          <ns2:ligatures ns2:val="none"/>
+          <w14:ligatures w14:val="none"/>
         </w:rPr>
         <w:t xml:space="preserve"/>
       </w:r>
@@ -1180,7 +1094,7 @@
           <w:color w:val="000000"/>
           <w:kern w:val="0"/>
           <w:lang w:eastAsia="es-ES"/>
-          <ns2:ligatures ns2:val="none"/>
+          <w14:ligatures w14:val="none"/>
         </w:rPr>
         <w:t xml:space="preserve"/>
       </w:r>
@@ -1188,7 +1102,7 @@
         <w:rPr>
           <w:rFonts w:ascii="Arial Narrow" w:eastAsia="Calibri" w:hAnsi="Arial Narrow" w:cs="Arial"/>
           <w:kern w:val="0"/>
-          <ns2:ligatures ns2:val="none"/>
+          <w14:ligatures w14:val="none"/>
         </w:rPr>
         <w:t xml:space="preserve"/>
       </w:r>
@@ -1196,7 +1110,7 @@
         <w:rPr>
           <w:rFonts w:ascii="Arial Narrow" w:eastAsia="Calibri" w:hAnsi="Arial Narrow" w:cs="Arial"/>
           <w:kern w:val="0"/>
-          <ns2:ligatures ns2:val="none"/>
+          <w14:ligatures w14:val="none"/>
         </w:rPr>
         <w:t/>
       </w:r>
@@ -1206,7 +1120,7 @@
           <w:color w:val="000000"/>
           <w:kern w:val="0"/>
           <w:lang w:eastAsia="es-ES"/>
-          <ns2:ligatures ns2:val="none"/>
+          <w14:ligatures w14:val="none"/>
         </w:rPr>
         <w:t/>
       </w:r>
@@ -1216,12 +1130,12 @@
           <w:color w:val="000000"/>
           <w:kern w:val="0"/>
           <w:lang w:eastAsia="es-ES"/>
-          <ns2:ligatures ns2:val="none"/>
+          <w14:ligatures w14:val="none"/>
         </w:rPr>
         <w:t/>
       </w:r>
     </w:p>
-    <w:p ns2:paraId="45DF68B3" ns2:textId="77777777">
+    <w:p>
       <w:pPr>
         <w:pStyle w:val="Prrafodelista"/>
         <w:spacing w:after="0" w:line="240" w:lineRule="auto"/>
@@ -1232,11 +1146,11 @@
           <w:color w:val="000000"/>
           <w:kern w:val="0"/>
           <w:lang w:eastAsia="es-ES"/>
-          <ns2:ligatures ns2:val="none"/>
-        </w:rPr>
-      </w:pPr>
-    </w:p>
-    <w:p ns2:paraId="26C0825B" ns2:textId="60D6185C">
+          <w14:ligatures w14:val="none"/>
+        </w:rPr>
+      </w:pPr>
+    </w:p>
+    <w:p>
       <w:pPr>
         <w:pStyle w:val="Prrafodelista"/>
         <w:numPr>
@@ -1254,16 +1168,16 @@
           <w:color w:val="000000"/>
           <w:kern w:val="0"/>
           <w:lang w:eastAsia="es-ES"/>
-          <ns2:ligatures ns2:val="none"/>
-        </w:rPr>
-      </w:pPr>
-      <w:r>
-        <w:rPr>
-          <w:rFonts w:ascii="Arial Narrow" w:eastAsia="Times New Roman" w:hAnsi="Arial Narrow" w:cs="Arial"/>
-          <w:color w:val="000000"/>
-          <w:kern w:val="0"/>
-          <w:lang w:eastAsia="es-ES"/>
-          <ns2:ligatures ns2:val="none"/>
+          <w14:ligatures w14:val="none"/>
+        </w:rPr>
+      </w:pPr>
+      <w:r>
+        <w:rPr>
+          <w:rFonts w:ascii="Arial Narrow" w:eastAsia="Times New Roman" w:hAnsi="Arial Narrow" w:cs="Arial"/>
+          <w:color w:val="000000"/>
+          <w:kern w:val="0"/>
+          <w:lang w:eastAsia="es-ES"/>
+          <w14:ligatures w14:val="none"/>
         </w:rPr>
         <w:t>C</w:t>
       </w:r>
@@ -1273,7 +1187,7 @@
           <w:color w:val="000000"/>
           <w:kern w:val="0"/>
           <w:lang w:eastAsia="es-ES"/>
-          <ns2:ligatures ns2:val="none"/>
+          <w14:ligatures w14:val="none"/>
         </w:rPr>
         <w:t xml:space="preserve">onforme a lo estipulado en el </w:t>
       </w:r>
@@ -1283,7 +1197,7 @@
           <w:color w:val="000000"/>
           <w:kern w:val="0"/>
           <w:lang w:eastAsia="es-ES"/>
-          <ns2:ligatures ns2:val="none"/>
+          <w14:ligatures w14:val="none"/>
         </w:rPr>
         <w:t>Seguro de Responsabilidad Civil</w:t>
       </w:r>
@@ -1293,7 +1207,7 @@
           <w:color w:val="000000"/>
           <w:kern w:val="0"/>
           <w:lang w:eastAsia="es-ES"/>
-          <ns2:ligatures ns2:val="none"/>
+          <w14:ligatures w14:val="none"/>
         </w:rPr>
         <w:t xml:space="preserve">, </w:t>
       </w:r>
@@ -1303,7 +1217,7 @@
           <w:color w:val="000000"/>
           <w:kern w:val="0"/>
           <w:lang w:val="es-ES" w:eastAsia="es-ES"/>
-          <ns2:ligatures ns2:val="none"/>
+          <w14:ligatures w14:val="none"/>
         </w:rPr>
         <w:t xml:space="preserve">Mapfre </w:t>
       </w:r>
@@ -1313,7 +1227,7 @@
           <w:color w:val="000000"/>
           <w:kern w:val="0"/>
           <w:lang w:eastAsia="es-ES"/>
-          <ns2:ligatures ns2:val="none"/>
+          <w14:ligatures w14:val="none"/>
         </w:rPr>
         <w:t xml:space="preserve">actuaba como representante local en el territorio peruano de </w:t>
       </w:r>
@@ -1324,7 +1238,7 @@
           <w:color w:val="000000"/>
           <w:kern w:val="0"/>
           <w:lang w:eastAsia="es-ES"/>
-          <ns2:ligatures ns2:val="none"/>
+          <w14:ligatures w14:val="none"/>
         </w:rPr>
         <w:t>Credinform</w:t>
       </w:r>
@@ -1335,7 +1249,7 @@
           <w:color w:val="000000"/>
           <w:kern w:val="0"/>
           <w:lang w:eastAsia="es-ES"/>
-          <ns2:ligatures ns2:val="none"/>
+          <w14:ligatures w14:val="none"/>
         </w:rPr>
         <w:t>, siendo responsable de recibir y tramitar el siniestro ocurrido en el Perú, sin requerir gestiones en el extranjero.</w:t>
       </w:r>
@@ -1345,12 +1259,12 @@
           <w:color w:val="000000"/>
           <w:kern w:val="0"/>
           <w:lang w:eastAsia="es-ES"/>
-          <ns2:ligatures ns2:val="none"/>
+          <w14:ligatures w14:val="none"/>
         </w:rPr>
         <w:t xml:space="preserve"> </w:t>
       </w:r>
     </w:p>
-    <w:p ns2:paraId="4255A30B" ns2:textId="77777777">
+    <w:p>
       <w:pPr>
         <w:pStyle w:val="Prrafodelista"/>
         <w:spacing w:after="0" w:line="240" w:lineRule="auto"/>
@@ -1361,11 +1275,11 @@
           <w:color w:val="000000"/>
           <w:kern w:val="0"/>
           <w:lang w:eastAsia="es-ES"/>
-          <ns2:ligatures ns2:val="none"/>
-        </w:rPr>
-      </w:pPr>
-    </w:p>
-    <w:p ns2:paraId="42FFA0DD" ns2:textId="1490FEBD">
+          <w14:ligatures w14:val="none"/>
+        </w:rPr>
+      </w:pPr>
+    </w:p>
+    <w:p>
       <w:pPr>
         <w:pStyle w:val="Prrafodelista"/>
         <w:numPr>
@@ -1383,16 +1297,16 @@
           <w:color w:val="000000"/>
           <w:kern w:val="0"/>
           <w:lang w:eastAsia="es-ES"/>
-          <ns2:ligatures ns2:val="none"/>
-        </w:rPr>
-      </w:pPr>
-      <w:r>
-        <w:rPr>
-          <w:rFonts w:ascii="Arial Narrow" w:eastAsia="Times New Roman" w:hAnsi="Arial Narrow" w:cs="Arial"/>
-          <w:color w:val="000000"/>
-          <w:kern w:val="0"/>
-          <w:lang w:eastAsia="es-ES"/>
-          <ns2:ligatures ns2:val="none"/>
+          <w14:ligatures w14:val="none"/>
+        </w:rPr>
+      </w:pPr>
+      <w:r>
+        <w:rPr>
+          <w:rFonts w:ascii="Arial Narrow" w:eastAsia="Times New Roman" w:hAnsi="Arial Narrow" w:cs="Arial"/>
+          <w:color w:val="000000"/>
+          <w:kern w:val="0"/>
+          <w:lang w:eastAsia="es-ES"/>
+          <w14:ligatures w14:val="none"/>
         </w:rPr>
         <w:t xml:space="preserve">El 30 de julio de 2025, presentó un reclamo ante Mapfre, solicitando la cobertura de indemnización por responsabilidad civil por el fallecimiento del causante [APELLIDO] derivada del accidente de tránsito del 11 de abril de 2025, vinculado al Seguro de Responsabilidad Civil.</w:t>
       </w:r>
@@ -1402,7 +1316,7 @@
           <w:color w:val="000000"/>
           <w:kern w:val="0"/>
           <w:lang w:eastAsia="es-ES"/>
-          <ns2:ligatures ns2:val="none"/>
+          <w14:ligatures w14:val="none"/>
         </w:rPr>
         <w:t xml:space="preserve"/>
       </w:r>
@@ -1412,7 +1326,7 @@
           <w:color w:val="000000"/>
           <w:kern w:val="0"/>
           <w:lang w:eastAsia="es-ES"/>
-          <ns2:ligatures ns2:val="none"/>
+          <w14:ligatures w14:val="none"/>
         </w:rPr>
         <w:t xml:space="preserve"/>
       </w:r>
@@ -1422,7 +1336,7 @@
           <w:color w:val="000000"/>
           <w:kern w:val="0"/>
           <w:lang w:val="es-ES" w:eastAsia="es-ES"/>
-          <ns2:ligatures ns2:val="none"/>
+          <w14:ligatures w14:val="none"/>
         </w:rPr>
         <w:t/>
       </w:r>
@@ -1432,7 +1346,7 @@
           <w:color w:val="000000"/>
           <w:kern w:val="0"/>
           <w:lang w:eastAsia="es-ES"/>
-          <ns2:ligatures ns2:val="none"/>
+          <w14:ligatures w14:val="none"/>
         </w:rPr>
         <w:t xml:space="preserve"/>
       </w:r>
@@ -1442,7 +1356,7 @@
           <w:color w:val="000000"/>
           <w:kern w:val="0"/>
           <w:lang w:eastAsia="es-ES"/>
-          <ns2:ligatures ns2:val="none"/>
+          <w14:ligatures w14:val="none"/>
         </w:rPr>
         <w:t xml:space="preserve"/>
       </w:r>
@@ -1452,7 +1366,7 @@
           <w:color w:val="000000"/>
           <w:kern w:val="0"/>
           <w:lang w:eastAsia="es-ES"/>
-          <ns2:ligatures ns2:val="none"/>
+          <w14:ligatures w14:val="none"/>
         </w:rPr>
         <w:t xml:space="preserve"/>
       </w:r>
@@ -1462,7 +1376,7 @@
           <w:color w:val="000000"/>
           <w:kern w:val="0"/>
           <w:lang w:eastAsia="es-ES"/>
-          <ns2:ligatures ns2:val="none"/>
+          <w14:ligatures w14:val="none"/>
         </w:rPr>
         <w:t/>
       </w:r>
@@ -1472,7 +1386,7 @@
           <w:color w:val="000000"/>
           <w:kern w:val="0"/>
           <w:lang w:eastAsia="es-ES"/>
-          <ns2:ligatures ns2:val="none"/>
+          <w14:ligatures w14:val="none"/>
         </w:rPr>
         <w:t xml:space="preserve"/>
       </w:r>
@@ -1482,7 +1396,7 @@
           <w:color w:val="000000"/>
           <w:kern w:val="0"/>
           <w:lang w:eastAsia="es-ES"/>
-          <ns2:ligatures ns2:val="none"/>
+          <w14:ligatures w14:val="none"/>
         </w:rPr>
         <w:t/>
       </w:r>
@@ -1492,7 +1406,7 @@
           <w:color w:val="000000"/>
           <w:kern w:val="0"/>
           <w:lang w:eastAsia="es-ES"/>
-          <ns2:ligatures ns2:val="none"/>
+          <w14:ligatures w14:val="none"/>
         </w:rPr>
         <w:t xml:space="preserve"/>
       </w:r>
@@ -1502,7 +1416,7 @@
           <w:color w:val="000000"/>
           <w:kern w:val="0"/>
           <w:lang w:eastAsia="es-ES"/>
-          <ns2:ligatures ns2:val="none"/>
+          <w14:ligatures w14:val="none"/>
         </w:rPr>
         <w:t xml:space="preserve"/>
       </w:r>
@@ -1510,7 +1424,7 @@
         <w:rPr>
           <w:rFonts w:ascii="Arial Narrow" w:eastAsia="Calibri" w:hAnsi="Arial Narrow" w:cs="Arial"/>
           <w:kern w:val="0"/>
-          <ns2:ligatures ns2:val="none"/>
+          <w14:ligatures w14:val="none"/>
         </w:rPr>
         <w:t xml:space="preserve"/>
       </w:r>
@@ -1518,7 +1432,7 @@
         <w:rPr>
           <w:rFonts w:ascii="Arial Narrow" w:eastAsia="Calibri" w:hAnsi="Arial Narrow" w:cs="Arial"/>
           <w:kern w:val="0"/>
-          <ns2:ligatures ns2:val="none"/>
+          <w14:ligatures w14:val="none"/>
         </w:rPr>
         <w:t/>
       </w:r>
@@ -1528,7 +1442,7 @@
           <w:color w:val="000000"/>
           <w:kern w:val="0"/>
           <w:lang w:eastAsia="es-ES"/>
-          <ns2:ligatures ns2:val="none"/>
+          <w14:ligatures w14:val="none"/>
         </w:rPr>
         <w:t xml:space="preserve"/>
       </w:r>
@@ -1538,7 +1452,7 @@
           <w:color w:val="000000"/>
           <w:kern w:val="0"/>
           <w:lang w:eastAsia="es-ES"/>
-          <ns2:ligatures ns2:val="none"/>
+          <w14:ligatures w14:val="none"/>
         </w:rPr>
         <w:t/>
       </w:r>
@@ -1548,7 +1462,7 @@
           <w:color w:val="000000"/>
           <w:kern w:val="0"/>
           <w:lang w:eastAsia="es-ES"/>
-          <ns2:ligatures ns2:val="none"/>
+          <w14:ligatures w14:val="none"/>
         </w:rPr>
         <w:t xml:space="preserve"/>
       </w:r>
@@ -1558,25 +1472,25 @@
           <w:color w:val="000000"/>
           <w:kern w:val="0"/>
           <w:lang w:eastAsia="es-ES"/>
-          <ns2:ligatures ns2:val="none"/>
+          <w14:ligatures w14:val="none"/>
         </w:rPr>
         <w:t/>
       </w:r>
     </w:p>
-    <w:p ns2:paraId="75AB2D8E" ns2:textId="77777777">
-      <w:pPr>
-        <w:spacing w:after="0" w:line="240" w:lineRule="auto"/>
-        <w:jc w:val="both"/>
-        <w:rPr>
-          <w:rFonts w:ascii="Arial Narrow" w:eastAsia="Times New Roman" w:hAnsi="Arial Narrow" w:cs="Arial"/>
-          <w:color w:val="000000"/>
-          <w:kern w:val="0"/>
-          <w:lang w:eastAsia="es-ES"/>
-          <ns2:ligatures ns2:val="none"/>
-        </w:rPr>
-      </w:pPr>
-    </w:p>
-    <w:p ns2:paraId="3650785C" ns2:textId="6D2737A7">
+    <w:p>
+      <w:pPr>
+        <w:spacing w:after="0" w:line="240" w:lineRule="auto"/>
+        <w:jc w:val="both"/>
+        <w:rPr>
+          <w:rFonts w:ascii="Arial Narrow" w:eastAsia="Times New Roman" w:hAnsi="Arial Narrow" w:cs="Arial"/>
+          <w:color w:val="000000"/>
+          <w:kern w:val="0"/>
+          <w:lang w:eastAsia="es-ES"/>
+          <w14:ligatures w14:val="none"/>
+        </w:rPr>
+      </w:pPr>
+    </w:p>
+    <w:p>
       <w:pPr>
         <w:pStyle w:val="Prrafodelista"/>
         <w:numPr>
@@ -1594,16 +1508,16 @@
           <w:color w:val="000000"/>
           <w:kern w:val="0"/>
           <w:lang w:eastAsia="es-ES"/>
-          <ns2:ligatures ns2:val="none"/>
-        </w:rPr>
-      </w:pPr>
-      <w:r>
-        <w:rPr>
-          <w:rFonts w:ascii="Arial Narrow" w:eastAsia="Times New Roman" w:hAnsi="Arial Narrow" w:cs="Arial"/>
-          <w:color w:val="000000"/>
-          <w:kern w:val="0"/>
-          <w:lang w:eastAsia="es-ES"/>
-          <ns2:ligatures ns2:val="none"/>
+          <w14:ligatures w14:val="none"/>
+        </w:rPr>
+      </w:pPr>
+      <w:r>
+        <w:rPr>
+          <w:rFonts w:ascii="Arial Narrow" w:eastAsia="Times New Roman" w:hAnsi="Arial Narrow" w:cs="Arial"/>
+          <w:color w:val="000000"/>
+          <w:kern w:val="0"/>
+          <w:lang w:eastAsia="es-ES"/>
+          <w14:ligatures w14:val="none"/>
         </w:rPr>
         <w:lastRenderedPageBreak/>
         <w:t xml:space="preserve">El 21 de agosto de 2025, </w:t>
@@ -1614,7 +1528,7 @@
           <w:color w:val="000000"/>
           <w:kern w:val="0"/>
           <w:lang w:val="es-ES" w:eastAsia="es-ES"/>
-          <ns2:ligatures ns2:val="none"/>
+          <w14:ligatures w14:val="none"/>
         </w:rPr>
         <w:t>Mapfre</w:t>
       </w:r>
@@ -1624,7 +1538,7 @@
           <w:color w:val="000000"/>
           <w:kern w:val="0"/>
           <w:lang w:eastAsia="es-ES"/>
-          <ns2:ligatures ns2:val="none"/>
+          <w14:ligatures w14:val="none"/>
         </w:rPr>
         <w:t xml:space="preserve">, mediante carta, comunicó que no tramitaría </w:t>
       </w:r>
@@ -1634,7 +1548,7 @@
           <w:color w:val="000000"/>
           <w:kern w:val="0"/>
           <w:lang w:eastAsia="es-ES"/>
-          <ns2:ligatures ns2:val="none"/>
+          <w14:ligatures w14:val="none"/>
         </w:rPr>
         <w:t>su solicitud de cobertura</w:t>
       </w:r>
@@ -1644,7 +1558,7 @@
           <w:color w:val="000000"/>
           <w:kern w:val="0"/>
           <w:lang w:eastAsia="es-ES"/>
-          <ns2:ligatures ns2:val="none"/>
+          <w14:ligatures w14:val="none"/>
         </w:rPr>
         <w:t xml:space="preserve">, señaló que la evaluación debía realizarse en Bolivia y manifestó no haber recibido un “reporte inicial”, </w:t>
       </w:r>
@@ -1654,7 +1568,7 @@
           <w:color w:val="000000"/>
           <w:kern w:val="0"/>
           <w:lang w:eastAsia="es-ES"/>
-          <ns2:ligatures ns2:val="none"/>
+          <w14:ligatures w14:val="none"/>
         </w:rPr>
         <w:t>trasladando indebidamente la carga</w:t>
       </w:r>
@@ -1664,7 +1578,7 @@
           <w:color w:val="000000"/>
           <w:kern w:val="0"/>
           <w:lang w:eastAsia="es-ES"/>
-          <ns2:ligatures ns2:val="none"/>
+          <w14:ligatures w14:val="none"/>
         </w:rPr>
         <w:t xml:space="preserve"> </w:t>
       </w:r>
@@ -1674,7 +1588,7 @@
           <w:color w:val="000000"/>
           <w:kern w:val="0"/>
           <w:lang w:eastAsia="es-ES"/>
-          <ns2:ligatures ns2:val="none"/>
+          <w14:ligatures w14:val="none"/>
         </w:rPr>
         <w:t xml:space="preserve">de </w:t>
       </w:r>
@@ -1684,7 +1598,7 @@
           <w:color w:val="000000"/>
           <w:kern w:val="0"/>
           <w:lang w:eastAsia="es-ES"/>
-          <ns2:ligatures ns2:val="none"/>
+          <w14:ligatures w14:val="none"/>
         </w:rPr>
         <w:t xml:space="preserve">efectuar gestiones </w:t>
       </w:r>
@@ -1694,7 +1608,7 @@
           <w:color w:val="000000"/>
           <w:kern w:val="0"/>
           <w:lang w:eastAsia="es-ES"/>
-          <ns2:ligatures ns2:val="none"/>
+          <w14:ligatures w14:val="none"/>
         </w:rPr>
         <w:t>en el extranjero</w:t>
       </w:r>
@@ -1704,25 +1618,25 @@
           <w:color w:val="000000"/>
           <w:kern w:val="0"/>
           <w:lang w:eastAsia="es-ES"/>
-          <ns2:ligatures ns2:val="none"/>
+          <w14:ligatures w14:val="none"/>
         </w:rPr>
         <w:t>.</w:t>
       </w:r>
     </w:p>
-    <w:p ns2:paraId="1E1645AB" ns2:textId="77777777">
-      <w:pPr>
-        <w:spacing w:after="0" w:line="240" w:lineRule="auto"/>
-        <w:jc w:val="both"/>
-        <w:rPr>
-          <w:rFonts w:ascii="Arial Narrow" w:eastAsia="Times New Roman" w:hAnsi="Arial Narrow" w:cs="Arial"/>
-          <w:color w:val="000000"/>
-          <w:kern w:val="0"/>
-          <w:lang w:eastAsia="es-ES"/>
-          <ns2:ligatures ns2:val="none"/>
-        </w:rPr>
-      </w:pPr>
-    </w:p>
-    <w:p ns2:paraId="577B77ED" ns2:textId="37E4E260">
+    <w:p>
+      <w:pPr>
+        <w:spacing w:after="0" w:line="240" w:lineRule="auto"/>
+        <w:jc w:val="both"/>
+        <w:rPr>
+          <w:rFonts w:ascii="Arial Narrow" w:eastAsia="Times New Roman" w:hAnsi="Arial Narrow" w:cs="Arial"/>
+          <w:color w:val="000000"/>
+          <w:kern w:val="0"/>
+          <w:lang w:eastAsia="es-ES"/>
+          <w14:ligatures w14:val="none"/>
+        </w:rPr>
+      </w:pPr>
+    </w:p>
+    <w:p>
       <w:pPr>
         <w:pStyle w:val="Prrafodelista"/>
         <w:numPr>
@@ -1740,16 +1654,16 @@
           <w:color w:val="000000"/>
           <w:kern w:val="0"/>
           <w:lang w:eastAsia="es-ES"/>
-          <ns2:ligatures ns2:val="none"/>
-        </w:rPr>
-      </w:pPr>
-      <w:r>
-        <w:rPr>
-          <w:rFonts w:ascii="Arial Narrow" w:eastAsia="Times New Roman" w:hAnsi="Arial Narrow" w:cs="Arial"/>
-          <w:color w:val="000000"/>
-          <w:kern w:val="0"/>
-          <w:lang w:eastAsia="es-ES"/>
-          <ns2:ligatures ns2:val="none"/>
+          <w14:ligatures w14:val="none"/>
+        </w:rPr>
+      </w:pPr>
+      <w:r>
+        <w:rPr>
+          <w:rFonts w:ascii="Arial Narrow" w:eastAsia="Times New Roman" w:hAnsi="Arial Narrow" w:cs="Arial"/>
+          <w:color w:val="000000"/>
+          <w:kern w:val="0"/>
+          <w:lang w:eastAsia="es-ES"/>
+          <w14:ligatures w14:val="none"/>
         </w:rPr>
         <w:t>Luego</w:t>
       </w:r>
@@ -1759,7 +1673,7 @@
           <w:color w:val="000000"/>
           <w:kern w:val="0"/>
           <w:lang w:eastAsia="es-ES"/>
-          <ns2:ligatures ns2:val="none"/>
+          <w14:ligatures w14:val="none"/>
         </w:rPr>
         <w:t xml:space="preserve">, </w:t>
       </w:r>
@@ -1769,7 +1683,7 @@
           <w:color w:val="000000"/>
           <w:kern w:val="0"/>
           <w:lang w:eastAsia="es-ES"/>
-          <ns2:ligatures ns2:val="none"/>
+          <w14:ligatures w14:val="none"/>
         </w:rPr>
         <w:t xml:space="preserve">presentó </w:t>
       </w:r>
@@ -1779,7 +1693,7 @@
           <w:color w:val="000000"/>
           <w:kern w:val="0"/>
           <w:lang w:eastAsia="es-ES"/>
-          <ns2:ligatures ns2:val="none"/>
+          <w14:ligatures w14:val="none"/>
         </w:rPr>
         <w:t xml:space="preserve">el Reclamo 00318-2025-SAC-MMQ-RC </w:t>
       </w:r>
@@ -1789,7 +1703,7 @@
           <w:color w:val="000000"/>
           <w:kern w:val="0"/>
           <w:lang w:eastAsia="es-ES"/>
-          <ns2:ligatures ns2:val="none"/>
+          <w14:ligatures w14:val="none"/>
         </w:rPr>
         <w:t xml:space="preserve">contra </w:t>
       </w:r>
@@ -1799,7 +1713,7 @@
           <w:color w:val="000000"/>
           <w:kern w:val="0"/>
           <w:lang w:val="es-ES" w:eastAsia="es-ES"/>
-          <ns2:ligatures ns2:val="none"/>
+          <w14:ligatures w14:val="none"/>
         </w:rPr>
         <w:t>Mapfre</w:t>
       </w:r>
@@ -1809,7 +1723,7 @@
           <w:color w:val="000000"/>
           <w:kern w:val="0"/>
           <w:lang w:eastAsia="es-ES"/>
-          <ns2:ligatures ns2:val="none"/>
+          <w14:ligatures w14:val="none"/>
         </w:rPr>
         <w:t xml:space="preserve"> ante</w:t>
       </w:r>
@@ -1819,7 +1733,7 @@
           <w:color w:val="000000"/>
           <w:kern w:val="0"/>
           <w:lang w:eastAsia="es-ES"/>
-          <ns2:ligatures ns2:val="none"/>
+          <w14:ligatures w14:val="none"/>
         </w:rPr>
         <w:t xml:space="preserve"> el</w:t>
       </w:r>
@@ -1829,7 +1743,7 @@
           <w:color w:val="000000"/>
           <w:kern w:val="0"/>
           <w:lang w:eastAsia="es-ES"/>
-          <ns2:ligatures ns2:val="none"/>
+          <w14:ligatures w14:val="none"/>
         </w:rPr>
         <w:t xml:space="preserve"> </w:t>
       </w:r>
@@ -1839,7 +1753,7 @@
           <w:color w:val="000000"/>
           <w:kern w:val="0"/>
           <w:lang w:eastAsia="es-ES"/>
-          <ns2:ligatures ns2:val="none"/>
+          <w14:ligatures w14:val="none"/>
         </w:rPr>
         <w:t>Indecopi</w:t>
       </w:r>
@@ -1849,7 +1763,7 @@
           <w:color w:val="000000"/>
           <w:kern w:val="0"/>
           <w:lang w:eastAsia="es-ES"/>
-          <ns2:ligatures ns2:val="none"/>
+          <w14:ligatures w14:val="none"/>
         </w:rPr>
         <w:t xml:space="preserve">, a fin de que </w:t>
       </w:r>
@@ -1859,7 +1773,7 @@
           <w:color w:val="000000"/>
           <w:kern w:val="0"/>
           <w:lang w:val="es-ES" w:eastAsia="es-ES"/>
-          <ns2:ligatures ns2:val="none"/>
+          <w14:ligatures w14:val="none"/>
         </w:rPr>
         <w:t>Mapfre</w:t>
       </w:r>
@@ -1869,7 +1783,7 @@
           <w:color w:val="000000"/>
           <w:kern w:val="0"/>
           <w:lang w:eastAsia="es-ES"/>
-          <ns2:ligatures ns2:val="none"/>
+          <w14:ligatures w14:val="none"/>
         </w:rPr>
         <w:t xml:space="preserve"> </w:t>
       </w:r>
@@ -1880,7 +1794,7 @@
           <w:color w:val="000000"/>
           <w:kern w:val="0"/>
           <w:lang w:eastAsia="es-ES"/>
-          <ns2:ligatures ns2:val="none"/>
+          <w14:ligatures w14:val="none"/>
         </w:rPr>
         <w:t>otorgara</w:t>
       </w:r>
@@ -1891,7 +1805,7 @@
           <w:color w:val="000000"/>
           <w:kern w:val="0"/>
           <w:lang w:eastAsia="es-ES"/>
-          <ns2:ligatures ns2:val="none"/>
+          <w14:ligatures w14:val="none"/>
         </w:rPr>
         <w:t xml:space="preserve"> una respuesta.</w:t>
       </w:r>
@@ -1901,7 +1815,7 @@
           <w:color w:val="000000"/>
           <w:kern w:val="0"/>
           <w:lang w:eastAsia="es-ES"/>
-          <ns2:ligatures ns2:val="none"/>
+          <w14:ligatures w14:val="none"/>
         </w:rPr>
         <w:t xml:space="preserve"> No obstante, la compañía </w:t>
       </w:r>
@@ -1911,7 +1825,7 @@
           <w:color w:val="000000"/>
           <w:kern w:val="0"/>
           <w:lang w:eastAsia="es-ES"/>
-          <ns2:ligatures ns2:val="none"/>
+          <w14:ligatures w14:val="none"/>
         </w:rPr>
         <w:t>aseguradora</w:t>
       </w:r>
@@ -1921,7 +1835,7 @@
           <w:color w:val="000000"/>
           <w:kern w:val="0"/>
           <w:lang w:eastAsia="es-ES"/>
-          <ns2:ligatures ns2:val="none"/>
+          <w14:ligatures w14:val="none"/>
         </w:rPr>
         <w:t xml:space="preserve"> </w:t>
       </w:r>
@@ -1931,7 +1845,7 @@
           <w:color w:val="000000"/>
           <w:kern w:val="0"/>
           <w:lang w:eastAsia="es-ES"/>
-          <ns2:ligatures ns2:val="none"/>
+          <w14:ligatures w14:val="none"/>
         </w:rPr>
         <w:t xml:space="preserve">no </w:t>
       </w:r>
@@ -1941,7 +1855,7 @@
           <w:color w:val="000000"/>
           <w:kern w:val="0"/>
           <w:lang w:eastAsia="es-ES"/>
-          <ns2:ligatures ns2:val="none"/>
+          <w14:ligatures w14:val="none"/>
         </w:rPr>
         <w:t>cumplió con brindar</w:t>
       </w:r>
@@ -1951,12 +1865,12 @@
           <w:color w:val="000000"/>
           <w:kern w:val="0"/>
           <w:lang w:eastAsia="es-ES"/>
-          <ns2:ligatures ns2:val="none"/>
+          <w14:ligatures w14:val="none"/>
         </w:rPr>
         <w:t xml:space="preserve"> una respuesta al referido reclamo.</w:t>
       </w:r>
     </w:p>
-    <w:p ns2:paraId="36B4B1E4" ns2:textId="77777777">
+    <w:p>
       <w:pPr>
         <w:pStyle w:val="Prrafodelista"/>
         <w:spacing w:after="0" w:line="240" w:lineRule="auto"/>
@@ -1967,11 +1881,11 @@
           <w:color w:val="000000"/>
           <w:kern w:val="0"/>
           <w:lang w:eastAsia="es-ES"/>
-          <ns2:ligatures ns2:val="none"/>
-        </w:rPr>
-      </w:pPr>
-    </w:p>
-    <w:p ns2:paraId="33E14FF7" ns2:textId="1EBFE412">
+          <w14:ligatures w14:val="none"/>
+        </w:rPr>
+      </w:pPr>
+    </w:p>
+    <w:p>
       <w:pPr>
         <w:pStyle w:val="Prrafodelista"/>
         <w:numPr>
@@ -1986,16 +1900,16 @@
           <w:color w:val="000000"/>
           <w:kern w:val="0"/>
           <w:lang w:eastAsia="es-ES"/>
-          <ns2:ligatures ns2:val="none"/>
-        </w:rPr>
-      </w:pPr>
-      <w:r>
-        <w:rPr>
-          <w:rFonts w:ascii="Arial Narrow" w:eastAsia="Times New Roman" w:hAnsi="Arial Narrow" w:cs="Arial"/>
-          <w:color w:val="000000"/>
-          <w:kern w:val="0"/>
-          <w:lang w:eastAsia="es-ES"/>
-          <ns2:ligatures ns2:val="none"/>
+          <w14:ligatures w14:val="none"/>
+        </w:rPr>
+      </w:pPr>
+      <w:r>
+        <w:rPr>
+          <w:rFonts w:ascii="Arial Narrow" w:eastAsia="Times New Roman" w:hAnsi="Arial Narrow" w:cs="Arial"/>
+          <w:color w:val="000000"/>
+          <w:kern w:val="0"/>
+          <w:lang w:eastAsia="es-ES"/>
+          <w14:ligatures w14:val="none"/>
         </w:rPr>
         <w:t xml:space="preserve">El 26 de enero de 2026, </w:t>
       </w:r>
@@ -2005,7 +1919,7 @@
           <w:color w:val="000000"/>
           <w:kern w:val="0"/>
           <w:lang w:eastAsia="es-ES"/>
-          <ns2:ligatures ns2:val="none"/>
+          <w14:ligatures w14:val="none"/>
         </w:rPr>
         <w:t>a pesar de sus</w:t>
       </w:r>
@@ -2015,7 +1929,7 @@
           <w:color w:val="000000"/>
           <w:kern w:val="0"/>
           <w:lang w:eastAsia="es-ES"/>
-          <ns2:ligatures ns2:val="none"/>
+          <w14:ligatures w14:val="none"/>
         </w:rPr>
         <w:t xml:space="preserve"> gestiones y</w:t>
       </w:r>
@@ -2025,7 +1939,7 @@
           <w:color w:val="000000"/>
           <w:kern w:val="0"/>
           <w:lang w:eastAsia="es-ES"/>
-          <ns2:ligatures ns2:val="none"/>
+          <w14:ligatures w14:val="none"/>
         </w:rPr>
         <w:t xml:space="preserve"> llamadas realizadas a la compañía aseguradora, </w:t>
       </w:r>
@@ -2035,7 +1949,7 @@
           <w:color w:val="000000"/>
           <w:kern w:val="0"/>
           <w:lang w:val="es-ES" w:eastAsia="es-ES"/>
-          <ns2:ligatures ns2:val="none"/>
+          <w14:ligatures w14:val="none"/>
         </w:rPr>
         <w:t>Mapfre</w:t>
       </w:r>
@@ -2045,7 +1959,7 @@
           <w:color w:val="000000"/>
           <w:kern w:val="0"/>
           <w:lang w:eastAsia="es-ES"/>
-          <ns2:ligatures ns2:val="none"/>
+          <w14:ligatures w14:val="none"/>
         </w:rPr>
         <w:t xml:space="preserve">, mediante </w:t>
       </w:r>
@@ -2055,7 +1969,7 @@
           <w:color w:val="000000"/>
           <w:kern w:val="0"/>
           <w:lang w:eastAsia="es-ES"/>
-          <ns2:ligatures ns2:val="none"/>
+          <w14:ligatures w14:val="none"/>
         </w:rPr>
         <w:t>carta</w:t>
       </w:r>
@@ -2065,7 +1979,7 @@
           <w:color w:val="000000"/>
           <w:kern w:val="0"/>
           <w:lang w:eastAsia="es-ES"/>
-          <ns2:ligatures ns2:val="none"/>
+          <w14:ligatures w14:val="none"/>
         </w:rPr>
         <w:t xml:space="preserve"> AII/AUTOS-0243-2026, </w:t>
       </w:r>
@@ -2075,7 +1989,7 @@
           <w:color w:val="000000"/>
           <w:kern w:val="0"/>
           <w:lang w:eastAsia="es-ES"/>
-          <ns2:ligatures ns2:val="none"/>
+          <w14:ligatures w14:val="none"/>
         </w:rPr>
         <w:t>derivó la atención del</w:t>
       </w:r>
@@ -2085,7 +1999,7 @@
           <w:color w:val="000000"/>
           <w:kern w:val="0"/>
           <w:lang w:eastAsia="es-ES"/>
-          <ns2:ligatures ns2:val="none"/>
+          <w14:ligatures w14:val="none"/>
         </w:rPr>
         <w:t xml:space="preserve"> siniestro a </w:t>
       </w:r>
@@ -2095,7 +2009,7 @@
           <w:color w:val="000000"/>
           <w:kern w:val="0"/>
           <w:lang w:eastAsia="es-ES"/>
-          <ns2:ligatures ns2:val="none"/>
+          <w14:ligatures w14:val="none"/>
         </w:rPr>
         <w:t>territorio boliviano</w:t>
       </w:r>
@@ -2105,12 +2019,12 @@
           <w:color w:val="000000"/>
           <w:kern w:val="0"/>
           <w:lang w:eastAsia="es-ES"/>
-          <ns2:ligatures ns2:val="none"/>
+          <w14:ligatures w14:val="none"/>
         </w:rPr>
         <w:t>, evidenciando una conducta omisiva y abusiva.</w:t>
       </w:r>
     </w:p>
-    <w:p ns2:paraId="56294ADE" ns2:textId="77777777">
+    <w:p>
       <w:pPr>
         <w:tabs>
           <w:tab w:val="left" w:pos="1134"/>
@@ -2122,11 +2036,11 @@
           <w:color w:val="000000"/>
           <w:kern w:val="0"/>
           <w:lang w:eastAsia="es-ES"/>
-          <ns2:ligatures ns2:val="none"/>
-        </w:rPr>
-      </w:pPr>
-    </w:p>
-    <w:p ns2:paraId="65C58807" ns2:textId="46F0F8EF">
+          <w14:ligatures w14:val="none"/>
+        </w:rPr>
+      </w:pPr>
+    </w:p>
+    <w:p>
       <w:pPr>
         <w:numPr>
           <w:ilvl w:val="1"/>
@@ -2144,16 +2058,16 @@
           <w:color w:val="000000"/>
           <w:kern w:val="0"/>
           <w:lang w:val="es-ES" w:eastAsia="es-ES"/>
-          <ns2:ligatures ns2:val="none"/>
-        </w:rPr>
-      </w:pPr>
-      <w:r>
-        <w:rPr>
-          <w:rFonts w:ascii="Arial Narrow" w:eastAsia="Times New Roman" w:hAnsi="Arial Narrow" w:cs="Arial"/>
-          <w:color w:val="000000"/>
-          <w:kern w:val="0"/>
-          <w:lang w:eastAsia="es-ES"/>
-          <ns2:ligatures ns2:val="none"/>
+          <w14:ligatures w14:val="none"/>
+        </w:rPr>
+      </w:pPr>
+      <w:r>
+        <w:rPr>
+          <w:rFonts w:ascii="Arial Narrow" w:eastAsia="Times New Roman" w:hAnsi="Arial Narrow" w:cs="Arial"/>
+          <w:color w:val="000000"/>
+          <w:kern w:val="0"/>
+          <w:lang w:eastAsia="es-ES"/>
+          <w14:ligatures w14:val="none"/>
         </w:rPr>
         <w:t xml:space="preserve">La [APELLIDO] solicitó, en calidad de medida correctiva, que Mapfre cumpla con: (i) recibir, tramitar y evaluar su solicitud de cobertura vinculado al Seguro de Responsabilidad Civil; y, (ii) otorgar la cobertura correspondiente sin derivar gestiones ni cobros al extranjero y respetando los plazos legales, emitiendo un pronunciamiento de fondo, expreso y debidamente motivado, conforme a la póliza contratada y a la normativa vigente. Asimismo, requirió el reembolso de costos y costas del presente procedimiento. </w:t>
       </w:r>
@@ -2163,7 +2077,7 @@
           <w:color w:val="000000"/>
           <w:kern w:val="0"/>
           <w:lang w:val="es-ES" w:eastAsia="es-ES"/>
-          <ns2:ligatures ns2:val="none"/>
+          <w14:ligatures w14:val="none"/>
         </w:rPr>
         <w:t xml:space="preserve"/>
       </w:r>
@@ -2171,7 +2085,7 @@
         <w:rPr>
           <w:rFonts w:ascii="Arial Narrow" w:eastAsia="Calibri" w:hAnsi="Arial Narrow" w:cs="Arial"/>
           <w:kern w:val="0"/>
-          <ns2:ligatures ns2:val="none"/>
+          <w14:ligatures w14:val="none"/>
         </w:rPr>
         <w:t xml:space="preserve"/>
       </w:r>
@@ -2181,7 +2095,7 @@
           <w:color w:val="000000"/>
           <w:kern w:val="0"/>
           <w:lang w:val="es-ES" w:eastAsia="es-ES"/>
-          <ns2:ligatures ns2:val="none"/>
+          <w14:ligatures w14:val="none"/>
         </w:rPr>
         <w:t/>
       </w:r>
@@ -2191,7 +2105,7 @@
           <w:color w:val="000000"/>
           <w:kern w:val="0"/>
           <w:lang w:val="es-ES" w:eastAsia="es-ES"/>
-          <ns2:ligatures ns2:val="none"/>
+          <w14:ligatures w14:val="none"/>
         </w:rPr>
         <w:t xml:space="preserve"/>
       </w:r>
@@ -2201,7 +2115,7 @@
           <w:color w:val="000000"/>
           <w:kern w:val="0"/>
           <w:lang w:val="es-ES" w:eastAsia="es-ES"/>
-          <ns2:ligatures ns2:val="none"/>
+          <w14:ligatures w14:val="none"/>
         </w:rPr>
         <w:t xml:space="preserve"/>
       </w:r>
@@ -2211,7 +2125,7 @@
           <w:color w:val="000000"/>
           <w:kern w:val="0"/>
           <w:lang w:val="es-ES" w:eastAsia="es-ES"/>
-          <ns2:ligatures ns2:val="none"/>
+          <w14:ligatures w14:val="none"/>
         </w:rPr>
         <w:t xml:space="preserve"/>
       </w:r>
@@ -2221,7 +2135,7 @@
           <w:color w:val="000000"/>
           <w:kern w:val="0"/>
           <w:lang w:val="es-ES" w:eastAsia="es-ES"/>
-          <ns2:ligatures ns2:val="none"/>
+          <w14:ligatures w14:val="none"/>
         </w:rPr>
         <w:t/>
       </w:r>
@@ -2231,7 +2145,7 @@
           <w:color w:val="000000"/>
           <w:kern w:val="0"/>
           <w:lang w:val="es-ES" w:eastAsia="es-ES"/>
-          <ns2:ligatures ns2:val="none"/>
+          <w14:ligatures w14:val="none"/>
         </w:rPr>
         <w:t xml:space="preserve"/>
       </w:r>
@@ -2242,7 +2156,7 @@
           <w:color w:val="000000"/>
           <w:kern w:val="0"/>
           <w:lang w:val="es-ES" w:eastAsia="es-ES"/>
-          <ns2:ligatures ns2:val="none"/>
+          <w14:ligatures w14:val="none"/>
         </w:rPr>
         <w:t/>
       </w:r>
@@ -2253,7 +2167,7 @@
           <w:color w:val="000000"/>
           <w:kern w:val="0"/>
           <w:lang w:val="es-ES" w:eastAsia="es-ES"/>
-          <ns2:ligatures ns2:val="none"/>
+          <w14:ligatures w14:val="none"/>
         </w:rPr>
         <w:t/>
       </w:r>
@@ -2263,7 +2177,7 @@
           <w:color w:val="000000"/>
           <w:kern w:val="0"/>
           <w:lang w:val="es-ES" w:eastAsia="es-ES"/>
-          <ns2:ligatures ns2:val="none"/>
+          <w14:ligatures w14:val="none"/>
         </w:rPr>
         <w:t/>
       </w:r>
@@ -2273,12 +2187,12 @@
           <w:color w:val="000000"/>
           <w:kern w:val="0"/>
           <w:lang w:val="es-ES" w:eastAsia="es-ES"/>
-          <ns2:ligatures ns2:val="none"/>
+          <w14:ligatures w14:val="none"/>
         </w:rPr>
         <w:t xml:space="preserve"/>
       </w:r>
     </w:p>
-    <w:p ns2:paraId="66005174" ns2:textId="77777777">
+    <w:p>
       <w:pPr>
         <w:spacing w:after="0" w:line="240" w:lineRule="auto"/>
         <w:contextualSpacing/>
@@ -2289,11 +2203,11 @@
           <w:color w:val="000000"/>
           <w:kern w:val="0"/>
           <w:lang w:eastAsia="es-PE"/>
-          <ns2:ligatures ns2:val="none"/>
-        </w:rPr>
-      </w:pPr>
-    </w:p>
-    <w:p ns2:paraId="3541B1F9" ns2:textId="77777777">
+          <w14:ligatures w14:val="none"/>
+        </w:rPr>
+      </w:pPr>
+    </w:p>
+    <w:p>
       <w:pPr>
         <w:pStyle w:val="Prrafodelista"/>
         <w:numPr>
@@ -2313,22 +2227,22 @@
           <w:color w:val="000000"/>
           <w:kern w:val="0"/>
           <w:lang w:eastAsia="es-PE"/>
-          <ns2:ligatures ns2:val="none"/>
-        </w:rPr>
-      </w:pPr>
-      <w:r>
-        <w:rPr>
-          <w:rFonts w:ascii="Arial Narrow" w:eastAsia="Arial Narrow" w:hAnsi="Arial Narrow" w:cs="Arial Narrow"/>
-          <w:b/>
-          <w:color w:val="000000"/>
-          <w:kern w:val="0"/>
-          <w:lang w:eastAsia="es-PE"/>
-          <ns2:ligatures ns2:val="none"/>
+          <w14:ligatures w14:val="none"/>
+        </w:rPr>
+      </w:pPr>
+      <w:r>
+        <w:rPr>
+          <w:rFonts w:ascii="Arial Narrow" w:eastAsia="Arial Narrow" w:hAnsi="Arial Narrow" w:cs="Arial Narrow"/>
+          <w:b/>
+          <w:color w:val="000000"/>
+          <w:kern w:val="0"/>
+          <w:lang w:eastAsia="es-PE"/>
+          <w14:ligatures w14:val="none"/>
         </w:rPr>
         <w:t>DE LA ADMISIÓN A TRÁMITE DE LA DENUNCIA</w:t>
       </w:r>
     </w:p>
-    <w:p ns2:paraId="34556756" ns2:textId="77777777">
+    <w:p>
       <w:pPr>
         <w:spacing w:after="0" w:line="240" w:lineRule="auto"/>
         <w:contextualSpacing/>
@@ -2339,13 +2253,13 @@
           <w:color w:val="000000"/>
           <w:kern w:val="0"/>
           <w:lang w:eastAsia="es-PE"/>
-          <ns2:ligatures ns2:val="none"/>
+          <w14:ligatures w14:val="none"/>
         </w:rPr>
       </w:pPr>
       <w:bookmarkStart w:id="1" w:name="_Hlk212795168"/>
       <w:bookmarkStart w:id="2" w:name="_Hlk218848146"/>
     </w:p>
-    <w:p ns2:paraId="5F4266A4" ns2:textId="705597E4">
+    <w:p>
       <w:pPr>
         <w:pStyle w:val="Prrafodelista"/>
         <w:numPr>
@@ -2358,7 +2272,7 @@
         <w:rPr>
           <w:rFonts w:ascii="Arial Narrow" w:eastAsia="Arial Narrow" w:hAnsi="Arial Narrow" w:cs="Arial Narrow"/>
           <w:kern w:val="0"/>
-          <ns2:ligatures ns2:val="none"/>
+          <w14:ligatures w14:val="none"/>
         </w:rPr>
       </w:pPr>
       <w:bookmarkStart w:id="3" w:name="_Hlk140755208"/>
@@ -2370,7 +2284,7 @@
           <w:color w:val="000000"/>
           <w:kern w:val="0"/>
           <w:lang w:eastAsia="es-PE"/>
-          <ns2:ligatures ns2:val="none"/>
+          <w14:ligatures w14:val="none"/>
         </w:rPr>
         <w:t xml:space="preserve">La Secretaría Técnica de la Comisión de Protección al Consumidor 1 (en adelante, la Secretaría Técnica), en ejercicio de sus facultades, considera que el hecho denunciado, consistente en que la compañía aseguradora habría negado injustificadamente a la parte denunciante la tramitación de la solicitud de cobertura de la Póliza CTI-EAR0536329 del Seguro de Responsabilidad Civil del Transportador por Carretera en Viaje Internacional, respecto del siniestro ocurrido el 11 de abril de 2024 en territorio peruano que ocasionó el fallecimiento del señor [APELLIDO] ; involucraría una presunta afectación a sus expectativas, quien no habría encontrado una correspondencia entre lo que esperaba recibir de parte del proveedor y lo que realmente recibió. Por consiguiente, corresponde calificar el hecho materia de denuncia como una presunta infracción al deber de idoneidad, tipificado en los artículos 18 y 19 del Código.</w:t>
       </w:r>
@@ -2383,7 +2297,7 @@
           <w:rFonts w:ascii="Arial Narrow" w:eastAsia="Arial Narrow" w:hAnsi="Arial Narrow" w:cs="Arial Narrow"/>
           <w:kern w:val="0"/>
           <w:vertAlign w:val="superscript"/>
-          <ns2:ligatures ns2:val="none"/>
+          <w14:ligatures w14:val="none"/>
         </w:rPr>
         <w:footnoteReference w:id="4"/>
       </w:r>
@@ -2393,7 +2307,7 @@
           <w:color w:val="000000"/>
           <w:kern w:val="0"/>
           <w:lang w:eastAsia="es-PE"/>
-          <ns2:ligatures ns2:val="none"/>
+          <w14:ligatures w14:val="none"/>
         </w:rPr>
         <w:t xml:space="preserve"/>
       </w:r>
@@ -2403,7 +2317,7 @@
           <w:color w:val="000000"/>
           <w:kern w:val="0"/>
           <w:lang w:eastAsia="es-PE"/>
-          <ns2:ligatures ns2:val="none"/>
+          <w14:ligatures w14:val="none"/>
         </w:rPr>
         <w:t xml:space="preserve"/>
       </w:r>
@@ -2411,7 +2325,7 @@
         <w:rPr>
           <w:rFonts w:ascii="Arial Narrow" w:eastAsia="Arial Narrow" w:hAnsi="Arial Narrow" w:cs="Arial Narrow"/>
           <w:kern w:val="0"/>
-          <ns2:ligatures ns2:val="none"/>
+          <w14:ligatures w14:val="none"/>
         </w:rPr>
         <w:t xml:space="preserve"/>
       </w:r>
@@ -2420,7 +2334,7 @@
         <w:rPr>
           <w:rFonts w:ascii="Arial Narrow" w:eastAsia="Arial Narrow" w:hAnsi="Arial Narrow" w:cs="Arial Narrow"/>
           <w:kern w:val="0"/>
-          <ns2:ligatures ns2:val="none"/>
+          <w14:ligatures w14:val="none"/>
         </w:rPr>
         <w:t xml:space="preserve"/>
       </w:r>
@@ -2434,7 +2348,7 @@
           <w:kern w:val="0"/>
           <w:shd w:val="clear" w:color="auto" w:fill="FFFFFF"/>
           <w:lang w:eastAsia="es-PE"/>
-          <ns2:ligatures ns2:val="none"/>
+          <w14:ligatures w14:val="none"/>
         </w:rPr>
         <w:t/>
       </w:r>
@@ -2442,7 +2356,7 @@
         <w:rPr>
           <w:rFonts w:ascii="Arial Narrow" w:eastAsia="Arial Narrow" w:hAnsi="Arial Narrow" w:cs="Arial Narrow"/>
           <w:kern w:val="0"/>
-          <ns2:ligatures ns2:val="none"/>
+          <w14:ligatures w14:val="none"/>
         </w:rPr>
         <w:t/>
       </w:r>
@@ -2452,7 +2366,7 @@
           <w:color w:val="000000"/>
           <w:kern w:val="0"/>
           <w:lang w:eastAsia="es-PE"/>
-          <ns2:ligatures ns2:val="none"/>
+          <w14:ligatures w14:val="none"/>
         </w:rPr>
         <w:t/>
       </w:r>
@@ -2460,7 +2374,7 @@
         <w:rPr>
           <w:rFonts w:ascii="Arial Narrow" w:eastAsia="Arial Narrow" w:hAnsi="Arial Narrow" w:cs="Arial Narrow"/>
           <w:kern w:val="0"/>
-          <ns2:ligatures ns2:val="none"/>
+          <w14:ligatures w14:val="none"/>
         </w:rPr>
         <w:t xml:space="preserve"/>
       </w:r>
@@ -2470,7 +2384,7 @@
           <w:color w:val="000000"/>
           <w:kern w:val="0"/>
           <w:lang w:eastAsia="es-PE"/>
-          <ns2:ligatures ns2:val="none"/>
+          <w14:ligatures w14:val="none"/>
         </w:rPr>
         <w:t/>
       </w:r>
@@ -2478,7 +2392,7 @@
         <w:rPr>
           <w:rFonts w:ascii="Arial Narrow" w:eastAsia="Arial Narrow" w:hAnsi="Arial Narrow" w:cs="Arial Narrow"/>
           <w:kern w:val="0"/>
-          <ns2:ligatures ns2:val="none"/>
+          <w14:ligatures w14:val="none"/>
         </w:rPr>
         <w:t xml:space="preserve"/>
       </w:r>
@@ -2490,7 +2404,7 @@
           <w:rFonts w:ascii="Arial Narrow" w:eastAsia="Arial Narrow" w:hAnsi="Arial Narrow" w:cs="Arial"/>
           <w:kern w:val="0"/>
           <w:vertAlign w:val="superscript"/>
-          <ns2:ligatures ns2:val="none"/>
+          <w14:ligatures w14:val="none"/>
         </w:rPr>
         <w:footnoteReference w:id="5"/>
       </w:r>
@@ -2499,13 +2413,13 @@
         <w:rPr>
           <w:rFonts w:ascii="Arial Narrow" w:eastAsia="Arial Narrow" w:hAnsi="Arial Narrow" w:cs="Arial Narrow"/>
           <w:kern w:val="0"/>
-          <ns2:ligatures ns2:val="none"/>
+          <w14:ligatures w14:val="none"/>
         </w:rPr>
         <w:t/>
       </w:r>
       <w:bookmarkEnd w:id="8"/>
     </w:p>
-    <w:p ns2:paraId="116891C0" ns2:textId="77777777">
+    <w:p>
       <w:pPr>
         <w:pStyle w:val="Prrafodelista"/>
         <w:spacing w:after="0" w:line="240" w:lineRule="auto"/>
@@ -2514,11 +2428,11 @@
         <w:rPr>
           <w:rFonts w:ascii="Arial Narrow" w:eastAsia="Arial Narrow" w:hAnsi="Arial Narrow" w:cs="Arial Narrow"/>
           <w:kern w:val="0"/>
-          <ns2:ligatures ns2:val="none"/>
-        </w:rPr>
-      </w:pPr>
-    </w:p>
-    <w:p ns2:paraId="73AC2300" ns2:textId="1EFA4205">
+          <w14:ligatures w14:val="none"/>
+        </w:rPr>
+      </w:pPr>
+    </w:p>
+    <w:p>
       <w:pPr>
         <w:pStyle w:val="Prrafodelista"/>
         <w:numPr>
@@ -2531,7 +2445,7 @@
         <w:rPr>
           <w:rFonts w:ascii="Arial Narrow" w:eastAsia="Arial Narrow" w:hAnsi="Arial Narrow" w:cs="Arial Narrow"/>
           <w:kern w:val="0"/>
-          <ns2:ligatures ns2:val="none"/>
+          <w14:ligatures w14:val="none"/>
         </w:rPr>
       </w:pPr>
       <w:bookmarkStart w:id="11" w:name="_Hlk213150180"/>
@@ -2539,7 +2453,7 @@
         <w:rPr>
           <w:rFonts w:ascii="Arial Narrow" w:eastAsia="Arial Narrow" w:hAnsi="Arial Narrow" w:cs="Arial Narrow"/>
           <w:kern w:val="0"/>
-          <ns2:ligatures ns2:val="none"/>
+          <w14:ligatures w14:val="none"/>
         </w:rPr>
         <w:t xml:space="preserve">Así también, la Secretaría Técnica, en ejercicio de sus facultades, </w:t>
       </w:r>
@@ -2549,7 +2463,7 @@
           <w:color w:val="000000"/>
           <w:kern w:val="0"/>
           <w:lang w:eastAsia="es-PE"/>
-          <ns2:ligatures ns2:val="none"/>
+          <w14:ligatures w14:val="none"/>
         </w:rPr>
         <w:t xml:space="preserve">considera </w:t>
       </w:r>
@@ -2557,7 +2471,7 @@
         <w:rPr>
           <w:rFonts w:ascii="Arial Narrow" w:eastAsia="Arial Narrow" w:hAnsi="Arial Narrow" w:cs="Arial Narrow"/>
           <w:kern w:val="0"/>
-          <ns2:ligatures ns2:val="none"/>
+          <w14:ligatures w14:val="none"/>
         </w:rPr>
         <w:t xml:space="preserve">que el hecho denunciado, consistente en que </w:t>
       </w:r>
@@ -2569,7 +2483,7 @@
           <w:kern w:val="0"/>
           <w:shd w:val="clear" w:color="auto" w:fill="FFFFFF"/>
           <w:lang w:eastAsia="es-PE"/>
-          <ns2:ligatures ns2:val="none"/>
+          <w14:ligatures w14:val="none"/>
         </w:rPr>
         <w:t>la compañía aseguradora habría trasladado indebidamente a la parte denunciante la realización de gestiones vinculadas a la atención del siniestro ocurrido el 11 de abril de 2024, al señalar mediante carta del 21 de agosto de 2025 que la evaluación del siniestro debía realizarse en Bolivia</w:t>
       </w:r>
@@ -2577,7 +2491,7 @@
         <w:rPr>
           <w:rFonts w:ascii="Arial Narrow" w:eastAsia="Arial Narrow" w:hAnsi="Arial Narrow" w:cs="Arial Narrow"/>
           <w:kern w:val="0"/>
-          <ns2:ligatures ns2:val="none"/>
+          <w14:ligatures w14:val="none"/>
         </w:rPr>
         <w:t>; involucraría una presunta afectación a sus expectativas, quien no habría encontrado una correspondencia entre lo que esperaba recibir de parte del proveedor y lo que realmente recibió. Por consiguiente, corresponde calificar el hecho materia de denuncia como una presunta infracción al deber de idoneidad, tipificado en los artículos 18</w:t>
       </w:r>
@@ -2587,7 +2501,7 @@
           <w:color w:val="000000"/>
           <w:kern w:val="0"/>
           <w:lang w:eastAsia="es-PE"/>
-          <ns2:ligatures ns2:val="none"/>
+          <w14:ligatures w14:val="none"/>
         </w:rPr>
         <w:t/>
       </w:r>
@@ -2595,7 +2509,7 @@
         <w:rPr>
           <w:rFonts w:ascii="Arial Narrow" w:eastAsia="Arial Narrow" w:hAnsi="Arial Narrow" w:cs="Arial Narrow"/>
           <w:kern w:val="0"/>
-          <ns2:ligatures ns2:val="none"/>
+          <w14:ligatures w14:val="none"/>
         </w:rPr>
         <w:t xml:space="preserve"> y 19</w:t>
       </w:r>
@@ -2605,7 +2519,7 @@
           <w:color w:val="000000"/>
           <w:kern w:val="0"/>
           <w:lang w:eastAsia="es-PE"/>
-          <ns2:ligatures ns2:val="none"/>
+          <w14:ligatures w14:val="none"/>
         </w:rPr>
         <w:t/>
       </w:r>
@@ -2613,7 +2527,7 @@
         <w:rPr>
           <w:rFonts w:ascii="Arial Narrow" w:eastAsia="Arial Narrow" w:hAnsi="Arial Narrow" w:cs="Arial Narrow"/>
           <w:kern w:val="0"/>
-          <ns2:ligatures ns2:val="none"/>
+          <w14:ligatures w14:val="none"/>
         </w:rPr>
         <w:t xml:space="preserve"> del Código</w:t>
       </w:r>
@@ -2624,24 +2538,24 @@
           <w:color w:val="000000"/>
           <w:kern w:val="0"/>
           <w:lang w:eastAsia="es-PE"/>
-          <ns2:ligatures ns2:val="none"/>
+          <w14:ligatures w14:val="none"/>
         </w:rPr>
         <w:t xml:space="preserve">. </w:t>
       </w:r>
     </w:p>
     <w:bookmarkEnd w:id="1"/>
-    <w:p ns2:paraId="2DC7B64E" ns2:textId="77777777">
-      <w:pPr>
-        <w:spacing w:after="0" w:line="240" w:lineRule="auto"/>
-        <w:jc w:val="both"/>
-        <w:rPr>
-          <w:rFonts w:ascii="Arial Narrow" w:eastAsia="Arial Narrow" w:hAnsi="Arial Narrow" w:cs="Arial Narrow"/>
-          <w:kern w:val="0"/>
-          <ns2:ligatures ns2:val="none"/>
-        </w:rPr>
-      </w:pPr>
-    </w:p>
-    <w:p ns2:paraId="7A2CF596" ns2:textId="78AA1F58">
+    <w:p>
+      <w:pPr>
+        <w:spacing w:after="0" w:line="240" w:lineRule="auto"/>
+        <w:jc w:val="both"/>
+        <w:rPr>
+          <w:rFonts w:ascii="Arial Narrow" w:eastAsia="Arial Narrow" w:hAnsi="Arial Narrow" w:cs="Arial Narrow"/>
+          <w:kern w:val="0"/>
+          <w14:ligatures w14:val="none"/>
+        </w:rPr>
+      </w:pPr>
+    </w:p>
+    <w:p>
       <w:pPr>
         <w:pStyle w:val="Prrafodelista"/>
         <w:numPr>
@@ -2654,14 +2568,14 @@
         <w:rPr>
           <w:rFonts w:ascii="Arial Narrow" w:eastAsia="Arial Narrow" w:hAnsi="Arial Narrow" w:cs="Arial Narrow"/>
           <w:kern w:val="0"/>
-          <ns2:ligatures ns2:val="none"/>
-        </w:rPr>
-      </w:pPr>
-      <w:r>
-        <w:rPr>
-          <w:rFonts w:ascii="Arial Narrow" w:eastAsia="Arial Narrow" w:hAnsi="Arial Narrow" w:cs="Arial Narrow"/>
-          <w:kern w:val="0"/>
-          <ns2:ligatures ns2:val="none"/>
+          <w14:ligatures w14:val="none"/>
+        </w:rPr>
+      </w:pPr>
+      <w:r>
+        <w:rPr>
+          <w:rFonts w:ascii="Arial Narrow" w:eastAsia="Arial Narrow" w:hAnsi="Arial Narrow" w:cs="Arial Narrow"/>
+          <w:kern w:val="0"/>
+          <w14:ligatures w14:val="none"/>
         </w:rPr>
         <w:t xml:space="preserve">Asimismo, </w:t>
       </w:r>
@@ -2671,7 +2585,7 @@
           <w:color w:val="000000"/>
           <w:kern w:val="0"/>
           <w:lang w:eastAsia="es-PE"/>
-          <ns2:ligatures ns2:val="none"/>
+          <w14:ligatures w14:val="none"/>
         </w:rPr>
         <w:t xml:space="preserve">la Secretaría Técnica, en ejercicio de sus facultades, considera </w:t>
       </w:r>
@@ -2679,7 +2593,7 @@
         <w:rPr>
           <w:rFonts w:ascii="Arial Narrow" w:eastAsia="Arial Narrow" w:hAnsi="Arial Narrow" w:cs="Arial"/>
           <w:kern w:val="0"/>
-          <ns2:ligatures ns2:val="none"/>
+          <w14:ligatures w14:val="none"/>
         </w:rPr>
         <w:t xml:space="preserve">que el hecho denunciado, consistente en que </w:t>
       </w:r>
@@ -2691,7 +2605,7 @@
           <w:kern w:val="0"/>
           <w:shd w:val="clear" w:color="auto" w:fill="FFFFFF"/>
           <w:lang w:eastAsia="es-PE"/>
-          <ns2:ligatures ns2:val="none"/>
+          <w14:ligatures w14:val="none"/>
         </w:rPr>
         <w:t>la compañía aseguradora habría derivado indebidamente, mediante carta AII/AUTOS-0243-2026 del 26 de enero de 2026, la atención del siniestro vinculado a la Póliza CTI-EAR0536329 a territorio boliviano, pese a que el accidente ocurrió en el Perú y debía ser tramitado localmente</w:t>
       </w:r>
@@ -2699,7 +2613,7 @@
         <w:rPr>
           <w:rFonts w:ascii="Arial Narrow" w:eastAsia="Arial Narrow" w:hAnsi="Arial Narrow" w:cs="Arial Narrow"/>
           <w:kern w:val="0"/>
-          <ns2:ligatures ns2:val="none"/>
+          <w14:ligatures w14:val="none"/>
         </w:rPr>
         <w:t>; involucraría una presunta afectación a sus expectativas, quien no habría encontrado una correspondencia entre lo que esperaba recibir de parte del proveedor y lo que realmente recibió. Por consiguiente, corresponde calificar el hecho materia de denuncia como una presunta infracción al deber de idoneidad, tipificado en los artículos 18</w:t>
       </w:r>
@@ -2709,7 +2623,7 @@
           <w:color w:val="000000"/>
           <w:kern w:val="0"/>
           <w:lang w:eastAsia="es-PE"/>
-          <ns2:ligatures ns2:val="none"/>
+          <w14:ligatures w14:val="none"/>
         </w:rPr>
         <w:t/>
       </w:r>
@@ -2717,7 +2631,7 @@
         <w:rPr>
           <w:rFonts w:ascii="Arial Narrow" w:eastAsia="Arial Narrow" w:hAnsi="Arial Narrow" w:cs="Arial Narrow"/>
           <w:kern w:val="0"/>
-          <ns2:ligatures ns2:val="none"/>
+          <w14:ligatures w14:val="none"/>
         </w:rPr>
         <w:t xml:space="preserve"> y 19</w:t>
       </w:r>
@@ -2727,7 +2641,7 @@
           <w:color w:val="000000"/>
           <w:kern w:val="0"/>
           <w:lang w:eastAsia="es-PE"/>
-          <ns2:ligatures ns2:val="none"/>
+          <w14:ligatures w14:val="none"/>
         </w:rPr>
         <w:t/>
       </w:r>
@@ -2735,7 +2649,7 @@
         <w:rPr>
           <w:rFonts w:ascii="Arial Narrow" w:eastAsia="Arial Narrow" w:hAnsi="Arial Narrow" w:cs="Arial Narrow"/>
           <w:kern w:val="0"/>
-          <ns2:ligatures ns2:val="none"/>
+          <w14:ligatures w14:val="none"/>
         </w:rPr>
         <w:t xml:space="preserve"> del Código</w:t>
       </w:r>
@@ -2743,14 +2657,14 @@
         <w:rPr>
           <w:rFonts w:ascii="Arial Narrow" w:eastAsia="Arial Narrow" w:hAnsi="Arial Narrow" w:cs="Arial"/>
           <w:kern w:val="0"/>
-          <ns2:ligatures ns2:val="none"/>
+          <w14:ligatures w14:val="none"/>
         </w:rPr>
         <w:t>.</w:t>
       </w:r>
       <w:bookmarkStart w:id="13" w:name="_Hlk215162008"/>
       <w:bookmarkEnd w:id="12"/>
     </w:p>
-    <w:p ns2:paraId="5EC39D53" ns2:textId="77777777">
+    <w:p>
       <w:pPr>
         <w:pStyle w:val="Prrafodelista"/>
         <w:spacing w:after="0" w:line="240" w:lineRule="auto"/>
@@ -2759,13 +2673,13 @@
         <w:rPr>
           <w:rFonts w:ascii="Arial Narrow" w:eastAsia="Arial Narrow" w:hAnsi="Arial Narrow" w:cs="Arial Narrow"/>
           <w:kern w:val="0"/>
-          <ns2:ligatures ns2:val="none"/>
+          <w14:ligatures w14:val="none"/>
         </w:rPr>
       </w:pPr>
       <w:bookmarkStart w:id="14" w:name="_Hlk214962902"/>
       <w:bookmarkStart w:id="15" w:name="_Hlk214559009"/>
     </w:p>
-    <w:p ns2:paraId="07559B21" ns2:textId="605CF00F">
+    <w:p>
       <w:pPr>
         <w:pStyle w:val="Prrafodelista"/>
         <w:numPr>
@@ -2778,14 +2692,14 @@
         <w:rPr>
           <w:rFonts w:ascii="Arial Narrow" w:eastAsia="Arial Narrow" w:hAnsi="Arial Narrow" w:cs="Arial Narrow"/>
           <w:kern w:val="0"/>
-          <ns2:ligatures ns2:val="none"/>
-        </w:rPr>
-      </w:pPr>
-      <w:r>
-        <w:rPr>
-          <w:rFonts w:ascii="Arial Narrow" w:eastAsia="Arial Narrow" w:hAnsi="Arial Narrow" w:cs="Arial Narrow"/>
-          <w:kern w:val="0"/>
-          <ns2:ligatures ns2:val="none"/>
+          <w14:ligatures w14:val="none"/>
+        </w:rPr>
+      </w:pPr>
+      <w:r>
+        <w:rPr>
+          <w:rFonts w:ascii="Arial Narrow" w:eastAsia="Arial Narrow" w:hAnsi="Arial Narrow" w:cs="Arial Narrow"/>
+          <w:kern w:val="0"/>
+          <w14:ligatures w14:val="none"/>
         </w:rPr>
         <w:t xml:space="preserve">Asimismo, la Secretaría Técnica, en ejercicio de sus facultades, considera que el hecho denunciado, consistente en que </w:t>
       </w:r>
@@ -2793,7 +2707,7 @@
         <w:rPr>
           <w:rFonts w:ascii="Arial Narrow" w:eastAsia="Arial Narrow" w:hAnsi="Arial Narrow" w:cs="Arial"/>
           <w:kern w:val="0"/>
-          <ns2:ligatures ns2:val="none"/>
+          <w14:ligatures w14:val="none"/>
         </w:rPr>
         <w:t>la compañía aseguradora habría brindado una respuesta inadecuada al reclamo presentado por la parte denunciante el 30 de julio de 2025</w:t>
       </w:r>
@@ -2801,7 +2715,7 @@
         <w:rPr>
           <w:rFonts w:ascii="Arial Narrow" w:eastAsia="Arial Narrow" w:hAnsi="Arial Narrow" w:cs="Arial"/>
           <w:kern w:val="0"/>
-          <ns2:ligatures ns2:val="none"/>
+          <w14:ligatures w14:val="none"/>
         </w:rPr>
         <w:t>. Por consiguiente, corresponde calificar el hecho materia de denuncia como una presunta infracción al numeral 88.1 del artículo 88 del Código</w:t>
       </w:r>
@@ -2815,7 +2729,7 @@
           <w:kern w:val="0"/>
           <w:vertAlign w:val="superscript"/>
           <w:lang w:eastAsia="es-PE"/>
-          <ns2:ligatures ns2:val="none"/>
+          <w14:ligatures w14:val="none"/>
         </w:rPr>
         <w:footnoteReference w:id="6"/>
       </w:r>
@@ -2826,22 +2740,22 @@
           <w:color w:val="000000"/>
           <w:kern w:val="0"/>
           <w:lang w:eastAsia="es-PE"/>
-          <ns2:ligatures ns2:val="none"/>
+          <w14:ligatures w14:val="none"/>
         </w:rPr>
         <w:t>.</w:t>
       </w:r>
     </w:p>
-    <w:p ns2:paraId="054EA77E" ns2:textId="77777777">
+    <w:p>
       <w:pPr>
         <w:pStyle w:val="Prrafodelista"/>
         <w:rPr>
           <w:rFonts w:ascii="Arial Narrow" w:eastAsia="Arial Narrow" w:hAnsi="Arial Narrow" w:cs="Arial Narrow"/>
           <w:kern w:val="0"/>
-          <ns2:ligatures ns2:val="none"/>
-        </w:rPr>
-      </w:pPr>
-    </w:p>
-    <w:p ns2:paraId="0DB87ED5" ns2:textId="2FB05D2E">
+          <w14:ligatures w14:val="none"/>
+        </w:rPr>
+      </w:pPr>
+    </w:p>
+    <w:p>
       <w:pPr>
         <w:pStyle w:val="Prrafodelista"/>
         <w:numPr>
@@ -2854,14 +2768,14 @@
         <w:rPr>
           <w:rFonts w:ascii="Arial Narrow" w:eastAsia="Arial Narrow" w:hAnsi="Arial Narrow" w:cs="Arial Narrow"/>
           <w:kern w:val="0"/>
-          <ns2:ligatures ns2:val="none"/>
-        </w:rPr>
-      </w:pPr>
-      <w:r>
-        <w:rPr>
-          <w:rFonts w:ascii="Arial Narrow" w:eastAsia="Arial Narrow" w:hAnsi="Arial Narrow" w:cs="Arial Narrow"/>
-          <w:kern w:val="0"/>
-          <ns2:ligatures ns2:val="none"/>
+          <w14:ligatures w14:val="none"/>
+        </w:rPr>
+      </w:pPr>
+      <w:r>
+        <w:rPr>
+          <w:rFonts w:ascii="Arial Narrow" w:eastAsia="Arial Narrow" w:hAnsi="Arial Narrow" w:cs="Arial Narrow"/>
+          <w:kern w:val="0"/>
+          <w14:ligatures w14:val="none"/>
         </w:rPr>
         <w:t xml:space="preserve">Adicionalmente, la Secretaría Técnica, en ejercicio de sus facultades, considera que el hecho denunciado, consistente en que </w:t>
       </w:r>
@@ -2869,7 +2783,7 @@
         <w:rPr>
           <w:rFonts w:ascii="Arial Narrow" w:eastAsia="Arial Narrow" w:hAnsi="Arial Narrow" w:cs="Arial"/>
           <w:kern w:val="0"/>
-          <ns2:ligatures ns2:val="none"/>
+          <w14:ligatures w14:val="none"/>
         </w:rPr>
         <w:t>la compañía aseguradora no habría cumplido con brindar una respuesta al Reclamo 00318-2025-SAC-MMQ-RC presentado por la parte denunciante</w:t>
       </w:r>
@@ -2877,7 +2791,7 @@
         <w:rPr>
           <w:rFonts w:ascii="Arial Narrow" w:eastAsia="Arial Narrow" w:hAnsi="Arial Narrow" w:cs="Arial"/>
           <w:kern w:val="0"/>
-          <ns2:ligatures ns2:val="none"/>
+          <w14:ligatures w14:val="none"/>
         </w:rPr>
         <w:t>. Por consiguiente, corresponde calificar el hecho materia de denuncia como una presunta infracción al numeral 88.1 del artículo 88 del Código.</w:t>
       </w:r>
@@ -2886,7 +2800,7 @@
     <w:bookmarkEnd w:id="9"/>
     <w:bookmarkEnd w:id="13"/>
     <w:bookmarkEnd w:id="15"/>
-    <w:p ns2:paraId="432038D6" ns2:textId="0A9F6D75">
+    <w:p>
       <w:pPr>
         <w:spacing w:after="0" w:line="240" w:lineRule="auto"/>
         <w:jc w:val="both"/>
@@ -2894,12 +2808,12 @@
           <w:rFonts w:ascii="Arial Narrow" w:eastAsia="Calibri" w:hAnsi="Arial Narrow" w:cs="Arial Narrow"/>
           <w:kern w:val="0"/>
           <w:lang w:eastAsia="es-PE"/>
-          <ns2:ligatures ns2:val="none"/>
+          <w14:ligatures w14:val="none"/>
         </w:rPr>
       </w:pPr>
     </w:p>
     <w:bookmarkEnd w:id="2"/>
-    <w:p ns2:paraId="463134E5" ns2:textId="77777777">
+    <w:p>
       <w:pPr>
         <w:pStyle w:val="Prrafodelista"/>
         <w:numPr>
@@ -2913,7 +2827,7 @@
           <w:rFonts w:ascii="Arial Narrow" w:eastAsia="Calibri" w:hAnsi="Arial Narrow" w:cs="Arial Narrow"/>
           <w:kern w:val="0"/>
           <w:lang w:eastAsia="es-PE"/>
-          <ns2:ligatures ns2:val="none"/>
+          <w14:ligatures w14:val="none"/>
         </w:rPr>
       </w:pPr>
       <w:r>
@@ -2922,7 +2836,7 @@
           <w:color w:val="000000"/>
           <w:kern w:val="0"/>
           <w:lang w:eastAsia="es-PE"/>
-          <ns2:ligatures ns2:val="none"/>
+          <w14:ligatures w14:val="none"/>
         </w:rPr>
         <w:t>En tanto la denuncia reúne los requisitos establecidos por la norma citada, corresponde admitirla a trámite</w:t>
       </w:r>
@@ -2932,7 +2846,7 @@
           <w:rFonts w:ascii="Arial Narrow" w:eastAsia="Arial Narrow" w:hAnsi="Arial Narrow" w:cs="Arial Narrow"/>
           <w:kern w:val="0"/>
           <w:vertAlign w:val="superscript"/>
-          <ns2:ligatures ns2:val="none"/>
+          <w14:ligatures w14:val="none"/>
         </w:rPr>
         <w:footnoteReference w:id="7"/>
       </w:r>
@@ -2942,13 +2856,13 @@
           <w:color w:val="000000"/>
           <w:kern w:val="0"/>
           <w:lang w:eastAsia="es-PE"/>
-          <ns2:ligatures ns2:val="none"/>
+          <w14:ligatures w14:val="none"/>
         </w:rPr>
         <w:t>.</w:t>
       </w:r>
       <w:bookmarkStart w:id="16" w:name="_Hlk214963039"/>
     </w:p>
-    <w:p ns2:paraId="68C71625" ns2:textId="77777777">
+    <w:p>
       <w:pPr>
         <w:spacing w:after="0" w:line="240" w:lineRule="auto"/>
         <w:ind w:left="567"/>
@@ -2959,12 +2873,12 @@
           <w:color w:val="000000"/>
           <w:kern w:val="0"/>
           <w:lang w:eastAsia="es-PE"/>
-          <ns2:ligatures ns2:val="none"/>
+          <w14:ligatures w14:val="none"/>
         </w:rPr>
       </w:pPr>
       <w:bookmarkStart w:id="17" w:name="_Hlk214963071"/>
     </w:p>
-    <w:p ns2:paraId="38A98B4B" ns2:textId="77777777">
+    <w:p>
       <w:pPr>
         <w:pStyle w:val="Prrafodelista"/>
         <w:numPr>
@@ -2984,17 +2898,17 @@
           <w:color w:val="000000"/>
           <w:kern w:val="0"/>
           <w:lang w:eastAsia="es-PE"/>
-          <ns2:ligatures ns2:val="none"/>
-        </w:rPr>
-      </w:pPr>
-      <w:r>
-        <w:rPr>
-          <w:rFonts w:ascii="Arial Narrow" w:eastAsia="Arial Narrow" w:hAnsi="Arial Narrow" w:cs="Arial Narrow"/>
-          <w:b/>
-          <w:color w:val="000000"/>
-          <w:kern w:val="0"/>
-          <w:lang w:eastAsia="es-PE"/>
-          <ns2:ligatures ns2:val="none"/>
+          <w14:ligatures w14:val="none"/>
+        </w:rPr>
+      </w:pPr>
+      <w:r>
+        <w:rPr>
+          <w:rFonts w:ascii="Arial Narrow" w:eastAsia="Arial Narrow" w:hAnsi="Arial Narrow" w:cs="Arial Narrow"/>
+          <w:b/>
+          <w:color w:val="000000"/>
+          <w:kern w:val="0"/>
+          <w:lang w:eastAsia="es-PE"/>
+          <w14:ligatures w14:val="none"/>
         </w:rPr>
         <w:t>REQUERIMIENTO DE INFORMACI</w:t>
       </w:r>
@@ -3005,7 +2919,7 @@
           <w:color w:val="000000"/>
           <w:kern w:val="0"/>
           <w:lang w:eastAsia="es-PE"/>
-          <ns2:ligatures ns2:val="none"/>
+          <w14:ligatures w14:val="none"/>
         </w:rPr>
         <w:t>Ó</w:t>
       </w:r>
@@ -3016,12 +2930,12 @@
           <w:color w:val="000000"/>
           <w:kern w:val="0"/>
           <w:lang w:eastAsia="es-PE"/>
-          <ns2:ligatures ns2:val="none"/>
+          <w14:ligatures w14:val="none"/>
         </w:rPr>
         <w:t>N</w:t>
       </w:r>
     </w:p>
-    <w:p ns2:paraId="5B518DC4" ns2:textId="77777777">
+    <w:p>
       <w:pPr>
         <w:spacing w:after="0" w:line="240" w:lineRule="auto"/>
         <w:jc w:val="both"/>
@@ -3030,11 +2944,11 @@
           <w:color w:val="000000"/>
           <w:kern w:val="0"/>
           <w:lang w:val="es-ES" w:eastAsia="es-ES"/>
-          <ns2:ligatures ns2:val="none"/>
-        </w:rPr>
-      </w:pPr>
-    </w:p>
-    <w:p ns2:paraId="62B88A04" ns2:textId="6E6D0AAA">
+          <w14:ligatures w14:val="none"/>
+        </w:rPr>
+      </w:pPr>
+    </w:p>
+    <w:p>
       <w:pPr>
         <w:pStyle w:val="Prrafodelista"/>
         <w:numPr>
@@ -3049,7 +2963,7 @@
           <w:color w:val="000000"/>
           <w:kern w:val="0"/>
           <w:lang w:val="es-ES" w:eastAsia="es-ES"/>
-          <ns2:ligatures ns2:val="none"/>
+          <w14:ligatures w14:val="none"/>
         </w:rPr>
       </w:pPr>
       <w:r>
@@ -3058,7 +2972,7 @@
           <w:color w:val="000000"/>
           <w:kern w:val="0"/>
           <w:lang w:val="es-ES" w:eastAsia="es-ES"/>
-          <ns2:ligatures ns2:val="none"/>
+          <w14:ligatures w14:val="none"/>
         </w:rPr>
         <w:t xml:space="preserve">A efectos de tener mayores elementos </w:t>
       </w:r>
@@ -3069,7 +2983,7 @@
           <w:color w:val="000000"/>
           <w:kern w:val="0"/>
           <w:lang w:val="es-ES" w:eastAsia="es-ES"/>
-          <ns2:ligatures ns2:val="none"/>
+          <w14:ligatures w14:val="none"/>
         </w:rPr>
         <w:t xml:space="preserve">que sirvan para la resolución definitiva del presente caso, la Secretaría Técnica, en ejercicio de las facultades que la ley le confiere, conviene </w:t>
       </w:r>
@@ -3079,7 +2993,7 @@
           <w:color w:val="000000"/>
           <w:kern w:val="0"/>
           <w:lang w:val="es-ES" w:eastAsia="es-ES"/>
-          <ns2:ligatures ns2:val="none"/>
+          <w14:ligatures w14:val="none"/>
         </w:rPr>
         <w:t xml:space="preserve">requerir </w:t>
       </w:r>
@@ -3089,7 +3003,7 @@
           <w:color w:val="000000"/>
           <w:kern w:val="0"/>
           <w:lang w:val="es-ES" w:eastAsia="es-ES"/>
-          <ns2:ligatures ns2:val="none"/>
+          <w14:ligatures w14:val="none"/>
         </w:rPr>
         <w:t>a la compañía aseguradora</w:t>
       </w:r>
@@ -3099,7 +3013,7 @@
           <w:color w:val="000000"/>
           <w:kern w:val="0"/>
           <w:lang w:val="es-ES" w:eastAsia="es-ES"/>
-          <ns2:ligatures ns2:val="none"/>
+          <w14:ligatures w14:val="none"/>
         </w:rPr>
         <w:t xml:space="preserve"> que, en</w:t>
       </w:r>
@@ -3109,7 +3023,7 @@
           <w:color w:val="000000"/>
           <w:kern w:val="0"/>
           <w:lang w:val="es-ES" w:eastAsia="es-ES"/>
-          <ns2:ligatures ns2:val="none"/>
+          <w14:ligatures w14:val="none"/>
         </w:rPr>
         <w:t xml:space="preserve"> un plazo no mayor de cinco (5</w:t>
       </w:r>
@@ -3119,7 +3033,7 @@
           <w:color w:val="000000"/>
           <w:kern w:val="0"/>
           <w:lang w:val="es-ES" w:eastAsia="es-ES"/>
-          <ns2:ligatures ns2:val="none"/>
+          <w14:ligatures w14:val="none"/>
         </w:rPr>
         <w:t xml:space="preserve">) días hábiles contado a partir del día siguiente de la notificación de la presente resolución, cumpla con lo siguiente: </w:t>
       </w:r>
@@ -3129,7 +3043,7 @@
           <w:color w:val="000000"/>
           <w:kern w:val="0"/>
           <w:lang w:val="es-ES" w:eastAsia="es-ES"/>
-          <ns2:ligatures ns2:val="none"/>
+          <w14:ligatures w14:val="none"/>
         </w:rPr>
         <w:t>(i) presentar una copia completa, legible y debidamente suscrita de la Póliza CTI-EAR0536329 del Seguro de Responsabilidad Civil, así como el cargo de remisión de la póliza; (</w:t>
       </w:r>
@@ -3140,7 +3054,7 @@
           <w:color w:val="000000"/>
           <w:kern w:val="0"/>
           <w:lang w:val="es-ES" w:eastAsia="es-ES"/>
-          <ns2:ligatures ns2:val="none"/>
+          <w14:ligatures w14:val="none"/>
         </w:rPr>
         <w:t>ii</w:t>
       </w:r>
@@ -3151,7 +3065,7 @@
           <w:color w:val="000000"/>
           <w:kern w:val="0"/>
           <w:lang w:val="es-ES" w:eastAsia="es-ES"/>
-          <ns2:ligatures ns2:val="none"/>
+          <w14:ligatures w14:val="none"/>
         </w:rPr>
         <w:t>) presentar los medios probatorios que acrediten que la negativa de tramitar y evaluar la solicitud de cobertura es justificada; y, (</w:t>
       </w:r>
@@ -3162,7 +3076,7 @@
           <w:color w:val="000000"/>
           <w:kern w:val="0"/>
           <w:lang w:val="es-ES" w:eastAsia="es-ES"/>
-          <ns2:ligatures ns2:val="none"/>
+          <w14:ligatures w14:val="none"/>
         </w:rPr>
         <w:t>iii</w:t>
       </w:r>
@@ -3173,7 +3087,7 @@
           <w:color w:val="000000"/>
           <w:kern w:val="0"/>
           <w:lang w:val="es-ES" w:eastAsia="es-ES"/>
-          <ns2:ligatures ns2:val="none"/>
+          <w14:ligatures w14:val="none"/>
         </w:rPr>
         <w:t>) presentar todas las comunicaciones cursadas con la parte denunciante en virtud de los hechos materia de denuncia</w:t>
       </w:r>
@@ -3183,7 +3097,7 @@
           <w:color w:val="000000"/>
           <w:kern w:val="0"/>
           <w:lang w:val="es-ES" w:eastAsia="es-ES"/>
-          <ns2:ligatures ns2:val="none"/>
+          <w14:ligatures w14:val="none"/>
         </w:rPr>
         <w:t>.</w:t>
       </w:r>
@@ -3193,13 +3107,13 @@
           <w:color w:val="000000"/>
           <w:kern w:val="0"/>
           <w:lang w:eastAsia="es-ES"/>
-          <ns2:ligatures ns2:val="none"/>
+          <w14:ligatures w14:val="none"/>
         </w:rPr>
         <w:t xml:space="preserve"> </w:t>
       </w:r>
     </w:p>
     <w:bookmarkEnd w:id="17"/>
-    <w:p ns2:paraId="5C93B848" ns2:textId="77777777">
+    <w:p>
       <w:pPr>
         <w:pStyle w:val="Prrafodelista"/>
         <w:spacing w:after="0" w:line="240" w:lineRule="auto"/>
@@ -3210,11 +3124,11 @@
           <w:color w:val="000000"/>
           <w:kern w:val="0"/>
           <w:lang w:val="es-ES" w:eastAsia="es-ES"/>
-          <ns2:ligatures ns2:val="none"/>
-        </w:rPr>
-      </w:pPr>
-    </w:p>
-    <w:p ns2:paraId="2A119386" ns2:textId="77777777">
+          <w14:ligatures w14:val="none"/>
+        </w:rPr>
+      </w:pPr>
+    </w:p>
+    <w:p>
       <w:pPr>
         <w:pStyle w:val="Prrafodelista"/>
         <w:numPr>
@@ -3234,36 +3148,36 @@
           <w:color w:val="000000"/>
           <w:kern w:val="0"/>
           <w:lang w:eastAsia="es-PE"/>
-          <ns2:ligatures ns2:val="none"/>
-        </w:rPr>
-      </w:pPr>
-      <w:r>
-        <w:rPr>
-          <w:rFonts w:ascii="Arial Narrow" w:eastAsia="Arial Narrow" w:hAnsi="Arial Narrow" w:cs="Arial Narrow"/>
-          <w:b/>
-          <w:color w:val="000000"/>
-          <w:kern w:val="0"/>
-          <w:lang w:eastAsia="es-PE"/>
-          <ns2:ligatures ns2:val="none"/>
+          <w14:ligatures w14:val="none"/>
+        </w:rPr>
+      </w:pPr>
+      <w:r>
+        <w:rPr>
+          <w:rFonts w:ascii="Arial Narrow" w:eastAsia="Arial Narrow" w:hAnsi="Arial Narrow" w:cs="Arial Narrow"/>
+          <w:b/>
+          <w:color w:val="000000"/>
+          <w:kern w:val="0"/>
+          <w:lang w:eastAsia="es-PE"/>
+          <w14:ligatures w14:val="none"/>
         </w:rPr>
         <w:t xml:space="preserve">RESOLUCIÓN DE LA SECRETARÍA TÉCNICA </w:t>
       </w:r>
     </w:p>
-    <w:p ns2:paraId="7F554EB2" ns2:textId="77777777">
-      <w:pPr>
-        <w:spacing w:after="0" w:line="240" w:lineRule="auto"/>
-        <w:jc w:val="both"/>
-        <w:rPr>
-          <w:rFonts w:ascii="Arial Narrow" w:eastAsia="Arial Narrow" w:hAnsi="Arial Narrow" w:cs="Arial Narrow"/>
-          <w:b/>
-          <w:color w:val="000000"/>
-          <w:kern w:val="0"/>
-          <w:lang w:eastAsia="es-PE"/>
-          <ns2:ligatures ns2:val="none"/>
-        </w:rPr>
-      </w:pPr>
-    </w:p>
-    <w:p ns2:paraId="75C16577" ns2:textId="74DB3AAA">
+    <w:p>
+      <w:pPr>
+        <w:spacing w:after="0" w:line="240" w:lineRule="auto"/>
+        <w:jc w:val="both"/>
+        <w:rPr>
+          <w:rFonts w:ascii="Arial Narrow" w:eastAsia="Arial Narrow" w:hAnsi="Arial Narrow" w:cs="Arial Narrow"/>
+          <w:b/>
+          <w:color w:val="000000"/>
+          <w:kern w:val="0"/>
+          <w:lang w:eastAsia="es-PE"/>
+          <w14:ligatures w14:val="none"/>
+        </w:rPr>
+      </w:pPr>
+    </w:p>
+    <w:p>
       <w:pPr>
         <w:spacing w:after="0" w:line="240" w:lineRule="auto"/>
         <w:jc w:val="both"/>
@@ -3272,17 +3186,17 @@
           <w:color w:val="000000"/>
           <w:kern w:val="0"/>
           <w:lang w:eastAsia="es-PE"/>
-          <ns2:ligatures ns2:val="none"/>
-        </w:rPr>
-      </w:pPr>
-      <w:r>
-        <w:rPr>
-          <w:rFonts w:ascii="Arial Narrow" w:eastAsia="Arial Narrow" w:hAnsi="Arial Narrow" w:cs="Arial Narrow"/>
-          <w:b/>
-          <w:color w:val="000000"/>
-          <w:kern w:val="0"/>
-          <w:lang w:eastAsia="es-PE"/>
-          <ns2:ligatures ns2:val="none"/>
+          <w14:ligatures w14:val="none"/>
+        </w:rPr>
+      </w:pPr>
+      <w:r>
+        <w:rPr>
+          <w:rFonts w:ascii="Arial Narrow" w:eastAsia="Arial Narrow" w:hAnsi="Arial Narrow" w:cs="Arial Narrow"/>
+          <w:b/>
+          <w:color w:val="000000"/>
+          <w:kern w:val="0"/>
+          <w:lang w:eastAsia="es-PE"/>
+          <w14:ligatures w14:val="none"/>
         </w:rPr>
         <w:t xml:space="preserve">PRIMERO: admitir a trámite la denuncia del 12 de enero de 2025, subsanado mediante tres (3) escritos presentados el 18 de febrero de 2026, interpuesta por la [DENUNCIANTE] contra Mapfre Perú Compañía de Seguros y Reaseguros S.A., por lo siguiente:</w:t>
       </w:r>
@@ -3293,7 +3207,7 @@
           <w:kern w:val="0"/>
           <w:shd w:val="clear" w:color="auto" w:fill="FFFFFF"/>
           <w:lang w:eastAsia="es-PE"/>
-          <ns2:ligatures ns2:val="none"/>
+          <w14:ligatures w14:val="none"/>
         </w:rPr>
         <w:t xml:space="preserve"/>
       </w:r>
@@ -3304,7 +3218,7 @@
           <w:kern w:val="0"/>
           <w:shd w:val="clear" w:color="auto" w:fill="FFFFFF"/>
           <w:lang w:eastAsia="es-PE"/>
-          <ns2:ligatures ns2:val="none"/>
+          <w14:ligatures w14:val="none"/>
         </w:rPr>
         <w:t/>
       </w:r>
@@ -3315,7 +3229,7 @@
           <w:kern w:val="0"/>
           <w:shd w:val="clear" w:color="auto" w:fill="FFFFFF"/>
           <w:lang w:eastAsia="es-PE"/>
-          <ns2:ligatures ns2:val="none"/>
+          <w14:ligatures w14:val="none"/>
         </w:rPr>
         <w:t/>
       </w:r>
@@ -3329,7 +3243,7 @@
           <w:kern w:val="0"/>
           <w:shd w:val="clear" w:color="auto" w:fill="FFFFFF"/>
           <w:lang w:eastAsia="es-PE"/>
-          <ns2:ligatures ns2:val="none"/>
+          <w14:ligatures w14:val="none"/>
         </w:rPr>
         <w:t/>
       </w:r>
@@ -3340,7 +3254,7 @@
           <w:kern w:val="0"/>
           <w:shd w:val="clear" w:color="auto" w:fill="FFFFFF"/>
           <w:lang w:eastAsia="es-PE"/>
-          <ns2:ligatures ns2:val="none"/>
+          <w14:ligatures w14:val="none"/>
         </w:rPr>
         <w:t/>
       </w:r>
@@ -3351,7 +3265,7 @@
           <w:kern w:val="0"/>
           <w:shd w:val="clear" w:color="auto" w:fill="FFFFFF"/>
           <w:lang w:eastAsia="es-PE"/>
-          <ns2:ligatures ns2:val="none"/>
+          <w14:ligatures w14:val="none"/>
         </w:rPr>
         <w:t xml:space="preserve"/>
       </w:r>
@@ -3362,7 +3276,7 @@
           <w:kern w:val="0"/>
           <w:shd w:val="clear" w:color="auto" w:fill="FFFFFF"/>
           <w:lang w:eastAsia="es-PE"/>
-          <ns2:ligatures ns2:val="none"/>
+          <w14:ligatures w14:val="none"/>
         </w:rPr>
         <w:t xml:space="preserve"/>
       </w:r>
@@ -3373,7 +3287,7 @@
           <w:kern w:val="0"/>
           <w:shd w:val="clear" w:color="auto" w:fill="FFFFFF"/>
           <w:lang w:eastAsia="es-PE"/>
-          <ns2:ligatures ns2:val="none"/>
+          <w14:ligatures w14:val="none"/>
         </w:rPr>
         <w:t xml:space="preserve"/>
       </w:r>
@@ -3384,7 +3298,7 @@
           <w:kern w:val="0"/>
           <w:shd w:val="clear" w:color="auto" w:fill="FFFFFF"/>
           <w:lang w:eastAsia="es-PE"/>
-          <ns2:ligatures ns2:val="none"/>
+          <w14:ligatures w14:val="none"/>
         </w:rPr>
         <w:t xml:space="preserve"/>
       </w:r>
@@ -3402,7 +3316,7 @@
           <w:kern w:val="0"/>
           <w:shd w:val="clear" w:color="auto" w:fill="FFFFFF"/>
           <w:lang w:eastAsia="es-PE"/>
-          <ns2:ligatures ns2:val="none"/>
+          <w14:ligatures w14:val="none"/>
         </w:rPr>
         <w:t xml:space="preserve"/>
       </w:r>
@@ -3414,13 +3328,13 @@
           <w:kern w:val="0"/>
           <w:shd w:val="clear" w:color="auto" w:fill="FFFFFF"/>
           <w:lang w:eastAsia="es-PE"/>
-          <ns2:ligatures ns2:val="none"/>
+          <w14:ligatures w14:val="none"/>
         </w:rPr>
         <w:t/>
       </w:r>
       <w:bookmarkStart w:id="19" w:name="_Hlk215162047"/>
     </w:p>
-    <w:p ns2:paraId="0B3CEEE9" ns2:textId="77777777">
+    <w:p>
       <w:pPr>
         <w:spacing w:after="0" w:line="240" w:lineRule="auto"/>
         <w:jc w:val="both"/>
@@ -3429,11 +3343,11 @@
           <w:color w:val="000000"/>
           <w:kern w:val="0"/>
           <w:lang w:eastAsia="es-PE"/>
-          <ns2:ligatures ns2:val="none"/>
-        </w:rPr>
-      </w:pPr>
-    </w:p>
-    <w:p ns2:paraId="4C41DEBB" ns2:textId="6D42102E">
+          <w14:ligatures w14:val="none"/>
+        </w:rPr>
+      </w:pPr>
+    </w:p>
+    <w:p>
       <w:pPr>
         <w:pStyle w:val="Prrafodelista"/>
         <w:numPr>
@@ -3449,14 +3363,14 @@
         <w:rPr>
           <w:rFonts w:ascii="Arial Narrow" w:eastAsia="Arial Narrow" w:hAnsi="Arial Narrow" w:cs="Arial Narrow"/>
           <w:kern w:val="0"/>
-          <ns2:ligatures ns2:val="none"/>
-        </w:rPr>
-      </w:pPr>
-      <w:r>
-        <w:rPr>
-          <w:rFonts w:ascii="Arial Narrow" w:eastAsia="Arial Narrow" w:hAnsi="Arial Narrow" w:cs="Arial Narrow"/>
-          <w:kern w:val="0"/>
-          <ns2:ligatures ns2:val="none"/>
+          <w14:ligatures w14:val="none"/>
+        </w:rPr>
+      </w:pPr>
+      <w:r>
+        <w:rPr>
+          <w:rFonts w:ascii="Arial Narrow" w:eastAsia="Arial Narrow" w:hAnsi="Arial Narrow" w:cs="Arial Narrow"/>
+          <w:kern w:val="0"/>
+          <w14:ligatures w14:val="none"/>
         </w:rPr>
         <w:t xml:space="preserve">Presunta infracción a los artículos 18 y 19 de la Ley 29571, Código de Protección y Defensa del Consumidor, en tanto la compañía aseguradora habría negado injustificadamente a la parte denunciante la tramitación de la solicitud de cobertura de la Póliza CTI-EAR0536329 del Seguro de Responsabilidad Civil del Transportador por Carretera en Viaje Internacional, respecto del siniestro ocurrido el 11 de abril de 2024 en territorio peruano que ocasionó el fallecimiento del señor [APELLIDO] .</w:t>
       </w:r>
@@ -3464,7 +3378,7 @@
         <w:rPr>
           <w:rFonts w:ascii="Arial Narrow" w:eastAsia="Arial Narrow" w:hAnsi="Arial Narrow" w:cs="Arial Narrow"/>
           <w:kern w:val="0"/>
-          <ns2:ligatures ns2:val="none"/>
+          <w14:ligatures w14:val="none"/>
         </w:rPr>
         <w:t/>
       </w:r>
@@ -3472,7 +3386,7 @@
         <w:rPr>
           <w:rFonts w:ascii="Arial Narrow" w:eastAsia="Arial Narrow" w:hAnsi="Arial Narrow" w:cs="Arial Narrow"/>
           <w:kern w:val="0"/>
-          <ns2:ligatures ns2:val="none"/>
+          <w14:ligatures w14:val="none"/>
         </w:rPr>
         <w:t xml:space="preserve"/>
       </w:r>
@@ -3480,7 +3394,7 @@
         <w:rPr>
           <w:rFonts w:ascii="Arial Narrow" w:eastAsia="Arial Narrow" w:hAnsi="Arial Narrow" w:cs="Arial Narrow"/>
           <w:kern w:val="0"/>
-          <ns2:ligatures ns2:val="none"/>
+          <w14:ligatures w14:val="none"/>
         </w:rPr>
         <w:t xml:space="preserve"/>
       </w:r>
@@ -3488,7 +3402,7 @@
         <w:rPr>
           <w:rFonts w:ascii="Arial Narrow" w:eastAsia="Arial Narrow" w:hAnsi="Arial Narrow" w:cs="Arial Narrow"/>
           <w:kern w:val="0"/>
-          <ns2:ligatures ns2:val="none"/>
+          <w14:ligatures w14:val="none"/>
         </w:rPr>
         <w:t/>
       </w:r>
@@ -3496,7 +3410,7 @@
         <w:rPr>
           <w:rFonts w:ascii="Arial Narrow" w:eastAsia="Arial Narrow" w:hAnsi="Arial Narrow" w:cs="Arial Narrow"/>
           <w:kern w:val="0"/>
-          <ns2:ligatures ns2:val="none"/>
+          <w14:ligatures w14:val="none"/>
         </w:rPr>
         <w:t xml:space="preserve"/>
       </w:r>
@@ -3504,7 +3418,7 @@
         <w:rPr>
           <w:rFonts w:ascii="Arial Narrow" w:eastAsia="Arial Narrow" w:hAnsi="Arial Narrow" w:cs="Arial Narrow"/>
           <w:kern w:val="0"/>
-          <ns2:ligatures ns2:val="none"/>
+          <w14:ligatures w14:val="none"/>
         </w:rPr>
         <w:t/>
       </w:r>
@@ -3512,7 +3426,7 @@
         <w:rPr>
           <w:rFonts w:ascii="Arial Narrow" w:eastAsia="Arial Narrow" w:hAnsi="Arial Narrow" w:cs="Arial Narrow"/>
           <w:kern w:val="0"/>
-          <ns2:ligatures ns2:val="none"/>
+          <w14:ligatures w14:val="none"/>
         </w:rPr>
         <w:t xml:space="preserve"/>
       </w:r>
@@ -3520,7 +3434,7 @@
         <w:rPr>
           <w:rFonts w:ascii="Arial Narrow" w:eastAsia="Arial Narrow" w:hAnsi="Arial Narrow" w:cs="Arial Narrow"/>
           <w:kern w:val="0"/>
-          <ns2:ligatures ns2:val="none"/>
+          <w14:ligatures w14:val="none"/>
         </w:rPr>
         <w:t/>
       </w:r>
@@ -3528,23 +3442,23 @@
         <w:rPr>
           <w:rFonts w:ascii="Arial Narrow" w:eastAsia="Arial Narrow" w:hAnsi="Arial Narrow" w:cs="Arial Narrow"/>
           <w:kern w:val="0"/>
-          <ns2:ligatures ns2:val="none"/>
+          <w14:ligatures w14:val="none"/>
         </w:rPr>
         <w:t/>
       </w:r>
     </w:p>
-    <w:p ns2:paraId="5C1DC473" ns2:textId="77777777">
-      <w:pPr>
-        <w:spacing w:after="0" w:line="240" w:lineRule="auto"/>
-        <w:jc w:val="both"/>
-        <w:rPr>
-          <w:rFonts w:ascii="Arial Narrow" w:eastAsia="Arial Narrow" w:hAnsi="Arial Narrow" w:cs="Arial Narrow"/>
-          <w:kern w:val="0"/>
-          <ns2:ligatures ns2:val="none"/>
-        </w:rPr>
-      </w:pPr>
-    </w:p>
-    <w:p ns2:paraId="787EDED2" ns2:textId="6110BB8A">
+    <w:p>
+      <w:pPr>
+        <w:spacing w:after="0" w:line="240" w:lineRule="auto"/>
+        <w:jc w:val="both"/>
+        <w:rPr>
+          <w:rFonts w:ascii="Arial Narrow" w:eastAsia="Arial Narrow" w:hAnsi="Arial Narrow" w:cs="Arial Narrow"/>
+          <w:kern w:val="0"/>
+          <w14:ligatures w14:val="none"/>
+        </w:rPr>
+      </w:pPr>
+    </w:p>
+    <w:p>
       <w:pPr>
         <w:pStyle w:val="Prrafodelista"/>
         <w:numPr>
@@ -3560,14 +3474,14 @@
         <w:rPr>
           <w:rFonts w:ascii="Arial Narrow" w:eastAsia="Arial Narrow" w:hAnsi="Arial Narrow" w:cs="Arial Narrow"/>
           <w:kern w:val="0"/>
-          <ns2:ligatures ns2:val="none"/>
-        </w:rPr>
-      </w:pPr>
-      <w:r>
-        <w:rPr>
-          <w:rFonts w:ascii="Arial Narrow" w:eastAsia="Arial Narrow" w:hAnsi="Arial Narrow" w:cs="Arial Narrow"/>
-          <w:kern w:val="0"/>
-          <ns2:ligatures ns2:val="none"/>
+          <w14:ligatures w14:val="none"/>
+        </w:rPr>
+      </w:pPr>
+      <w:r>
+        <w:rPr>
+          <w:rFonts w:ascii="Arial Narrow" w:eastAsia="Arial Narrow" w:hAnsi="Arial Narrow" w:cs="Arial Narrow"/>
+          <w:kern w:val="0"/>
+          <w14:ligatures w14:val="none"/>
         </w:rPr>
         <w:t xml:space="preserve">Presunta </w:t>
       </w:r>
@@ -3575,7 +3489,7 @@
         <w:rPr>
           <w:rFonts w:ascii="Arial Narrow" w:eastAsia="Arial Narrow" w:hAnsi="Arial Narrow" w:cs="Arial Narrow"/>
           <w:kern w:val="0"/>
-          <ns2:ligatures ns2:val="none"/>
+          <w14:ligatures w14:val="none"/>
         </w:rPr>
         <w:t>infracción a los artículos 18 y 19 de la Ley 29571, Código de Protección y Defensa del Consumidor</w:t>
       </w:r>
@@ -3583,7 +3497,7 @@
         <w:rPr>
           <w:rFonts w:ascii="Arial Narrow" w:eastAsia="Arial Narrow" w:hAnsi="Arial Narrow" w:cs="Arial Narrow"/>
           <w:kern w:val="0"/>
-          <ns2:ligatures ns2:val="none"/>
+          <w14:ligatures w14:val="none"/>
         </w:rPr>
         <w:t xml:space="preserve">, en tanto </w:t>
       </w:r>
@@ -3591,7 +3505,7 @@
         <w:rPr>
           <w:rFonts w:ascii="Arial Narrow" w:eastAsia="Arial Narrow" w:hAnsi="Arial Narrow" w:cs="Arial Narrow"/>
           <w:kern w:val="0"/>
-          <ns2:ligatures ns2:val="none"/>
+          <w14:ligatures w14:val="none"/>
         </w:rPr>
         <w:t xml:space="preserve">la compañía aseguradora </w:t>
       </w:r>
@@ -3599,7 +3513,7 @@
         <w:rPr>
           <w:rFonts w:ascii="Arial Narrow" w:eastAsia="Arial Narrow" w:hAnsi="Arial Narrow" w:cs="Arial Narrow"/>
           <w:kern w:val="0"/>
-          <ns2:ligatures ns2:val="none"/>
+          <w14:ligatures w14:val="none"/>
         </w:rPr>
         <w:t>habría trasladado indebidamente a la parte denunciante la realización de gestiones vinculadas a la atención del siniestro ocurrido el 11 de abril de 2024, al señalar mediante carta del 21 de agosto de 2025 que la evaluación del siniestro debía realizarse en Bolivia</w:t>
       </w:r>
@@ -3607,12 +3521,12 @@
         <w:rPr>
           <w:rFonts w:ascii="Arial Narrow" w:eastAsia="Arial Narrow" w:hAnsi="Arial Narrow" w:cs="Arial Narrow"/>
           <w:kern w:val="0"/>
-          <ns2:ligatures ns2:val="none"/>
+          <w14:ligatures w14:val="none"/>
         </w:rPr>
         <w:t>.</w:t>
       </w:r>
     </w:p>
-    <w:p ns2:paraId="7BEA15E5" ns2:textId="77777777">
+    <w:p>
       <w:pPr>
         <w:pStyle w:val="Prrafodelista"/>
         <w:spacing w:after="0" w:line="240" w:lineRule="auto"/>
@@ -3621,11 +3535,11 @@
         <w:rPr>
           <w:rFonts w:ascii="Arial Narrow" w:eastAsia="Arial Narrow" w:hAnsi="Arial Narrow" w:cs="Arial Narrow"/>
           <w:kern w:val="0"/>
-          <ns2:ligatures ns2:val="none"/>
-        </w:rPr>
-      </w:pPr>
-    </w:p>
-    <w:p ns2:paraId="116B2587" ns2:textId="320E7C87">
+          <w14:ligatures w14:val="none"/>
+        </w:rPr>
+      </w:pPr>
+    </w:p>
+    <w:p>
       <w:pPr>
         <w:pStyle w:val="Prrafodelista"/>
         <w:numPr>
@@ -3638,14 +3552,14 @@
         <w:rPr>
           <w:rFonts w:ascii="Arial Narrow" w:eastAsia="Arial Narrow" w:hAnsi="Arial Narrow" w:cs="Arial Narrow"/>
           <w:kern w:val="0"/>
-          <ns2:ligatures ns2:val="none"/>
-        </w:rPr>
-      </w:pPr>
-      <w:r>
-        <w:rPr>
-          <w:rFonts w:ascii="Arial Narrow" w:eastAsia="Arial Narrow" w:hAnsi="Arial Narrow" w:cs="Arial Narrow"/>
-          <w:kern w:val="0"/>
-          <ns2:ligatures ns2:val="none"/>
+          <w14:ligatures w14:val="none"/>
+        </w:rPr>
+      </w:pPr>
+      <w:r>
+        <w:rPr>
+          <w:rFonts w:ascii="Arial Narrow" w:eastAsia="Arial Narrow" w:hAnsi="Arial Narrow" w:cs="Arial Narrow"/>
+          <w:kern w:val="0"/>
+          <w14:ligatures w14:val="none"/>
         </w:rPr>
         <w:t xml:space="preserve">Presunta </w:t>
       </w:r>
@@ -3653,7 +3567,7 @@
         <w:rPr>
           <w:rFonts w:ascii="Arial Narrow" w:eastAsia="Arial Narrow" w:hAnsi="Arial Narrow" w:cs="Arial Narrow"/>
           <w:kern w:val="0"/>
-          <ns2:ligatures ns2:val="none"/>
+          <w14:ligatures w14:val="none"/>
         </w:rPr>
         <w:t>infracción a los artículos 18 y 19 de la Ley 29571, Código de Protección y Defensa del Consumidor</w:t>
       </w:r>
@@ -3661,7 +3575,7 @@
         <w:rPr>
           <w:rFonts w:ascii="Arial Narrow" w:eastAsia="Arial Narrow" w:hAnsi="Arial Narrow" w:cs="Arial Narrow"/>
           <w:kern w:val="0"/>
-          <ns2:ligatures ns2:val="none"/>
+          <w14:ligatures w14:val="none"/>
         </w:rPr>
         <w:t xml:space="preserve">, en tanto </w:t>
       </w:r>
@@ -3669,7 +3583,7 @@
         <w:rPr>
           <w:rFonts w:ascii="Arial Narrow" w:eastAsia="Arial Narrow" w:hAnsi="Arial Narrow" w:cs="Arial Narrow"/>
           <w:kern w:val="0"/>
-          <ns2:ligatures ns2:val="none"/>
+          <w14:ligatures w14:val="none"/>
         </w:rPr>
         <w:t xml:space="preserve">la compañía aseguradora </w:t>
       </w:r>
@@ -3677,7 +3591,7 @@
         <w:rPr>
           <w:rFonts w:ascii="Arial Narrow" w:eastAsia="Arial Narrow" w:hAnsi="Arial Narrow" w:cs="Arial Narrow"/>
           <w:kern w:val="0"/>
-          <ns2:ligatures ns2:val="none"/>
+          <w14:ligatures w14:val="none"/>
         </w:rPr>
         <w:t xml:space="preserve">habría </w:t>
       </w:r>
@@ -3685,7 +3599,7 @@
         <w:rPr>
           <w:rFonts w:ascii="Arial Narrow" w:eastAsia="Arial Narrow" w:hAnsi="Arial Narrow" w:cs="Arial Narrow"/>
           <w:kern w:val="0"/>
-          <ns2:ligatures ns2:val="none"/>
+          <w14:ligatures w14:val="none"/>
         </w:rPr>
         <w:t>derivado indebidamente, mediante carta AII/AUTOS-0243-2026 del 26 de enero de 2026,</w:t>
       </w:r>
@@ -3693,7 +3607,7 @@
         <w:rPr>
           <w:rFonts w:ascii="Arial Narrow" w:eastAsia="Arial Narrow" w:hAnsi="Arial Narrow" w:cs="Arial Narrow"/>
           <w:kern w:val="0"/>
-          <ns2:ligatures ns2:val="none"/>
+          <w14:ligatures w14:val="none"/>
         </w:rPr>
         <w:t xml:space="preserve"> la atención del siniestro vinculado a la Póliza CTI-EAR0536329 a territorio boliviano, pese a que el accidente ocurrió en el Perú y debía ser tramitado localmente</w:t>
       </w:r>
@@ -3701,22 +3615,22 @@
         <w:rPr>
           <w:rFonts w:ascii="Arial Narrow" w:eastAsia="Arial Narrow" w:hAnsi="Arial Narrow" w:cs="Arial Narrow"/>
           <w:kern w:val="0"/>
-          <ns2:ligatures ns2:val="none"/>
+          <w14:ligatures w14:val="none"/>
         </w:rPr>
         <w:t>.</w:t>
       </w:r>
     </w:p>
-    <w:p ns2:paraId="57FF6CFB" ns2:textId="77777777">
+    <w:p>
       <w:pPr>
         <w:pStyle w:val="Prrafodelista"/>
         <w:rPr>
           <w:rFonts w:ascii="Arial Narrow" w:eastAsia="Arial Narrow" w:hAnsi="Arial Narrow" w:cs="Arial Narrow"/>
           <w:kern w:val="0"/>
-          <ns2:ligatures ns2:val="none"/>
-        </w:rPr>
-      </w:pPr>
-    </w:p>
-    <w:p ns2:paraId="24B089F3" ns2:textId="6203B703">
+          <w14:ligatures w14:val="none"/>
+        </w:rPr>
+      </w:pPr>
+    </w:p>
+    <w:p>
       <w:pPr>
         <w:pStyle w:val="Prrafodelista"/>
         <w:numPr>
@@ -3732,14 +3646,14 @@
         <w:rPr>
           <w:rFonts w:ascii="Arial Narrow" w:eastAsia="Arial Narrow" w:hAnsi="Arial Narrow" w:cs="Arial Narrow"/>
           <w:kern w:val="0"/>
-          <ns2:ligatures ns2:val="none"/>
-        </w:rPr>
-      </w:pPr>
-      <w:r>
-        <w:rPr>
-          <w:rFonts w:ascii="Arial Narrow" w:eastAsia="Arial Narrow" w:hAnsi="Arial Narrow" w:cs="Arial Narrow"/>
-          <w:kern w:val="0"/>
-          <ns2:ligatures ns2:val="none"/>
+          <w14:ligatures w14:val="none"/>
+        </w:rPr>
+      </w:pPr>
+      <w:r>
+        <w:rPr>
+          <w:rFonts w:ascii="Arial Narrow" w:eastAsia="Arial Narrow" w:hAnsi="Arial Narrow" w:cs="Arial Narrow"/>
+          <w:kern w:val="0"/>
+          <w14:ligatures w14:val="none"/>
         </w:rPr>
         <w:t xml:space="preserve">Presunta </w:t>
       </w:r>
@@ -3747,7 +3661,7 @@
         <w:rPr>
           <w:rFonts w:ascii="Arial Narrow" w:eastAsia="Arial Narrow" w:hAnsi="Arial Narrow" w:cs="Arial Narrow"/>
           <w:kern w:val="0"/>
-          <ns2:ligatures ns2:val="none"/>
+          <w14:ligatures w14:val="none"/>
         </w:rPr>
         <w:t>infracción al numeral 88.1 del artículo 88 de la Ley 29571, Código de Protección y Defensa del Consumidor</w:t>
       </w:r>
@@ -3755,7 +3669,7 @@
         <w:rPr>
           <w:rFonts w:ascii="Arial Narrow" w:eastAsia="Arial Narrow" w:hAnsi="Arial Narrow" w:cs="Arial Narrow"/>
           <w:kern w:val="0"/>
-          <ns2:ligatures ns2:val="none"/>
+          <w14:ligatures w14:val="none"/>
         </w:rPr>
         <w:t xml:space="preserve">, en tanto </w:t>
       </w:r>
@@ -3763,7 +3677,7 @@
         <w:rPr>
           <w:rFonts w:ascii="Arial Narrow" w:eastAsia="Arial Narrow" w:hAnsi="Arial Narrow" w:cs="Arial Narrow"/>
           <w:kern w:val="0"/>
-          <ns2:ligatures ns2:val="none"/>
+          <w14:ligatures w14:val="none"/>
         </w:rPr>
         <w:t>la compañía aseguradora</w:t>
       </w:r>
@@ -3771,7 +3685,7 @@
         <w:rPr>
           <w:rFonts w:ascii="Arial Narrow" w:eastAsia="Arial Narrow" w:hAnsi="Arial Narrow" w:cs="Arial Narrow"/>
           <w:kern w:val="0"/>
-          <ns2:ligatures ns2:val="none"/>
+          <w14:ligatures w14:val="none"/>
         </w:rPr>
         <w:t xml:space="preserve"> </w:t>
       </w:r>
@@ -3779,7 +3693,7 @@
         <w:rPr>
           <w:rFonts w:ascii="Arial Narrow" w:eastAsia="Arial Narrow" w:hAnsi="Arial Narrow" w:cs="Arial Narrow"/>
           <w:kern w:val="0"/>
-          <ns2:ligatures ns2:val="none"/>
+          <w14:ligatures w14:val="none"/>
         </w:rPr>
         <w:t xml:space="preserve">habría brindado una respuesta inadecuada al reclamo presentado por la parte denunciante </w:t>
       </w:r>
@@ -3787,7 +3701,7 @@
         <w:rPr>
           <w:rFonts w:ascii="Arial Narrow" w:eastAsia="Arial Narrow" w:hAnsi="Arial Narrow" w:cs="Arial Narrow"/>
           <w:kern w:val="0"/>
-          <ns2:ligatures ns2:val="none"/>
+          <w14:ligatures w14:val="none"/>
         </w:rPr>
         <w:t xml:space="preserve">el </w:t>
       </w:r>
@@ -3797,7 +3711,7 @@
           <w:color w:val="000000"/>
           <w:kern w:val="0"/>
           <w:lang w:eastAsia="es-ES"/>
-          <ns2:ligatures ns2:val="none"/>
+          <w14:ligatures w14:val="none"/>
         </w:rPr>
         <w:t>30 de julio de 2025</w:t>
       </w:r>
@@ -3805,22 +3719,22 @@
         <w:rPr>
           <w:rFonts w:ascii="Arial Narrow" w:eastAsia="Arial Narrow" w:hAnsi="Arial Narrow" w:cs="Arial Narrow"/>
           <w:kern w:val="0"/>
-          <ns2:ligatures ns2:val="none"/>
+          <w14:ligatures w14:val="none"/>
         </w:rPr>
         <w:t>.</w:t>
       </w:r>
     </w:p>
-    <w:p ns2:paraId="6ACFE5EF" ns2:textId="77777777">
+    <w:p>
       <w:pPr>
         <w:pStyle w:val="Prrafodelista"/>
         <w:rPr>
           <w:rFonts w:ascii="Arial Narrow" w:eastAsia="Arial Narrow" w:hAnsi="Arial Narrow" w:cs="Arial Narrow"/>
           <w:kern w:val="0"/>
-          <ns2:ligatures ns2:val="none"/>
-        </w:rPr>
-      </w:pPr>
-    </w:p>
-    <w:p ns2:paraId="3081C384" ns2:textId="5A6EFC31">
+          <w14:ligatures w14:val="none"/>
+        </w:rPr>
+      </w:pPr>
+    </w:p>
+    <w:p>
       <w:pPr>
         <w:pStyle w:val="Prrafodelista"/>
         <w:numPr>
@@ -3836,14 +3750,14 @@
         <w:rPr>
           <w:rFonts w:ascii="Arial Narrow" w:eastAsia="Arial Narrow" w:hAnsi="Arial Narrow" w:cs="Arial Narrow"/>
           <w:kern w:val="0"/>
-          <ns2:ligatures ns2:val="none"/>
-        </w:rPr>
-      </w:pPr>
-      <w:r>
-        <w:rPr>
-          <w:rFonts w:ascii="Arial Narrow" w:eastAsia="Arial Narrow" w:hAnsi="Arial Narrow" w:cs="Arial Narrow"/>
-          <w:kern w:val="0"/>
-          <ns2:ligatures ns2:val="none"/>
+          <w14:ligatures w14:val="none"/>
+        </w:rPr>
+      </w:pPr>
+      <w:r>
+        <w:rPr>
+          <w:rFonts w:ascii="Arial Narrow" w:eastAsia="Arial Narrow" w:hAnsi="Arial Narrow" w:cs="Arial Narrow"/>
+          <w:kern w:val="0"/>
+          <w14:ligatures w14:val="none"/>
         </w:rPr>
         <w:lastRenderedPageBreak/>
         <w:t xml:space="preserve">Presunta infracción al numeral 88.1 del artículo 88 de la Ley 29571, Código de Protección y Defensa del Consumidor, en tanto </w:t>
@@ -3852,7 +3766,7 @@
         <w:rPr>
           <w:rFonts w:ascii="Arial Narrow" w:eastAsia="Arial Narrow" w:hAnsi="Arial Narrow" w:cs="Arial Narrow"/>
           <w:kern w:val="0"/>
-          <ns2:ligatures ns2:val="none"/>
+          <w14:ligatures w14:val="none"/>
         </w:rPr>
         <w:t>la compañía aseguradora</w:t>
       </w:r>
@@ -3862,7 +3776,7 @@
           <w:color w:val="000000"/>
           <w:kern w:val="0"/>
           <w:lang w:eastAsia="es-ES"/>
-          <ns2:ligatures ns2:val="none"/>
+          <w14:ligatures w14:val="none"/>
         </w:rPr>
         <w:t xml:space="preserve"> no habría cumplido con brindar una respuesta al Reclamo 00318-2025-SAC-MMQ-RC presentado por la parte denunciante</w:t>
       </w:r>
@@ -3872,25 +3786,25 @@
           <w:color w:val="000000"/>
           <w:kern w:val="0"/>
           <w:lang w:eastAsia="es-ES"/>
-          <ns2:ligatures ns2:val="none"/>
+          <w14:ligatures w14:val="none"/>
         </w:rPr>
         <w:t>.</w:t>
       </w:r>
     </w:p>
     <w:bookmarkEnd w:id="18"/>
     <w:bookmarkEnd w:id="19"/>
-    <w:p ns2:paraId="042B3F54" ns2:textId="777BBF33">
-      <w:pPr>
-        <w:spacing w:after="0" w:line="240" w:lineRule="auto"/>
-        <w:jc w:val="both"/>
-        <w:rPr>
-          <w:rFonts w:ascii="Arial Narrow" w:eastAsia="Arial Narrow" w:hAnsi="Arial Narrow" w:cs="Arial Narrow"/>
-          <w:kern w:val="0"/>
-          <ns2:ligatures ns2:val="none"/>
-        </w:rPr>
-      </w:pPr>
-    </w:p>
-    <w:p ns2:paraId="0A292C9F" ns2:textId="372B37A2">
+    <w:p>
+      <w:pPr>
+        <w:spacing w:after="0" w:line="240" w:lineRule="auto"/>
+        <w:jc w:val="both"/>
+        <w:rPr>
+          <w:rFonts w:ascii="Arial Narrow" w:eastAsia="Arial Narrow" w:hAnsi="Arial Narrow" w:cs="Arial Narrow"/>
+          <w:kern w:val="0"/>
+          <w14:ligatures w14:val="none"/>
+        </w:rPr>
+      </w:pPr>
+    </w:p>
+    <w:p>
       <w:pPr>
         <w:spacing w:line="240" w:lineRule="auto"/>
         <w:contextualSpacing/>
@@ -3898,17 +3812,17 @@
         <w:rPr>
           <w:rFonts w:ascii="Arial Narrow" w:eastAsia="Calibri" w:hAnsi="Arial Narrow" w:cs="Arial"/>
           <w:kern w:val="0"/>
-          <ns2:ligatures ns2:val="none"/>
-        </w:rPr>
-      </w:pPr>
-      <w:r>
-        <w:rPr>
-          <w:rFonts w:ascii="Arial Narrow" w:eastAsia="Arial Narrow" w:hAnsi="Arial Narrow" w:cs="Arial Narrow"/>
-          <w:b/>
-          <w:color w:val="000000"/>
-          <w:kern w:val="0"/>
-          <w:lang w:eastAsia="es-PE"/>
-          <ns2:ligatures ns2:val="none"/>
+          <w14:ligatures w14:val="none"/>
+        </w:rPr>
+      </w:pPr>
+      <w:r>
+        <w:rPr>
+          <w:rFonts w:ascii="Arial Narrow" w:eastAsia="Arial Narrow" w:hAnsi="Arial Narrow" w:cs="Arial Narrow"/>
+          <w:b/>
+          <w:color w:val="000000"/>
+          <w:kern w:val="0"/>
+          <w:lang w:eastAsia="es-PE"/>
+          <w14:ligatures w14:val="none"/>
         </w:rPr>
         <w:t xml:space="preserve">SEGUNDO: tener por ofrecidos los medios probatorios presentados en dos (2) escritos presentados el 18 de febrero de 2026 por la [DENUNCIANTE].</w:t>
       </w:r>
@@ -3918,7 +3832,7 @@
           <w:color w:val="000000"/>
           <w:kern w:val="0"/>
           <w:lang w:eastAsia="es-PE"/>
-          <ns2:ligatures ns2:val="none"/>
+          <w14:ligatures w14:val="none"/>
         </w:rPr>
         <w:t xml:space="preserve"/>
       </w:r>
@@ -3928,7 +3842,7 @@
           <w:color w:val="000000"/>
           <w:kern w:val="0"/>
           <w:lang w:eastAsia="es-PE"/>
-          <ns2:ligatures ns2:val="none"/>
+          <w14:ligatures w14:val="none"/>
         </w:rPr>
         <w:t xml:space="preserve"/>
       </w:r>
@@ -3938,7 +3852,7 @@
           <w:color w:val="000000"/>
           <w:kern w:val="0"/>
           <w:lang w:eastAsia="es-PE"/>
-          <ns2:ligatures ns2:val="none"/>
+          <w14:ligatures w14:val="none"/>
         </w:rPr>
         <w:t/>
       </w:r>
@@ -3948,7 +3862,7 @@
           <w:color w:val="000000"/>
           <w:kern w:val="0"/>
           <w:lang w:val="es-ES" w:eastAsia="es-ES"/>
-          <ns2:ligatures ns2:val="none"/>
+          <w14:ligatures w14:val="none"/>
         </w:rPr>
         <w:t xml:space="preserve"/>
       </w:r>
@@ -3958,7 +3872,7 @@
           <w:color w:val="000000"/>
           <w:kern w:val="0"/>
           <w:lang w:val="es-ES" w:eastAsia="es-ES"/>
-          <ns2:ligatures ns2:val="none"/>
+          <w14:ligatures w14:val="none"/>
         </w:rPr>
         <w:t/>
       </w:r>
@@ -3968,7 +3882,7 @@
           <w:color w:val="000000"/>
           <w:kern w:val="0"/>
           <w:lang w:val="es-ES" w:eastAsia="es-ES"/>
-          <ns2:ligatures ns2:val="none"/>
+          <w14:ligatures w14:val="none"/>
         </w:rPr>
         <w:t/>
       </w:r>
@@ -3978,7 +3892,7 @@
           <w:color w:val="000000"/>
           <w:kern w:val="0"/>
           <w:lang w:val="es-ES" w:eastAsia="es-ES"/>
-          <ns2:ligatures ns2:val="none"/>
+          <w14:ligatures w14:val="none"/>
         </w:rPr>
         <w:t xml:space="preserve"/>
       </w:r>
@@ -3989,7 +3903,7 @@
           <w:kern w:val="0"/>
           <w:shd w:val="clear" w:color="auto" w:fill="FFFFFF"/>
           <w:lang w:eastAsia="es-PE"/>
-          <ns2:ligatures ns2:val="none"/>
+          <w14:ligatures w14:val="none"/>
         </w:rPr>
         <w:t xml:space="preserve"/>
       </w:r>
@@ -4000,7 +3914,7 @@
           <w:kern w:val="0"/>
           <w:shd w:val="clear" w:color="auto" w:fill="FFFFFF"/>
           <w:lang w:eastAsia="es-PE"/>
-          <ns2:ligatures ns2:val="none"/>
+          <w14:ligatures w14:val="none"/>
         </w:rPr>
         <w:t/>
       </w:r>
@@ -4008,12 +3922,12 @@
         <w:rPr>
           <w:rFonts w:ascii="Arial Narrow" w:eastAsia="Calibri" w:hAnsi="Arial Narrow" w:cs="Arial"/>
           <w:kern w:val="0"/>
-          <ns2:ligatures ns2:val="none"/>
+          <w14:ligatures w14:val="none"/>
         </w:rPr>
         <w:t/>
       </w:r>
     </w:p>
-    <w:p ns2:paraId="68A17E97" ns2:textId="77777777">
+    <w:p>
       <w:pPr>
         <w:spacing w:line="240" w:lineRule="auto"/>
         <w:contextualSpacing/>
@@ -4023,30 +3937,30 @@
           <w:color w:val="000000"/>
           <w:kern w:val="0"/>
           <w:lang w:eastAsia="es-PE"/>
-          <ns2:ligatures ns2:val="none"/>
-        </w:rPr>
-      </w:pPr>
-    </w:p>
-    <w:p ns2:paraId="168254DA" ns2:textId="316E85D2">
-      <w:pPr>
-        <w:spacing w:after="0" w:line="240" w:lineRule="auto"/>
-        <w:jc w:val="both"/>
-        <w:rPr>
-          <w:rFonts w:ascii="Arial Narrow" w:eastAsia="Arial Narrow" w:hAnsi="Arial Narrow" w:cs="Arial Narrow"/>
-          <w:color w:val="000000"/>
-          <w:kern w:val="0"/>
-          <w:lang w:eastAsia="es-PE"/>
-          <ns2:ligatures ns2:val="none"/>
-        </w:rPr>
-      </w:pPr>
-      <w:r>
-        <w:rPr>
-          <w:rFonts w:ascii="Arial Narrow" w:eastAsia="Arial Narrow" w:hAnsi="Arial Narrow" w:cs="Arial Narrow"/>
-          <w:b/>
-          <w:color w:val="000000"/>
-          <w:kern w:val="0"/>
-          <w:lang w:eastAsia="es-PE"/>
-          <ns2:ligatures ns2:val="none"/>
+          <w14:ligatures w14:val="none"/>
+        </w:rPr>
+      </w:pPr>
+    </w:p>
+    <w:p>
+      <w:pPr>
+        <w:spacing w:after="0" w:line="240" w:lineRule="auto"/>
+        <w:jc w:val="both"/>
+        <w:rPr>
+          <w:rFonts w:ascii="Arial Narrow" w:eastAsia="Arial Narrow" w:hAnsi="Arial Narrow" w:cs="Arial Narrow"/>
+          <w:color w:val="000000"/>
+          <w:kern w:val="0"/>
+          <w:lang w:eastAsia="es-PE"/>
+          <w14:ligatures w14:val="none"/>
+        </w:rPr>
+      </w:pPr>
+      <w:r>
+        <w:rPr>
+          <w:rFonts w:ascii="Arial Narrow" w:eastAsia="Arial Narrow" w:hAnsi="Arial Narrow" w:cs="Arial Narrow"/>
+          <w:b/>
+          <w:color w:val="000000"/>
+          <w:kern w:val="0"/>
+          <w:lang w:eastAsia="es-PE"/>
+          <w14:ligatures w14:val="none"/>
         </w:rPr>
         <w:t xml:space="preserve">TERCERO: </w:t>
       </w:r>
@@ -4056,7 +3970,7 @@
           <w:color w:val="000000"/>
           <w:kern w:val="0"/>
           <w:lang w:eastAsia="es-PE"/>
-          <ns2:ligatures ns2:val="none"/>
+          <w14:ligatures w14:val="none"/>
         </w:rPr>
         <w:t xml:space="preserve">requerir a </w:t>
       </w:r>
@@ -4073,12 +3987,12 @@
           <w:color w:val="000000"/>
           <w:kern w:val="0"/>
           <w:lang w:eastAsia="es-PE"/>
-          <ns2:ligatures ns2:val="none"/>
+          <w14:ligatures w14:val="none"/>
         </w:rPr>
         <w:t>que cumpla con lo siguiente:</w:t>
       </w:r>
     </w:p>
-    <w:p ns2:paraId="20FDFB8D" ns2:textId="77777777">
+    <w:p>
       <w:pPr>
         <w:spacing w:after="0" w:line="240" w:lineRule="auto"/>
         <w:jc w:val="both"/>
@@ -4087,11 +4001,11 @@
           <w:color w:val="000000"/>
           <w:kern w:val="0"/>
           <w:lang w:eastAsia="es-PE"/>
-          <ns2:ligatures ns2:val="none"/>
-        </w:rPr>
-      </w:pPr>
-    </w:p>
-    <w:p ns2:paraId="4AA80738" ns2:textId="77777777">
+          <w14:ligatures w14:val="none"/>
+        </w:rPr>
+      </w:pPr>
+    </w:p>
+    <w:p>
       <w:pPr>
         <w:numPr>
           <w:ilvl w:val="0"/>
@@ -4105,21 +4019,21 @@
           <w:color w:val="000000"/>
           <w:kern w:val="0"/>
           <w:lang w:eastAsia="es-PE"/>
-          <ns2:ligatures ns2:val="none"/>
-        </w:rPr>
-      </w:pPr>
-      <w:r>
-        <w:rPr>
-          <w:rFonts w:ascii="Arial Narrow" w:eastAsia="Arial Narrow" w:hAnsi="Arial Narrow" w:cs="Arial Narrow"/>
-          <w:color w:val="000000"/>
-          <w:kern w:val="0"/>
-          <w:lang w:eastAsia="es-PE"/>
-          <ns2:ligatures ns2:val="none"/>
+          <w14:ligatures w14:val="none"/>
+        </w:rPr>
+      </w:pPr>
+      <w:r>
+        <w:rPr>
+          <w:rFonts w:ascii="Arial Narrow" w:eastAsia="Arial Narrow" w:hAnsi="Arial Narrow" w:cs="Arial Narrow"/>
+          <w:color w:val="000000"/>
+          <w:kern w:val="0"/>
+          <w:lang w:eastAsia="es-PE"/>
+          <w14:ligatures w14:val="none"/>
         </w:rPr>
         <w:t>presentar documentos que acrediten su inscripción en los Registros Públicos o una declaración jurada que indique que cuenta con dicha inscripción;</w:t>
       </w:r>
     </w:p>
-    <w:p ns2:paraId="2B29D59F" ns2:textId="77777777">
+    <w:p>
       <w:pPr>
         <w:numPr>
           <w:ilvl w:val="0"/>
@@ -4133,21 +4047,21 @@
           <w:color w:val="000000"/>
           <w:kern w:val="0"/>
           <w:lang w:eastAsia="es-PE"/>
-          <ns2:ligatures ns2:val="none"/>
-        </w:rPr>
-      </w:pPr>
-      <w:r>
-        <w:rPr>
-          <w:rFonts w:ascii="Arial Narrow" w:eastAsia="Arial Narrow" w:hAnsi="Arial Narrow" w:cs="Arial Narrow"/>
-          <w:color w:val="000000"/>
-          <w:kern w:val="0"/>
-          <w:lang w:eastAsia="es-PE"/>
-          <ns2:ligatures ns2:val="none"/>
+          <w14:ligatures w14:val="none"/>
+        </w:rPr>
+      </w:pPr>
+      <w:r>
+        <w:rPr>
+          <w:rFonts w:ascii="Arial Narrow" w:eastAsia="Arial Narrow" w:hAnsi="Arial Narrow" w:cs="Arial Narrow"/>
+          <w:color w:val="000000"/>
+          <w:kern w:val="0"/>
+          <w:lang w:eastAsia="es-PE"/>
+          <w14:ligatures w14:val="none"/>
         </w:rPr>
         <w:t>presentar copia simple de las facultades de representación de su representante legal en el presente procedimiento o la declaración jurada que indique que cuenta con dichas facultades y que estas se encuentran vigentes;</w:t>
       </w:r>
     </w:p>
-    <w:p ns2:paraId="7EF50C46" ns2:textId="77777777">
+    <w:p>
       <w:pPr>
         <w:numPr>
           <w:ilvl w:val="0"/>
@@ -4161,21 +4075,21 @@
           <w:color w:val="000000"/>
           <w:kern w:val="0"/>
           <w:lang w:eastAsia="es-PE"/>
-          <ns2:ligatures ns2:val="none"/>
-        </w:rPr>
-      </w:pPr>
-      <w:r>
-        <w:rPr>
-          <w:rFonts w:ascii="Arial Narrow" w:eastAsia="Arial Narrow" w:hAnsi="Arial Narrow" w:cs="Arial Narrow"/>
-          <w:color w:val="000000"/>
-          <w:kern w:val="0"/>
-          <w:lang w:eastAsia="es-PE"/>
-          <ns2:ligatures ns2:val="none"/>
+          <w14:ligatures w14:val="none"/>
+        </w:rPr>
+      </w:pPr>
+      <w:r>
+        <w:rPr>
+          <w:rFonts w:ascii="Arial Narrow" w:eastAsia="Arial Narrow" w:hAnsi="Arial Narrow" w:cs="Arial Narrow"/>
+          <w:color w:val="000000"/>
+          <w:kern w:val="0"/>
+          <w:lang w:eastAsia="es-PE"/>
+          <w14:ligatures w14:val="none"/>
         </w:rPr>
         <w:t>consignar el Número de Registro Único de Contribuyentes (RUC); y,</w:t>
       </w:r>
     </w:p>
-    <w:p ns2:paraId="19E4DFA1" ns2:textId="77777777">
+    <w:p>
       <w:pPr>
         <w:numPr>
           <w:ilvl w:val="0"/>
@@ -4187,16 +4101,16 @@
         <w:rPr>
           <w:rFonts w:ascii="Arial Narrow" w:eastAsia="Calibri" w:hAnsi="Arial Narrow" w:cs="Arial"/>
           <w:kern w:val="0"/>
-          <ns2:ligatures ns2:val="none"/>
-        </w:rPr>
-      </w:pPr>
-      <w:r>
-        <w:rPr>
-          <w:rFonts w:ascii="Arial Narrow" w:eastAsia="Arial Narrow" w:hAnsi="Arial Narrow" w:cs="Arial Narrow"/>
-          <w:color w:val="000000"/>
-          <w:kern w:val="0"/>
-          <w:lang w:eastAsia="es-PE"/>
-          <ns2:ligatures ns2:val="none"/>
+          <w14:ligatures w14:val="none"/>
+        </w:rPr>
+      </w:pPr>
+      <w:r>
+        <w:rPr>
+          <w:rFonts w:ascii="Arial Narrow" w:eastAsia="Arial Narrow" w:hAnsi="Arial Narrow" w:cs="Arial Narrow"/>
+          <w:color w:val="000000"/>
+          <w:kern w:val="0"/>
+          <w:lang w:eastAsia="es-PE"/>
+          <w14:ligatures w14:val="none"/>
         </w:rPr>
         <w:t>fijar domicilio procesal para el procedimiento, de conformidad con el numeral 1 del artículo 442</w:t>
       </w:r>
@@ -4206,7 +4120,7 @@
           <w:color w:val="000000"/>
           <w:kern w:val="0"/>
           <w:lang w:eastAsia="es-PE"/>
-          <ns2:ligatures ns2:val="none"/>
+          <w14:ligatures w14:val="none"/>
         </w:rPr>
         <w:t/>
       </w:r>
@@ -4216,7 +4130,7 @@
           <w:color w:val="000000"/>
           <w:kern w:val="0"/>
           <w:lang w:eastAsia="es-PE"/>
-          <ns2:ligatures ns2:val="none"/>
+          <w14:ligatures w14:val="none"/>
         </w:rPr>
         <w:t xml:space="preserve"> del Código Procesal Civil. </w:t>
       </w:r>
@@ -4224,7 +4138,7 @@
         <w:rPr>
           <w:rFonts w:ascii="Arial Narrow" w:eastAsia="Calibri" w:hAnsi="Arial Narrow" w:cs="Arial"/>
           <w:kern w:val="0"/>
-          <ns2:ligatures ns2:val="none"/>
+          <w14:ligatures w14:val="none"/>
         </w:rPr>
         <w:t>Para ello podrá señalar domicilio físico o una dirección electrónica a la que pueda remitirse las notificaciones</w:t>
       </w:r>
@@ -4233,12 +4147,12 @@
           <w:rFonts w:ascii="Arial Narrow" w:eastAsia="Arial" w:hAnsi="Arial Narrow" w:cs="Arial"/>
           <w:kern w:val="0"/>
           <w:lang w:val="es"/>
-          <ns2:ligatures ns2:val="none"/>
+          <w14:ligatures w14:val="none"/>
         </w:rPr>
         <w:t>;</w:t>
       </w:r>
     </w:p>
-    <w:p ns2:paraId="7C63E340" ns2:textId="77777777">
+    <w:p>
       <w:pPr>
         <w:numPr>
           <w:ilvl w:val="0"/>
@@ -4250,14 +4164,14 @@
         <w:rPr>
           <w:rFonts w:ascii="Arial Narrow" w:eastAsia="Calibri" w:hAnsi="Arial Narrow" w:cs="Arial"/>
           <w:kern w:val="0"/>
-          <ns2:ligatures ns2:val="none"/>
+          <w14:ligatures w14:val="none"/>
         </w:rPr>
       </w:pPr>
       <w:r>
         <w:rPr>
           <w:rFonts w:ascii="Arial Narrow" w:eastAsia="Calibri" w:hAnsi="Arial Narrow" w:cs="Arial"/>
           <w:kern w:val="0"/>
-          <ns2:ligatures ns2:val="none"/>
+          <w14:ligatures w14:val="none"/>
         </w:rPr>
         <w:t xml:space="preserve">en caso califique como </w:t>
       </w:r>
@@ -4266,7 +4180,7 @@
         <w:rPr>
           <w:rFonts w:ascii="Arial Narrow" w:eastAsia="Calibri" w:hAnsi="Arial Narrow" w:cs="Arial"/>
           <w:kern w:val="0"/>
-          <ns2:ligatures ns2:val="none"/>
+          <w14:ligatures w14:val="none"/>
         </w:rPr>
         <w:t>micro empresa</w:t>
       </w:r>
@@ -4275,7 +4189,7 @@
         <w:rPr>
           <w:rFonts w:ascii="Arial Narrow" w:eastAsia="Calibri" w:hAnsi="Arial Narrow" w:cs="Arial"/>
           <w:kern w:val="0"/>
-          <ns2:ligatures ns2:val="none"/>
+          <w14:ligatures w14:val="none"/>
         </w:rPr>
         <w:t xml:space="preserve"> o pequeña empresa, presentar los documentos que acrediten su volumen de ventas o ingresos brutos percibidos el año anterior relativo a todas sus actividades económicas y el número de trabajadores con el que cuenta</w:t>
       </w:r>
@@ -4285,7 +4199,7 @@
           <w:rFonts w:ascii="Arial Narrow" w:eastAsia="Calibri" w:hAnsi="Arial Narrow" w:cs="Arial"/>
           <w:kern w:val="0"/>
           <w:vertAlign w:val="superscript"/>
-          <ns2:ligatures ns2:val="none"/>
+          <w14:ligatures w14:val="none"/>
         </w:rPr>
         <w:footnoteReference w:id="8"/>
       </w:r>
@@ -4293,7 +4207,7 @@
         <w:rPr>
           <w:rFonts w:ascii="Arial Narrow" w:eastAsia="Calibri" w:hAnsi="Arial Narrow" w:cs="Arial"/>
           <w:kern w:val="0"/>
-          <ns2:ligatures ns2:val="none"/>
+          <w14:ligatures w14:val="none"/>
         </w:rPr>
         <w:t>. Ello, a fin de que la Comisión pueda meritar dicha documentación, conforme lo establece el artículo 110</w:t>
       </w:r>
@@ -4303,7 +4217,7 @@
           <w:color w:val="000000"/>
           <w:kern w:val="0"/>
           <w:lang w:eastAsia="es-PE"/>
-          <ns2:ligatures ns2:val="none"/>
+          <w14:ligatures w14:val="none"/>
         </w:rPr>
         <w:t/>
       </w:r>
@@ -4311,7 +4225,7 @@
         <w:rPr>
           <w:rFonts w:ascii="Arial Narrow" w:eastAsia="Calibri" w:hAnsi="Arial Narrow" w:cs="Arial"/>
           <w:kern w:val="0"/>
-          <ns2:ligatures ns2:val="none"/>
+          <w14:ligatures w14:val="none"/>
         </w:rPr>
         <w:t xml:space="preserve"> del </w:t>
       </w:r>
@@ -4320,7 +4234,7 @@
           <w:rFonts w:ascii="Arial Narrow" w:eastAsia="Calibri" w:hAnsi="Arial Narrow" w:cs="Arial"/>
           <w:spacing w:val="-2"/>
           <w:kern w:val="0"/>
-          <ns2:ligatures ns2:val="none"/>
+          <w14:ligatures w14:val="none"/>
         </w:rPr>
         <w:t>Código</w:t>
       </w:r>
@@ -4331,7 +4245,7 @@
           <w:spacing w:val="-2"/>
           <w:kern w:val="0"/>
           <w:vertAlign w:val="superscript"/>
-          <ns2:ligatures ns2:val="none"/>
+          <w14:ligatures w14:val="none"/>
         </w:rPr>
         <w:footnoteReference w:id="9"/>
       </w:r>
@@ -4340,12 +4254,12 @@
           <w:rFonts w:ascii="Arial Narrow" w:eastAsia="Calibri" w:hAnsi="Arial Narrow" w:cs="Arial"/>
           <w:spacing w:val="-2"/>
           <w:kern w:val="0"/>
-          <ns2:ligatures ns2:val="none"/>
+          <w14:ligatures w14:val="none"/>
         </w:rPr>
         <w:t>.</w:t>
       </w:r>
     </w:p>
-    <w:p ns2:paraId="1F11FE32" ns2:textId="77777777">
+    <w:p>
       <w:pPr>
         <w:spacing w:after="0" w:line="240" w:lineRule="auto"/>
         <w:ind w:left="567"/>
@@ -4355,20 +4269,20 @@
           <w:color w:val="000000"/>
           <w:kern w:val="0"/>
           <w:lang w:eastAsia="es-PE"/>
-          <ns2:ligatures ns2:val="none"/>
-        </w:rPr>
-      </w:pPr>
-    </w:p>
-    <w:p>
-      <w:pPr>
-        <w:spacing w:after="0" w:line="240" w:lineRule="auto"/>
-        <w:jc w:val="both"/>
-        <w:rPr>
-          <w:rFonts w:ascii="Arial Narrow" w:eastAsia="Arial Narrow" w:hAnsi="Arial Narrow" w:cs="Arial Narrow"/>
-          <w:color w:val="000000"/>
-          <w:kern w:val="0"/>
-          <w:lang w:eastAsia="es-PE"/>
-          <ns2:ligatures ns2:val="none"/>
+          <w14:ligatures w14:val="none"/>
+        </w:rPr>
+      </w:pPr>
+    </w:p>
+    <w:p>
+      <w:pPr>
+        <w:spacing w:after="0" w:line="240" w:lineRule="auto"/>
+        <w:jc w:val="both"/>
+        <w:rPr>
+          <w:rFonts w:ascii="Arial Narrow" w:eastAsia="Arial Narrow" w:hAnsi="Arial Narrow" w:cs="Arial Narrow"/>
+          <w:color w:val="000000"/>
+          <w:kern w:val="0"/>
+          <w:lang w:eastAsia="es-PE"/>
+          <w14:ligatures w14:val="none"/>
         </w:rPr>
       </w:pPr>
       <w:r>
@@ -4387,42 +4301,82 @@
           <w:sz w:val="20"/>
           <w:szCs w:val="20"/>
         </w:rPr>
-        <w:t xml:space="preserve">correr traslado de la presente resolución a Mapfre Perú Compañía de Seguros y Reaseguros S.A. para que, de conformidad con lo dispuesto por el artículo 26 de la Ley sobre Facultades, Normas y Organización del Indecopi, aprobada por Decreto Legislativo 807, presente sus descargos sobre la imputación de cargos realizada en un plazo no mayor a cinco (5) días hábiles contado a partir del día siguiente de la notificación de la presente resolución, vencido el cual, el Secretario Técnico declarará en rebeldía al denunciado que no lo hubiera presentado. Debe precisarse que de conformidad con lo establecido por el artículo 223 del Texto Único Ordenado de la Ley 27444, Ley del Procedimiento Administrativo General, las alegaciones y los hechos relevantes de la reclamación, salvo que hayan sido específicamente negadas en la contestación, se tendrán por aceptadas o merituadas como ciertas.</w:t>
-      </w:r>
-    </w:p>
-    <w:p ns2:paraId="228F876C" ns2:textId="77777777">
-      <w:pPr>
-        <w:spacing w:after="0" w:line="240" w:lineRule="auto"/>
-        <w:jc w:val="both"/>
-        <w:rPr>
-          <w:rFonts w:ascii="Arial Narrow" w:eastAsia="Arial Narrow" w:hAnsi="Arial Narrow" w:cs="Arial Narrow"/>
-          <w:color w:val="000000"/>
-          <w:kern w:val="0"/>
-          <w:lang w:eastAsia="es-PE"/>
-          <ns2:ligatures ns2:val="none"/>
-        </w:rPr>
-      </w:pPr>
-    </w:p>
-    <w:p ns2:paraId="774AFBA5" ns2:textId="5093D472">
-      <w:pPr>
-        <w:spacing w:after="0" w:line="240" w:lineRule="auto"/>
-        <w:jc w:val="both"/>
-        <w:rPr>
-          <w:rFonts w:ascii="Arial Narrow" w:eastAsia="Times New Roman" w:hAnsi="Arial Narrow" w:cs="Arial"/>
-          <w:color w:val="000000"/>
-          <w:kern w:val="0"/>
+        <w:t xml:space="preserve">correr traslado de la presente resolución a Mapfre Perú Compañía de Seguros y Reaseguros S.A. para que, de conformidad con lo dispuesto por el artículo 26 de la Ley sobre Facultades, Normas y Organización del Indecopi, aprobada por Decreto Legislativo 807</w:t>
+      </w:r>
+      <w:r>
+        <w:rPr>
+          <w:rStyle w:val="Refdenotaalpie"/>
+          <w:rFonts w:ascii="Arial Narrow" w:eastAsia="Times New Roman" w:hAnsi="Arial Narrow" w:cs="Times New Roman"/>
+          <w:color w:val="000000"/>
+          <w:kern w:val="0"/>
+          <w:vertAlign w:val="superscript"/>
           <w:lang w:val="es-ES" w:eastAsia="es-ES"/>
-          <ns2:ligatures ns2:val="none"/>
-        </w:rPr>
-      </w:pPr>
-      <w:r>
-        <w:rPr>
-          <w:rFonts w:ascii="Arial Narrow" w:eastAsia="Arial Narrow" w:hAnsi="Arial Narrow" w:cs="Arial Narrow"/>
-          <w:b/>
-          <w:color w:val="000000"/>
-          <w:kern w:val="0"/>
-          <w:lang w:eastAsia="es-PE"/>
-          <ns2:ligatures ns2:val="none"/>
+          <w14:ligatures w14:val="none"/>
+        </w:rPr>
+        <w:footnoteReference w:id="15"/>
+      </w:r>
+      <w:r>
+        <w:rPr>
+          <w:rFonts w:ascii="Arial Narrow" w:hAnsi="Arial Narrow" w:cs="Arial Narrow"/>
+          <w:sz w:val="20"/>
+          <w:szCs w:val="20"/>
+        </w:rPr>
+        <w:t xml:space="preserve">, presente sus descargos sobre la imputación de cargos realizada en un plazo no mayor a cinco (5) días hábiles contado a partir del día siguiente de la notificación de la presente resolución, vencido el cual, el Secretario Técnico declarará en rebeldía al denunciado que no lo hubiera presentado. Debe precisarse que de conformidad con lo establecido por el artículo 223 del Texto Único Ordenado de la Ley 27444, Ley del Procedimiento Administrativo General</w:t>
+      </w:r>
+      <w:r>
+        <w:rPr>
+          <w:rStyle w:val="Refdenotaalpie"/>
+          <w:rFonts w:ascii="Arial Narrow" w:eastAsia="Times New Roman" w:hAnsi="Arial Narrow" w:cs="Times New Roman"/>
+          <w:color w:val="000000"/>
+          <w:kern w:val="0"/>
+          <w:vertAlign w:val="superscript"/>
+          <w:lang w:val="es-ES" w:eastAsia="es-ES"/>
+          <w14:ligatures w14:val="none"/>
+        </w:rPr>
+        <w:footnoteReference w:id="16"/>
+      </w:r>
+      <w:r>
+        <w:rPr>
+          <w:rFonts w:ascii="Arial Narrow" w:hAnsi="Arial Narrow" w:cs="Arial Narrow"/>
+          <w:sz w:val="20"/>
+          <w:szCs w:val="20"/>
+        </w:rPr>
+        <w:t xml:space="preserve">, las alegaciones y los hechos relevantes de la reclamación, salvo que hayan sido específicamente negadas en la contestación, se tendrán por aceptadas o merituadas como ciertas.</w:t>
+      </w:r>
+    </w:p>
+    <w:p>
+      <w:pPr>
+        <w:spacing w:after="0" w:line="240" w:lineRule="auto"/>
+        <w:jc w:val="both"/>
+        <w:rPr>
+          <w:rFonts w:ascii="Arial Narrow" w:eastAsia="Arial Narrow" w:hAnsi="Arial Narrow" w:cs="Arial Narrow"/>
+          <w:color w:val="000000"/>
+          <w:kern w:val="0"/>
+          <w:lang w:eastAsia="es-PE"/>
+          <w14:ligatures w14:val="none"/>
+        </w:rPr>
+      </w:pPr>
+    </w:p>
+    <w:p>
+      <w:pPr>
+        <w:spacing w:after="0" w:line="240" w:lineRule="auto"/>
+        <w:jc w:val="both"/>
+        <w:rPr>
+          <w:rFonts w:ascii="Arial Narrow" w:eastAsia="Times New Roman" w:hAnsi="Arial Narrow" w:cs="Arial"/>
+          <w:color w:val="000000"/>
+          <w:kern w:val="0"/>
+          <w:lang w:val="es-ES" w:eastAsia="es-ES"/>
+          <w14:ligatures w14:val="none"/>
+        </w:rPr>
+      </w:pPr>
+      <w:r>
+        <w:rPr>
+          <w:rFonts w:ascii="Arial Narrow" w:eastAsia="Arial Narrow" w:hAnsi="Arial Narrow" w:cs="Arial Narrow"/>
+          <w:b/>
+          <w:color w:val="000000"/>
+          <w:kern w:val="0"/>
+          <w:lang w:eastAsia="es-PE"/>
+          <w14:ligatures w14:val="none"/>
         </w:rPr>
         <w:t xml:space="preserve">QUINTO: </w:t>
       </w:r>
@@ -4433,7 +4387,7 @@
           <w:color w:val="000000"/>
           <w:kern w:val="0"/>
           <w:lang w:eastAsia="es-ES"/>
-          <ns2:ligatures ns2:val="none"/>
+          <w14:ligatures w14:val="none"/>
         </w:rPr>
         <w:t xml:space="preserve">requerir </w:t>
       </w:r>
@@ -4443,7 +4397,7 @@
           <w:color w:val="000000"/>
           <w:kern w:val="0"/>
           <w:lang w:val="es-ES" w:eastAsia="es-ES"/>
-          <ns2:ligatures ns2:val="none"/>
+          <w14:ligatures w14:val="none"/>
         </w:rPr>
         <w:t xml:space="preserve">que, en un </w:t>
       </w:r>
@@ -4453,7 +4407,7 @@
           <w:color w:val="000000"/>
           <w:kern w:val="0"/>
           <w:lang w:eastAsia="es-ES"/>
-          <ns2:ligatures ns2:val="none"/>
+          <w14:ligatures w14:val="none"/>
         </w:rPr>
         <w:t>plazo no mayor de cinco (5) días hábiles contado a partir del día siguiente de la notificación de la presente resolución</w:t>
       </w:r>
@@ -4464,7 +4418,7 @@
           <w:color w:val="000000"/>
           <w:kern w:val="0"/>
           <w:lang w:eastAsia="es-ES"/>
-          <ns2:ligatures ns2:val="none"/>
+          <w14:ligatures w14:val="none"/>
         </w:rPr>
         <w:t xml:space="preserve">, </w:t>
       </w:r>
@@ -4476,7 +4430,7 @@
           <w:kern w:val="0"/>
           <w:shd w:val="clear" w:color="auto" w:fill="FFFFFF"/>
           <w:lang w:eastAsia="es-PE"/>
-          <ns2:ligatures ns2:val="none"/>
+          <w14:ligatures w14:val="none"/>
         </w:rPr>
         <w:t>el proveedor denunciado</w:t>
       </w:r>
@@ -4486,7 +4440,7 @@
           <w:color w:val="000000"/>
           <w:kern w:val="0"/>
           <w:lang w:eastAsia="es-ES"/>
-          <ns2:ligatures ns2:val="none"/>
+          <w14:ligatures w14:val="none"/>
         </w:rPr>
         <w:t xml:space="preserve"> </w:t>
       </w:r>
@@ -4497,7 +4451,7 @@
           <w:color w:val="000000"/>
           <w:kern w:val="0"/>
           <w:lang w:val="es-ES" w:eastAsia="es-ES"/>
-          <ns2:ligatures ns2:val="none"/>
+          <w14:ligatures w14:val="none"/>
         </w:rPr>
         <w:t xml:space="preserve">cumpla con: </w:t>
       </w:r>
@@ -4507,7 +4461,7 @@
           <w:color w:val="000000"/>
           <w:kern w:val="0"/>
           <w:lang w:val="es-ES" w:eastAsia="es-ES"/>
-          <ns2:ligatures ns2:val="none"/>
+          <w14:ligatures w14:val="none"/>
         </w:rPr>
         <w:t>(i) presentar una copia completa, legible y debidamente suscrita de la Póliza CTI-EAR0536329 del Seguro de Responsabilidad Civil, así como el cargo de remisión de la póliza; (</w:t>
       </w:r>
@@ -4518,7 +4472,7 @@
           <w:color w:val="000000"/>
           <w:kern w:val="0"/>
           <w:lang w:val="es-ES" w:eastAsia="es-ES"/>
-          <ns2:ligatures ns2:val="none"/>
+          <w14:ligatures w14:val="none"/>
         </w:rPr>
         <w:t>ii</w:t>
       </w:r>
@@ -4529,7 +4483,7 @@
           <w:color w:val="000000"/>
           <w:kern w:val="0"/>
           <w:lang w:val="es-ES" w:eastAsia="es-ES"/>
-          <ns2:ligatures ns2:val="none"/>
+          <w14:ligatures w14:val="none"/>
         </w:rPr>
         <w:t>) presentar los medios probatorios que acrediten que la negativa de tramitar y evaluar la solicitud de cobertura es justificada; y, (</w:t>
       </w:r>
@@ -4540,7 +4494,7 @@
           <w:color w:val="000000"/>
           <w:kern w:val="0"/>
           <w:lang w:val="es-ES" w:eastAsia="es-ES"/>
-          <ns2:ligatures ns2:val="none"/>
+          <w14:ligatures w14:val="none"/>
         </w:rPr>
         <w:t>iii</w:t>
       </w:r>
@@ -4551,7 +4505,7 @@
           <w:color w:val="000000"/>
           <w:kern w:val="0"/>
           <w:lang w:val="es-ES" w:eastAsia="es-ES"/>
-          <ns2:ligatures ns2:val="none"/>
+          <w14:ligatures w14:val="none"/>
         </w:rPr>
         <w:t>) presentar todas las comunicaciones cursadas con la parte denunciante en virtud de los hechos materia de denuncia</w:t>
       </w:r>
@@ -4561,12 +4515,12 @@
           <w:color w:val="000000"/>
           <w:kern w:val="0"/>
           <w:lang w:val="es-ES" w:eastAsia="es-ES"/>
-          <ns2:ligatures ns2:val="none"/>
+          <w14:ligatures w14:val="none"/>
         </w:rPr>
         <w:t>.</w:t>
       </w:r>
     </w:p>
-    <w:p ns2:paraId="12A4D8BD" ns2:textId="77777777">
+    <w:p>
       <w:pPr>
         <w:spacing w:after="0" w:line="240" w:lineRule="auto"/>
         <w:jc w:val="both"/>
@@ -4576,30 +4530,30 @@
           <w:color w:val="000000"/>
           <w:kern w:val="0"/>
           <w:lang w:val="es-ES" w:eastAsia="es-PE"/>
-          <ns2:ligatures ns2:val="none"/>
-        </w:rPr>
-      </w:pPr>
-    </w:p>
-    <w:p ns2:paraId="591B7E6F" ns2:textId="77777777">
-      <w:pPr>
-        <w:spacing w:after="0" w:line="240" w:lineRule="auto"/>
-        <w:jc w:val="both"/>
-        <w:rPr>
-          <w:rFonts w:ascii="Arial Narrow" w:eastAsia="Arial Narrow" w:hAnsi="Arial Narrow" w:cs="Arial Narrow"/>
-          <w:color w:val="000000"/>
-          <w:kern w:val="0"/>
-          <w:lang w:eastAsia="es-PE"/>
-          <ns2:ligatures ns2:val="none"/>
-        </w:rPr>
-      </w:pPr>
-      <w:r>
-        <w:rPr>
-          <w:rFonts w:ascii="Arial Narrow" w:eastAsia="Arial Narrow" w:hAnsi="Arial Narrow" w:cs="Arial Narrow"/>
-          <w:b/>
-          <w:color w:val="000000"/>
-          <w:kern w:val="0"/>
-          <w:lang w:eastAsia="es-PE"/>
-          <ns2:ligatures ns2:val="none"/>
+          <w14:ligatures w14:val="none"/>
+        </w:rPr>
+      </w:pPr>
+    </w:p>
+    <w:p>
+      <w:pPr>
+        <w:spacing w:after="0" w:line="240" w:lineRule="auto"/>
+        <w:jc w:val="both"/>
+        <w:rPr>
+          <w:rFonts w:ascii="Arial Narrow" w:eastAsia="Arial Narrow" w:hAnsi="Arial Narrow" w:cs="Arial Narrow"/>
+          <w:color w:val="000000"/>
+          <w:kern w:val="0"/>
+          <w:lang w:eastAsia="es-PE"/>
+          <w14:ligatures w14:val="none"/>
+        </w:rPr>
+      </w:pPr>
+      <w:r>
+        <w:rPr>
+          <w:rFonts w:ascii="Arial Narrow" w:eastAsia="Arial Narrow" w:hAnsi="Arial Narrow" w:cs="Arial Narrow"/>
+          <w:b/>
+          <w:color w:val="000000"/>
+          <w:kern w:val="0"/>
+          <w:lang w:eastAsia="es-PE"/>
+          <w14:ligatures w14:val="none"/>
         </w:rPr>
         <w:t>SEXTO:</w:t>
       </w:r>
@@ -4609,7 +4563,7 @@
           <w:color w:val="000000"/>
           <w:kern w:val="0"/>
           <w:lang w:eastAsia="es-PE"/>
-          <ns2:ligatures ns2:val="none"/>
+          <w14:ligatures w14:val="none"/>
         </w:rPr>
         <w:t xml:space="preserve"> </w:t>
       </w:r>
@@ -4620,7 +4574,7 @@
           <w:color w:val="000000"/>
           <w:kern w:val="0"/>
           <w:lang w:eastAsia="es-PE"/>
-          <ns2:ligatures ns2:val="none"/>
+          <w14:ligatures w14:val="none"/>
         </w:rPr>
         <w:t>informar a las partes que el artículo 110</w:t>
       </w:r>
@@ -4630,7 +4584,7 @@
           <w:color w:val="000000"/>
           <w:kern w:val="0"/>
           <w:lang w:eastAsia="es-PE"/>
-          <ns2:ligatures ns2:val="none"/>
+          <w14:ligatures w14:val="none"/>
         </w:rPr>
         <w:t/>
       </w:r>
@@ -4640,7 +4594,7 @@
           <w:color w:val="000000"/>
           <w:kern w:val="0"/>
           <w:lang w:eastAsia="es-PE"/>
-          <ns2:ligatures ns2:val="none"/>
+          <w14:ligatures w14:val="none"/>
         </w:rPr>
         <w:t xml:space="preserve"> de la Ley 29571, Código de Protección y Defensa del Consumidor</w:t>
       </w:r>
@@ -4652,7 +4606,7 @@
           <w:kern w:val="0"/>
           <w:vertAlign w:val="superscript"/>
           <w:lang w:eastAsia="es-PE"/>
-          <ns2:ligatures ns2:val="none"/>
+          <w14:ligatures w14:val="none"/>
         </w:rPr>
         <w:footnoteReference w:id="10"/>
       </w:r>
@@ -4662,7 +4616,7 @@
           <w:color w:val="000000"/>
           <w:kern w:val="0"/>
           <w:lang w:eastAsia="es-PE"/>
-          <ns2:ligatures ns2:val="none"/>
+          <w14:ligatures w14:val="none"/>
         </w:rPr>
         <w:t>, faculta a la Comisión a calificar las infracciones de la referida norma como leves, graves o muy graves e imponer sanciones que van desde una amonestación hasta una multa por un máximo de 450 Unidades Impositivas Tributarias, sin perjuicio de las medidas correctivas, reparadoras y complementarias, que puedan ordenarse de acuerdo a lo estipulado en los artículos 114</w:t>
       </w:r>
@@ -4672,7 +4626,7 @@
           <w:color w:val="000000"/>
           <w:kern w:val="0"/>
           <w:lang w:eastAsia="es-PE"/>
-          <ns2:ligatures ns2:val="none"/>
+          <w14:ligatures w14:val="none"/>
         </w:rPr>
         <w:t/>
       </w:r>
@@ -4682,7 +4636,7 @@
           <w:color w:val="000000"/>
           <w:kern w:val="0"/>
           <w:lang w:eastAsia="es-PE"/>
-          <ns2:ligatures ns2:val="none"/>
+          <w14:ligatures w14:val="none"/>
         </w:rPr>
         <w:t>, 115</w:t>
       </w:r>
@@ -4692,7 +4646,7 @@
           <w:color w:val="000000"/>
           <w:kern w:val="0"/>
           <w:lang w:eastAsia="es-PE"/>
-          <ns2:ligatures ns2:val="none"/>
+          <w14:ligatures w14:val="none"/>
         </w:rPr>
         <w:t/>
       </w:r>
@@ -4702,7 +4656,7 @@
           <w:color w:val="000000"/>
           <w:kern w:val="0"/>
           <w:lang w:eastAsia="es-PE"/>
-          <ns2:ligatures ns2:val="none"/>
+          <w14:ligatures w14:val="none"/>
         </w:rPr>
         <w:t xml:space="preserve"> y 116</w:t>
       </w:r>
@@ -4712,7 +4666,7 @@
           <w:color w:val="000000"/>
           <w:kern w:val="0"/>
           <w:lang w:eastAsia="es-PE"/>
-          <ns2:ligatures ns2:val="none"/>
+          <w14:ligatures w14:val="none"/>
         </w:rPr>
         <w:t/>
       </w:r>
@@ -4722,7 +4676,7 @@
           <w:color w:val="000000"/>
           <w:kern w:val="0"/>
           <w:lang w:eastAsia="es-PE"/>
-          <ns2:ligatures ns2:val="none"/>
+          <w14:ligatures w14:val="none"/>
         </w:rPr>
         <w:t xml:space="preserve"> de la referida norma</w:t>
       </w:r>
@@ -4734,7 +4688,7 @@
           <w:kern w:val="0"/>
           <w:vertAlign w:val="superscript"/>
           <w:lang w:eastAsia="es-PE"/>
-          <ns2:ligatures ns2:val="none"/>
+          <w14:ligatures w14:val="none"/>
         </w:rPr>
         <w:footnoteReference w:id="11"/>
       </w:r>
@@ -4744,7 +4698,7 @@
           <w:color w:val="000000"/>
           <w:kern w:val="0"/>
           <w:lang w:eastAsia="es-PE"/>
-          <ns2:ligatures ns2:val="none"/>
+          <w14:ligatures w14:val="none"/>
         </w:rPr>
         <w:t xml:space="preserve">. </w:t>
       </w:r>
@@ -4755,7 +4709,7 @@
           <w:color w:val="000000"/>
           <w:kern w:val="0"/>
           <w:lang w:eastAsia="es-PE"/>
-          <ns2:ligatures ns2:val="none"/>
+          <w14:ligatures w14:val="none"/>
         </w:rPr>
         <w:lastRenderedPageBreak/>
         <w:t>Asimismo, se consideran circunstancias atenuantes para la graduación de la sanción, el allanamiento de la denuncia o el reconocimiento de las pretensiones en ella contenidas, de acuerdo con el artículo 112</w:t>
@@ -4766,7 +4720,7 @@
           <w:color w:val="000000"/>
           <w:kern w:val="0"/>
           <w:lang w:eastAsia="es-PE"/>
-          <ns2:ligatures ns2:val="none"/>
+          <w14:ligatures w14:val="none"/>
         </w:rPr>
         <w:t/>
       </w:r>
@@ -4776,7 +4730,7 @@
           <w:color w:val="000000"/>
           <w:kern w:val="0"/>
           <w:lang w:eastAsia="es-PE"/>
-          <ns2:ligatures ns2:val="none"/>
+          <w14:ligatures w14:val="none"/>
         </w:rPr>
         <w:t xml:space="preserve"> del Código</w:t>
       </w:r>
@@ -4788,7 +4742,7 @@
           <w:kern w:val="0"/>
           <w:vertAlign w:val="superscript"/>
           <w:lang w:eastAsia="es-PE"/>
-          <ns2:ligatures ns2:val="none"/>
+          <w14:ligatures w14:val="none"/>
         </w:rPr>
         <w:footnoteReference w:id="12"/>
       </w:r>
@@ -4798,12 +4752,12 @@
           <w:color w:val="000000"/>
           <w:kern w:val="0"/>
           <w:lang w:eastAsia="es-PE"/>
-          <ns2:ligatures ns2:val="none"/>
+          <w14:ligatures w14:val="none"/>
         </w:rPr>
         <w:t>.</w:t>
       </w:r>
     </w:p>
-    <w:p ns2:paraId="0ECE55DF" ns2:textId="77777777">
+    <w:p>
       <w:pPr>
         <w:shd w:val="clear" w:color="auto" w:fill="FFFFFF"/>
         <w:spacing w:after="0" w:line="240" w:lineRule="auto"/>
@@ -4814,11 +4768,11 @@
           <w:color w:val="000000"/>
           <w:kern w:val="0"/>
           <w:lang w:eastAsia="es-PE"/>
-          <ns2:ligatures ns2:val="none"/>
-        </w:rPr>
-      </w:pPr>
-    </w:p>
-    <w:p ns2:paraId="1CC114EB" ns2:textId="77777777">
+          <w14:ligatures w14:val="none"/>
+        </w:rPr>
+      </w:pPr>
+    </w:p>
+    <w:p>
       <w:pPr>
         <w:shd w:val="clear" w:color="auto" w:fill="FFFFFF"/>
         <w:spacing w:after="0" w:line="240" w:lineRule="auto"/>
@@ -4828,17 +4782,17 @@
           <w:color w:val="000000"/>
           <w:kern w:val="0"/>
           <w:lang w:eastAsia="es-PE"/>
-          <ns2:ligatures ns2:val="none"/>
-        </w:rPr>
-      </w:pPr>
-      <w:r>
-        <w:rPr>
-          <w:rFonts w:ascii="Arial Narrow" w:eastAsia="Arial Narrow" w:hAnsi="Arial Narrow" w:cs="Arial Narrow"/>
-          <w:b/>
-          <w:color w:val="000000"/>
-          <w:kern w:val="0"/>
-          <w:lang w:eastAsia="es-PE"/>
-          <ns2:ligatures ns2:val="none"/>
+          <w14:ligatures w14:val="none"/>
+        </w:rPr>
+      </w:pPr>
+      <w:r>
+        <w:rPr>
+          <w:rFonts w:ascii="Arial Narrow" w:eastAsia="Arial Narrow" w:hAnsi="Arial Narrow" w:cs="Arial Narrow"/>
+          <w:b/>
+          <w:color w:val="000000"/>
+          <w:kern w:val="0"/>
+          <w:lang w:eastAsia="es-PE"/>
+          <w14:ligatures w14:val="none"/>
         </w:rPr>
         <w:t>SÉTIMO:</w:t>
       </w:r>
@@ -4848,7 +4802,7 @@
           <w:color w:val="000000"/>
           <w:kern w:val="0"/>
           <w:lang w:eastAsia="es-PE"/>
-          <ns2:ligatures ns2:val="none"/>
+          <w14:ligatures w14:val="none"/>
         </w:rPr>
         <w:t xml:space="preserve"> informar a las partes que conforme a lo establecido en el artículo 39</w:t>
       </w:r>
@@ -4858,7 +4812,7 @@
           <w:color w:val="000000"/>
           <w:kern w:val="0"/>
           <w:lang w:eastAsia="es-PE"/>
-          <ns2:ligatures ns2:val="none"/>
+          <w14:ligatures w14:val="none"/>
         </w:rPr>
         <w:t/>
       </w:r>
@@ -4868,12 +4822,12 @@
           <w:color w:val="000000"/>
           <w:kern w:val="0"/>
           <w:lang w:eastAsia="es-PE"/>
-          <ns2:ligatures ns2:val="none"/>
+          <w14:ligatures w14:val="none"/>
         </w:rPr>
         <w:t xml:space="preserve"> de la Ley sobre Facultades, Normas y Organización del Indecopi, aprobada por Decreto Legislativo 807, los gastos por los peritajes realizados, actuación de pruebas, inspecciones y otros derivados de la tramitación del proceso serán de cargo de la parte que solicita la prueba, salvo pacto en contrario. En todos los casos, la resolución final determinará si los gastos deben ser asumidos por alguna de las partes, o reembolsados a la otra parte o al Indecopi, según sea el caso, de manera adicional a la sanción que haya podido imponerse. </w:t>
       </w:r>
     </w:p>
-    <w:p ns2:paraId="364C4B19" ns2:textId="77777777">
+    <w:p>
       <w:pPr>
         <w:shd w:val="clear" w:color="auto" w:fill="FFFFFF"/>
         <w:spacing w:after="0" w:line="240" w:lineRule="auto"/>
@@ -4883,11 +4837,11 @@
           <w:color w:val="000000"/>
           <w:kern w:val="0"/>
           <w:lang w:eastAsia="es-PE"/>
-          <ns2:ligatures ns2:val="none"/>
-        </w:rPr>
-      </w:pPr>
-    </w:p>
-    <w:p ns2:paraId="27E9BBC0" ns2:textId="77777777">
+          <w14:ligatures w14:val="none"/>
+        </w:rPr>
+      </w:pPr>
+    </w:p>
+    <w:p>
       <w:pPr>
         <w:suppressAutoHyphens/>
         <w:spacing w:after="0" w:line="240" w:lineRule="auto"/>
@@ -4896,7 +4850,7 @@
           <w:rFonts w:ascii="Arial Narrow" w:eastAsia="Calibri" w:hAnsi="Arial Narrow" w:cs="Arial"/>
           <w:kern w:val="0"/>
           <w:u w:val="single"/>
-          <ns2:ligatures ns2:val="none"/>
+          <w14:ligatures w14:val="none"/>
         </w:rPr>
       </w:pPr>
       <w:r>
@@ -4905,7 +4859,7 @@
           <w:b/>
           <w:bCs/>
           <w:kern w:val="0"/>
-          <ns2:ligatures ns2:val="none"/>
+          <w14:ligatures w14:val="none"/>
         </w:rPr>
         <w:t>OCTAVO</w:t>
       </w:r>
@@ -4914,7 +4868,7 @@
           <w:rFonts w:ascii="Arial Narrow" w:eastAsia="Calibri" w:hAnsi="Arial Narrow" w:cs="Arial"/>
           <w:b/>
           <w:kern w:val="0"/>
-          <ns2:ligatures ns2:val="none"/>
+          <w14:ligatures w14:val="none"/>
         </w:rPr>
         <w:t>:</w:t>
       </w:r>
@@ -4922,7 +4876,7 @@
         <w:rPr>
           <w:rFonts w:ascii="Arial Narrow" w:eastAsia="Calibri" w:hAnsi="Arial Narrow" w:cs="Arial"/>
           <w:kern w:val="0"/>
-          <ns2:ligatures ns2:val="none"/>
+          <w14:ligatures w14:val="none"/>
         </w:rPr>
         <w:t xml:space="preserve"> comunicar a las partes que, </w:t>
       </w:r>
@@ -4931,7 +4885,7 @@
         <w:rPr>
           <w:rFonts w:ascii="Arial Narrow" w:eastAsia="Calibri" w:hAnsi="Arial Narrow" w:cs="Arial"/>
           <w:kern w:val="0"/>
-          <ns2:ligatures ns2:val="none"/>
+          <w14:ligatures w14:val="none"/>
         </w:rPr>
         <w:t>de acuerdo a</w:t>
       </w:r>
@@ -4940,7 +4894,7 @@
         <w:rPr>
           <w:rFonts w:ascii="Arial Narrow" w:eastAsia="Calibri" w:hAnsi="Arial Narrow" w:cs="Arial"/>
           <w:kern w:val="0"/>
-          <ns2:ligatures ns2:val="none"/>
+          <w14:ligatures w14:val="none"/>
         </w:rPr>
         <w:t xml:space="preserve"> lo señalado por el artículo 29</w:t>
       </w:r>
@@ -4950,7 +4904,7 @@
           <w:color w:val="000000"/>
           <w:kern w:val="0"/>
           <w:lang w:eastAsia="es-PE"/>
-          <ns2:ligatures ns2:val="none"/>
+          <w14:ligatures w14:val="none"/>
         </w:rPr>
         <w:t/>
       </w:r>
@@ -4958,7 +4912,7 @@
         <w:rPr>
           <w:rFonts w:ascii="Arial Narrow" w:eastAsia="Calibri" w:hAnsi="Arial Narrow" w:cs="Arial"/>
           <w:kern w:val="0"/>
-          <ns2:ligatures ns2:val="none"/>
+          <w14:ligatures w14:val="none"/>
         </w:rPr>
         <w:t xml:space="preserve"> del Decreto Legislativo 807</w:t>
       </w:r>
@@ -4968,7 +4922,7 @@
           <w:rFonts w:ascii="Arial Narrow" w:eastAsia="Calibri" w:hAnsi="Arial Narrow" w:cs="Arial"/>
           <w:kern w:val="0"/>
           <w:vertAlign w:val="superscript"/>
-          <ns2:ligatures ns2:val="none"/>
+          <w14:ligatures w14:val="none"/>
         </w:rPr>
         <w:footnoteReference w:id="13"/>
       </w:r>
@@ -4976,7 +4930,7 @@
         <w:rPr>
           <w:rFonts w:ascii="Arial Narrow" w:eastAsia="Calibri" w:hAnsi="Arial Narrow" w:cs="Arial"/>
           <w:kern w:val="0"/>
-          <ns2:ligatures ns2:val="none"/>
+          <w14:ligatures w14:val="none"/>
         </w:rPr>
         <w:t xml:space="preserve">, hasta antes de la emisión de la Resolución Final tienen la posibilidad de solicitar una audiencia de conciliación. En caso deleguen a favor de una tercera persona su actuación en la diligencia programada, esta deberá presentar un poder especial con firma legalizada ante Notario Público, donde conste </w:t>
       </w:r>
@@ -4985,7 +4939,7 @@
           <w:rFonts w:ascii="Arial Narrow" w:eastAsia="Calibri" w:hAnsi="Arial Narrow" w:cs="Arial"/>
           <w:kern w:val="0"/>
           <w:u w:val="single"/>
-          <ns2:ligatures ns2:val="none"/>
+          <w14:ligatures w14:val="none"/>
         </w:rPr>
         <w:t>expresamente su facultad para asistir y conciliar en su representación</w:t>
       </w:r>
@@ -4994,7 +4948,7 @@
           <w:rFonts w:ascii="Arial Narrow" w:eastAsia="Calibri" w:hAnsi="Arial Narrow" w:cs="Arial"/>
           <w:bCs/>
           <w:kern w:val="0"/>
-          <ns2:ligatures ns2:val="none"/>
+          <w14:ligatures w14:val="none"/>
         </w:rPr>
         <w:t>.</w:t>
       </w:r>
@@ -5004,7 +4958,7 @@
           <w:b/>
           <w:bCs/>
           <w:kern w:val="0"/>
-          <ns2:ligatures ns2:val="none"/>
+          <w14:ligatures w14:val="none"/>
         </w:rPr>
         <w:t xml:space="preserve"> </w:t>
       </w:r>
@@ -5013,12 +4967,12 @@
           <w:rFonts w:ascii="Arial Narrow" w:eastAsia="Calibri" w:hAnsi="Arial Narrow" w:cs="Arial"/>
           <w:kern w:val="0"/>
           <w:u w:val="single"/>
-          <ns2:ligatures ns2:val="none"/>
+          <w14:ligatures w14:val="none"/>
         </w:rPr>
         <w:t xml:space="preserve">Ello bajo apercibimiento de no realizar la audiencia de conciliación y levantar el acta de inasistencia correspondiente. </w:t>
       </w:r>
     </w:p>
-    <w:p ns2:paraId="4CD47B08" ns2:textId="77777777">
+    <w:p>
       <w:pPr>
         <w:suppressAutoHyphens/>
         <w:spacing w:after="0" w:line="240" w:lineRule="auto"/>
@@ -5027,11 +4981,11 @@
           <w:rFonts w:ascii="Arial Narrow" w:eastAsia="Calibri" w:hAnsi="Arial Narrow" w:cs="Arial"/>
           <w:kern w:val="0"/>
           <w:u w:val="single"/>
-          <ns2:ligatures ns2:val="none"/>
-        </w:rPr>
-      </w:pPr>
-    </w:p>
-    <w:p ns2:paraId="0E80CA49" ns2:textId="77777777">
+          <w14:ligatures w14:val="none"/>
+        </w:rPr>
+      </w:pPr>
+    </w:p>
+    <w:p>
       <w:pPr>
         <w:suppressAutoHyphens/>
         <w:spacing w:after="0" w:line="240" w:lineRule="auto"/>
@@ -5041,7 +4995,7 @@
           <w:color w:val="000000"/>
           <w:kern w:val="0"/>
           <w:lang w:eastAsia="es-PE"/>
-          <ns2:ligatures ns2:val="none"/>
+          <w14:ligatures w14:val="none"/>
         </w:rPr>
       </w:pPr>
       <w:r>
@@ -5051,7 +5005,7 @@
           <w:color w:val="000000"/>
           <w:kern w:val="0"/>
           <w:lang w:eastAsia="es-PE"/>
-          <ns2:ligatures ns2:val="none"/>
+          <w14:ligatures w14:val="none"/>
         </w:rPr>
         <w:lastRenderedPageBreak/>
         <w:t>NOVENO:</w:t>
@@ -5062,14 +5016,14 @@
           <w:color w:val="000000"/>
           <w:kern w:val="0"/>
           <w:lang w:eastAsia="es-PE"/>
-          <ns2:ligatures ns2:val="none"/>
+          <w14:ligatures w14:val="none"/>
         </w:rPr>
         <w:t xml:space="preserve"> poner en conocimiento de las partes que, antes de la emisión de la Resolución Final, tienen la posibilidad de formular su desistimiento o presentar el acuerdo arribado mediante la conciliación, mediación, transacción o cualquier otro que, de forma indubitable, deje constancia que se ha solucionado la controversia materia de denuncia.</w:t>
       </w:r>
       <w:bookmarkStart w:id="23" w:name="h.gjdgxs" w:colFirst="0" w:colLast="0"/>
       <w:bookmarkEnd w:id="23"/>
     </w:p>
-    <w:p ns2:paraId="7DDD06F7" ns2:textId="77777777">
+    <w:p>
       <w:pPr>
         <w:suppressAutoHyphens/>
         <w:spacing w:after="0" w:line="240" w:lineRule="auto"/>
@@ -5079,11 +5033,11 @@
           <w:color w:val="000000"/>
           <w:kern w:val="0"/>
           <w:lang w:eastAsia="es-PE"/>
-          <ns2:ligatures ns2:val="none"/>
-        </w:rPr>
-      </w:pPr>
-    </w:p>
-    <w:p ns2:paraId="236137A1" ns2:textId="6AEF0D40">
+          <w14:ligatures w14:val="none"/>
+        </w:rPr>
+      </w:pPr>
+    </w:p>
+    <w:p>
       <w:pPr>
         <w:suppressAutoHyphens/>
         <w:spacing w:after="0" w:line="240" w:lineRule="auto"/>
@@ -5106,7 +5060,7 @@
           <w:b/>
           <w:spacing w:val="-3"/>
           <w:kern w:val="0"/>
-          <ns2:ligatures ns2:val="none"/>
+          <w14:ligatures w14:val="none"/>
         </w:rPr>
         <w:t/>
       </w:r>
@@ -5116,7 +5070,7 @@
           <w:bCs/>
           <w:spacing w:val="-3"/>
           <w:kern w:val="0"/>
-          <ns2:ligatures ns2:val="none"/>
+          <w14:ligatures w14:val="none"/>
         </w:rPr>
         <w:t xml:space="preserve"/>
       </w:r>
@@ -5126,7 +5080,7 @@
           <w:bCs/>
           <w:spacing w:val="-3"/>
           <w:kern w:val="0"/>
-          <ns2:ligatures ns2:val="none"/>
+          <w14:ligatures w14:val="none"/>
         </w:rPr>
         <w:t/>
       </w:r>
@@ -5136,7 +5090,7 @@
           <w:bCs/>
           <w:spacing w:val="-3"/>
           <w:kern w:val="0"/>
-          <ns2:ligatures ns2:val="none"/>
+          <w14:ligatures w14:val="none"/>
         </w:rPr>
         <w:t xml:space="preserve"/>
       </w:r>
@@ -5146,7 +5100,7 @@
           <w:bCs/>
           <w:spacing w:val="-3"/>
           <w:kern w:val="0"/>
-          <ns2:ligatures ns2:val="none"/>
+          <w14:ligatures w14:val="none"/>
         </w:rPr>
         <w:t xml:space="preserve"/>
       </w:r>
@@ -5156,7 +5110,7 @@
           <w:bCs/>
           <w:spacing w:val="-3"/>
           <w:kern w:val="0"/>
-          <ns2:ligatures ns2:val="none"/>
+          <w14:ligatures w14:val="none"/>
         </w:rPr>
         <w:t xml:space="preserve"/>
       </w:r>
@@ -5180,7 +5134,7 @@
           <w:color w:val="000000"/>
           <w:kern w:val="0"/>
           <w:lang w:eastAsia="es-PE"/>
-          <ns2:ligatures ns2:val="none"/>
+          <w14:ligatures w14:val="none"/>
         </w:rPr>
         <w:t/>
       </w:r>
@@ -5197,7 +5151,7 @@
           <w:color w:val="000000"/>
           <w:kern w:val="0"/>
           <w:lang w:eastAsia="es-PE"/>
-          <ns2:ligatures ns2:val="none"/>
+          <w14:ligatures w14:val="none"/>
         </w:rPr>
         <w:t/>
       </w:r>
@@ -5232,7 +5186,7 @@
       </w:r>
     </w:p>
     <w:bookmarkEnd w:id="24"/>
-    <w:p ns2:paraId="639FE5BE" ns2:textId="77777777">
+    <w:p>
       <w:pPr>
         <w:suppressAutoHyphens/>
         <w:spacing w:after="0" w:line="240" w:lineRule="auto"/>
@@ -5242,7 +5196,7 @@
         </w:rPr>
       </w:pPr>
     </w:p>
-    <w:p ns2:paraId="083D8417" ns2:textId="5A36272E">
+    <w:p>
       <w:pPr>
         <w:suppressAutoHyphens/>
         <w:spacing w:line="240" w:lineRule="auto"/>
@@ -5317,7 +5271,7 @@
       </w:r>
       <w:bookmarkStart w:id="25" w:name="_Hlk198890962"/>
     </w:p>
-    <w:p ns2:paraId="36317C11" ns2:textId="77777777">
+    <w:p>
       <w:pPr>
         <w:suppressAutoHyphens/>
         <w:spacing w:after="0" w:line="240" w:lineRule="auto"/>
@@ -5329,7 +5283,7 @@
       </w:pPr>
     </w:p>
     <w:bookmarkEnd w:id="25"/>
-    <w:p ns2:paraId="23716787" ns2:textId="77777777">
+    <w:p>
       <w:pPr>
         <w:suppressAutoHyphens/>
         <w:spacing w:after="0" w:line="240" w:lineRule="auto"/>
@@ -5340,7 +5294,7 @@
       </w:pPr>
     </w:p>
     <w:bookmarkEnd w:id="0"/>
-    <w:p ns2:paraId="2E71D930" ns2:textId="77777777">
+    <w:p>
       <w:pPr>
         <w:spacing w:after="0" w:line="240" w:lineRule="auto"/>
         <w:jc w:val="both"/>
@@ -5350,11 +5304,11 @@
           <w:color w:val="000000"/>
           <w:kern w:val="0"/>
           <w:lang w:val="es-ES" w:eastAsia="es-PE"/>
-          <ns2:ligatures ns2:val="none"/>
-        </w:rPr>
-      </w:pPr>
-    </w:p>
-    <w:p ns2:paraId="60A5D2B6" ns2:textId="77777777">
+          <w14:ligatures w14:val="none"/>
+        </w:rPr>
+      </w:pPr>
+    </w:p>
+    <w:p>
       <w:pPr>
         <w:spacing w:after="0" w:line="240" w:lineRule="auto"/>
         <w:jc w:val="center"/>
@@ -5364,22 +5318,22 @@
           <w:color w:val="000000"/>
           <w:kern w:val="0"/>
           <w:lang w:eastAsia="es-PE"/>
-          <ns2:ligatures ns2:val="none"/>
-        </w:rPr>
-      </w:pPr>
-      <w:r>
-        <w:rPr>
-          <w:rFonts w:ascii="Arial Narrow" w:eastAsia="Arial Narrow" w:hAnsi="Arial Narrow" w:cs="Arial Narrow"/>
-          <w:b/>
-          <w:color w:val="000000"/>
-          <w:kern w:val="0"/>
-          <w:lang w:eastAsia="es-PE"/>
-          <ns2:ligatures ns2:val="none"/>
+          <w14:ligatures w14:val="none"/>
+        </w:rPr>
+      </w:pPr>
+      <w:r>
+        <w:rPr>
+          <w:rFonts w:ascii="Arial Narrow" w:eastAsia="Arial Narrow" w:hAnsi="Arial Narrow" w:cs="Arial Narrow"/>
+          <w:b/>
+          <w:color w:val="000000"/>
+          <w:kern w:val="0"/>
+          <w:lang w:eastAsia="es-PE"/>
+          <w14:ligatures w14:val="none"/>
         </w:rPr>
         <w:t>Firmado digitalmente por</w:t>
       </w:r>
     </w:p>
-    <w:p ns2:paraId="54918CDF" ns2:textId="77777777">
+    <w:p>
       <w:pPr>
         <w:spacing w:after="0" w:line="240" w:lineRule="auto"/>
         <w:jc w:val="center"/>
@@ -5390,7 +5344,7 @@
           <w:color w:val="000000"/>
           <w:kern w:val="0"/>
           <w:lang w:eastAsia="es-PE"/>
-          <ns2:ligatures ns2:val="none"/>
+          <w14:ligatures w14:val="none"/>
         </w:rPr>
       </w:pPr>
       <w:r>
@@ -5401,12 +5355,12 @@
           <w:color w:val="000000"/>
           <w:kern w:val="0"/>
           <w:lang w:eastAsia="es-PE"/>
-          <ns2:ligatures ns2:val="none"/>
+          <w14:ligatures w14:val="none"/>
         </w:rPr>
         <w:t>EVELING ROA QUISPE</w:t>
       </w:r>
     </w:p>
-    <w:p ns2:paraId="6ED63168" ns2:textId="77777777">
+    <w:p>
       <w:pPr>
         <w:spacing w:after="0" w:line="240" w:lineRule="auto"/>
         <w:jc w:val="center"/>
@@ -5417,7 +5371,7 @@
           <w:color w:val="000000"/>
           <w:kern w:val="0"/>
           <w:lang w:eastAsia="es-PE"/>
-          <ns2:ligatures ns2:val="none"/>
+          <w14:ligatures w14:val="none"/>
         </w:rPr>
       </w:pPr>
       <w:r>
@@ -5428,12 +5382,12 @@
           <w:color w:val="000000"/>
           <w:kern w:val="0"/>
           <w:lang w:eastAsia="es-PE"/>
-          <ns2:ligatures ns2:val="none"/>
+          <w14:ligatures w14:val="none"/>
         </w:rPr>
         <w:t>Secretaria Técnica</w:t>
       </w:r>
     </w:p>
-    <w:p ns2:paraId="2A32604A" ns2:textId="77777777">
+    <w:p>
       <w:pPr>
         <w:spacing w:after="0" w:line="240" w:lineRule="auto"/>
         <w:jc w:val="center"/>
@@ -5444,7 +5398,7 @@
           <w:color w:val="000000"/>
           <w:kern w:val="0"/>
           <w:lang w:eastAsia="es-PE"/>
-          <ns2:ligatures ns2:val="none"/>
+          <w14:ligatures w14:val="none"/>
         </w:rPr>
       </w:pPr>
       <w:r>
@@ -5455,26 +5409,26 @@
           <w:color w:val="000000"/>
           <w:kern w:val="0"/>
           <w:lang w:eastAsia="es-PE"/>
-          <ns2:ligatures ns2:val="none"/>
+          <w14:ligatures w14:val="none"/>
         </w:rPr>
         <w:t>Comisión de Protección al Consumidor 1</w:t>
       </w:r>
     </w:p>
-    <w:p ns2:paraId="58BC73C9" ns2:textId="77777777">
-      <w:pPr>
-        <w:spacing w:after="0" w:line="240" w:lineRule="auto"/>
-        <w:jc w:val="both"/>
-        <w:rPr>
-          <w:rFonts w:ascii="Arial Narrow" w:eastAsia="Arial Narrow" w:hAnsi="Arial Narrow" w:cs="Arial Narrow"/>
-          <w:b/>
-          <w:color w:val="000000"/>
-          <w:kern w:val="0"/>
-          <w:lang w:eastAsia="es-PE"/>
-          <ns2:ligatures ns2:val="none"/>
-        </w:rPr>
-      </w:pPr>
-    </w:p>
-    <w:p ns2:paraId="74AAB5F4" ns2:textId="52A0931A">
+    <w:p>
+      <w:pPr>
+        <w:spacing w:after="0" w:line="240" w:lineRule="auto"/>
+        <w:jc w:val="both"/>
+        <w:rPr>
+          <w:rFonts w:ascii="Arial Narrow" w:eastAsia="Arial Narrow" w:hAnsi="Arial Narrow" w:cs="Arial Narrow"/>
+          <w:b/>
+          <w:color w:val="000000"/>
+          <w:kern w:val="0"/>
+          <w:lang w:eastAsia="es-PE"/>
+          <w14:ligatures w14:val="none"/>
+        </w:rPr>
+      </w:pPr>
+    </w:p>
+    <w:p>
       <w:pPr>
         <w:spacing w:after="0" w:line="240" w:lineRule="auto"/>
         <w:jc w:val="both"/>
@@ -5492,18 +5446,18 @@
           <w:sz w:val="16"/>
           <w:szCs w:val="16"/>
           <w:lang w:eastAsia="es-PE"/>
-          <ns2:ligatures ns2:val="none"/>
+          <w14:ligatures w14:val="none"/>
         </w:rPr>
         <w:t>LSM/JCQ</w:t>
       </w:r>
     </w:p>
     <w:sectPr>
-      <w:headerReference w:type="even" ns3:id="rId8"/>
-      <w:headerReference w:type="default" ns3:id="rId9"/>
-      <w:footerReference w:type="even" ns3:id="rId10"/>
-      <w:footerReference w:type="default" ns3:id="rId11"/>
-      <w:headerReference w:type="first" ns3:id="rId12"/>
-      <w:footerReference w:type="first" ns3:id="rId13"/>
+      <w:headerReference w:type="even" r:id="rId8"/>
+      <w:headerReference w:type="default" r:id="rId9"/>
+      <w:footerReference w:type="even" r:id="rId10"/>
+      <w:footerReference w:type="default" r:id="rId11"/>
+      <w:headerReference w:type="first" r:id="rId12"/>
+      <w:footerReference w:type="first" r:id="rId13"/>
       <w:pgSz w:w="11906" w:h="16838"/>
       <w:pgMar w:top="1417" w:right="1701" w:bottom="1417" w:left="1701" w:header="708" w:footer="708" w:gutter="0"/>
       <w:cols w:space="708"/>
@@ -5514,7 +5468,7 @@
 </file>
 
 <file path=word/endnotes.xml><?xml version="1.0" encoding="utf-8"?>
-<w:endnotes xmlns:wpc="http://schemas.microsoft.com/office/word/2010/wordprocessingCanvas" xmlns:cx="http://schemas.microsoft.com/office/drawing/2014/chartex" xmlns:cx1="http://schemas.microsoft.com/office/drawing/2015/9/8/chartex" xmlns:cx2="http://schemas.microsoft.com/office/drawing/2015/10/21/chartex" xmlns:cx3="http://schemas.microsoft.com/office/drawing/2016/5/9/chartex" xmlns:cx4="http://schemas.microsoft.com/office/drawing/2016/5/10/chartex" xmlns:cx5="http://schemas.microsoft.com/office/drawing/2016/5/11/chartex" xmlns:cx6="http://schemas.microsoft.com/office/drawing/2016/5/12/chartex" xmlns:cx7="http://schemas.microsoft.com/office/drawing/2016/5/13/chartex" xmlns:cx8="http://schemas.microsoft.com/office/drawing/2016/5/14/chartex" xmlns:mc="http://schemas.openxmlformats.org/markup-compatibility/2006" xmlns:aink="http://schemas.microsoft.com/office/drawing/2016/ink" xmlns:am3d="http://schemas.microsoft.com/office/drawing/2017/model3d" xmlns:o="urn:schemas-microsoft-com:office:office" xmlns:oel="http://schemas.microsoft.com/office/2019/extlst" xmlns:r="http://schemas.openxmlformats.org/officeDocument/2006/relationships" xmlns:m="http://schemas.openxmlformats.org/officeDocument/2006/math" xmlns:v="urn:schemas-microsoft-com:vml" xmlns:wp14="http://schemas.microsoft.com/office/word/2010/wordprocessingDrawing" xmlns:wp="http://schemas.openxmlformats.org/drawingml/2006/wordprocessingDrawing" xmlns:w10="urn:schemas-microsoft-com:office:word" xmlns:w="http://schemas.openxmlformats.org/wordprocessingml/2006/main" xmlns:w14="http://schemas.microsoft.com/office/word/2010/wordml" xmlns:w15="http://schemas.microsoft.com/office/word/2012/wordml" xmlns:w16cex="http://schemas.microsoft.com/office/word/2018/wordml/cex" xmlns:w16cid="http://schemas.microsoft.com/office/word/2016/wordml/cid" xmlns:w16="http://schemas.microsoft.com/office/word/2018/wordml" xmlns:w16du="http://schemas.microsoft.com/office/word/2023/wordml/word16du" xmlns:w16sdtdh="http://schemas.microsoft.com/office/word/2020/wordml/sdtdatahash" xmlns:w16sdtfl="http://schemas.microsoft.com/office/word/2024/wordml/sdtformatlock" xmlns:w16se="http://schemas.microsoft.com/office/word/2015/wordml/symex" xmlns:wpg="http://schemas.microsoft.com/office/word/2010/wordprocessingGroup" xmlns:wpi="http://schemas.microsoft.com/office/word/2010/wordprocessingInk" xmlns:wne="http://schemas.microsoft.com/office/word/2006/wordml" xmlns:wps="http://schemas.microsoft.com/office/word/2010/wordprocessingShape" mc:Ignorable="w14 w15 w16se w16cid w16 w16cex w16sdtdh w16sdtfl w16du wp14">
+<w:endnotes xmlns:mc="http://schemas.openxmlformats.org/markup-compatibility/2006" xmlns:r="http://schemas.openxmlformats.org/officeDocument/2006/relationships" xmlns:w="http://schemas.openxmlformats.org/wordprocessingml/2006/main" xmlns:w14="http://schemas.microsoft.com/office/word/2010/wordml" xmlns:w15="http://schemas.microsoft.com/office/word/2012/wordml" xmlns:w16="http://schemas.microsoft.com/office/word/2018/wordml" xmlns:w16cex="http://schemas.microsoft.com/office/word/2018/wordml/cex" xmlns:w16cid="http://schemas.microsoft.com/office/word/2016/wordml/cid" xmlns:w16du="http://schemas.microsoft.com/office/word/2023/wordml/word16du" xmlns:w16sdtdh="http://schemas.microsoft.com/office/word/2020/wordml/sdtdatahash" xmlns:w16se="http://schemas.microsoft.com/office/word/2015/wordml/symex" xmlns:wp14="http://schemas.microsoft.com/office/word/2010/wordprocessingDrawing" mc:Ignorable="w14 w15 w16se w16cid w16 w16cex w16sdtdh w16du wp14">
   <w:endnote w:type="separator" w:id="-1">
     <w:p>
       <w:pPr>
@@ -5539,7 +5493,7 @@
 </file>
 
 <file path=word/footer1.xml><?xml version="1.0" encoding="utf-8"?>
-<w:ftr xmlns:wpc="http://schemas.microsoft.com/office/word/2010/wordprocessingCanvas" xmlns:cx="http://schemas.microsoft.com/office/drawing/2014/chartex" xmlns:cx1="http://schemas.microsoft.com/office/drawing/2015/9/8/chartex" xmlns:cx2="http://schemas.microsoft.com/office/drawing/2015/10/21/chartex" xmlns:cx3="http://schemas.microsoft.com/office/drawing/2016/5/9/chartex" xmlns:cx4="http://schemas.microsoft.com/office/drawing/2016/5/10/chartex" xmlns:cx5="http://schemas.microsoft.com/office/drawing/2016/5/11/chartex" xmlns:cx6="http://schemas.microsoft.com/office/drawing/2016/5/12/chartex" xmlns:cx7="http://schemas.microsoft.com/office/drawing/2016/5/13/chartex" xmlns:cx8="http://schemas.microsoft.com/office/drawing/2016/5/14/chartex" xmlns:mc="http://schemas.openxmlformats.org/markup-compatibility/2006" xmlns:aink="http://schemas.microsoft.com/office/drawing/2016/ink" xmlns:am3d="http://schemas.microsoft.com/office/drawing/2017/model3d" xmlns:o="urn:schemas-microsoft-com:office:office" xmlns:oel="http://schemas.microsoft.com/office/2019/extlst" xmlns:r="http://schemas.openxmlformats.org/officeDocument/2006/relationships" xmlns:m="http://schemas.openxmlformats.org/officeDocument/2006/math" xmlns:v="urn:schemas-microsoft-com:vml" xmlns:wp14="http://schemas.microsoft.com/office/word/2010/wordprocessingDrawing" xmlns:wp="http://schemas.openxmlformats.org/drawingml/2006/wordprocessingDrawing" xmlns:w10="urn:schemas-microsoft-com:office:word" xmlns:w="http://schemas.openxmlformats.org/wordprocessingml/2006/main" xmlns:w14="http://schemas.microsoft.com/office/word/2010/wordml" xmlns:w15="http://schemas.microsoft.com/office/word/2012/wordml" xmlns:w16cex="http://schemas.microsoft.com/office/word/2018/wordml/cex" xmlns:w16cid="http://schemas.microsoft.com/office/word/2016/wordml/cid" xmlns:w16="http://schemas.microsoft.com/office/word/2018/wordml" xmlns:w16du="http://schemas.microsoft.com/office/word/2023/wordml/word16du" xmlns:w16sdtdh="http://schemas.microsoft.com/office/word/2020/wordml/sdtdatahash" xmlns:w16sdtfl="http://schemas.microsoft.com/office/word/2024/wordml/sdtformatlock" xmlns:w16se="http://schemas.microsoft.com/office/word/2015/wordml/symex" xmlns:wpg="http://schemas.microsoft.com/office/word/2010/wordprocessingGroup" xmlns:wpi="http://schemas.microsoft.com/office/word/2010/wordprocessingInk" xmlns:wne="http://schemas.microsoft.com/office/word/2006/wordml" xmlns:wps="http://schemas.microsoft.com/office/word/2010/wordprocessingShape" mc:Ignorable="w14 w15 w16se w16cid w16 w16cex w16sdtdh w16sdtfl w16du wp14">
+<w:ftr xmlns:mc="http://schemas.openxmlformats.org/markup-compatibility/2006" xmlns:r="http://schemas.openxmlformats.org/officeDocument/2006/relationships" xmlns:w="http://schemas.openxmlformats.org/wordprocessingml/2006/main" xmlns:w14="http://schemas.microsoft.com/office/word/2010/wordml" xmlns:w15="http://schemas.microsoft.com/office/word/2012/wordml" xmlns:w16="http://schemas.microsoft.com/office/word/2018/wordml" xmlns:w16cex="http://schemas.microsoft.com/office/word/2018/wordml/cex" xmlns:w16cid="http://schemas.microsoft.com/office/word/2016/wordml/cid" xmlns:w16du="http://schemas.microsoft.com/office/word/2023/wordml/word16du" xmlns:w16sdtdh="http://schemas.microsoft.com/office/word/2020/wordml/sdtdatahash" xmlns:w16se="http://schemas.microsoft.com/office/word/2015/wordml/symex" xmlns:wp14="http://schemas.microsoft.com/office/word/2010/wordprocessingDrawing" mc:Ignorable="w14 w15 w16se w16cid w16 w16cex w16sdtdh w16du wp14">
   <w:p>
     <w:pPr>
       <w:pStyle w:val="Piedepgina"/>
@@ -5638,7 +5592,7 @@
 </file>
 
 <file path=word/footnotes.xml><?xml version="1.0" encoding="utf-8"?>
-<w:footnotes xmlns:wpc="http://schemas.microsoft.com/office/word/2010/wordprocessingCanvas" xmlns:cx="http://schemas.microsoft.com/office/drawing/2014/chartex" xmlns:cx1="http://schemas.microsoft.com/office/drawing/2015/9/8/chartex" xmlns:cx2="http://schemas.microsoft.com/office/drawing/2015/10/21/chartex" xmlns:cx3="http://schemas.microsoft.com/office/drawing/2016/5/9/chartex" xmlns:cx4="http://schemas.microsoft.com/office/drawing/2016/5/10/chartex" xmlns:cx5="http://schemas.microsoft.com/office/drawing/2016/5/11/chartex" xmlns:cx6="http://schemas.microsoft.com/office/drawing/2016/5/12/chartex" xmlns:cx7="http://schemas.microsoft.com/office/drawing/2016/5/13/chartex" xmlns:cx8="http://schemas.microsoft.com/office/drawing/2016/5/14/chartex" xmlns:mc="http://schemas.openxmlformats.org/markup-compatibility/2006" xmlns:aink="http://schemas.microsoft.com/office/drawing/2016/ink" xmlns:am3d="http://schemas.microsoft.com/office/drawing/2017/model3d" xmlns:o="urn:schemas-microsoft-com:office:office" xmlns:oel="http://schemas.microsoft.com/office/2019/extlst" xmlns:r="http://schemas.openxmlformats.org/officeDocument/2006/relationships" xmlns:m="http://schemas.openxmlformats.org/officeDocument/2006/math" xmlns:v="urn:schemas-microsoft-com:vml" xmlns:wp14="http://schemas.microsoft.com/office/word/2010/wordprocessingDrawing" xmlns:wp="http://schemas.openxmlformats.org/drawingml/2006/wordprocessingDrawing" xmlns:w10="urn:schemas-microsoft-com:office:word" xmlns:w="http://schemas.openxmlformats.org/wordprocessingml/2006/main" xmlns:w14="http://schemas.microsoft.com/office/word/2010/wordml" xmlns:w15="http://schemas.microsoft.com/office/word/2012/wordml" xmlns:w16cex="http://schemas.microsoft.com/office/word/2018/wordml/cex" xmlns:w16cid="http://schemas.microsoft.com/office/word/2016/wordml/cid" xmlns:w16="http://schemas.microsoft.com/office/word/2018/wordml" xmlns:w16du="http://schemas.microsoft.com/office/word/2023/wordml/word16du" xmlns:w16sdtdh="http://schemas.microsoft.com/office/word/2020/wordml/sdtdatahash" xmlns:w16sdtfl="http://schemas.microsoft.com/office/word/2024/wordml/sdtformatlock" xmlns:w16se="http://schemas.microsoft.com/office/word/2015/wordml/symex" xmlns:wpg="http://schemas.microsoft.com/office/word/2010/wordprocessingGroup" xmlns:wpi="http://schemas.microsoft.com/office/word/2010/wordprocessingInk" xmlns:wne="http://schemas.microsoft.com/office/word/2006/wordml" xmlns:wps="http://schemas.microsoft.com/office/word/2010/wordprocessingShape" mc:Ignorable="w14 w15 w16se w16cid w16 w16cex w16sdtdh w16sdtfl w16du wp14">
+<w:footnotes xmlns:mc="http://schemas.openxmlformats.org/markup-compatibility/2006" xmlns:r="http://schemas.openxmlformats.org/officeDocument/2006/relationships" xmlns:w="http://schemas.openxmlformats.org/wordprocessingml/2006/main" xmlns:w14="http://schemas.microsoft.com/office/word/2010/wordml" xmlns:w15="http://schemas.microsoft.com/office/word/2012/wordml" xmlns:w16="http://schemas.microsoft.com/office/word/2018/wordml" xmlns:w16cex="http://schemas.microsoft.com/office/word/2018/wordml/cex" xmlns:w16cid="http://schemas.microsoft.com/office/word/2016/wordml/cid" xmlns:w16du="http://schemas.microsoft.com/office/word/2023/wordml/word16du" xmlns:w16sdtdh="http://schemas.microsoft.com/office/word/2020/wordml/sdtdatahash" xmlns:w16se="http://schemas.microsoft.com/office/word/2015/wordml/symex" xmlns:wp14="http://schemas.microsoft.com/office/word/2010/wordprocessingDrawing" mc:Ignorable="w14 w15 w16se w16cid w16 w16cex w16sdtdh w16du wp14">
   <w:footnote w:type="separator" w:id="-1">
     <w:p>
       <w:pPr>
@@ -5657,186 +5611,6 @@
       <w:r>
         <w:continuationSeparator/>
       </w:r>
-    </w:p>
-  </w:footnote>
-  <w:footnote w:id="1">
-    <w:p>
-      <w:pPr>
-        <w:pStyle w:val="Textonotapie"/>
-        <w:ind w:left="567" w:hanging="567"/>
-        <w:jc w:val="both"/>
-        <w:rPr>
-          <w:rFonts w:ascii="Arial Narrow" w:hAnsi="Arial Narrow" w:cs="Arial"/>
-          <w:sz w:val="16"/>
-          <w:szCs w:val="16"/>
-        </w:rPr>
-      </w:pPr>
-      <w:r>
-        <w:rPr>
-          <w:rStyle w:val="Refdenotaalpie"/>
-          <w:rFonts w:ascii="Arial Narrow" w:hAnsi="Arial Narrow" w:cs="Arial"/>
-          <w:sz w:val="16"/>
-          <w:szCs w:val="16"/>
-          <w:vertAlign w:val="superscript"/>
-        </w:rPr>
-        <w:footnoteRef/>
-      </w:r>
-      <w:r>
-        <w:rPr>
-          <w:rFonts w:ascii="Arial Narrow" w:hAnsi="Arial Narrow" w:cs="Arial"/>
-          <w:sz w:val="16"/>
-          <w:szCs w:val="16"/>
-        </w:rPr>
-        <w:t xml:space="preserve"> </w:t>
-      </w:r>
-      <w:r>
-        <w:rPr>
-          <w:rFonts w:ascii="Arial Narrow" w:hAnsi="Arial Narrow" w:cs="Arial"/>
-          <w:sz w:val="16"/>
-          <w:szCs w:val="16"/>
-        </w:rPr>
-        <w:tab/>
-      </w:r>
-      <w:r>
-        <w:rPr>
-          <w:rFonts w:ascii="Arial Narrow" w:hAnsi="Arial Narrow" w:cs="Arial"/>
-          <w:sz w:val="16"/>
-          <w:szCs w:val="16"/>
-        </w:rPr>
-        <w:t>Integrada por</w:t>
-      </w:r>
-      <w:r>
-        <w:rPr>
-          <w:rFonts w:ascii="Arial Narrow" w:hAnsi="Arial Narrow" w:cs="Arial"/>
-          <w:sz w:val="16"/>
-          <w:szCs w:val="16"/>
-        </w:rPr>
-        <w:t xml:space="preserve"> </w:t>
-      </w:r>
-      <w:r>
-        <w:rPr>
-          <w:rFonts w:ascii="Arial Narrow" w:hAnsi="Arial Narrow" w:cs="Arial"/>
-          <w:sz w:val="16"/>
-          <w:szCs w:val="16"/>
-        </w:rPr>
-        <w:t>Flora Mamani Gordillo, en su condición de cónyuge supérstite, así como a: Máximo Eladio Castro Mamani; Edgar Rene Castro Maman; Eliana Beatriz Castro Mamani; Corina Vanessa Castro Mamani; en su condición de hijos del causante</w:t>
-      </w:r>
-      <w:r>
-        <w:rPr>
-          <w:rFonts w:ascii="Arial Narrow" w:hAnsi="Arial Narrow" w:cs="Arial"/>
-          <w:sz w:val="16"/>
-          <w:szCs w:val="16"/>
-        </w:rPr>
-        <w:t xml:space="preserve">; conforme a la </w:t>
-      </w:r>
-      <w:r>
-        <w:rPr>
-          <w:rFonts w:ascii="Arial Narrow" w:hAnsi="Arial Narrow" w:cs="Arial"/>
-          <w:sz w:val="16"/>
-          <w:szCs w:val="16"/>
-        </w:rPr>
-        <w:t>Partida</w:t>
-      </w:r>
-      <w:r>
-        <w:rPr>
-          <w:rFonts w:ascii="Arial Narrow" w:hAnsi="Arial Narrow" w:cs="Arial"/>
-          <w:sz w:val="16"/>
-          <w:szCs w:val="16"/>
-        </w:rPr>
-        <w:t xml:space="preserve"> </w:t>
-      </w:r>
-      <w:r>
-        <w:rPr>
-          <w:rFonts w:ascii="Arial Narrow" w:hAnsi="Arial Narrow" w:cs="Arial"/>
-          <w:sz w:val="16"/>
-          <w:szCs w:val="16"/>
-        </w:rPr>
-        <w:t>11217780</w:t>
-      </w:r>
-      <w:r>
-        <w:rPr>
-          <w:rFonts w:ascii="Arial Narrow" w:hAnsi="Arial Narrow" w:cs="Arial"/>
-          <w:sz w:val="16"/>
-          <w:szCs w:val="16"/>
-        </w:rPr>
-        <w:t xml:space="preserve"> de la </w:t>
-      </w:r>
-      <w:r>
-        <w:rPr>
-          <w:rFonts w:ascii="Arial Narrow" w:hAnsi="Arial Narrow" w:cs="Arial"/>
-          <w:sz w:val="16"/>
-          <w:szCs w:val="16"/>
-        </w:rPr>
-        <w:t xml:space="preserve">zona registral </w:t>
-      </w:r>
-      <w:r>
-        <w:rPr>
-          <w:rFonts w:ascii="Arial Narrow" w:hAnsi="Arial Narrow" w:cs="Arial"/>
-          <w:sz w:val="16"/>
-          <w:szCs w:val="16"/>
-        </w:rPr>
-        <w:t/>
-      </w:r>
-      <w:r>
-        <w:rPr>
-          <w:rFonts w:ascii="Arial Narrow" w:hAnsi="Arial Narrow" w:cs="Arial"/>
-          <w:sz w:val="16"/>
-          <w:szCs w:val="16"/>
-        </w:rPr>
-        <w:t xml:space="preserve"> XIII - Sede Tacna</w:t>
-      </w:r>
-      <w:r>
-        <w:rPr>
-          <w:rFonts w:ascii="Arial Narrow" w:hAnsi="Arial Narrow" w:cs="Arial"/>
-          <w:sz w:val="16"/>
-          <w:szCs w:val="16"/>
-        </w:rPr>
-        <w:t xml:space="preserve"> -</w:t>
-      </w:r>
-      <w:r>
-        <w:rPr>
-          <w:rFonts w:ascii="Arial Narrow" w:hAnsi="Arial Narrow" w:cs="Arial"/>
-          <w:sz w:val="16"/>
-          <w:szCs w:val="16"/>
-        </w:rPr>
-        <w:t xml:space="preserve"> Oficina Registral</w:t>
-      </w:r>
-      <w:r>
-        <w:rPr>
-          <w:rFonts w:ascii="Arial Narrow" w:hAnsi="Arial Narrow" w:cs="Arial"/>
-          <w:sz w:val="16"/>
-          <w:szCs w:val="16"/>
-        </w:rPr>
-        <w:t xml:space="preserve"> de</w:t>
-      </w:r>
-      <w:r>
-        <w:rPr>
-          <w:rFonts w:ascii="Arial Narrow" w:hAnsi="Arial Narrow" w:cs="Arial"/>
-          <w:sz w:val="16"/>
-          <w:szCs w:val="16"/>
-        </w:rPr>
-        <w:t xml:space="preserve"> Pun</w:t>
-      </w:r>
-      <w:r>
-        <w:rPr>
-          <w:rFonts w:ascii="Arial Narrow" w:hAnsi="Arial Narrow" w:cs="Arial"/>
-          <w:sz w:val="16"/>
-          <w:szCs w:val="16"/>
-        </w:rPr>
-        <w:t>o.</w:t>
-      </w:r>
-    </w:p>
-    <w:p>
-      <w:pPr>
-        <w:pStyle w:val="Textonotapie"/>
-        <w:ind w:left="567" w:hanging="567"/>
-        <w:jc w:val="both"/>
-        <w:rPr>
-          <w:rFonts w:ascii="Arial Narrow" w:hAnsi="Arial Narrow" w:cs="Arial"/>
-          <w:sz w:val="16"/>
-          <w:szCs w:val="16"/>
-        </w:rPr>
-      </w:pPr>
     </w:p>
   </w:footnote>
   <w:footnote w:id="2">
@@ -7004,6 +6778,161 @@
       </w:pPr>
     </w:p>
   </w:footnote>
+  <w:footnote w:id="15">
+    <w:p>
+      <w:pPr>
+        <w:pStyle w:val="Textonotapie"/>
+        <w:ind w:left="567" w:hanging="567"/>
+        <w:jc w:val="both"/>
+      </w:pPr>
+      <w:r>
+        <w:rPr>
+          <w:rStyle w:val="Refdenotaalpie"/>
+          <w:rFonts w:ascii="Arial Narrow" w:hAnsi="Arial Narrow" w:cs="Arial"/>
+          <w:sz w:val="16"/>
+          <w:szCs w:val="16"/>
+          <w:vertAlign w:val="superscript"/>
+        </w:rPr>
+        <w:footnoteRef/>
+      </w:r>
+      <w:r>
+        <w:rPr>
+          <w:rFonts w:ascii="Arial Narrow" w:hAnsi="Arial Narrow" w:cs="Arial"/>
+          <w:sz w:val="16"/>
+          <w:szCs w:val="16"/>
+        </w:rPr>
+        <w:tab/>
+      </w:r>
+      <w:r>
+        <w:rPr>
+          <w:rFonts w:ascii="Arial Narrow" w:hAnsi="Arial Narrow" w:cs="Arial"/>
+          <w:b/>
+          <w:bCs/>
+          <w:sz w:val="16"/>
+          <w:szCs w:val="16"/>
+        </w:rPr>
+        <w:t xml:space="preserve">DECRETO LEGISLATIVO 807, LEY SOBRE FACULTADES, NORMAS Y ORGANIZACIÓN DEL INDECOPI, publicado el 18 de abril de 1996</w:t>
+      </w:r>
+    </w:p>
+    <w:p>
+      <w:pPr>
+        <w:pStyle w:val="Textonotapie"/>
+        <w:ind w:left="567" w:hanging="567"/>
+        <w:jc w:val="both"/>
+      </w:pPr>
+      <w:r>
+        <w:rPr>
+          <w:rFonts w:ascii="Arial Narrow" w:hAnsi="Arial Narrow" w:cs="Arial"/>
+          <w:sz w:val="16"/>
+          <w:szCs w:val="16"/>
+        </w:rPr>
+        <w:tab/>
+      </w:r>
+      <w:r>
+        <w:rPr>
+          <w:rFonts w:ascii="Arial Narrow" w:hAnsi="Arial Narrow" w:cs="Arial"/>
+          <w:b/>
+          <w:bCs/>
+          <w:sz w:val="16"/>
+          <w:szCs w:val="16"/>
+        </w:rPr>
+        <w:t xml:space="preserve">Artículo 26.-</w:t>
+      </w:r>
+      <w:r>
+        <w:rPr>
+          <w:rFonts w:ascii="Arial Narrow" w:hAnsi="Arial Narrow" w:cs="Arial"/>
+          <w:sz w:val="16"/>
+          <w:szCs w:val="16"/>
+        </w:rPr>
+        <w:t xml:space="preserve"> Una vez admitida a trámite la denuncia, se correrá traslado de la misma al denunciado, a fin de que éste presente su descargo. El plazo para la presentación del descargo será de cinco (5) días contados desde la notificación, vencido el cual, el Secretario Técnico declarará en rebeldía al denunciado que no lo hubiera presentado.</w:t>
+      </w:r>
+    </w:p>
+  </w:footnote>
+  <w:footnote w:id="16">
+    <w:p>
+      <w:pPr>
+        <w:pStyle w:val="Textonotapie"/>
+        <w:ind w:left="567" w:hanging="567"/>
+        <w:jc w:val="both"/>
+      </w:pPr>
+      <w:r>
+        <w:rPr>
+          <w:rStyle w:val="Refdenotaalpie"/>
+          <w:rFonts w:ascii="Arial Narrow" w:hAnsi="Arial Narrow" w:cs="Arial"/>
+          <w:sz w:val="16"/>
+          <w:szCs w:val="16"/>
+          <w:vertAlign w:val="superscript"/>
+        </w:rPr>
+        <w:footnoteRef/>
+      </w:r>
+      <w:r>
+        <w:rPr>
+          <w:rFonts w:ascii="Arial Narrow" w:hAnsi="Arial Narrow" w:cs="Arial"/>
+          <w:sz w:val="16"/>
+          <w:szCs w:val="16"/>
+        </w:rPr>
+        <w:tab/>
+      </w:r>
+      <w:r>
+        <w:rPr>
+          <w:rFonts w:ascii="Arial Narrow" w:hAnsi="Arial Narrow" w:cs="Arial"/>
+          <w:b/>
+          <w:bCs/>
+          <w:sz w:val="16"/>
+          <w:szCs w:val="16"/>
+        </w:rPr>
+        <w:t xml:space="preserve">DECRETO SUPREMO 006-2026-JUS, TEXTO ÚNICO ORDENADO DE LA LEY 27444, LEY DEL PROCEDIMIENTO ADMINISTRATIVO GENERAL, publicado el 30 de abril de 2026</w:t>
+      </w:r>
+    </w:p>
+    <w:p>
+      <w:pPr>
+        <w:pStyle w:val="Textonotapie"/>
+        <w:ind w:left="567" w:hanging="567"/>
+        <w:jc w:val="both"/>
+      </w:pPr>
+      <w:r>
+        <w:rPr>
+          <w:rFonts w:ascii="Arial Narrow" w:hAnsi="Arial Narrow" w:cs="Arial"/>
+          <w:sz w:val="16"/>
+          <w:szCs w:val="16"/>
+        </w:rPr>
+        <w:tab/>
+      </w:r>
+      <w:r>
+        <w:rPr>
+          <w:rFonts w:ascii="Arial Narrow" w:hAnsi="Arial Narrow" w:cs="Arial"/>
+          <w:b/>
+          <w:bCs/>
+          <w:sz w:val="16"/>
+          <w:szCs w:val="16"/>
+        </w:rPr>
+        <w:t xml:space="preserve">Artículo 223.- Contestación de la reclamación</w:t>
+      </w:r>
+    </w:p>
+    <w:p>
+      <w:pPr>
+        <w:pStyle w:val="Textonotapie"/>
+        <w:ind w:left="567" w:hanging="567"/>
+        <w:jc w:val="both"/>
+      </w:pPr>
+      <w:r>
+        <w:rPr>
+          <w:rFonts w:ascii="Arial Narrow" w:hAnsi="Arial Narrow" w:cs="Arial"/>
+          <w:sz w:val="16"/>
+          <w:szCs w:val="16"/>
+        </w:rPr>
+        <w:tab/>
+      </w:r>
+      <w:r>
+        <w:rPr>
+          <w:rFonts w:ascii="Arial Narrow" w:hAnsi="Arial Narrow" w:cs="Arial"/>
+          <w:sz w:val="16"/>
+          <w:szCs w:val="16"/>
+        </w:rPr>
+        <w:t xml:space="preserve">223.1 El reclamado deberá presentar la contestación de la reclamación dentro de los quince (15) días posteriores a la notificación de ésta; vencido este plazo, la Administración declarará en rebeldía al reclamado que no la hubiera presentado. La contestación deberá contener los requisitos de los escritos previstos en el artículo 113 de la presente Ley, así como la absolución de todos los asuntos controvertidos de hecho y de derecho, Las alegaciones y los hechos relevantes de la reclamación, salvo que hayan sido específicamente negadas en la contestación, se tendrán por aceptadas o merituadas como ciertas.</w:t>
+      </w:r>
+    </w:p>
+  </w:footnote>
   <w:footnote w:id="10">
     <w:p>
       <w:pPr>
@@ -8533,11 +8462,191 @@
       </w:r>
     </w:p>
   </w:footnote>
+  <w:footnote w:id="1">
+    <w:p>
+      <w:pPr>
+        <w:pStyle w:val="Textonotapie"/>
+        <w:ind w:left="567" w:hanging="567"/>
+        <w:jc w:val="both"/>
+        <w:rPr>
+          <w:rFonts w:ascii="Arial Narrow" w:hAnsi="Arial Narrow" w:cs="Arial"/>
+          <w:sz w:val="16"/>
+          <w:szCs w:val="16"/>
+        </w:rPr>
+      </w:pPr>
+      <w:r>
+        <w:rPr>
+          <w:rStyle w:val="Refdenotaalpie"/>
+          <w:rFonts w:ascii="Arial Narrow" w:hAnsi="Arial Narrow" w:cs="Arial"/>
+          <w:sz w:val="16"/>
+          <w:szCs w:val="16"/>
+          <w:vertAlign w:val="superscript"/>
+        </w:rPr>
+        <w:footnoteRef/>
+      </w:r>
+      <w:r>
+        <w:rPr>
+          <w:rFonts w:ascii="Arial Narrow" w:hAnsi="Arial Narrow" w:cs="Arial"/>
+          <w:sz w:val="16"/>
+          <w:szCs w:val="16"/>
+        </w:rPr>
+        <w:t xml:space="preserve"> </w:t>
+      </w:r>
+      <w:r>
+        <w:rPr>
+          <w:rFonts w:ascii="Arial Narrow" w:hAnsi="Arial Narrow" w:cs="Arial"/>
+          <w:sz w:val="16"/>
+          <w:szCs w:val="16"/>
+        </w:rPr>
+        <w:tab/>
+      </w:r>
+      <w:r>
+        <w:rPr>
+          <w:rFonts w:ascii="Arial Narrow" w:hAnsi="Arial Narrow" w:cs="Arial"/>
+          <w:sz w:val="16"/>
+          <w:szCs w:val="16"/>
+        </w:rPr>
+        <w:t>Integrada por</w:t>
+      </w:r>
+      <w:r>
+        <w:rPr>
+          <w:rFonts w:ascii="Arial Narrow" w:hAnsi="Arial Narrow" w:cs="Arial"/>
+          <w:sz w:val="16"/>
+          <w:szCs w:val="16"/>
+        </w:rPr>
+        <w:t xml:space="preserve"> </w:t>
+      </w:r>
+      <w:r>
+        <w:rPr>
+          <w:rFonts w:ascii="Arial Narrow" w:hAnsi="Arial Narrow" w:cs="Arial"/>
+          <w:sz w:val="16"/>
+          <w:szCs w:val="16"/>
+        </w:rPr>
+        <w:t>Flora Mamani Gordillo, en su condición de cónyuge supérstite, así como a: Máximo Eladio Castro Mamani; Edgar Rene Castro Maman; Eliana Beatriz Castro Mamani; Corina Vanessa Castro Mamani; en su condición de hijos del causante</w:t>
+      </w:r>
+      <w:r>
+        <w:rPr>
+          <w:rFonts w:ascii="Arial Narrow" w:hAnsi="Arial Narrow" w:cs="Arial"/>
+          <w:sz w:val="16"/>
+          <w:szCs w:val="16"/>
+        </w:rPr>
+        <w:t xml:space="preserve">; conforme a la </w:t>
+      </w:r>
+      <w:r>
+        <w:rPr>
+          <w:rFonts w:ascii="Arial Narrow" w:hAnsi="Arial Narrow" w:cs="Arial"/>
+          <w:sz w:val="16"/>
+          <w:szCs w:val="16"/>
+        </w:rPr>
+        <w:t>Partida</w:t>
+      </w:r>
+      <w:r>
+        <w:rPr>
+          <w:rFonts w:ascii="Arial Narrow" w:hAnsi="Arial Narrow" w:cs="Arial"/>
+          <w:sz w:val="16"/>
+          <w:szCs w:val="16"/>
+        </w:rPr>
+        <w:t xml:space="preserve"> </w:t>
+      </w:r>
+      <w:r>
+        <w:rPr>
+          <w:rFonts w:ascii="Arial Narrow" w:hAnsi="Arial Narrow" w:cs="Arial"/>
+          <w:sz w:val="16"/>
+          <w:szCs w:val="16"/>
+        </w:rPr>
+        <w:t>11217780</w:t>
+      </w:r>
+      <w:r>
+        <w:rPr>
+          <w:rFonts w:ascii="Arial Narrow" w:hAnsi="Arial Narrow" w:cs="Arial"/>
+          <w:sz w:val="16"/>
+          <w:szCs w:val="16"/>
+        </w:rPr>
+        <w:t xml:space="preserve"> de la </w:t>
+      </w:r>
+      <w:r>
+        <w:rPr>
+          <w:rFonts w:ascii="Arial Narrow" w:hAnsi="Arial Narrow" w:cs="Arial"/>
+          <w:sz w:val="16"/>
+          <w:szCs w:val="16"/>
+        </w:rPr>
+        <w:t xml:space="preserve">zona registral </w:t>
+      </w:r>
+      <w:r>
+        <w:rPr>
+          <w:rFonts w:ascii="Arial Narrow" w:hAnsi="Arial Narrow" w:cs="Arial"/>
+          <w:sz w:val="16"/>
+          <w:szCs w:val="16"/>
+        </w:rPr>
+        <w:t/>
+      </w:r>
+      <w:r>
+        <w:rPr>
+          <w:rFonts w:ascii="Arial Narrow" w:hAnsi="Arial Narrow" w:cs="Arial"/>
+          <w:sz w:val="16"/>
+          <w:szCs w:val="16"/>
+        </w:rPr>
+        <w:t xml:space="preserve"> XIII - Sede Tacna</w:t>
+      </w:r>
+      <w:r>
+        <w:rPr>
+          <w:rFonts w:ascii="Arial Narrow" w:hAnsi="Arial Narrow" w:cs="Arial"/>
+          <w:sz w:val="16"/>
+          <w:szCs w:val="16"/>
+        </w:rPr>
+        <w:t xml:space="preserve"> -</w:t>
+      </w:r>
+      <w:r>
+        <w:rPr>
+          <w:rFonts w:ascii="Arial Narrow" w:hAnsi="Arial Narrow" w:cs="Arial"/>
+          <w:sz w:val="16"/>
+          <w:szCs w:val="16"/>
+        </w:rPr>
+        <w:t xml:space="preserve"> Oficina Registral</w:t>
+      </w:r>
+      <w:r>
+        <w:rPr>
+          <w:rFonts w:ascii="Arial Narrow" w:hAnsi="Arial Narrow" w:cs="Arial"/>
+          <w:sz w:val="16"/>
+          <w:szCs w:val="16"/>
+        </w:rPr>
+        <w:t xml:space="preserve"> de</w:t>
+      </w:r>
+      <w:r>
+        <w:rPr>
+          <w:rFonts w:ascii="Arial Narrow" w:hAnsi="Arial Narrow" w:cs="Arial"/>
+          <w:sz w:val="16"/>
+          <w:szCs w:val="16"/>
+        </w:rPr>
+        <w:t xml:space="preserve"> Pun</w:t>
+      </w:r>
+      <w:r>
+        <w:rPr>
+          <w:rFonts w:ascii="Arial Narrow" w:hAnsi="Arial Narrow" w:cs="Arial"/>
+          <w:sz w:val="16"/>
+          <w:szCs w:val="16"/>
+        </w:rPr>
+        <w:t>o.</w:t>
+      </w:r>
+    </w:p>
+    <w:p>
+      <w:pPr>
+        <w:pStyle w:val="Textonotapie"/>
+        <w:ind w:left="567" w:hanging="567"/>
+        <w:jc w:val="both"/>
+        <w:rPr>
+          <w:rFonts w:ascii="Arial Narrow" w:hAnsi="Arial Narrow" w:cs="Arial"/>
+          <w:sz w:val="16"/>
+          <w:szCs w:val="16"/>
+        </w:rPr>
+      </w:pPr>
+    </w:p>
+  </w:footnote>
 </w:footnotes>
 </file>
 
 <file path=word/header1.xml><?xml version="1.0" encoding="utf-8"?>
-<w:hdr xmlns:wpc="http://schemas.microsoft.com/office/word/2010/wordprocessingCanvas" xmlns:cx="http://schemas.microsoft.com/office/drawing/2014/chartex" xmlns:cx1="http://schemas.microsoft.com/office/drawing/2015/9/8/chartex" xmlns:cx2="http://schemas.microsoft.com/office/drawing/2015/10/21/chartex" xmlns:cx3="http://schemas.microsoft.com/office/drawing/2016/5/9/chartex" xmlns:cx4="http://schemas.microsoft.com/office/drawing/2016/5/10/chartex" xmlns:cx5="http://schemas.microsoft.com/office/drawing/2016/5/11/chartex" xmlns:cx6="http://schemas.microsoft.com/office/drawing/2016/5/12/chartex" xmlns:cx7="http://schemas.microsoft.com/office/drawing/2016/5/13/chartex" xmlns:cx8="http://schemas.microsoft.com/office/drawing/2016/5/14/chartex" xmlns:mc="http://schemas.openxmlformats.org/markup-compatibility/2006" xmlns:aink="http://schemas.microsoft.com/office/drawing/2016/ink" xmlns:am3d="http://schemas.microsoft.com/office/drawing/2017/model3d" xmlns:o="urn:schemas-microsoft-com:office:office" xmlns:oel="http://schemas.microsoft.com/office/2019/extlst" xmlns:r="http://schemas.openxmlformats.org/officeDocument/2006/relationships" xmlns:m="http://schemas.openxmlformats.org/officeDocument/2006/math" xmlns:v="urn:schemas-microsoft-com:vml" xmlns:wp14="http://schemas.microsoft.com/office/word/2010/wordprocessingDrawing" xmlns:wp="http://schemas.openxmlformats.org/drawingml/2006/wordprocessingDrawing" xmlns:w10="urn:schemas-microsoft-com:office:word" xmlns:w="http://schemas.openxmlformats.org/wordprocessingml/2006/main" xmlns:w14="http://schemas.microsoft.com/office/word/2010/wordml" xmlns:w15="http://schemas.microsoft.com/office/word/2012/wordml" xmlns:w16cex="http://schemas.microsoft.com/office/word/2018/wordml/cex" xmlns:w16cid="http://schemas.microsoft.com/office/word/2016/wordml/cid" xmlns:w16="http://schemas.microsoft.com/office/word/2018/wordml" xmlns:w16du="http://schemas.microsoft.com/office/word/2023/wordml/word16du" xmlns:w16sdtdh="http://schemas.microsoft.com/office/word/2020/wordml/sdtdatahash" xmlns:w16sdtfl="http://schemas.microsoft.com/office/word/2024/wordml/sdtformatlock" xmlns:w16se="http://schemas.microsoft.com/office/word/2015/wordml/symex" xmlns:wpg="http://schemas.microsoft.com/office/word/2010/wordprocessingGroup" xmlns:wpi="http://schemas.microsoft.com/office/word/2010/wordprocessingInk" xmlns:wne="http://schemas.microsoft.com/office/word/2006/wordml" xmlns:wps="http://schemas.microsoft.com/office/word/2010/wordprocessingShape" mc:Ignorable="w14 w15 w16se w16cid w16 w16cex w16sdtdh w16sdtfl w16du wp14">
+<w:hdr xmlns:mc="http://schemas.openxmlformats.org/markup-compatibility/2006" xmlns:r="http://schemas.openxmlformats.org/officeDocument/2006/relationships" xmlns:w="http://schemas.openxmlformats.org/wordprocessingml/2006/main" xmlns:w14="http://schemas.microsoft.com/office/word/2010/wordml" xmlns:w15="http://schemas.microsoft.com/office/word/2012/wordml" xmlns:w16="http://schemas.microsoft.com/office/word/2018/wordml" xmlns:w16cex="http://schemas.microsoft.com/office/word/2018/wordml/cex" xmlns:w16cid="http://schemas.microsoft.com/office/word/2016/wordml/cid" xmlns:w16du="http://schemas.microsoft.com/office/word/2023/wordml/word16du" xmlns:w16sdtdh="http://schemas.microsoft.com/office/word/2020/wordml/sdtdatahash" xmlns:w16se="http://schemas.microsoft.com/office/word/2015/wordml/symex" xmlns:wp14="http://schemas.microsoft.com/office/word/2010/wordprocessingDrawing" mc:Ignorable="w14 w15 w16se w16cid w16 w16cex w16sdtdh w16du wp14">
   <w:p>
     <w:pPr>
       <w:pStyle w:val="Encabezado"/>

--- a/plantillas_maestras/12_seguro_transporte_y_carga/materia_general_asegurativa/2_o_mas_ddos_varios/sucesion_intestada/TPL_276_2026_SEGURO_TRANSPORTE_Y_CARGA_MATERIA_GENERAL_ASEGURATIVA_ASEGURADORA_SUCESION_INTESTADA_R2.docx
+++ b/plantillas_maestras/12_seguro_transporte_y_carga/materia_general_asegurativa/2_o_mas_ddos_varios/sucesion_intestada/TPL_276_2026_SEGURO_TRANSPORTE_Y_CARGA_MATERIA_GENERAL_ASEGURATIVA_ASEGURADORA_SUCESION_INTESTADA_R2.docx
@@ -10,9 +10,11 @@
         <w:spacing w:after="0" w:line="240" w:lineRule="auto"/>
         <w:jc w:val="both"/>
         <w:rPr>
-          <w:rFonts w:ascii="Arial Narrow" w:eastAsia="Times New Roman" w:hAnsi="Arial Narrow" w:cs="Times New Roman"/>
-          <w:color w:val="000000"/>
-          <w:kern w:val="0"/>
+          <w:rFonts w:ascii="Arial Narrow" w:eastAsia="Arial Narrow" w:hAnsi="Arial Narrow" w:cs="Arial Narrow"/>
+          <w:color w:val="000000"/>
+          <w:kern w:val="0"/>
+          <w:sz w:val="22"/>
+          <w:szCs w:val="22"/>
           <w:lang w:eastAsia="es-PE"/>
           <w14:ligatures w14:val="none"/>
         </w:rPr>
@@ -24,6 +26,8 @@
           <w:b/>
           <w:color w:val="000000"/>
           <w:kern w:val="0"/>
+          <w:sz w:val="22"/>
+          <w:szCs w:val="22"/>
           <w:lang w:eastAsia="es-PE"/>
           <w14:ligatures w14:val="none"/>
         </w:rPr>
@@ -35,6 +39,8 @@
           <w:b/>
           <w:color w:val="000000"/>
           <w:kern w:val="0"/>
+          <w:sz w:val="22"/>
+          <w:szCs w:val="22"/>
           <w:lang w:eastAsia="es-PE"/>
           <w14:ligatures w14:val="none"/>
         </w:rPr>
@@ -47,6 +53,8 @@
           <w:b/>
           <w:color w:val="000000"/>
           <w:kern w:val="0"/>
+          <w:sz w:val="22"/>
+          <w:szCs w:val="22"/>
           <w:lang w:eastAsia="es-PE"/>
           <w14:ligatures w14:val="none"/>
         </w:rPr>
@@ -54,11 +62,13 @@
       </w:r>
       <w:r>
         <w:rPr>
-          <w:rFonts w:ascii="Arial Narrow" w:eastAsia="Times New Roman" w:hAnsi="Arial Narrow" w:cs="Times New Roman"/>
+          <w:rFonts w:ascii="Arial Narrow" w:eastAsia="Arial Narrow" w:hAnsi="Arial Narrow" w:cs="Arial Narrow"/>
           <w:b/>
           <w:bCs/>
           <w:color w:val="000000"/>
           <w:kern w:val="0"/>
+          <w:sz w:val="22"/>
+          <w:szCs w:val="22"/>
           <w:shd w:val="clear" w:color="auto" w:fill="FFFFFF"/>
           <w:lang w:eastAsia="es-PE"/>
           <w14:ligatures w14:val="none"/>
@@ -80,6 +90,8 @@
           <w:b/>
           <w:color w:val="000000"/>
           <w:kern w:val="0"/>
+          <w:sz w:val="22"/>
+          <w:szCs w:val="22"/>
           <w:lang w:eastAsia="es-PE"/>
           <w14:ligatures w14:val="none"/>
         </w:rPr>
@@ -90,6 +102,8 @@
           <w:b/>
           <w:color w:val="000000"/>
           <w:kern w:val="0"/>
+          <w:sz w:val="22"/>
+          <w:szCs w:val="22"/>
           <w:lang w:eastAsia="es-PE"/>
           <w14:ligatures w14:val="none"/>
         </w:rPr>
@@ -114,6 +128,8 @@
           <w:b/>
           <w:color w:val="000000"/>
           <w:kern w:val="0"/>
+          <w:sz w:val="22"/>
+          <w:szCs w:val="22"/>
           <w:lang w:eastAsia="es-PE"/>
           <w14:ligatures w14:val="none"/>
         </w:rPr>
@@ -124,6 +140,8 @@
           <w:b/>
           <w:color w:val="000000"/>
           <w:kern w:val="0"/>
+          <w:sz w:val="22"/>
+          <w:szCs w:val="22"/>
           <w:lang w:eastAsia="es-PE"/>
           <w14:ligatures w14:val="none"/>
         </w:rPr>
@@ -135,6 +153,8 @@
           <w:b/>
           <w:color w:val="000000"/>
           <w:kern w:val="0"/>
+          <w:sz w:val="22"/>
+          <w:szCs w:val="22"/>
           <w:lang w:eastAsia="es-PE"/>
           <w14:ligatures w14:val="none"/>
         </w:rPr>
@@ -147,6 +167,8 @@
           <w:b/>
           <w:color w:val="000000"/>
           <w:kern w:val="0"/>
+          <w:sz w:val="22"/>
+          <w:szCs w:val="22"/>
           <w:lang w:eastAsia="es-PE"/>
           <w14:ligatures w14:val="none"/>
         </w:rPr>
@@ -158,6 +180,8 @@
           <w:b/>
           <w:color w:val="000000"/>
           <w:kern w:val="0"/>
+          <w:sz w:val="22"/>
+          <w:szCs w:val="22"/>
           <w:lang w:eastAsia="es-PE"/>
           <w14:ligatures w14:val="none"/>
         </w:rPr>
@@ -169,6 +193,8 @@
           <w:b/>
           <w:color w:val="000000"/>
           <w:kern w:val="0"/>
+          <w:sz w:val="22"/>
+          <w:szCs w:val="22"/>
           <w:lang w:eastAsia="es-PE"/>
           <w14:ligatures w14:val="none"/>
         </w:rPr>
@@ -180,6 +206,8 @@
           <w:b/>
           <w:color w:val="000000"/>
           <w:kern w:val="0"/>
+          <w:sz w:val="22"/>
+          <w:szCs w:val="22"/>
           <w:lang w:eastAsia="es-PE"/>
           <w14:ligatures w14:val="none"/>
         </w:rPr>
@@ -191,6 +219,8 @@
           <w:b/>
           <w:color w:val="000000"/>
           <w:kern w:val="0"/>
+          <w:sz w:val="22"/>
+          <w:szCs w:val="22"/>
           <w:lang w:eastAsia="es-PE"/>
           <w14:ligatures w14:val="none"/>
         </w:rPr>
@@ -211,6 +241,8 @@
           <w:b/>
           <w:color w:val="000000"/>
           <w:kern w:val="0"/>
+          <w:sz w:val="22"/>
+          <w:szCs w:val="22"/>
           <w:lang w:eastAsia="es-PE"/>
           <w14:ligatures w14:val="none"/>
         </w:rPr>
@@ -221,6 +253,8 @@
           <w:b/>
           <w:color w:val="000000"/>
           <w:kern w:val="0"/>
+          <w:sz w:val="22"/>
+          <w:szCs w:val="22"/>
           <w:lang w:eastAsia="es-PE"/>
           <w14:ligatures w14:val="none"/>
         </w:rPr>
@@ -232,6 +266,8 @@
           <w:b/>
           <w:color w:val="000000"/>
           <w:kern w:val="0"/>
+          <w:sz w:val="22"/>
+          <w:szCs w:val="22"/>
           <w:lang w:eastAsia="es-PE"/>
           <w14:ligatures w14:val="none"/>
         </w:rPr>
@@ -244,6 +280,8 @@
           <w:b/>
           <w:color w:val="000000"/>
           <w:kern w:val="0"/>
+          <w:sz w:val="22"/>
+          <w:szCs w:val="22"/>
           <w:lang w:eastAsia="es-PE"/>
           <w14:ligatures w14:val="none"/>
         </w:rPr>
@@ -265,6 +303,8 @@
           <w:b/>
           <w:color w:val="000000"/>
           <w:kern w:val="0"/>
+          <w:sz w:val="22"/>
+          <w:szCs w:val="22"/>
           <w:lang w:eastAsia="es-PE"/>
           <w14:ligatures w14:val="none"/>
         </w:rPr>
@@ -275,6 +315,8 @@
           <w:b/>
           <w:color w:val="000000"/>
           <w:kern w:val="0"/>
+          <w:sz w:val="22"/>
+          <w:szCs w:val="22"/>
           <w:lang w:eastAsia="es-PE"/>
           <w14:ligatures w14:val="none"/>
         </w:rPr>
@@ -294,6 +336,8 @@
           <w:b/>
           <w:color w:val="000000"/>
           <w:kern w:val="0"/>
+          <w:sz w:val="22"/>
+          <w:szCs w:val="22"/>
           <w:lang w:eastAsia="es-PE"/>
           <w14:ligatures w14:val="none"/>
         </w:rPr>
@@ -304,6 +348,8 @@
           <w:b/>
           <w:color w:val="000000"/>
           <w:kern w:val="0"/>
+          <w:sz w:val="22"/>
+          <w:szCs w:val="22"/>
           <w:lang w:eastAsia="es-PE"/>
           <w14:ligatures w14:val="none"/>
         </w:rPr>
@@ -315,6 +361,8 @@
           <w:b/>
           <w:color w:val="000000"/>
           <w:kern w:val="0"/>
+          <w:sz w:val="22"/>
+          <w:szCs w:val="22"/>
           <w:lang w:eastAsia="es-PE"/>
           <w14:ligatures w14:val="none"/>
         </w:rPr>
@@ -327,6 +375,8 @@
           <w:b/>
           <w:color w:val="000000"/>
           <w:kern w:val="0"/>
+          <w:sz w:val="22"/>
+          <w:szCs w:val="22"/>
           <w:lang w:eastAsia="es-PE"/>
           <w14:ligatures w14:val="none"/>
         </w:rPr>
@@ -338,6 +388,8 @@
           <w:b/>
           <w:color w:val="000000"/>
           <w:kern w:val="0"/>
+          <w:sz w:val="22"/>
+          <w:szCs w:val="22"/>
           <w:lang w:eastAsia="es-PE"/>
           <w14:ligatures w14:val="none"/>
         </w:rPr>
@@ -352,9 +404,11 @@
         <w:spacing w:after="0" w:line="240" w:lineRule="auto"/>
         <w:jc w:val="both"/>
         <w:rPr>
-          <w:rFonts w:ascii="Arial Narrow" w:eastAsia="Times New Roman" w:hAnsi="Arial Narrow" w:cs="Times New Roman"/>
-          <w:color w:val="000000"/>
-          <w:kern w:val="0"/>
+          <w:rFonts w:ascii="Arial Narrow" w:eastAsia="Arial Narrow" w:hAnsi="Arial Narrow" w:cs="Arial Narrow"/>
+          <w:color w:val="000000"/>
+          <w:kern w:val="0"/>
+          <w:sz w:val="22"/>
+          <w:szCs w:val="22"/>
           <w:shd w:val="clear" w:color="auto" w:fill="FFFFFF"/>
           <w:lang w:eastAsia="es-PE"/>
           <w14:ligatures w14:val="none"/>
@@ -369,9 +423,11 @@
         <w:spacing w:after="0" w:line="240" w:lineRule="auto"/>
         <w:jc w:val="both"/>
         <w:rPr>
-          <w:rFonts w:ascii="Arial Narrow" w:eastAsia="Times New Roman" w:hAnsi="Arial Narrow" w:cs="Times New Roman"/>
-          <w:color w:val="000000"/>
-          <w:kern w:val="0"/>
+          <w:rFonts w:ascii="Arial Narrow" w:eastAsia="Arial Narrow" w:hAnsi="Arial Narrow" w:cs="Arial Narrow"/>
+          <w:color w:val="000000"/>
+          <w:kern w:val="0"/>
+          <w:sz w:val="22"/>
+          <w:szCs w:val="22"/>
           <w:shd w:val="clear" w:color="auto" w:fill="FFFFFF"/>
           <w:lang w:eastAsia="es-PE"/>
           <w14:ligatures w14:val="none"/>
@@ -379,9 +435,11 @@
       </w:pPr>
       <w:r>
         <w:rPr>
-          <w:rFonts w:ascii="Arial Narrow" w:eastAsia="Times New Roman" w:hAnsi="Arial Narrow" w:cs="Times New Roman"/>
-          <w:color w:val="000000"/>
-          <w:kern w:val="0"/>
+          <w:rFonts w:ascii="Arial Narrow" w:eastAsia="Arial Narrow" w:hAnsi="Arial Narrow" w:cs="Arial Narrow"/>
+          <w:color w:val="000000"/>
+          <w:kern w:val="0"/>
+          <w:sz w:val="22"/>
+          <w:szCs w:val="22"/>
           <w:shd w:val="clear" w:color="auto" w:fill="FFFFFF"/>
           <w:lang w:eastAsia="es-PE"/>
           <w14:ligatures w14:val="none"/>
@@ -390,9 +448,11 @@
       </w:r>
       <w:r>
         <w:rPr>
-          <w:rFonts w:ascii="Arial Narrow" w:eastAsia="Times New Roman" w:hAnsi="Arial Narrow" w:cs="Times New Roman"/>
-          <w:color w:val="000000"/>
-          <w:kern w:val="0"/>
+          <w:rFonts w:ascii="Arial Narrow" w:eastAsia="Arial Narrow" w:hAnsi="Arial Narrow" w:cs="Arial Narrow"/>
+          <w:color w:val="000000"/>
+          <w:kern w:val="0"/>
+          <w:sz w:val="22"/>
+          <w:szCs w:val="22"/>
           <w:shd w:val="clear" w:color="auto" w:fill="FFFFFF"/>
           <w:lang w:eastAsia="es-PE"/>
           <w14:ligatures w14:val="none"/>
@@ -401,9 +461,11 @@
       </w:r>
       <w:r>
         <w:rPr>
-          <w:rFonts w:ascii="Arial Narrow" w:eastAsia="Times New Roman" w:hAnsi="Arial Narrow" w:cs="Times New Roman"/>
-          <w:color w:val="000000"/>
-          <w:kern w:val="0"/>
+          <w:rFonts w:ascii="Arial Narrow" w:eastAsia="Arial Narrow" w:hAnsi="Arial Narrow" w:cs="Arial Narrow"/>
+          <w:color w:val="000000"/>
+          <w:kern w:val="0"/>
+          <w:sz w:val="22"/>
+          <w:szCs w:val="22"/>
           <w:shd w:val="clear" w:color="auto" w:fill="FFFFFF"/>
           <w:lang w:eastAsia="es-PE"/>
           <w14:ligatures w14:val="none"/>
@@ -412,9 +474,11 @@
       </w:r>
       <w:r>
         <w:rPr>
-          <w:rFonts w:ascii="Arial Narrow" w:eastAsia="Times New Roman" w:hAnsi="Arial Narrow" w:cs="Times New Roman"/>
-          <w:color w:val="000000"/>
-          <w:kern w:val="0"/>
+          <w:rFonts w:ascii="Arial Narrow" w:eastAsia="Arial Narrow" w:hAnsi="Arial Narrow" w:cs="Arial Narrow"/>
+          <w:color w:val="000000"/>
+          <w:kern w:val="0"/>
+          <w:sz w:val="22"/>
+          <w:szCs w:val="22"/>
           <w:shd w:val="clear" w:color="auto" w:fill="FFFFFF"/>
           <w:lang w:eastAsia="es-PE"/>
           <w14:ligatures w14:val="none"/>
@@ -423,9 +487,11 @@
       </w:r>
       <w:r>
         <w:rPr>
-          <w:rFonts w:ascii="Arial Narrow" w:eastAsia="Times New Roman" w:hAnsi="Arial Narrow" w:cs="Times New Roman"/>
-          <w:color w:val="000000"/>
-          <w:kern w:val="0"/>
+          <w:rFonts w:ascii="Arial Narrow" w:eastAsia="Arial Narrow" w:hAnsi="Arial Narrow" w:cs="Arial Narrow"/>
+          <w:color w:val="000000"/>
+          <w:kern w:val="0"/>
+          <w:sz w:val="22"/>
+          <w:szCs w:val="22"/>
           <w:shd w:val="clear" w:color="auto" w:fill="FFFFFF"/>
           <w:lang w:eastAsia="es-PE"/>
           <w14:ligatures w14:val="none"/>
@@ -441,9 +507,11 @@
         <w:spacing w:after="0" w:line="240" w:lineRule="auto"/>
         <w:jc w:val="both"/>
         <w:rPr>
-          <w:rFonts w:ascii="Arial Narrow" w:eastAsia="Times New Roman" w:hAnsi="Arial Narrow" w:cs="Times New Roman"/>
-          <w:color w:val="000000"/>
-          <w:kern w:val="0"/>
+          <w:rFonts w:ascii="Arial Narrow" w:eastAsia="Arial Narrow" w:hAnsi="Arial Narrow" w:cs="Arial Narrow"/>
+          <w:color w:val="000000"/>
+          <w:kern w:val="0"/>
+          <w:sz w:val="22"/>
+          <w:szCs w:val="22"/>
           <w:lang w:eastAsia="es-PE"/>
           <w14:ligatures w14:val="none"/>
         </w:rPr>
@@ -459,9 +527,11 @@
         <w:ind w:left="567" w:hanging="567"/>
         <w:jc w:val="both"/>
         <w:rPr>
-          <w:rFonts w:ascii="Arial Narrow" w:eastAsia="Times New Roman" w:hAnsi="Arial Narrow" w:cs="Times New Roman"/>
-          <w:color w:val="000000"/>
-          <w:kern w:val="0"/>
+          <w:rFonts w:ascii="Arial Narrow" w:eastAsia="Arial Narrow" w:hAnsi="Arial Narrow" w:cs="Arial Narrow"/>
+          <w:color w:val="000000"/>
+          <w:kern w:val="0"/>
+          <w:sz w:val="22"/>
+          <w:szCs w:val="22"/>
           <w:lang w:eastAsia="es-PE"/>
           <w14:ligatures w14:val="none"/>
         </w:rPr>
@@ -472,6 +542,8 @@
           <w:b/>
           <w:color w:val="000000"/>
           <w:kern w:val="0"/>
+          <w:sz w:val="22"/>
+          <w:szCs w:val="22"/>
           <w:lang w:eastAsia="es-PE"/>
           <w14:ligatures w14:val="none"/>
         </w:rPr>
@@ -483,9 +555,11 @@
         <w:spacing w:after="0" w:line="240" w:lineRule="auto"/>
         <w:jc w:val="both"/>
         <w:rPr>
-          <w:rFonts w:ascii="Arial Narrow" w:eastAsia="Times New Roman" w:hAnsi="Arial Narrow" w:cs="Times New Roman"/>
-          <w:color w:val="000000"/>
-          <w:kern w:val="0"/>
+          <w:rFonts w:ascii="Arial Narrow" w:eastAsia="Arial Narrow" w:hAnsi="Arial Narrow" w:cs="Arial Narrow"/>
+          <w:color w:val="000000"/>
+          <w:kern w:val="0"/>
+          <w:sz w:val="22"/>
+          <w:szCs w:val="22"/>
           <w:lang w:eastAsia="es-PE"/>
           <w14:ligatures w14:val="none"/>
         </w:rPr>
@@ -501,18 +575,22 @@
         <w:ind w:left="567" w:hanging="567"/>
         <w:jc w:val="both"/>
         <w:rPr>
-          <w:rFonts w:ascii="Arial Narrow" w:eastAsia="Times New Roman" w:hAnsi="Arial Narrow" w:cs="Arial"/>
-          <w:color w:val="000000"/>
-          <w:kern w:val="0"/>
+          <w:rFonts w:ascii="Arial Narrow" w:eastAsia="Arial Narrow" w:hAnsi="Arial Narrow" w:cs="Arial Narrow"/>
+          <w:color w:val="000000"/>
+          <w:kern w:val="0"/>
+          <w:sz w:val="22"/>
+          <w:szCs w:val="22"/>
           <w:lang w:val="es-ES" w:eastAsia="es-ES"/>
           <w14:ligatures w14:val="none"/>
         </w:rPr>
       </w:pPr>
       <w:r>
         <w:rPr>
-          <w:rFonts w:ascii="Arial Narrow" w:eastAsia="Times New Roman" w:hAnsi="Arial Narrow" w:cs="Arial"/>
-          <w:color w:val="000000"/>
-          <w:kern w:val="0"/>
+          <w:rFonts w:ascii="Arial Narrow" w:eastAsia="Arial Narrow" w:hAnsi="Arial Narrow" w:cs="Arial Narrow"/>
+          <w:color w:val="000000"/>
+          <w:kern w:val="0"/>
+          <w:sz w:val="22"/>
+          <w:szCs w:val="22"/>
           <w:lang w:val="es-ES" w:eastAsia="es-ES"/>
           <w14:ligatures w14:val="none"/>
         </w:rPr>
@@ -520,9 +598,11 @@
       </w:r>
       <w:r>
         <w:rPr>
-          <w:rFonts w:ascii="Arial Narrow" w:eastAsia="Times New Roman" w:hAnsi="Arial Narrow" w:cs="Arial"/>
-          <w:color w:val="000000"/>
-          <w:kern w:val="0"/>
+          <w:rFonts w:ascii="Arial Narrow" w:eastAsia="Arial Narrow" w:hAnsi="Arial Narrow" w:cs="Arial Narrow"/>
+          <w:color w:val="000000"/>
+          <w:kern w:val="0"/>
+          <w:sz w:val="22"/>
+          <w:szCs w:val="22"/>
           <w:lang w:val="es-ES" w:eastAsia="es-ES"/>
           <w14:ligatures w14:val="none"/>
         </w:rPr>
@@ -531,9 +611,11 @@
       <w:r>
         <w:rPr>
           <w:rStyle w:val="Refdenotaalpie"/>
-          <w:rFonts w:ascii="Arial Narrow" w:eastAsia="Times New Roman" w:hAnsi="Arial Narrow" w:cs="Times New Roman"/>
-          <w:color w:val="000000"/>
-          <w:kern w:val="0"/>
+          <w:rFonts w:ascii="Arial Narrow" w:eastAsia="Arial Narrow" w:hAnsi="Arial Narrow" w:cs="Arial Narrow"/>
+          <w:color w:val="000000"/>
+          <w:kern w:val="0"/>
+          <w:sz w:val="22"/>
+          <w:szCs w:val="22"/>
           <w:vertAlign w:val="superscript"/>
           <w:lang w:val="es-ES" w:eastAsia="es-ES"/>
           <w14:ligatures w14:val="none"/>
@@ -542,9 +624,11 @@
       </w:r>
       <w:r>
         <w:rPr>
-          <w:rFonts w:ascii="Arial Narrow" w:eastAsia="Times New Roman" w:hAnsi="Arial Narrow" w:cs="Arial"/>
-          <w:color w:val="000000"/>
-          <w:kern w:val="0"/>
+          <w:rFonts w:ascii="Arial Narrow" w:eastAsia="Arial Narrow" w:hAnsi="Arial Narrow" w:cs="Arial Narrow"/>
+          <w:color w:val="000000"/>
+          <w:kern w:val="0"/>
+          <w:sz w:val="22"/>
+          <w:szCs w:val="22"/>
           <w:lang w:val="es-ES" w:eastAsia="es-ES"/>
           <w14:ligatures w14:val="none"/>
         </w:rPr>
@@ -552,9 +636,11 @@
       </w:r>
       <w:r>
         <w:rPr>
-          <w:rFonts w:ascii="Arial Narrow" w:eastAsia="Times New Roman" w:hAnsi="Arial Narrow" w:cs="Arial"/>
-          <w:color w:val="000000"/>
-          <w:kern w:val="0"/>
+          <w:rFonts w:ascii="Arial Narrow" w:eastAsia="Arial Narrow" w:hAnsi="Arial Narrow" w:cs="Arial Narrow"/>
+          <w:color w:val="000000"/>
+          <w:kern w:val="0"/>
+          <w:sz w:val="22"/>
+          <w:szCs w:val="22"/>
           <w:lang w:val="es-ES" w:eastAsia="es-ES"/>
           <w14:ligatures w14:val="none"/>
         </w:rPr>
@@ -562,49 +648,61 @@
       </w:r>
       <w:r>
         <w:rPr>
-          <w:rFonts w:ascii="Arial Narrow" w:eastAsia="Calibri" w:hAnsi="Arial Narrow" w:cs="Arial"/>
-          <w:kern w:val="0"/>
-          <w14:ligatures w14:val="none"/>
+          <w:rFonts w:ascii="Arial Narrow" w:eastAsia="Arial Narrow" w:hAnsi="Arial Narrow" w:cs="Arial Narrow"/>
+          <w:kern w:val="0"/>
+          <w14:ligatures w14:val="none"/>
+          <w:sz w:val="22"/>
+          <w:szCs w:val="22"/>
         </w:rPr>
         <w:t/>
       </w:r>
       <w:r>
         <w:rPr>
-          <w:rFonts w:ascii="Arial Narrow" w:eastAsia="Calibri" w:hAnsi="Arial Narrow" w:cs="Arial"/>
-          <w:kern w:val="0"/>
-          <w14:ligatures w14:val="none"/>
+          <w:rFonts w:ascii="Arial Narrow" w:eastAsia="Arial Narrow" w:hAnsi="Arial Narrow" w:cs="Arial Narrow"/>
+          <w:kern w:val="0"/>
+          <w14:ligatures w14:val="none"/>
+          <w:sz w:val="22"/>
+          <w:szCs w:val="22"/>
         </w:rPr>
         <w:t xml:space="preserve"/>
       </w:r>
       <w:r>
         <w:rPr>
-          <w:rFonts w:ascii="Arial Narrow" w:eastAsia="Calibri" w:hAnsi="Arial Narrow" w:cs="Arial"/>
-          <w:kern w:val="0"/>
-          <w14:ligatures w14:val="none"/>
+          <w:rFonts w:ascii="Arial Narrow" w:eastAsia="Arial Narrow" w:hAnsi="Arial Narrow" w:cs="Arial Narrow"/>
+          <w:kern w:val="0"/>
+          <w14:ligatures w14:val="none"/>
+          <w:sz w:val="22"/>
+          <w:szCs w:val="22"/>
         </w:rPr>
         <w:t xml:space="preserve"/>
       </w:r>
       <w:r>
         <w:rPr>
-          <w:rFonts w:ascii="Arial Narrow" w:eastAsia="Calibri" w:hAnsi="Arial Narrow" w:cs="Arial"/>
-          <w:kern w:val="0"/>
-          <w14:ligatures w14:val="none"/>
+          <w:rFonts w:ascii="Arial Narrow" w:eastAsia="Arial Narrow" w:hAnsi="Arial Narrow" w:cs="Arial Narrow"/>
+          <w:kern w:val="0"/>
+          <w14:ligatures w14:val="none"/>
+          <w:sz w:val="22"/>
+          <w:szCs w:val="22"/>
         </w:rPr>
         <w:t xml:space="preserve"/>
       </w:r>
       <w:r>
         <w:rPr>
-          <w:rFonts w:ascii="Arial Narrow" w:eastAsia="Calibri" w:hAnsi="Arial Narrow" w:cs="Arial"/>
-          <w:kern w:val="0"/>
-          <w14:ligatures w14:val="none"/>
+          <w:rFonts w:ascii="Arial Narrow" w:eastAsia="Arial Narrow" w:hAnsi="Arial Narrow" w:cs="Arial Narrow"/>
+          <w:kern w:val="0"/>
+          <w14:ligatures w14:val="none"/>
+          <w:sz w:val="22"/>
+          <w:szCs w:val="22"/>
         </w:rPr>
         <w:t/>
       </w:r>
       <w:r>
         <w:rPr>
-          <w:rFonts w:ascii="Arial Narrow" w:eastAsia="Times New Roman" w:hAnsi="Arial Narrow" w:cs="Arial"/>
-          <w:color w:val="000000"/>
-          <w:kern w:val="0"/>
+          <w:rFonts w:ascii="Arial Narrow" w:eastAsia="Arial Narrow" w:hAnsi="Arial Narrow" w:cs="Arial Narrow"/>
+          <w:color w:val="000000"/>
+          <w:kern w:val="0"/>
+          <w:sz w:val="22"/>
+          <w:szCs w:val="22"/>
           <w:lang w:val="es-ES" w:eastAsia="es-ES"/>
           <w14:ligatures w14:val="none"/>
         </w:rPr>
@@ -612,9 +710,11 @@
       </w:r>
       <w:r>
         <w:rPr>
-          <w:rFonts w:ascii="Arial Narrow" w:eastAsia="Times New Roman" w:hAnsi="Arial Narrow" w:cs="Arial"/>
-          <w:color w:val="000000"/>
-          <w:kern w:val="0"/>
+          <w:rFonts w:ascii="Arial Narrow" w:eastAsia="Arial Narrow" w:hAnsi="Arial Narrow" w:cs="Arial Narrow"/>
+          <w:color w:val="000000"/>
+          <w:kern w:val="0"/>
+          <w:sz w:val="22"/>
+          <w:szCs w:val="22"/>
           <w:lang w:val="es-ES" w:eastAsia="es-ES"/>
           <w14:ligatures w14:val="none"/>
         </w:rPr>
@@ -622,9 +722,11 @@
       </w:r>
       <w:r>
         <w:rPr>
-          <w:rFonts w:ascii="Arial Narrow" w:eastAsia="Times New Roman" w:hAnsi="Arial Narrow" w:cs="Arial"/>
-          <w:color w:val="000000"/>
-          <w:kern w:val="0"/>
+          <w:rFonts w:ascii="Arial Narrow" w:eastAsia="Arial Narrow" w:hAnsi="Arial Narrow" w:cs="Arial Narrow"/>
+          <w:color w:val="000000"/>
+          <w:kern w:val="0"/>
+          <w:sz w:val="22"/>
+          <w:szCs w:val="22"/>
           <w:lang w:val="es-ES" w:eastAsia="es-ES"/>
           <w14:ligatures w14:val="none"/>
         </w:rPr>
@@ -633,9 +735,11 @@
       <w:r>
         <w:rPr>
           <w:rStyle w:val="Refdenotaalpie"/>
-          <w:rFonts w:ascii="Arial Narrow" w:eastAsia="Times New Roman" w:hAnsi="Arial Narrow" w:cs="Times New Roman"/>
-          <w:color w:val="000000"/>
-          <w:kern w:val="0"/>
+          <w:rFonts w:ascii="Arial Narrow" w:eastAsia="Arial Narrow" w:hAnsi="Arial Narrow" w:cs="Arial Narrow"/>
+          <w:color w:val="000000"/>
+          <w:kern w:val="0"/>
+          <w:sz w:val="22"/>
+          <w:szCs w:val="22"/>
           <w:vertAlign w:val="superscript"/>
           <w:lang w:val="es-ES" w:eastAsia="es-ES"/>
           <w14:ligatures w14:val="none"/>
@@ -644,9 +748,11 @@
       </w:r>
       <w:r>
         <w:rPr>
-          <w:rFonts w:ascii="Arial Narrow" w:eastAsia="Times New Roman" w:hAnsi="Arial Narrow" w:cs="Arial"/>
-          <w:color w:val="000000"/>
-          <w:kern w:val="0"/>
+          <w:rFonts w:ascii="Arial Narrow" w:eastAsia="Arial Narrow" w:hAnsi="Arial Narrow" w:cs="Arial Narrow"/>
+          <w:color w:val="000000"/>
+          <w:kern w:val="0"/>
+          <w:sz w:val="22"/>
+          <w:szCs w:val="22"/>
           <w:lang w:val="es-ES" w:eastAsia="es-ES"/>
           <w14:ligatures w14:val="none"/>
         </w:rPr>
@@ -654,10 +760,12 @@
       </w:r>
       <w:r>
         <w:rPr>
-          <w:rFonts w:ascii="Arial Narrow" w:eastAsia="Times New Roman" w:hAnsi="Arial Narrow" w:cs="Arial"/>
+          <w:rFonts w:ascii="Arial Narrow" w:eastAsia="Arial Narrow" w:hAnsi="Arial Narrow" w:cs="Arial Narrow"/>
           <w:bCs/>
           <w:color w:val="000000"/>
           <w:kern w:val="0"/>
+          <w:sz w:val="22"/>
+          <w:szCs w:val="22"/>
           <w:lang w:val="es-ES" w:eastAsia="es-ES"/>
           <w14:ligatures w14:val="none"/>
         </w:rPr>
@@ -669,9 +777,11 @@
         <w:spacing w:after="0" w:line="240" w:lineRule="auto"/>
         <w:jc w:val="both"/>
         <w:rPr>
-          <w:rFonts w:ascii="Arial Narrow" w:eastAsia="Times New Roman" w:hAnsi="Arial Narrow" w:cs="Arial"/>
-          <w:color w:val="000000"/>
-          <w:kern w:val="0"/>
+          <w:rFonts w:ascii="Arial Narrow" w:eastAsia="Arial Narrow" w:hAnsi="Arial Narrow" w:cs="Arial Narrow"/>
+          <w:color w:val="000000"/>
+          <w:kern w:val="0"/>
+          <w:sz w:val="22"/>
+          <w:szCs w:val="22"/>
           <w:lang w:eastAsia="es-ES"/>
           <w14:ligatures w14:val="none"/>
         </w:rPr>
@@ -691,18 +801,22 @@
         <w:ind w:left="1134" w:hanging="567"/>
         <w:jc w:val="both"/>
         <w:rPr>
-          <w:rFonts w:ascii="Arial Narrow" w:eastAsia="Times New Roman" w:hAnsi="Arial Narrow" w:cs="Arial"/>
-          <w:color w:val="000000"/>
-          <w:kern w:val="0"/>
+          <w:rFonts w:ascii="Arial Narrow" w:eastAsia="Arial Narrow" w:hAnsi="Arial Narrow" w:cs="Arial Narrow"/>
+          <w:color w:val="000000"/>
+          <w:kern w:val="0"/>
+          <w:sz w:val="22"/>
+          <w:szCs w:val="22"/>
           <w:lang w:eastAsia="es-ES"/>
           <w14:ligatures w14:val="none"/>
         </w:rPr>
       </w:pPr>
       <w:r>
         <w:rPr>
-          <w:rFonts w:ascii="Arial Narrow" w:eastAsia="Times New Roman" w:hAnsi="Arial Narrow" w:cs="Arial"/>
-          <w:color w:val="000000"/>
-          <w:kern w:val="0"/>
+          <w:rFonts w:ascii="Arial Narrow" w:eastAsia="Arial Narrow" w:hAnsi="Arial Narrow" w:cs="Arial Narrow"/>
+          <w:color w:val="000000"/>
+          <w:kern w:val="0"/>
+          <w:sz w:val="22"/>
+          <w:szCs w:val="22"/>
           <w:lang w:eastAsia="es-ES"/>
           <w14:ligatures w14:val="none"/>
         </w:rPr>
@@ -710,9 +824,11 @@
       </w:r>
       <w:r>
         <w:rPr>
-          <w:rFonts w:ascii="Arial Narrow" w:eastAsia="Times New Roman" w:hAnsi="Arial Narrow" w:cs="Arial"/>
-          <w:color w:val="000000"/>
-          <w:kern w:val="0"/>
+          <w:rFonts w:ascii="Arial Narrow" w:eastAsia="Arial Narrow" w:hAnsi="Arial Narrow" w:cs="Arial Narrow"/>
+          <w:color w:val="000000"/>
+          <w:kern w:val="0"/>
+          <w:sz w:val="22"/>
+          <w:szCs w:val="22"/>
           <w:lang w:eastAsia="es-ES"/>
           <w14:ligatures w14:val="none"/>
         </w:rPr>
@@ -720,9 +836,11 @@
       </w:r>
       <w:r>
         <w:rPr>
-          <w:rFonts w:ascii="Arial Narrow" w:eastAsia="Times New Roman" w:hAnsi="Arial Narrow" w:cs="Arial"/>
-          <w:color w:val="000000"/>
-          <w:kern w:val="0"/>
+          <w:rFonts w:ascii="Arial Narrow" w:eastAsia="Arial Narrow" w:hAnsi="Arial Narrow" w:cs="Arial Narrow"/>
+          <w:color w:val="000000"/>
+          <w:kern w:val="0"/>
+          <w:sz w:val="22"/>
+          <w:szCs w:val="22"/>
           <w:lang w:eastAsia="es-ES"/>
           <w14:ligatures w14:val="none"/>
         </w:rPr>
@@ -731,9 +849,11 @@
       <w:proofErr w:type="spellStart"/>
       <w:r>
         <w:rPr>
-          <w:rFonts w:ascii="Arial Narrow" w:eastAsia="Times New Roman" w:hAnsi="Arial Narrow" w:cs="Arial"/>
-          <w:color w:val="000000"/>
-          <w:kern w:val="0"/>
+          <w:rFonts w:ascii="Arial Narrow" w:eastAsia="Arial Narrow" w:hAnsi="Arial Narrow" w:cs="Arial Narrow"/>
+          <w:color w:val="000000"/>
+          <w:kern w:val="0"/>
+          <w:sz w:val="22"/>
+          <w:szCs w:val="22"/>
           <w:lang w:eastAsia="es-ES"/>
           <w14:ligatures w14:val="none"/>
         </w:rPr>
@@ -742,9 +862,11 @@
       <w:proofErr w:type="spellEnd"/>
       <w:r>
         <w:rPr>
-          <w:rFonts w:ascii="Arial Narrow" w:eastAsia="Times New Roman" w:hAnsi="Arial Narrow" w:cs="Arial"/>
-          <w:color w:val="000000"/>
-          <w:kern w:val="0"/>
+          <w:rFonts w:ascii="Arial Narrow" w:eastAsia="Arial Narrow" w:hAnsi="Arial Narrow" w:cs="Arial Narrow"/>
+          <w:color w:val="000000"/>
+          <w:kern w:val="0"/>
+          <w:sz w:val="22"/>
+          <w:szCs w:val="22"/>
           <w:lang w:eastAsia="es-ES"/>
           <w14:ligatures w14:val="none"/>
         </w:rPr>
@@ -752,9 +874,11 @@
       </w:r>
       <w:r>
         <w:rPr>
-          <w:rFonts w:ascii="Arial Narrow" w:eastAsia="Times New Roman" w:hAnsi="Arial Narrow" w:cs="Arial"/>
-          <w:color w:val="000000"/>
-          <w:kern w:val="0"/>
+          <w:rFonts w:ascii="Arial Narrow" w:eastAsia="Arial Narrow" w:hAnsi="Arial Narrow" w:cs="Arial Narrow"/>
+          <w:color w:val="000000"/>
+          <w:kern w:val="0"/>
+          <w:sz w:val="22"/>
+          <w:szCs w:val="22"/>
           <w:lang w:eastAsia="es-ES"/>
           <w14:ligatures w14:val="none"/>
         </w:rPr>
@@ -763,9 +887,11 @@
       <w:proofErr w:type="spellStart"/>
       <w:r>
         <w:rPr>
-          <w:rFonts w:ascii="Arial Narrow" w:eastAsia="Times New Roman" w:hAnsi="Arial Narrow" w:cs="Arial"/>
-          <w:color w:val="000000"/>
-          <w:kern w:val="0"/>
+          <w:rFonts w:ascii="Arial Narrow" w:eastAsia="Arial Narrow" w:hAnsi="Arial Narrow" w:cs="Arial Narrow"/>
+          <w:color w:val="000000"/>
+          <w:kern w:val="0"/>
+          <w:sz w:val="22"/>
+          <w:szCs w:val="22"/>
           <w:lang w:eastAsia="es-ES"/>
           <w14:ligatures w14:val="none"/>
         </w:rPr>
@@ -774,9 +900,11 @@
       <w:proofErr w:type="spellEnd"/>
       <w:r>
         <w:rPr>
-          <w:rFonts w:ascii="Arial Narrow" w:eastAsia="Times New Roman" w:hAnsi="Arial Narrow" w:cs="Arial"/>
-          <w:color w:val="000000"/>
-          <w:kern w:val="0"/>
+          <w:rFonts w:ascii="Arial Narrow" w:eastAsia="Arial Narrow" w:hAnsi="Arial Narrow" w:cs="Arial Narrow"/>
+          <w:color w:val="000000"/>
+          <w:kern w:val="0"/>
+          <w:sz w:val="22"/>
+          <w:szCs w:val="22"/>
           <w:lang w:eastAsia="es-ES"/>
           <w14:ligatures w14:val="none"/>
         </w:rPr>
@@ -785,9 +913,11 @@
       <w:proofErr w:type="spellStart"/>
       <w:r>
         <w:rPr>
-          <w:rFonts w:ascii="Arial Narrow" w:eastAsia="Times New Roman" w:hAnsi="Arial Narrow" w:cs="Arial"/>
-          <w:color w:val="000000"/>
-          <w:kern w:val="0"/>
+          <w:rFonts w:ascii="Arial Narrow" w:eastAsia="Arial Narrow" w:hAnsi="Arial Narrow" w:cs="Arial Narrow"/>
+          <w:color w:val="000000"/>
+          <w:kern w:val="0"/>
+          <w:sz w:val="22"/>
+          <w:szCs w:val="22"/>
           <w:lang w:eastAsia="es-ES"/>
           <w14:ligatures w14:val="none"/>
         </w:rPr>
@@ -796,9 +926,11 @@
       <w:proofErr w:type="spellEnd"/>
       <w:r>
         <w:rPr>
-          <w:rFonts w:ascii="Arial Narrow" w:eastAsia="Times New Roman" w:hAnsi="Arial Narrow" w:cs="Arial"/>
-          <w:color w:val="000000"/>
-          <w:kern w:val="0"/>
+          <w:rFonts w:ascii="Arial Narrow" w:eastAsia="Arial Narrow" w:hAnsi="Arial Narrow" w:cs="Arial Narrow"/>
+          <w:color w:val="000000"/>
+          <w:kern w:val="0"/>
+          <w:sz w:val="22"/>
+          <w:szCs w:val="22"/>
           <w:lang w:eastAsia="es-ES"/>
           <w14:ligatures w14:val="none"/>
         </w:rPr>
@@ -806,9 +938,11 @@
       </w:r>
       <w:r>
         <w:rPr>
-          <w:rFonts w:ascii="Arial Narrow" w:eastAsia="Times New Roman" w:hAnsi="Arial Narrow" w:cs="Arial"/>
-          <w:color w:val="000000"/>
-          <w:kern w:val="0"/>
+          <w:rFonts w:ascii="Arial Narrow" w:eastAsia="Arial Narrow" w:hAnsi="Arial Narrow" w:cs="Arial Narrow"/>
+          <w:color w:val="000000"/>
+          <w:kern w:val="0"/>
+          <w:sz w:val="22"/>
+          <w:szCs w:val="22"/>
           <w:lang w:eastAsia="es-ES"/>
           <w14:ligatures w14:val="none"/>
         </w:rPr>
@@ -816,9 +950,11 @@
       </w:r>
       <w:r>
         <w:rPr>
-          <w:rFonts w:ascii="Arial Narrow" w:eastAsia="Times New Roman" w:hAnsi="Arial Narrow" w:cs="Arial"/>
-          <w:color w:val="000000"/>
-          <w:kern w:val="0"/>
+          <w:rFonts w:ascii="Arial Narrow" w:eastAsia="Arial Narrow" w:hAnsi="Arial Narrow" w:cs="Arial Narrow"/>
+          <w:color w:val="000000"/>
+          <w:kern w:val="0"/>
+          <w:sz w:val="22"/>
+          <w:szCs w:val="22"/>
           <w:lang w:eastAsia="es-ES"/>
           <w14:ligatures w14:val="none"/>
         </w:rPr>
@@ -826,9 +962,11 @@
       </w:r>
       <w:r>
         <w:rPr>
-          <w:rFonts w:ascii="Arial Narrow" w:eastAsia="Times New Roman" w:hAnsi="Arial Narrow" w:cs="Arial"/>
-          <w:color w:val="000000"/>
-          <w:kern w:val="0"/>
+          <w:rFonts w:ascii="Arial Narrow" w:eastAsia="Arial Narrow" w:hAnsi="Arial Narrow" w:cs="Arial Narrow"/>
+          <w:color w:val="000000"/>
+          <w:kern w:val="0"/>
+          <w:sz w:val="22"/>
+          <w:szCs w:val="22"/>
           <w:lang w:eastAsia="es-ES"/>
           <w14:ligatures w14:val="none"/>
         </w:rPr>
@@ -836,9 +974,11 @@
       </w:r>
       <w:r>
         <w:rPr>
-          <w:rFonts w:ascii="Arial Narrow" w:eastAsia="Times New Roman" w:hAnsi="Arial Narrow" w:cs="Arial"/>
-          <w:color w:val="000000"/>
-          <w:kern w:val="0"/>
+          <w:rFonts w:ascii="Arial Narrow" w:eastAsia="Arial Narrow" w:hAnsi="Arial Narrow" w:cs="Arial Narrow"/>
+          <w:color w:val="000000"/>
+          <w:kern w:val="0"/>
+          <w:sz w:val="22"/>
+          <w:szCs w:val="22"/>
           <w:lang w:eastAsia="es-ES"/>
           <w14:ligatures w14:val="none"/>
         </w:rPr>
@@ -852,9 +992,11 @@
         <w:ind w:left="1134"/>
         <w:jc w:val="both"/>
         <w:rPr>
-          <w:rFonts w:ascii="Arial Narrow" w:eastAsia="Times New Roman" w:hAnsi="Arial Narrow" w:cs="Arial"/>
-          <w:color w:val="000000"/>
-          <w:kern w:val="0"/>
+          <w:rFonts w:ascii="Arial Narrow" w:eastAsia="Arial Narrow" w:hAnsi="Arial Narrow" w:cs="Arial Narrow"/>
+          <w:color w:val="000000"/>
+          <w:kern w:val="0"/>
+          <w:sz w:val="22"/>
+          <w:szCs w:val="22"/>
           <w:lang w:eastAsia="es-ES"/>
           <w14:ligatures w14:val="none"/>
         </w:rPr>
@@ -874,18 +1016,22 @@
         <w:ind w:left="1134" w:hanging="567"/>
         <w:jc w:val="both"/>
         <w:rPr>
-          <w:rFonts w:ascii="Arial Narrow" w:eastAsia="Times New Roman" w:hAnsi="Arial Narrow" w:cs="Arial"/>
-          <w:color w:val="000000"/>
-          <w:kern w:val="0"/>
+          <w:rFonts w:ascii="Arial Narrow" w:eastAsia="Arial Narrow" w:hAnsi="Arial Narrow" w:cs="Arial Narrow"/>
+          <w:color w:val="000000"/>
+          <w:kern w:val="0"/>
+          <w:sz w:val="22"/>
+          <w:szCs w:val="22"/>
           <w:lang w:eastAsia="es-ES"/>
           <w14:ligatures w14:val="none"/>
         </w:rPr>
       </w:pPr>
       <w:r>
         <w:rPr>
-          <w:rFonts w:ascii="Arial Narrow" w:eastAsia="Times New Roman" w:hAnsi="Arial Narrow" w:cs="Arial"/>
-          <w:color w:val="000000"/>
-          <w:kern w:val="0"/>
+          <w:rFonts w:ascii="Arial Narrow" w:eastAsia="Arial Narrow" w:hAnsi="Arial Narrow" w:cs="Arial Narrow"/>
+          <w:color w:val="000000"/>
+          <w:kern w:val="0"/>
+          <w:sz w:val="22"/>
+          <w:szCs w:val="22"/>
           <w:lang w:eastAsia="es-ES"/>
           <w14:ligatures w14:val="none"/>
         </w:rPr>
@@ -893,9 +1039,11 @@
       </w:r>
       <w:r>
         <w:rPr>
-          <w:rFonts w:ascii="Arial Narrow" w:eastAsia="Times New Roman" w:hAnsi="Arial Narrow" w:cs="Arial"/>
-          <w:color w:val="000000"/>
-          <w:kern w:val="0"/>
+          <w:rFonts w:ascii="Arial Narrow" w:eastAsia="Arial Narrow" w:hAnsi="Arial Narrow" w:cs="Arial Narrow"/>
+          <w:color w:val="000000"/>
+          <w:kern w:val="0"/>
+          <w:sz w:val="22"/>
+          <w:szCs w:val="22"/>
           <w:lang w:eastAsia="es-ES"/>
           <w14:ligatures w14:val="none"/>
         </w:rPr>
@@ -903,9 +1051,11 @@
       </w:r>
       <w:r>
         <w:rPr>
-          <w:rFonts w:ascii="Arial Narrow" w:eastAsia="Times New Roman" w:hAnsi="Arial Narrow" w:cs="Arial"/>
-          <w:color w:val="000000"/>
-          <w:kern w:val="0"/>
+          <w:rFonts w:ascii="Arial Narrow" w:eastAsia="Arial Narrow" w:hAnsi="Arial Narrow" w:cs="Arial Narrow"/>
+          <w:color w:val="000000"/>
+          <w:kern w:val="0"/>
+          <w:sz w:val="22"/>
+          <w:szCs w:val="22"/>
           <w:lang w:eastAsia="es-ES"/>
           <w14:ligatures w14:val="none"/>
         </w:rPr>
@@ -913,9 +1063,11 @@
       </w:r>
       <w:r>
         <w:rPr>
-          <w:rFonts w:ascii="Arial Narrow" w:eastAsia="Times New Roman" w:hAnsi="Arial Narrow" w:cs="Arial"/>
-          <w:color w:val="000000"/>
-          <w:kern w:val="0"/>
+          <w:rFonts w:ascii="Arial Narrow" w:eastAsia="Arial Narrow" w:hAnsi="Arial Narrow" w:cs="Arial Narrow"/>
+          <w:color w:val="000000"/>
+          <w:kern w:val="0"/>
+          <w:sz w:val="22"/>
+          <w:szCs w:val="22"/>
           <w:lang w:eastAsia="es-ES"/>
           <w14:ligatures w14:val="none"/>
         </w:rPr>
@@ -923,9 +1075,11 @@
       </w:r>
       <w:r>
         <w:rPr>
-          <w:rFonts w:ascii="Arial Narrow" w:eastAsia="Times New Roman" w:hAnsi="Arial Narrow" w:cs="Arial"/>
-          <w:color w:val="000000"/>
-          <w:kern w:val="0"/>
+          <w:rFonts w:ascii="Arial Narrow" w:eastAsia="Arial Narrow" w:hAnsi="Arial Narrow" w:cs="Arial Narrow"/>
+          <w:color w:val="000000"/>
+          <w:kern w:val="0"/>
+          <w:sz w:val="22"/>
+          <w:szCs w:val="22"/>
           <w:lang w:eastAsia="es-ES"/>
           <w14:ligatures w14:val="none"/>
         </w:rPr>
@@ -933,9 +1087,11 @@
       </w:r>
       <w:r>
         <w:rPr>
-          <w:rFonts w:ascii="Arial Narrow" w:eastAsia="Times New Roman" w:hAnsi="Arial Narrow" w:cs="Arial"/>
-          <w:color w:val="000000"/>
-          <w:kern w:val="0"/>
+          <w:rFonts w:ascii="Arial Narrow" w:eastAsia="Arial Narrow" w:hAnsi="Arial Narrow" w:cs="Arial Narrow"/>
+          <w:color w:val="000000"/>
+          <w:kern w:val="0"/>
+          <w:sz w:val="22"/>
+          <w:szCs w:val="22"/>
           <w:lang w:eastAsia="es-ES"/>
           <w14:ligatures w14:val="none"/>
         </w:rPr>
@@ -949,9 +1105,11 @@
         <w:ind w:left="1134"/>
         <w:jc w:val="both"/>
         <w:rPr>
-          <w:rFonts w:ascii="Arial Narrow" w:eastAsia="Times New Roman" w:hAnsi="Arial Narrow" w:cs="Arial"/>
-          <w:color w:val="000000"/>
-          <w:kern w:val="0"/>
+          <w:rFonts w:ascii="Arial Narrow" w:eastAsia="Arial Narrow" w:hAnsi="Arial Narrow" w:cs="Arial Narrow"/>
+          <w:color w:val="000000"/>
+          <w:kern w:val="0"/>
+          <w:sz w:val="22"/>
+          <w:szCs w:val="22"/>
           <w:lang w:eastAsia="es-ES"/>
           <w14:ligatures w14:val="none"/>
         </w:rPr>
@@ -971,18 +1129,22 @@
         <w:ind w:left="1134" w:hanging="567"/>
         <w:jc w:val="both"/>
         <w:rPr>
-          <w:rFonts w:ascii="Arial Narrow" w:eastAsia="Times New Roman" w:hAnsi="Arial Narrow" w:cs="Arial"/>
-          <w:color w:val="000000"/>
-          <w:kern w:val="0"/>
+          <w:rFonts w:ascii="Arial Narrow" w:eastAsia="Arial Narrow" w:hAnsi="Arial Narrow" w:cs="Arial Narrow"/>
+          <w:color w:val="000000"/>
+          <w:kern w:val="0"/>
+          <w:sz w:val="22"/>
+          <w:szCs w:val="22"/>
           <w:lang w:eastAsia="es-ES"/>
           <w14:ligatures w14:val="none"/>
         </w:rPr>
       </w:pPr>
       <w:r>
         <w:rPr>
-          <w:rFonts w:ascii="Arial Narrow" w:eastAsia="Times New Roman" w:hAnsi="Arial Narrow" w:cs="Arial"/>
-          <w:color w:val="000000"/>
-          <w:kern w:val="0"/>
+          <w:rFonts w:ascii="Arial Narrow" w:eastAsia="Arial Narrow" w:hAnsi="Arial Narrow" w:cs="Arial Narrow"/>
+          <w:color w:val="000000"/>
+          <w:kern w:val="0"/>
+          <w:sz w:val="22"/>
+          <w:szCs w:val="22"/>
           <w:lang w:eastAsia="es-ES"/>
           <w14:ligatures w14:val="none"/>
         </w:rPr>
@@ -990,9 +1152,11 @@
       </w:r>
       <w:r>
         <w:rPr>
-          <w:rFonts w:ascii="Arial Narrow" w:eastAsia="Times New Roman" w:hAnsi="Arial Narrow" w:cs="Arial"/>
-          <w:color w:val="000000"/>
-          <w:kern w:val="0"/>
+          <w:rFonts w:ascii="Arial Narrow" w:eastAsia="Arial Narrow" w:hAnsi="Arial Narrow" w:cs="Arial Narrow"/>
+          <w:color w:val="000000"/>
+          <w:kern w:val="0"/>
+          <w:sz w:val="22"/>
+          <w:szCs w:val="22"/>
           <w:lang w:eastAsia="es-ES"/>
           <w14:ligatures w14:val="none"/>
         </w:rPr>
@@ -1000,9 +1164,11 @@
       </w:r>
       <w:r>
         <w:rPr>
-          <w:rFonts w:ascii="Arial Narrow" w:eastAsia="Times New Roman" w:hAnsi="Arial Narrow" w:cs="Arial"/>
-          <w:color w:val="000000"/>
-          <w:kern w:val="0"/>
+          <w:rFonts w:ascii="Arial Narrow" w:eastAsia="Arial Narrow" w:hAnsi="Arial Narrow" w:cs="Arial Narrow"/>
+          <w:color w:val="000000"/>
+          <w:kern w:val="0"/>
+          <w:sz w:val="22"/>
+          <w:szCs w:val="22"/>
           <w:lang w:eastAsia="es-ES"/>
           <w14:ligatures w14:val="none"/>
         </w:rPr>
@@ -1010,9 +1176,11 @@
       </w:r>
       <w:r>
         <w:rPr>
-          <w:rFonts w:ascii="Arial Narrow" w:eastAsia="Times New Roman" w:hAnsi="Arial Narrow" w:cs="Arial"/>
-          <w:color w:val="000000"/>
-          <w:kern w:val="0"/>
+          <w:rFonts w:ascii="Arial Narrow" w:eastAsia="Arial Narrow" w:hAnsi="Arial Narrow" w:cs="Arial Narrow"/>
+          <w:color w:val="000000"/>
+          <w:kern w:val="0"/>
+          <w:sz w:val="22"/>
+          <w:szCs w:val="22"/>
           <w:lang w:eastAsia="es-ES"/>
           <w14:ligatures w14:val="none"/>
         </w:rPr>
@@ -1020,9 +1188,11 @@
       </w:r>
       <w:r>
         <w:rPr>
-          <w:rFonts w:ascii="Arial Narrow" w:eastAsia="Times New Roman" w:hAnsi="Arial Narrow" w:cs="Arial"/>
-          <w:color w:val="000000"/>
-          <w:kern w:val="0"/>
+          <w:rFonts w:ascii="Arial Narrow" w:eastAsia="Arial Narrow" w:hAnsi="Arial Narrow" w:cs="Arial Narrow"/>
+          <w:color w:val="000000"/>
+          <w:kern w:val="0"/>
+          <w:sz w:val="22"/>
+          <w:szCs w:val="22"/>
           <w:lang w:eastAsia="es-ES"/>
           <w14:ligatures w14:val="none"/>
         </w:rPr>
@@ -1030,9 +1200,11 @@
       </w:r>
       <w:r>
         <w:rPr>
-          <w:rFonts w:ascii="Arial Narrow" w:eastAsia="Times New Roman" w:hAnsi="Arial Narrow" w:cs="Arial"/>
-          <w:color w:val="000000"/>
-          <w:kern w:val="0"/>
+          <w:rFonts w:ascii="Arial Narrow" w:eastAsia="Arial Narrow" w:hAnsi="Arial Narrow" w:cs="Arial Narrow"/>
+          <w:color w:val="000000"/>
+          <w:kern w:val="0"/>
+          <w:sz w:val="22"/>
+          <w:szCs w:val="22"/>
           <w:lang w:eastAsia="es-ES"/>
           <w14:ligatures w14:val="none"/>
         </w:rPr>
@@ -1040,9 +1212,11 @@
       </w:r>
       <w:r>
         <w:rPr>
-          <w:rFonts w:ascii="Arial Narrow" w:eastAsia="Times New Roman" w:hAnsi="Arial Narrow" w:cs="Arial"/>
-          <w:color w:val="000000"/>
-          <w:kern w:val="0"/>
+          <w:rFonts w:ascii="Arial Narrow" w:eastAsia="Arial Narrow" w:hAnsi="Arial Narrow" w:cs="Arial Narrow"/>
+          <w:color w:val="000000"/>
+          <w:kern w:val="0"/>
+          <w:sz w:val="22"/>
+          <w:szCs w:val="22"/>
           <w:lang w:eastAsia="es-ES"/>
           <w14:ligatures w14:val="none"/>
         </w:rPr>
@@ -1050,9 +1224,11 @@
       </w:r>
       <w:r>
         <w:rPr>
-          <w:rFonts w:ascii="Arial Narrow" w:eastAsia="Times New Roman" w:hAnsi="Arial Narrow" w:cs="Arial"/>
-          <w:color w:val="000000"/>
-          <w:kern w:val="0"/>
+          <w:rFonts w:ascii="Arial Narrow" w:eastAsia="Arial Narrow" w:hAnsi="Arial Narrow" w:cs="Arial Narrow"/>
+          <w:color w:val="000000"/>
+          <w:kern w:val="0"/>
+          <w:sz w:val="22"/>
+          <w:szCs w:val="22"/>
           <w:lang w:eastAsia="es-ES"/>
           <w14:ligatures w14:val="none"/>
         </w:rPr>
@@ -1060,9 +1236,11 @@
       </w:r>
       <w:r>
         <w:rPr>
-          <w:rFonts w:ascii="Arial Narrow" w:eastAsia="Times New Roman" w:hAnsi="Arial Narrow" w:cs="Arial"/>
-          <w:color w:val="000000"/>
-          <w:kern w:val="0"/>
+          <w:rFonts w:ascii="Arial Narrow" w:eastAsia="Arial Narrow" w:hAnsi="Arial Narrow" w:cs="Arial Narrow"/>
+          <w:color w:val="000000"/>
+          <w:kern w:val="0"/>
+          <w:sz w:val="22"/>
+          <w:szCs w:val="22"/>
           <w:lang w:eastAsia="es-ES"/>
           <w14:ligatures w14:val="none"/>
         </w:rPr>
@@ -1070,9 +1248,11 @@
       </w:r>
       <w:r>
         <w:rPr>
-          <w:rFonts w:ascii="Arial Narrow" w:eastAsia="Times New Roman" w:hAnsi="Arial Narrow" w:cs="Arial"/>
-          <w:color w:val="000000"/>
-          <w:kern w:val="0"/>
+          <w:rFonts w:ascii="Arial Narrow" w:eastAsia="Arial Narrow" w:hAnsi="Arial Narrow" w:cs="Arial Narrow"/>
+          <w:color w:val="000000"/>
+          <w:kern w:val="0"/>
+          <w:sz w:val="22"/>
+          <w:szCs w:val="22"/>
           <w:lang w:eastAsia="es-ES"/>
           <w14:ligatures w14:val="none"/>
         </w:rPr>
@@ -1080,9 +1260,11 @@
       </w:r>
       <w:r>
         <w:rPr>
-          <w:rFonts w:ascii="Arial Narrow" w:eastAsia="Times New Roman" w:hAnsi="Arial Narrow" w:cs="Arial"/>
-          <w:color w:val="000000"/>
-          <w:kern w:val="0"/>
+          <w:rFonts w:ascii="Arial Narrow" w:eastAsia="Arial Narrow" w:hAnsi="Arial Narrow" w:cs="Arial Narrow"/>
+          <w:color w:val="000000"/>
+          <w:kern w:val="0"/>
+          <w:sz w:val="22"/>
+          <w:szCs w:val="22"/>
           <w:lang w:eastAsia="es-ES"/>
           <w14:ligatures w14:val="none"/>
         </w:rPr>
@@ -1090,9 +1272,11 @@
       </w:r>
       <w:r>
         <w:rPr>
-          <w:rFonts w:ascii="Arial Narrow" w:eastAsia="Times New Roman" w:hAnsi="Arial Narrow" w:cs="Arial"/>
-          <w:color w:val="000000"/>
-          <w:kern w:val="0"/>
+          <w:rFonts w:ascii="Arial Narrow" w:eastAsia="Arial Narrow" w:hAnsi="Arial Narrow" w:cs="Arial Narrow"/>
+          <w:color w:val="000000"/>
+          <w:kern w:val="0"/>
+          <w:sz w:val="22"/>
+          <w:szCs w:val="22"/>
           <w:lang w:eastAsia="es-ES"/>
           <w14:ligatures w14:val="none"/>
         </w:rPr>
@@ -1100,25 +1284,31 @@
       </w:r>
       <w:r>
         <w:rPr>
-          <w:rFonts w:ascii="Arial Narrow" w:eastAsia="Calibri" w:hAnsi="Arial Narrow" w:cs="Arial"/>
-          <w:kern w:val="0"/>
-          <w14:ligatures w14:val="none"/>
+          <w:rFonts w:ascii="Arial Narrow" w:eastAsia="Arial Narrow" w:hAnsi="Arial Narrow" w:cs="Arial Narrow"/>
+          <w:kern w:val="0"/>
+          <w14:ligatures w14:val="none"/>
+          <w:sz w:val="22"/>
+          <w:szCs w:val="22"/>
         </w:rPr>
         <w:t xml:space="preserve"/>
       </w:r>
       <w:r>
         <w:rPr>
-          <w:rFonts w:ascii="Arial Narrow" w:eastAsia="Calibri" w:hAnsi="Arial Narrow" w:cs="Arial"/>
-          <w:kern w:val="0"/>
-          <w14:ligatures w14:val="none"/>
+          <w:rFonts w:ascii="Arial Narrow" w:eastAsia="Arial Narrow" w:hAnsi="Arial Narrow" w:cs="Arial Narrow"/>
+          <w:kern w:val="0"/>
+          <w14:ligatures w14:val="none"/>
+          <w:sz w:val="22"/>
+          <w:szCs w:val="22"/>
         </w:rPr>
         <w:t/>
       </w:r>
       <w:r>
         <w:rPr>
-          <w:rFonts w:ascii="Arial Narrow" w:eastAsia="Times New Roman" w:hAnsi="Arial Narrow" w:cs="Arial"/>
-          <w:color w:val="000000"/>
-          <w:kern w:val="0"/>
+          <w:rFonts w:ascii="Arial Narrow" w:eastAsia="Arial Narrow" w:hAnsi="Arial Narrow" w:cs="Arial Narrow"/>
+          <w:color w:val="000000"/>
+          <w:kern w:val="0"/>
+          <w:sz w:val="22"/>
+          <w:szCs w:val="22"/>
           <w:lang w:eastAsia="es-ES"/>
           <w14:ligatures w14:val="none"/>
         </w:rPr>
@@ -1126,9 +1316,11 @@
       </w:r>
       <w:r>
         <w:rPr>
-          <w:rFonts w:ascii="Arial Narrow" w:eastAsia="Times New Roman" w:hAnsi="Arial Narrow" w:cs="Arial"/>
-          <w:color w:val="000000"/>
-          <w:kern w:val="0"/>
+          <w:rFonts w:ascii="Arial Narrow" w:eastAsia="Arial Narrow" w:hAnsi="Arial Narrow" w:cs="Arial Narrow"/>
+          <w:color w:val="000000"/>
+          <w:kern w:val="0"/>
+          <w:sz w:val="22"/>
+          <w:szCs w:val="22"/>
           <w:lang w:eastAsia="es-ES"/>
           <w14:ligatures w14:val="none"/>
         </w:rPr>
@@ -1142,9 +1334,11 @@
         <w:ind w:left="1134"/>
         <w:jc w:val="both"/>
         <w:rPr>
-          <w:rFonts w:ascii="Arial Narrow" w:eastAsia="Times New Roman" w:hAnsi="Arial Narrow" w:cs="Arial"/>
-          <w:color w:val="000000"/>
-          <w:kern w:val="0"/>
+          <w:rFonts w:ascii="Arial Narrow" w:eastAsia="Arial Narrow" w:hAnsi="Arial Narrow" w:cs="Arial Narrow"/>
+          <w:color w:val="000000"/>
+          <w:kern w:val="0"/>
+          <w:sz w:val="22"/>
+          <w:szCs w:val="22"/>
           <w:lang w:eastAsia="es-ES"/>
           <w14:ligatures w14:val="none"/>
         </w:rPr>
@@ -1164,18 +1358,22 @@
         <w:ind w:left="1134" w:hanging="567"/>
         <w:jc w:val="both"/>
         <w:rPr>
-          <w:rFonts w:ascii="Arial Narrow" w:eastAsia="Times New Roman" w:hAnsi="Arial Narrow" w:cs="Arial"/>
-          <w:color w:val="000000"/>
-          <w:kern w:val="0"/>
+          <w:rFonts w:ascii="Arial Narrow" w:eastAsia="Arial Narrow" w:hAnsi="Arial Narrow" w:cs="Arial Narrow"/>
+          <w:color w:val="000000"/>
+          <w:kern w:val="0"/>
+          <w:sz w:val="22"/>
+          <w:szCs w:val="22"/>
           <w:lang w:eastAsia="es-ES"/>
           <w14:ligatures w14:val="none"/>
         </w:rPr>
       </w:pPr>
       <w:r>
         <w:rPr>
-          <w:rFonts w:ascii="Arial Narrow" w:eastAsia="Times New Roman" w:hAnsi="Arial Narrow" w:cs="Arial"/>
-          <w:color w:val="000000"/>
-          <w:kern w:val="0"/>
+          <w:rFonts w:ascii="Arial Narrow" w:eastAsia="Arial Narrow" w:hAnsi="Arial Narrow" w:cs="Arial Narrow"/>
+          <w:color w:val="000000"/>
+          <w:kern w:val="0"/>
+          <w:sz w:val="22"/>
+          <w:szCs w:val="22"/>
           <w:lang w:eastAsia="es-ES"/>
           <w14:ligatures w14:val="none"/>
         </w:rPr>
@@ -1183,9 +1381,11 @@
       </w:r>
       <w:r>
         <w:rPr>
-          <w:rFonts w:ascii="Arial Narrow" w:eastAsia="Times New Roman" w:hAnsi="Arial Narrow" w:cs="Arial"/>
-          <w:color w:val="000000"/>
-          <w:kern w:val="0"/>
+          <w:rFonts w:ascii="Arial Narrow" w:eastAsia="Arial Narrow" w:hAnsi="Arial Narrow" w:cs="Arial Narrow"/>
+          <w:color w:val="000000"/>
+          <w:kern w:val="0"/>
+          <w:sz w:val="22"/>
+          <w:szCs w:val="22"/>
           <w:lang w:eastAsia="es-ES"/>
           <w14:ligatures w14:val="none"/>
         </w:rPr>
@@ -1193,9 +1393,11 @@
       </w:r>
       <w:r>
         <w:rPr>
-          <w:rFonts w:ascii="Arial Narrow" w:eastAsia="Times New Roman" w:hAnsi="Arial Narrow" w:cs="Arial"/>
-          <w:color w:val="000000"/>
-          <w:kern w:val="0"/>
+          <w:rFonts w:ascii="Arial Narrow" w:eastAsia="Arial Narrow" w:hAnsi="Arial Narrow" w:cs="Arial Narrow"/>
+          <w:color w:val="000000"/>
+          <w:kern w:val="0"/>
+          <w:sz w:val="22"/>
+          <w:szCs w:val="22"/>
           <w:lang w:eastAsia="es-ES"/>
           <w14:ligatures w14:val="none"/>
         </w:rPr>
@@ -1203,9 +1405,11 @@
       </w:r>
       <w:r>
         <w:rPr>
-          <w:rFonts w:ascii="Arial Narrow" w:eastAsia="Times New Roman" w:hAnsi="Arial Narrow" w:cs="Arial"/>
-          <w:color w:val="000000"/>
-          <w:kern w:val="0"/>
+          <w:rFonts w:ascii="Arial Narrow" w:eastAsia="Arial Narrow" w:hAnsi="Arial Narrow" w:cs="Arial Narrow"/>
+          <w:color w:val="000000"/>
+          <w:kern w:val="0"/>
+          <w:sz w:val="22"/>
+          <w:szCs w:val="22"/>
           <w:lang w:eastAsia="es-ES"/>
           <w14:ligatures w14:val="none"/>
         </w:rPr>
@@ -1213,9 +1417,11 @@
       </w:r>
       <w:r>
         <w:rPr>
-          <w:rFonts w:ascii="Arial Narrow" w:eastAsia="Times New Roman" w:hAnsi="Arial Narrow" w:cs="Arial"/>
-          <w:color w:val="000000"/>
-          <w:kern w:val="0"/>
+          <w:rFonts w:ascii="Arial Narrow" w:eastAsia="Arial Narrow" w:hAnsi="Arial Narrow" w:cs="Arial Narrow"/>
+          <w:color w:val="000000"/>
+          <w:kern w:val="0"/>
+          <w:sz w:val="22"/>
+          <w:szCs w:val="22"/>
           <w:lang w:val="es-ES" w:eastAsia="es-ES"/>
           <w14:ligatures w14:val="none"/>
         </w:rPr>
@@ -1223,9 +1429,11 @@
       </w:r>
       <w:r>
         <w:rPr>
-          <w:rFonts w:ascii="Arial Narrow" w:eastAsia="Times New Roman" w:hAnsi="Arial Narrow" w:cs="Arial"/>
-          <w:color w:val="000000"/>
-          <w:kern w:val="0"/>
+          <w:rFonts w:ascii="Arial Narrow" w:eastAsia="Arial Narrow" w:hAnsi="Arial Narrow" w:cs="Arial Narrow"/>
+          <w:color w:val="000000"/>
+          <w:kern w:val="0"/>
+          <w:sz w:val="22"/>
+          <w:szCs w:val="22"/>
           <w:lang w:eastAsia="es-ES"/>
           <w14:ligatures w14:val="none"/>
         </w:rPr>
@@ -1234,9 +1442,11 @@
       <w:proofErr w:type="spellStart"/>
       <w:r>
         <w:rPr>
-          <w:rFonts w:ascii="Arial Narrow" w:eastAsia="Times New Roman" w:hAnsi="Arial Narrow" w:cs="Arial"/>
-          <w:color w:val="000000"/>
-          <w:kern w:val="0"/>
+          <w:rFonts w:ascii="Arial Narrow" w:eastAsia="Arial Narrow" w:hAnsi="Arial Narrow" w:cs="Arial Narrow"/>
+          <w:color w:val="000000"/>
+          <w:kern w:val="0"/>
+          <w:sz w:val="22"/>
+          <w:szCs w:val="22"/>
           <w:lang w:eastAsia="es-ES"/>
           <w14:ligatures w14:val="none"/>
         </w:rPr>
@@ -1245,9 +1455,11 @@
       <w:proofErr w:type="spellEnd"/>
       <w:r>
         <w:rPr>
-          <w:rFonts w:ascii="Arial Narrow" w:eastAsia="Times New Roman" w:hAnsi="Arial Narrow" w:cs="Arial"/>
-          <w:color w:val="000000"/>
-          <w:kern w:val="0"/>
+          <w:rFonts w:ascii="Arial Narrow" w:eastAsia="Arial Narrow" w:hAnsi="Arial Narrow" w:cs="Arial Narrow"/>
+          <w:color w:val="000000"/>
+          <w:kern w:val="0"/>
+          <w:sz w:val="22"/>
+          <w:szCs w:val="22"/>
           <w:lang w:eastAsia="es-ES"/>
           <w14:ligatures w14:val="none"/>
         </w:rPr>
@@ -1255,9 +1467,11 @@
       </w:r>
       <w:r>
         <w:rPr>
-          <w:rFonts w:ascii="Arial Narrow" w:eastAsia="Times New Roman" w:hAnsi="Arial Narrow" w:cs="Arial"/>
-          <w:color w:val="000000"/>
-          <w:kern w:val="0"/>
+          <w:rFonts w:ascii="Arial Narrow" w:eastAsia="Arial Narrow" w:hAnsi="Arial Narrow" w:cs="Arial Narrow"/>
+          <w:color w:val="000000"/>
+          <w:kern w:val="0"/>
+          <w:sz w:val="22"/>
+          <w:szCs w:val="22"/>
           <w:lang w:eastAsia="es-ES"/>
           <w14:ligatures w14:val="none"/>
         </w:rPr>
@@ -1271,9 +1485,11 @@
         <w:ind w:left="1134"/>
         <w:jc w:val="both"/>
         <w:rPr>
-          <w:rFonts w:ascii="Arial Narrow" w:eastAsia="Times New Roman" w:hAnsi="Arial Narrow" w:cs="Arial"/>
-          <w:color w:val="000000"/>
-          <w:kern w:val="0"/>
+          <w:rFonts w:ascii="Arial Narrow" w:eastAsia="Arial Narrow" w:hAnsi="Arial Narrow" w:cs="Arial Narrow"/>
+          <w:color w:val="000000"/>
+          <w:kern w:val="0"/>
+          <w:sz w:val="22"/>
+          <w:szCs w:val="22"/>
           <w:lang w:eastAsia="es-ES"/>
           <w14:ligatures w14:val="none"/>
         </w:rPr>
@@ -1293,18 +1509,22 @@
         <w:ind w:left="1134" w:hanging="567"/>
         <w:jc w:val="both"/>
         <w:rPr>
-          <w:rFonts w:ascii="Arial Narrow" w:eastAsia="Times New Roman" w:hAnsi="Arial Narrow" w:cs="Arial"/>
-          <w:color w:val="000000"/>
-          <w:kern w:val="0"/>
+          <w:rFonts w:ascii="Arial Narrow" w:eastAsia="Arial Narrow" w:hAnsi="Arial Narrow" w:cs="Arial Narrow"/>
+          <w:color w:val="000000"/>
+          <w:kern w:val="0"/>
+          <w:sz w:val="22"/>
+          <w:szCs w:val="22"/>
           <w:lang w:eastAsia="es-ES"/>
           <w14:ligatures w14:val="none"/>
         </w:rPr>
       </w:pPr>
       <w:r>
         <w:rPr>
-          <w:rFonts w:ascii="Arial Narrow" w:eastAsia="Times New Roman" w:hAnsi="Arial Narrow" w:cs="Arial"/>
-          <w:color w:val="000000"/>
-          <w:kern w:val="0"/>
+          <w:rFonts w:ascii="Arial Narrow" w:eastAsia="Arial Narrow" w:hAnsi="Arial Narrow" w:cs="Arial Narrow"/>
+          <w:color w:val="000000"/>
+          <w:kern w:val="0"/>
+          <w:sz w:val="22"/>
+          <w:szCs w:val="22"/>
           <w:lang w:eastAsia="es-ES"/>
           <w14:ligatures w14:val="none"/>
         </w:rPr>
@@ -1312,9 +1532,11 @@
       </w:r>
       <w:r>
         <w:rPr>
-          <w:rFonts w:ascii="Arial Narrow" w:eastAsia="Times New Roman" w:hAnsi="Arial Narrow" w:cs="Arial"/>
-          <w:color w:val="000000"/>
-          <w:kern w:val="0"/>
+          <w:rFonts w:ascii="Arial Narrow" w:eastAsia="Arial Narrow" w:hAnsi="Arial Narrow" w:cs="Arial Narrow"/>
+          <w:color w:val="000000"/>
+          <w:kern w:val="0"/>
+          <w:sz w:val="22"/>
+          <w:szCs w:val="22"/>
           <w:lang w:eastAsia="es-ES"/>
           <w14:ligatures w14:val="none"/>
         </w:rPr>
@@ -1322,9 +1544,11 @@
       </w:r>
       <w:r>
         <w:rPr>
-          <w:rFonts w:ascii="Arial Narrow" w:eastAsia="Times New Roman" w:hAnsi="Arial Narrow" w:cs="Arial"/>
-          <w:color w:val="000000"/>
-          <w:kern w:val="0"/>
+          <w:rFonts w:ascii="Arial Narrow" w:eastAsia="Arial Narrow" w:hAnsi="Arial Narrow" w:cs="Arial Narrow"/>
+          <w:color w:val="000000"/>
+          <w:kern w:val="0"/>
+          <w:sz w:val="22"/>
+          <w:szCs w:val="22"/>
           <w:lang w:eastAsia="es-ES"/>
           <w14:ligatures w14:val="none"/>
         </w:rPr>
@@ -1332,9 +1556,11 @@
       </w:r>
       <w:r>
         <w:rPr>
-          <w:rFonts w:ascii="Arial Narrow" w:eastAsia="Times New Roman" w:hAnsi="Arial Narrow" w:cs="Arial"/>
-          <w:color w:val="000000"/>
-          <w:kern w:val="0"/>
+          <w:rFonts w:ascii="Arial Narrow" w:eastAsia="Arial Narrow" w:hAnsi="Arial Narrow" w:cs="Arial Narrow"/>
+          <w:color w:val="000000"/>
+          <w:kern w:val="0"/>
+          <w:sz w:val="22"/>
+          <w:szCs w:val="22"/>
           <w:lang w:val="es-ES" w:eastAsia="es-ES"/>
           <w14:ligatures w14:val="none"/>
         </w:rPr>
@@ -1342,9 +1568,11 @@
       </w:r>
       <w:r>
         <w:rPr>
-          <w:rFonts w:ascii="Arial Narrow" w:eastAsia="Times New Roman" w:hAnsi="Arial Narrow" w:cs="Arial"/>
-          <w:color w:val="000000"/>
-          <w:kern w:val="0"/>
+          <w:rFonts w:ascii="Arial Narrow" w:eastAsia="Arial Narrow" w:hAnsi="Arial Narrow" w:cs="Arial Narrow"/>
+          <w:color w:val="000000"/>
+          <w:kern w:val="0"/>
+          <w:sz w:val="22"/>
+          <w:szCs w:val="22"/>
           <w:lang w:eastAsia="es-ES"/>
           <w14:ligatures w14:val="none"/>
         </w:rPr>
@@ -1352,9 +1580,11 @@
       </w:r>
       <w:r>
         <w:rPr>
-          <w:rFonts w:ascii="Arial Narrow" w:eastAsia="Times New Roman" w:hAnsi="Arial Narrow" w:cs="Arial"/>
-          <w:color w:val="000000"/>
-          <w:kern w:val="0"/>
+          <w:rFonts w:ascii="Arial Narrow" w:eastAsia="Arial Narrow" w:hAnsi="Arial Narrow" w:cs="Arial Narrow"/>
+          <w:color w:val="000000"/>
+          <w:kern w:val="0"/>
+          <w:sz w:val="22"/>
+          <w:szCs w:val="22"/>
           <w:lang w:eastAsia="es-ES"/>
           <w14:ligatures w14:val="none"/>
         </w:rPr>
@@ -1362,9 +1592,11 @@
       </w:r>
       <w:r>
         <w:rPr>
-          <w:rFonts w:ascii="Arial Narrow" w:eastAsia="Times New Roman" w:hAnsi="Arial Narrow" w:cs="Arial"/>
-          <w:color w:val="000000"/>
-          <w:kern w:val="0"/>
+          <w:rFonts w:ascii="Arial Narrow" w:eastAsia="Arial Narrow" w:hAnsi="Arial Narrow" w:cs="Arial Narrow"/>
+          <w:color w:val="000000"/>
+          <w:kern w:val="0"/>
+          <w:sz w:val="22"/>
+          <w:szCs w:val="22"/>
           <w:lang w:eastAsia="es-ES"/>
           <w14:ligatures w14:val="none"/>
         </w:rPr>
@@ -1372,9 +1604,11 @@
       </w:r>
       <w:r>
         <w:rPr>
-          <w:rFonts w:ascii="Arial Narrow" w:eastAsia="Times New Roman" w:hAnsi="Arial Narrow" w:cs="Arial"/>
-          <w:color w:val="000000"/>
-          <w:kern w:val="0"/>
+          <w:rFonts w:ascii="Arial Narrow" w:eastAsia="Arial Narrow" w:hAnsi="Arial Narrow" w:cs="Arial Narrow"/>
+          <w:color w:val="000000"/>
+          <w:kern w:val="0"/>
+          <w:sz w:val="22"/>
+          <w:szCs w:val="22"/>
           <w:lang w:eastAsia="es-ES"/>
           <w14:ligatures w14:val="none"/>
         </w:rPr>
@@ -1382,9 +1616,11 @@
       </w:r>
       <w:r>
         <w:rPr>
-          <w:rFonts w:ascii="Arial Narrow" w:eastAsia="Times New Roman" w:hAnsi="Arial Narrow" w:cs="Arial"/>
-          <w:color w:val="000000"/>
-          <w:kern w:val="0"/>
+          <w:rFonts w:ascii="Arial Narrow" w:eastAsia="Arial Narrow" w:hAnsi="Arial Narrow" w:cs="Arial Narrow"/>
+          <w:color w:val="000000"/>
+          <w:kern w:val="0"/>
+          <w:sz w:val="22"/>
+          <w:szCs w:val="22"/>
           <w:lang w:eastAsia="es-ES"/>
           <w14:ligatures w14:val="none"/>
         </w:rPr>
@@ -1392,9 +1628,11 @@
       </w:r>
       <w:r>
         <w:rPr>
-          <w:rFonts w:ascii="Arial Narrow" w:eastAsia="Times New Roman" w:hAnsi="Arial Narrow" w:cs="Arial"/>
-          <w:color w:val="000000"/>
-          <w:kern w:val="0"/>
+          <w:rFonts w:ascii="Arial Narrow" w:eastAsia="Arial Narrow" w:hAnsi="Arial Narrow" w:cs="Arial Narrow"/>
+          <w:color w:val="000000"/>
+          <w:kern w:val="0"/>
+          <w:sz w:val="22"/>
+          <w:szCs w:val="22"/>
           <w:lang w:eastAsia="es-ES"/>
           <w14:ligatures w14:val="none"/>
         </w:rPr>
@@ -1402,9 +1640,11 @@
       </w:r>
       <w:r>
         <w:rPr>
-          <w:rFonts w:ascii="Arial Narrow" w:eastAsia="Times New Roman" w:hAnsi="Arial Narrow" w:cs="Arial"/>
-          <w:color w:val="000000"/>
-          <w:kern w:val="0"/>
+          <w:rFonts w:ascii="Arial Narrow" w:eastAsia="Arial Narrow" w:hAnsi="Arial Narrow" w:cs="Arial Narrow"/>
+          <w:color w:val="000000"/>
+          <w:kern w:val="0"/>
+          <w:sz w:val="22"/>
+          <w:szCs w:val="22"/>
           <w:lang w:eastAsia="es-ES"/>
           <w14:ligatures w14:val="none"/>
         </w:rPr>
@@ -1412,9 +1652,11 @@
       </w:r>
       <w:r>
         <w:rPr>
-          <w:rFonts w:ascii="Arial Narrow" w:eastAsia="Times New Roman" w:hAnsi="Arial Narrow" w:cs="Arial"/>
-          <w:color w:val="000000"/>
-          <w:kern w:val="0"/>
+          <w:rFonts w:ascii="Arial Narrow" w:eastAsia="Arial Narrow" w:hAnsi="Arial Narrow" w:cs="Arial Narrow"/>
+          <w:color w:val="000000"/>
+          <w:kern w:val="0"/>
+          <w:sz w:val="22"/>
+          <w:szCs w:val="22"/>
           <w:lang w:eastAsia="es-ES"/>
           <w14:ligatures w14:val="none"/>
         </w:rPr>
@@ -1422,25 +1664,31 @@
       </w:r>
       <w:r>
         <w:rPr>
-          <w:rFonts w:ascii="Arial Narrow" w:eastAsia="Calibri" w:hAnsi="Arial Narrow" w:cs="Arial"/>
-          <w:kern w:val="0"/>
-          <w14:ligatures w14:val="none"/>
+          <w:rFonts w:ascii="Arial Narrow" w:eastAsia="Arial Narrow" w:hAnsi="Arial Narrow" w:cs="Arial Narrow"/>
+          <w:kern w:val="0"/>
+          <w14:ligatures w14:val="none"/>
+          <w:sz w:val="22"/>
+          <w:szCs w:val="22"/>
         </w:rPr>
         <w:t xml:space="preserve"/>
       </w:r>
       <w:r>
         <w:rPr>
-          <w:rFonts w:ascii="Arial Narrow" w:eastAsia="Calibri" w:hAnsi="Arial Narrow" w:cs="Arial"/>
-          <w:kern w:val="0"/>
-          <w14:ligatures w14:val="none"/>
+          <w:rFonts w:ascii="Arial Narrow" w:eastAsia="Arial Narrow" w:hAnsi="Arial Narrow" w:cs="Arial Narrow"/>
+          <w:kern w:val="0"/>
+          <w14:ligatures w14:val="none"/>
+          <w:sz w:val="22"/>
+          <w:szCs w:val="22"/>
         </w:rPr>
         <w:t/>
       </w:r>
       <w:r>
         <w:rPr>
-          <w:rFonts w:ascii="Arial Narrow" w:eastAsia="Times New Roman" w:hAnsi="Arial Narrow" w:cs="Arial"/>
-          <w:color w:val="000000"/>
-          <w:kern w:val="0"/>
+          <w:rFonts w:ascii="Arial Narrow" w:eastAsia="Arial Narrow" w:hAnsi="Arial Narrow" w:cs="Arial Narrow"/>
+          <w:color w:val="000000"/>
+          <w:kern w:val="0"/>
+          <w:sz w:val="22"/>
+          <w:szCs w:val="22"/>
           <w:lang w:eastAsia="es-ES"/>
           <w14:ligatures w14:val="none"/>
         </w:rPr>
@@ -1448,9 +1696,11 @@
       </w:r>
       <w:r>
         <w:rPr>
-          <w:rFonts w:ascii="Arial Narrow" w:eastAsia="Times New Roman" w:hAnsi="Arial Narrow" w:cs="Arial"/>
-          <w:color w:val="000000"/>
-          <w:kern w:val="0"/>
+          <w:rFonts w:ascii="Arial Narrow" w:eastAsia="Arial Narrow" w:hAnsi="Arial Narrow" w:cs="Arial Narrow"/>
+          <w:color w:val="000000"/>
+          <w:kern w:val="0"/>
+          <w:sz w:val="22"/>
+          <w:szCs w:val="22"/>
           <w:lang w:eastAsia="es-ES"/>
           <w14:ligatures w14:val="none"/>
         </w:rPr>
@@ -1458,9 +1708,11 @@
       </w:r>
       <w:r>
         <w:rPr>
-          <w:rFonts w:ascii="Arial Narrow" w:eastAsia="Times New Roman" w:hAnsi="Arial Narrow" w:cs="Arial"/>
-          <w:color w:val="000000"/>
-          <w:kern w:val="0"/>
+          <w:rFonts w:ascii="Arial Narrow" w:eastAsia="Arial Narrow" w:hAnsi="Arial Narrow" w:cs="Arial Narrow"/>
+          <w:color w:val="000000"/>
+          <w:kern w:val="0"/>
+          <w:sz w:val="22"/>
+          <w:szCs w:val="22"/>
           <w:lang w:eastAsia="es-ES"/>
           <w14:ligatures w14:val="none"/>
         </w:rPr>
@@ -1468,9 +1720,11 @@
       </w:r>
       <w:r>
         <w:rPr>
-          <w:rFonts w:ascii="Arial Narrow" w:eastAsia="Times New Roman" w:hAnsi="Arial Narrow" w:cs="Arial"/>
-          <w:color w:val="000000"/>
-          <w:kern w:val="0"/>
+          <w:rFonts w:ascii="Arial Narrow" w:eastAsia="Arial Narrow" w:hAnsi="Arial Narrow" w:cs="Arial Narrow"/>
+          <w:color w:val="000000"/>
+          <w:kern w:val="0"/>
+          <w:sz w:val="22"/>
+          <w:szCs w:val="22"/>
           <w:lang w:eastAsia="es-ES"/>
           <w14:ligatures w14:val="none"/>
         </w:rPr>
@@ -1482,9 +1736,11 @@
         <w:spacing w:after="0" w:line="240" w:lineRule="auto"/>
         <w:jc w:val="both"/>
         <w:rPr>
-          <w:rFonts w:ascii="Arial Narrow" w:eastAsia="Times New Roman" w:hAnsi="Arial Narrow" w:cs="Arial"/>
-          <w:color w:val="000000"/>
-          <w:kern w:val="0"/>
+          <w:rFonts w:ascii="Arial Narrow" w:eastAsia="Arial Narrow" w:hAnsi="Arial Narrow" w:cs="Arial Narrow"/>
+          <w:color w:val="000000"/>
+          <w:kern w:val="0"/>
+          <w:sz w:val="22"/>
+          <w:szCs w:val="22"/>
           <w:lang w:eastAsia="es-ES"/>
           <w14:ligatures w14:val="none"/>
         </w:rPr>
@@ -1504,18 +1760,22 @@
         <w:ind w:left="1134" w:hanging="567"/>
         <w:jc w:val="both"/>
         <w:rPr>
-          <w:rFonts w:ascii="Arial Narrow" w:eastAsia="Times New Roman" w:hAnsi="Arial Narrow" w:cs="Arial"/>
-          <w:color w:val="000000"/>
-          <w:kern w:val="0"/>
+          <w:rFonts w:ascii="Arial Narrow" w:eastAsia="Arial Narrow" w:hAnsi="Arial Narrow" w:cs="Arial Narrow"/>
+          <w:color w:val="000000"/>
+          <w:kern w:val="0"/>
+          <w:sz w:val="22"/>
+          <w:szCs w:val="22"/>
           <w:lang w:eastAsia="es-ES"/>
           <w14:ligatures w14:val="none"/>
         </w:rPr>
       </w:pPr>
       <w:r>
         <w:rPr>
-          <w:rFonts w:ascii="Arial Narrow" w:eastAsia="Times New Roman" w:hAnsi="Arial Narrow" w:cs="Arial"/>
-          <w:color w:val="000000"/>
-          <w:kern w:val="0"/>
+          <w:rFonts w:ascii="Arial Narrow" w:eastAsia="Arial Narrow" w:hAnsi="Arial Narrow" w:cs="Arial Narrow"/>
+          <w:color w:val="000000"/>
+          <w:kern w:val="0"/>
+          <w:sz w:val="22"/>
+          <w:szCs w:val="22"/>
           <w:lang w:eastAsia="es-ES"/>
           <w14:ligatures w14:val="none"/>
         </w:rPr>
@@ -1524,9 +1784,11 @@
       </w:r>
       <w:r>
         <w:rPr>
-          <w:rFonts w:ascii="Arial Narrow" w:eastAsia="Times New Roman" w:hAnsi="Arial Narrow" w:cs="Arial"/>
-          <w:color w:val="000000"/>
-          <w:kern w:val="0"/>
+          <w:rFonts w:ascii="Arial Narrow" w:eastAsia="Arial Narrow" w:hAnsi="Arial Narrow" w:cs="Arial Narrow"/>
+          <w:color w:val="000000"/>
+          <w:kern w:val="0"/>
+          <w:sz w:val="22"/>
+          <w:szCs w:val="22"/>
           <w:lang w:val="es-ES" w:eastAsia="es-ES"/>
           <w14:ligatures w14:val="none"/>
         </w:rPr>
@@ -1534,9 +1796,11 @@
       </w:r>
       <w:r>
         <w:rPr>
-          <w:rFonts w:ascii="Arial Narrow" w:eastAsia="Times New Roman" w:hAnsi="Arial Narrow" w:cs="Arial"/>
-          <w:color w:val="000000"/>
-          <w:kern w:val="0"/>
+          <w:rFonts w:ascii="Arial Narrow" w:eastAsia="Arial Narrow" w:hAnsi="Arial Narrow" w:cs="Arial Narrow"/>
+          <w:color w:val="000000"/>
+          <w:kern w:val="0"/>
+          <w:sz w:val="22"/>
+          <w:szCs w:val="22"/>
           <w:lang w:eastAsia="es-ES"/>
           <w14:ligatures w14:val="none"/>
         </w:rPr>
@@ -1544,9 +1808,11 @@
       </w:r>
       <w:r>
         <w:rPr>
-          <w:rFonts w:ascii="Arial Narrow" w:eastAsia="Times New Roman" w:hAnsi="Arial Narrow" w:cs="Arial"/>
-          <w:color w:val="000000"/>
-          <w:kern w:val="0"/>
+          <w:rFonts w:ascii="Arial Narrow" w:eastAsia="Arial Narrow" w:hAnsi="Arial Narrow" w:cs="Arial Narrow"/>
+          <w:color w:val="000000"/>
+          <w:kern w:val="0"/>
+          <w:sz w:val="22"/>
+          <w:szCs w:val="22"/>
           <w:lang w:eastAsia="es-ES"/>
           <w14:ligatures w14:val="none"/>
         </w:rPr>
@@ -1554,9 +1820,11 @@
       </w:r>
       <w:r>
         <w:rPr>
-          <w:rFonts w:ascii="Arial Narrow" w:eastAsia="Times New Roman" w:hAnsi="Arial Narrow" w:cs="Arial"/>
-          <w:color w:val="000000"/>
-          <w:kern w:val="0"/>
+          <w:rFonts w:ascii="Arial Narrow" w:eastAsia="Arial Narrow" w:hAnsi="Arial Narrow" w:cs="Arial Narrow"/>
+          <w:color w:val="000000"/>
+          <w:kern w:val="0"/>
+          <w:sz w:val="22"/>
+          <w:szCs w:val="22"/>
           <w:lang w:eastAsia="es-ES"/>
           <w14:ligatures w14:val="none"/>
         </w:rPr>
@@ -1564,9 +1832,11 @@
       </w:r>
       <w:r>
         <w:rPr>
-          <w:rFonts w:ascii="Arial Narrow" w:eastAsia="Times New Roman" w:hAnsi="Arial Narrow" w:cs="Arial"/>
-          <w:color w:val="000000"/>
-          <w:kern w:val="0"/>
+          <w:rFonts w:ascii="Arial Narrow" w:eastAsia="Arial Narrow" w:hAnsi="Arial Narrow" w:cs="Arial Narrow"/>
+          <w:color w:val="000000"/>
+          <w:kern w:val="0"/>
+          <w:sz w:val="22"/>
+          <w:szCs w:val="22"/>
           <w:lang w:eastAsia="es-ES"/>
           <w14:ligatures w14:val="none"/>
         </w:rPr>
@@ -1574,9 +1844,11 @@
       </w:r>
       <w:r>
         <w:rPr>
-          <w:rFonts w:ascii="Arial Narrow" w:eastAsia="Times New Roman" w:hAnsi="Arial Narrow" w:cs="Arial"/>
-          <w:color w:val="000000"/>
-          <w:kern w:val="0"/>
+          <w:rFonts w:ascii="Arial Narrow" w:eastAsia="Arial Narrow" w:hAnsi="Arial Narrow" w:cs="Arial Narrow"/>
+          <w:color w:val="000000"/>
+          <w:kern w:val="0"/>
+          <w:sz w:val="22"/>
+          <w:szCs w:val="22"/>
           <w:lang w:eastAsia="es-ES"/>
           <w14:ligatures w14:val="none"/>
         </w:rPr>
@@ -1584,9 +1856,11 @@
       </w:r>
       <w:r>
         <w:rPr>
-          <w:rFonts w:ascii="Arial Narrow" w:eastAsia="Times New Roman" w:hAnsi="Arial Narrow" w:cs="Arial"/>
-          <w:color w:val="000000"/>
-          <w:kern w:val="0"/>
+          <w:rFonts w:ascii="Arial Narrow" w:eastAsia="Arial Narrow" w:hAnsi="Arial Narrow" w:cs="Arial Narrow"/>
+          <w:color w:val="000000"/>
+          <w:kern w:val="0"/>
+          <w:sz w:val="22"/>
+          <w:szCs w:val="22"/>
           <w:lang w:eastAsia="es-ES"/>
           <w14:ligatures w14:val="none"/>
         </w:rPr>
@@ -1594,9 +1868,11 @@
       </w:r>
       <w:r>
         <w:rPr>
-          <w:rFonts w:ascii="Arial Narrow" w:eastAsia="Times New Roman" w:hAnsi="Arial Narrow" w:cs="Arial"/>
-          <w:color w:val="000000"/>
-          <w:kern w:val="0"/>
+          <w:rFonts w:ascii="Arial Narrow" w:eastAsia="Arial Narrow" w:hAnsi="Arial Narrow" w:cs="Arial Narrow"/>
+          <w:color w:val="000000"/>
+          <w:kern w:val="0"/>
+          <w:sz w:val="22"/>
+          <w:szCs w:val="22"/>
           <w:lang w:eastAsia="es-ES"/>
           <w14:ligatures w14:val="none"/>
         </w:rPr>
@@ -1604,9 +1880,11 @@
       </w:r>
       <w:r>
         <w:rPr>
-          <w:rFonts w:ascii="Arial Narrow" w:eastAsia="Times New Roman" w:hAnsi="Arial Narrow" w:cs="Arial"/>
-          <w:color w:val="000000"/>
-          <w:kern w:val="0"/>
+          <w:rFonts w:ascii="Arial Narrow" w:eastAsia="Arial Narrow" w:hAnsi="Arial Narrow" w:cs="Arial Narrow"/>
+          <w:color w:val="000000"/>
+          <w:kern w:val="0"/>
+          <w:sz w:val="22"/>
+          <w:szCs w:val="22"/>
           <w:lang w:eastAsia="es-ES"/>
           <w14:ligatures w14:val="none"/>
         </w:rPr>
@@ -1614,9 +1892,11 @@
       </w:r>
       <w:r>
         <w:rPr>
-          <w:rFonts w:ascii="Arial Narrow" w:eastAsia="Times New Roman" w:hAnsi="Arial Narrow" w:cs="Arial"/>
-          <w:color w:val="000000"/>
-          <w:kern w:val="0"/>
+          <w:rFonts w:ascii="Arial Narrow" w:eastAsia="Arial Narrow" w:hAnsi="Arial Narrow" w:cs="Arial Narrow"/>
+          <w:color w:val="000000"/>
+          <w:kern w:val="0"/>
+          <w:sz w:val="22"/>
+          <w:szCs w:val="22"/>
           <w:lang w:eastAsia="es-ES"/>
           <w14:ligatures w14:val="none"/>
         </w:rPr>
@@ -1628,9 +1908,11 @@
         <w:spacing w:after="0" w:line="240" w:lineRule="auto"/>
         <w:jc w:val="both"/>
         <w:rPr>
-          <w:rFonts w:ascii="Arial Narrow" w:eastAsia="Times New Roman" w:hAnsi="Arial Narrow" w:cs="Arial"/>
-          <w:color w:val="000000"/>
-          <w:kern w:val="0"/>
+          <w:rFonts w:ascii="Arial Narrow" w:eastAsia="Arial Narrow" w:hAnsi="Arial Narrow" w:cs="Arial Narrow"/>
+          <w:color w:val="000000"/>
+          <w:kern w:val="0"/>
+          <w:sz w:val="22"/>
+          <w:szCs w:val="22"/>
           <w:lang w:eastAsia="es-ES"/>
           <w14:ligatures w14:val="none"/>
         </w:rPr>
@@ -1650,18 +1932,22 @@
         <w:ind w:left="1134" w:hanging="567"/>
         <w:jc w:val="both"/>
         <w:rPr>
-          <w:rFonts w:ascii="Arial Narrow" w:eastAsia="Times New Roman" w:hAnsi="Arial Narrow" w:cs="Arial"/>
-          <w:color w:val="000000"/>
-          <w:kern w:val="0"/>
+          <w:rFonts w:ascii="Arial Narrow" w:eastAsia="Arial Narrow" w:hAnsi="Arial Narrow" w:cs="Arial Narrow"/>
+          <w:color w:val="000000"/>
+          <w:kern w:val="0"/>
+          <w:sz w:val="22"/>
+          <w:szCs w:val="22"/>
           <w:lang w:eastAsia="es-ES"/>
           <w14:ligatures w14:val="none"/>
         </w:rPr>
       </w:pPr>
       <w:r>
         <w:rPr>
-          <w:rFonts w:ascii="Arial Narrow" w:eastAsia="Times New Roman" w:hAnsi="Arial Narrow" w:cs="Arial"/>
-          <w:color w:val="000000"/>
-          <w:kern w:val="0"/>
+          <w:rFonts w:ascii="Arial Narrow" w:eastAsia="Arial Narrow" w:hAnsi="Arial Narrow" w:cs="Arial Narrow"/>
+          <w:color w:val="000000"/>
+          <w:kern w:val="0"/>
+          <w:sz w:val="22"/>
+          <w:szCs w:val="22"/>
           <w:lang w:eastAsia="es-ES"/>
           <w14:ligatures w14:val="none"/>
         </w:rPr>
@@ -1669,9 +1955,11 @@
       </w:r>
       <w:r>
         <w:rPr>
-          <w:rFonts w:ascii="Arial Narrow" w:eastAsia="Times New Roman" w:hAnsi="Arial Narrow" w:cs="Arial"/>
-          <w:color w:val="000000"/>
-          <w:kern w:val="0"/>
+          <w:rFonts w:ascii="Arial Narrow" w:eastAsia="Arial Narrow" w:hAnsi="Arial Narrow" w:cs="Arial Narrow"/>
+          <w:color w:val="000000"/>
+          <w:kern w:val="0"/>
+          <w:sz w:val="22"/>
+          <w:szCs w:val="22"/>
           <w:lang w:eastAsia="es-ES"/>
           <w14:ligatures w14:val="none"/>
         </w:rPr>
@@ -1679,9 +1967,11 @@
       </w:r>
       <w:r>
         <w:rPr>
-          <w:rFonts w:ascii="Arial Narrow" w:eastAsia="Times New Roman" w:hAnsi="Arial Narrow" w:cs="Arial"/>
-          <w:color w:val="000000"/>
-          <w:kern w:val="0"/>
+          <w:rFonts w:ascii="Arial Narrow" w:eastAsia="Arial Narrow" w:hAnsi="Arial Narrow" w:cs="Arial Narrow"/>
+          <w:color w:val="000000"/>
+          <w:kern w:val="0"/>
+          <w:sz w:val="22"/>
+          <w:szCs w:val="22"/>
           <w:lang w:eastAsia="es-ES"/>
           <w14:ligatures w14:val="none"/>
         </w:rPr>
@@ -1689,9 +1979,11 @@
       </w:r>
       <w:r>
         <w:rPr>
-          <w:rFonts w:ascii="Arial Narrow" w:eastAsia="Times New Roman" w:hAnsi="Arial Narrow" w:cs="Arial"/>
-          <w:color w:val="000000"/>
-          <w:kern w:val="0"/>
+          <w:rFonts w:ascii="Arial Narrow" w:eastAsia="Arial Narrow" w:hAnsi="Arial Narrow" w:cs="Arial Narrow"/>
+          <w:color w:val="000000"/>
+          <w:kern w:val="0"/>
+          <w:sz w:val="22"/>
+          <w:szCs w:val="22"/>
           <w:lang w:eastAsia="es-ES"/>
           <w14:ligatures w14:val="none"/>
         </w:rPr>
@@ -1699,9 +1991,11 @@
       </w:r>
       <w:r>
         <w:rPr>
-          <w:rFonts w:ascii="Arial Narrow" w:eastAsia="Times New Roman" w:hAnsi="Arial Narrow" w:cs="Arial"/>
-          <w:color w:val="000000"/>
-          <w:kern w:val="0"/>
+          <w:rFonts w:ascii="Arial Narrow" w:eastAsia="Arial Narrow" w:hAnsi="Arial Narrow" w:cs="Arial Narrow"/>
+          <w:color w:val="000000"/>
+          <w:kern w:val="0"/>
+          <w:sz w:val="22"/>
+          <w:szCs w:val="22"/>
           <w:lang w:eastAsia="es-ES"/>
           <w14:ligatures w14:val="none"/>
         </w:rPr>
@@ -1709,9 +2003,11 @@
       </w:r>
       <w:r>
         <w:rPr>
-          <w:rFonts w:ascii="Arial Narrow" w:eastAsia="Times New Roman" w:hAnsi="Arial Narrow" w:cs="Arial"/>
-          <w:color w:val="000000"/>
-          <w:kern w:val="0"/>
+          <w:rFonts w:ascii="Arial Narrow" w:eastAsia="Arial Narrow" w:hAnsi="Arial Narrow" w:cs="Arial Narrow"/>
+          <w:color w:val="000000"/>
+          <w:kern w:val="0"/>
+          <w:sz w:val="22"/>
+          <w:szCs w:val="22"/>
           <w:lang w:val="es-ES" w:eastAsia="es-ES"/>
           <w14:ligatures w14:val="none"/>
         </w:rPr>
@@ -1719,9 +2015,11 @@
       </w:r>
       <w:r>
         <w:rPr>
-          <w:rFonts w:ascii="Arial Narrow" w:eastAsia="Times New Roman" w:hAnsi="Arial Narrow" w:cs="Arial"/>
-          <w:color w:val="000000"/>
-          <w:kern w:val="0"/>
+          <w:rFonts w:ascii="Arial Narrow" w:eastAsia="Arial Narrow" w:hAnsi="Arial Narrow" w:cs="Arial Narrow"/>
+          <w:color w:val="000000"/>
+          <w:kern w:val="0"/>
+          <w:sz w:val="22"/>
+          <w:szCs w:val="22"/>
           <w:lang w:eastAsia="es-ES"/>
           <w14:ligatures w14:val="none"/>
         </w:rPr>
@@ -1729,9 +2027,11 @@
       </w:r>
       <w:r>
         <w:rPr>
-          <w:rFonts w:ascii="Arial Narrow" w:eastAsia="Times New Roman" w:hAnsi="Arial Narrow" w:cs="Arial"/>
-          <w:color w:val="000000"/>
-          <w:kern w:val="0"/>
+          <w:rFonts w:ascii="Arial Narrow" w:eastAsia="Arial Narrow" w:hAnsi="Arial Narrow" w:cs="Arial Narrow"/>
+          <w:color w:val="000000"/>
+          <w:kern w:val="0"/>
+          <w:sz w:val="22"/>
+          <w:szCs w:val="22"/>
           <w:lang w:eastAsia="es-ES"/>
           <w14:ligatures w14:val="none"/>
         </w:rPr>
@@ -1739,9 +2039,11 @@
       </w:r>
       <w:r>
         <w:rPr>
-          <w:rFonts w:ascii="Arial Narrow" w:eastAsia="Times New Roman" w:hAnsi="Arial Narrow" w:cs="Arial"/>
-          <w:color w:val="000000"/>
-          <w:kern w:val="0"/>
+          <w:rFonts w:ascii="Arial Narrow" w:eastAsia="Arial Narrow" w:hAnsi="Arial Narrow" w:cs="Arial Narrow"/>
+          <w:color w:val="000000"/>
+          <w:kern w:val="0"/>
+          <w:sz w:val="22"/>
+          <w:szCs w:val="22"/>
           <w:lang w:eastAsia="es-ES"/>
           <w14:ligatures w14:val="none"/>
         </w:rPr>
@@ -1749,9 +2051,11 @@
       </w:r>
       <w:r>
         <w:rPr>
-          <w:rFonts w:ascii="Arial Narrow" w:eastAsia="Times New Roman" w:hAnsi="Arial Narrow" w:cs="Arial"/>
-          <w:color w:val="000000"/>
-          <w:kern w:val="0"/>
+          <w:rFonts w:ascii="Arial Narrow" w:eastAsia="Arial Narrow" w:hAnsi="Arial Narrow" w:cs="Arial Narrow"/>
+          <w:color w:val="000000"/>
+          <w:kern w:val="0"/>
+          <w:sz w:val="22"/>
+          <w:szCs w:val="22"/>
           <w:lang w:eastAsia="es-ES"/>
           <w14:ligatures w14:val="none"/>
         </w:rPr>
@@ -1759,9 +2063,11 @@
       </w:r>
       <w:r>
         <w:rPr>
-          <w:rFonts w:ascii="Arial Narrow" w:eastAsia="Times New Roman" w:hAnsi="Arial Narrow" w:cs="Arial"/>
-          <w:color w:val="000000"/>
-          <w:kern w:val="0"/>
+          <w:rFonts w:ascii="Arial Narrow" w:eastAsia="Arial Narrow" w:hAnsi="Arial Narrow" w:cs="Arial Narrow"/>
+          <w:color w:val="000000"/>
+          <w:kern w:val="0"/>
+          <w:sz w:val="22"/>
+          <w:szCs w:val="22"/>
           <w:lang w:eastAsia="es-ES"/>
           <w14:ligatures w14:val="none"/>
         </w:rPr>
@@ -1769,9 +2075,11 @@
       </w:r>
       <w:r>
         <w:rPr>
-          <w:rFonts w:ascii="Arial Narrow" w:eastAsia="Times New Roman" w:hAnsi="Arial Narrow" w:cs="Arial"/>
-          <w:color w:val="000000"/>
-          <w:kern w:val="0"/>
+          <w:rFonts w:ascii="Arial Narrow" w:eastAsia="Arial Narrow" w:hAnsi="Arial Narrow" w:cs="Arial Narrow"/>
+          <w:color w:val="000000"/>
+          <w:kern w:val="0"/>
+          <w:sz w:val="22"/>
+          <w:szCs w:val="22"/>
           <w:lang w:val="es-ES" w:eastAsia="es-ES"/>
           <w14:ligatures w14:val="none"/>
         </w:rPr>
@@ -1779,9 +2087,11 @@
       </w:r>
       <w:r>
         <w:rPr>
-          <w:rFonts w:ascii="Arial Narrow" w:eastAsia="Times New Roman" w:hAnsi="Arial Narrow" w:cs="Arial"/>
-          <w:color w:val="000000"/>
-          <w:kern w:val="0"/>
+          <w:rFonts w:ascii="Arial Narrow" w:eastAsia="Arial Narrow" w:hAnsi="Arial Narrow" w:cs="Arial Narrow"/>
+          <w:color w:val="000000"/>
+          <w:kern w:val="0"/>
+          <w:sz w:val="22"/>
+          <w:szCs w:val="22"/>
           <w:lang w:eastAsia="es-ES"/>
           <w14:ligatures w14:val="none"/>
         </w:rPr>
@@ -1790,9 +2100,11 @@
       <w:proofErr w:type="spellStart"/>
       <w:r>
         <w:rPr>
-          <w:rFonts w:ascii="Arial Narrow" w:eastAsia="Times New Roman" w:hAnsi="Arial Narrow" w:cs="Arial"/>
-          <w:color w:val="000000"/>
-          <w:kern w:val="0"/>
+          <w:rFonts w:ascii="Arial Narrow" w:eastAsia="Arial Narrow" w:hAnsi="Arial Narrow" w:cs="Arial Narrow"/>
+          <w:color w:val="000000"/>
+          <w:kern w:val="0"/>
+          <w:sz w:val="22"/>
+          <w:szCs w:val="22"/>
           <w:lang w:eastAsia="es-ES"/>
           <w14:ligatures w14:val="none"/>
         </w:rPr>
@@ -1801,9 +2113,11 @@
       <w:proofErr w:type="spellEnd"/>
       <w:r>
         <w:rPr>
-          <w:rFonts w:ascii="Arial Narrow" w:eastAsia="Times New Roman" w:hAnsi="Arial Narrow" w:cs="Arial"/>
-          <w:color w:val="000000"/>
-          <w:kern w:val="0"/>
+          <w:rFonts w:ascii="Arial Narrow" w:eastAsia="Arial Narrow" w:hAnsi="Arial Narrow" w:cs="Arial Narrow"/>
+          <w:color w:val="000000"/>
+          <w:kern w:val="0"/>
+          <w:sz w:val="22"/>
+          <w:szCs w:val="22"/>
           <w:lang w:eastAsia="es-ES"/>
           <w14:ligatures w14:val="none"/>
         </w:rPr>
@@ -1811,9 +2125,11 @@
       </w:r>
       <w:r>
         <w:rPr>
-          <w:rFonts w:ascii="Arial Narrow" w:eastAsia="Times New Roman" w:hAnsi="Arial Narrow" w:cs="Arial"/>
-          <w:color w:val="000000"/>
-          <w:kern w:val="0"/>
+          <w:rFonts w:ascii="Arial Narrow" w:eastAsia="Arial Narrow" w:hAnsi="Arial Narrow" w:cs="Arial Narrow"/>
+          <w:color w:val="000000"/>
+          <w:kern w:val="0"/>
+          <w:sz w:val="22"/>
+          <w:szCs w:val="22"/>
           <w:lang w:eastAsia="es-ES"/>
           <w14:ligatures w14:val="none"/>
         </w:rPr>
@@ -1821,9 +2137,11 @@
       </w:r>
       <w:r>
         <w:rPr>
-          <w:rFonts w:ascii="Arial Narrow" w:eastAsia="Times New Roman" w:hAnsi="Arial Narrow" w:cs="Arial"/>
-          <w:color w:val="000000"/>
-          <w:kern w:val="0"/>
+          <w:rFonts w:ascii="Arial Narrow" w:eastAsia="Arial Narrow" w:hAnsi="Arial Narrow" w:cs="Arial Narrow"/>
+          <w:color w:val="000000"/>
+          <w:kern w:val="0"/>
+          <w:sz w:val="22"/>
+          <w:szCs w:val="22"/>
           <w:lang w:eastAsia="es-ES"/>
           <w14:ligatures w14:val="none"/>
         </w:rPr>
@@ -1831,9 +2149,11 @@
       </w:r>
       <w:r>
         <w:rPr>
-          <w:rFonts w:ascii="Arial Narrow" w:eastAsia="Times New Roman" w:hAnsi="Arial Narrow" w:cs="Arial"/>
-          <w:color w:val="000000"/>
-          <w:kern w:val="0"/>
+          <w:rFonts w:ascii="Arial Narrow" w:eastAsia="Arial Narrow" w:hAnsi="Arial Narrow" w:cs="Arial Narrow"/>
+          <w:color w:val="000000"/>
+          <w:kern w:val="0"/>
+          <w:sz w:val="22"/>
+          <w:szCs w:val="22"/>
           <w:lang w:eastAsia="es-ES"/>
           <w14:ligatures w14:val="none"/>
         </w:rPr>
@@ -1841,9 +2161,11 @@
       </w:r>
       <w:r>
         <w:rPr>
-          <w:rFonts w:ascii="Arial Narrow" w:eastAsia="Times New Roman" w:hAnsi="Arial Narrow" w:cs="Arial"/>
-          <w:color w:val="000000"/>
-          <w:kern w:val="0"/>
+          <w:rFonts w:ascii="Arial Narrow" w:eastAsia="Arial Narrow" w:hAnsi="Arial Narrow" w:cs="Arial Narrow"/>
+          <w:color w:val="000000"/>
+          <w:kern w:val="0"/>
+          <w:sz w:val="22"/>
+          <w:szCs w:val="22"/>
           <w:lang w:eastAsia="es-ES"/>
           <w14:ligatures w14:val="none"/>
         </w:rPr>
@@ -1851,9 +2173,11 @@
       </w:r>
       <w:r>
         <w:rPr>
-          <w:rFonts w:ascii="Arial Narrow" w:eastAsia="Times New Roman" w:hAnsi="Arial Narrow" w:cs="Arial"/>
-          <w:color w:val="000000"/>
-          <w:kern w:val="0"/>
+          <w:rFonts w:ascii="Arial Narrow" w:eastAsia="Arial Narrow" w:hAnsi="Arial Narrow" w:cs="Arial Narrow"/>
+          <w:color w:val="000000"/>
+          <w:kern w:val="0"/>
+          <w:sz w:val="22"/>
+          <w:szCs w:val="22"/>
           <w:lang w:eastAsia="es-ES"/>
           <w14:ligatures w14:val="none"/>
         </w:rPr>
@@ -1861,9 +2185,11 @@
       </w:r>
       <w:r>
         <w:rPr>
-          <w:rFonts w:ascii="Arial Narrow" w:eastAsia="Times New Roman" w:hAnsi="Arial Narrow" w:cs="Arial"/>
-          <w:color w:val="000000"/>
-          <w:kern w:val="0"/>
+          <w:rFonts w:ascii="Arial Narrow" w:eastAsia="Arial Narrow" w:hAnsi="Arial Narrow" w:cs="Arial Narrow"/>
+          <w:color w:val="000000"/>
+          <w:kern w:val="0"/>
+          <w:sz w:val="22"/>
+          <w:szCs w:val="22"/>
           <w:lang w:eastAsia="es-ES"/>
           <w14:ligatures w14:val="none"/>
         </w:rPr>
@@ -1877,9 +2203,11 @@
         <w:ind w:left="1134"/>
         <w:jc w:val="both"/>
         <w:rPr>
-          <w:rFonts w:ascii="Arial Narrow" w:eastAsia="Times New Roman" w:hAnsi="Arial Narrow" w:cs="Arial"/>
-          <w:color w:val="000000"/>
-          <w:kern w:val="0"/>
+          <w:rFonts w:ascii="Arial Narrow" w:eastAsia="Arial Narrow" w:hAnsi="Arial Narrow" w:cs="Arial Narrow"/>
+          <w:color w:val="000000"/>
+          <w:kern w:val="0"/>
+          <w:sz w:val="22"/>
+          <w:szCs w:val="22"/>
           <w:lang w:eastAsia="es-ES"/>
           <w14:ligatures w14:val="none"/>
         </w:rPr>
@@ -1896,18 +2224,22 @@
         <w:ind w:left="1134" w:hanging="567"/>
         <w:jc w:val="both"/>
         <w:rPr>
-          <w:rFonts w:ascii="Arial Narrow" w:eastAsia="Times New Roman" w:hAnsi="Arial Narrow" w:cs="Arial"/>
-          <w:color w:val="000000"/>
-          <w:kern w:val="0"/>
+          <w:rFonts w:ascii="Arial Narrow" w:eastAsia="Arial Narrow" w:hAnsi="Arial Narrow" w:cs="Arial Narrow"/>
+          <w:color w:val="000000"/>
+          <w:kern w:val="0"/>
+          <w:sz w:val="22"/>
+          <w:szCs w:val="22"/>
           <w:lang w:eastAsia="es-ES"/>
           <w14:ligatures w14:val="none"/>
         </w:rPr>
       </w:pPr>
       <w:r>
         <w:rPr>
-          <w:rFonts w:ascii="Arial Narrow" w:eastAsia="Times New Roman" w:hAnsi="Arial Narrow" w:cs="Arial"/>
-          <w:color w:val="000000"/>
-          <w:kern w:val="0"/>
+          <w:rFonts w:ascii="Arial Narrow" w:eastAsia="Arial Narrow" w:hAnsi="Arial Narrow" w:cs="Arial Narrow"/>
+          <w:color w:val="000000"/>
+          <w:kern w:val="0"/>
+          <w:sz w:val="22"/>
+          <w:szCs w:val="22"/>
           <w:lang w:eastAsia="es-ES"/>
           <w14:ligatures w14:val="none"/>
         </w:rPr>
@@ -1915,9 +2247,11 @@
       </w:r>
       <w:r>
         <w:rPr>
-          <w:rFonts w:ascii="Arial Narrow" w:eastAsia="Times New Roman" w:hAnsi="Arial Narrow" w:cs="Arial"/>
-          <w:color w:val="000000"/>
-          <w:kern w:val="0"/>
+          <w:rFonts w:ascii="Arial Narrow" w:eastAsia="Arial Narrow" w:hAnsi="Arial Narrow" w:cs="Arial Narrow"/>
+          <w:color w:val="000000"/>
+          <w:kern w:val="0"/>
+          <w:sz w:val="22"/>
+          <w:szCs w:val="22"/>
           <w:lang w:eastAsia="es-ES"/>
           <w14:ligatures w14:val="none"/>
         </w:rPr>
@@ -1925,9 +2259,11 @@
       </w:r>
       <w:r>
         <w:rPr>
-          <w:rFonts w:ascii="Arial Narrow" w:eastAsia="Times New Roman" w:hAnsi="Arial Narrow" w:cs="Arial"/>
-          <w:color w:val="000000"/>
-          <w:kern w:val="0"/>
+          <w:rFonts w:ascii="Arial Narrow" w:eastAsia="Arial Narrow" w:hAnsi="Arial Narrow" w:cs="Arial Narrow"/>
+          <w:color w:val="000000"/>
+          <w:kern w:val="0"/>
+          <w:sz w:val="22"/>
+          <w:szCs w:val="22"/>
           <w:lang w:eastAsia="es-ES"/>
           <w14:ligatures w14:val="none"/>
         </w:rPr>
@@ -1935,9 +2271,11 @@
       </w:r>
       <w:r>
         <w:rPr>
-          <w:rFonts w:ascii="Arial Narrow" w:eastAsia="Times New Roman" w:hAnsi="Arial Narrow" w:cs="Arial"/>
-          <w:color w:val="000000"/>
-          <w:kern w:val="0"/>
+          <w:rFonts w:ascii="Arial Narrow" w:eastAsia="Arial Narrow" w:hAnsi="Arial Narrow" w:cs="Arial Narrow"/>
+          <w:color w:val="000000"/>
+          <w:kern w:val="0"/>
+          <w:sz w:val="22"/>
+          <w:szCs w:val="22"/>
           <w:lang w:eastAsia="es-ES"/>
           <w14:ligatures w14:val="none"/>
         </w:rPr>
@@ -1945,9 +2283,11 @@
       </w:r>
       <w:r>
         <w:rPr>
-          <w:rFonts w:ascii="Arial Narrow" w:eastAsia="Times New Roman" w:hAnsi="Arial Narrow" w:cs="Arial"/>
-          <w:color w:val="000000"/>
-          <w:kern w:val="0"/>
+          <w:rFonts w:ascii="Arial Narrow" w:eastAsia="Arial Narrow" w:hAnsi="Arial Narrow" w:cs="Arial Narrow"/>
+          <w:color w:val="000000"/>
+          <w:kern w:val="0"/>
+          <w:sz w:val="22"/>
+          <w:szCs w:val="22"/>
           <w:lang w:val="es-ES" w:eastAsia="es-ES"/>
           <w14:ligatures w14:val="none"/>
         </w:rPr>
@@ -1955,9 +2295,11 @@
       </w:r>
       <w:r>
         <w:rPr>
-          <w:rFonts w:ascii="Arial Narrow" w:eastAsia="Times New Roman" w:hAnsi="Arial Narrow" w:cs="Arial"/>
-          <w:color w:val="000000"/>
-          <w:kern w:val="0"/>
+          <w:rFonts w:ascii="Arial Narrow" w:eastAsia="Arial Narrow" w:hAnsi="Arial Narrow" w:cs="Arial Narrow"/>
+          <w:color w:val="000000"/>
+          <w:kern w:val="0"/>
+          <w:sz w:val="22"/>
+          <w:szCs w:val="22"/>
           <w:lang w:eastAsia="es-ES"/>
           <w14:ligatures w14:val="none"/>
         </w:rPr>
@@ -1965,9 +2307,11 @@
       </w:r>
       <w:r>
         <w:rPr>
-          <w:rFonts w:ascii="Arial Narrow" w:eastAsia="Times New Roman" w:hAnsi="Arial Narrow" w:cs="Arial"/>
-          <w:color w:val="000000"/>
-          <w:kern w:val="0"/>
+          <w:rFonts w:ascii="Arial Narrow" w:eastAsia="Arial Narrow" w:hAnsi="Arial Narrow" w:cs="Arial Narrow"/>
+          <w:color w:val="000000"/>
+          <w:kern w:val="0"/>
+          <w:sz w:val="22"/>
+          <w:szCs w:val="22"/>
           <w:lang w:eastAsia="es-ES"/>
           <w14:ligatures w14:val="none"/>
         </w:rPr>
@@ -1975,9 +2319,11 @@
       </w:r>
       <w:r>
         <w:rPr>
-          <w:rFonts w:ascii="Arial Narrow" w:eastAsia="Times New Roman" w:hAnsi="Arial Narrow" w:cs="Arial"/>
-          <w:color w:val="000000"/>
-          <w:kern w:val="0"/>
+          <w:rFonts w:ascii="Arial Narrow" w:eastAsia="Arial Narrow" w:hAnsi="Arial Narrow" w:cs="Arial Narrow"/>
+          <w:color w:val="000000"/>
+          <w:kern w:val="0"/>
+          <w:sz w:val="22"/>
+          <w:szCs w:val="22"/>
           <w:lang w:eastAsia="es-ES"/>
           <w14:ligatures w14:val="none"/>
         </w:rPr>
@@ -1985,9 +2331,11 @@
       </w:r>
       <w:r>
         <w:rPr>
-          <w:rFonts w:ascii="Arial Narrow" w:eastAsia="Times New Roman" w:hAnsi="Arial Narrow" w:cs="Arial"/>
-          <w:color w:val="000000"/>
-          <w:kern w:val="0"/>
+          <w:rFonts w:ascii="Arial Narrow" w:eastAsia="Arial Narrow" w:hAnsi="Arial Narrow" w:cs="Arial Narrow"/>
+          <w:color w:val="000000"/>
+          <w:kern w:val="0"/>
+          <w:sz w:val="22"/>
+          <w:szCs w:val="22"/>
           <w:lang w:eastAsia="es-ES"/>
           <w14:ligatures w14:val="none"/>
         </w:rPr>
@@ -1995,9 +2343,11 @@
       </w:r>
       <w:r>
         <w:rPr>
-          <w:rFonts w:ascii="Arial Narrow" w:eastAsia="Times New Roman" w:hAnsi="Arial Narrow" w:cs="Arial"/>
-          <w:color w:val="000000"/>
-          <w:kern w:val="0"/>
+          <w:rFonts w:ascii="Arial Narrow" w:eastAsia="Arial Narrow" w:hAnsi="Arial Narrow" w:cs="Arial Narrow"/>
+          <w:color w:val="000000"/>
+          <w:kern w:val="0"/>
+          <w:sz w:val="22"/>
+          <w:szCs w:val="22"/>
           <w:lang w:eastAsia="es-ES"/>
           <w14:ligatures w14:val="none"/>
         </w:rPr>
@@ -2005,9 +2355,11 @@
       </w:r>
       <w:r>
         <w:rPr>
-          <w:rFonts w:ascii="Arial Narrow" w:eastAsia="Times New Roman" w:hAnsi="Arial Narrow" w:cs="Arial"/>
-          <w:color w:val="000000"/>
-          <w:kern w:val="0"/>
+          <w:rFonts w:ascii="Arial Narrow" w:eastAsia="Arial Narrow" w:hAnsi="Arial Narrow" w:cs="Arial Narrow"/>
+          <w:color w:val="000000"/>
+          <w:kern w:val="0"/>
+          <w:sz w:val="22"/>
+          <w:szCs w:val="22"/>
           <w:lang w:eastAsia="es-ES"/>
           <w14:ligatures w14:val="none"/>
         </w:rPr>
@@ -2015,9 +2367,11 @@
       </w:r>
       <w:r>
         <w:rPr>
-          <w:rFonts w:ascii="Arial Narrow" w:eastAsia="Times New Roman" w:hAnsi="Arial Narrow" w:cs="Arial"/>
-          <w:color w:val="000000"/>
-          <w:kern w:val="0"/>
+          <w:rFonts w:ascii="Arial Narrow" w:eastAsia="Arial Narrow" w:hAnsi="Arial Narrow" w:cs="Arial Narrow"/>
+          <w:color w:val="000000"/>
+          <w:kern w:val="0"/>
+          <w:sz w:val="22"/>
+          <w:szCs w:val="22"/>
           <w:lang w:eastAsia="es-ES"/>
           <w14:ligatures w14:val="none"/>
         </w:rPr>
@@ -2032,9 +2386,11 @@
         <w:spacing w:after="0" w:line="240" w:lineRule="auto"/>
         <w:jc w:val="both"/>
         <w:rPr>
-          <w:rFonts w:ascii="Arial Narrow" w:eastAsia="Times New Roman" w:hAnsi="Arial Narrow" w:cs="Arial"/>
-          <w:color w:val="000000"/>
-          <w:kern w:val="0"/>
+          <w:rFonts w:ascii="Arial Narrow" w:eastAsia="Arial Narrow" w:hAnsi="Arial Narrow" w:cs="Arial Narrow"/>
+          <w:color w:val="000000"/>
+          <w:kern w:val="0"/>
+          <w:sz w:val="22"/>
+          <w:szCs w:val="22"/>
           <w:lang w:eastAsia="es-ES"/>
           <w14:ligatures w14:val="none"/>
         </w:rPr>
@@ -2054,18 +2410,22 @@
         <w:contextualSpacing/>
         <w:jc w:val="both"/>
         <w:rPr>
-          <w:rFonts w:ascii="Arial Narrow" w:eastAsia="Times New Roman" w:hAnsi="Arial Narrow" w:cs="Arial"/>
-          <w:color w:val="000000"/>
-          <w:kern w:val="0"/>
+          <w:rFonts w:ascii="Arial Narrow" w:eastAsia="Arial Narrow" w:hAnsi="Arial Narrow" w:cs="Arial Narrow"/>
+          <w:color w:val="000000"/>
+          <w:kern w:val="0"/>
+          <w:sz w:val="22"/>
+          <w:szCs w:val="22"/>
           <w:lang w:val="es-ES" w:eastAsia="es-ES"/>
           <w14:ligatures w14:val="none"/>
         </w:rPr>
       </w:pPr>
       <w:r>
         <w:rPr>
-          <w:rFonts w:ascii="Arial Narrow" w:eastAsia="Times New Roman" w:hAnsi="Arial Narrow" w:cs="Arial"/>
-          <w:color w:val="000000"/>
-          <w:kern w:val="0"/>
+          <w:rFonts w:ascii="Arial Narrow" w:eastAsia="Arial Narrow" w:hAnsi="Arial Narrow" w:cs="Arial Narrow"/>
+          <w:color w:val="000000"/>
+          <w:kern w:val="0"/>
+          <w:sz w:val="22"/>
+          <w:szCs w:val="22"/>
           <w:lang w:eastAsia="es-ES"/>
           <w14:ligatures w14:val="none"/>
         </w:rPr>
@@ -2073,9 +2433,11 @@
       </w:r>
       <w:r>
         <w:rPr>
-          <w:rFonts w:ascii="Arial Narrow" w:eastAsia="Times New Roman" w:hAnsi="Arial Narrow" w:cs="Arial"/>
-          <w:color w:val="000000"/>
-          <w:kern w:val="0"/>
+          <w:rFonts w:ascii="Arial Narrow" w:eastAsia="Arial Narrow" w:hAnsi="Arial Narrow" w:cs="Arial Narrow"/>
+          <w:color w:val="000000"/>
+          <w:kern w:val="0"/>
+          <w:sz w:val="22"/>
+          <w:szCs w:val="22"/>
           <w:lang w:val="es-ES" w:eastAsia="es-ES"/>
           <w14:ligatures w14:val="none"/>
         </w:rPr>
@@ -2083,17 +2445,21 @@
       </w:r>
       <w:r>
         <w:rPr>
-          <w:rFonts w:ascii="Arial Narrow" w:eastAsia="Calibri" w:hAnsi="Arial Narrow" w:cs="Arial"/>
-          <w:kern w:val="0"/>
-          <w14:ligatures w14:val="none"/>
+          <w:rFonts w:ascii="Arial Narrow" w:eastAsia="Arial Narrow" w:hAnsi="Arial Narrow" w:cs="Arial Narrow"/>
+          <w:kern w:val="0"/>
+          <w14:ligatures w14:val="none"/>
+          <w:sz w:val="22"/>
+          <w:szCs w:val="22"/>
         </w:rPr>
         <w:t xml:space="preserve"/>
       </w:r>
       <w:r>
         <w:rPr>
-          <w:rFonts w:ascii="Arial Narrow" w:eastAsia="Times New Roman" w:hAnsi="Arial Narrow" w:cs="Arial"/>
-          <w:color w:val="000000"/>
-          <w:kern w:val="0"/>
+          <w:rFonts w:ascii="Arial Narrow" w:eastAsia="Arial Narrow" w:hAnsi="Arial Narrow" w:cs="Arial Narrow"/>
+          <w:color w:val="000000"/>
+          <w:kern w:val="0"/>
+          <w:sz w:val="22"/>
+          <w:szCs w:val="22"/>
           <w:lang w:val="es-ES" w:eastAsia="es-ES"/>
           <w14:ligatures w14:val="none"/>
         </w:rPr>
@@ -2101,9 +2467,11 @@
       </w:r>
       <w:r>
         <w:rPr>
-          <w:rFonts w:ascii="Arial Narrow" w:eastAsia="Times New Roman" w:hAnsi="Arial Narrow" w:cs="Arial"/>
-          <w:color w:val="000000"/>
-          <w:kern w:val="0"/>
+          <w:rFonts w:ascii="Arial Narrow" w:eastAsia="Arial Narrow" w:hAnsi="Arial Narrow" w:cs="Arial Narrow"/>
+          <w:color w:val="000000"/>
+          <w:kern w:val="0"/>
+          <w:sz w:val="22"/>
+          <w:szCs w:val="22"/>
           <w:lang w:val="es-ES" w:eastAsia="es-ES"/>
           <w14:ligatures w14:val="none"/>
         </w:rPr>
@@ -2111,9 +2479,11 @@
       </w:r>
       <w:r>
         <w:rPr>
-          <w:rFonts w:ascii="Arial Narrow" w:eastAsia="Times New Roman" w:hAnsi="Arial Narrow" w:cs="Arial"/>
-          <w:color w:val="000000"/>
-          <w:kern w:val="0"/>
+          <w:rFonts w:ascii="Arial Narrow" w:eastAsia="Arial Narrow" w:hAnsi="Arial Narrow" w:cs="Arial Narrow"/>
+          <w:color w:val="000000"/>
+          <w:kern w:val="0"/>
+          <w:sz w:val="22"/>
+          <w:szCs w:val="22"/>
           <w:lang w:val="es-ES" w:eastAsia="es-ES"/>
           <w14:ligatures w14:val="none"/>
         </w:rPr>
@@ -2121,9 +2491,11 @@
       </w:r>
       <w:r>
         <w:rPr>
-          <w:rFonts w:ascii="Arial Narrow" w:eastAsia="Times New Roman" w:hAnsi="Arial Narrow" w:cs="Arial"/>
-          <w:color w:val="000000"/>
-          <w:kern w:val="0"/>
+          <w:rFonts w:ascii="Arial Narrow" w:eastAsia="Arial Narrow" w:hAnsi="Arial Narrow" w:cs="Arial Narrow"/>
+          <w:color w:val="000000"/>
+          <w:kern w:val="0"/>
+          <w:sz w:val="22"/>
+          <w:szCs w:val="22"/>
           <w:lang w:val="es-ES" w:eastAsia="es-ES"/>
           <w14:ligatures w14:val="none"/>
         </w:rPr>
@@ -2131,9 +2503,11 @@
       </w:r>
       <w:r>
         <w:rPr>
-          <w:rFonts w:ascii="Arial Narrow" w:eastAsia="Times New Roman" w:hAnsi="Arial Narrow" w:cs="Arial"/>
-          <w:color w:val="000000"/>
-          <w:kern w:val="0"/>
+          <w:rFonts w:ascii="Arial Narrow" w:eastAsia="Arial Narrow" w:hAnsi="Arial Narrow" w:cs="Arial Narrow"/>
+          <w:color w:val="000000"/>
+          <w:kern w:val="0"/>
+          <w:sz w:val="22"/>
+          <w:szCs w:val="22"/>
           <w:lang w:val="es-ES" w:eastAsia="es-ES"/>
           <w14:ligatures w14:val="none"/>
         </w:rPr>
@@ -2141,9 +2515,11 @@
       </w:r>
       <w:r>
         <w:rPr>
-          <w:rFonts w:ascii="Arial Narrow" w:eastAsia="Times New Roman" w:hAnsi="Arial Narrow" w:cs="Arial"/>
-          <w:color w:val="000000"/>
-          <w:kern w:val="0"/>
+          <w:rFonts w:ascii="Arial Narrow" w:eastAsia="Arial Narrow" w:hAnsi="Arial Narrow" w:cs="Arial Narrow"/>
+          <w:color w:val="000000"/>
+          <w:kern w:val="0"/>
+          <w:sz w:val="22"/>
+          <w:szCs w:val="22"/>
           <w:lang w:val="es-ES" w:eastAsia="es-ES"/>
           <w14:ligatures w14:val="none"/>
         </w:rPr>
@@ -2152,9 +2528,11 @@
       <w:proofErr w:type="spellStart"/>
       <w:r>
         <w:rPr>
-          <w:rFonts w:ascii="Arial Narrow" w:eastAsia="Times New Roman" w:hAnsi="Arial Narrow" w:cs="Arial"/>
-          <w:color w:val="000000"/>
-          <w:kern w:val="0"/>
+          <w:rFonts w:ascii="Arial Narrow" w:eastAsia="Arial Narrow" w:hAnsi="Arial Narrow" w:cs="Arial Narrow"/>
+          <w:color w:val="000000"/>
+          <w:kern w:val="0"/>
+          <w:sz w:val="22"/>
+          <w:szCs w:val="22"/>
           <w:lang w:val="es-ES" w:eastAsia="es-ES"/>
           <w14:ligatures w14:val="none"/>
         </w:rPr>
@@ -2163,9 +2541,11 @@
       <w:proofErr w:type="spellEnd"/>
       <w:r>
         <w:rPr>
-          <w:rFonts w:ascii="Arial Narrow" w:eastAsia="Times New Roman" w:hAnsi="Arial Narrow" w:cs="Arial"/>
-          <w:color w:val="000000"/>
-          <w:kern w:val="0"/>
+          <w:rFonts w:ascii="Arial Narrow" w:eastAsia="Arial Narrow" w:hAnsi="Arial Narrow" w:cs="Arial Narrow"/>
+          <w:color w:val="000000"/>
+          <w:kern w:val="0"/>
+          <w:sz w:val="22"/>
+          <w:szCs w:val="22"/>
           <w:lang w:val="es-ES" w:eastAsia="es-ES"/>
           <w14:ligatures w14:val="none"/>
         </w:rPr>
@@ -2173,9 +2553,11 @@
       </w:r>
       <w:r>
         <w:rPr>
-          <w:rFonts w:ascii="Arial Narrow" w:eastAsia="Times New Roman" w:hAnsi="Arial Narrow" w:cs="Arial"/>
-          <w:color w:val="000000"/>
-          <w:kern w:val="0"/>
+          <w:rFonts w:ascii="Arial Narrow" w:eastAsia="Arial Narrow" w:hAnsi="Arial Narrow" w:cs="Arial Narrow"/>
+          <w:color w:val="000000"/>
+          <w:kern w:val="0"/>
+          <w:sz w:val="22"/>
+          <w:szCs w:val="22"/>
           <w:lang w:val="es-ES" w:eastAsia="es-ES"/>
           <w14:ligatures w14:val="none"/>
         </w:rPr>
@@ -2183,9 +2565,11 @@
       </w:r>
       <w:r>
         <w:rPr>
-          <w:rFonts w:ascii="Arial Narrow" w:eastAsia="Times New Roman" w:hAnsi="Arial Narrow" w:cs="Arial"/>
-          <w:color w:val="000000"/>
-          <w:kern w:val="0"/>
+          <w:rFonts w:ascii="Arial Narrow" w:eastAsia="Arial Narrow" w:hAnsi="Arial Narrow" w:cs="Arial Narrow"/>
+          <w:color w:val="000000"/>
+          <w:kern w:val="0"/>
+          <w:sz w:val="22"/>
+          <w:szCs w:val="22"/>
           <w:lang w:val="es-ES" w:eastAsia="es-ES"/>
           <w14:ligatures w14:val="none"/>
         </w:rPr>
@@ -2202,6 +2586,8 @@
           <w:b/>
           <w:color w:val="000000"/>
           <w:kern w:val="0"/>
+          <w:sz w:val="22"/>
+          <w:szCs w:val="22"/>
           <w:lang w:eastAsia="es-PE"/>
           <w14:ligatures w14:val="none"/>
         </w:rPr>
@@ -2226,6 +2612,8 @@
           <w:b/>
           <w:color w:val="000000"/>
           <w:kern w:val="0"/>
+          <w:sz w:val="22"/>
+          <w:szCs w:val="22"/>
           <w:lang w:eastAsia="es-PE"/>
           <w14:ligatures w14:val="none"/>
         </w:rPr>
@@ -2236,6 +2624,8 @@
           <w:b/>
           <w:color w:val="000000"/>
           <w:kern w:val="0"/>
+          <w:sz w:val="22"/>
+          <w:szCs w:val="22"/>
           <w:lang w:eastAsia="es-PE"/>
           <w14:ligatures w14:val="none"/>
         </w:rPr>
@@ -2252,6 +2642,8 @@
           <w:b/>
           <w:color w:val="000000"/>
           <w:kern w:val="0"/>
+          <w:sz w:val="22"/>
+          <w:szCs w:val="22"/>
           <w:lang w:eastAsia="es-PE"/>
           <w14:ligatures w14:val="none"/>
         </w:rPr>
@@ -2273,6 +2665,8 @@
           <w:rFonts w:ascii="Arial Narrow" w:eastAsia="Arial Narrow" w:hAnsi="Arial Narrow" w:cs="Arial Narrow"/>
           <w:kern w:val="0"/>
           <w14:ligatures w14:val="none"/>
+          <w:sz w:val="22"/>
+          <w:szCs w:val="22"/>
         </w:rPr>
       </w:pPr>
       <w:bookmarkStart w:id="3" w:name="_Hlk140755208"/>
@@ -2280,9 +2674,11 @@
       <w:bookmarkStart w:id="5" w:name="_Hlk155944687"/>
       <w:r>
         <w:rPr>
-          <w:rFonts w:ascii="Arial Narrow" w:eastAsia="Times New Roman" w:hAnsi="Arial Narrow" w:cs="Segoe UI"/>
-          <w:color w:val="000000"/>
-          <w:kern w:val="0"/>
+          <w:rFonts w:ascii="Arial Narrow" w:eastAsia="Arial Narrow" w:hAnsi="Arial Narrow" w:cs="Arial Narrow"/>
+          <w:color w:val="000000"/>
+          <w:kern w:val="0"/>
+          <w:sz w:val="22"/>
+          <w:szCs w:val="22"/>
           <w:lang w:eastAsia="es-PE"/>
           <w14:ligatures w14:val="none"/>
         </w:rPr>
@@ -2296,6 +2692,8 @@
           <w:rStyle w:val="Refdenotaalpie"/>
           <w:rFonts w:ascii="Arial Narrow" w:eastAsia="Arial Narrow" w:hAnsi="Arial Narrow" w:cs="Arial Narrow"/>
           <w:kern w:val="0"/>
+          <w:sz w:val="22"/>
+          <w:szCs w:val="22"/>
           <w:vertAlign w:val="superscript"/>
           <w14:ligatures w14:val="none"/>
         </w:rPr>
@@ -2303,9 +2701,11 @@
       </w:r>
       <w:r>
         <w:rPr>
-          <w:rFonts w:ascii="Arial Narrow" w:eastAsia="Times New Roman" w:hAnsi="Arial Narrow" w:cs="Segoe UI"/>
-          <w:color w:val="000000"/>
-          <w:kern w:val="0"/>
+          <w:rFonts w:ascii="Arial Narrow" w:eastAsia="Arial Narrow" w:hAnsi="Arial Narrow" w:cs="Arial Narrow"/>
+          <w:color w:val="000000"/>
+          <w:kern w:val="0"/>
+          <w:sz w:val="22"/>
+          <w:szCs w:val="22"/>
           <w:lang w:eastAsia="es-PE"/>
           <w14:ligatures w14:val="none"/>
         </w:rPr>
@@ -2313,9 +2713,11 @@
       </w:r>
       <w:r>
         <w:rPr>
-          <w:rFonts w:ascii="Arial Narrow" w:eastAsia="Times New Roman" w:hAnsi="Arial Narrow" w:cs="Segoe UI"/>
-          <w:color w:val="000000"/>
-          <w:kern w:val="0"/>
+          <w:rFonts w:ascii="Arial Narrow" w:eastAsia="Arial Narrow" w:hAnsi="Arial Narrow" w:cs="Arial Narrow"/>
+          <w:color w:val="000000"/>
+          <w:kern w:val="0"/>
+          <w:sz w:val="22"/>
+          <w:szCs w:val="22"/>
           <w:lang w:eastAsia="es-PE"/>
           <w14:ligatures w14:val="none"/>
         </w:rPr>
@@ -2326,6 +2728,8 @@
           <w:rFonts w:ascii="Arial Narrow" w:eastAsia="Arial Narrow" w:hAnsi="Arial Narrow" w:cs="Arial Narrow"/>
           <w:kern w:val="0"/>
           <w14:ligatures w14:val="none"/>
+          <w:sz w:val="22"/>
+          <w:szCs w:val="22"/>
         </w:rPr>
         <w:t xml:space="preserve"/>
       </w:r>
@@ -2335,6 +2739,8 @@
           <w:rFonts w:ascii="Arial Narrow" w:eastAsia="Arial Narrow" w:hAnsi="Arial Narrow" w:cs="Arial Narrow"/>
           <w:kern w:val="0"/>
           <w14:ligatures w14:val="none"/>
+          <w:sz w:val="22"/>
+          <w:szCs w:val="22"/>
         </w:rPr>
         <w:t xml:space="preserve"/>
       </w:r>
@@ -2343,9 +2749,11 @@
       <w:bookmarkStart w:id="9" w:name="_Hlk215061838"/>
       <w:r>
         <w:rPr>
-          <w:rFonts w:ascii="Arial Narrow" w:eastAsia="Times New Roman" w:hAnsi="Arial Narrow" w:cs="Times New Roman"/>
-          <w:color w:val="000000"/>
-          <w:kern w:val="0"/>
+          <w:rFonts w:ascii="Arial Narrow" w:eastAsia="Arial Narrow" w:hAnsi="Arial Narrow" w:cs="Arial Narrow"/>
+          <w:color w:val="000000"/>
+          <w:kern w:val="0"/>
+          <w:sz w:val="22"/>
+          <w:szCs w:val="22"/>
           <w:shd w:val="clear" w:color="auto" w:fill="FFFFFF"/>
           <w:lang w:eastAsia="es-PE"/>
           <w14:ligatures w14:val="none"/>
@@ -2357,14 +2765,18 @@
           <w:rFonts w:ascii="Arial Narrow" w:eastAsia="Arial Narrow" w:hAnsi="Arial Narrow" w:cs="Arial Narrow"/>
           <w:kern w:val="0"/>
           <w14:ligatures w14:val="none"/>
+          <w:sz w:val="22"/>
+          <w:szCs w:val="22"/>
         </w:rPr>
         <w:t/>
       </w:r>
       <w:r>
         <w:rPr>
-          <w:rFonts w:ascii="Arial Narrow" w:eastAsia="Times New Roman" w:hAnsi="Arial Narrow" w:cs="Segoe UI"/>
-          <w:color w:val="000000"/>
-          <w:kern w:val="0"/>
+          <w:rFonts w:ascii="Arial Narrow" w:eastAsia="Arial Narrow" w:hAnsi="Arial Narrow" w:cs="Arial Narrow"/>
+          <w:color w:val="000000"/>
+          <w:kern w:val="0"/>
+          <w:sz w:val="22"/>
+          <w:szCs w:val="22"/>
           <w:lang w:eastAsia="es-PE"/>
           <w14:ligatures w14:val="none"/>
         </w:rPr>
@@ -2375,14 +2787,18 @@
           <w:rFonts w:ascii="Arial Narrow" w:eastAsia="Arial Narrow" w:hAnsi="Arial Narrow" w:cs="Arial Narrow"/>
           <w:kern w:val="0"/>
           <w14:ligatures w14:val="none"/>
+          <w:sz w:val="22"/>
+          <w:szCs w:val="22"/>
         </w:rPr>
         <w:t xml:space="preserve"/>
       </w:r>
       <w:r>
         <w:rPr>
-          <w:rFonts w:ascii="Arial Narrow" w:eastAsia="Times New Roman" w:hAnsi="Arial Narrow" w:cs="Segoe UI"/>
-          <w:color w:val="000000"/>
-          <w:kern w:val="0"/>
+          <w:rFonts w:ascii="Arial Narrow" w:eastAsia="Arial Narrow" w:hAnsi="Arial Narrow" w:cs="Arial Narrow"/>
+          <w:color w:val="000000"/>
+          <w:kern w:val="0"/>
+          <w:sz w:val="22"/>
+          <w:szCs w:val="22"/>
           <w:lang w:eastAsia="es-PE"/>
           <w14:ligatures w14:val="none"/>
         </w:rPr>
@@ -2393,6 +2809,8 @@
           <w:rFonts w:ascii="Arial Narrow" w:eastAsia="Arial Narrow" w:hAnsi="Arial Narrow" w:cs="Arial Narrow"/>
           <w:kern w:val="0"/>
           <w14:ligatures w14:val="none"/>
+          <w:sz w:val="22"/>
+          <w:szCs w:val="22"/>
         </w:rPr>
         <w:t xml:space="preserve"/>
       </w:r>
@@ -2401,8 +2819,10 @@
       <w:r>
         <w:rPr>
           <w:rStyle w:val="Refdenotaalpie"/>
-          <w:rFonts w:ascii="Arial Narrow" w:eastAsia="Arial Narrow" w:hAnsi="Arial Narrow" w:cs="Arial"/>
-          <w:kern w:val="0"/>
+          <w:rFonts w:ascii="Arial Narrow" w:eastAsia="Arial Narrow" w:hAnsi="Arial Narrow" w:cs="Arial Narrow"/>
+          <w:kern w:val="0"/>
+          <w:sz w:val="22"/>
+          <w:szCs w:val="22"/>
           <w:vertAlign w:val="superscript"/>
           <w14:ligatures w14:val="none"/>
         </w:rPr>
@@ -2414,6 +2834,8 @@
           <w:rFonts w:ascii="Arial Narrow" w:eastAsia="Arial Narrow" w:hAnsi="Arial Narrow" w:cs="Arial Narrow"/>
           <w:kern w:val="0"/>
           <w14:ligatures w14:val="none"/>
+          <w:sz w:val="22"/>
+          <w:szCs w:val="22"/>
         </w:rPr>
         <w:t/>
       </w:r>
@@ -2429,6 +2851,8 @@
           <w:rFonts w:ascii="Arial Narrow" w:eastAsia="Arial Narrow" w:hAnsi="Arial Narrow" w:cs="Arial Narrow"/>
           <w:kern w:val="0"/>
           <w14:ligatures w14:val="none"/>
+          <w:sz w:val="22"/>
+          <w:szCs w:val="22"/>
         </w:rPr>
       </w:pPr>
     </w:p>
@@ -2446,6 +2870,8 @@
           <w:rFonts w:ascii="Arial Narrow" w:eastAsia="Arial Narrow" w:hAnsi="Arial Narrow" w:cs="Arial Narrow"/>
           <w:kern w:val="0"/>
           <w14:ligatures w14:val="none"/>
+          <w:sz w:val="22"/>
+          <w:szCs w:val="22"/>
         </w:rPr>
       </w:pPr>
       <w:bookmarkStart w:id="11" w:name="_Hlk213150180"/>
@@ -2454,14 +2880,18 @@
           <w:rFonts w:ascii="Arial Narrow" w:eastAsia="Arial Narrow" w:hAnsi="Arial Narrow" w:cs="Arial Narrow"/>
           <w:kern w:val="0"/>
           <w14:ligatures w14:val="none"/>
+          <w:sz w:val="22"/>
+          <w:szCs w:val="22"/>
         </w:rPr>
         <w:t xml:space="preserve">Así también, la Secretaría Técnica, en ejercicio de sus facultades, </w:t>
       </w:r>
       <w:r>
         <w:rPr>
-          <w:rFonts w:ascii="Arial Narrow" w:eastAsia="Times New Roman" w:hAnsi="Arial Narrow" w:cs="Segoe UI"/>
-          <w:color w:val="000000"/>
-          <w:kern w:val="0"/>
+          <w:rFonts w:ascii="Arial Narrow" w:eastAsia="Arial Narrow" w:hAnsi="Arial Narrow" w:cs="Arial Narrow"/>
+          <w:color w:val="000000"/>
+          <w:kern w:val="0"/>
+          <w:sz w:val="22"/>
+          <w:szCs w:val="22"/>
           <w:lang w:eastAsia="es-PE"/>
           <w14:ligatures w14:val="none"/>
         </w:rPr>
@@ -2472,15 +2902,19 @@
           <w:rFonts w:ascii="Arial Narrow" w:eastAsia="Arial Narrow" w:hAnsi="Arial Narrow" w:cs="Arial Narrow"/>
           <w:kern w:val="0"/>
           <w14:ligatures w14:val="none"/>
+          <w:sz w:val="22"/>
+          <w:szCs w:val="22"/>
         </w:rPr>
         <w:t xml:space="preserve">que el hecho denunciado, consistente en que </w:t>
       </w:r>
       <w:bookmarkEnd w:id="11"/>
       <w:r>
         <w:rPr>
-          <w:rFonts w:ascii="Arial Narrow" w:eastAsia="Times New Roman" w:hAnsi="Arial Narrow" w:cs="Times New Roman"/>
-          <w:color w:val="000000"/>
-          <w:kern w:val="0"/>
+          <w:rFonts w:ascii="Arial Narrow" w:eastAsia="Arial Narrow" w:hAnsi="Arial Narrow" w:cs="Arial Narrow"/>
+          <w:color w:val="000000"/>
+          <w:kern w:val="0"/>
+          <w:sz w:val="22"/>
+          <w:szCs w:val="22"/>
           <w:shd w:val="clear" w:color="auto" w:fill="FFFFFF"/>
           <w:lang w:eastAsia="es-PE"/>
           <w14:ligatures w14:val="none"/>
@@ -2492,14 +2926,18 @@
           <w:rFonts w:ascii="Arial Narrow" w:eastAsia="Arial Narrow" w:hAnsi="Arial Narrow" w:cs="Arial Narrow"/>
           <w:kern w:val="0"/>
           <w14:ligatures w14:val="none"/>
+          <w:sz w:val="22"/>
+          <w:szCs w:val="22"/>
         </w:rPr>
         <w:t>; involucraría una presunta afectación a sus expectativas, quien no habría encontrado una correspondencia entre lo que esperaba recibir de parte del proveedor y lo que realmente recibió. Por consiguiente, corresponde calificar el hecho materia de denuncia como una presunta infracción al deber de idoneidad, tipificado en los artículos 18</w:t>
       </w:r>
       <w:r>
         <w:rPr>
-          <w:rFonts w:ascii="Arial Narrow" w:eastAsia="Times New Roman" w:hAnsi="Arial Narrow" w:cs="Segoe UI"/>
-          <w:color w:val="000000"/>
-          <w:kern w:val="0"/>
+          <w:rFonts w:ascii="Arial Narrow" w:eastAsia="Arial Narrow" w:hAnsi="Arial Narrow" w:cs="Arial Narrow"/>
+          <w:color w:val="000000"/>
+          <w:kern w:val="0"/>
+          <w:sz w:val="22"/>
+          <w:szCs w:val="22"/>
           <w:lang w:eastAsia="es-PE"/>
           <w14:ligatures w14:val="none"/>
         </w:rPr>
@@ -2510,14 +2948,18 @@
           <w:rFonts w:ascii="Arial Narrow" w:eastAsia="Arial Narrow" w:hAnsi="Arial Narrow" w:cs="Arial Narrow"/>
           <w:kern w:val="0"/>
           <w14:ligatures w14:val="none"/>
+          <w:sz w:val="22"/>
+          <w:szCs w:val="22"/>
         </w:rPr>
         <w:t xml:space="preserve"> y 19</w:t>
       </w:r>
       <w:r>
         <w:rPr>
-          <w:rFonts w:ascii="Arial Narrow" w:eastAsia="Times New Roman" w:hAnsi="Arial Narrow" w:cs="Segoe UI"/>
-          <w:color w:val="000000"/>
-          <w:kern w:val="0"/>
+          <w:rFonts w:ascii="Arial Narrow" w:eastAsia="Arial Narrow" w:hAnsi="Arial Narrow" w:cs="Arial Narrow"/>
+          <w:color w:val="000000"/>
+          <w:kern w:val="0"/>
+          <w:sz w:val="22"/>
+          <w:szCs w:val="22"/>
           <w:lang w:eastAsia="es-PE"/>
           <w14:ligatures w14:val="none"/>
         </w:rPr>
@@ -2528,15 +2970,19 @@
           <w:rFonts w:ascii="Arial Narrow" w:eastAsia="Arial Narrow" w:hAnsi="Arial Narrow" w:cs="Arial Narrow"/>
           <w:kern w:val="0"/>
           <w14:ligatures w14:val="none"/>
+          <w:sz w:val="22"/>
+          <w:szCs w:val="22"/>
         </w:rPr>
         <w:t xml:space="preserve"> del Código</w:t>
       </w:r>
       <w:r>
         <w:rPr>
-          <w:rFonts w:ascii="Arial Narrow" w:eastAsia="Arial Narrow" w:hAnsi="Arial Narrow" w:cs="Arial"/>
+          <w:rFonts w:ascii="Arial Narrow" w:eastAsia="Arial Narrow" w:hAnsi="Arial Narrow" w:cs="Arial Narrow"/>
           <w:bCs/>
           <w:color w:val="000000"/>
           <w:kern w:val="0"/>
+          <w:sz w:val="22"/>
+          <w:szCs w:val="22"/>
           <w:lang w:eastAsia="es-PE"/>
           <w14:ligatures w14:val="none"/>
         </w:rPr>
@@ -2552,6 +2998,8 @@
           <w:rFonts w:ascii="Arial Narrow" w:eastAsia="Arial Narrow" w:hAnsi="Arial Narrow" w:cs="Arial Narrow"/>
           <w:kern w:val="0"/>
           <w14:ligatures w14:val="none"/>
+          <w:sz w:val="22"/>
+          <w:szCs w:val="22"/>
         </w:rPr>
       </w:pPr>
     </w:p>
@@ -2569,21 +3017,27 @@
           <w:rFonts w:ascii="Arial Narrow" w:eastAsia="Arial Narrow" w:hAnsi="Arial Narrow" w:cs="Arial Narrow"/>
           <w:kern w:val="0"/>
           <w14:ligatures w14:val="none"/>
-        </w:rPr>
-      </w:pPr>
-      <w:r>
-        <w:rPr>
-          <w:rFonts w:ascii="Arial Narrow" w:eastAsia="Arial Narrow" w:hAnsi="Arial Narrow" w:cs="Arial Narrow"/>
-          <w:kern w:val="0"/>
-          <w14:ligatures w14:val="none"/>
+          <w:sz w:val="22"/>
+          <w:szCs w:val="22"/>
+        </w:rPr>
+      </w:pPr>
+      <w:r>
+        <w:rPr>
+          <w:rFonts w:ascii="Arial Narrow" w:eastAsia="Arial Narrow" w:hAnsi="Arial Narrow" w:cs="Arial Narrow"/>
+          <w:kern w:val="0"/>
+          <w14:ligatures w14:val="none"/>
+          <w:sz w:val="22"/>
+          <w:szCs w:val="22"/>
         </w:rPr>
         <w:t xml:space="preserve">Asimismo, </w:t>
       </w:r>
       <w:r>
         <w:rPr>
-          <w:rFonts w:ascii="Arial Narrow" w:eastAsia="Times New Roman" w:hAnsi="Arial Narrow" w:cs="Arial"/>
-          <w:color w:val="000000"/>
-          <w:kern w:val="0"/>
+          <w:rFonts w:ascii="Arial Narrow" w:eastAsia="Arial Narrow" w:hAnsi="Arial Narrow" w:cs="Arial Narrow"/>
+          <w:color w:val="000000"/>
+          <w:kern w:val="0"/>
+          <w:sz w:val="22"/>
+          <w:szCs w:val="22"/>
           <w:lang w:eastAsia="es-PE"/>
           <w14:ligatures w14:val="none"/>
         </w:rPr>
@@ -2591,18 +3045,22 @@
       </w:r>
       <w:r>
         <w:rPr>
-          <w:rFonts w:ascii="Arial Narrow" w:eastAsia="Arial Narrow" w:hAnsi="Arial Narrow" w:cs="Arial"/>
-          <w:kern w:val="0"/>
-          <w14:ligatures w14:val="none"/>
+          <w:rFonts w:ascii="Arial Narrow" w:eastAsia="Arial Narrow" w:hAnsi="Arial Narrow" w:cs="Arial Narrow"/>
+          <w:kern w:val="0"/>
+          <w14:ligatures w14:val="none"/>
+          <w:sz w:val="22"/>
+          <w:szCs w:val="22"/>
         </w:rPr>
         <w:t xml:space="preserve">que el hecho denunciado, consistente en que </w:t>
       </w:r>
       <w:bookmarkStart w:id="12" w:name="_Hlk213173539"/>
       <w:r>
         <w:rPr>
-          <w:rFonts w:ascii="Arial Narrow" w:eastAsia="Times New Roman" w:hAnsi="Arial Narrow" w:cs="Times New Roman"/>
-          <w:color w:val="000000"/>
-          <w:kern w:val="0"/>
+          <w:rFonts w:ascii="Arial Narrow" w:eastAsia="Arial Narrow" w:hAnsi="Arial Narrow" w:cs="Arial Narrow"/>
+          <w:color w:val="000000"/>
+          <w:kern w:val="0"/>
+          <w:sz w:val="22"/>
+          <w:szCs w:val="22"/>
           <w:shd w:val="clear" w:color="auto" w:fill="FFFFFF"/>
           <w:lang w:eastAsia="es-PE"/>
           <w14:ligatures w14:val="none"/>
@@ -2614,14 +3072,18 @@
           <w:rFonts w:ascii="Arial Narrow" w:eastAsia="Arial Narrow" w:hAnsi="Arial Narrow" w:cs="Arial Narrow"/>
           <w:kern w:val="0"/>
           <w14:ligatures w14:val="none"/>
+          <w:sz w:val="22"/>
+          <w:szCs w:val="22"/>
         </w:rPr>
         <w:t>; involucraría una presunta afectación a sus expectativas, quien no habría encontrado una correspondencia entre lo que esperaba recibir de parte del proveedor y lo que realmente recibió. Por consiguiente, corresponde calificar el hecho materia de denuncia como una presunta infracción al deber de idoneidad, tipificado en los artículos 18</w:t>
       </w:r>
       <w:r>
         <w:rPr>
-          <w:rFonts w:ascii="Arial Narrow" w:eastAsia="Times New Roman" w:hAnsi="Arial Narrow" w:cs="Segoe UI"/>
-          <w:color w:val="000000"/>
-          <w:kern w:val="0"/>
+          <w:rFonts w:ascii="Arial Narrow" w:eastAsia="Arial Narrow" w:hAnsi="Arial Narrow" w:cs="Arial Narrow"/>
+          <w:color w:val="000000"/>
+          <w:kern w:val="0"/>
+          <w:sz w:val="22"/>
+          <w:szCs w:val="22"/>
           <w:lang w:eastAsia="es-PE"/>
           <w14:ligatures w14:val="none"/>
         </w:rPr>
@@ -2632,14 +3094,18 @@
           <w:rFonts w:ascii="Arial Narrow" w:eastAsia="Arial Narrow" w:hAnsi="Arial Narrow" w:cs="Arial Narrow"/>
           <w:kern w:val="0"/>
           <w14:ligatures w14:val="none"/>
+          <w:sz w:val="22"/>
+          <w:szCs w:val="22"/>
         </w:rPr>
         <w:t xml:space="preserve"> y 19</w:t>
       </w:r>
       <w:r>
         <w:rPr>
-          <w:rFonts w:ascii="Arial Narrow" w:eastAsia="Times New Roman" w:hAnsi="Arial Narrow" w:cs="Segoe UI"/>
-          <w:color w:val="000000"/>
-          <w:kern w:val="0"/>
+          <w:rFonts w:ascii="Arial Narrow" w:eastAsia="Arial Narrow" w:hAnsi="Arial Narrow" w:cs="Arial Narrow"/>
+          <w:color w:val="000000"/>
+          <w:kern w:val="0"/>
+          <w:sz w:val="22"/>
+          <w:szCs w:val="22"/>
           <w:lang w:eastAsia="es-PE"/>
           <w14:ligatures w14:val="none"/>
         </w:rPr>
@@ -2650,14 +3116,18 @@
           <w:rFonts w:ascii="Arial Narrow" w:eastAsia="Arial Narrow" w:hAnsi="Arial Narrow" w:cs="Arial Narrow"/>
           <w:kern w:val="0"/>
           <w14:ligatures w14:val="none"/>
+          <w:sz w:val="22"/>
+          <w:szCs w:val="22"/>
         </w:rPr>
         <w:t xml:space="preserve"> del Código</w:t>
       </w:r>
       <w:r>
         <w:rPr>
-          <w:rFonts w:ascii="Arial Narrow" w:eastAsia="Arial Narrow" w:hAnsi="Arial Narrow" w:cs="Arial"/>
-          <w:kern w:val="0"/>
-          <w14:ligatures w14:val="none"/>
+          <w:rFonts w:ascii="Arial Narrow" w:eastAsia="Arial Narrow" w:hAnsi="Arial Narrow" w:cs="Arial Narrow"/>
+          <w:kern w:val="0"/>
+          <w14:ligatures w14:val="none"/>
+          <w:sz w:val="22"/>
+          <w:szCs w:val="22"/>
         </w:rPr>
         <w:t>.</w:t>
       </w:r>
@@ -2674,6 +3144,8 @@
           <w:rFonts w:ascii="Arial Narrow" w:eastAsia="Arial Narrow" w:hAnsi="Arial Narrow" w:cs="Arial Narrow"/>
           <w:kern w:val="0"/>
           <w14:ligatures w14:val="none"/>
+          <w:sz w:val="22"/>
+          <w:szCs w:val="22"/>
         </w:rPr>
       </w:pPr>
       <w:bookmarkStart w:id="14" w:name="_Hlk214962902"/>
@@ -2693,29 +3165,37 @@
           <w:rFonts w:ascii="Arial Narrow" w:eastAsia="Arial Narrow" w:hAnsi="Arial Narrow" w:cs="Arial Narrow"/>
           <w:kern w:val="0"/>
           <w14:ligatures w14:val="none"/>
-        </w:rPr>
-      </w:pPr>
-      <w:r>
-        <w:rPr>
-          <w:rFonts w:ascii="Arial Narrow" w:eastAsia="Arial Narrow" w:hAnsi="Arial Narrow" w:cs="Arial Narrow"/>
-          <w:kern w:val="0"/>
-          <w14:ligatures w14:val="none"/>
+          <w:sz w:val="22"/>
+          <w:szCs w:val="22"/>
+        </w:rPr>
+      </w:pPr>
+      <w:r>
+        <w:rPr>
+          <w:rFonts w:ascii="Arial Narrow" w:eastAsia="Arial Narrow" w:hAnsi="Arial Narrow" w:cs="Arial Narrow"/>
+          <w:kern w:val="0"/>
+          <w14:ligatures w14:val="none"/>
+          <w:sz w:val="22"/>
+          <w:szCs w:val="22"/>
         </w:rPr>
         <w:t xml:space="preserve">Asimismo, la Secretaría Técnica, en ejercicio de sus facultades, considera que el hecho denunciado, consistente en que </w:t>
       </w:r>
       <w:r>
         <w:rPr>
-          <w:rFonts w:ascii="Arial Narrow" w:eastAsia="Arial Narrow" w:hAnsi="Arial Narrow" w:cs="Arial"/>
-          <w:kern w:val="0"/>
-          <w14:ligatures w14:val="none"/>
+          <w:rFonts w:ascii="Arial Narrow" w:eastAsia="Arial Narrow" w:hAnsi="Arial Narrow" w:cs="Arial Narrow"/>
+          <w:kern w:val="0"/>
+          <w14:ligatures w14:val="none"/>
+          <w:sz w:val="22"/>
+          <w:szCs w:val="22"/>
         </w:rPr>
         <w:t>la compañía aseguradora habría brindado una respuesta inadecuada al reclamo presentado por la parte denunciante el 30 de julio de 2025</w:t>
       </w:r>
       <w:r>
         <w:rPr>
-          <w:rFonts w:ascii="Arial Narrow" w:eastAsia="Arial Narrow" w:hAnsi="Arial Narrow" w:cs="Arial"/>
-          <w:kern w:val="0"/>
-          <w14:ligatures w14:val="none"/>
+          <w:rFonts w:ascii="Arial Narrow" w:eastAsia="Arial Narrow" w:hAnsi="Arial Narrow" w:cs="Arial Narrow"/>
+          <w:kern w:val="0"/>
+          <w14:ligatures w14:val="none"/>
+          <w:sz w:val="22"/>
+          <w:szCs w:val="22"/>
         </w:rPr>
         <w:t>. Por consiguiente, corresponde calificar el hecho materia de denuncia como una presunta infracción al numeral 88.1 del artículo 88 del Código</w:t>
       </w:r>
@@ -2723,10 +3203,12 @@
       <w:r>
         <w:rPr>
           <w:rStyle w:val="Refdenotaalpie"/>
-          <w:rFonts w:ascii="Arial Narrow" w:eastAsia="Arial Narrow" w:hAnsi="Arial Narrow" w:cs="Arial"/>
+          <w:rFonts w:ascii="Arial Narrow" w:eastAsia="Arial Narrow" w:hAnsi="Arial Narrow" w:cs="Arial Narrow"/>
           <w:bCs/>
           <w:color w:val="000000"/>
           <w:kern w:val="0"/>
+          <w:sz w:val="22"/>
+          <w:szCs w:val="22"/>
           <w:vertAlign w:val="superscript"/>
           <w:lang w:eastAsia="es-PE"/>
           <w14:ligatures w14:val="none"/>
@@ -2735,10 +3217,12 @@
       </w:r>
       <w:r>
         <w:rPr>
-          <w:rFonts w:ascii="Arial Narrow" w:eastAsia="Arial Narrow" w:hAnsi="Arial Narrow" w:cs="Arial"/>
+          <w:rFonts w:ascii="Arial Narrow" w:eastAsia="Arial Narrow" w:hAnsi="Arial Narrow" w:cs="Arial Narrow"/>
           <w:bCs/>
           <w:color w:val="000000"/>
           <w:kern w:val="0"/>
+          <w:sz w:val="22"/>
+          <w:szCs w:val="22"/>
           <w:lang w:eastAsia="es-PE"/>
           <w14:ligatures w14:val="none"/>
         </w:rPr>
@@ -2752,6 +3236,8 @@
           <w:rFonts w:ascii="Arial Narrow" w:eastAsia="Arial Narrow" w:hAnsi="Arial Narrow" w:cs="Arial Narrow"/>
           <w:kern w:val="0"/>
           <w14:ligatures w14:val="none"/>
+          <w:sz w:val="22"/>
+          <w:szCs w:val="22"/>
         </w:rPr>
       </w:pPr>
     </w:p>
@@ -2769,29 +3255,37 @@
           <w:rFonts w:ascii="Arial Narrow" w:eastAsia="Arial Narrow" w:hAnsi="Arial Narrow" w:cs="Arial Narrow"/>
           <w:kern w:val="0"/>
           <w14:ligatures w14:val="none"/>
-        </w:rPr>
-      </w:pPr>
-      <w:r>
-        <w:rPr>
-          <w:rFonts w:ascii="Arial Narrow" w:eastAsia="Arial Narrow" w:hAnsi="Arial Narrow" w:cs="Arial Narrow"/>
-          <w:kern w:val="0"/>
-          <w14:ligatures w14:val="none"/>
+          <w:sz w:val="22"/>
+          <w:szCs w:val="22"/>
+        </w:rPr>
+      </w:pPr>
+      <w:r>
+        <w:rPr>
+          <w:rFonts w:ascii="Arial Narrow" w:eastAsia="Arial Narrow" w:hAnsi="Arial Narrow" w:cs="Arial Narrow"/>
+          <w:kern w:val="0"/>
+          <w14:ligatures w14:val="none"/>
+          <w:sz w:val="22"/>
+          <w:szCs w:val="22"/>
         </w:rPr>
         <w:t xml:space="preserve">Adicionalmente, la Secretaría Técnica, en ejercicio de sus facultades, considera que el hecho denunciado, consistente en que </w:t>
       </w:r>
       <w:r>
         <w:rPr>
-          <w:rFonts w:ascii="Arial Narrow" w:eastAsia="Arial Narrow" w:hAnsi="Arial Narrow" w:cs="Arial"/>
-          <w:kern w:val="0"/>
-          <w14:ligatures w14:val="none"/>
+          <w:rFonts w:ascii="Arial Narrow" w:eastAsia="Arial Narrow" w:hAnsi="Arial Narrow" w:cs="Arial Narrow"/>
+          <w:kern w:val="0"/>
+          <w14:ligatures w14:val="none"/>
+          <w:sz w:val="22"/>
+          <w:szCs w:val="22"/>
         </w:rPr>
         <w:t>la compañía aseguradora no habría cumplido con brindar una respuesta al Reclamo 00318-2025-SAC-MMQ-RC presentado por la parte denunciante</w:t>
       </w:r>
       <w:r>
         <w:rPr>
-          <w:rFonts w:ascii="Arial Narrow" w:eastAsia="Arial Narrow" w:hAnsi="Arial Narrow" w:cs="Arial"/>
-          <w:kern w:val="0"/>
-          <w14:ligatures w14:val="none"/>
+          <w:rFonts w:ascii="Arial Narrow" w:eastAsia="Arial Narrow" w:hAnsi="Arial Narrow" w:cs="Arial Narrow"/>
+          <w:kern w:val="0"/>
+          <w14:ligatures w14:val="none"/>
+          <w:sz w:val="22"/>
+          <w:szCs w:val="22"/>
         </w:rPr>
         <w:t>. Por consiguiente, corresponde calificar el hecho materia de denuncia como una presunta infracción al numeral 88.1 del artículo 88 del Código.</w:t>
       </w:r>
@@ -2805,8 +3299,10 @@
         <w:spacing w:after="0" w:line="240" w:lineRule="auto"/>
         <w:jc w:val="both"/>
         <w:rPr>
-          <w:rFonts w:ascii="Arial Narrow" w:eastAsia="Calibri" w:hAnsi="Arial Narrow" w:cs="Arial Narrow"/>
-          <w:kern w:val="0"/>
+          <w:rFonts w:ascii="Arial Narrow" w:eastAsia="Arial Narrow" w:hAnsi="Arial Narrow" w:cs="Arial Narrow"/>
+          <w:kern w:val="0"/>
+          <w:sz w:val="22"/>
+          <w:szCs w:val="22"/>
           <w:lang w:eastAsia="es-PE"/>
           <w14:ligatures w14:val="none"/>
         </w:rPr>
@@ -2824,17 +3320,21 @@
         <w:ind w:left="567" w:hanging="567"/>
         <w:jc w:val="both"/>
         <w:rPr>
-          <w:rFonts w:ascii="Arial Narrow" w:eastAsia="Calibri" w:hAnsi="Arial Narrow" w:cs="Arial Narrow"/>
-          <w:kern w:val="0"/>
-          <w:lang w:eastAsia="es-PE"/>
-          <w14:ligatures w14:val="none"/>
-        </w:rPr>
-      </w:pPr>
-      <w:r>
-        <w:rPr>
-          <w:rFonts w:ascii="Arial Narrow" w:eastAsia="Arial" w:hAnsi="Arial Narrow" w:cs="Arial"/>
-          <w:color w:val="000000"/>
-          <w:kern w:val="0"/>
+          <w:rFonts w:ascii="Arial Narrow" w:eastAsia="Arial Narrow" w:hAnsi="Arial Narrow" w:cs="Arial Narrow"/>
+          <w:kern w:val="0"/>
+          <w:sz w:val="22"/>
+          <w:szCs w:val="22"/>
+          <w:lang w:eastAsia="es-PE"/>
+          <w14:ligatures w14:val="none"/>
+        </w:rPr>
+      </w:pPr>
+      <w:r>
+        <w:rPr>
+          <w:rFonts w:ascii="Arial Narrow" w:eastAsia="Arial Narrow" w:hAnsi="Arial Narrow" w:cs="Arial Narrow"/>
+          <w:color w:val="000000"/>
+          <w:kern w:val="0"/>
+          <w:sz w:val="22"/>
+          <w:szCs w:val="22"/>
           <w:lang w:eastAsia="es-PE"/>
           <w14:ligatures w14:val="none"/>
         </w:rPr>
@@ -2845,6 +3345,8 @@
           <w:rStyle w:val="Refdenotaalpie"/>
           <w:rFonts w:ascii="Arial Narrow" w:eastAsia="Arial Narrow" w:hAnsi="Arial Narrow" w:cs="Arial Narrow"/>
           <w:kern w:val="0"/>
+          <w:sz w:val="22"/>
+          <w:szCs w:val="22"/>
           <w:vertAlign w:val="superscript"/>
           <w14:ligatures w14:val="none"/>
         </w:rPr>
@@ -2852,9 +3354,11 @@
       </w:r>
       <w:r>
         <w:rPr>
-          <w:rFonts w:ascii="Arial Narrow" w:eastAsia="Arial" w:hAnsi="Arial Narrow" w:cs="Arial"/>
-          <w:color w:val="000000"/>
-          <w:kern w:val="0"/>
+          <w:rFonts w:ascii="Arial Narrow" w:eastAsia="Arial Narrow" w:hAnsi="Arial Narrow" w:cs="Arial Narrow"/>
+          <w:color w:val="000000"/>
+          <w:kern w:val="0"/>
+          <w:sz w:val="22"/>
+          <w:szCs w:val="22"/>
           <w:lang w:eastAsia="es-PE"/>
           <w14:ligatures w14:val="none"/>
         </w:rPr>
@@ -2872,6 +3376,8 @@
           <w:rFonts w:ascii="Arial Narrow" w:eastAsia="Arial Narrow" w:hAnsi="Arial Narrow" w:cs="Arial Narrow"/>
           <w:color w:val="000000"/>
           <w:kern w:val="0"/>
+          <w:sz w:val="22"/>
+          <w:szCs w:val="22"/>
           <w:lang w:eastAsia="es-PE"/>
           <w14:ligatures w14:val="none"/>
         </w:rPr>
@@ -2897,6 +3403,8 @@
           <w:b/>
           <w:color w:val="000000"/>
           <w:kern w:val="0"/>
+          <w:sz w:val="22"/>
+          <w:szCs w:val="22"/>
           <w:lang w:eastAsia="es-PE"/>
           <w14:ligatures w14:val="none"/>
         </w:rPr>
@@ -2907,6 +3415,8 @@
           <w:b/>
           <w:color w:val="000000"/>
           <w:kern w:val="0"/>
+          <w:sz w:val="22"/>
+          <w:szCs w:val="22"/>
           <w:lang w:eastAsia="es-PE"/>
           <w14:ligatures w14:val="none"/>
         </w:rPr>
@@ -2918,6 +3428,8 @@
           <w:b/>
           <w:color w:val="000000"/>
           <w:kern w:val="0"/>
+          <w:sz w:val="22"/>
+          <w:szCs w:val="22"/>
           <w:lang w:eastAsia="es-PE"/>
           <w14:ligatures w14:val="none"/>
         </w:rPr>
@@ -2929,6 +3441,8 @@
           <w:b/>
           <w:color w:val="000000"/>
           <w:kern w:val="0"/>
+          <w:sz w:val="22"/>
+          <w:szCs w:val="22"/>
           <w:lang w:eastAsia="es-PE"/>
           <w14:ligatures w14:val="none"/>
         </w:rPr>
@@ -2940,9 +3454,11 @@
         <w:spacing w:after="0" w:line="240" w:lineRule="auto"/>
         <w:jc w:val="both"/>
         <w:rPr>
-          <w:rFonts w:ascii="Arial Narrow" w:eastAsia="Times New Roman" w:hAnsi="Arial Narrow" w:cs="Arial"/>
-          <w:color w:val="000000"/>
-          <w:kern w:val="0"/>
+          <w:rFonts w:ascii="Arial Narrow" w:eastAsia="Arial Narrow" w:hAnsi="Arial Narrow" w:cs="Arial Narrow"/>
+          <w:color w:val="000000"/>
+          <w:kern w:val="0"/>
+          <w:sz w:val="22"/>
+          <w:szCs w:val="22"/>
           <w:lang w:val="es-ES" w:eastAsia="es-ES"/>
           <w14:ligatures w14:val="none"/>
         </w:rPr>
@@ -2959,18 +3475,22 @@
         <w:ind w:left="567" w:hanging="567"/>
         <w:jc w:val="both"/>
         <w:rPr>
-          <w:rFonts w:ascii="Arial Narrow" w:eastAsia="Times New Roman" w:hAnsi="Arial Narrow" w:cs="Arial"/>
-          <w:color w:val="000000"/>
-          <w:kern w:val="0"/>
+          <w:rFonts w:ascii="Arial Narrow" w:eastAsia="Arial Narrow" w:hAnsi="Arial Narrow" w:cs="Arial Narrow"/>
+          <w:color w:val="000000"/>
+          <w:kern w:val="0"/>
+          <w:sz w:val="22"/>
+          <w:szCs w:val="22"/>
           <w:lang w:val="es-ES" w:eastAsia="es-ES"/>
           <w14:ligatures w14:val="none"/>
         </w:rPr>
       </w:pPr>
       <w:r>
         <w:rPr>
-          <w:rFonts w:ascii="Arial Narrow" w:eastAsia="Times New Roman" w:hAnsi="Arial Narrow" w:cs="Arial"/>
-          <w:color w:val="000000"/>
-          <w:kern w:val="0"/>
+          <w:rFonts w:ascii="Arial Narrow" w:eastAsia="Arial Narrow" w:hAnsi="Arial Narrow" w:cs="Arial Narrow"/>
+          <w:color w:val="000000"/>
+          <w:kern w:val="0"/>
+          <w:sz w:val="22"/>
+          <w:szCs w:val="22"/>
           <w:lang w:val="es-ES" w:eastAsia="es-ES"/>
           <w14:ligatures w14:val="none"/>
         </w:rPr>
@@ -2979,9 +3499,11 @@
       <w:bookmarkEnd w:id="16"/>
       <w:r>
         <w:rPr>
-          <w:rFonts w:ascii="Arial Narrow" w:eastAsia="Times New Roman" w:hAnsi="Arial Narrow" w:cs="Arial"/>
-          <w:color w:val="000000"/>
-          <w:kern w:val="0"/>
+          <w:rFonts w:ascii="Arial Narrow" w:eastAsia="Arial Narrow" w:hAnsi="Arial Narrow" w:cs="Arial Narrow"/>
+          <w:color w:val="000000"/>
+          <w:kern w:val="0"/>
+          <w:sz w:val="22"/>
+          <w:szCs w:val="22"/>
           <w:lang w:val="es-ES" w:eastAsia="es-ES"/>
           <w14:ligatures w14:val="none"/>
         </w:rPr>
@@ -2989,9 +3511,11 @@
       </w:r>
       <w:r>
         <w:rPr>
-          <w:rFonts w:ascii="Arial Narrow" w:eastAsia="Times New Roman" w:hAnsi="Arial Narrow" w:cs="Arial"/>
-          <w:color w:val="000000"/>
-          <w:kern w:val="0"/>
+          <w:rFonts w:ascii="Arial Narrow" w:eastAsia="Arial Narrow" w:hAnsi="Arial Narrow" w:cs="Arial Narrow"/>
+          <w:color w:val="000000"/>
+          <w:kern w:val="0"/>
+          <w:sz w:val="22"/>
+          <w:szCs w:val="22"/>
           <w:lang w:val="es-ES" w:eastAsia="es-ES"/>
           <w14:ligatures w14:val="none"/>
         </w:rPr>
@@ -2999,9 +3523,11 @@
       </w:r>
       <w:r>
         <w:rPr>
-          <w:rFonts w:ascii="Arial Narrow" w:eastAsia="Times New Roman" w:hAnsi="Arial Narrow" w:cs="Arial"/>
-          <w:color w:val="000000"/>
-          <w:kern w:val="0"/>
+          <w:rFonts w:ascii="Arial Narrow" w:eastAsia="Arial Narrow" w:hAnsi="Arial Narrow" w:cs="Arial Narrow"/>
+          <w:color w:val="000000"/>
+          <w:kern w:val="0"/>
+          <w:sz w:val="22"/>
+          <w:szCs w:val="22"/>
           <w:lang w:val="es-ES" w:eastAsia="es-ES"/>
           <w14:ligatures w14:val="none"/>
         </w:rPr>
@@ -3009,9 +3535,11 @@
       </w:r>
       <w:r>
         <w:rPr>
-          <w:rFonts w:ascii="Arial Narrow" w:eastAsia="Times New Roman" w:hAnsi="Arial Narrow" w:cs="Arial"/>
-          <w:color w:val="000000"/>
-          <w:kern w:val="0"/>
+          <w:rFonts w:ascii="Arial Narrow" w:eastAsia="Arial Narrow" w:hAnsi="Arial Narrow" w:cs="Arial Narrow"/>
+          <w:color w:val="000000"/>
+          <w:kern w:val="0"/>
+          <w:sz w:val="22"/>
+          <w:szCs w:val="22"/>
           <w:lang w:val="es-ES" w:eastAsia="es-ES"/>
           <w14:ligatures w14:val="none"/>
         </w:rPr>
@@ -3019,9 +3547,11 @@
       </w:r>
       <w:r>
         <w:rPr>
-          <w:rFonts w:ascii="Arial Narrow" w:eastAsia="Times New Roman" w:hAnsi="Arial Narrow" w:cs="Arial"/>
-          <w:color w:val="000000"/>
-          <w:kern w:val="0"/>
+          <w:rFonts w:ascii="Arial Narrow" w:eastAsia="Arial Narrow" w:hAnsi="Arial Narrow" w:cs="Arial Narrow"/>
+          <w:color w:val="000000"/>
+          <w:kern w:val="0"/>
+          <w:sz w:val="22"/>
+          <w:szCs w:val="22"/>
           <w:lang w:val="es-ES" w:eastAsia="es-ES"/>
           <w14:ligatures w14:val="none"/>
         </w:rPr>
@@ -3029,9 +3559,11 @@
       </w:r>
       <w:r>
         <w:rPr>
-          <w:rFonts w:ascii="Arial Narrow" w:eastAsia="Times New Roman" w:hAnsi="Arial Narrow" w:cs="Arial"/>
-          <w:color w:val="000000"/>
-          <w:kern w:val="0"/>
+          <w:rFonts w:ascii="Arial Narrow" w:eastAsia="Arial Narrow" w:hAnsi="Arial Narrow" w:cs="Arial Narrow"/>
+          <w:color w:val="000000"/>
+          <w:kern w:val="0"/>
+          <w:sz w:val="22"/>
+          <w:szCs w:val="22"/>
           <w:lang w:val="es-ES" w:eastAsia="es-ES"/>
           <w14:ligatures w14:val="none"/>
         </w:rPr>
@@ -3039,9 +3571,11 @@
       </w:r>
       <w:r>
         <w:rPr>
-          <w:rFonts w:ascii="Arial Narrow" w:eastAsia="Times New Roman" w:hAnsi="Arial Narrow" w:cs="Arial"/>
-          <w:color w:val="000000"/>
-          <w:kern w:val="0"/>
+          <w:rFonts w:ascii="Arial Narrow" w:eastAsia="Arial Narrow" w:hAnsi="Arial Narrow" w:cs="Arial Narrow"/>
+          <w:color w:val="000000"/>
+          <w:kern w:val="0"/>
+          <w:sz w:val="22"/>
+          <w:szCs w:val="22"/>
           <w:lang w:val="es-ES" w:eastAsia="es-ES"/>
           <w14:ligatures w14:val="none"/>
         </w:rPr>
@@ -3050,9 +3584,11 @@
       <w:proofErr w:type="spellStart"/>
       <w:r>
         <w:rPr>
-          <w:rFonts w:ascii="Arial Narrow" w:eastAsia="Times New Roman" w:hAnsi="Arial Narrow" w:cs="Arial"/>
-          <w:color w:val="000000"/>
-          <w:kern w:val="0"/>
+          <w:rFonts w:ascii="Arial Narrow" w:eastAsia="Arial Narrow" w:hAnsi="Arial Narrow" w:cs="Arial Narrow"/>
+          <w:color w:val="000000"/>
+          <w:kern w:val="0"/>
+          <w:sz w:val="22"/>
+          <w:szCs w:val="22"/>
           <w:lang w:val="es-ES" w:eastAsia="es-ES"/>
           <w14:ligatures w14:val="none"/>
         </w:rPr>
@@ -3061,9 +3597,11 @@
       <w:proofErr w:type="spellEnd"/>
       <w:r>
         <w:rPr>
-          <w:rFonts w:ascii="Arial Narrow" w:eastAsia="Times New Roman" w:hAnsi="Arial Narrow" w:cs="Arial"/>
-          <w:color w:val="000000"/>
-          <w:kern w:val="0"/>
+          <w:rFonts w:ascii="Arial Narrow" w:eastAsia="Arial Narrow" w:hAnsi="Arial Narrow" w:cs="Arial Narrow"/>
+          <w:color w:val="000000"/>
+          <w:kern w:val="0"/>
+          <w:sz w:val="22"/>
+          <w:szCs w:val="22"/>
           <w:lang w:val="es-ES" w:eastAsia="es-ES"/>
           <w14:ligatures w14:val="none"/>
         </w:rPr>
@@ -3072,9 +3610,11 @@
       <w:proofErr w:type="spellStart"/>
       <w:r>
         <w:rPr>
-          <w:rFonts w:ascii="Arial Narrow" w:eastAsia="Times New Roman" w:hAnsi="Arial Narrow" w:cs="Arial"/>
-          <w:color w:val="000000"/>
-          <w:kern w:val="0"/>
+          <w:rFonts w:ascii="Arial Narrow" w:eastAsia="Arial Narrow" w:hAnsi="Arial Narrow" w:cs="Arial Narrow"/>
+          <w:color w:val="000000"/>
+          <w:kern w:val="0"/>
+          <w:sz w:val="22"/>
+          <w:szCs w:val="22"/>
           <w:lang w:val="es-ES" w:eastAsia="es-ES"/>
           <w14:ligatures w14:val="none"/>
         </w:rPr>
@@ -3083,9 +3623,11 @@
       <w:proofErr w:type="spellEnd"/>
       <w:r>
         <w:rPr>
-          <w:rFonts w:ascii="Arial Narrow" w:eastAsia="Times New Roman" w:hAnsi="Arial Narrow" w:cs="Arial"/>
-          <w:color w:val="000000"/>
-          <w:kern w:val="0"/>
+          <w:rFonts w:ascii="Arial Narrow" w:eastAsia="Arial Narrow" w:hAnsi="Arial Narrow" w:cs="Arial Narrow"/>
+          <w:color w:val="000000"/>
+          <w:kern w:val="0"/>
+          <w:sz w:val="22"/>
+          <w:szCs w:val="22"/>
           <w:lang w:val="es-ES" w:eastAsia="es-ES"/>
           <w14:ligatures w14:val="none"/>
         </w:rPr>
@@ -3093,9 +3635,11 @@
       </w:r>
       <w:r>
         <w:rPr>
-          <w:rFonts w:ascii="Arial Narrow" w:eastAsia="Times New Roman" w:hAnsi="Arial Narrow" w:cs="Arial"/>
-          <w:color w:val="000000"/>
-          <w:kern w:val="0"/>
+          <w:rFonts w:ascii="Arial Narrow" w:eastAsia="Arial Narrow" w:hAnsi="Arial Narrow" w:cs="Arial Narrow"/>
+          <w:color w:val="000000"/>
+          <w:kern w:val="0"/>
+          <w:sz w:val="22"/>
+          <w:szCs w:val="22"/>
           <w:lang w:val="es-ES" w:eastAsia="es-ES"/>
           <w14:ligatures w14:val="none"/>
         </w:rPr>
@@ -3103,9 +3647,11 @@
       </w:r>
       <w:r>
         <w:rPr>
-          <w:rFonts w:ascii="Arial Narrow" w:eastAsia="Times New Roman" w:hAnsi="Arial Narrow" w:cs="Arial"/>
-          <w:color w:val="000000"/>
-          <w:kern w:val="0"/>
+          <w:rFonts w:ascii="Arial Narrow" w:eastAsia="Arial Narrow" w:hAnsi="Arial Narrow" w:cs="Arial Narrow"/>
+          <w:color w:val="000000"/>
+          <w:kern w:val="0"/>
+          <w:sz w:val="22"/>
+          <w:szCs w:val="22"/>
           <w:lang w:eastAsia="es-ES"/>
           <w14:ligatures w14:val="none"/>
         </w:rPr>
@@ -3120,9 +3666,11 @@
         <w:ind w:left="567"/>
         <w:jc w:val="both"/>
         <w:rPr>
-          <w:rFonts w:ascii="Arial Narrow" w:eastAsia="Times New Roman" w:hAnsi="Arial Narrow" w:cs="Arial"/>
-          <w:color w:val="000000"/>
-          <w:kern w:val="0"/>
+          <w:rFonts w:ascii="Arial Narrow" w:eastAsia="Arial Narrow" w:hAnsi="Arial Narrow" w:cs="Arial Narrow"/>
+          <w:color w:val="000000"/>
+          <w:kern w:val="0"/>
+          <w:sz w:val="22"/>
+          <w:szCs w:val="22"/>
           <w:lang w:val="es-ES" w:eastAsia="es-ES"/>
           <w14:ligatures w14:val="none"/>
         </w:rPr>
@@ -3147,6 +3695,8 @@
           <w:b/>
           <w:color w:val="000000"/>
           <w:kern w:val="0"/>
+          <w:sz w:val="22"/>
+          <w:szCs w:val="22"/>
           <w:lang w:eastAsia="es-PE"/>
           <w14:ligatures w14:val="none"/>
         </w:rPr>
@@ -3157,6 +3707,8 @@
           <w:b/>
           <w:color w:val="000000"/>
           <w:kern w:val="0"/>
+          <w:sz w:val="22"/>
+          <w:szCs w:val="22"/>
           <w:lang w:eastAsia="es-PE"/>
           <w14:ligatures w14:val="none"/>
         </w:rPr>
@@ -3172,19 +3724,23 @@
           <w:b/>
           <w:color w:val="000000"/>
           <w:kern w:val="0"/>
-          <w:lang w:eastAsia="es-PE"/>
-          <w14:ligatures w14:val="none"/>
-        </w:rPr>
-      </w:pPr>
-    </w:p>
-    <w:p>
-      <w:pPr>
-        <w:spacing w:after="0" w:line="240" w:lineRule="auto"/>
-        <w:jc w:val="both"/>
-        <w:rPr>
-          <w:rFonts w:ascii="Arial Narrow" w:eastAsia="Calibri" w:hAnsi="Arial Narrow" w:cs="Arial Narrow"/>
-          <w:color w:val="000000"/>
-          <w:kern w:val="0"/>
+          <w:sz w:val="22"/>
+          <w:szCs w:val="22"/>
+          <w:lang w:eastAsia="es-PE"/>
+          <w14:ligatures w14:val="none"/>
+        </w:rPr>
+      </w:pPr>
+    </w:p>
+    <w:p>
+      <w:pPr>
+        <w:spacing w:after="0" w:line="240" w:lineRule="auto"/>
+        <w:jc w:val="both"/>
+        <w:rPr>
+          <w:rFonts w:ascii="Arial Narrow" w:eastAsia="Arial Narrow" w:hAnsi="Arial Narrow" w:cs="Arial Narrow"/>
+          <w:color w:val="000000"/>
+          <w:kern w:val="0"/>
+          <w:sz w:val="22"/>
+          <w:szCs w:val="22"/>
           <w:lang w:eastAsia="es-PE"/>
           <w14:ligatures w14:val="none"/>
         </w:rPr>
@@ -3195,6 +3751,8 @@
           <w:b/>
           <w:color w:val="000000"/>
           <w:kern w:val="0"/>
+          <w:sz w:val="22"/>
+          <w:szCs w:val="22"/>
           <w:lang w:eastAsia="es-PE"/>
           <w14:ligatures w14:val="none"/>
         </w:rPr>
@@ -3202,9 +3760,11 @@
       </w:r>
       <w:r>
         <w:rPr>
-          <w:rFonts w:ascii="Arial Narrow" w:eastAsia="Times New Roman" w:hAnsi="Arial Narrow" w:cs="Times New Roman"/>
-          <w:color w:val="000000"/>
-          <w:kern w:val="0"/>
+          <w:rFonts w:ascii="Arial Narrow" w:eastAsia="Arial Narrow" w:hAnsi="Arial Narrow" w:cs="Arial Narrow"/>
+          <w:color w:val="000000"/>
+          <w:kern w:val="0"/>
+          <w:sz w:val="22"/>
+          <w:szCs w:val="22"/>
           <w:shd w:val="clear" w:color="auto" w:fill="FFFFFF"/>
           <w:lang w:eastAsia="es-PE"/>
           <w14:ligatures w14:val="none"/>
@@ -3213,9 +3773,11 @@
       </w:r>
       <w:r>
         <w:rPr>
-          <w:rFonts w:ascii="Arial Narrow" w:eastAsia="Times New Roman" w:hAnsi="Arial Narrow" w:cs="Times New Roman"/>
-          <w:color w:val="000000"/>
-          <w:kern w:val="0"/>
+          <w:rFonts w:ascii="Arial Narrow" w:eastAsia="Arial Narrow" w:hAnsi="Arial Narrow" w:cs="Arial Narrow"/>
+          <w:color w:val="000000"/>
+          <w:kern w:val="0"/>
+          <w:sz w:val="22"/>
+          <w:szCs w:val="22"/>
           <w:shd w:val="clear" w:color="auto" w:fill="FFFFFF"/>
           <w:lang w:eastAsia="es-PE"/>
           <w14:ligatures w14:val="none"/>
@@ -3224,9 +3786,11 @@
       </w:r>
       <w:r>
         <w:rPr>
-          <w:rFonts w:ascii="Arial Narrow" w:eastAsia="Times New Roman" w:hAnsi="Arial Narrow" w:cs="Times New Roman"/>
-          <w:color w:val="000000"/>
-          <w:kern w:val="0"/>
+          <w:rFonts w:ascii="Arial Narrow" w:eastAsia="Arial Narrow" w:hAnsi="Arial Narrow" w:cs="Arial Narrow"/>
+          <w:color w:val="000000"/>
+          <w:kern w:val="0"/>
+          <w:sz w:val="22"/>
+          <w:szCs w:val="22"/>
           <w:shd w:val="clear" w:color="auto" w:fill="FFFFFF"/>
           <w:lang w:eastAsia="es-PE"/>
           <w14:ligatures w14:val="none"/>
@@ -3234,13 +3798,20 @@
         <w:t/>
       </w:r>
       <w:r>
+        <w:rPr>
+          <w:rFonts w:ascii="Arial Narrow" w:eastAsia="Arial Narrow" w:hAnsi="Arial Narrow" w:cs="Arial Narrow"/>
+          <w:sz w:val="22"/>
+          <w:szCs w:val="22"/>
+        </w:rPr>
         <w:t xml:space="preserve"/>
       </w:r>
       <w:r>
         <w:rPr>
-          <w:rFonts w:ascii="Arial Narrow" w:eastAsia="Times New Roman" w:hAnsi="Arial Narrow" w:cs="Times New Roman"/>
-          <w:color w:val="000000"/>
-          <w:kern w:val="0"/>
+          <w:rFonts w:ascii="Arial Narrow" w:eastAsia="Arial Narrow" w:hAnsi="Arial Narrow" w:cs="Arial Narrow"/>
+          <w:color w:val="000000"/>
+          <w:kern w:val="0"/>
+          <w:sz w:val="22"/>
+          <w:szCs w:val="22"/>
           <w:shd w:val="clear" w:color="auto" w:fill="FFFFFF"/>
           <w:lang w:eastAsia="es-PE"/>
           <w14:ligatures w14:val="none"/>
@@ -3249,9 +3820,11 @@
       </w:r>
       <w:r>
         <w:rPr>
-          <w:rFonts w:ascii="Arial Narrow" w:eastAsia="Times New Roman" w:hAnsi="Arial Narrow" w:cs="Times New Roman"/>
-          <w:color w:val="000000"/>
-          <w:kern w:val="0"/>
+          <w:rFonts w:ascii="Arial Narrow" w:eastAsia="Arial Narrow" w:hAnsi="Arial Narrow" w:cs="Arial Narrow"/>
+          <w:color w:val="000000"/>
+          <w:kern w:val="0"/>
+          <w:sz w:val="22"/>
+          <w:szCs w:val="22"/>
           <w:shd w:val="clear" w:color="auto" w:fill="FFFFFF"/>
           <w:lang w:eastAsia="es-PE"/>
           <w14:ligatures w14:val="none"/>
@@ -3260,9 +3833,11 @@
       </w:r>
       <w:r>
         <w:rPr>
-          <w:rFonts w:ascii="Arial Narrow" w:eastAsia="Times New Roman" w:hAnsi="Arial Narrow" w:cs="Times New Roman"/>
-          <w:color w:val="000000"/>
-          <w:kern w:val="0"/>
+          <w:rFonts w:ascii="Arial Narrow" w:eastAsia="Arial Narrow" w:hAnsi="Arial Narrow" w:cs="Arial Narrow"/>
+          <w:color w:val="000000"/>
+          <w:kern w:val="0"/>
+          <w:sz w:val="22"/>
+          <w:szCs w:val="22"/>
           <w:shd w:val="clear" w:color="auto" w:fill="FFFFFF"/>
           <w:lang w:eastAsia="es-PE"/>
           <w14:ligatures w14:val="none"/>
@@ -3271,9 +3846,11 @@
       </w:r>
       <w:r>
         <w:rPr>
-          <w:rFonts w:ascii="Arial Narrow" w:eastAsia="Times New Roman" w:hAnsi="Arial Narrow" w:cs="Times New Roman"/>
-          <w:color w:val="000000"/>
-          <w:kern w:val="0"/>
+          <w:rFonts w:ascii="Arial Narrow" w:eastAsia="Arial Narrow" w:hAnsi="Arial Narrow" w:cs="Arial Narrow"/>
+          <w:color w:val="000000"/>
+          <w:kern w:val="0"/>
+          <w:sz w:val="22"/>
+          <w:szCs w:val="22"/>
           <w:shd w:val="clear" w:color="auto" w:fill="FFFFFF"/>
           <w:lang w:eastAsia="es-PE"/>
           <w14:ligatures w14:val="none"/>
@@ -3282,9 +3859,11 @@
       </w:r>
       <w:r>
         <w:rPr>
-          <w:rFonts w:ascii="Arial Narrow" w:eastAsia="Times New Roman" w:hAnsi="Arial Narrow" w:cs="Times New Roman"/>
-          <w:color w:val="000000"/>
-          <w:kern w:val="0"/>
+          <w:rFonts w:ascii="Arial Narrow" w:eastAsia="Arial Narrow" w:hAnsi="Arial Narrow" w:cs="Arial Narrow"/>
+          <w:color w:val="000000"/>
+          <w:kern w:val="0"/>
+          <w:sz w:val="22"/>
+          <w:szCs w:val="22"/>
           <w:shd w:val="clear" w:color="auto" w:fill="FFFFFF"/>
           <w:lang w:eastAsia="es-PE"/>
           <w14:ligatures w14:val="none"/>
@@ -3293,9 +3872,11 @@
       </w:r>
       <w:r>
         <w:rPr>
-          <w:rFonts w:ascii="Arial Narrow" w:eastAsia="Times New Roman" w:hAnsi="Arial Narrow" w:cs="Times New Roman"/>
-          <w:color w:val="000000"/>
-          <w:kern w:val="0"/>
+          <w:rFonts w:ascii="Arial Narrow" w:eastAsia="Arial Narrow" w:hAnsi="Arial Narrow" w:cs="Arial Narrow"/>
+          <w:color w:val="000000"/>
+          <w:kern w:val="0"/>
+          <w:sz w:val="22"/>
+          <w:szCs w:val="22"/>
           <w:shd w:val="clear" w:color="auto" w:fill="FFFFFF"/>
           <w:lang w:eastAsia="es-PE"/>
           <w14:ligatures w14:val="none"/>
@@ -3306,14 +3887,18 @@
         <w:rPr>
           <w:rFonts w:ascii="Arial Narrow" w:eastAsia="Arial Narrow" w:hAnsi="Arial Narrow" w:cs="Arial Narrow"/>
           <w:bCs/>
+          <w:sz w:val="22"/>
+          <w:szCs w:val="22"/>
         </w:rPr>
         <w:t/>
       </w:r>
       <w:r>
         <w:rPr>
-          <w:rFonts w:ascii="Arial Narrow" w:eastAsia="Times New Roman" w:hAnsi="Arial Narrow" w:cs="Times New Roman"/>
-          <w:color w:val="000000"/>
-          <w:kern w:val="0"/>
+          <w:rFonts w:ascii="Arial Narrow" w:eastAsia="Arial Narrow" w:hAnsi="Arial Narrow" w:cs="Arial Narrow"/>
+          <w:color w:val="000000"/>
+          <w:kern w:val="0"/>
+          <w:sz w:val="22"/>
+          <w:szCs w:val="22"/>
           <w:shd w:val="clear" w:color="auto" w:fill="FFFFFF"/>
           <w:lang w:eastAsia="es-PE"/>
           <w14:ligatures w14:val="none"/>
@@ -3323,9 +3908,11 @@
       <w:bookmarkStart w:id="18" w:name="_Hlk215062067"/>
       <w:r>
         <w:rPr>
-          <w:rFonts w:ascii="Arial Narrow" w:eastAsia="Times New Roman" w:hAnsi="Arial Narrow" w:cs="Times New Roman"/>
-          <w:color w:val="000000"/>
-          <w:kern w:val="0"/>
+          <w:rFonts w:ascii="Arial Narrow" w:eastAsia="Arial Narrow" w:hAnsi="Arial Narrow" w:cs="Arial Narrow"/>
+          <w:color w:val="000000"/>
+          <w:kern w:val="0"/>
+          <w:sz w:val="22"/>
+          <w:szCs w:val="22"/>
           <w:shd w:val="clear" w:color="auto" w:fill="FFFFFF"/>
           <w:lang w:eastAsia="es-PE"/>
           <w14:ligatures w14:val="none"/>
@@ -3339,9 +3926,11 @@
         <w:spacing w:after="0" w:line="240" w:lineRule="auto"/>
         <w:jc w:val="both"/>
         <w:rPr>
-          <w:rFonts w:ascii="Arial Narrow" w:eastAsia="Calibri" w:hAnsi="Arial Narrow" w:cs="Arial Narrow"/>
-          <w:color w:val="000000"/>
-          <w:kern w:val="0"/>
+          <w:rFonts w:ascii="Arial Narrow" w:eastAsia="Arial Narrow" w:hAnsi="Arial Narrow" w:cs="Arial Narrow"/>
+          <w:color w:val="000000"/>
+          <w:kern w:val="0"/>
+          <w:sz w:val="22"/>
+          <w:szCs w:val="22"/>
           <w:lang w:eastAsia="es-PE"/>
           <w14:ligatures w14:val="none"/>
         </w:rPr>
@@ -3364,13 +3953,17 @@
           <w:rFonts w:ascii="Arial Narrow" w:eastAsia="Arial Narrow" w:hAnsi="Arial Narrow" w:cs="Arial Narrow"/>
           <w:kern w:val="0"/>
           <w14:ligatures w14:val="none"/>
-        </w:rPr>
-      </w:pPr>
-      <w:r>
-        <w:rPr>
-          <w:rFonts w:ascii="Arial Narrow" w:eastAsia="Arial Narrow" w:hAnsi="Arial Narrow" w:cs="Arial Narrow"/>
-          <w:kern w:val="0"/>
-          <w14:ligatures w14:val="none"/>
+          <w:sz w:val="22"/>
+          <w:szCs w:val="22"/>
+        </w:rPr>
+      </w:pPr>
+      <w:r>
+        <w:rPr>
+          <w:rFonts w:ascii="Arial Narrow" w:eastAsia="Arial Narrow" w:hAnsi="Arial Narrow" w:cs="Arial Narrow"/>
+          <w:kern w:val="0"/>
+          <w14:ligatures w14:val="none"/>
+          <w:sz w:val="22"/>
+          <w:szCs w:val="22"/>
         </w:rPr>
         <w:t xml:space="preserve">Presunta infracción a los artículos 18 y 19 de la Ley 29571, Código de Protección y Defensa del Consumidor, en tanto la compañía aseguradora habría negado injustificadamente a la parte denunciante la tramitación de la solicitud de cobertura de la Póliza CTI-EAR0536329 del Seguro de Responsabilidad Civil del Transportador por Carretera en Viaje Internacional, respecto del siniestro ocurrido el 11 de abril de 2024 en territorio peruano que ocasionó el fallecimiento del señor [APELLIDO] .</w:t>
       </w:r>
@@ -3379,6 +3972,8 @@
           <w:rFonts w:ascii="Arial Narrow" w:eastAsia="Arial Narrow" w:hAnsi="Arial Narrow" w:cs="Arial Narrow"/>
           <w:kern w:val="0"/>
           <w14:ligatures w14:val="none"/>
+          <w:sz w:val="22"/>
+          <w:szCs w:val="22"/>
         </w:rPr>
         <w:t/>
       </w:r>
@@ -3387,6 +3982,8 @@
           <w:rFonts w:ascii="Arial Narrow" w:eastAsia="Arial Narrow" w:hAnsi="Arial Narrow" w:cs="Arial Narrow"/>
           <w:kern w:val="0"/>
           <w14:ligatures w14:val="none"/>
+          <w:sz w:val="22"/>
+          <w:szCs w:val="22"/>
         </w:rPr>
         <w:t xml:space="preserve"/>
       </w:r>
@@ -3395,6 +3992,8 @@
           <w:rFonts w:ascii="Arial Narrow" w:eastAsia="Arial Narrow" w:hAnsi="Arial Narrow" w:cs="Arial Narrow"/>
           <w:kern w:val="0"/>
           <w14:ligatures w14:val="none"/>
+          <w:sz w:val="22"/>
+          <w:szCs w:val="22"/>
         </w:rPr>
         <w:t xml:space="preserve"/>
       </w:r>
@@ -3403,6 +4002,8 @@
           <w:rFonts w:ascii="Arial Narrow" w:eastAsia="Arial Narrow" w:hAnsi="Arial Narrow" w:cs="Arial Narrow"/>
           <w:kern w:val="0"/>
           <w14:ligatures w14:val="none"/>
+          <w:sz w:val="22"/>
+          <w:szCs w:val="22"/>
         </w:rPr>
         <w:t/>
       </w:r>
@@ -3411,6 +4012,8 @@
           <w:rFonts w:ascii="Arial Narrow" w:eastAsia="Arial Narrow" w:hAnsi="Arial Narrow" w:cs="Arial Narrow"/>
           <w:kern w:val="0"/>
           <w14:ligatures w14:val="none"/>
+          <w:sz w:val="22"/>
+          <w:szCs w:val="22"/>
         </w:rPr>
         <w:t xml:space="preserve"/>
       </w:r>
@@ -3419,6 +4022,8 @@
           <w:rFonts w:ascii="Arial Narrow" w:eastAsia="Arial Narrow" w:hAnsi="Arial Narrow" w:cs="Arial Narrow"/>
           <w:kern w:val="0"/>
           <w14:ligatures w14:val="none"/>
+          <w:sz w:val="22"/>
+          <w:szCs w:val="22"/>
         </w:rPr>
         <w:t/>
       </w:r>
@@ -3427,6 +4032,8 @@
           <w:rFonts w:ascii="Arial Narrow" w:eastAsia="Arial Narrow" w:hAnsi="Arial Narrow" w:cs="Arial Narrow"/>
           <w:kern w:val="0"/>
           <w14:ligatures w14:val="none"/>
+          <w:sz w:val="22"/>
+          <w:szCs w:val="22"/>
         </w:rPr>
         <w:t xml:space="preserve"/>
       </w:r>
@@ -3435,6 +4042,8 @@
           <w:rFonts w:ascii="Arial Narrow" w:eastAsia="Arial Narrow" w:hAnsi="Arial Narrow" w:cs="Arial Narrow"/>
           <w:kern w:val="0"/>
           <w14:ligatures w14:val="none"/>
+          <w:sz w:val="22"/>
+          <w:szCs w:val="22"/>
         </w:rPr>
         <w:t/>
       </w:r>
@@ -3443,6 +4052,8 @@
           <w:rFonts w:ascii="Arial Narrow" w:eastAsia="Arial Narrow" w:hAnsi="Arial Narrow" w:cs="Arial Narrow"/>
           <w:kern w:val="0"/>
           <w14:ligatures w14:val="none"/>
+          <w:sz w:val="22"/>
+          <w:szCs w:val="22"/>
         </w:rPr>
         <w:t/>
       </w:r>
@@ -3455,6 +4066,8 @@
           <w:rFonts w:ascii="Arial Narrow" w:eastAsia="Arial Narrow" w:hAnsi="Arial Narrow" w:cs="Arial Narrow"/>
           <w:kern w:val="0"/>
           <w14:ligatures w14:val="none"/>
+          <w:sz w:val="22"/>
+          <w:szCs w:val="22"/>
         </w:rPr>
       </w:pPr>
     </w:p>
@@ -3475,13 +4088,17 @@
           <w:rFonts w:ascii="Arial Narrow" w:eastAsia="Arial Narrow" w:hAnsi="Arial Narrow" w:cs="Arial Narrow"/>
           <w:kern w:val="0"/>
           <w14:ligatures w14:val="none"/>
-        </w:rPr>
-      </w:pPr>
-      <w:r>
-        <w:rPr>
-          <w:rFonts w:ascii="Arial Narrow" w:eastAsia="Arial Narrow" w:hAnsi="Arial Narrow" w:cs="Arial Narrow"/>
-          <w:kern w:val="0"/>
-          <w14:ligatures w14:val="none"/>
+          <w:sz w:val="22"/>
+          <w:szCs w:val="22"/>
+        </w:rPr>
+      </w:pPr>
+      <w:r>
+        <w:rPr>
+          <w:rFonts w:ascii="Arial Narrow" w:eastAsia="Arial Narrow" w:hAnsi="Arial Narrow" w:cs="Arial Narrow"/>
+          <w:kern w:val="0"/>
+          <w14:ligatures w14:val="none"/>
+          <w:sz w:val="22"/>
+          <w:szCs w:val="22"/>
         </w:rPr>
         <w:t xml:space="preserve">Presunta </w:t>
       </w:r>
@@ -3490,6 +4107,8 @@
           <w:rFonts w:ascii="Arial Narrow" w:eastAsia="Arial Narrow" w:hAnsi="Arial Narrow" w:cs="Arial Narrow"/>
           <w:kern w:val="0"/>
           <w14:ligatures w14:val="none"/>
+          <w:sz w:val="22"/>
+          <w:szCs w:val="22"/>
         </w:rPr>
         <w:t>infracción a los artículos 18 y 19 de la Ley 29571, Código de Protección y Defensa del Consumidor</w:t>
       </w:r>
@@ -3498,6 +4117,8 @@
           <w:rFonts w:ascii="Arial Narrow" w:eastAsia="Arial Narrow" w:hAnsi="Arial Narrow" w:cs="Arial Narrow"/>
           <w:kern w:val="0"/>
           <w14:ligatures w14:val="none"/>
+          <w:sz w:val="22"/>
+          <w:szCs w:val="22"/>
         </w:rPr>
         <w:t xml:space="preserve">, en tanto </w:t>
       </w:r>
@@ -3506,6 +4127,8 @@
           <w:rFonts w:ascii="Arial Narrow" w:eastAsia="Arial Narrow" w:hAnsi="Arial Narrow" w:cs="Arial Narrow"/>
           <w:kern w:val="0"/>
           <w14:ligatures w14:val="none"/>
+          <w:sz w:val="22"/>
+          <w:szCs w:val="22"/>
         </w:rPr>
         <w:t xml:space="preserve">la compañía aseguradora </w:t>
       </w:r>
@@ -3514,6 +4137,8 @@
           <w:rFonts w:ascii="Arial Narrow" w:eastAsia="Arial Narrow" w:hAnsi="Arial Narrow" w:cs="Arial Narrow"/>
           <w:kern w:val="0"/>
           <w14:ligatures w14:val="none"/>
+          <w:sz w:val="22"/>
+          <w:szCs w:val="22"/>
         </w:rPr>
         <w:t>habría trasladado indebidamente a la parte denunciante la realización de gestiones vinculadas a la atención del siniestro ocurrido el 11 de abril de 2024, al señalar mediante carta del 21 de agosto de 2025 que la evaluación del siniestro debía realizarse en Bolivia</w:t>
       </w:r>
@@ -3522,6 +4147,8 @@
           <w:rFonts w:ascii="Arial Narrow" w:eastAsia="Arial Narrow" w:hAnsi="Arial Narrow" w:cs="Arial Narrow"/>
           <w:kern w:val="0"/>
           <w14:ligatures w14:val="none"/>
+          <w:sz w:val="22"/>
+          <w:szCs w:val="22"/>
         </w:rPr>
         <w:t>.</w:t>
       </w:r>
@@ -3536,6 +4163,8 @@
           <w:rFonts w:ascii="Arial Narrow" w:eastAsia="Arial Narrow" w:hAnsi="Arial Narrow" w:cs="Arial Narrow"/>
           <w:kern w:val="0"/>
           <w14:ligatures w14:val="none"/>
+          <w:sz w:val="22"/>
+          <w:szCs w:val="22"/>
         </w:rPr>
       </w:pPr>
     </w:p>
@@ -3553,13 +4182,17 @@
           <w:rFonts w:ascii="Arial Narrow" w:eastAsia="Arial Narrow" w:hAnsi="Arial Narrow" w:cs="Arial Narrow"/>
           <w:kern w:val="0"/>
           <w14:ligatures w14:val="none"/>
-        </w:rPr>
-      </w:pPr>
-      <w:r>
-        <w:rPr>
-          <w:rFonts w:ascii="Arial Narrow" w:eastAsia="Arial Narrow" w:hAnsi="Arial Narrow" w:cs="Arial Narrow"/>
-          <w:kern w:val="0"/>
-          <w14:ligatures w14:val="none"/>
+          <w:sz w:val="22"/>
+          <w:szCs w:val="22"/>
+        </w:rPr>
+      </w:pPr>
+      <w:r>
+        <w:rPr>
+          <w:rFonts w:ascii="Arial Narrow" w:eastAsia="Arial Narrow" w:hAnsi="Arial Narrow" w:cs="Arial Narrow"/>
+          <w:kern w:val="0"/>
+          <w14:ligatures w14:val="none"/>
+          <w:sz w:val="22"/>
+          <w:szCs w:val="22"/>
         </w:rPr>
         <w:t xml:space="preserve">Presunta </w:t>
       </w:r>
@@ -3568,6 +4201,8 @@
           <w:rFonts w:ascii="Arial Narrow" w:eastAsia="Arial Narrow" w:hAnsi="Arial Narrow" w:cs="Arial Narrow"/>
           <w:kern w:val="0"/>
           <w14:ligatures w14:val="none"/>
+          <w:sz w:val="22"/>
+          <w:szCs w:val="22"/>
         </w:rPr>
         <w:t>infracción a los artículos 18 y 19 de la Ley 29571, Código de Protección y Defensa del Consumidor</w:t>
       </w:r>
@@ -3576,6 +4211,8 @@
           <w:rFonts w:ascii="Arial Narrow" w:eastAsia="Arial Narrow" w:hAnsi="Arial Narrow" w:cs="Arial Narrow"/>
           <w:kern w:val="0"/>
           <w14:ligatures w14:val="none"/>
+          <w:sz w:val="22"/>
+          <w:szCs w:val="22"/>
         </w:rPr>
         <w:t xml:space="preserve">, en tanto </w:t>
       </w:r>
@@ -3584,6 +4221,8 @@
           <w:rFonts w:ascii="Arial Narrow" w:eastAsia="Arial Narrow" w:hAnsi="Arial Narrow" w:cs="Arial Narrow"/>
           <w:kern w:val="0"/>
           <w14:ligatures w14:val="none"/>
+          <w:sz w:val="22"/>
+          <w:szCs w:val="22"/>
         </w:rPr>
         <w:t xml:space="preserve">la compañía aseguradora </w:t>
       </w:r>
@@ -3592,6 +4231,8 @@
           <w:rFonts w:ascii="Arial Narrow" w:eastAsia="Arial Narrow" w:hAnsi="Arial Narrow" w:cs="Arial Narrow"/>
           <w:kern w:val="0"/>
           <w14:ligatures w14:val="none"/>
+          <w:sz w:val="22"/>
+          <w:szCs w:val="22"/>
         </w:rPr>
         <w:t xml:space="preserve">habría </w:t>
       </w:r>
@@ -3600,6 +4241,8 @@
           <w:rFonts w:ascii="Arial Narrow" w:eastAsia="Arial Narrow" w:hAnsi="Arial Narrow" w:cs="Arial Narrow"/>
           <w:kern w:val="0"/>
           <w14:ligatures w14:val="none"/>
+          <w:sz w:val="22"/>
+          <w:szCs w:val="22"/>
         </w:rPr>
         <w:t>derivado indebidamente, mediante carta AII/AUTOS-0243-2026 del 26 de enero de 2026,</w:t>
       </w:r>
@@ -3608,6 +4251,8 @@
           <w:rFonts w:ascii="Arial Narrow" w:eastAsia="Arial Narrow" w:hAnsi="Arial Narrow" w:cs="Arial Narrow"/>
           <w:kern w:val="0"/>
           <w14:ligatures w14:val="none"/>
+          <w:sz w:val="22"/>
+          <w:szCs w:val="22"/>
         </w:rPr>
         <w:t xml:space="preserve"> la atención del siniestro vinculado a la Póliza CTI-EAR0536329 a territorio boliviano, pese a que el accidente ocurrió en el Perú y debía ser tramitado localmente</w:t>
       </w:r>
@@ -3616,6 +4261,8 @@
           <w:rFonts w:ascii="Arial Narrow" w:eastAsia="Arial Narrow" w:hAnsi="Arial Narrow" w:cs="Arial Narrow"/>
           <w:kern w:val="0"/>
           <w14:ligatures w14:val="none"/>
+          <w:sz w:val="22"/>
+          <w:szCs w:val="22"/>
         </w:rPr>
         <w:t>.</w:t>
       </w:r>
@@ -3627,6 +4274,8 @@
           <w:rFonts w:ascii="Arial Narrow" w:eastAsia="Arial Narrow" w:hAnsi="Arial Narrow" w:cs="Arial Narrow"/>
           <w:kern w:val="0"/>
           <w14:ligatures w14:val="none"/>
+          <w:sz w:val="22"/>
+          <w:szCs w:val="22"/>
         </w:rPr>
       </w:pPr>
     </w:p>
@@ -3647,13 +4296,17 @@
           <w:rFonts w:ascii="Arial Narrow" w:eastAsia="Arial Narrow" w:hAnsi="Arial Narrow" w:cs="Arial Narrow"/>
           <w:kern w:val="0"/>
           <w14:ligatures w14:val="none"/>
-        </w:rPr>
-      </w:pPr>
-      <w:r>
-        <w:rPr>
-          <w:rFonts w:ascii="Arial Narrow" w:eastAsia="Arial Narrow" w:hAnsi="Arial Narrow" w:cs="Arial Narrow"/>
-          <w:kern w:val="0"/>
-          <w14:ligatures w14:val="none"/>
+          <w:sz w:val="22"/>
+          <w:szCs w:val="22"/>
+        </w:rPr>
+      </w:pPr>
+      <w:r>
+        <w:rPr>
+          <w:rFonts w:ascii="Arial Narrow" w:eastAsia="Arial Narrow" w:hAnsi="Arial Narrow" w:cs="Arial Narrow"/>
+          <w:kern w:val="0"/>
+          <w14:ligatures w14:val="none"/>
+          <w:sz w:val="22"/>
+          <w:szCs w:val="22"/>
         </w:rPr>
         <w:t xml:space="preserve">Presunta </w:t>
       </w:r>
@@ -3662,6 +4315,8 @@
           <w:rFonts w:ascii="Arial Narrow" w:eastAsia="Arial Narrow" w:hAnsi="Arial Narrow" w:cs="Arial Narrow"/>
           <w:kern w:val="0"/>
           <w14:ligatures w14:val="none"/>
+          <w:sz w:val="22"/>
+          <w:szCs w:val="22"/>
         </w:rPr>
         <w:t>infracción al numeral 88.1 del artículo 88 de la Ley 29571, Código de Protección y Defensa del Consumidor</w:t>
       </w:r>
@@ -3670,6 +4325,8 @@
           <w:rFonts w:ascii="Arial Narrow" w:eastAsia="Arial Narrow" w:hAnsi="Arial Narrow" w:cs="Arial Narrow"/>
           <w:kern w:val="0"/>
           <w14:ligatures w14:val="none"/>
+          <w:sz w:val="22"/>
+          <w:szCs w:val="22"/>
         </w:rPr>
         <w:t xml:space="preserve">, en tanto </w:t>
       </w:r>
@@ -3678,6 +4335,8 @@
           <w:rFonts w:ascii="Arial Narrow" w:eastAsia="Arial Narrow" w:hAnsi="Arial Narrow" w:cs="Arial Narrow"/>
           <w:kern w:val="0"/>
           <w14:ligatures w14:val="none"/>
+          <w:sz w:val="22"/>
+          <w:szCs w:val="22"/>
         </w:rPr>
         <w:t>la compañía aseguradora</w:t>
       </w:r>
@@ -3686,6 +4345,8 @@
           <w:rFonts w:ascii="Arial Narrow" w:eastAsia="Arial Narrow" w:hAnsi="Arial Narrow" w:cs="Arial Narrow"/>
           <w:kern w:val="0"/>
           <w14:ligatures w14:val="none"/>
+          <w:sz w:val="22"/>
+          <w:szCs w:val="22"/>
         </w:rPr>
         <w:t xml:space="preserve"> </w:t>
       </w:r>
@@ -3694,6 +4355,8 @@
           <w:rFonts w:ascii="Arial Narrow" w:eastAsia="Arial Narrow" w:hAnsi="Arial Narrow" w:cs="Arial Narrow"/>
           <w:kern w:val="0"/>
           <w14:ligatures w14:val="none"/>
+          <w:sz w:val="22"/>
+          <w:szCs w:val="22"/>
         </w:rPr>
         <w:t xml:space="preserve">habría brindado una respuesta inadecuada al reclamo presentado por la parte denunciante </w:t>
       </w:r>
@@ -3702,14 +4365,18 @@
           <w:rFonts w:ascii="Arial Narrow" w:eastAsia="Arial Narrow" w:hAnsi="Arial Narrow" w:cs="Arial Narrow"/>
           <w:kern w:val="0"/>
           <w14:ligatures w14:val="none"/>
+          <w:sz w:val="22"/>
+          <w:szCs w:val="22"/>
         </w:rPr>
         <w:t xml:space="preserve">el </w:t>
       </w:r>
       <w:r>
         <w:rPr>
-          <w:rFonts w:ascii="Arial Narrow" w:eastAsia="Times New Roman" w:hAnsi="Arial Narrow" w:cs="Arial"/>
-          <w:color w:val="000000"/>
-          <w:kern w:val="0"/>
+          <w:rFonts w:ascii="Arial Narrow" w:eastAsia="Arial Narrow" w:hAnsi="Arial Narrow" w:cs="Arial Narrow"/>
+          <w:color w:val="000000"/>
+          <w:kern w:val="0"/>
+          <w:sz w:val="22"/>
+          <w:szCs w:val="22"/>
           <w:lang w:eastAsia="es-ES"/>
           <w14:ligatures w14:val="none"/>
         </w:rPr>
@@ -3720,6 +4387,8 @@
           <w:rFonts w:ascii="Arial Narrow" w:eastAsia="Arial Narrow" w:hAnsi="Arial Narrow" w:cs="Arial Narrow"/>
           <w:kern w:val="0"/>
           <w14:ligatures w14:val="none"/>
+          <w:sz w:val="22"/>
+          <w:szCs w:val="22"/>
         </w:rPr>
         <w:t>.</w:t>
       </w:r>
@@ -3731,6 +4400,8 @@
           <w:rFonts w:ascii="Arial Narrow" w:eastAsia="Arial Narrow" w:hAnsi="Arial Narrow" w:cs="Arial Narrow"/>
           <w:kern w:val="0"/>
           <w14:ligatures w14:val="none"/>
+          <w:sz w:val="22"/>
+          <w:szCs w:val="22"/>
         </w:rPr>
       </w:pPr>
     </w:p>
@@ -3751,13 +4422,17 @@
           <w:rFonts w:ascii="Arial Narrow" w:eastAsia="Arial Narrow" w:hAnsi="Arial Narrow" w:cs="Arial Narrow"/>
           <w:kern w:val="0"/>
           <w14:ligatures w14:val="none"/>
-        </w:rPr>
-      </w:pPr>
-      <w:r>
-        <w:rPr>
-          <w:rFonts w:ascii="Arial Narrow" w:eastAsia="Arial Narrow" w:hAnsi="Arial Narrow" w:cs="Arial Narrow"/>
-          <w:kern w:val="0"/>
-          <w14:ligatures w14:val="none"/>
+          <w:sz w:val="22"/>
+          <w:szCs w:val="22"/>
+        </w:rPr>
+      </w:pPr>
+      <w:r>
+        <w:rPr>
+          <w:rFonts w:ascii="Arial Narrow" w:eastAsia="Arial Narrow" w:hAnsi="Arial Narrow" w:cs="Arial Narrow"/>
+          <w:kern w:val="0"/>
+          <w14:ligatures w14:val="none"/>
+          <w:sz w:val="22"/>
+          <w:szCs w:val="22"/>
         </w:rPr>
         <w:lastRenderedPageBreak/>
         <w:t xml:space="preserve">Presunta infracción al numeral 88.1 del artículo 88 de la Ley 29571, Código de Protección y Defensa del Consumidor, en tanto </w:t>
@@ -3767,14 +4442,18 @@
           <w:rFonts w:ascii="Arial Narrow" w:eastAsia="Arial Narrow" w:hAnsi="Arial Narrow" w:cs="Arial Narrow"/>
           <w:kern w:val="0"/>
           <w14:ligatures w14:val="none"/>
+          <w:sz w:val="22"/>
+          <w:szCs w:val="22"/>
         </w:rPr>
         <w:t>la compañía aseguradora</w:t>
       </w:r>
       <w:r>
         <w:rPr>
-          <w:rFonts w:ascii="Arial Narrow" w:eastAsia="Times New Roman" w:hAnsi="Arial Narrow" w:cs="Arial"/>
-          <w:color w:val="000000"/>
-          <w:kern w:val="0"/>
+          <w:rFonts w:ascii="Arial Narrow" w:eastAsia="Arial Narrow" w:hAnsi="Arial Narrow" w:cs="Arial Narrow"/>
+          <w:color w:val="000000"/>
+          <w:kern w:val="0"/>
+          <w:sz w:val="22"/>
+          <w:szCs w:val="22"/>
           <w:lang w:eastAsia="es-ES"/>
           <w14:ligatures w14:val="none"/>
         </w:rPr>
@@ -3782,9 +4461,11 @@
       </w:r>
       <w:r>
         <w:rPr>
-          <w:rFonts w:ascii="Arial Narrow" w:eastAsia="Times New Roman" w:hAnsi="Arial Narrow" w:cs="Arial"/>
-          <w:color w:val="000000"/>
-          <w:kern w:val="0"/>
+          <w:rFonts w:ascii="Arial Narrow" w:eastAsia="Arial Narrow" w:hAnsi="Arial Narrow" w:cs="Arial Narrow"/>
+          <w:color w:val="000000"/>
+          <w:kern w:val="0"/>
+          <w:sz w:val="22"/>
+          <w:szCs w:val="22"/>
           <w:lang w:eastAsia="es-ES"/>
           <w14:ligatures w14:val="none"/>
         </w:rPr>
@@ -3801,6 +4482,8 @@
           <w:rFonts w:ascii="Arial Narrow" w:eastAsia="Arial Narrow" w:hAnsi="Arial Narrow" w:cs="Arial Narrow"/>
           <w:kern w:val="0"/>
           <w14:ligatures w14:val="none"/>
+          <w:sz w:val="22"/>
+          <w:szCs w:val="22"/>
         </w:rPr>
       </w:pPr>
     </w:p>
@@ -3810,9 +4493,11 @@
         <w:contextualSpacing/>
         <w:jc w:val="both"/>
         <w:rPr>
-          <w:rFonts w:ascii="Arial Narrow" w:eastAsia="Calibri" w:hAnsi="Arial Narrow" w:cs="Arial"/>
-          <w:kern w:val="0"/>
-          <w14:ligatures w14:val="none"/>
+          <w:rFonts w:ascii="Arial Narrow" w:eastAsia="Arial Narrow" w:hAnsi="Arial Narrow" w:cs="Arial Narrow"/>
+          <w:kern w:val="0"/>
+          <w14:ligatures w14:val="none"/>
+          <w:sz w:val="22"/>
+          <w:szCs w:val="22"/>
         </w:rPr>
       </w:pPr>
       <w:r>
@@ -3821,6 +4506,8 @@
           <w:b/>
           <w:color w:val="000000"/>
           <w:kern w:val="0"/>
+          <w:sz w:val="22"/>
+          <w:szCs w:val="22"/>
           <w:lang w:eastAsia="es-PE"/>
           <w14:ligatures w14:val="none"/>
         </w:rPr>
@@ -3831,6 +4518,8 @@
           <w:rFonts w:ascii="Arial Narrow" w:eastAsia="Arial Narrow" w:hAnsi="Arial Narrow" w:cs="Arial Narrow"/>
           <w:color w:val="000000"/>
           <w:kern w:val="0"/>
+          <w:sz w:val="22"/>
+          <w:szCs w:val="22"/>
           <w:lang w:eastAsia="es-PE"/>
           <w14:ligatures w14:val="none"/>
         </w:rPr>
@@ -3841,6 +4530,8 @@
           <w:rFonts w:ascii="Arial Narrow" w:eastAsia="Arial Narrow" w:hAnsi="Arial Narrow" w:cs="Arial Narrow"/>
           <w:color w:val="000000"/>
           <w:kern w:val="0"/>
+          <w:sz w:val="22"/>
+          <w:szCs w:val="22"/>
           <w:lang w:eastAsia="es-PE"/>
           <w14:ligatures w14:val="none"/>
         </w:rPr>
@@ -3851,6 +4542,8 @@
           <w:rFonts w:ascii="Arial Narrow" w:eastAsia="Arial Narrow" w:hAnsi="Arial Narrow" w:cs="Arial Narrow"/>
           <w:color w:val="000000"/>
           <w:kern w:val="0"/>
+          <w:sz w:val="22"/>
+          <w:szCs w:val="22"/>
           <w:lang w:eastAsia="es-PE"/>
           <w14:ligatures w14:val="none"/>
         </w:rPr>
@@ -3858,9 +4551,11 @@
       </w:r>
       <w:r>
         <w:rPr>
-          <w:rFonts w:ascii="Arial Narrow" w:eastAsia="Times New Roman" w:hAnsi="Arial Narrow" w:cs="Arial"/>
-          <w:color w:val="000000"/>
-          <w:kern w:val="0"/>
+          <w:rFonts w:ascii="Arial Narrow" w:eastAsia="Arial Narrow" w:hAnsi="Arial Narrow" w:cs="Arial Narrow"/>
+          <w:color w:val="000000"/>
+          <w:kern w:val="0"/>
+          <w:sz w:val="22"/>
+          <w:szCs w:val="22"/>
           <w:lang w:val="es-ES" w:eastAsia="es-ES"/>
           <w14:ligatures w14:val="none"/>
         </w:rPr>
@@ -3868,9 +4563,11 @@
       </w:r>
       <w:r>
         <w:rPr>
-          <w:rFonts w:ascii="Arial Narrow" w:eastAsia="Times New Roman" w:hAnsi="Arial Narrow" w:cs="Arial"/>
-          <w:color w:val="000000"/>
-          <w:kern w:val="0"/>
+          <w:rFonts w:ascii="Arial Narrow" w:eastAsia="Arial Narrow" w:hAnsi="Arial Narrow" w:cs="Arial Narrow"/>
+          <w:color w:val="000000"/>
+          <w:kern w:val="0"/>
+          <w:sz w:val="22"/>
+          <w:szCs w:val="22"/>
           <w:lang w:val="es-ES" w:eastAsia="es-ES"/>
           <w14:ligatures w14:val="none"/>
         </w:rPr>
@@ -3878,9 +4575,11 @@
       </w:r>
       <w:r>
         <w:rPr>
-          <w:rFonts w:ascii="Arial Narrow" w:eastAsia="Times New Roman" w:hAnsi="Arial Narrow" w:cs="Arial"/>
-          <w:color w:val="000000"/>
-          <w:kern w:val="0"/>
+          <w:rFonts w:ascii="Arial Narrow" w:eastAsia="Arial Narrow" w:hAnsi="Arial Narrow" w:cs="Arial Narrow"/>
+          <w:color w:val="000000"/>
+          <w:kern w:val="0"/>
+          <w:sz w:val="22"/>
+          <w:szCs w:val="22"/>
           <w:lang w:val="es-ES" w:eastAsia="es-ES"/>
           <w14:ligatures w14:val="none"/>
         </w:rPr>
@@ -3888,9 +4587,11 @@
       </w:r>
       <w:r>
         <w:rPr>
-          <w:rFonts w:ascii="Arial Narrow" w:eastAsia="Times New Roman" w:hAnsi="Arial Narrow" w:cs="Arial"/>
-          <w:color w:val="000000"/>
-          <w:kern w:val="0"/>
+          <w:rFonts w:ascii="Arial Narrow" w:eastAsia="Arial Narrow" w:hAnsi="Arial Narrow" w:cs="Arial Narrow"/>
+          <w:color w:val="000000"/>
+          <w:kern w:val="0"/>
+          <w:sz w:val="22"/>
+          <w:szCs w:val="22"/>
           <w:lang w:val="es-ES" w:eastAsia="es-ES"/>
           <w14:ligatures w14:val="none"/>
         </w:rPr>
@@ -3898,9 +4599,11 @@
       </w:r>
       <w:r>
         <w:rPr>
-          <w:rFonts w:ascii="Arial Narrow" w:eastAsia="Times New Roman" w:hAnsi="Arial Narrow" w:cs="Times New Roman"/>
-          <w:color w:val="000000"/>
-          <w:kern w:val="0"/>
+          <w:rFonts w:ascii="Arial Narrow" w:eastAsia="Arial Narrow" w:hAnsi="Arial Narrow" w:cs="Arial Narrow"/>
+          <w:color w:val="000000"/>
+          <w:kern w:val="0"/>
+          <w:sz w:val="22"/>
+          <w:szCs w:val="22"/>
           <w:shd w:val="clear" w:color="auto" w:fill="FFFFFF"/>
           <w:lang w:eastAsia="es-PE"/>
           <w14:ligatures w14:val="none"/>
@@ -3909,9 +4612,11 @@
       </w:r>
       <w:r>
         <w:rPr>
-          <w:rFonts w:ascii="Arial Narrow" w:eastAsia="Times New Roman" w:hAnsi="Arial Narrow" w:cs="Times New Roman"/>
-          <w:color w:val="000000"/>
-          <w:kern w:val="0"/>
+          <w:rFonts w:ascii="Arial Narrow" w:eastAsia="Arial Narrow" w:hAnsi="Arial Narrow" w:cs="Arial Narrow"/>
+          <w:color w:val="000000"/>
+          <w:kern w:val="0"/>
+          <w:sz w:val="22"/>
+          <w:szCs w:val="22"/>
           <w:shd w:val="clear" w:color="auto" w:fill="FFFFFF"/>
           <w:lang w:eastAsia="es-PE"/>
           <w14:ligatures w14:val="none"/>
@@ -3920,9 +4625,11 @@
       </w:r>
       <w:r>
         <w:rPr>
-          <w:rFonts w:ascii="Arial Narrow" w:eastAsia="Calibri" w:hAnsi="Arial Narrow" w:cs="Arial"/>
-          <w:kern w:val="0"/>
-          <w14:ligatures w14:val="none"/>
+          <w:rFonts w:ascii="Arial Narrow" w:eastAsia="Arial Narrow" w:hAnsi="Arial Narrow" w:cs="Arial Narrow"/>
+          <w:kern w:val="0"/>
+          <w14:ligatures w14:val="none"/>
+          <w:sz w:val="22"/>
+          <w:szCs w:val="22"/>
         </w:rPr>
         <w:t/>
       </w:r>
@@ -3933,22 +4640,26 @@
         <w:contextualSpacing/>
         <w:jc w:val="both"/>
         <w:rPr>
-          <w:rFonts w:ascii="Arial Narrow" w:eastAsia="Times New Roman" w:hAnsi="Arial Narrow" w:cs="Times New Roman"/>
-          <w:color w:val="000000"/>
-          <w:kern w:val="0"/>
-          <w:lang w:eastAsia="es-PE"/>
-          <w14:ligatures w14:val="none"/>
-        </w:rPr>
-      </w:pPr>
-    </w:p>
-    <w:p>
-      <w:pPr>
-        <w:spacing w:after="0" w:line="240" w:lineRule="auto"/>
-        <w:jc w:val="both"/>
-        <w:rPr>
-          <w:rFonts w:ascii="Arial Narrow" w:eastAsia="Arial Narrow" w:hAnsi="Arial Narrow" w:cs="Arial Narrow"/>
-          <w:color w:val="000000"/>
-          <w:kern w:val="0"/>
+          <w:rFonts w:ascii="Arial Narrow" w:eastAsia="Arial Narrow" w:hAnsi="Arial Narrow" w:cs="Arial Narrow"/>
+          <w:color w:val="000000"/>
+          <w:kern w:val="0"/>
+          <w:sz w:val="22"/>
+          <w:szCs w:val="22"/>
+          <w:lang w:eastAsia="es-PE"/>
+          <w14:ligatures w14:val="none"/>
+        </w:rPr>
+      </w:pPr>
+    </w:p>
+    <w:p>
+      <w:pPr>
+        <w:spacing w:after="0" w:line="240" w:lineRule="auto"/>
+        <w:jc w:val="both"/>
+        <w:rPr>
+          <w:rFonts w:ascii="Arial Narrow" w:eastAsia="Arial Narrow" w:hAnsi="Arial Narrow" w:cs="Arial Narrow"/>
+          <w:color w:val="000000"/>
+          <w:kern w:val="0"/>
+          <w:sz w:val="22"/>
+          <w:szCs w:val="22"/>
           <w:lang w:eastAsia="es-PE"/>
           <w14:ligatures w14:val="none"/>
         </w:rPr>
@@ -3959,6 +4670,8 @@
           <w:b/>
           <w:color w:val="000000"/>
           <w:kern w:val="0"/>
+          <w:sz w:val="22"/>
+          <w:szCs w:val="22"/>
           <w:lang w:eastAsia="es-PE"/>
           <w14:ligatures w14:val="none"/>
         </w:rPr>
@@ -3969,6 +4682,8 @@
           <w:rFonts w:ascii="Arial Narrow" w:eastAsia="Arial Narrow" w:hAnsi="Arial Narrow" w:cs="Arial Narrow"/>
           <w:color w:val="000000"/>
           <w:kern w:val="0"/>
+          <w:sz w:val="22"/>
+          <w:szCs w:val="22"/>
           <w:lang w:eastAsia="es-PE"/>
           <w14:ligatures w14:val="none"/>
         </w:rPr>
@@ -3978,6 +4693,8 @@
         <w:rPr>
           <w:rFonts w:ascii="Arial Narrow" w:eastAsia="Arial Narrow" w:hAnsi="Arial Narrow" w:cs="Arial Narrow"/>
           <w:bCs/>
+          <w:sz w:val="22"/>
+          <w:szCs w:val="22"/>
         </w:rPr>
         <w:t xml:space="preserve">Mapfre Perú Compañía de Seguros y Reaseguros S.A. </w:t>
       </w:r>
@@ -3986,6 +4703,8 @@
           <w:rFonts w:ascii="Arial Narrow" w:eastAsia="Arial Narrow" w:hAnsi="Arial Narrow" w:cs="Arial Narrow"/>
           <w:color w:val="000000"/>
           <w:kern w:val="0"/>
+          <w:sz w:val="22"/>
+          <w:szCs w:val="22"/>
           <w:lang w:eastAsia="es-PE"/>
           <w14:ligatures w14:val="none"/>
         </w:rPr>
@@ -3997,9 +4716,11 @@
         <w:spacing w:after="0" w:line="240" w:lineRule="auto"/>
         <w:jc w:val="both"/>
         <w:rPr>
-          <w:rFonts w:ascii="Arial Narrow" w:eastAsia="Times New Roman" w:hAnsi="Arial Narrow" w:cs="Times New Roman"/>
-          <w:color w:val="000000"/>
-          <w:kern w:val="0"/>
+          <w:rFonts w:ascii="Arial Narrow" w:eastAsia="Arial Narrow" w:hAnsi="Arial Narrow" w:cs="Arial Narrow"/>
+          <w:color w:val="000000"/>
+          <w:kern w:val="0"/>
+          <w:sz w:val="22"/>
+          <w:szCs w:val="22"/>
           <w:lang w:eastAsia="es-PE"/>
           <w14:ligatures w14:val="none"/>
         </w:rPr>
@@ -4018,15 +4739,19 @@
           <w:rFonts w:ascii="Arial Narrow" w:eastAsia="Arial Narrow" w:hAnsi="Arial Narrow" w:cs="Arial Narrow"/>
           <w:color w:val="000000"/>
           <w:kern w:val="0"/>
-          <w:lang w:eastAsia="es-PE"/>
-          <w14:ligatures w14:val="none"/>
-        </w:rPr>
-      </w:pPr>
-      <w:r>
-        <w:rPr>
-          <w:rFonts w:ascii="Arial Narrow" w:eastAsia="Arial Narrow" w:hAnsi="Arial Narrow" w:cs="Arial Narrow"/>
-          <w:color w:val="000000"/>
-          <w:kern w:val="0"/>
+          <w:sz w:val="22"/>
+          <w:szCs w:val="22"/>
+          <w:lang w:eastAsia="es-PE"/>
+          <w14:ligatures w14:val="none"/>
+        </w:rPr>
+      </w:pPr>
+      <w:r>
+        <w:rPr>
+          <w:rFonts w:ascii="Arial Narrow" w:eastAsia="Arial Narrow" w:hAnsi="Arial Narrow" w:cs="Arial Narrow"/>
+          <w:color w:val="000000"/>
+          <w:kern w:val="0"/>
+          <w:sz w:val="22"/>
+          <w:szCs w:val="22"/>
           <w:lang w:eastAsia="es-PE"/>
           <w14:ligatures w14:val="none"/>
         </w:rPr>
@@ -4046,15 +4771,19 @@
           <w:rFonts w:ascii="Arial Narrow" w:eastAsia="Arial Narrow" w:hAnsi="Arial Narrow" w:cs="Arial Narrow"/>
           <w:color w:val="000000"/>
           <w:kern w:val="0"/>
-          <w:lang w:eastAsia="es-PE"/>
-          <w14:ligatures w14:val="none"/>
-        </w:rPr>
-      </w:pPr>
-      <w:r>
-        <w:rPr>
-          <w:rFonts w:ascii="Arial Narrow" w:eastAsia="Arial Narrow" w:hAnsi="Arial Narrow" w:cs="Arial Narrow"/>
-          <w:color w:val="000000"/>
-          <w:kern w:val="0"/>
+          <w:sz w:val="22"/>
+          <w:szCs w:val="22"/>
+          <w:lang w:eastAsia="es-PE"/>
+          <w14:ligatures w14:val="none"/>
+        </w:rPr>
+      </w:pPr>
+      <w:r>
+        <w:rPr>
+          <w:rFonts w:ascii="Arial Narrow" w:eastAsia="Arial Narrow" w:hAnsi="Arial Narrow" w:cs="Arial Narrow"/>
+          <w:color w:val="000000"/>
+          <w:kern w:val="0"/>
+          <w:sz w:val="22"/>
+          <w:szCs w:val="22"/>
           <w:lang w:eastAsia="es-PE"/>
           <w14:ligatures w14:val="none"/>
         </w:rPr>
@@ -4074,15 +4803,19 @@
           <w:rFonts w:ascii="Arial Narrow" w:eastAsia="Arial Narrow" w:hAnsi="Arial Narrow" w:cs="Arial Narrow"/>
           <w:color w:val="000000"/>
           <w:kern w:val="0"/>
-          <w:lang w:eastAsia="es-PE"/>
-          <w14:ligatures w14:val="none"/>
-        </w:rPr>
-      </w:pPr>
-      <w:r>
-        <w:rPr>
-          <w:rFonts w:ascii="Arial Narrow" w:eastAsia="Arial Narrow" w:hAnsi="Arial Narrow" w:cs="Arial Narrow"/>
-          <w:color w:val="000000"/>
-          <w:kern w:val="0"/>
+          <w:sz w:val="22"/>
+          <w:szCs w:val="22"/>
+          <w:lang w:eastAsia="es-PE"/>
+          <w14:ligatures w14:val="none"/>
+        </w:rPr>
+      </w:pPr>
+      <w:r>
+        <w:rPr>
+          <w:rFonts w:ascii="Arial Narrow" w:eastAsia="Arial Narrow" w:hAnsi="Arial Narrow" w:cs="Arial Narrow"/>
+          <w:color w:val="000000"/>
+          <w:kern w:val="0"/>
+          <w:sz w:val="22"/>
+          <w:szCs w:val="22"/>
           <w:lang w:eastAsia="es-PE"/>
           <w14:ligatures w14:val="none"/>
         </w:rPr>
@@ -4099,16 +4832,20 @@
         <w:ind w:left="567" w:hanging="567"/>
         <w:jc w:val="both"/>
         <w:rPr>
-          <w:rFonts w:ascii="Arial Narrow" w:eastAsia="Calibri" w:hAnsi="Arial Narrow" w:cs="Arial"/>
-          <w:kern w:val="0"/>
-          <w14:ligatures w14:val="none"/>
-        </w:rPr>
-      </w:pPr>
-      <w:r>
-        <w:rPr>
-          <w:rFonts w:ascii="Arial Narrow" w:eastAsia="Arial Narrow" w:hAnsi="Arial Narrow" w:cs="Arial Narrow"/>
-          <w:color w:val="000000"/>
-          <w:kern w:val="0"/>
+          <w:rFonts w:ascii="Arial Narrow" w:eastAsia="Arial Narrow" w:hAnsi="Arial Narrow" w:cs="Arial Narrow"/>
+          <w:kern w:val="0"/>
+          <w14:ligatures w14:val="none"/>
+          <w:sz w:val="22"/>
+          <w:szCs w:val="22"/>
+        </w:rPr>
+      </w:pPr>
+      <w:r>
+        <w:rPr>
+          <w:rFonts w:ascii="Arial Narrow" w:eastAsia="Arial Narrow" w:hAnsi="Arial Narrow" w:cs="Arial Narrow"/>
+          <w:color w:val="000000"/>
+          <w:kern w:val="0"/>
+          <w:sz w:val="22"/>
+          <w:szCs w:val="22"/>
           <w:lang w:eastAsia="es-PE"/>
           <w14:ligatures w14:val="none"/>
         </w:rPr>
@@ -4116,9 +4853,11 @@
       </w:r>
       <w:r>
         <w:rPr>
-          <w:rFonts w:ascii="Arial Narrow" w:eastAsia="Times New Roman" w:hAnsi="Arial Narrow" w:cs="Segoe UI"/>
-          <w:color w:val="000000"/>
-          <w:kern w:val="0"/>
+          <w:rFonts w:ascii="Arial Narrow" w:eastAsia="Arial Narrow" w:hAnsi="Arial Narrow" w:cs="Arial Narrow"/>
+          <w:color w:val="000000"/>
+          <w:kern w:val="0"/>
+          <w:sz w:val="22"/>
+          <w:szCs w:val="22"/>
           <w:lang w:eastAsia="es-PE"/>
           <w14:ligatures w14:val="none"/>
         </w:rPr>
@@ -4129,6 +4868,8 @@
           <w:rFonts w:ascii="Arial Narrow" w:eastAsia="Arial Narrow" w:hAnsi="Arial Narrow" w:cs="Arial Narrow"/>
           <w:color w:val="000000"/>
           <w:kern w:val="0"/>
+          <w:sz w:val="22"/>
+          <w:szCs w:val="22"/>
           <w:lang w:eastAsia="es-PE"/>
           <w14:ligatures w14:val="none"/>
         </w:rPr>
@@ -4136,16 +4877,20 @@
       </w:r>
       <w:r>
         <w:rPr>
-          <w:rFonts w:ascii="Arial Narrow" w:eastAsia="Calibri" w:hAnsi="Arial Narrow" w:cs="Arial"/>
-          <w:kern w:val="0"/>
-          <w14:ligatures w14:val="none"/>
+          <w:rFonts w:ascii="Arial Narrow" w:eastAsia="Arial Narrow" w:hAnsi="Arial Narrow" w:cs="Arial Narrow"/>
+          <w:kern w:val="0"/>
+          <w14:ligatures w14:val="none"/>
+          <w:sz w:val="22"/>
+          <w:szCs w:val="22"/>
         </w:rPr>
         <w:t>Para ello podrá señalar domicilio físico o una dirección electrónica a la que pueda remitirse las notificaciones</w:t>
       </w:r>
       <w:r>
         <w:rPr>
-          <w:rFonts w:ascii="Arial Narrow" w:eastAsia="Arial" w:hAnsi="Arial Narrow" w:cs="Arial"/>
-          <w:kern w:val="0"/>
+          <w:rFonts w:ascii="Arial Narrow" w:eastAsia="Arial Narrow" w:hAnsi="Arial Narrow" w:cs="Arial Narrow"/>
+          <w:kern w:val="0"/>
+          <w:sz w:val="22"/>
+          <w:szCs w:val="22"/>
           <w:lang w:val="es"/>
           <w14:ligatures w14:val="none"/>
         </w:rPr>
@@ -4162,42 +4907,52 @@
         <w:ind w:left="567" w:hanging="567"/>
         <w:jc w:val="both"/>
         <w:rPr>
-          <w:rFonts w:ascii="Arial Narrow" w:eastAsia="Calibri" w:hAnsi="Arial Narrow" w:cs="Arial"/>
-          <w:kern w:val="0"/>
-          <w14:ligatures w14:val="none"/>
-        </w:rPr>
-      </w:pPr>
-      <w:r>
-        <w:rPr>
-          <w:rFonts w:ascii="Arial Narrow" w:eastAsia="Calibri" w:hAnsi="Arial Narrow" w:cs="Arial"/>
-          <w:kern w:val="0"/>
-          <w14:ligatures w14:val="none"/>
+          <w:rFonts w:ascii="Arial Narrow" w:eastAsia="Arial Narrow" w:hAnsi="Arial Narrow" w:cs="Arial Narrow"/>
+          <w:kern w:val="0"/>
+          <w14:ligatures w14:val="none"/>
+          <w:sz w:val="22"/>
+          <w:szCs w:val="22"/>
+        </w:rPr>
+      </w:pPr>
+      <w:r>
+        <w:rPr>
+          <w:rFonts w:ascii="Arial Narrow" w:eastAsia="Arial Narrow" w:hAnsi="Arial Narrow" w:cs="Arial Narrow"/>
+          <w:kern w:val="0"/>
+          <w14:ligatures w14:val="none"/>
+          <w:sz w:val="22"/>
+          <w:szCs w:val="22"/>
         </w:rPr>
         <w:t xml:space="preserve">en caso califique como </w:t>
       </w:r>
       <w:proofErr w:type="gramStart"/>
       <w:r>
         <w:rPr>
-          <w:rFonts w:ascii="Arial Narrow" w:eastAsia="Calibri" w:hAnsi="Arial Narrow" w:cs="Arial"/>
-          <w:kern w:val="0"/>
-          <w14:ligatures w14:val="none"/>
+          <w:rFonts w:ascii="Arial Narrow" w:eastAsia="Arial Narrow" w:hAnsi="Arial Narrow" w:cs="Arial Narrow"/>
+          <w:kern w:val="0"/>
+          <w14:ligatures w14:val="none"/>
+          <w:sz w:val="22"/>
+          <w:szCs w:val="22"/>
         </w:rPr>
         <w:t>micro empresa</w:t>
       </w:r>
       <w:proofErr w:type="gramEnd"/>
       <w:r>
         <w:rPr>
-          <w:rFonts w:ascii="Arial Narrow" w:eastAsia="Calibri" w:hAnsi="Arial Narrow" w:cs="Arial"/>
-          <w:kern w:val="0"/>
-          <w14:ligatures w14:val="none"/>
+          <w:rFonts w:ascii="Arial Narrow" w:eastAsia="Arial Narrow" w:hAnsi="Arial Narrow" w:cs="Arial Narrow"/>
+          <w:kern w:val="0"/>
+          <w14:ligatures w14:val="none"/>
+          <w:sz w:val="22"/>
+          <w:szCs w:val="22"/>
         </w:rPr>
         <w:t xml:space="preserve"> o pequeña empresa, presentar los documentos que acrediten su volumen de ventas o ingresos brutos percibidos el año anterior relativo a todas sus actividades económicas y el número de trabajadores con el que cuenta</w:t>
       </w:r>
       <w:r>
         <w:rPr>
           <w:rStyle w:val="Refdenotaalpie"/>
-          <w:rFonts w:ascii="Arial Narrow" w:eastAsia="Calibri" w:hAnsi="Arial Narrow" w:cs="Arial"/>
-          <w:kern w:val="0"/>
+          <w:rFonts w:ascii="Arial Narrow" w:eastAsia="Arial Narrow" w:hAnsi="Arial Narrow" w:cs="Arial Narrow"/>
+          <w:kern w:val="0"/>
+          <w:sz w:val="22"/>
+          <w:szCs w:val="22"/>
           <w:vertAlign w:val="superscript"/>
           <w14:ligatures w14:val="none"/>
         </w:rPr>
@@ -4205,17 +4960,21 @@
       </w:r>
       <w:r>
         <w:rPr>
-          <w:rFonts w:ascii="Arial Narrow" w:eastAsia="Calibri" w:hAnsi="Arial Narrow" w:cs="Arial"/>
-          <w:kern w:val="0"/>
-          <w14:ligatures w14:val="none"/>
+          <w:rFonts w:ascii="Arial Narrow" w:eastAsia="Arial Narrow" w:hAnsi="Arial Narrow" w:cs="Arial Narrow"/>
+          <w:kern w:val="0"/>
+          <w14:ligatures w14:val="none"/>
+          <w:sz w:val="22"/>
+          <w:szCs w:val="22"/>
         </w:rPr>
         <w:t>. Ello, a fin de que la Comisión pueda meritar dicha documentación, conforme lo establece el artículo 110</w:t>
       </w:r>
       <w:r>
         <w:rPr>
-          <w:rFonts w:ascii="Arial Narrow" w:eastAsia="Times New Roman" w:hAnsi="Arial Narrow" w:cs="Segoe UI"/>
-          <w:color w:val="000000"/>
-          <w:kern w:val="0"/>
+          <w:rFonts w:ascii="Arial Narrow" w:eastAsia="Arial Narrow" w:hAnsi="Arial Narrow" w:cs="Arial Narrow"/>
+          <w:color w:val="000000"/>
+          <w:kern w:val="0"/>
+          <w:sz w:val="22"/>
+          <w:szCs w:val="22"/>
           <w:lang w:eastAsia="es-PE"/>
           <w14:ligatures w14:val="none"/>
         </w:rPr>
@@ -4223,27 +4982,33 @@
       </w:r>
       <w:r>
         <w:rPr>
-          <w:rFonts w:ascii="Arial Narrow" w:eastAsia="Calibri" w:hAnsi="Arial Narrow" w:cs="Arial"/>
-          <w:kern w:val="0"/>
-          <w14:ligatures w14:val="none"/>
+          <w:rFonts w:ascii="Arial Narrow" w:eastAsia="Arial Narrow" w:hAnsi="Arial Narrow" w:cs="Arial Narrow"/>
+          <w:kern w:val="0"/>
+          <w14:ligatures w14:val="none"/>
+          <w:sz w:val="22"/>
+          <w:szCs w:val="22"/>
         </w:rPr>
         <w:t xml:space="preserve"> del </w:t>
       </w:r>
       <w:r>
         <w:rPr>
-          <w:rFonts w:ascii="Arial Narrow" w:eastAsia="Calibri" w:hAnsi="Arial Narrow" w:cs="Arial"/>
+          <w:rFonts w:ascii="Arial Narrow" w:eastAsia="Arial Narrow" w:hAnsi="Arial Narrow" w:cs="Arial Narrow"/>
           <w:spacing w:val="-2"/>
           <w:kern w:val="0"/>
           <w14:ligatures w14:val="none"/>
+          <w:sz w:val="22"/>
+          <w:szCs w:val="22"/>
         </w:rPr>
         <w:t>Código</w:t>
       </w:r>
       <w:r>
         <w:rPr>
           <w:rStyle w:val="Refdenotaalpie"/>
-          <w:rFonts w:ascii="Arial Narrow" w:eastAsia="Calibri" w:hAnsi="Arial Narrow" w:cs="Arial"/>
+          <w:rFonts w:ascii="Arial Narrow" w:eastAsia="Arial Narrow" w:hAnsi="Arial Narrow" w:cs="Arial Narrow"/>
           <w:spacing w:val="-2"/>
           <w:kern w:val="0"/>
+          <w:sz w:val="22"/>
+          <w:szCs w:val="22"/>
           <w:vertAlign w:val="superscript"/>
           <w14:ligatures w14:val="none"/>
         </w:rPr>
@@ -4251,10 +5016,12 @@
       </w:r>
       <w:r>
         <w:rPr>
-          <w:rFonts w:ascii="Arial Narrow" w:eastAsia="Calibri" w:hAnsi="Arial Narrow" w:cs="Arial"/>
+          <w:rFonts w:ascii="Arial Narrow" w:eastAsia="Arial Narrow" w:hAnsi="Arial Narrow" w:cs="Arial Narrow"/>
           <w:spacing w:val="-2"/>
           <w:kern w:val="0"/>
           <w14:ligatures w14:val="none"/>
+          <w:sz w:val="22"/>
+          <w:szCs w:val="22"/>
         </w:rPr>
         <w:t>.</w:t>
       </w:r>
@@ -4268,47 +5035,53 @@
           <w:rFonts w:ascii="Arial Narrow" w:eastAsia="Arial Narrow" w:hAnsi="Arial Narrow" w:cs="Arial Narrow"/>
           <w:color w:val="000000"/>
           <w:kern w:val="0"/>
-          <w:lang w:eastAsia="es-PE"/>
-          <w14:ligatures w14:val="none"/>
-        </w:rPr>
-      </w:pPr>
-    </w:p>
-    <w:p>
-      <w:pPr>
-        <w:spacing w:after="0" w:line="240" w:lineRule="auto"/>
-        <w:jc w:val="both"/>
-        <w:rPr>
-          <w:rFonts w:ascii="Arial Narrow" w:eastAsia="Arial Narrow" w:hAnsi="Arial Narrow" w:cs="Arial Narrow"/>
-          <w:color w:val="000000"/>
-          <w:kern w:val="0"/>
-          <w:lang w:eastAsia="es-PE"/>
-          <w14:ligatures w14:val="none"/>
-        </w:rPr>
-      </w:pPr>
-      <w:r>
-        <w:rPr>
-          <w:rFonts w:ascii="Arial Narrow" w:hAnsi="Arial Narrow" w:cs="Arial Narrow"/>
+          <w:sz w:val="22"/>
+          <w:szCs w:val="22"/>
+          <w:lang w:eastAsia="es-PE"/>
+          <w14:ligatures w14:val="none"/>
+        </w:rPr>
+      </w:pPr>
+    </w:p>
+    <w:p>
+      <w:pPr>
+        <w:spacing w:after="0" w:line="240" w:lineRule="auto"/>
+        <w:jc w:val="both"/>
+        <w:rPr>
+          <w:rFonts w:ascii="Arial Narrow" w:eastAsia="Arial Narrow" w:hAnsi="Arial Narrow" w:cs="Arial Narrow"/>
+          <w:color w:val="000000"/>
+          <w:kern w:val="0"/>
+          <w:sz w:val="22"/>
+          <w:szCs w:val="22"/>
+          <w:lang w:eastAsia="es-PE"/>
+          <w14:ligatures w14:val="none"/>
+        </w:rPr>
+      </w:pPr>
+      <w:r>
+        <w:rPr>
+          <w:rFonts w:ascii="Arial Narrow" w:eastAsia="Arial Narrow" w:hAnsi="Arial Narrow" w:cs="Arial Narrow"/>
           <w:b w:val="1"/>
           <w:bCs w:val="1"/>
-          <w:sz w:val="20"/>
-          <w:szCs w:val="20"/>
+          <w:sz w:val="22"/>
+          <w:szCs w:val="22"/>
         </w:rPr>
         <w:t xml:space="preserve">CUARTO: </w:t>
       </w:r>
       <w:r>
         <w:rPr>
-          <w:rFonts w:ascii="Arial Narrow" w:hAnsi="Arial Narrow" w:cs="Arial Narrow"/>
-          <w:sz w:val="20"/>
-          <w:szCs w:val="20"/>
+          <w:rFonts w:ascii="Arial Narrow" w:eastAsia="Arial Narrow" w:hAnsi="Arial Narrow" w:cs="Arial Narrow"/>
+          <w:sz w:val="22"/>
+          <w:szCs w:val="22"/>
         </w:rPr>
         <w:t xml:space="preserve">correr traslado de la presente resolución a Mapfre Perú Compañía de Seguros y Reaseguros S.A. para que, de conformidad con lo dispuesto por el artículo 26 de la Ley sobre Facultades, Normas y Organización del Indecopi, aprobada por Decreto Legislativo 807</w:t>
       </w:r>
       <w:r>
         <w:rPr>
           <w:rStyle w:val="Refdenotaalpie"/>
-          <w:rFonts w:ascii="Arial Narrow" w:eastAsia="Times New Roman" w:hAnsi="Arial Narrow" w:cs="Times New Roman"/>
-          <w:color w:val="000000"/>
-          <w:kern w:val="0"/>
+          <w:rFonts w:ascii="Arial Narrow" w:eastAsia="Arial Narrow" w:hAnsi="Arial Narrow" w:cs="Arial Narrow"/>
+          <w:color w:val="000000"/>
+          <w:kern w:val="0"/>
+          <w:sz w:val="22"/>
+          <w:szCs w:val="22"/>
           <w:vertAlign w:val="superscript"/>
           <w:lang w:val="es-ES" w:eastAsia="es-ES"/>
           <w14:ligatures w14:val="none"/>
@@ -4317,18 +5090,20 @@
       </w:r>
       <w:r>
         <w:rPr>
-          <w:rFonts w:ascii="Arial Narrow" w:hAnsi="Arial Narrow" w:cs="Arial Narrow"/>
-          <w:sz w:val="20"/>
-          <w:szCs w:val="20"/>
+          <w:rFonts w:ascii="Arial Narrow" w:eastAsia="Arial Narrow" w:hAnsi="Arial Narrow" w:cs="Arial Narrow"/>
+          <w:sz w:val="22"/>
+          <w:szCs w:val="22"/>
         </w:rPr>
         <w:t xml:space="preserve">, presente sus descargos sobre la imputación de cargos realizada en un plazo no mayor a cinco (5) días hábiles contado a partir del día siguiente de la notificación de la presente resolución, vencido el cual, el Secretario Técnico declarará en rebeldía al denunciado que no lo hubiera presentado. Debe precisarse que de conformidad con lo establecido por el artículo 223 del Texto Único Ordenado de la Ley 27444, Ley del Procedimiento Administrativo General</w:t>
       </w:r>
       <w:r>
         <w:rPr>
           <w:rStyle w:val="Refdenotaalpie"/>
-          <w:rFonts w:ascii="Arial Narrow" w:eastAsia="Times New Roman" w:hAnsi="Arial Narrow" w:cs="Times New Roman"/>
-          <w:color w:val="000000"/>
-          <w:kern w:val="0"/>
+          <w:rFonts w:ascii="Arial Narrow" w:eastAsia="Arial Narrow" w:hAnsi="Arial Narrow" w:cs="Arial Narrow"/>
+          <w:color w:val="000000"/>
+          <w:kern w:val="0"/>
+          <w:sz w:val="22"/>
+          <w:szCs w:val="22"/>
           <w:vertAlign w:val="superscript"/>
           <w:lang w:val="es-ES" w:eastAsia="es-ES"/>
           <w14:ligatures w14:val="none"/>
@@ -4337,9 +5112,9 @@
       </w:r>
       <w:r>
         <w:rPr>
-          <w:rFonts w:ascii="Arial Narrow" w:hAnsi="Arial Narrow" w:cs="Arial Narrow"/>
-          <w:sz w:val="20"/>
-          <w:szCs w:val="20"/>
+          <w:rFonts w:ascii="Arial Narrow" w:eastAsia="Arial Narrow" w:hAnsi="Arial Narrow" w:cs="Arial Narrow"/>
+          <w:sz w:val="22"/>
+          <w:szCs w:val="22"/>
         </w:rPr>
         <w:t xml:space="preserve">, las alegaciones y los hechos relevantes de la reclamación, salvo que hayan sido específicamente negadas en la contestación, se tendrán por aceptadas o merituadas como ciertas.</w:t>
       </w:r>
@@ -4352,19 +5127,23 @@
           <w:rFonts w:ascii="Arial Narrow" w:eastAsia="Arial Narrow" w:hAnsi="Arial Narrow" w:cs="Arial Narrow"/>
           <w:color w:val="000000"/>
           <w:kern w:val="0"/>
-          <w:lang w:eastAsia="es-PE"/>
-          <w14:ligatures w14:val="none"/>
-        </w:rPr>
-      </w:pPr>
-    </w:p>
-    <w:p>
-      <w:pPr>
-        <w:spacing w:after="0" w:line="240" w:lineRule="auto"/>
-        <w:jc w:val="both"/>
-        <w:rPr>
-          <w:rFonts w:ascii="Arial Narrow" w:eastAsia="Times New Roman" w:hAnsi="Arial Narrow" w:cs="Arial"/>
-          <w:color w:val="000000"/>
-          <w:kern w:val="0"/>
+          <w:sz w:val="22"/>
+          <w:szCs w:val="22"/>
+          <w:lang w:eastAsia="es-PE"/>
+          <w14:ligatures w14:val="none"/>
+        </w:rPr>
+      </w:pPr>
+    </w:p>
+    <w:p>
+      <w:pPr>
+        <w:spacing w:after="0" w:line="240" w:lineRule="auto"/>
+        <w:jc w:val="both"/>
+        <w:rPr>
+          <w:rFonts w:ascii="Arial Narrow" w:eastAsia="Arial Narrow" w:hAnsi="Arial Narrow" w:cs="Arial Narrow"/>
+          <w:color w:val="000000"/>
+          <w:kern w:val="0"/>
+          <w:sz w:val="22"/>
+          <w:szCs w:val="22"/>
           <w:lang w:val="es-ES" w:eastAsia="es-ES"/>
           <w14:ligatures w14:val="none"/>
         </w:rPr>
@@ -4375,6 +5154,8 @@
           <w:b/>
           <w:color w:val="000000"/>
           <w:kern w:val="0"/>
+          <w:sz w:val="22"/>
+          <w:szCs w:val="22"/>
           <w:lang w:eastAsia="es-PE"/>
           <w14:ligatures w14:val="none"/>
         </w:rPr>
@@ -4383,9 +5164,11 @@
       <w:bookmarkStart w:id="20" w:name="_Hlk188286813"/>
       <w:r>
         <w:rPr>
-          <w:rFonts w:ascii="Arial Narrow" w:eastAsia="Times New Roman" w:hAnsi="Arial Narrow" w:cs="Arial"/>
-          <w:color w:val="000000"/>
-          <w:kern w:val="0"/>
+          <w:rFonts w:ascii="Arial Narrow" w:eastAsia="Arial Narrow" w:hAnsi="Arial Narrow" w:cs="Arial Narrow"/>
+          <w:color w:val="000000"/>
+          <w:kern w:val="0"/>
+          <w:sz w:val="22"/>
+          <w:szCs w:val="22"/>
           <w:lang w:eastAsia="es-ES"/>
           <w14:ligatures w14:val="none"/>
         </w:rPr>
@@ -4393,9 +5176,11 @@
       </w:r>
       <w:r>
         <w:rPr>
-          <w:rFonts w:ascii="Arial Narrow" w:eastAsia="Times New Roman" w:hAnsi="Arial Narrow" w:cs="Arial"/>
-          <w:color w:val="000000"/>
-          <w:kern w:val="0"/>
+          <w:rFonts w:ascii="Arial Narrow" w:eastAsia="Arial Narrow" w:hAnsi="Arial Narrow" w:cs="Arial Narrow"/>
+          <w:color w:val="000000"/>
+          <w:kern w:val="0"/>
+          <w:sz w:val="22"/>
+          <w:szCs w:val="22"/>
           <w:lang w:val="es-ES" w:eastAsia="es-ES"/>
           <w14:ligatures w14:val="none"/>
         </w:rPr>
@@ -4403,9 +5188,11 @@
       </w:r>
       <w:r>
         <w:rPr>
-          <w:rFonts w:ascii="Arial Narrow" w:eastAsia="Times New Roman" w:hAnsi="Arial Narrow" w:cs="Arial"/>
-          <w:color w:val="000000"/>
-          <w:kern w:val="0"/>
+          <w:rFonts w:ascii="Arial Narrow" w:eastAsia="Arial Narrow" w:hAnsi="Arial Narrow" w:cs="Arial Narrow"/>
+          <w:color w:val="000000"/>
+          <w:kern w:val="0"/>
+          <w:sz w:val="22"/>
+          <w:szCs w:val="22"/>
           <w:lang w:eastAsia="es-ES"/>
           <w14:ligatures w14:val="none"/>
         </w:rPr>
@@ -4414,9 +5201,11 @@
       <w:bookmarkEnd w:id="20"/>
       <w:r>
         <w:rPr>
-          <w:rFonts w:ascii="Arial Narrow" w:eastAsia="Times New Roman" w:hAnsi="Arial Narrow" w:cs="Arial"/>
-          <w:color w:val="000000"/>
-          <w:kern w:val="0"/>
+          <w:rFonts w:ascii="Arial Narrow" w:eastAsia="Arial Narrow" w:hAnsi="Arial Narrow" w:cs="Arial Narrow"/>
+          <w:color w:val="000000"/>
+          <w:kern w:val="0"/>
+          <w:sz w:val="22"/>
+          <w:szCs w:val="22"/>
           <w:lang w:eastAsia="es-ES"/>
           <w14:ligatures w14:val="none"/>
         </w:rPr>
@@ -4425,9 +5214,11 @@
       <w:bookmarkStart w:id="21" w:name="_Hlk188286828"/>
       <w:r>
         <w:rPr>
-          <w:rFonts w:ascii="Arial Narrow" w:eastAsia="Times New Roman" w:hAnsi="Arial Narrow" w:cs="Times New Roman"/>
-          <w:color w:val="000000"/>
-          <w:kern w:val="0"/>
+          <w:rFonts w:ascii="Arial Narrow" w:eastAsia="Arial Narrow" w:hAnsi="Arial Narrow" w:cs="Arial Narrow"/>
+          <w:color w:val="000000"/>
+          <w:kern w:val="0"/>
+          <w:sz w:val="22"/>
+          <w:szCs w:val="22"/>
           <w:shd w:val="clear" w:color="auto" w:fill="FFFFFF"/>
           <w:lang w:eastAsia="es-PE"/>
           <w14:ligatures w14:val="none"/>
@@ -4436,9 +5227,11 @@
       </w:r>
       <w:r>
         <w:rPr>
-          <w:rFonts w:ascii="Arial Narrow" w:eastAsia="Times New Roman" w:hAnsi="Arial Narrow" w:cs="Arial"/>
-          <w:color w:val="000000"/>
-          <w:kern w:val="0"/>
+          <w:rFonts w:ascii="Arial Narrow" w:eastAsia="Arial Narrow" w:hAnsi="Arial Narrow" w:cs="Arial Narrow"/>
+          <w:color w:val="000000"/>
+          <w:kern w:val="0"/>
+          <w:sz w:val="22"/>
+          <w:szCs w:val="22"/>
           <w:lang w:eastAsia="es-ES"/>
           <w14:ligatures w14:val="none"/>
         </w:rPr>
@@ -4447,9 +5240,11 @@
       <w:bookmarkEnd w:id="21"/>
       <w:r>
         <w:rPr>
-          <w:rFonts w:ascii="Arial Narrow" w:eastAsia="Times New Roman" w:hAnsi="Arial Narrow" w:cs="Arial"/>
-          <w:color w:val="000000"/>
-          <w:kern w:val="0"/>
+          <w:rFonts w:ascii="Arial Narrow" w:eastAsia="Arial Narrow" w:hAnsi="Arial Narrow" w:cs="Arial Narrow"/>
+          <w:color w:val="000000"/>
+          <w:kern w:val="0"/>
+          <w:sz w:val="22"/>
+          <w:szCs w:val="22"/>
           <w:lang w:val="es-ES" w:eastAsia="es-ES"/>
           <w14:ligatures w14:val="none"/>
         </w:rPr>
@@ -4457,9 +5252,11 @@
       </w:r>
       <w:r>
         <w:rPr>
-          <w:rFonts w:ascii="Arial Narrow" w:eastAsia="Times New Roman" w:hAnsi="Arial Narrow" w:cs="Arial"/>
-          <w:color w:val="000000"/>
-          <w:kern w:val="0"/>
+          <w:rFonts w:ascii="Arial Narrow" w:eastAsia="Arial Narrow" w:hAnsi="Arial Narrow" w:cs="Arial Narrow"/>
+          <w:color w:val="000000"/>
+          <w:kern w:val="0"/>
+          <w:sz w:val="22"/>
+          <w:szCs w:val="22"/>
           <w:lang w:val="es-ES" w:eastAsia="es-ES"/>
           <w14:ligatures w14:val="none"/>
         </w:rPr>
@@ -4468,9 +5265,11 @@
       <w:proofErr w:type="spellStart"/>
       <w:r>
         <w:rPr>
-          <w:rFonts w:ascii="Arial Narrow" w:eastAsia="Times New Roman" w:hAnsi="Arial Narrow" w:cs="Arial"/>
-          <w:color w:val="000000"/>
-          <w:kern w:val="0"/>
+          <w:rFonts w:ascii="Arial Narrow" w:eastAsia="Arial Narrow" w:hAnsi="Arial Narrow" w:cs="Arial Narrow"/>
+          <w:color w:val="000000"/>
+          <w:kern w:val="0"/>
+          <w:sz w:val="22"/>
+          <w:szCs w:val="22"/>
           <w:lang w:val="es-ES" w:eastAsia="es-ES"/>
           <w14:ligatures w14:val="none"/>
         </w:rPr>
@@ -4479,9 +5278,11 @@
       <w:proofErr w:type="spellEnd"/>
       <w:r>
         <w:rPr>
-          <w:rFonts w:ascii="Arial Narrow" w:eastAsia="Times New Roman" w:hAnsi="Arial Narrow" w:cs="Arial"/>
-          <w:color w:val="000000"/>
-          <w:kern w:val="0"/>
+          <w:rFonts w:ascii="Arial Narrow" w:eastAsia="Arial Narrow" w:hAnsi="Arial Narrow" w:cs="Arial Narrow"/>
+          <w:color w:val="000000"/>
+          <w:kern w:val="0"/>
+          <w:sz w:val="22"/>
+          <w:szCs w:val="22"/>
           <w:lang w:val="es-ES" w:eastAsia="es-ES"/>
           <w14:ligatures w14:val="none"/>
         </w:rPr>
@@ -4490,9 +5291,11 @@
       <w:proofErr w:type="spellStart"/>
       <w:r>
         <w:rPr>
-          <w:rFonts w:ascii="Arial Narrow" w:eastAsia="Times New Roman" w:hAnsi="Arial Narrow" w:cs="Arial"/>
-          <w:color w:val="000000"/>
-          <w:kern w:val="0"/>
+          <w:rFonts w:ascii="Arial Narrow" w:eastAsia="Arial Narrow" w:hAnsi="Arial Narrow" w:cs="Arial Narrow"/>
+          <w:color w:val="000000"/>
+          <w:kern w:val="0"/>
+          <w:sz w:val="22"/>
+          <w:szCs w:val="22"/>
           <w:lang w:val="es-ES" w:eastAsia="es-ES"/>
           <w14:ligatures w14:val="none"/>
         </w:rPr>
@@ -4501,9 +5304,11 @@
       <w:proofErr w:type="spellEnd"/>
       <w:r>
         <w:rPr>
-          <w:rFonts w:ascii="Arial Narrow" w:eastAsia="Times New Roman" w:hAnsi="Arial Narrow" w:cs="Arial"/>
-          <w:color w:val="000000"/>
-          <w:kern w:val="0"/>
+          <w:rFonts w:ascii="Arial Narrow" w:eastAsia="Arial Narrow" w:hAnsi="Arial Narrow" w:cs="Arial Narrow"/>
+          <w:color w:val="000000"/>
+          <w:kern w:val="0"/>
+          <w:sz w:val="22"/>
+          <w:szCs w:val="22"/>
           <w:lang w:val="es-ES" w:eastAsia="es-ES"/>
           <w14:ligatures w14:val="none"/>
         </w:rPr>
@@ -4511,9 +5316,11 @@
       </w:r>
       <w:r>
         <w:rPr>
-          <w:rFonts w:ascii="Arial Narrow" w:eastAsia="Times New Roman" w:hAnsi="Arial Narrow" w:cs="Arial"/>
-          <w:color w:val="000000"/>
-          <w:kern w:val="0"/>
+          <w:rFonts w:ascii="Arial Narrow" w:eastAsia="Arial Narrow" w:hAnsi="Arial Narrow" w:cs="Arial Narrow"/>
+          <w:color w:val="000000"/>
+          <w:kern w:val="0"/>
+          <w:sz w:val="22"/>
+          <w:szCs w:val="22"/>
           <w:lang w:val="es-ES" w:eastAsia="es-ES"/>
           <w14:ligatures w14:val="none"/>
         </w:rPr>
@@ -4529,6 +5336,8 @@
           <w:b/>
           <w:color w:val="000000"/>
           <w:kern w:val="0"/>
+          <w:sz w:val="22"/>
+          <w:szCs w:val="22"/>
           <w:lang w:val="es-ES" w:eastAsia="es-PE"/>
           <w14:ligatures w14:val="none"/>
         </w:rPr>
@@ -4542,6 +5351,8 @@
           <w:rFonts w:ascii="Arial Narrow" w:eastAsia="Arial Narrow" w:hAnsi="Arial Narrow" w:cs="Arial Narrow"/>
           <w:color w:val="000000"/>
           <w:kern w:val="0"/>
+          <w:sz w:val="22"/>
+          <w:szCs w:val="22"/>
           <w:lang w:eastAsia="es-PE"/>
           <w14:ligatures w14:val="none"/>
         </w:rPr>
@@ -4552,6 +5363,8 @@
           <w:b/>
           <w:color w:val="000000"/>
           <w:kern w:val="0"/>
+          <w:sz w:val="22"/>
+          <w:szCs w:val="22"/>
           <w:lang w:eastAsia="es-PE"/>
           <w14:ligatures w14:val="none"/>
         </w:rPr>
@@ -4562,6 +5375,8 @@
           <w:rFonts w:ascii="Arial Narrow" w:eastAsia="Arial Narrow" w:hAnsi="Arial Narrow" w:cs="Arial Narrow"/>
           <w:color w:val="000000"/>
           <w:kern w:val="0"/>
+          <w:sz w:val="22"/>
+          <w:szCs w:val="22"/>
           <w:lang w:eastAsia="es-PE"/>
           <w14:ligatures w14:val="none"/>
         </w:rPr>
@@ -4573,6 +5388,8 @@
           <w:rFonts w:ascii="Arial Narrow" w:eastAsia="Arial Narrow" w:hAnsi="Arial Narrow" w:cs="Arial Narrow"/>
           <w:color w:val="000000"/>
           <w:kern w:val="0"/>
+          <w:sz w:val="22"/>
+          <w:szCs w:val="22"/>
           <w:lang w:eastAsia="es-PE"/>
           <w14:ligatures w14:val="none"/>
         </w:rPr>
@@ -4580,9 +5397,11 @@
       </w:r>
       <w:r>
         <w:rPr>
-          <w:rFonts w:ascii="Arial Narrow" w:eastAsia="Times New Roman" w:hAnsi="Arial Narrow" w:cs="Segoe UI"/>
-          <w:color w:val="000000"/>
-          <w:kern w:val="0"/>
+          <w:rFonts w:ascii="Arial Narrow" w:eastAsia="Arial Narrow" w:hAnsi="Arial Narrow" w:cs="Arial Narrow"/>
+          <w:color w:val="000000"/>
+          <w:kern w:val="0"/>
+          <w:sz w:val="22"/>
+          <w:szCs w:val="22"/>
           <w:lang w:eastAsia="es-PE"/>
           <w14:ligatures w14:val="none"/>
         </w:rPr>
@@ -4593,6 +5412,8 @@
           <w:rFonts w:ascii="Arial Narrow" w:eastAsia="Arial Narrow" w:hAnsi="Arial Narrow" w:cs="Arial Narrow"/>
           <w:color w:val="000000"/>
           <w:kern w:val="0"/>
+          <w:sz w:val="22"/>
+          <w:szCs w:val="22"/>
           <w:lang w:eastAsia="es-PE"/>
           <w14:ligatures w14:val="none"/>
         </w:rPr>
@@ -4601,9 +5422,11 @@
       <w:r>
         <w:rPr>
           <w:rStyle w:val="Refdenotaalpie"/>
-          <w:rFonts w:ascii="Arial Narrow" w:eastAsia="Arial Narrow" w:hAnsi="Arial Narrow" w:cs="Times New Roman"/>
-          <w:color w:val="000000"/>
-          <w:kern w:val="0"/>
+          <w:rFonts w:ascii="Arial Narrow" w:eastAsia="Arial Narrow" w:hAnsi="Arial Narrow" w:cs="Arial Narrow"/>
+          <w:color w:val="000000"/>
+          <w:kern w:val="0"/>
+          <w:sz w:val="22"/>
+          <w:szCs w:val="22"/>
           <w:vertAlign w:val="superscript"/>
           <w:lang w:eastAsia="es-PE"/>
           <w14:ligatures w14:val="none"/>
@@ -4615,6 +5438,8 @@
           <w:rFonts w:ascii="Arial Narrow" w:eastAsia="Arial Narrow" w:hAnsi="Arial Narrow" w:cs="Arial Narrow"/>
           <w:color w:val="000000"/>
           <w:kern w:val="0"/>
+          <w:sz w:val="22"/>
+          <w:szCs w:val="22"/>
           <w:lang w:eastAsia="es-PE"/>
           <w14:ligatures w14:val="none"/>
         </w:rPr>
@@ -4622,9 +5447,11 @@
       </w:r>
       <w:r>
         <w:rPr>
-          <w:rFonts w:ascii="Arial Narrow" w:eastAsia="Times New Roman" w:hAnsi="Arial Narrow" w:cs="Segoe UI"/>
-          <w:color w:val="000000"/>
-          <w:kern w:val="0"/>
+          <w:rFonts w:ascii="Arial Narrow" w:eastAsia="Arial Narrow" w:hAnsi="Arial Narrow" w:cs="Arial Narrow"/>
+          <w:color w:val="000000"/>
+          <w:kern w:val="0"/>
+          <w:sz w:val="22"/>
+          <w:szCs w:val="22"/>
           <w:lang w:eastAsia="es-PE"/>
           <w14:ligatures w14:val="none"/>
         </w:rPr>
@@ -4635,6 +5462,8 @@
           <w:rFonts w:ascii="Arial Narrow" w:eastAsia="Arial Narrow" w:hAnsi="Arial Narrow" w:cs="Arial Narrow"/>
           <w:color w:val="000000"/>
           <w:kern w:val="0"/>
+          <w:sz w:val="22"/>
+          <w:szCs w:val="22"/>
           <w:lang w:eastAsia="es-PE"/>
           <w14:ligatures w14:val="none"/>
         </w:rPr>
@@ -4642,9 +5471,11 @@
       </w:r>
       <w:r>
         <w:rPr>
-          <w:rFonts w:ascii="Arial Narrow" w:eastAsia="Times New Roman" w:hAnsi="Arial Narrow" w:cs="Segoe UI"/>
-          <w:color w:val="000000"/>
-          <w:kern w:val="0"/>
+          <w:rFonts w:ascii="Arial Narrow" w:eastAsia="Arial Narrow" w:hAnsi="Arial Narrow" w:cs="Arial Narrow"/>
+          <w:color w:val="000000"/>
+          <w:kern w:val="0"/>
+          <w:sz w:val="22"/>
+          <w:szCs w:val="22"/>
           <w:lang w:eastAsia="es-PE"/>
           <w14:ligatures w14:val="none"/>
         </w:rPr>
@@ -4655,6 +5486,8 @@
           <w:rFonts w:ascii="Arial Narrow" w:eastAsia="Arial Narrow" w:hAnsi="Arial Narrow" w:cs="Arial Narrow"/>
           <w:color w:val="000000"/>
           <w:kern w:val="0"/>
+          <w:sz w:val="22"/>
+          <w:szCs w:val="22"/>
           <w:lang w:eastAsia="es-PE"/>
           <w14:ligatures w14:val="none"/>
         </w:rPr>
@@ -4662,9 +5495,11 @@
       </w:r>
       <w:r>
         <w:rPr>
-          <w:rFonts w:ascii="Arial Narrow" w:eastAsia="Times New Roman" w:hAnsi="Arial Narrow" w:cs="Segoe UI"/>
-          <w:color w:val="000000"/>
-          <w:kern w:val="0"/>
+          <w:rFonts w:ascii="Arial Narrow" w:eastAsia="Arial Narrow" w:hAnsi="Arial Narrow" w:cs="Arial Narrow"/>
+          <w:color w:val="000000"/>
+          <w:kern w:val="0"/>
+          <w:sz w:val="22"/>
+          <w:szCs w:val="22"/>
           <w:lang w:eastAsia="es-PE"/>
           <w14:ligatures w14:val="none"/>
         </w:rPr>
@@ -4675,6 +5510,8 @@
           <w:rFonts w:ascii="Arial Narrow" w:eastAsia="Arial Narrow" w:hAnsi="Arial Narrow" w:cs="Arial Narrow"/>
           <w:color w:val="000000"/>
           <w:kern w:val="0"/>
+          <w:sz w:val="22"/>
+          <w:szCs w:val="22"/>
           <w:lang w:eastAsia="es-PE"/>
           <w14:ligatures w14:val="none"/>
         </w:rPr>
@@ -4683,9 +5520,11 @@
       <w:r>
         <w:rPr>
           <w:rStyle w:val="Refdenotaalpie"/>
-          <w:rFonts w:ascii="Arial Narrow" w:eastAsia="Arial Narrow" w:hAnsi="Arial Narrow" w:cs="Times New Roman"/>
-          <w:color w:val="000000"/>
-          <w:kern w:val="0"/>
+          <w:rFonts w:ascii="Arial Narrow" w:eastAsia="Arial Narrow" w:hAnsi="Arial Narrow" w:cs="Arial Narrow"/>
+          <w:color w:val="000000"/>
+          <w:kern w:val="0"/>
+          <w:sz w:val="22"/>
+          <w:szCs w:val="22"/>
           <w:vertAlign w:val="superscript"/>
           <w:lang w:eastAsia="es-PE"/>
           <w14:ligatures w14:val="none"/>
@@ -4697,6 +5536,8 @@
           <w:rFonts w:ascii="Arial Narrow" w:eastAsia="Arial Narrow" w:hAnsi="Arial Narrow" w:cs="Arial Narrow"/>
           <w:color w:val="000000"/>
           <w:kern w:val="0"/>
+          <w:sz w:val="22"/>
+          <w:szCs w:val="22"/>
           <w:lang w:eastAsia="es-PE"/>
           <w14:ligatures w14:val="none"/>
         </w:rPr>
@@ -4708,6 +5549,8 @@
           <w:rFonts w:ascii="Arial Narrow" w:eastAsia="Arial Narrow" w:hAnsi="Arial Narrow" w:cs="Arial Narrow"/>
           <w:color w:val="000000"/>
           <w:kern w:val="0"/>
+          <w:sz w:val="22"/>
+          <w:szCs w:val="22"/>
           <w:lang w:eastAsia="es-PE"/>
           <w14:ligatures w14:val="none"/>
         </w:rPr>
@@ -4716,9 +5559,11 @@
       </w:r>
       <w:r>
         <w:rPr>
-          <w:rFonts w:ascii="Arial Narrow" w:eastAsia="Times New Roman" w:hAnsi="Arial Narrow" w:cs="Segoe UI"/>
-          <w:color w:val="000000"/>
-          <w:kern w:val="0"/>
+          <w:rFonts w:ascii="Arial Narrow" w:eastAsia="Arial Narrow" w:hAnsi="Arial Narrow" w:cs="Arial Narrow"/>
+          <w:color w:val="000000"/>
+          <w:kern w:val="0"/>
+          <w:sz w:val="22"/>
+          <w:szCs w:val="22"/>
           <w:lang w:eastAsia="es-PE"/>
           <w14:ligatures w14:val="none"/>
         </w:rPr>
@@ -4729,6 +5574,8 @@
           <w:rFonts w:ascii="Arial Narrow" w:eastAsia="Arial Narrow" w:hAnsi="Arial Narrow" w:cs="Arial Narrow"/>
           <w:color w:val="000000"/>
           <w:kern w:val="0"/>
+          <w:sz w:val="22"/>
+          <w:szCs w:val="22"/>
           <w:lang w:eastAsia="es-PE"/>
           <w14:ligatures w14:val="none"/>
         </w:rPr>
@@ -4737,9 +5584,11 @@
       <w:r>
         <w:rPr>
           <w:rStyle w:val="Refdenotaalpie"/>
-          <w:rFonts w:ascii="Arial Narrow" w:eastAsia="Arial Narrow" w:hAnsi="Arial Narrow" w:cs="Times New Roman"/>
-          <w:color w:val="000000"/>
-          <w:kern w:val="0"/>
+          <w:rFonts w:ascii="Arial Narrow" w:eastAsia="Arial Narrow" w:hAnsi="Arial Narrow" w:cs="Arial Narrow"/>
+          <w:color w:val="000000"/>
+          <w:kern w:val="0"/>
+          <w:sz w:val="22"/>
+          <w:szCs w:val="22"/>
           <w:vertAlign w:val="superscript"/>
           <w:lang w:eastAsia="es-PE"/>
           <w14:ligatures w14:val="none"/>
@@ -4751,6 +5600,8 @@
           <w:rFonts w:ascii="Arial Narrow" w:eastAsia="Arial Narrow" w:hAnsi="Arial Narrow" w:cs="Arial Narrow"/>
           <w:color w:val="000000"/>
           <w:kern w:val="0"/>
+          <w:sz w:val="22"/>
+          <w:szCs w:val="22"/>
           <w:lang w:eastAsia="es-PE"/>
           <w14:ligatures w14:val="none"/>
         </w:rPr>
@@ -4767,6 +5618,8 @@
           <w:b/>
           <w:color w:val="000000"/>
           <w:kern w:val="0"/>
+          <w:sz w:val="22"/>
+          <w:szCs w:val="22"/>
           <w:lang w:eastAsia="es-PE"/>
           <w14:ligatures w14:val="none"/>
         </w:rPr>
@@ -4781,6 +5634,8 @@
           <w:rFonts w:ascii="Arial Narrow" w:eastAsia="Arial Narrow" w:hAnsi="Arial Narrow" w:cs="Arial Narrow"/>
           <w:color w:val="000000"/>
           <w:kern w:val="0"/>
+          <w:sz w:val="22"/>
+          <w:szCs w:val="22"/>
           <w:lang w:eastAsia="es-PE"/>
           <w14:ligatures w14:val="none"/>
         </w:rPr>
@@ -4791,6 +5646,8 @@
           <w:b/>
           <w:color w:val="000000"/>
           <w:kern w:val="0"/>
+          <w:sz w:val="22"/>
+          <w:szCs w:val="22"/>
           <w:lang w:eastAsia="es-PE"/>
           <w14:ligatures w14:val="none"/>
         </w:rPr>
@@ -4801,6 +5658,8 @@
           <w:rFonts w:ascii="Arial Narrow" w:eastAsia="Arial Narrow" w:hAnsi="Arial Narrow" w:cs="Arial Narrow"/>
           <w:color w:val="000000"/>
           <w:kern w:val="0"/>
+          <w:sz w:val="22"/>
+          <w:szCs w:val="22"/>
           <w:lang w:eastAsia="es-PE"/>
           <w14:ligatures w14:val="none"/>
         </w:rPr>
@@ -4808,9 +5667,11 @@
       </w:r>
       <w:r>
         <w:rPr>
-          <w:rFonts w:ascii="Arial Narrow" w:eastAsia="Times New Roman" w:hAnsi="Arial Narrow" w:cs="Segoe UI"/>
-          <w:color w:val="000000"/>
-          <w:kern w:val="0"/>
+          <w:rFonts w:ascii="Arial Narrow" w:eastAsia="Arial Narrow" w:hAnsi="Arial Narrow" w:cs="Arial Narrow"/>
+          <w:color w:val="000000"/>
+          <w:kern w:val="0"/>
+          <w:sz w:val="22"/>
+          <w:szCs w:val="22"/>
           <w:lang w:eastAsia="es-PE"/>
           <w14:ligatures w14:val="none"/>
         </w:rPr>
@@ -4821,6 +5682,8 @@
           <w:rFonts w:ascii="Arial Narrow" w:eastAsia="Arial Narrow" w:hAnsi="Arial Narrow" w:cs="Arial Narrow"/>
           <w:color w:val="000000"/>
           <w:kern w:val="0"/>
+          <w:sz w:val="22"/>
+          <w:szCs w:val="22"/>
           <w:lang w:eastAsia="es-PE"/>
           <w14:ligatures w14:val="none"/>
         </w:rPr>
@@ -4836,6 +5699,8 @@
           <w:rFonts w:ascii="Arial Narrow" w:eastAsia="Arial Narrow" w:hAnsi="Arial Narrow" w:cs="Arial Narrow"/>
           <w:color w:val="000000"/>
           <w:kern w:val="0"/>
+          <w:sz w:val="22"/>
+          <w:szCs w:val="22"/>
           <w:lang w:eastAsia="es-PE"/>
           <w14:ligatures w14:val="none"/>
         </w:rPr>
@@ -4847,62 +5712,76 @@
         <w:spacing w:after="0" w:line="240" w:lineRule="auto"/>
         <w:jc w:val="both"/>
         <w:rPr>
-          <w:rFonts w:ascii="Arial Narrow" w:eastAsia="Calibri" w:hAnsi="Arial Narrow" w:cs="Arial"/>
-          <w:kern w:val="0"/>
+          <w:rFonts w:ascii="Arial Narrow" w:eastAsia="Arial Narrow" w:hAnsi="Arial Narrow" w:cs="Arial Narrow"/>
+          <w:kern w:val="0"/>
+          <w:sz w:val="22"/>
+          <w:szCs w:val="22"/>
           <w:u w:val="single"/>
           <w14:ligatures w14:val="none"/>
         </w:rPr>
       </w:pPr>
       <w:r>
         <w:rPr>
-          <w:rFonts w:ascii="Arial Narrow" w:eastAsia="Calibri" w:hAnsi="Arial Narrow" w:cs="Arial"/>
+          <w:rFonts w:ascii="Arial Narrow" w:eastAsia="Arial Narrow" w:hAnsi="Arial Narrow" w:cs="Arial Narrow"/>
           <w:b/>
           <w:bCs/>
           <w:kern w:val="0"/>
           <w14:ligatures w14:val="none"/>
+          <w:sz w:val="22"/>
+          <w:szCs w:val="22"/>
         </w:rPr>
         <w:t>OCTAVO</w:t>
       </w:r>
       <w:r>
         <w:rPr>
-          <w:rFonts w:ascii="Arial Narrow" w:eastAsia="Calibri" w:hAnsi="Arial Narrow" w:cs="Arial"/>
+          <w:rFonts w:ascii="Arial Narrow" w:eastAsia="Arial Narrow" w:hAnsi="Arial Narrow" w:cs="Arial Narrow"/>
           <w:b/>
           <w:kern w:val="0"/>
           <w14:ligatures w14:val="none"/>
+          <w:sz w:val="22"/>
+          <w:szCs w:val="22"/>
         </w:rPr>
         <w:t>:</w:t>
       </w:r>
       <w:r>
         <w:rPr>
-          <w:rFonts w:ascii="Arial Narrow" w:eastAsia="Calibri" w:hAnsi="Arial Narrow" w:cs="Arial"/>
-          <w:kern w:val="0"/>
-          <w14:ligatures w14:val="none"/>
+          <w:rFonts w:ascii="Arial Narrow" w:eastAsia="Arial Narrow" w:hAnsi="Arial Narrow" w:cs="Arial Narrow"/>
+          <w:kern w:val="0"/>
+          <w14:ligatures w14:val="none"/>
+          <w:sz w:val="22"/>
+          <w:szCs w:val="22"/>
         </w:rPr>
         <w:t xml:space="preserve"> comunicar a las partes que, </w:t>
       </w:r>
       <w:proofErr w:type="gramStart"/>
       <w:r>
         <w:rPr>
-          <w:rFonts w:ascii="Arial Narrow" w:eastAsia="Calibri" w:hAnsi="Arial Narrow" w:cs="Arial"/>
-          <w:kern w:val="0"/>
-          <w14:ligatures w14:val="none"/>
+          <w:rFonts w:ascii="Arial Narrow" w:eastAsia="Arial Narrow" w:hAnsi="Arial Narrow" w:cs="Arial Narrow"/>
+          <w:kern w:val="0"/>
+          <w14:ligatures w14:val="none"/>
+          <w:sz w:val="22"/>
+          <w:szCs w:val="22"/>
         </w:rPr>
         <w:t>de acuerdo a</w:t>
       </w:r>
       <w:proofErr w:type="gramEnd"/>
       <w:r>
         <w:rPr>
-          <w:rFonts w:ascii="Arial Narrow" w:eastAsia="Calibri" w:hAnsi="Arial Narrow" w:cs="Arial"/>
-          <w:kern w:val="0"/>
-          <w14:ligatures w14:val="none"/>
+          <w:rFonts w:ascii="Arial Narrow" w:eastAsia="Arial Narrow" w:hAnsi="Arial Narrow" w:cs="Arial Narrow"/>
+          <w:kern w:val="0"/>
+          <w14:ligatures w14:val="none"/>
+          <w:sz w:val="22"/>
+          <w:szCs w:val="22"/>
         </w:rPr>
         <w:t xml:space="preserve"> lo señalado por el artículo 29</w:t>
       </w:r>
       <w:r>
         <w:rPr>
-          <w:rFonts w:ascii="Arial Narrow" w:eastAsia="Times New Roman" w:hAnsi="Arial Narrow" w:cs="Segoe UI"/>
-          <w:color w:val="000000"/>
-          <w:kern w:val="0"/>
+          <w:rFonts w:ascii="Arial Narrow" w:eastAsia="Arial Narrow" w:hAnsi="Arial Narrow" w:cs="Arial Narrow"/>
+          <w:color w:val="000000"/>
+          <w:kern w:val="0"/>
+          <w:sz w:val="22"/>
+          <w:szCs w:val="22"/>
           <w:lang w:eastAsia="es-PE"/>
           <w14:ligatures w14:val="none"/>
         </w:rPr>
@@ -4910,17 +5789,21 @@
       </w:r>
       <w:r>
         <w:rPr>
-          <w:rFonts w:ascii="Arial Narrow" w:eastAsia="Calibri" w:hAnsi="Arial Narrow" w:cs="Arial"/>
-          <w:kern w:val="0"/>
-          <w14:ligatures w14:val="none"/>
+          <w:rFonts w:ascii="Arial Narrow" w:eastAsia="Arial Narrow" w:hAnsi="Arial Narrow" w:cs="Arial Narrow"/>
+          <w:kern w:val="0"/>
+          <w14:ligatures w14:val="none"/>
+          <w:sz w:val="22"/>
+          <w:szCs w:val="22"/>
         </w:rPr>
         <w:t xml:space="preserve"> del Decreto Legislativo 807</w:t>
       </w:r>
       <w:r>
         <w:rPr>
           <w:rStyle w:val="Refdenotaalpie"/>
-          <w:rFonts w:ascii="Arial Narrow" w:eastAsia="Calibri" w:hAnsi="Arial Narrow" w:cs="Arial"/>
-          <w:kern w:val="0"/>
+          <w:rFonts w:ascii="Arial Narrow" w:eastAsia="Arial Narrow" w:hAnsi="Arial Narrow" w:cs="Arial Narrow"/>
+          <w:kern w:val="0"/>
+          <w:sz w:val="22"/>
+          <w:szCs w:val="22"/>
           <w:vertAlign w:val="superscript"/>
           <w14:ligatures w14:val="none"/>
         </w:rPr>
@@ -4928,16 +5811,20 @@
       </w:r>
       <w:r>
         <w:rPr>
-          <w:rFonts w:ascii="Arial Narrow" w:eastAsia="Calibri" w:hAnsi="Arial Narrow" w:cs="Arial"/>
-          <w:kern w:val="0"/>
-          <w14:ligatures w14:val="none"/>
+          <w:rFonts w:ascii="Arial Narrow" w:eastAsia="Arial Narrow" w:hAnsi="Arial Narrow" w:cs="Arial Narrow"/>
+          <w:kern w:val="0"/>
+          <w14:ligatures w14:val="none"/>
+          <w:sz w:val="22"/>
+          <w:szCs w:val="22"/>
         </w:rPr>
         <w:t xml:space="preserve">, hasta antes de la emisión de la Resolución Final tienen la posibilidad de solicitar una audiencia de conciliación. En caso deleguen a favor de una tercera persona su actuación en la diligencia programada, esta deberá presentar un poder especial con firma legalizada ante Notario Público, donde conste </w:t>
       </w:r>
       <w:r>
         <w:rPr>
-          <w:rFonts w:ascii="Arial Narrow" w:eastAsia="Calibri" w:hAnsi="Arial Narrow" w:cs="Arial"/>
-          <w:kern w:val="0"/>
+          <w:rFonts w:ascii="Arial Narrow" w:eastAsia="Arial Narrow" w:hAnsi="Arial Narrow" w:cs="Arial Narrow"/>
+          <w:kern w:val="0"/>
+          <w:sz w:val="22"/>
+          <w:szCs w:val="22"/>
           <w:u w:val="single"/>
           <w14:ligatures w14:val="none"/>
         </w:rPr>
@@ -4945,27 +5832,33 @@
       </w:r>
       <w:r>
         <w:rPr>
-          <w:rFonts w:ascii="Arial Narrow" w:eastAsia="Calibri" w:hAnsi="Arial Narrow" w:cs="Arial"/>
+          <w:rFonts w:ascii="Arial Narrow" w:eastAsia="Arial Narrow" w:hAnsi="Arial Narrow" w:cs="Arial Narrow"/>
           <w:bCs/>
           <w:kern w:val="0"/>
           <w14:ligatures w14:val="none"/>
+          <w:sz w:val="22"/>
+          <w:szCs w:val="22"/>
         </w:rPr>
         <w:t>.</w:t>
       </w:r>
       <w:r>
         <w:rPr>
-          <w:rFonts w:ascii="Arial Narrow" w:eastAsia="Calibri" w:hAnsi="Arial Narrow" w:cs="Arial"/>
+          <w:rFonts w:ascii="Arial Narrow" w:eastAsia="Arial Narrow" w:hAnsi="Arial Narrow" w:cs="Arial Narrow"/>
           <w:b/>
           <w:bCs/>
           <w:kern w:val="0"/>
           <w14:ligatures w14:val="none"/>
+          <w:sz w:val="22"/>
+          <w:szCs w:val="22"/>
         </w:rPr>
         <w:t xml:space="preserve"> </w:t>
       </w:r>
       <w:r>
         <w:rPr>
-          <w:rFonts w:ascii="Arial Narrow" w:eastAsia="Calibri" w:hAnsi="Arial Narrow" w:cs="Arial"/>
-          <w:kern w:val="0"/>
+          <w:rFonts w:ascii="Arial Narrow" w:eastAsia="Arial Narrow" w:hAnsi="Arial Narrow" w:cs="Arial Narrow"/>
+          <w:kern w:val="0"/>
+          <w:sz w:val="22"/>
+          <w:szCs w:val="22"/>
           <w:u w:val="single"/>
           <w14:ligatures w14:val="none"/>
         </w:rPr>
@@ -4978,8 +5871,10 @@
         <w:spacing w:after="0" w:line="240" w:lineRule="auto"/>
         <w:jc w:val="both"/>
         <w:rPr>
-          <w:rFonts w:ascii="Arial Narrow" w:eastAsia="Calibri" w:hAnsi="Arial Narrow" w:cs="Arial"/>
-          <w:kern w:val="0"/>
+          <w:rFonts w:ascii="Arial Narrow" w:eastAsia="Arial Narrow" w:hAnsi="Arial Narrow" w:cs="Arial Narrow"/>
+          <w:kern w:val="0"/>
+          <w:sz w:val="22"/>
+          <w:szCs w:val="22"/>
           <w:u w:val="single"/>
           <w14:ligatures w14:val="none"/>
         </w:rPr>
@@ -4991,19 +5886,23 @@
         <w:spacing w:after="0" w:line="240" w:lineRule="auto"/>
         <w:jc w:val="both"/>
         <w:rPr>
-          <w:rFonts w:ascii="Arial Narrow" w:eastAsia="Times New Roman" w:hAnsi="Arial Narrow" w:cs="Times New Roman"/>
-          <w:color w:val="000000"/>
-          <w:kern w:val="0"/>
-          <w:lang w:eastAsia="es-PE"/>
-          <w14:ligatures w14:val="none"/>
-        </w:rPr>
-      </w:pPr>
-      <w:r>
-        <w:rPr>
-          <w:rFonts w:ascii="Arial Narrow" w:eastAsia="Times New Roman" w:hAnsi="Arial Narrow" w:cs="Times New Roman"/>
+          <w:rFonts w:ascii="Arial Narrow" w:eastAsia="Arial Narrow" w:hAnsi="Arial Narrow" w:cs="Arial Narrow"/>
+          <w:color w:val="000000"/>
+          <w:kern w:val="0"/>
+          <w:sz w:val="22"/>
+          <w:szCs w:val="22"/>
+          <w:lang w:eastAsia="es-PE"/>
+          <w14:ligatures w14:val="none"/>
+        </w:rPr>
+      </w:pPr>
+      <w:r>
+        <w:rPr>
+          <w:rFonts w:ascii="Arial Narrow" w:eastAsia="Arial Narrow" w:hAnsi="Arial Narrow" w:cs="Arial Narrow"/>
           <w:b/>
           <w:color w:val="000000"/>
           <w:kern w:val="0"/>
+          <w:sz w:val="22"/>
+          <w:szCs w:val="22"/>
           <w:lang w:eastAsia="es-PE"/>
           <w14:ligatures w14:val="none"/>
         </w:rPr>
@@ -5012,9 +5911,11 @@
       </w:r>
       <w:r>
         <w:rPr>
-          <w:rFonts w:ascii="Arial Narrow" w:eastAsia="Times New Roman" w:hAnsi="Arial Narrow" w:cs="Times New Roman"/>
-          <w:color w:val="000000"/>
-          <w:kern w:val="0"/>
+          <w:rFonts w:ascii="Arial Narrow" w:eastAsia="Arial Narrow" w:hAnsi="Arial Narrow" w:cs="Arial Narrow"/>
+          <w:color w:val="000000"/>
+          <w:kern w:val="0"/>
+          <w:sz w:val="22"/>
+          <w:szCs w:val="22"/>
           <w:lang w:eastAsia="es-PE"/>
           <w14:ligatures w14:val="none"/>
         </w:rPr>
@@ -5029,9 +5930,11 @@
         <w:spacing w:after="0" w:line="240" w:lineRule="auto"/>
         <w:jc w:val="both"/>
         <w:rPr>
-          <w:rFonts w:ascii="Arial Narrow" w:eastAsia="Times New Roman" w:hAnsi="Arial Narrow" w:cs="Times New Roman"/>
-          <w:color w:val="000000"/>
-          <w:kern w:val="0"/>
+          <w:rFonts w:ascii="Arial Narrow" w:eastAsia="Arial Narrow" w:hAnsi="Arial Narrow" w:cs="Arial Narrow"/>
+          <w:color w:val="000000"/>
+          <w:kern w:val="0"/>
+          <w:sz w:val="22"/>
+          <w:szCs w:val="22"/>
           <w:lang w:eastAsia="es-PE"/>
           <w14:ligatures w14:val="none"/>
         </w:rPr>
@@ -5043,7 +5946,9 @@
         <w:spacing w:after="0" w:line="240" w:lineRule="auto"/>
         <w:jc w:val="both"/>
         <w:rPr>
-          <w:rFonts w:ascii="Arial Narrow" w:hAnsi="Arial Narrow" w:cs="Arial"/>
+          <w:rFonts w:ascii="Arial Narrow" w:eastAsia="Arial Narrow" w:hAnsi="Arial Narrow" w:cs="Arial Narrow"/>
+          <w:sz w:val="22"/>
+          <w:szCs w:val="22"/>
         </w:rPr>
       </w:pPr>
       <w:r>
@@ -5051,88 +5956,110 @@
           <w:rFonts w:ascii="Arial Narrow" w:eastAsia="Arial Narrow" w:hAnsi="Arial Narrow" w:cs="Arial Narrow"/>
           <w:b/>
           <w:bCs/>
-        </w:rPr>
-        <w:t xml:space="preserve">DÉCIMO: requerir a la [DENUNCIANTE] para que, dentro del plazo de dos (2) días hábiles siguientes a la fecha en que reciba la notificación en su bandeja de correo electrónico, efectúe la confirmación de recepción de la notificación remitida por este despacho a su correo electrónico, de conformidad con el segundo párrafo del numeral 4 del artículo 20 del Texto Único Ordenado de la Ley del Procedimiento Administrativo General, aprobado mediante Decreto Supremo 006-2026-JUS, bajo apercibimiento de rehacer el acto de notificación y notificarle conforme al numeral 1 del artículo 20 del citado cuerpo normativo.</w:t>
-      </w:r>
-      <w:r>
-        <w:rPr>
-          <w:rFonts w:ascii="Arial Narrow" w:hAnsi="Arial Narrow" w:cs="Arial"/>
-          <w:b/>
+          <w:sz w:val="22"/>
+          <w:szCs w:val="22"/>
+        </w:rPr>
+        <w:t xml:space="preserve">DÉCIMO: </w:t>
+      </w:r>
+      <w:r>
+        <w:rPr>
+          <w:rFonts w:ascii="Arial Narrow" w:eastAsia="Arial Narrow" w:hAnsi="Arial Narrow" w:cs="Arial Narrow"/>
+          <w:sz w:val="22"/>
+          <w:szCs w:val="22"/>
+        </w:rPr>
+        <w:t xml:space="preserve">requerir a la [DENUNCIANTE] para que, dentro del plazo de dos (2) días hábiles siguientes a la fecha en que reciba la notificación en su bandeja de correo electrónico, efectúe la confirmación de recepción de la notificación remitida por este despacho a su correo electrónico, de conformidad con el segundo párrafo del numeral 4 del artículo 20 del Texto Único Ordenado de la Ley del Procedimiento Administrativo General, aprobado mediante Decreto Supremo 006-2026-JUS, bajo apercibimiento de rehacer el acto de notificación y notificarle conforme al numeral 1 del artículo 20 del citado cuerpo normativo.</w:t>
+      </w:r>
+      <w:r>
+        <w:rPr>
+          <w:rFonts w:ascii="Arial Narrow" w:eastAsia="Arial Narrow" w:hAnsi="Arial Narrow" w:cs="Arial Narrow"/>
           <w:spacing w:val="-3"/>
           <w:kern w:val="0"/>
           <w14:ligatures w14:val="none"/>
+          <w:sz w:val="22"/>
+          <w:szCs w:val="22"/>
         </w:rPr>
         <w:t/>
       </w:r>
       <w:r>
         <w:rPr>
-          <w:rFonts w:ascii="Arial Narrow" w:hAnsi="Arial Narrow" w:cs="Arial"/>
-          <w:bCs/>
+          <w:rFonts w:ascii="Arial Narrow" w:eastAsia="Arial Narrow" w:hAnsi="Arial Narrow" w:cs="Arial Narrow"/>
           <w:spacing w:val="-3"/>
           <w:kern w:val="0"/>
           <w14:ligatures w14:val="none"/>
+          <w:sz w:val="22"/>
+          <w:szCs w:val="22"/>
         </w:rPr>
         <w:t xml:space="preserve"/>
       </w:r>
       <w:r>
         <w:rPr>
-          <w:rFonts w:ascii="Arial Narrow" w:hAnsi="Arial Narrow" w:cs="Arial"/>
-          <w:bCs/>
+          <w:rFonts w:ascii="Arial Narrow" w:eastAsia="Arial Narrow" w:hAnsi="Arial Narrow" w:cs="Arial Narrow"/>
           <w:spacing w:val="-3"/>
           <w:kern w:val="0"/>
           <w14:ligatures w14:val="none"/>
+          <w:sz w:val="22"/>
+          <w:szCs w:val="22"/>
         </w:rPr>
         <w:t/>
       </w:r>
       <w:r>
         <w:rPr>
-          <w:rFonts w:ascii="Arial Narrow" w:hAnsi="Arial Narrow" w:cs="Arial"/>
-          <w:bCs/>
+          <w:rFonts w:ascii="Arial Narrow" w:eastAsia="Arial Narrow" w:hAnsi="Arial Narrow" w:cs="Arial Narrow"/>
           <w:spacing w:val="-3"/>
           <w:kern w:val="0"/>
           <w14:ligatures w14:val="none"/>
+          <w:sz w:val="22"/>
+          <w:szCs w:val="22"/>
         </w:rPr>
         <w:t xml:space="preserve"/>
       </w:r>
       <w:r>
         <w:rPr>
-          <w:rFonts w:ascii="Arial Narrow" w:hAnsi="Arial Narrow" w:cs="Arial"/>
-          <w:bCs/>
+          <w:rFonts w:ascii="Arial Narrow" w:eastAsia="Arial Narrow" w:hAnsi="Arial Narrow" w:cs="Arial Narrow"/>
           <w:spacing w:val="-3"/>
           <w:kern w:val="0"/>
           <w14:ligatures w14:val="none"/>
+          <w:sz w:val="22"/>
+          <w:szCs w:val="22"/>
         </w:rPr>
         <w:t xml:space="preserve"/>
       </w:r>
       <w:r>
         <w:rPr>
-          <w:rFonts w:ascii="Arial Narrow" w:hAnsi="Arial Narrow" w:cs="Arial"/>
-          <w:bCs/>
+          <w:rFonts w:ascii="Arial Narrow" w:eastAsia="Arial Narrow" w:hAnsi="Arial Narrow" w:cs="Arial Narrow"/>
           <w:spacing w:val="-3"/>
           <w:kern w:val="0"/>
           <w14:ligatures w14:val="none"/>
+          <w:sz w:val="22"/>
+          <w:szCs w:val="22"/>
         </w:rPr>
         <w:t xml:space="preserve"/>
       </w:r>
       <w:r>
         <w:rPr>
-          <w:rFonts w:ascii="Arial Narrow" w:hAnsi="Arial Narrow"/>
-          <w:color w:val="000000"/>
+          <w:rFonts w:ascii="Arial Narrow" w:eastAsia="Arial Narrow" w:hAnsi="Arial Narrow" w:cs="Arial Narrow"/>
+          <w:color w:val="000000"/>
+          <w:sz w:val="22"/>
+          <w:szCs w:val="22"/>
         </w:rPr>
         <w:t/>
       </w:r>
       <w:r>
         <w:rPr>
-          <w:rFonts w:ascii="Arial Narrow" w:hAnsi="Arial Narrow"/>
-          <w:color w:val="000000"/>
+          <w:rFonts w:ascii="Arial Narrow" w:eastAsia="Arial Narrow" w:hAnsi="Arial Narrow" w:cs="Arial Narrow"/>
+          <w:color w:val="000000"/>
+          <w:sz w:val="22"/>
+          <w:szCs w:val="22"/>
         </w:rPr>
         <w:t xml:space="preserve"/>
       </w:r>
       <w:r>
         <w:rPr>
-          <w:rFonts w:ascii="Arial Narrow" w:eastAsia="Times New Roman" w:hAnsi="Arial Narrow" w:cs="Segoe UI"/>
-          <w:color w:val="000000"/>
-          <w:kern w:val="0"/>
+          <w:rFonts w:ascii="Arial Narrow" w:eastAsia="Arial Narrow" w:hAnsi="Arial Narrow" w:cs="Arial Narrow"/>
+          <w:color w:val="000000"/>
+          <w:kern w:val="0"/>
+          <w:sz w:val="22"/>
+          <w:szCs w:val="22"/>
           <w:lang w:eastAsia="es-PE"/>
           <w14:ligatures w14:val="none"/>
         </w:rPr>
@@ -5140,16 +6067,20 @@
       </w:r>
       <w:r>
         <w:rPr>
-          <w:rFonts w:ascii="Arial Narrow" w:hAnsi="Arial Narrow"/>
-          <w:color w:val="000000"/>
+          <w:rFonts w:ascii="Arial Narrow" w:eastAsia="Arial Narrow" w:hAnsi="Arial Narrow" w:cs="Arial Narrow"/>
+          <w:color w:val="000000"/>
+          <w:sz w:val="22"/>
+          <w:szCs w:val="22"/>
         </w:rPr>
         <w:t xml:space="preserve"/>
       </w:r>
       <w:r>
         <w:rPr>
-          <w:rFonts w:ascii="Arial Narrow" w:eastAsia="Times New Roman" w:hAnsi="Arial Narrow" w:cs="Segoe UI"/>
-          <w:color w:val="000000"/>
-          <w:kern w:val="0"/>
+          <w:rFonts w:ascii="Arial Narrow" w:eastAsia="Arial Narrow" w:hAnsi="Arial Narrow" w:cs="Arial Narrow"/>
+          <w:color w:val="000000"/>
+          <w:kern w:val="0"/>
+          <w:sz w:val="22"/>
+          <w:szCs w:val="22"/>
           <w:lang w:eastAsia="es-PE"/>
           <w14:ligatures w14:val="none"/>
         </w:rPr>
@@ -5157,30 +6088,38 @@
       </w:r>
       <w:r>
         <w:rPr>
-          <w:rFonts w:ascii="Arial Narrow" w:hAnsi="Arial Narrow"/>
-          <w:color w:val="000000"/>
+          <w:rFonts w:ascii="Arial Narrow" w:eastAsia="Arial Narrow" w:hAnsi="Arial Narrow" w:cs="Arial Narrow"/>
+          <w:color w:val="000000"/>
+          <w:sz w:val="22"/>
+          <w:szCs w:val="22"/>
         </w:rPr>
         <w:t xml:space="preserve"/>
       </w:r>
       <w:bookmarkStart w:id="24" w:name="_Hlk214964186"/>
       <w:r>
         <w:rPr>
-          <w:rFonts w:ascii="Arial Narrow" w:hAnsi="Arial Narrow"/>
-          <w:color w:val="000000"/>
+          <w:rFonts w:ascii="Arial Narrow" w:eastAsia="Arial Narrow" w:hAnsi="Arial Narrow" w:cs="Arial Narrow"/>
+          <w:color w:val="000000"/>
+          <w:sz w:val="22"/>
+          <w:szCs w:val="22"/>
         </w:rPr>
         <w:t/>
       </w:r>
       <w:r>
         <w:rPr>
           <w:rStyle w:val="Refdenotaalpie"/>
-          <w:rFonts w:ascii="Arial Narrow" w:hAnsi="Arial Narrow"/>
+          <w:rFonts w:ascii="Arial Narrow" w:eastAsia="Arial Narrow" w:hAnsi="Arial Narrow" w:cs="Arial Narrow"/>
+          <w:sz w:val="22"/>
+          <w:szCs w:val="22"/>
           <w:vertAlign w:val="superscript"/>
         </w:rPr>
         <w:footnoteReference w:id="14"/>
       </w:r>
       <w:r>
         <w:rPr>
-          <w:rFonts w:ascii="Arial Narrow" w:hAnsi="Arial Narrow" w:cs="Arial"/>
+          <w:rFonts w:ascii="Arial Narrow" w:eastAsia="Arial Narrow" w:hAnsi="Arial Narrow" w:cs="Arial Narrow"/>
+          <w:sz w:val="22"/>
+          <w:szCs w:val="22"/>
         </w:rPr>
         <w:t/>
       </w:r>
@@ -5192,7 +6131,9 @@
         <w:spacing w:after="0" w:line="240" w:lineRule="auto"/>
         <w:jc w:val="both"/>
         <w:rPr>
-          <w:rFonts w:ascii="Arial Narrow" w:hAnsi="Arial Narrow" w:cs="Arial"/>
+          <w:rFonts w:ascii="Arial Narrow" w:eastAsia="Arial Narrow" w:hAnsi="Arial Narrow" w:cs="Arial Narrow"/>
+          <w:sz w:val="22"/>
+          <w:szCs w:val="22"/>
         </w:rPr>
       </w:pPr>
     </w:p>
@@ -5202,7 +6143,9 @@
         <w:spacing w:line="240" w:lineRule="auto"/>
         <w:jc w:val="both"/>
         <w:rPr>
-          <w:rFonts w:ascii="Arial Narrow" w:hAnsi="Arial Narrow" w:cs="Arial"/>
+          <w:rFonts w:ascii="Arial Narrow" w:eastAsia="Arial Narrow" w:hAnsi="Arial Narrow" w:cs="Arial Narrow"/>
+          <w:sz w:val="22"/>
+          <w:szCs w:val="22"/>
         </w:rPr>
       </w:pPr>
       <w:r>
@@ -5210,6 +6153,8 @@
           <w:rFonts w:ascii="Arial Narrow" w:eastAsia="Arial Narrow" w:hAnsi="Arial Narrow" w:cs="Arial Narrow"/>
           <w:b/>
           <w:bCs/>
+          <w:sz w:val="22"/>
+          <w:szCs w:val="22"/>
         </w:rPr>
         <w:t xml:space="preserve">DÉCIMO </w:t>
       </w:r>
@@ -5218,6 +6163,8 @@
           <w:rFonts w:ascii="Arial Narrow" w:eastAsia="Arial Narrow" w:hAnsi="Arial Narrow" w:cs="Arial Narrow"/>
           <w:b/>
           <w:bCs/>
+          <w:sz w:val="22"/>
+          <w:szCs w:val="22"/>
         </w:rPr>
         <w:t>PRIMERO</w:t>
       </w:r>
@@ -5226,70 +6173,87 @@
           <w:rFonts w:ascii="Arial Narrow" w:eastAsia="Arial Narrow" w:hAnsi="Arial Narrow" w:cs="Arial Narrow"/>
           <w:b/>
           <w:bCs/>
+          <w:sz w:val="22"/>
+          <w:szCs w:val="22"/>
         </w:rPr>
         <w:t>:</w:t>
       </w:r>
       <w:r>
         <w:rPr>
           <w:rFonts w:ascii="Arial Narrow" w:eastAsia="Arial Narrow" w:hAnsi="Arial Narrow" w:cs="Arial Narrow"/>
+          <w:sz w:val="22"/>
+          <w:szCs w:val="22"/>
         </w:rPr>
         <w:t xml:space="preserve"> </w:t>
       </w:r>
       <w:r>
         <w:rPr>
-          <w:rFonts w:ascii="Arial Narrow" w:hAnsi="Arial Narrow"/>
-          <w:color w:val="000000"/>
+          <w:rFonts w:ascii="Arial Narrow" w:eastAsia="Arial Narrow" w:hAnsi="Arial Narrow" w:cs="Arial Narrow"/>
+          <w:color w:val="000000"/>
+          <w:sz w:val="22"/>
+          <w:szCs w:val="22"/>
         </w:rPr>
         <w:t xml:space="preserve">requerir </w:t>
       </w:r>
       <w:r>
         <w:rPr>
-          <w:rFonts w:ascii="Arial Narrow" w:hAnsi="Arial Narrow"/>
-          <w:color w:val="000000"/>
+          <w:rFonts w:ascii="Arial Narrow" w:eastAsia="Arial Narrow" w:hAnsi="Arial Narrow" w:cs="Arial Narrow"/>
+          <w:color w:val="000000"/>
+          <w:sz w:val="22"/>
+          <w:szCs w:val="22"/>
         </w:rPr>
         <w:t xml:space="preserve">a </w:t>
       </w:r>
       <w:r>
         <w:rPr>
           <w:rFonts w:ascii="Arial Narrow" w:eastAsia="Arial Narrow" w:hAnsi="Arial Narrow" w:cs="Arial Narrow"/>
+          <w:sz w:val="22"/>
+          <w:szCs w:val="22"/>
+        </w:rPr>
+        <w:t xml:space="preserve">Mapfre Perú Compañía de Seguros y Reaseguros S.A. </w:t>
+      </w:r>
+      <w:r>
+        <w:rPr>
+          <w:rFonts w:ascii="Arial Narrow" w:eastAsia="Arial Narrow" w:hAnsi="Arial Narrow" w:cs="Arial Narrow"/>
+          <w:sz w:val="22"/>
+          <w:szCs w:val="22"/>
+          <w:shd w:val="clear" w:color="auto" w:fill="FFFFFF"/>
+        </w:rPr>
+        <w:t xml:space="preserve">para que </w:t>
+      </w:r>
+      <w:r>
+        <w:rPr>
+          <w:rFonts w:ascii="Arial Narrow" w:eastAsia="Arial Narrow" w:hAnsi="Arial Narrow" w:cs="Arial Narrow"/>
+          <w:sz w:val="22"/>
+          <w:szCs w:val="22"/>
+        </w:rPr>
+        <w:t>efectúe el acuse de recibo mediante la confirmación de recepción de la notificación remitida por este despacho a su Casilla Electrónica, dentro de los cinco (5) primeros días hábiles siguientes a la fecha en que recibe la notificación.</w:t>
+      </w:r>
+      <w:bookmarkStart w:id="25" w:name="_Hlk198890962"/>
+    </w:p>
+    <w:p>
+      <w:pPr>
+        <w:suppressAutoHyphens/>
+        <w:spacing w:after="0" w:line="240" w:lineRule="auto"/>
+        <w:jc w:val="both"/>
+        <w:rPr>
+          <w:rFonts w:ascii="Arial Narrow" w:eastAsia="Arial Narrow" w:hAnsi="Arial Narrow" w:cs="Arial Narrow"/>
           <w:bCs/>
-        </w:rPr>
-        <w:t xml:space="preserve">Mapfre Perú Compañía de Seguros y Reaseguros S.A. </w:t>
-      </w:r>
-      <w:r>
-        <w:rPr>
-          <w:rFonts w:ascii="Arial Narrow" w:hAnsi="Arial Narrow"/>
-          <w:shd w:val="clear" w:color="auto" w:fill="FFFFFF"/>
-        </w:rPr>
-        <w:t xml:space="preserve">para que </w:t>
-      </w:r>
-      <w:r>
-        <w:rPr>
-          <w:rFonts w:ascii="Arial Narrow" w:eastAsia="Calibri" w:hAnsi="Arial Narrow"/>
-        </w:rPr>
-        <w:t>efectúe el acuse de recibo mediante la confirmación de recepción de la notificación remitida por este despacho a su Casilla Electrónica, dentro de los cinco (5) primeros días hábiles siguientes a la fecha en que recibe la notificación.</w:t>
-      </w:r>
-      <w:bookmarkStart w:id="25" w:name="_Hlk198890962"/>
-    </w:p>
+          <w:sz w:val="22"/>
+          <w:szCs w:val="22"/>
+        </w:rPr>
+      </w:pPr>
+    </w:p>
+    <w:bookmarkEnd w:id="25"/>
     <w:p>
       <w:pPr>
         <w:suppressAutoHyphens/>
         <w:spacing w:after="0" w:line="240" w:lineRule="auto"/>
         <w:jc w:val="both"/>
         <w:rPr>
-          <w:rFonts w:ascii="Arial Narrow" w:hAnsi="Arial Narrow" w:cs="Arial"/>
-          <w:bCs/>
-        </w:rPr>
-      </w:pPr>
-    </w:p>
-    <w:bookmarkEnd w:id="25"/>
-    <w:p>
-      <w:pPr>
-        <w:suppressAutoHyphens/>
-        <w:spacing w:after="0" w:line="240" w:lineRule="auto"/>
-        <w:jc w:val="both"/>
-        <w:rPr>
-          <w:rFonts w:ascii="Arial Narrow" w:hAnsi="Arial Narrow" w:cs="Arial"/>
+          <w:rFonts w:ascii="Arial Narrow" w:eastAsia="Arial Narrow" w:hAnsi="Arial Narrow" w:cs="Arial Narrow"/>
+          <w:sz w:val="22"/>
+          <w:szCs w:val="22"/>
         </w:rPr>
       </w:pPr>
     </w:p>
@@ -5303,6 +6267,8 @@
           <w:b/>
           <w:color w:val="000000"/>
           <w:kern w:val="0"/>
+          <w:sz w:val="22"/>
+          <w:szCs w:val="22"/>
           <w:lang w:val="es-ES" w:eastAsia="es-PE"/>
           <w14:ligatures w14:val="none"/>
         </w:rPr>
@@ -5317,6 +6283,8 @@
           <w:b/>
           <w:color w:val="000000"/>
           <w:kern w:val="0"/>
+          <w:sz w:val="22"/>
+          <w:szCs w:val="22"/>
           <w:lang w:eastAsia="es-PE"/>
           <w14:ligatures w14:val="none"/>
         </w:rPr>
@@ -5327,6 +6295,8 @@
           <w:b/>
           <w:color w:val="000000"/>
           <w:kern w:val="0"/>
+          <w:sz w:val="22"/>
+          <w:szCs w:val="22"/>
           <w:lang w:eastAsia="es-PE"/>
           <w14:ligatures w14:val="none"/>
         </w:rPr>
@@ -5343,6 +6313,8 @@
           <w:bCs/>
           <w:color w:val="000000"/>
           <w:kern w:val="0"/>
+          <w:sz w:val="22"/>
+          <w:szCs w:val="22"/>
           <w:lang w:eastAsia="es-PE"/>
           <w14:ligatures w14:val="none"/>
         </w:rPr>
@@ -5354,6 +6326,8 @@
           <w:bCs/>
           <w:color w:val="000000"/>
           <w:kern w:val="0"/>
+          <w:sz w:val="22"/>
+          <w:szCs w:val="22"/>
           <w:lang w:eastAsia="es-PE"/>
           <w14:ligatures w14:val="none"/>
         </w:rPr>
@@ -5370,6 +6344,8 @@
           <w:bCs/>
           <w:color w:val="000000"/>
           <w:kern w:val="0"/>
+          <w:sz w:val="22"/>
+          <w:szCs w:val="22"/>
           <w:lang w:eastAsia="es-PE"/>
           <w14:ligatures w14:val="none"/>
         </w:rPr>
@@ -5381,6 +6357,8 @@
           <w:bCs/>
           <w:color w:val="000000"/>
           <w:kern w:val="0"/>
+          <w:sz w:val="22"/>
+          <w:szCs w:val="22"/>
           <w:lang w:eastAsia="es-PE"/>
           <w14:ligatures w14:val="none"/>
         </w:rPr>
@@ -5397,6 +6375,8 @@
           <w:bCs/>
           <w:color w:val="000000"/>
           <w:kern w:val="0"/>
+          <w:sz w:val="22"/>
+          <w:szCs w:val="22"/>
           <w:lang w:eastAsia="es-PE"/>
           <w14:ligatures w14:val="none"/>
         </w:rPr>
@@ -5408,6 +6388,8 @@
           <w:bCs/>
           <w:color w:val="000000"/>
           <w:kern w:val="0"/>
+          <w:sz w:val="22"/>
+          <w:szCs w:val="22"/>
           <w:lang w:eastAsia="es-PE"/>
           <w14:ligatures w14:val="none"/>
         </w:rPr>
@@ -5423,24 +6405,26 @@
           <w:b/>
           <w:color w:val="000000"/>
           <w:kern w:val="0"/>
-          <w:lang w:eastAsia="es-PE"/>
-          <w14:ligatures w14:val="none"/>
-        </w:rPr>
-      </w:pPr>
-    </w:p>
-    <w:p>
-      <w:pPr>
-        <w:spacing w:after="0" w:line="240" w:lineRule="auto"/>
-        <w:jc w:val="both"/>
-        <w:rPr>
-          <w:rFonts w:ascii="Arial Narrow" w:hAnsi="Arial Narrow"/>
-          <w:sz w:val="16"/>
-          <w:szCs w:val="16"/>
-        </w:rPr>
-      </w:pPr>
-      <w:r>
-        <w:rPr>
-          <w:rFonts w:ascii="Arial Narrow" w:eastAsia="Arial Narrow" w:hAnsi="Arial Narrow" w:cs="Arial"/>
+          <w:sz w:val="22"/>
+          <w:szCs w:val="22"/>
+          <w:lang w:eastAsia="es-PE"/>
+          <w14:ligatures w14:val="none"/>
+        </w:rPr>
+      </w:pPr>
+    </w:p>
+    <w:p>
+      <w:pPr>
+        <w:spacing w:after="0" w:line="240" w:lineRule="auto"/>
+        <w:jc w:val="both"/>
+        <w:rPr>
+          <w:rFonts w:ascii="Arial Narrow" w:eastAsia="Arial Narrow" w:hAnsi="Arial Narrow" w:cs="Arial Narrow"/>
+          <w:sz w:val="16"/>
+          <w:szCs w:val="16"/>
+        </w:rPr>
+      </w:pPr>
+      <w:r>
+        <w:rPr>
+          <w:rFonts w:ascii="Arial Narrow" w:eastAsia="Arial Narrow" w:hAnsi="Arial Narrow" w:cs="Arial Narrow"/>
           <w:color w:val="000000"/>
           <w:kern w:val="0"/>
           <w:sz w:val="16"/>
@@ -5620,7 +6604,7 @@
         <w:ind w:left="567" w:hanging="567"/>
         <w:jc w:val="both"/>
         <w:rPr>
-          <w:rFonts w:ascii="Arial Narrow" w:hAnsi="Arial Narrow" w:cs="Arial"/>
+          <w:rFonts w:ascii="Arial Narrow" w:eastAsia="Arial Narrow" w:hAnsi="Arial Narrow" w:cs="Arial Narrow"/>
           <w:sz w:val="16"/>
           <w:szCs w:val="16"/>
         </w:rPr>
@@ -5628,7 +6612,7 @@
       <w:r>
         <w:rPr>
           <w:rStyle w:val="Refdenotaalpie"/>
-          <w:rFonts w:ascii="Arial Narrow" w:hAnsi="Arial Narrow" w:cs="Arial"/>
+          <w:rFonts w:ascii="Arial Narrow" w:eastAsia="Arial Narrow" w:hAnsi="Arial Narrow" w:cs="Arial Narrow"/>
           <w:sz w:val="16"/>
           <w:szCs w:val="16"/>
           <w:vertAlign w:val="superscript"/>
@@ -5637,7 +6621,7 @@
       </w:r>
       <w:r>
         <w:rPr>
-          <w:rFonts w:ascii="Arial Narrow" w:hAnsi="Arial Narrow" w:cs="Arial"/>
+          <w:rFonts w:ascii="Arial Narrow" w:eastAsia="Arial Narrow" w:hAnsi="Arial Narrow" w:cs="Arial Narrow"/>
           <w:sz w:val="16"/>
           <w:szCs w:val="16"/>
         </w:rPr>
@@ -5645,7 +6629,7 @@
       </w:r>
       <w:r>
         <w:rPr>
-          <w:rFonts w:ascii="Arial Narrow" w:hAnsi="Arial Narrow" w:cs="Arial"/>
+          <w:rFonts w:ascii="Arial Narrow" w:eastAsia="Arial Narrow" w:hAnsi="Arial Narrow" w:cs="Arial Narrow"/>
           <w:sz w:val="16"/>
           <w:szCs w:val="16"/>
         </w:rPr>
@@ -5653,7 +6637,7 @@
       </w:r>
       <w:r>
         <w:rPr>
-          <w:rFonts w:ascii="Arial Narrow" w:hAnsi="Arial Narrow" w:cs="Arial"/>
+          <w:rFonts w:ascii="Arial Narrow" w:eastAsia="Arial Narrow" w:hAnsi="Arial Narrow" w:cs="Arial Narrow"/>
           <w:sz w:val="16"/>
           <w:szCs w:val="16"/>
         </w:rPr>
@@ -5661,7 +6645,7 @@
       </w:r>
       <w:r>
         <w:rPr>
-          <w:rFonts w:ascii="Arial Narrow" w:hAnsi="Arial Narrow" w:cs="Arial"/>
+          <w:rFonts w:ascii="Arial Narrow" w:eastAsia="Arial Narrow" w:hAnsi="Arial Narrow" w:cs="Arial Narrow"/>
           <w:sz w:val="16"/>
           <w:szCs w:val="16"/>
         </w:rPr>
@@ -5674,7 +6658,7 @@
         <w:ind w:left="567" w:hanging="567"/>
         <w:jc w:val="both"/>
         <w:rPr>
-          <w:rFonts w:ascii="Arial Narrow" w:hAnsi="Arial Narrow" w:cs="Arial"/>
+          <w:rFonts w:ascii="Arial Narrow" w:eastAsia="Arial Narrow" w:hAnsi="Arial Narrow" w:cs="Arial Narrow"/>
           <w:sz w:val="16"/>
           <w:szCs w:val="16"/>
         </w:rPr>
@@ -5688,7 +6672,7 @@
         <w:ind w:left="567" w:hanging="567"/>
         <w:jc w:val="both"/>
         <w:rPr>
-          <w:rFonts w:ascii="Arial Narrow" w:hAnsi="Arial Narrow" w:cs="Arial"/>
+          <w:rFonts w:ascii="Arial Narrow" w:eastAsia="Arial Narrow" w:hAnsi="Arial Narrow" w:cs="Arial Narrow"/>
           <w:sz w:val="16"/>
           <w:szCs w:val="16"/>
         </w:rPr>
@@ -5696,7 +6680,7 @@
       <w:r>
         <w:rPr>
           <w:rStyle w:val="Refdenotaalpie"/>
-          <w:rFonts w:ascii="Arial Narrow" w:hAnsi="Arial Narrow" w:cs="Arial"/>
+          <w:rFonts w:ascii="Arial Narrow" w:eastAsia="Arial Narrow" w:hAnsi="Arial Narrow" w:cs="Arial Narrow"/>
           <w:sz w:val="16"/>
           <w:szCs w:val="16"/>
           <w:vertAlign w:val="superscript"/>
@@ -5705,7 +6689,7 @@
       </w:r>
       <w:r>
         <w:rPr>
-          <w:rFonts w:ascii="Arial Narrow" w:hAnsi="Arial Narrow" w:cs="Arial"/>
+          <w:rFonts w:ascii="Arial Narrow" w:eastAsia="Arial Narrow" w:hAnsi="Arial Narrow" w:cs="Arial Narrow"/>
           <w:sz w:val="16"/>
           <w:szCs w:val="16"/>
         </w:rPr>
@@ -5713,7 +6697,7 @@
       </w:r>
       <w:r>
         <w:rPr>
-          <w:rFonts w:ascii="Arial Narrow" w:hAnsi="Arial Narrow" w:cs="Arial"/>
+          <w:rFonts w:ascii="Arial Narrow" w:eastAsia="Arial Narrow" w:hAnsi="Arial Narrow" w:cs="Arial Narrow"/>
           <w:sz w:val="16"/>
           <w:szCs w:val="16"/>
         </w:rPr>
@@ -5722,7 +6706,7 @@
       </w:r>
       <w:r>
         <w:rPr>
-          <w:rFonts w:ascii="Arial Narrow" w:hAnsi="Arial Narrow" w:cs="Arial"/>
+          <w:rFonts w:ascii="Arial Narrow" w:eastAsia="Arial Narrow" w:hAnsi="Arial Narrow" w:cs="Arial Narrow"/>
           <w:b/>
           <w:sz w:val="16"/>
           <w:szCs w:val="16"/>
@@ -5731,7 +6715,7 @@
       </w:r>
       <w:r>
         <w:rPr>
-          <w:rFonts w:ascii="Arial Narrow" w:hAnsi="Arial Narrow" w:cs="Arial"/>
+          <w:rFonts w:ascii="Arial Narrow" w:eastAsia="Arial Narrow" w:hAnsi="Arial Narrow" w:cs="Arial Narrow"/>
           <w:sz w:val="16"/>
           <w:szCs w:val="16"/>
         </w:rPr>
@@ -5744,7 +6728,7 @@
         <w:ind w:left="567" w:hanging="567"/>
         <w:jc w:val="both"/>
         <w:rPr>
-          <w:rFonts w:ascii="Arial Narrow" w:hAnsi="Arial Narrow" w:cs="Arial"/>
+          <w:rFonts w:ascii="Arial Narrow" w:eastAsia="Arial Narrow" w:hAnsi="Arial Narrow" w:cs="Arial Narrow"/>
           <w:sz w:val="16"/>
           <w:szCs w:val="16"/>
         </w:rPr>
@@ -5761,7 +6745,7 @@
         <w:ind w:left="567" w:right="-1" w:hanging="567"/>
         <w:jc w:val="both"/>
         <w:rPr>
-          <w:rFonts w:ascii="Arial Narrow" w:eastAsia="Arial Narrow" w:hAnsi="Arial Narrow" w:cs="Arial"/>
+          <w:rFonts w:ascii="Arial Narrow" w:eastAsia="Arial Narrow" w:hAnsi="Arial Narrow" w:cs="Arial Narrow"/>
           <w:b/>
           <w:bCs/>
           <w:sz w:val="16"/>
@@ -5771,7 +6755,7 @@
       <w:r>
         <w:rPr>
           <w:rStyle w:val="Refdenotaalpie"/>
-          <w:rFonts w:ascii="Arial Narrow" w:hAnsi="Arial Narrow" w:cs="Arial"/>
+          <w:rFonts w:ascii="Arial Narrow" w:eastAsia="Arial Narrow" w:hAnsi="Arial Narrow" w:cs="Arial Narrow"/>
           <w:sz w:val="16"/>
           <w:szCs w:val="16"/>
           <w:vertAlign w:val="superscript"/>
@@ -5780,7 +6764,7 @@
       </w:r>
       <w:r>
         <w:rPr>
-          <w:rFonts w:ascii="Arial Narrow" w:hAnsi="Arial Narrow" w:cs="Arial"/>
+          <w:rFonts w:ascii="Arial Narrow" w:eastAsia="Arial Narrow" w:hAnsi="Arial Narrow" w:cs="Arial Narrow"/>
           <w:sz w:val="16"/>
           <w:szCs w:val="16"/>
         </w:rPr>
@@ -5788,7 +6772,7 @@
       </w:r>
       <w:r>
         <w:rPr>
-          <w:rFonts w:ascii="Arial Narrow" w:hAnsi="Arial Narrow" w:cs="Arial"/>
+          <w:rFonts w:ascii="Arial Narrow" w:eastAsia="Arial Narrow" w:hAnsi="Arial Narrow" w:cs="Arial Narrow"/>
           <w:sz w:val="16"/>
           <w:szCs w:val="16"/>
         </w:rPr>
@@ -5796,7 +6780,7 @@
       </w:r>
       <w:r>
         <w:rPr>
-          <w:rFonts w:ascii="Arial Narrow" w:eastAsia="Arial Narrow" w:hAnsi="Arial Narrow" w:cs="Arial"/>
+          <w:rFonts w:ascii="Arial Narrow" w:eastAsia="Arial Narrow" w:hAnsi="Arial Narrow" w:cs="Arial Narrow"/>
           <w:b/>
           <w:bCs/>
           <w:sz w:val="16"/>
@@ -5814,7 +6798,7 @@
         <w:ind w:left="567" w:right="-1" w:hanging="567"/>
         <w:jc w:val="both"/>
         <w:rPr>
-          <w:rFonts w:ascii="Arial Narrow" w:eastAsia="Arial Narrow" w:hAnsi="Arial Narrow" w:cs="Arial"/>
+          <w:rFonts w:ascii="Arial Narrow" w:eastAsia="Arial Narrow" w:hAnsi="Arial Narrow" w:cs="Arial Narrow"/>
           <w:b/>
           <w:bCs/>
           <w:sz w:val="16"/>
@@ -5823,7 +6807,7 @@
       </w:pPr>
       <w:r>
         <w:rPr>
-          <w:rFonts w:ascii="Arial Narrow" w:eastAsia="Arial Narrow" w:hAnsi="Arial Narrow" w:cs="Arial"/>
+          <w:rFonts w:ascii="Arial Narrow" w:eastAsia="Arial Narrow" w:hAnsi="Arial Narrow" w:cs="Arial Narrow"/>
           <w:b/>
           <w:bCs/>
           <w:sz w:val="16"/>
@@ -5842,14 +6826,14 @@
         <w:ind w:left="567" w:right="-1" w:hanging="567"/>
         <w:jc w:val="both"/>
         <w:rPr>
-          <w:rFonts w:ascii="Arial Narrow" w:eastAsia="Arial Narrow" w:hAnsi="Arial Narrow" w:cs="Arial"/>
-          <w:sz w:val="16"/>
-          <w:szCs w:val="16"/>
-        </w:rPr>
-      </w:pPr>
-      <w:r>
-        <w:rPr>
-          <w:rFonts w:ascii="Arial Narrow" w:eastAsia="Arial Narrow" w:hAnsi="Arial Narrow" w:cs="Arial"/>
+          <w:rFonts w:ascii="Arial Narrow" w:eastAsia="Arial Narrow" w:hAnsi="Arial Narrow" w:cs="Arial Narrow"/>
+          <w:sz w:val="16"/>
+          <w:szCs w:val="16"/>
+        </w:rPr>
+      </w:pPr>
+      <w:r>
+        <w:rPr>
+          <w:rFonts w:ascii="Arial Narrow" w:eastAsia="Arial Narrow" w:hAnsi="Arial Narrow" w:cs="Arial Narrow"/>
           <w:sz w:val="16"/>
           <w:szCs w:val="16"/>
         </w:rPr>
@@ -5866,14 +6850,14 @@
         <w:ind w:left="567" w:right="-1" w:hanging="567"/>
         <w:jc w:val="both"/>
         <w:rPr>
-          <w:rFonts w:ascii="Arial Narrow" w:eastAsia="Arial Narrow" w:hAnsi="Arial Narrow" w:cs="Arial"/>
-          <w:sz w:val="16"/>
-          <w:szCs w:val="16"/>
-        </w:rPr>
-      </w:pPr>
-      <w:r>
-        <w:rPr>
-          <w:rFonts w:ascii="Arial Narrow" w:eastAsia="Arial Narrow" w:hAnsi="Arial Narrow" w:cs="Arial"/>
+          <w:rFonts w:ascii="Arial Narrow" w:eastAsia="Arial Narrow" w:hAnsi="Arial Narrow" w:cs="Arial Narrow"/>
+          <w:sz w:val="16"/>
+          <w:szCs w:val="16"/>
+        </w:rPr>
+      </w:pPr>
+      <w:r>
+        <w:rPr>
+          <w:rFonts w:ascii="Arial Narrow" w:eastAsia="Arial Narrow" w:hAnsi="Arial Narrow" w:cs="Arial Narrow"/>
           <w:sz w:val="16"/>
           <w:szCs w:val="16"/>
         </w:rPr>
@@ -5890,7 +6874,7 @@
         <w:ind w:left="567" w:right="-1" w:hanging="567"/>
         <w:jc w:val="both"/>
         <w:rPr>
-          <w:rFonts w:ascii="Arial Narrow" w:eastAsia="Arial Narrow" w:hAnsi="Arial Narrow" w:cs="Arial"/>
+          <w:rFonts w:ascii="Arial Narrow" w:eastAsia="Arial Narrow" w:hAnsi="Arial Narrow" w:cs="Arial Narrow"/>
           <w:sz w:val="16"/>
           <w:szCs w:val="16"/>
         </w:rPr>
@@ -5905,7 +6889,7 @@
         <w:ind w:left="567" w:right="-1" w:hanging="567"/>
         <w:jc w:val="both"/>
         <w:rPr>
-          <w:rFonts w:ascii="Arial Narrow" w:eastAsia="Arial Narrow" w:hAnsi="Arial Narrow" w:cs="Arial"/>
+          <w:rFonts w:ascii="Arial Narrow" w:eastAsia="Arial Narrow" w:hAnsi="Arial Narrow" w:cs="Arial Narrow"/>
           <w:b/>
           <w:bCs/>
           <w:sz w:val="16"/>
@@ -5914,7 +6898,7 @@
       </w:pPr>
       <w:r>
         <w:rPr>
-          <w:rFonts w:ascii="Arial Narrow" w:eastAsia="Arial Narrow" w:hAnsi="Arial Narrow" w:cs="Arial"/>
+          <w:rFonts w:ascii="Arial Narrow" w:eastAsia="Arial Narrow" w:hAnsi="Arial Narrow" w:cs="Arial Narrow"/>
           <w:sz w:val="16"/>
           <w:szCs w:val="16"/>
         </w:rPr>
@@ -5922,7 +6906,7 @@
       </w:r>
       <w:r>
         <w:rPr>
-          <w:rFonts w:ascii="Arial Narrow" w:eastAsia="Arial Narrow" w:hAnsi="Arial Narrow" w:cs="Arial"/>
+          <w:rFonts w:ascii="Arial Narrow" w:eastAsia="Arial Narrow" w:hAnsi="Arial Narrow" w:cs="Arial Narrow"/>
           <w:b/>
           <w:bCs/>
           <w:sz w:val="16"/>
@@ -5940,14 +6924,14 @@
         <w:ind w:left="567" w:right="-1" w:hanging="567"/>
         <w:jc w:val="both"/>
         <w:rPr>
-          <w:rFonts w:ascii="Arial Narrow" w:eastAsia="Arial Narrow" w:hAnsi="Arial Narrow" w:cs="Arial"/>
-          <w:sz w:val="16"/>
-          <w:szCs w:val="16"/>
-        </w:rPr>
-      </w:pPr>
-      <w:r>
-        <w:rPr>
-          <w:rFonts w:ascii="Arial Narrow" w:eastAsia="Arial Narrow" w:hAnsi="Arial Narrow" w:cs="Arial"/>
+          <w:rFonts w:ascii="Arial Narrow" w:eastAsia="Arial Narrow" w:hAnsi="Arial Narrow" w:cs="Arial Narrow"/>
+          <w:sz w:val="16"/>
+          <w:szCs w:val="16"/>
+        </w:rPr>
+      </w:pPr>
+      <w:r>
+        <w:rPr>
+          <w:rFonts w:ascii="Arial Narrow" w:eastAsia="Arial Narrow" w:hAnsi="Arial Narrow" w:cs="Arial Narrow"/>
           <w:b/>
           <w:bCs/>
           <w:sz w:val="16"/>
@@ -5958,7 +6942,7 @@
       </w:r>
       <w:r>
         <w:rPr>
-          <w:rFonts w:ascii="Arial Narrow" w:eastAsia="Arial Narrow" w:hAnsi="Arial Narrow" w:cs="Arial"/>
+          <w:rFonts w:ascii="Arial Narrow" w:eastAsia="Arial Narrow" w:hAnsi="Arial Narrow" w:cs="Arial Narrow"/>
           <w:sz w:val="16"/>
           <w:szCs w:val="16"/>
         </w:rPr>
@@ -5967,7 +6951,7 @@
       <w:proofErr w:type="gramStart"/>
       <w:r>
         <w:rPr>
-          <w:rFonts w:ascii="Arial Narrow" w:eastAsia="Arial Narrow" w:hAnsi="Arial Narrow" w:cs="Arial"/>
+          <w:rFonts w:ascii="Arial Narrow" w:eastAsia="Arial Narrow" w:hAnsi="Arial Narrow" w:cs="Arial Narrow"/>
           <w:sz w:val="16"/>
           <w:szCs w:val="16"/>
         </w:rPr>
@@ -5976,7 +6960,7 @@
       <w:proofErr w:type="gramEnd"/>
       <w:r>
         <w:rPr>
-          <w:rFonts w:ascii="Arial Narrow" w:eastAsia="Arial Narrow" w:hAnsi="Arial Narrow" w:cs="Arial"/>
+          <w:rFonts w:ascii="Arial Narrow" w:eastAsia="Arial Narrow" w:hAnsi="Arial Narrow" w:cs="Arial Narrow"/>
           <w:sz w:val="16"/>
           <w:szCs w:val="16"/>
         </w:rPr>
@@ -5992,14 +6976,14 @@
         <w:ind w:left="567" w:right="-1" w:hanging="567"/>
         <w:jc w:val="both"/>
         <w:rPr>
-          <w:rFonts w:ascii="Arial Narrow" w:eastAsia="Arial Narrow" w:hAnsi="Arial Narrow" w:cs="Arial"/>
-          <w:sz w:val="16"/>
-          <w:szCs w:val="16"/>
-        </w:rPr>
-      </w:pPr>
-      <w:r>
-        <w:rPr>
-          <w:rFonts w:ascii="Arial Narrow" w:eastAsia="Arial Narrow" w:hAnsi="Arial Narrow" w:cs="Arial"/>
+          <w:rFonts w:ascii="Arial Narrow" w:eastAsia="Arial Narrow" w:hAnsi="Arial Narrow" w:cs="Arial Narrow"/>
+          <w:sz w:val="16"/>
+          <w:szCs w:val="16"/>
+        </w:rPr>
+      </w:pPr>
+      <w:r>
+        <w:rPr>
+          <w:rFonts w:ascii="Arial Narrow" w:eastAsia="Arial Narrow" w:hAnsi="Arial Narrow" w:cs="Arial Narrow"/>
           <w:sz w:val="16"/>
           <w:szCs w:val="16"/>
         </w:rPr>
@@ -6007,23 +6991,6 @@
         <w:t>Corresponde a la Comisión de Protección al Consumidor velar por el cumplimiento de la Ley de Protección al Consumidor y de las leyes que, en general, protegen a los consumidores de la falta de idoneidad de los bienes y servicios en función de la información brindada, de las omisiones de información y de la discriminación en el consumo, así como de aquellas que complementen o sustituyan a las anteriores.</w:t>
       </w:r>
     </w:p>
-    <w:p>
-      <w:pPr>
-        <w:pStyle w:val="Textonotapie"/>
-        <w:tabs>
-          <w:tab w:val="left" w:pos="567"/>
-        </w:tabs>
-        <w:ind w:right="-1"/>
-        <w:jc w:val="both"/>
-        <w:rPr>
-          <w:rFonts w:ascii="Arial Narrow" w:eastAsia="Arial Narrow" w:hAnsi="Arial Narrow" w:cs="Arial"/>
-          <w:sz w:val="16"/>
-          <w:szCs w:val="16"/>
-        </w:rPr>
-      </w:pPr>
-    </w:p>
-  </w:footnote>
-  <w:footnote w:id="5">
     <w:p>
       <w:pPr>
         <w:pStyle w:val="Textonotapie"/>
@@ -6040,174 +7007,9 @@
           <w:szCs w:val="16"/>
         </w:rPr>
       </w:pPr>
-      <w:r>
-        <w:rPr>
-          <w:rStyle w:val="Refdenotaalpie"/>
-          <w:rFonts w:ascii="Arial Narrow" w:hAnsi="Arial Narrow"/>
-          <w:sz w:val="16"/>
-          <w:szCs w:val="16"/>
-          <w:vertAlign w:val="superscript"/>
-        </w:rPr>
-        <w:footnoteRef/>
-      </w:r>
-      <w:r>
-        <w:rPr>
-          <w:rFonts w:ascii="Arial Narrow" w:hAnsi="Arial Narrow"/>
-          <w:sz w:val="16"/>
-          <w:szCs w:val="16"/>
-        </w:rPr>
-        <w:t xml:space="preserve"> </w:t>
-      </w:r>
-      <w:r>
-        <w:rPr>
-          <w:rFonts w:ascii="Arial Narrow" w:hAnsi="Arial Narrow"/>
-          <w:sz w:val="16"/>
-          <w:szCs w:val="16"/>
-        </w:rPr>
-        <w:tab/>
-      </w:r>
-      <w:r>
-        <w:rPr>
-          <w:rFonts w:ascii="Arial Narrow" w:eastAsia="Arial Narrow" w:hAnsi="Arial Narrow" w:cs="Arial Narrow"/>
-          <w:b/>
-          <w:bCs/>
-          <w:sz w:val="16"/>
-          <w:szCs w:val="16"/>
-        </w:rPr>
-        <w:t xml:space="preserve">LEY 29571, CÓDIGO DE PROTECCIÓN Y DEFENSA DEL CONSUMIDOR, publicado el 2 de setiembre de 2010 y modificado por Decreto Legislativo 1308 </w:t>
-      </w:r>
-    </w:p>
-    <w:p>
-      <w:pPr>
-        <w:pStyle w:val="Textonotapie"/>
-        <w:ind w:left="567" w:right="-1"/>
-        <w:jc w:val="both"/>
-        <w:rPr>
-          <w:rFonts w:ascii="Arial Narrow" w:eastAsia="Arial Narrow" w:hAnsi="Arial Narrow" w:cs="Arial Narrow"/>
-          <w:b/>
-          <w:bCs/>
-          <w:sz w:val="16"/>
-          <w:szCs w:val="16"/>
-        </w:rPr>
-      </w:pPr>
-      <w:r>
-        <w:rPr>
-          <w:rFonts w:ascii="Arial Narrow" w:eastAsia="Arial Narrow" w:hAnsi="Arial Narrow" w:cs="Arial Narrow"/>
-          <w:b/>
-          <w:bCs/>
-          <w:sz w:val="16"/>
-          <w:szCs w:val="16"/>
-        </w:rPr>
-        <w:t xml:space="preserve">Artículo 18.- Idoneidad </w:t>
-      </w:r>
-    </w:p>
-    <w:p>
-      <w:pPr>
-        <w:pStyle w:val="Textonotapie"/>
-        <w:ind w:left="567" w:right="-1"/>
-        <w:jc w:val="both"/>
-        <w:rPr>
-          <w:rFonts w:ascii="Arial Narrow" w:eastAsia="Arial Narrow" w:hAnsi="Arial Narrow" w:cs="Arial Narrow"/>
-          <w:sz w:val="16"/>
-          <w:szCs w:val="16"/>
-        </w:rPr>
-      </w:pPr>
-      <w:r>
-        <w:rPr>
-          <w:rFonts w:ascii="Arial Narrow" w:eastAsia="Arial Narrow" w:hAnsi="Arial Narrow" w:cs="Arial Narrow"/>
-          <w:sz w:val="16"/>
-          <w:szCs w:val="16"/>
-        </w:rPr>
-        <w:t xml:space="preserve">Se entiende por idoneidad la correspondencia entre lo que un consumidor espera y lo que efectivamente recibe, en función a lo que se le hubiera ofrecido, la publicidad e información transmitida, las condiciones y circunstancias de la transacción, las características y naturaleza del producto o servicio, el precio, entre otros factores, atendiendo a las circunstancias del caso. </w:t>
-      </w:r>
-    </w:p>
-    <w:p>
-      <w:pPr>
-        <w:pStyle w:val="Textonotapie"/>
-        <w:ind w:left="567" w:right="-1"/>
-        <w:jc w:val="both"/>
-        <w:rPr>
-          <w:rFonts w:ascii="Arial Narrow" w:eastAsia="Arial Narrow" w:hAnsi="Arial Narrow" w:cs="Arial Narrow"/>
-          <w:sz w:val="16"/>
-          <w:szCs w:val="16"/>
-        </w:rPr>
-      </w:pPr>
-      <w:r>
-        <w:rPr>
-          <w:rFonts w:ascii="Arial Narrow" w:eastAsia="Arial Narrow" w:hAnsi="Arial Narrow" w:cs="Arial Narrow"/>
-          <w:sz w:val="16"/>
-          <w:szCs w:val="16"/>
-        </w:rPr>
-        <w:t xml:space="preserve">La idoneidad es evaluada en función a la propia naturaleza del producto o servicio y a su aptitud para satisfacer la finalidad para la cual ha sido puesto en el mercado. Las autorizaciones por parte de los organismos del Estado para la fabricación de un producto o la prestación de un servicio, en los casos que sea necesario, no eximen de responsabilidad al proveedor frente al consumidor. </w:t>
-      </w:r>
-    </w:p>
-    <w:p>
-      <w:pPr>
-        <w:pStyle w:val="Textonotapie"/>
-        <w:ind w:left="567" w:right="-1"/>
-        <w:jc w:val="both"/>
-        <w:rPr>
-          <w:rFonts w:ascii="Arial Narrow" w:eastAsia="Arial Narrow" w:hAnsi="Arial Narrow" w:cs="Arial Narrow"/>
-          <w:sz w:val="16"/>
-          <w:szCs w:val="16"/>
-        </w:rPr>
-      </w:pPr>
-    </w:p>
-    <w:p>
-      <w:pPr>
-        <w:pStyle w:val="Textonotapie"/>
-        <w:ind w:left="567" w:right="-1"/>
-        <w:jc w:val="both"/>
-        <w:rPr>
-          <w:rFonts w:ascii="Arial Narrow" w:eastAsia="Arial Narrow" w:hAnsi="Arial Narrow" w:cs="Arial Narrow"/>
-          <w:sz w:val="16"/>
-          <w:szCs w:val="16"/>
-        </w:rPr>
-      </w:pPr>
-      <w:r>
-        <w:rPr>
-          <w:rFonts w:ascii="Arial Narrow" w:eastAsia="Arial Narrow" w:hAnsi="Arial Narrow" w:cs="Arial Narrow"/>
-          <w:b/>
-          <w:bCs/>
-          <w:sz w:val="16"/>
-          <w:szCs w:val="16"/>
-        </w:rPr>
-        <w:t xml:space="preserve">Artículo 19.- Obligación de los proveedores </w:t>
-      </w:r>
-    </w:p>
-    <w:p>
-      <w:pPr>
-        <w:pStyle w:val="Textonotapie"/>
-        <w:ind w:left="567" w:right="-1"/>
-        <w:jc w:val="both"/>
-        <w:rPr>
-          <w:rFonts w:ascii="Arial Narrow" w:eastAsia="Arial Narrow" w:hAnsi="Arial Narrow" w:cs="Arial Narrow"/>
-          <w:sz w:val="16"/>
-          <w:szCs w:val="16"/>
-        </w:rPr>
-      </w:pPr>
-      <w:r>
-        <w:rPr>
-          <w:rFonts w:ascii="Arial Narrow" w:eastAsia="Arial Narrow" w:hAnsi="Arial Narrow" w:cs="Arial Narrow"/>
-          <w:sz w:val="16"/>
-          <w:szCs w:val="16"/>
-        </w:rPr>
-        <w:t>El proveedor responde por la idoneidad y calidad de los productos y servicios ofrecidos; por la autenticidad de las marcas y leyendas que exhiben sus productos o del signo que respalda al prestador del servicio, por la falta de conformidad entre la publicidad comercial de los productos y servicios y estos, así como por el contenido y la vida útil del producto indicado en el envase, en lo que corresponda.</w:t>
-      </w:r>
-    </w:p>
-    <w:p>
-      <w:pPr>
-        <w:pStyle w:val="Textonotapie"/>
-        <w:jc w:val="both"/>
-        <w:rPr>
-          <w:rFonts w:ascii="Arial Narrow" w:hAnsi="Arial Narrow"/>
-          <w:sz w:val="16"/>
-          <w:szCs w:val="16"/>
-        </w:rPr>
-      </w:pPr>
     </w:p>
   </w:footnote>
-  <w:footnote w:id="6">
+  <w:footnote w:id="5">
     <w:p>
       <w:pPr>
         <w:pStyle w:val="Textonotapie"/>
@@ -6227,7 +7029,7 @@
       <w:r>
         <w:rPr>
           <w:rStyle w:val="Refdenotaalpie"/>
-          <w:rFonts w:ascii="Arial Narrow" w:hAnsi="Arial Narrow"/>
+          <w:rFonts w:ascii="Arial Narrow" w:eastAsia="Arial Narrow" w:hAnsi="Arial Narrow" w:cs="Arial Narrow"/>
           <w:sz w:val="16"/>
           <w:szCs w:val="16"/>
           <w:vertAlign w:val="superscript"/>
@@ -6236,7 +7038,7 @@
       </w:r>
       <w:r>
         <w:rPr>
-          <w:rFonts w:ascii="Arial Narrow" w:hAnsi="Arial Narrow"/>
+          <w:rFonts w:ascii="Arial Narrow" w:eastAsia="Arial Narrow" w:hAnsi="Arial Narrow" w:cs="Arial Narrow"/>
           <w:sz w:val="16"/>
           <w:szCs w:val="16"/>
         </w:rPr>
@@ -6244,7 +7046,7 @@
       </w:r>
       <w:r>
         <w:rPr>
-          <w:rFonts w:ascii="Arial Narrow" w:hAnsi="Arial Narrow" w:cs="Arial"/>
+          <w:rFonts w:ascii="Arial Narrow" w:eastAsia="Arial Narrow" w:hAnsi="Arial Narrow" w:cs="Arial Narrow"/>
           <w:sz w:val="16"/>
           <w:szCs w:val="16"/>
         </w:rPr>
@@ -6282,7 +7084,7 @@
           <w:sz w:val="16"/>
           <w:szCs w:val="16"/>
         </w:rPr>
-        <w:t>Artículo 88.- Reclamo de productos o servicios financieros y de seguros</w:t>
+        <w:t xml:space="preserve">Artículo 18.- Idoneidad </w:t>
       </w:r>
     </w:p>
     <w:p>
@@ -6302,31 +7104,83 @@
           <w:sz w:val="16"/>
           <w:szCs w:val="16"/>
         </w:rPr>
-        <w:t>88.1 Las entidades del sistema financiero y de seguros, en todas sus oficinas en la República, deben resolver los reclamos en un plazo no mayor de quince días hábiles. Excepcionalmente, la Superintendencia de Banca, Seguros y Administradoras Privadas de Fondos de Pensiones podrá establecer un plazo ampliatorio cuando la naturaleza y complejidad de la operación, producto o servicio materia del reclamo o requerimiento lo justifique, situación que debe ponerse en conocimiento del consumidor antes de la culminación del plazo inicial, sin perjuicio del derecho del consumidor de recurrir directamente ante la Autoridad de Consumo</w:t>
-      </w:r>
-      <w:r>
-        <w:rPr>
-          <w:rFonts w:ascii="Arial Narrow" w:eastAsia="Arial Narrow" w:hAnsi="Arial Narrow" w:cs="Arial"/>
-          <w:sz w:val="16"/>
-          <w:szCs w:val="16"/>
-        </w:rPr>
-        <w:t xml:space="preserve">. </w:t>
+        <w:t xml:space="preserve">Se entiende por idoneidad la correspondencia entre lo que un consumidor espera y lo que efectivamente recibe, en función a lo que se le hubiera ofrecido, la publicidad e información transmitida, las condiciones y circunstancias de la transacción, las características y naturaleza del producto o servicio, el precio, entre otros factores, atendiendo a las circunstancias del caso. </w:t>
       </w:r>
     </w:p>
     <w:p>
       <w:pPr>
         <w:pStyle w:val="Textonotapie"/>
-        <w:ind w:firstLine="567"/>
-        <w:jc w:val="both"/>
-        <w:rPr>
-          <w:rFonts w:ascii="Arial Narrow" w:hAnsi="Arial Narrow"/>
-          <w:sz w:val="16"/>
-          <w:szCs w:val="16"/>
-        </w:rPr>
-      </w:pPr>
-    </w:p>
-  </w:footnote>
-  <w:footnote w:id="7">
+        <w:ind w:left="567" w:right="-1"/>
+        <w:jc w:val="both"/>
+        <w:rPr>
+          <w:rFonts w:ascii="Arial Narrow" w:eastAsia="Arial Narrow" w:hAnsi="Arial Narrow" w:cs="Arial Narrow"/>
+          <w:sz w:val="16"/>
+          <w:szCs w:val="16"/>
+        </w:rPr>
+      </w:pPr>
+      <w:r>
+        <w:rPr>
+          <w:rFonts w:ascii="Arial Narrow" w:eastAsia="Arial Narrow" w:hAnsi="Arial Narrow" w:cs="Arial Narrow"/>
+          <w:sz w:val="16"/>
+          <w:szCs w:val="16"/>
+        </w:rPr>
+        <w:t xml:space="preserve">La idoneidad es evaluada en función a la propia naturaleza del producto o servicio y a su aptitud para satisfacer la finalidad para la cual ha sido puesto en el mercado. Las autorizaciones por parte de los organismos del Estado para la fabricación de un producto o la prestación de un servicio, en los casos que sea necesario, no eximen de responsabilidad al proveedor frente al consumidor. </w:t>
+      </w:r>
+    </w:p>
+    <w:p>
+      <w:pPr>
+        <w:pStyle w:val="Textonotapie"/>
+        <w:ind w:left="567" w:right="-1"/>
+        <w:jc w:val="both"/>
+        <w:rPr>
+          <w:rFonts w:ascii="Arial Narrow" w:eastAsia="Arial Narrow" w:hAnsi="Arial Narrow" w:cs="Arial Narrow"/>
+          <w:sz w:val="16"/>
+          <w:szCs w:val="16"/>
+        </w:rPr>
+      </w:pPr>
+    </w:p>
+    <w:p>
+      <w:pPr>
+        <w:pStyle w:val="Textonotapie"/>
+        <w:ind w:left="567" w:right="-1"/>
+        <w:jc w:val="both"/>
+        <w:rPr>
+          <w:rFonts w:ascii="Arial Narrow" w:eastAsia="Arial Narrow" w:hAnsi="Arial Narrow" w:cs="Arial Narrow"/>
+          <w:sz w:val="16"/>
+          <w:szCs w:val="16"/>
+        </w:rPr>
+      </w:pPr>
+      <w:r>
+        <w:rPr>
+          <w:rFonts w:ascii="Arial Narrow" w:eastAsia="Arial Narrow" w:hAnsi="Arial Narrow" w:cs="Arial Narrow"/>
+          <w:b/>
+          <w:bCs/>
+          <w:sz w:val="16"/>
+          <w:szCs w:val="16"/>
+        </w:rPr>
+        <w:t xml:space="preserve">Artículo 19.- Obligación de los proveedores </w:t>
+      </w:r>
+    </w:p>
+    <w:p>
+      <w:pPr>
+        <w:pStyle w:val="Textonotapie"/>
+        <w:ind w:left="567" w:right="-1"/>
+        <w:jc w:val="both"/>
+        <w:rPr>
+          <w:rFonts w:ascii="Arial Narrow" w:eastAsia="Arial Narrow" w:hAnsi="Arial Narrow" w:cs="Arial Narrow"/>
+          <w:sz w:val="16"/>
+          <w:szCs w:val="16"/>
+        </w:rPr>
+      </w:pPr>
+      <w:r>
+        <w:rPr>
+          <w:rFonts w:ascii="Arial Narrow" w:eastAsia="Arial Narrow" w:hAnsi="Arial Narrow" w:cs="Arial Narrow"/>
+          <w:sz w:val="16"/>
+          <w:szCs w:val="16"/>
+        </w:rPr>
+        <w:t>El proveedor responde por la idoneidad y calidad de los productos y servicios ofrecidos; por la autenticidad de las marcas y leyendas que exhiben sus productos o del signo que respalda al prestador del servicio, por la falta de conformidad entre la publicidad comercial de los productos y servicios y estos, así como por el contenido y la vida útil del producto indicado en el envase, en lo que corresponda.</w:t>
+      </w:r>
+    </w:p>
     <w:p>
       <w:pPr>
         <w:pStyle w:val="Textonotapie"/>
@@ -6336,74 +7190,16 @@
         <w:ind w:left="567" w:right="-1" w:hanging="567"/>
         <w:jc w:val="both"/>
         <w:rPr>
-          <w:rFonts w:ascii="Arial Narrow" w:eastAsia="Arial Narrow" w:hAnsi="Arial Narrow" w:cs="Arial"/>
-          <w:sz w:val="16"/>
-          <w:szCs w:val="16"/>
-        </w:rPr>
-      </w:pPr>
-      <w:r>
-        <w:rPr>
-          <w:rStyle w:val="Refdenotaalpie"/>
-          <w:rFonts w:ascii="Arial Narrow" w:hAnsi="Arial Narrow" w:cs="Arial"/>
-          <w:sz w:val="16"/>
-          <w:szCs w:val="16"/>
-          <w:vertAlign w:val="superscript"/>
-        </w:rPr>
-        <w:footnoteRef/>
-      </w:r>
-      <w:r>
-        <w:rPr>
-          <w:rFonts w:ascii="Arial Narrow" w:hAnsi="Arial Narrow" w:cs="Arial"/>
-          <w:sz w:val="16"/>
-          <w:szCs w:val="16"/>
-        </w:rPr>
-        <w:t xml:space="preserve"> </w:t>
-      </w:r>
-      <w:r>
-        <w:rPr>
-          <w:rFonts w:ascii="Arial Narrow" w:hAnsi="Arial Narrow" w:cs="Arial"/>
-          <w:sz w:val="16"/>
-          <w:szCs w:val="16"/>
-        </w:rPr>
-        <w:tab/>
-      </w:r>
-      <w:r>
-        <w:rPr>
-          <w:rFonts w:ascii="Arial Narrow" w:eastAsia="Arial Narrow" w:hAnsi="Arial Narrow" w:cs="Arial"/>
+          <w:rFonts w:ascii="Arial Narrow" w:eastAsia="Arial Narrow" w:hAnsi="Arial Narrow" w:cs="Arial Narrow"/>
           <w:b/>
           <w:bCs/>
           <w:sz w:val="16"/>
           <w:szCs w:val="16"/>
         </w:rPr>
-        <w:t>LEY SOBRE FACULTADES, NORMAS Y ORGANIZACIÓN DEL INDECOPI, APROBADA POR DECRETO LEGISLATIVO 807 Artículo 24.-</w:t>
-      </w:r>
-      <w:r>
-        <w:rPr>
-          <w:rFonts w:ascii="Arial Narrow" w:eastAsia="Arial Narrow" w:hAnsi="Arial Narrow" w:cs="Arial"/>
-          <w:sz w:val="16"/>
-          <w:szCs w:val="16"/>
-        </w:rPr>
-        <w:t xml:space="preserve"> El </w:t>
-      </w:r>
-      <w:proofErr w:type="gramStart"/>
-      <w:r>
-        <w:rPr>
-          <w:rFonts w:ascii="Arial Narrow" w:eastAsia="Arial Narrow" w:hAnsi="Arial Narrow" w:cs="Arial"/>
-          <w:sz w:val="16"/>
-          <w:szCs w:val="16"/>
-        </w:rPr>
-        <w:t>Secretario Técnico</w:t>
-      </w:r>
-      <w:proofErr w:type="gramEnd"/>
-      <w:r>
-        <w:rPr>
-          <w:rFonts w:ascii="Arial Narrow" w:eastAsia="Arial Narrow" w:hAnsi="Arial Narrow" w:cs="Arial"/>
-          <w:sz w:val="16"/>
-          <w:szCs w:val="16"/>
-        </w:rPr>
-        <w:t xml:space="preserve"> se encargará de la tramitación del procedimiento. Para ello, cuenta con las siguientes facultades:</w:t>
-      </w:r>
-    </w:p>
+      </w:pPr>
+    </w:p>
+  </w:footnote>
+  <w:footnote w:id="6">
     <w:p>
       <w:pPr>
         <w:pStyle w:val="Textonotapie"/>
@@ -6413,19 +7209,100 @@
         <w:ind w:left="567" w:right="-1" w:hanging="567"/>
         <w:jc w:val="both"/>
         <w:rPr>
-          <w:rFonts w:ascii="Arial Narrow" w:eastAsia="Arial Narrow" w:hAnsi="Arial Narrow" w:cs="Arial"/>
-          <w:sz w:val="16"/>
-          <w:szCs w:val="16"/>
-        </w:rPr>
-      </w:pPr>
-      <w:r>
-        <w:rPr>
-          <w:rFonts w:ascii="Arial Narrow" w:eastAsia="Arial Narrow" w:hAnsi="Arial Narrow" w:cs="Arial"/>
+          <w:rFonts w:ascii="Arial Narrow" w:eastAsia="Arial Narrow" w:hAnsi="Arial Narrow" w:cs="Arial Narrow"/>
+          <w:b/>
+          <w:bCs/>
+          <w:sz w:val="16"/>
+          <w:szCs w:val="16"/>
+        </w:rPr>
+      </w:pPr>
+      <w:r>
+        <w:rPr>
+          <w:rStyle w:val="Refdenotaalpie"/>
+          <w:rFonts w:ascii="Arial Narrow" w:eastAsia="Arial Narrow" w:hAnsi="Arial Narrow" w:cs="Arial Narrow"/>
+          <w:sz w:val="16"/>
+          <w:szCs w:val="16"/>
+          <w:vertAlign w:val="superscript"/>
+        </w:rPr>
+        <w:footnoteRef/>
+      </w:r>
+      <w:r>
+        <w:rPr>
+          <w:rFonts w:ascii="Arial Narrow" w:eastAsia="Arial Narrow" w:hAnsi="Arial Narrow" w:cs="Arial Narrow"/>
+          <w:sz w:val="16"/>
+          <w:szCs w:val="16"/>
+        </w:rPr>
+        <w:t xml:space="preserve"> </w:t>
+      </w:r>
+      <w:r>
+        <w:rPr>
+          <w:rFonts w:ascii="Arial Narrow" w:eastAsia="Arial Narrow" w:hAnsi="Arial Narrow" w:cs="Arial Narrow"/>
           <w:sz w:val="16"/>
           <w:szCs w:val="16"/>
         </w:rPr>
         <w:tab/>
-        <w:t xml:space="preserve">(...) </w:t>
+      </w:r>
+      <w:r>
+        <w:rPr>
+          <w:rFonts w:ascii="Arial Narrow" w:eastAsia="Arial Narrow" w:hAnsi="Arial Narrow" w:cs="Arial Narrow"/>
+          <w:b/>
+          <w:bCs/>
+          <w:sz w:val="16"/>
+          <w:szCs w:val="16"/>
+        </w:rPr>
+        <w:t xml:space="preserve">LEY 29571, CÓDIGO DE PROTECCIÓN Y DEFENSA DEL CONSUMIDOR, publicado el 2 de setiembre de 2010 y modificado por Decreto Legislativo 1308 </w:t>
+      </w:r>
+    </w:p>
+    <w:p>
+      <w:pPr>
+        <w:pStyle w:val="Textonotapie"/>
+        <w:ind w:left="567" w:right="-1"/>
+        <w:jc w:val="both"/>
+        <w:rPr>
+          <w:rFonts w:ascii="Arial Narrow" w:eastAsia="Arial Narrow" w:hAnsi="Arial Narrow" w:cs="Arial Narrow"/>
+          <w:b/>
+          <w:bCs/>
+          <w:sz w:val="16"/>
+          <w:szCs w:val="16"/>
+        </w:rPr>
+      </w:pPr>
+      <w:r>
+        <w:rPr>
+          <w:rFonts w:ascii="Arial Narrow" w:eastAsia="Arial Narrow" w:hAnsi="Arial Narrow" w:cs="Arial Narrow"/>
+          <w:b/>
+          <w:bCs/>
+          <w:sz w:val="16"/>
+          <w:szCs w:val="16"/>
+        </w:rPr>
+        <w:t>Artículo 88.- Reclamo de productos o servicios financieros y de seguros</w:t>
+      </w:r>
+    </w:p>
+    <w:p>
+      <w:pPr>
+        <w:pStyle w:val="Textonotapie"/>
+        <w:ind w:left="567" w:right="-1"/>
+        <w:jc w:val="both"/>
+        <w:rPr>
+          <w:rFonts w:ascii="Arial Narrow" w:eastAsia="Arial Narrow" w:hAnsi="Arial Narrow" w:cs="Arial Narrow"/>
+          <w:sz w:val="16"/>
+          <w:szCs w:val="16"/>
+        </w:rPr>
+      </w:pPr>
+      <w:r>
+        <w:rPr>
+          <w:rFonts w:ascii="Arial Narrow" w:eastAsia="Arial Narrow" w:hAnsi="Arial Narrow" w:cs="Arial Narrow"/>
+          <w:sz w:val="16"/>
+          <w:szCs w:val="16"/>
+        </w:rPr>
+        <w:t>88.1 Las entidades del sistema financiero y de seguros, en todas sus oficinas en la República, deben resolver los reclamos en un plazo no mayor de quince días hábiles. Excepcionalmente, la Superintendencia de Banca, Seguros y Administradoras Privadas de Fondos de Pensiones podrá establecer un plazo ampliatorio cuando la naturaleza y complejidad de la operación, producto o servicio materia del reclamo o requerimiento lo justifique, situación que debe ponerse en conocimiento del consumidor antes de la culminación del plazo inicial, sin perjuicio del derecho del consumidor de recurrir directamente ante la Autoridad de Consumo</w:t>
+      </w:r>
+      <w:r>
+        <w:rPr>
+          <w:rFonts w:ascii="Arial Narrow" w:eastAsia="Arial Narrow" w:hAnsi="Arial Narrow" w:cs="Arial Narrow"/>
+          <w:sz w:val="16"/>
+          <w:szCs w:val="16"/>
+        </w:rPr>
+        <w:t xml:space="preserve">. </w:t>
       </w:r>
     </w:p>
     <w:p>
@@ -6437,21 +7314,16 @@
         <w:ind w:left="567" w:right="-1" w:hanging="567"/>
         <w:jc w:val="both"/>
         <w:rPr>
-          <w:rFonts w:ascii="Arial Narrow" w:eastAsia="Arial Narrow" w:hAnsi="Arial Narrow" w:cs="Arial"/>
-          <w:sz w:val="16"/>
-          <w:szCs w:val="16"/>
-        </w:rPr>
-      </w:pPr>
-      <w:r>
-        <w:rPr>
-          <w:rFonts w:ascii="Arial Narrow" w:eastAsia="Arial Narrow" w:hAnsi="Arial Narrow" w:cs="Arial"/>
-          <w:sz w:val="16"/>
-          <w:szCs w:val="16"/>
-        </w:rPr>
-        <w:tab/>
-        <w:t xml:space="preserve">c) Admitir denuncias a trámite, en aquellos casos en que la Comisión le haya delegado esta facultad. </w:t>
-      </w:r>
-    </w:p>
+          <w:rFonts w:ascii="Arial Narrow" w:eastAsia="Arial Narrow" w:hAnsi="Arial Narrow" w:cs="Arial Narrow"/>
+          <w:b/>
+          <w:bCs/>
+          <w:sz w:val="16"/>
+          <w:szCs w:val="16"/>
+        </w:rPr>
+      </w:pPr>
+    </w:p>
+  </w:footnote>
+  <w:footnote w:id="7">
     <w:p>
       <w:pPr>
         <w:pStyle w:val="Textonotapie"/>
@@ -6461,19 +7333,72 @@
         <w:ind w:left="567" w:right="-1" w:hanging="567"/>
         <w:jc w:val="both"/>
         <w:rPr>
-          <w:rFonts w:ascii="Arial Narrow" w:eastAsia="Arial Narrow" w:hAnsi="Arial Narrow" w:cs="Arial"/>
-          <w:sz w:val="16"/>
-          <w:szCs w:val="16"/>
-        </w:rPr>
-      </w:pPr>
-      <w:r>
-        <w:rPr>
-          <w:rFonts w:ascii="Arial Narrow" w:eastAsia="Arial Narrow" w:hAnsi="Arial Narrow" w:cs="Arial"/>
+          <w:rFonts w:ascii="Arial Narrow" w:eastAsia="Arial Narrow" w:hAnsi="Arial Narrow" w:cs="Arial Narrow"/>
+          <w:sz w:val="16"/>
+          <w:szCs w:val="16"/>
+        </w:rPr>
+      </w:pPr>
+      <w:r>
+        <w:rPr>
+          <w:rStyle w:val="Refdenotaalpie"/>
+          <w:rFonts w:ascii="Arial Narrow" w:eastAsia="Arial Narrow" w:hAnsi="Arial Narrow" w:cs="Arial Narrow"/>
+          <w:sz w:val="16"/>
+          <w:szCs w:val="16"/>
+          <w:vertAlign w:val="superscript"/>
+        </w:rPr>
+        <w:footnoteRef/>
+      </w:r>
+      <w:r>
+        <w:rPr>
+          <w:rFonts w:ascii="Arial Narrow" w:eastAsia="Arial Narrow" w:hAnsi="Arial Narrow" w:cs="Arial Narrow"/>
+          <w:sz w:val="16"/>
+          <w:szCs w:val="16"/>
+        </w:rPr>
+        <w:t xml:space="preserve"> </w:t>
+      </w:r>
+      <w:r>
+        <w:rPr>
+          <w:rFonts w:ascii="Arial Narrow" w:eastAsia="Arial Narrow" w:hAnsi="Arial Narrow" w:cs="Arial Narrow"/>
           <w:sz w:val="16"/>
           <w:szCs w:val="16"/>
         </w:rPr>
         <w:tab/>
-        <w:t>(...).</w:t>
+      </w:r>
+      <w:r>
+        <w:rPr>
+          <w:rFonts w:ascii="Arial Narrow" w:eastAsia="Arial Narrow" w:hAnsi="Arial Narrow" w:cs="Arial Narrow"/>
+          <w:b/>
+          <w:bCs/>
+          <w:sz w:val="16"/>
+          <w:szCs w:val="16"/>
+        </w:rPr>
+        <w:t>LEY SOBRE FACULTADES, NORMAS Y ORGANIZACIÓN DEL INDECOPI, APROBADA POR DECRETO LEGISLATIVO 807 Artículo 24.-</w:t>
+      </w:r>
+      <w:r>
+        <w:rPr>
+          <w:rFonts w:ascii="Arial Narrow" w:eastAsia="Arial Narrow" w:hAnsi="Arial Narrow" w:cs="Arial Narrow"/>
+          <w:sz w:val="16"/>
+          <w:szCs w:val="16"/>
+        </w:rPr>
+        <w:t xml:space="preserve"> El </w:t>
+      </w:r>
+      <w:proofErr w:type="gramStart"/>
+      <w:r>
+        <w:rPr>
+          <w:rFonts w:ascii="Arial Narrow" w:eastAsia="Arial Narrow" w:hAnsi="Arial Narrow" w:cs="Arial Narrow"/>
+          <w:sz w:val="16"/>
+          <w:szCs w:val="16"/>
+        </w:rPr>
+        <w:t>Secretario Técnico</w:t>
+      </w:r>
+      <w:proofErr w:type="gramEnd"/>
+      <w:r>
+        <w:rPr>
+          <w:rFonts w:ascii="Arial Narrow" w:eastAsia="Arial Narrow" w:hAnsi="Arial Narrow" w:cs="Arial Narrow"/>
+          <w:sz w:val="16"/>
+          <w:szCs w:val="16"/>
+        </w:rPr>
+        <w:t xml:space="preserve"> se encargará de la tramitación del procedimiento. Para ello, cuenta con las siguientes facultades:</w:t>
       </w:r>
     </w:p>
     <w:p>
@@ -6485,18 +7410,19 @@
         <w:ind w:left="567" w:right="-1" w:hanging="567"/>
         <w:jc w:val="both"/>
         <w:rPr>
-          <w:rFonts w:ascii="Arial Narrow" w:eastAsia="Arial Narrow" w:hAnsi="Arial Narrow" w:cs="Arial"/>
-          <w:sz w:val="16"/>
-          <w:szCs w:val="16"/>
-        </w:rPr>
-      </w:pPr>
-      <w:r>
-        <w:rPr>
-          <w:rFonts w:ascii="Arial Narrow" w:eastAsia="Arial Narrow" w:hAnsi="Arial Narrow" w:cs="Arial"/>
-          <w:sz w:val="16"/>
-          <w:szCs w:val="16"/>
-        </w:rPr>
-        <w:t xml:space="preserve">. </w:t>
+          <w:rFonts w:ascii="Arial Narrow" w:eastAsia="Arial Narrow" w:hAnsi="Arial Narrow" w:cs="Arial Narrow"/>
+          <w:sz w:val="16"/>
+          <w:szCs w:val="16"/>
+        </w:rPr>
+      </w:pPr>
+      <w:r>
+        <w:rPr>
+          <w:rFonts w:ascii="Arial Narrow" w:eastAsia="Arial Narrow" w:hAnsi="Arial Narrow" w:cs="Arial Narrow"/>
+          <w:sz w:val="16"/>
+          <w:szCs w:val="16"/>
+        </w:rPr>
+        <w:tab/>
+        <w:t xml:space="preserve">(...) </w:t>
       </w:r>
     </w:p>
     <w:p>
@@ -6508,7 +7434,78 @@
         <w:ind w:left="567" w:right="-1" w:hanging="567"/>
         <w:jc w:val="both"/>
         <w:rPr>
-          <w:rFonts w:ascii="Arial Narrow" w:eastAsia="Arial Narrow" w:hAnsi="Arial Narrow" w:cs="Arial"/>
+          <w:rFonts w:ascii="Arial Narrow" w:eastAsia="Arial Narrow" w:hAnsi="Arial Narrow" w:cs="Arial Narrow"/>
+          <w:sz w:val="16"/>
+          <w:szCs w:val="16"/>
+        </w:rPr>
+      </w:pPr>
+      <w:r>
+        <w:rPr>
+          <w:rFonts w:ascii="Arial Narrow" w:eastAsia="Arial Narrow" w:hAnsi="Arial Narrow" w:cs="Arial Narrow"/>
+          <w:sz w:val="16"/>
+          <w:szCs w:val="16"/>
+        </w:rPr>
+        <w:tab/>
+        <w:t xml:space="preserve">c) Admitir denuncias a trámite, en aquellos casos en que la Comisión le haya delegado esta facultad. </w:t>
+      </w:r>
+    </w:p>
+    <w:p>
+      <w:pPr>
+        <w:pStyle w:val="Textonotapie"/>
+        <w:tabs>
+          <w:tab w:val="left" w:pos="567"/>
+        </w:tabs>
+        <w:ind w:left="567" w:right="-1" w:hanging="567"/>
+        <w:jc w:val="both"/>
+        <w:rPr>
+          <w:rFonts w:ascii="Arial Narrow" w:eastAsia="Arial Narrow" w:hAnsi="Arial Narrow" w:cs="Arial Narrow"/>
+          <w:sz w:val="16"/>
+          <w:szCs w:val="16"/>
+        </w:rPr>
+      </w:pPr>
+      <w:r>
+        <w:rPr>
+          <w:rFonts w:ascii="Arial Narrow" w:eastAsia="Arial Narrow" w:hAnsi="Arial Narrow" w:cs="Arial Narrow"/>
+          <w:sz w:val="16"/>
+          <w:szCs w:val="16"/>
+        </w:rPr>
+        <w:tab/>
+        <w:t>(...).</w:t>
+      </w:r>
+    </w:p>
+    <w:p>
+      <w:pPr>
+        <w:pStyle w:val="Textonotapie"/>
+        <w:tabs>
+          <w:tab w:val="left" w:pos="567"/>
+        </w:tabs>
+        <w:ind w:left="567" w:right="-1" w:hanging="567"/>
+        <w:jc w:val="both"/>
+        <w:rPr>
+          <w:rFonts w:ascii="Arial Narrow" w:eastAsia="Arial Narrow" w:hAnsi="Arial Narrow" w:cs="Arial Narrow"/>
+          <w:sz w:val="16"/>
+          <w:szCs w:val="16"/>
+        </w:rPr>
+      </w:pPr>
+      <w:r>
+        <w:rPr>
+          <w:rFonts w:ascii="Arial Narrow" w:eastAsia="Arial Narrow" w:hAnsi="Arial Narrow" w:cs="Arial Narrow"/>
+          <w:sz w:val="16"/>
+          <w:szCs w:val="16"/>
+        </w:rPr>
+        <w:t xml:space="preserve">. </w:t>
+      </w:r>
+    </w:p>
+    <w:p>
+      <w:pPr>
+        <w:pStyle w:val="Textonotapie"/>
+        <w:tabs>
+          <w:tab w:val="left" w:pos="567"/>
+        </w:tabs>
+        <w:ind w:left="567" w:right="-1" w:hanging="567"/>
+        <w:jc w:val="both"/>
+        <w:rPr>
+          <w:rFonts w:ascii="Arial Narrow" w:eastAsia="Arial Narrow" w:hAnsi="Arial Narrow" w:cs="Arial Narrow"/>
           <w:sz w:val="16"/>
           <w:szCs w:val="16"/>
         </w:rPr>
@@ -6522,7 +7519,7 @@
         <w:ind w:left="567" w:hanging="567"/>
         <w:jc w:val="both"/>
         <w:rPr>
-          <w:rFonts w:ascii="Arial Narrow" w:hAnsi="Arial Narrow" w:cs="Arial"/>
+          <w:rFonts w:ascii="Arial Narrow" w:eastAsia="Arial Narrow" w:hAnsi="Arial Narrow" w:cs="Arial Narrow"/>
           <w:sz w:val="16"/>
           <w:szCs w:val="16"/>
         </w:rPr>
@@ -6530,7 +7527,7 @@
       <w:r>
         <w:rPr>
           <w:rStyle w:val="Refdenotaalpie"/>
-          <w:rFonts w:ascii="Arial Narrow" w:hAnsi="Arial Narrow" w:cs="Arial"/>
+          <w:rFonts w:ascii="Arial Narrow" w:eastAsia="Arial Narrow" w:hAnsi="Arial Narrow" w:cs="Arial Narrow"/>
           <w:sz w:val="16"/>
           <w:szCs w:val="16"/>
           <w:vertAlign w:val="superscript"/>
@@ -6539,7 +7536,7 @@
       </w:r>
       <w:r>
         <w:rPr>
-          <w:rFonts w:ascii="Arial Narrow" w:hAnsi="Arial Narrow" w:cs="Arial"/>
+          <w:rFonts w:ascii="Arial Narrow" w:eastAsia="Arial Narrow" w:hAnsi="Arial Narrow" w:cs="Arial Narrow"/>
           <w:sz w:val="16"/>
           <w:szCs w:val="16"/>
         </w:rPr>
@@ -6547,7 +7544,7 @@
       </w:r>
       <w:r>
         <w:rPr>
-          <w:rFonts w:ascii="Arial Narrow" w:hAnsi="Arial Narrow" w:cs="Arial"/>
+          <w:rFonts w:ascii="Arial Narrow" w:eastAsia="Arial Narrow" w:hAnsi="Arial Narrow" w:cs="Arial Narrow"/>
           <w:sz w:val="16"/>
           <w:szCs w:val="16"/>
         </w:rPr>
@@ -6557,7 +7554,7 @@
       <w:proofErr w:type="gramStart"/>
       <w:r>
         <w:rPr>
-          <w:rFonts w:ascii="Arial Narrow" w:hAnsi="Arial Narrow" w:cs="Arial"/>
+          <w:rFonts w:ascii="Arial Narrow" w:eastAsia="Arial Narrow" w:hAnsi="Arial Narrow" w:cs="Arial Narrow"/>
           <w:sz w:val="16"/>
           <w:szCs w:val="16"/>
         </w:rPr>
@@ -6566,7 +7563,7 @@
       <w:proofErr w:type="gramEnd"/>
       <w:r>
         <w:rPr>
-          <w:rFonts w:ascii="Arial Narrow" w:hAnsi="Arial Narrow" w:cs="Arial"/>
+          <w:rFonts w:ascii="Arial Narrow" w:eastAsia="Arial Narrow" w:hAnsi="Arial Narrow" w:cs="Arial Narrow"/>
           <w:sz w:val="16"/>
           <w:szCs w:val="16"/>
         </w:rPr>
@@ -6579,7 +7576,7 @@
         <w:ind w:left="567" w:hanging="567"/>
         <w:jc w:val="both"/>
         <w:rPr>
-          <w:rFonts w:ascii="Arial Narrow" w:hAnsi="Arial Narrow" w:cs="Arial"/>
+          <w:rFonts w:ascii="Arial Narrow" w:eastAsia="Arial Narrow" w:hAnsi="Arial Narrow" w:cs="Arial Narrow"/>
           <w:sz w:val="16"/>
           <w:szCs w:val="16"/>
         </w:rPr>
@@ -6593,7 +7590,7 @@
         <w:ind w:left="567" w:hanging="567"/>
         <w:jc w:val="both"/>
         <w:rPr>
-          <w:rFonts w:ascii="Arial Narrow" w:hAnsi="Arial Narrow" w:cs="Arial"/>
+          <w:rFonts w:ascii="Arial Narrow" w:eastAsia="Arial Narrow" w:hAnsi="Arial Narrow" w:cs="Arial Narrow"/>
           <w:sz w:val="16"/>
           <w:szCs w:val="16"/>
         </w:rPr>
@@ -6601,7 +7598,7 @@
       <w:r>
         <w:rPr>
           <w:rStyle w:val="Refdenotaalpie"/>
-          <w:rFonts w:ascii="Arial Narrow" w:hAnsi="Arial Narrow" w:cs="Arial"/>
+          <w:rFonts w:ascii="Arial Narrow" w:eastAsia="Arial Narrow" w:hAnsi="Arial Narrow" w:cs="Arial Narrow"/>
           <w:sz w:val="16"/>
           <w:szCs w:val="16"/>
           <w:vertAlign w:val="superscript"/>
@@ -6610,7 +7607,7 @@
       </w:r>
       <w:r>
         <w:rPr>
-          <w:rFonts w:ascii="Arial Narrow" w:hAnsi="Arial Narrow" w:cs="Arial"/>
+          <w:rFonts w:ascii="Arial Narrow" w:eastAsia="Arial Narrow" w:hAnsi="Arial Narrow" w:cs="Arial Narrow"/>
           <w:sz w:val="16"/>
           <w:szCs w:val="16"/>
         </w:rPr>
@@ -6618,7 +7615,7 @@
       </w:r>
       <w:r>
         <w:rPr>
-          <w:rFonts w:ascii="Arial Narrow" w:hAnsi="Arial Narrow" w:cs="Arial"/>
+          <w:rFonts w:ascii="Arial Narrow" w:eastAsia="Arial Narrow" w:hAnsi="Arial Narrow" w:cs="Arial Narrow"/>
           <w:sz w:val="16"/>
           <w:szCs w:val="16"/>
         </w:rPr>
@@ -6626,7 +7623,7 @@
       </w:r>
       <w:r>
         <w:rPr>
-          <w:rFonts w:ascii="Arial Narrow" w:eastAsia="Arial Narrow" w:hAnsi="Arial Narrow" w:cs="Arial"/>
+          <w:rFonts w:ascii="Arial Narrow" w:eastAsia="Arial Narrow" w:hAnsi="Arial Narrow" w:cs="Arial Narrow"/>
           <w:b/>
           <w:sz w:val="16"/>
           <w:szCs w:val="16"/>
@@ -6635,7 +7632,7 @@
       </w:r>
       <w:r>
         <w:rPr>
-          <w:rFonts w:ascii="Arial Narrow" w:hAnsi="Arial Narrow" w:cs="Arial"/>
+          <w:rFonts w:ascii="Arial Narrow" w:eastAsia="Arial Narrow" w:hAnsi="Arial Narrow" w:cs="Arial Narrow"/>
           <w:b/>
           <w:bCs/>
           <w:sz w:val="16"/>
@@ -6645,7 +7642,7 @@
       </w:r>
       <w:r>
         <w:rPr>
-          <w:rFonts w:ascii="Arial Narrow" w:hAnsi="Arial Narrow" w:cs="Arial"/>
+          <w:rFonts w:ascii="Arial Narrow" w:eastAsia="Arial Narrow" w:hAnsi="Arial Narrow" w:cs="Arial Narrow"/>
           <w:b/>
           <w:sz w:val="16"/>
           <w:szCs w:val="16"/>
@@ -6659,7 +7656,7 @@
         <w:ind w:left="567" w:hanging="567"/>
         <w:jc w:val="both"/>
         <w:rPr>
-          <w:rFonts w:ascii="Arial Narrow" w:hAnsi="Arial Narrow" w:cs="Arial"/>
+          <w:rFonts w:ascii="Arial Narrow" w:eastAsia="Arial Narrow" w:hAnsi="Arial Narrow" w:cs="Arial Narrow"/>
           <w:b/>
           <w:bCs/>
           <w:sz w:val="16"/>
@@ -6668,7 +7665,7 @@
       </w:pPr>
       <w:r>
         <w:rPr>
-          <w:rFonts w:ascii="Arial Narrow" w:hAnsi="Arial Narrow" w:cs="Arial"/>
+          <w:rFonts w:ascii="Arial Narrow" w:eastAsia="Arial Narrow" w:hAnsi="Arial Narrow" w:cs="Arial Narrow"/>
           <w:sz w:val="16"/>
           <w:szCs w:val="16"/>
         </w:rPr>
@@ -6676,7 +7673,7 @@
       </w:r>
       <w:r>
         <w:rPr>
-          <w:rFonts w:ascii="Arial Narrow" w:hAnsi="Arial Narrow" w:cs="Arial"/>
+          <w:rFonts w:ascii="Arial Narrow" w:eastAsia="Arial Narrow" w:hAnsi="Arial Narrow" w:cs="Arial Narrow"/>
           <w:b/>
           <w:bCs/>
           <w:sz w:val="16"/>
@@ -6694,15 +7691,15 @@
         <w:ind w:left="567"/>
         <w:jc w:val="both"/>
         <w:rPr>
-          <w:rFonts w:ascii="Arial Narrow" w:hAnsi="Arial Narrow" w:cs="Arial"/>
-          <w:sz w:val="16"/>
-          <w:szCs w:val="16"/>
-          <w:lang w:eastAsia="es-PE"/>
-        </w:rPr>
-      </w:pPr>
-      <w:r>
-        <w:rPr>
-          <w:rFonts w:ascii="Arial Narrow" w:hAnsi="Arial Narrow" w:cs="Arial"/>
+          <w:rFonts w:ascii="Arial Narrow" w:eastAsia="Arial Narrow" w:hAnsi="Arial Narrow" w:cs="Arial Narrow"/>
+          <w:sz w:val="16"/>
+          <w:szCs w:val="16"/>
+          <w:lang w:eastAsia="es-PE"/>
+        </w:rPr>
+      </w:pPr>
+      <w:r>
+        <w:rPr>
+          <w:rFonts w:ascii="Arial Narrow" w:eastAsia="Arial Narrow" w:hAnsi="Arial Narrow" w:cs="Arial Narrow"/>
           <w:sz w:val="16"/>
           <w:szCs w:val="16"/>
           <w:lang w:eastAsia="es-PE"/>
@@ -6719,15 +7716,15 @@
         <w:ind w:left="567"/>
         <w:jc w:val="both"/>
         <w:rPr>
-          <w:rFonts w:ascii="Arial Narrow" w:hAnsi="Arial Narrow" w:cs="Arial"/>
-          <w:sz w:val="16"/>
-          <w:szCs w:val="16"/>
-          <w:lang w:eastAsia="es-PE"/>
-        </w:rPr>
-      </w:pPr>
-      <w:r>
-        <w:rPr>
-          <w:rFonts w:ascii="Arial Narrow" w:hAnsi="Arial Narrow" w:cs="Arial"/>
+          <w:rFonts w:ascii="Arial Narrow" w:eastAsia="Arial Narrow" w:hAnsi="Arial Narrow" w:cs="Arial Narrow"/>
+          <w:sz w:val="16"/>
+          <w:szCs w:val="16"/>
+          <w:lang w:eastAsia="es-PE"/>
+        </w:rPr>
+      </w:pPr>
+      <w:r>
+        <w:rPr>
+          <w:rFonts w:ascii="Arial Narrow" w:eastAsia="Arial Narrow" w:hAnsi="Arial Narrow" w:cs="Arial Narrow"/>
           <w:sz w:val="16"/>
           <w:szCs w:val="16"/>
           <w:lang w:eastAsia="es-PE"/>
@@ -6744,15 +7741,15 @@
         <w:ind w:left="567"/>
         <w:jc w:val="both"/>
         <w:rPr>
-          <w:rFonts w:ascii="Arial Narrow" w:hAnsi="Arial Narrow" w:cs="Arial"/>
-          <w:sz w:val="16"/>
-          <w:szCs w:val="16"/>
-          <w:lang w:eastAsia="es-PE"/>
-        </w:rPr>
-      </w:pPr>
-      <w:r>
-        <w:rPr>
-          <w:rFonts w:ascii="Arial Narrow" w:hAnsi="Arial Narrow" w:cs="Arial"/>
+          <w:rFonts w:ascii="Arial Narrow" w:eastAsia="Arial Narrow" w:hAnsi="Arial Narrow" w:cs="Arial Narrow"/>
+          <w:sz w:val="16"/>
+          <w:szCs w:val="16"/>
+          <w:lang w:eastAsia="es-PE"/>
+        </w:rPr>
+      </w:pPr>
+      <w:r>
+        <w:rPr>
+          <w:rFonts w:ascii="Arial Narrow" w:eastAsia="Arial Narrow" w:hAnsi="Arial Narrow" w:cs="Arial Narrow"/>
           <w:sz w:val="16"/>
           <w:szCs w:val="16"/>
           <w:lang w:eastAsia="es-PE"/>
@@ -6763,41 +7760,71 @@
     <w:p>
       <w:pPr>
         <w:pStyle w:val="Textonotapie"/>
-        <w:tabs>
-          <w:tab w:val="left" w:pos="284"/>
-        </w:tabs>
         <w:ind w:left="567" w:hanging="567"/>
         <w:jc w:val="both"/>
         <w:rPr>
-          <w:rFonts w:ascii="Arial Narrow" w:hAnsi="Arial Narrow" w:cs="Arial"/>
+          <w:rFonts w:ascii="Arial Narrow" w:eastAsia="Arial Narrow" w:hAnsi="Arial Narrow" w:cs="Arial Narrow"/>
+          <w:sz w:val="16"/>
+          <w:szCs w:val="16"/>
+        </w:rPr>
+      </w:pPr>
+    </w:p>
+  </w:footnote>
+  <w:footnote w:id="15">
+    <w:p>
+      <w:pPr>
+        <w:pStyle w:val="Textonotapie"/>
+        <w:ind w:left="567" w:hanging="567"/>
+        <w:jc w:val="both"/>
+        <w:rPr>
+          <w:rFonts w:ascii="Arial Narrow" w:eastAsia="Arial Narrow" w:hAnsi="Arial Narrow" w:cs="Arial Narrow"/>
+          <w:sz w:val="16"/>
+          <w:szCs w:val="16"/>
+        </w:rPr>
+      </w:pPr>
+      <w:r>
+        <w:rPr>
+          <w:rStyle w:val="Refdenotaalpie"/>
+          <w:rFonts w:ascii="Arial Narrow" w:eastAsia="Arial Narrow" w:hAnsi="Arial Narrow" w:cs="Arial Narrow"/>
+          <w:sz w:val="16"/>
+          <w:szCs w:val="16"/>
+          <w:vertAlign w:val="superscript"/>
+        </w:rPr>
+        <w:footnoteRef/>
+      </w:r>
+      <w:r>
+        <w:rPr>
+          <w:rFonts w:ascii="Arial Narrow" w:eastAsia="Arial Narrow" w:hAnsi="Arial Narrow" w:cs="Arial Narrow"/>
+          <w:sz w:val="16"/>
+          <w:szCs w:val="16"/>
+        </w:rPr>
+        <w:tab/>
+      </w:r>
+      <w:r>
+        <w:rPr>
+          <w:rFonts w:ascii="Arial Narrow" w:eastAsia="Arial Narrow" w:hAnsi="Arial Narrow" w:cs="Arial Narrow"/>
           <w:b/>
           <w:bCs/>
           <w:sz w:val="16"/>
           <w:szCs w:val="16"/>
         </w:rPr>
-      </w:pPr>
-    </w:p>
-  </w:footnote>
-  <w:footnote w:id="15">
+        <w:t xml:space="preserve">DECRETO LEGISLATIVO 807, LEY SOBRE FACULTADES, NORMAS Y ORGANIZACIÓN DEL INDECOPI, publicado el 18 de abril de 1996</w:t>
+      </w:r>
+    </w:p>
     <w:p>
       <w:pPr>
         <w:pStyle w:val="Textonotapie"/>
         <w:ind w:left="567" w:hanging="567"/>
         <w:jc w:val="both"/>
-      </w:pPr>
-      <w:r>
-        <w:rPr>
-          <w:rStyle w:val="Refdenotaalpie"/>
-          <w:rFonts w:ascii="Arial Narrow" w:hAnsi="Arial Narrow" w:cs="Arial"/>
-          <w:sz w:val="16"/>
-          <w:szCs w:val="16"/>
-          <w:vertAlign w:val="superscript"/>
-        </w:rPr>
-        <w:footnoteRef/>
-      </w:r>
-      <w:r>
-        <w:rPr>
-          <w:rFonts w:ascii="Arial Narrow" w:hAnsi="Arial Narrow" w:cs="Arial"/>
+        <w:rPr>
+          <w:rFonts w:ascii="Arial Narrow" w:eastAsia="Arial Narrow" w:hAnsi="Arial Narrow" w:cs="Arial Narrow"/>
+          <w:sz w:val="16"/>
+          <w:szCs w:val="16"/>
+        </w:rPr>
+      </w:pPr>
+      <w:r>
+        <w:rPr>
+          <w:rFonts w:ascii="Arial Narrow" w:eastAsia="Arial Narrow" w:hAnsi="Arial Narrow" w:cs="Arial Narrow"/>
           <w:sz w:val="16"/>
           <w:szCs w:val="16"/>
         </w:rPr>
@@ -6805,13 +7832,21 @@
       </w:r>
       <w:r>
         <w:rPr>
-          <w:rFonts w:ascii="Arial Narrow" w:hAnsi="Arial Narrow" w:cs="Arial"/>
+          <w:rFonts w:ascii="Arial Narrow" w:eastAsia="Arial Narrow" w:hAnsi="Arial Narrow" w:cs="Arial Narrow"/>
           <w:b/>
           <w:bCs/>
           <w:sz w:val="16"/>
           <w:szCs w:val="16"/>
         </w:rPr>
-        <w:t xml:space="preserve">DECRETO LEGISLATIVO 807, LEY SOBRE FACULTADES, NORMAS Y ORGANIZACIÓN DEL INDECOPI, publicado el 18 de abril de 1996</w:t>
+        <w:t xml:space="preserve">Artículo 26.-</w:t>
+      </w:r>
+      <w:r>
+        <w:rPr>
+          <w:rFonts w:ascii="Arial Narrow" w:eastAsia="Arial Narrow" w:hAnsi="Arial Narrow" w:cs="Arial Narrow"/>
+          <w:sz w:val="16"/>
+          <w:szCs w:val="16"/>
+        </w:rPr>
+        <w:t xml:space="preserve"> Una vez admitida a trámite la denuncia, se correrá traslado de la misma al denunciado, a fin de que éste presente su descargo. El plazo para la presentación del descargo será de cinco (5) días contados desde la notificación, vencido el cual, el Secretario Técnico declarará en rebeldía al denunciado que no lo hubiera presentado.</w:t>
       </w:r>
     </w:p>
     <w:p>
@@ -6819,10 +7854,39 @@
         <w:pStyle w:val="Textonotapie"/>
         <w:ind w:left="567" w:hanging="567"/>
         <w:jc w:val="both"/>
-      </w:pPr>
-      <w:r>
-        <w:rPr>
-          <w:rFonts w:ascii="Arial Narrow" w:hAnsi="Arial Narrow" w:cs="Arial"/>
+        <w:rPr>
+          <w:rFonts w:ascii="Arial Narrow" w:eastAsia="Arial Narrow" w:hAnsi="Arial Narrow" w:cs="Arial Narrow"/>
+          <w:sz w:val="16"/>
+          <w:szCs w:val="16"/>
+        </w:rPr>
+      </w:pPr>
+    </w:p>
+  </w:footnote>
+  <w:footnote w:id="16">
+    <w:p>
+      <w:pPr>
+        <w:pStyle w:val="Textonotapie"/>
+        <w:ind w:left="567" w:hanging="567"/>
+        <w:jc w:val="both"/>
+        <w:rPr>
+          <w:rFonts w:ascii="Arial Narrow" w:eastAsia="Arial Narrow" w:hAnsi="Arial Narrow" w:cs="Arial Narrow"/>
+          <w:sz w:val="16"/>
+          <w:szCs w:val="16"/>
+        </w:rPr>
+      </w:pPr>
+      <w:r>
+        <w:rPr>
+          <w:rStyle w:val="Refdenotaalpie"/>
+          <w:rFonts w:ascii="Arial Narrow" w:eastAsia="Arial Narrow" w:hAnsi="Arial Narrow" w:cs="Arial Narrow"/>
+          <w:sz w:val="16"/>
+          <w:szCs w:val="16"/>
+          <w:vertAlign w:val="superscript"/>
+        </w:rPr>
+        <w:footnoteRef/>
+      </w:r>
+      <w:r>
+        <w:rPr>
+          <w:rFonts w:ascii="Arial Narrow" w:eastAsia="Arial Narrow" w:hAnsi="Arial Narrow" w:cs="Arial Narrow"/>
           <w:sz w:val="16"/>
           <w:szCs w:val="16"/>
         </w:rPr>
@@ -6830,44 +7894,29 @@
       </w:r>
       <w:r>
         <w:rPr>
-          <w:rFonts w:ascii="Arial Narrow" w:hAnsi="Arial Narrow" w:cs="Arial"/>
+          <w:rFonts w:ascii="Arial Narrow" w:eastAsia="Arial Narrow" w:hAnsi="Arial Narrow" w:cs="Arial Narrow"/>
           <w:b/>
           <w:bCs/>
           <w:sz w:val="16"/>
           <w:szCs w:val="16"/>
         </w:rPr>
-        <w:t xml:space="preserve">Artículo 26.-</w:t>
-      </w:r>
-      <w:r>
-        <w:rPr>
-          <w:rFonts w:ascii="Arial Narrow" w:hAnsi="Arial Narrow" w:cs="Arial"/>
-          <w:sz w:val="16"/>
-          <w:szCs w:val="16"/>
-        </w:rPr>
-        <w:t xml:space="preserve"> Una vez admitida a trámite la denuncia, se correrá traslado de la misma al denunciado, a fin de que éste presente su descargo. El plazo para la presentación del descargo será de cinco (5) días contados desde la notificación, vencido el cual, el Secretario Técnico declarará en rebeldía al denunciado que no lo hubiera presentado.</w:t>
-      </w:r>
-    </w:p>
-  </w:footnote>
-  <w:footnote w:id="16">
+        <w:t xml:space="preserve">DECRETO SUPREMO 006-2026-JUS, TEXTO ÚNICO ORDENADO DE LA LEY 27444, LEY DEL PROCEDIMIENTO ADMINISTRATIVO GENERAL, publicado el 30 de abril de 2026</w:t>
+      </w:r>
+    </w:p>
     <w:p>
       <w:pPr>
         <w:pStyle w:val="Textonotapie"/>
         <w:ind w:left="567" w:hanging="567"/>
         <w:jc w:val="both"/>
-      </w:pPr>
-      <w:r>
-        <w:rPr>
-          <w:rStyle w:val="Refdenotaalpie"/>
-          <w:rFonts w:ascii="Arial Narrow" w:hAnsi="Arial Narrow" w:cs="Arial"/>
-          <w:sz w:val="16"/>
-          <w:szCs w:val="16"/>
-          <w:vertAlign w:val="superscript"/>
-        </w:rPr>
-        <w:footnoteRef/>
-      </w:r>
-      <w:r>
-        <w:rPr>
-          <w:rFonts w:ascii="Arial Narrow" w:hAnsi="Arial Narrow" w:cs="Arial"/>
+        <w:rPr>
+          <w:rFonts w:ascii="Arial Narrow" w:eastAsia="Arial Narrow" w:hAnsi="Arial Narrow" w:cs="Arial Narrow"/>
+          <w:sz w:val="16"/>
+          <w:szCs w:val="16"/>
+        </w:rPr>
+      </w:pPr>
+      <w:r>
+        <w:rPr>
+          <w:rFonts w:ascii="Arial Narrow" w:eastAsia="Arial Narrow" w:hAnsi="Arial Narrow" w:cs="Arial Narrow"/>
           <w:sz w:val="16"/>
           <w:szCs w:val="16"/>
         </w:rPr>
@@ -6875,13 +7924,13 @@
       </w:r>
       <w:r>
         <w:rPr>
-          <w:rFonts w:ascii="Arial Narrow" w:hAnsi="Arial Narrow" w:cs="Arial"/>
+          <w:rFonts w:ascii="Arial Narrow" w:eastAsia="Arial Narrow" w:hAnsi="Arial Narrow" w:cs="Arial Narrow"/>
           <w:b/>
           <w:bCs/>
           <w:sz w:val="16"/>
           <w:szCs w:val="16"/>
         </w:rPr>
-        <w:t xml:space="preserve">DECRETO SUPREMO 006-2026-JUS, TEXTO ÚNICO ORDENADO DE LA LEY 27444, LEY DEL PROCEDIMIENTO ADMINISTRATIVO GENERAL, publicado el 30 de abril de 2026</w:t>
+        <w:t xml:space="preserve">Artículo 223.- Contestación de la reclamación</w:t>
       </w:r>
     </w:p>
     <w:p>
@@ -6889,10 +7938,15 @@
         <w:pStyle w:val="Textonotapie"/>
         <w:ind w:left="567" w:hanging="567"/>
         <w:jc w:val="both"/>
-      </w:pPr>
-      <w:r>
-        <w:rPr>
-          <w:rFonts w:ascii="Arial Narrow" w:hAnsi="Arial Narrow" w:cs="Arial"/>
+        <w:rPr>
+          <w:rFonts w:ascii="Arial Narrow" w:eastAsia="Arial Narrow" w:hAnsi="Arial Narrow" w:cs="Arial Narrow"/>
+          <w:sz w:val="16"/>
+          <w:szCs w:val="16"/>
+        </w:rPr>
+      </w:pPr>
+      <w:r>
+        <w:rPr>
+          <w:rFonts w:ascii="Arial Narrow" w:eastAsia="Arial Narrow" w:hAnsi="Arial Narrow" w:cs="Arial Narrow"/>
           <w:sz w:val="16"/>
           <w:szCs w:val="16"/>
         </w:rPr>
@@ -6900,130 +7954,117 @@
       </w:r>
       <w:r>
         <w:rPr>
-          <w:rFonts w:ascii="Arial Narrow" w:hAnsi="Arial Narrow" w:cs="Arial"/>
+          <w:rFonts w:ascii="Arial Narrow" w:eastAsia="Arial Narrow" w:hAnsi="Arial Narrow" w:cs="Arial Narrow"/>
+          <w:sz w:val="16"/>
+          <w:szCs w:val="16"/>
+        </w:rPr>
+        <w:t xml:space="preserve">223.1 El reclamado deberá presentar la contestación de la reclamación dentro de los quince (15) días posteriores a la notificación de ésta; vencido este plazo, la Administración declarará en rebeldía al reclamado que no la hubiera presentado. La contestación deberá contener los requisitos de los escritos previstos en el artículo 113 de la presente Ley, así como la absolución de todos los asuntos controvertidos de hecho y de derecho, Las alegaciones y los hechos relevantes de la reclamación, salvo que hayan sido específicamente negadas en la contestación, se tendrán por aceptadas o merituadas como ciertas.</w:t>
+      </w:r>
+    </w:p>
+    <w:p>
+      <w:pPr>
+        <w:pStyle w:val="Textonotapie"/>
+        <w:ind w:left="567" w:hanging="567"/>
+        <w:jc w:val="both"/>
+        <w:rPr>
+          <w:rFonts w:ascii="Arial Narrow" w:eastAsia="Arial Narrow" w:hAnsi="Arial Narrow" w:cs="Arial Narrow"/>
+          <w:sz w:val="16"/>
+          <w:szCs w:val="16"/>
+        </w:rPr>
+      </w:pPr>
+    </w:p>
+  </w:footnote>
+  <w:footnote w:id="10">
+    <w:p>
+      <w:pPr>
+        <w:spacing w:after="0" w:line="240" w:lineRule="auto"/>
+        <w:ind w:left="567" w:hanging="567"/>
+        <w:jc w:val="both"/>
+        <w:rPr>
+          <w:rFonts w:ascii="Arial Narrow" w:eastAsia="Arial Narrow" w:hAnsi="Arial Narrow" w:cs="Arial Narrow"/>
+          <w:sz w:val="16"/>
+          <w:szCs w:val="16"/>
+        </w:rPr>
+      </w:pPr>
+      <w:r>
+        <w:rPr>
+          <w:rStyle w:val="Refdenotaalpie"/>
+          <w:rFonts w:ascii="Arial Narrow" w:eastAsia="Arial Narrow" w:hAnsi="Arial Narrow" w:cs="Arial Narrow"/>
+          <w:sz w:val="16"/>
+          <w:szCs w:val="16"/>
+          <w:vertAlign w:val="superscript"/>
+        </w:rPr>
+        <w:footnoteRef/>
+      </w:r>
+      <w:r>
+        <w:rPr>
+          <w:rFonts w:ascii="Arial Narrow" w:eastAsia="Arial Narrow" w:hAnsi="Arial Narrow" w:cs="Arial Narrow"/>
+          <w:sz w:val="16"/>
+          <w:szCs w:val="16"/>
+          <w:vertAlign w:val="superscript"/>
+        </w:rPr>
+        <w:t xml:space="preserve"> </w:t>
+      </w:r>
+      <w:r>
+        <w:rPr>
+          <w:rFonts w:ascii="Arial Narrow" w:eastAsia="Arial Narrow" w:hAnsi="Arial Narrow" w:cs="Arial Narrow"/>
+          <w:sz w:val="16"/>
+          <w:szCs w:val="16"/>
+        </w:rPr>
+        <w:t xml:space="preserve"> </w:t>
+      </w:r>
+      <w:r>
+        <w:rPr>
+          <w:rFonts w:ascii="Arial Narrow" w:eastAsia="Arial Narrow" w:hAnsi="Arial Narrow" w:cs="Arial Narrow"/>
+          <w:sz w:val="16"/>
+          <w:szCs w:val="16"/>
+        </w:rPr>
+        <w:tab/>
+      </w:r>
+      <w:r>
+        <w:rPr>
+          <w:rFonts w:ascii="Arial Narrow" w:eastAsia="Arial Narrow" w:hAnsi="Arial Narrow" w:cs="Arial Narrow"/>
+          <w:b/>
+          <w:sz w:val="16"/>
+          <w:szCs w:val="16"/>
+        </w:rPr>
+        <w:t>LEY 29571, CÓDIGO DE PROTECCIÓN Y DEFENSA DEL CONSUMIDOR</w:t>
+      </w:r>
+      <w:r>
+        <w:rPr>
+          <w:rFonts w:ascii="Arial Narrow" w:eastAsia="Arial Narrow" w:hAnsi="Arial Narrow" w:cs="Arial Narrow"/>
           <w:b/>
           <w:bCs/>
           <w:sz w:val="16"/>
           <w:szCs w:val="16"/>
         </w:rPr>
-        <w:t xml:space="preserve">Artículo 223.- Contestación de la reclamación</w:t>
-      </w:r>
-    </w:p>
-    <w:p>
-      <w:pPr>
-        <w:pStyle w:val="Textonotapie"/>
+        <w:t xml:space="preserve">, </w:t>
+      </w:r>
+      <w:r>
+        <w:rPr>
+          <w:rFonts w:ascii="Arial Narrow" w:eastAsia="Arial Narrow" w:hAnsi="Arial Narrow" w:cs="Arial Narrow"/>
+          <w:b/>
+          <w:sz w:val="16"/>
+          <w:szCs w:val="16"/>
+        </w:rPr>
+        <w:t>publicado el 2 de setiembre de 2010 y modificado por Decreto Legislativo 1308</w:t>
+      </w:r>
+    </w:p>
+    <w:p>
+      <w:pPr>
+        <w:spacing w:after="0" w:line="240" w:lineRule="auto"/>
         <w:ind w:left="567" w:hanging="567"/>
         <w:jc w:val="both"/>
-      </w:pPr>
-      <w:r>
-        <w:rPr>
-          <w:rFonts w:ascii="Arial Narrow" w:hAnsi="Arial Narrow" w:cs="Arial"/>
-          <w:sz w:val="16"/>
-          <w:szCs w:val="16"/>
-        </w:rPr>
-        <w:tab/>
-      </w:r>
-      <w:r>
-        <w:rPr>
-          <w:rFonts w:ascii="Arial Narrow" w:hAnsi="Arial Narrow" w:cs="Arial"/>
-          <w:sz w:val="16"/>
-          <w:szCs w:val="16"/>
-        </w:rPr>
-        <w:t xml:space="preserve">223.1 El reclamado deberá presentar la contestación de la reclamación dentro de los quince (15) días posteriores a la notificación de ésta; vencido este plazo, la Administración declarará en rebeldía al reclamado que no la hubiera presentado. La contestación deberá contener los requisitos de los escritos previstos en el artículo 113 de la presente Ley, así como la absolución de todos los asuntos controvertidos de hecho y de derecho, Las alegaciones y los hechos relevantes de la reclamación, salvo que hayan sido específicamente negadas en la contestación, se tendrán por aceptadas o merituadas como ciertas.</w:t>
-      </w:r>
-    </w:p>
-  </w:footnote>
-  <w:footnote w:id="10">
-    <w:p>
-      <w:pPr>
-        <w:spacing w:after="0" w:line="240" w:lineRule="auto"/>
-        <w:ind w:left="567" w:hanging="567"/>
-        <w:jc w:val="both"/>
-        <w:rPr>
-          <w:rFonts w:ascii="Arial Narrow" w:hAnsi="Arial Narrow" w:cs="Arial"/>
-          <w:sz w:val="16"/>
-          <w:szCs w:val="16"/>
-        </w:rPr>
-      </w:pPr>
-      <w:r>
-        <w:rPr>
-          <w:rStyle w:val="Refdenotaalpie"/>
-          <w:rFonts w:ascii="Arial Narrow" w:hAnsi="Arial Narrow" w:cs="Arial"/>
-          <w:sz w:val="16"/>
-          <w:szCs w:val="16"/>
-          <w:vertAlign w:val="superscript"/>
-        </w:rPr>
-        <w:footnoteRef/>
-      </w:r>
-      <w:r>
-        <w:rPr>
-          <w:rFonts w:ascii="Arial Narrow" w:hAnsi="Arial Narrow" w:cs="Arial"/>
-          <w:sz w:val="16"/>
-          <w:szCs w:val="16"/>
-          <w:vertAlign w:val="superscript"/>
-        </w:rPr>
-        <w:t xml:space="preserve"> </w:t>
-      </w:r>
-      <w:r>
-        <w:rPr>
-          <w:rFonts w:ascii="Arial Narrow" w:hAnsi="Arial Narrow" w:cs="Arial"/>
-          <w:sz w:val="16"/>
-          <w:szCs w:val="16"/>
-        </w:rPr>
-        <w:t xml:space="preserve"> </w:t>
-      </w:r>
-      <w:r>
-        <w:rPr>
-          <w:rFonts w:ascii="Arial Narrow" w:hAnsi="Arial Narrow" w:cs="Arial"/>
-          <w:sz w:val="16"/>
-          <w:szCs w:val="16"/>
-        </w:rPr>
-        <w:tab/>
-      </w:r>
-      <w:r>
-        <w:rPr>
-          <w:rFonts w:ascii="Arial Narrow" w:eastAsia="Arial Narrow" w:hAnsi="Arial Narrow" w:cs="Arial"/>
+        <w:rPr>
+          <w:rFonts w:ascii="Arial Narrow" w:eastAsia="Arial Narrow" w:hAnsi="Arial Narrow" w:cs="Arial Narrow"/>
           <w:b/>
           <w:sz w:val="16"/>
           <w:szCs w:val="16"/>
         </w:rPr>
-        <w:t>LEY 29571, CÓDIGO DE PROTECCIÓN Y DEFENSA DEL CONSUMIDOR</w:t>
-      </w:r>
-      <w:r>
-        <w:rPr>
-          <w:rFonts w:ascii="Arial Narrow" w:hAnsi="Arial Narrow" w:cs="Arial"/>
-          <w:b/>
-          <w:bCs/>
-          <w:sz w:val="16"/>
-          <w:szCs w:val="16"/>
-        </w:rPr>
-        <w:t xml:space="preserve">, </w:t>
-      </w:r>
-      <w:r>
-        <w:rPr>
-          <w:rFonts w:ascii="Arial Narrow" w:hAnsi="Arial Narrow" w:cs="Arial"/>
-          <w:b/>
-          <w:sz w:val="16"/>
-          <w:szCs w:val="16"/>
-        </w:rPr>
-        <w:t>publicado el 2 de setiembre de 2010 y modificado por Decreto Legislativo 1308</w:t>
-      </w:r>
-    </w:p>
-    <w:p>
-      <w:pPr>
-        <w:spacing w:after="0" w:line="240" w:lineRule="auto"/>
-        <w:ind w:left="567" w:hanging="567"/>
-        <w:jc w:val="both"/>
-        <w:rPr>
-          <w:rFonts w:ascii="Arial Narrow" w:eastAsia="Arial Narrow" w:hAnsi="Arial Narrow" w:cs="Arial"/>
-          <w:b/>
-          <w:sz w:val="16"/>
-          <w:szCs w:val="16"/>
-        </w:rPr>
-      </w:pPr>
-      <w:r>
-        <w:rPr>
-          <w:rFonts w:ascii="Arial Narrow" w:eastAsia="Arial Narrow" w:hAnsi="Arial Narrow" w:cs="Arial"/>
+      </w:pPr>
+      <w:r>
+        <w:rPr>
+          <w:rFonts w:ascii="Arial Narrow" w:eastAsia="Arial Narrow" w:hAnsi="Arial Narrow" w:cs="Arial Narrow"/>
           <w:b/>
           <w:sz w:val="16"/>
           <w:szCs w:val="16"/>
@@ -7038,14 +8079,14 @@
         <w:ind w:left="567"/>
         <w:jc w:val="both"/>
         <w:rPr>
-          <w:rFonts w:ascii="Arial Narrow" w:hAnsi="Arial Narrow" w:cs="Arial"/>
-          <w:sz w:val="16"/>
-          <w:szCs w:val="16"/>
-        </w:rPr>
-      </w:pPr>
-      <w:r>
-        <w:rPr>
-          <w:rFonts w:ascii="Arial Narrow" w:eastAsia="Arial Narrow" w:hAnsi="Arial Narrow" w:cs="Arial"/>
+          <w:rFonts w:ascii="Arial Narrow" w:eastAsia="Arial Narrow" w:hAnsi="Arial Narrow" w:cs="Arial Narrow"/>
+          <w:sz w:val="16"/>
+          <w:szCs w:val="16"/>
+        </w:rPr>
+      </w:pPr>
+      <w:r>
+        <w:rPr>
+          <w:rFonts w:ascii="Arial Narrow" w:eastAsia="Arial Narrow" w:hAnsi="Arial Narrow" w:cs="Arial Narrow"/>
           <w:sz w:val="16"/>
           <w:szCs w:val="16"/>
         </w:rPr>
@@ -7062,14 +8103,14 @@
         <w:ind w:left="426" w:firstLine="141"/>
         <w:jc w:val="both"/>
         <w:rPr>
-          <w:rFonts w:ascii="Arial Narrow" w:eastAsia="Arial Narrow" w:hAnsi="Arial Narrow" w:cs="Arial"/>
-          <w:sz w:val="16"/>
-          <w:szCs w:val="16"/>
-        </w:rPr>
-      </w:pPr>
-      <w:r>
-        <w:rPr>
-          <w:rFonts w:ascii="Arial Narrow" w:eastAsia="Arial Narrow" w:hAnsi="Arial Narrow" w:cs="Arial"/>
+          <w:rFonts w:ascii="Arial Narrow" w:eastAsia="Arial Narrow" w:hAnsi="Arial Narrow" w:cs="Arial Narrow"/>
+          <w:sz w:val="16"/>
+          <w:szCs w:val="16"/>
+        </w:rPr>
+      </w:pPr>
+      <w:r>
+        <w:rPr>
+          <w:rFonts w:ascii="Arial Narrow" w:eastAsia="Arial Narrow" w:hAnsi="Arial Narrow" w:cs="Arial Narrow"/>
           <w:sz w:val="16"/>
           <w:szCs w:val="16"/>
         </w:rPr>
@@ -7086,14 +8127,14 @@
         <w:ind w:left="426" w:firstLine="141"/>
         <w:jc w:val="both"/>
         <w:rPr>
-          <w:rFonts w:ascii="Arial Narrow" w:eastAsia="Arial Narrow" w:hAnsi="Arial Narrow" w:cs="Arial"/>
-          <w:sz w:val="16"/>
-          <w:szCs w:val="16"/>
-        </w:rPr>
-      </w:pPr>
-      <w:r>
-        <w:rPr>
-          <w:rFonts w:ascii="Arial Narrow" w:eastAsia="Arial Narrow" w:hAnsi="Arial Narrow" w:cs="Arial"/>
+          <w:rFonts w:ascii="Arial Narrow" w:eastAsia="Arial Narrow" w:hAnsi="Arial Narrow" w:cs="Arial Narrow"/>
+          <w:sz w:val="16"/>
+          <w:szCs w:val="16"/>
+        </w:rPr>
+      </w:pPr>
+      <w:r>
+        <w:rPr>
+          <w:rFonts w:ascii="Arial Narrow" w:eastAsia="Arial Narrow" w:hAnsi="Arial Narrow" w:cs="Arial Narrow"/>
           <w:sz w:val="16"/>
           <w:szCs w:val="16"/>
         </w:rPr>
@@ -7110,14 +8151,14 @@
         <w:ind w:left="426" w:firstLine="141"/>
         <w:jc w:val="both"/>
         <w:rPr>
-          <w:rFonts w:ascii="Arial Narrow" w:eastAsia="Arial Narrow" w:hAnsi="Arial Narrow" w:cs="Arial"/>
-          <w:sz w:val="16"/>
-          <w:szCs w:val="16"/>
-        </w:rPr>
-      </w:pPr>
-      <w:r>
-        <w:rPr>
-          <w:rFonts w:ascii="Arial Narrow" w:eastAsia="Arial Narrow" w:hAnsi="Arial Narrow" w:cs="Arial"/>
+          <w:rFonts w:ascii="Arial Narrow" w:eastAsia="Arial Narrow" w:hAnsi="Arial Narrow" w:cs="Arial Narrow"/>
+          <w:sz w:val="16"/>
+          <w:szCs w:val="16"/>
+        </w:rPr>
+      </w:pPr>
+      <w:r>
+        <w:rPr>
+          <w:rFonts w:ascii="Arial Narrow" w:eastAsia="Arial Narrow" w:hAnsi="Arial Narrow" w:cs="Arial Narrow"/>
           <w:sz w:val="16"/>
           <w:szCs w:val="16"/>
         </w:rPr>
@@ -7130,19 +8171,31 @@
         <w:ind w:left="567"/>
         <w:jc w:val="both"/>
         <w:rPr>
-          <w:rFonts w:ascii="Arial Narrow" w:eastAsia="Arial Narrow" w:hAnsi="Arial Narrow" w:cs="Arial"/>
-          <w:sz w:val="16"/>
-          <w:szCs w:val="16"/>
-        </w:rPr>
-      </w:pPr>
-      <w:r>
-        <w:rPr>
-          <w:rFonts w:ascii="Arial Narrow" w:eastAsia="Arial Narrow" w:hAnsi="Arial Narrow" w:cs="Arial"/>
+          <w:rFonts w:ascii="Arial Narrow" w:eastAsia="Arial Narrow" w:hAnsi="Arial Narrow" w:cs="Arial Narrow"/>
+          <w:sz w:val="16"/>
+          <w:szCs w:val="16"/>
+        </w:rPr>
+      </w:pPr>
+      <w:r>
+        <w:rPr>
+          <w:rFonts w:ascii="Arial Narrow" w:eastAsia="Arial Narrow" w:hAnsi="Arial Narrow" w:cs="Arial Narrow"/>
           <w:sz w:val="16"/>
           <w:szCs w:val="16"/>
         </w:rPr>
         <w:t>(…).</w:t>
       </w:r>
+    </w:p>
+    <w:p>
+      <w:pPr>
+        <w:spacing w:after="0" w:line="240" w:lineRule="auto"/>
+        <w:ind w:left="567" w:hanging="567"/>
+        <w:jc w:val="both"/>
+        <w:rPr>
+          <w:rFonts w:ascii="Arial Narrow" w:eastAsia="Arial Narrow" w:hAnsi="Arial Narrow" w:cs="Arial Narrow"/>
+          <w:sz w:val="16"/>
+          <w:szCs w:val="16"/>
+        </w:rPr>
+      </w:pPr>
     </w:p>
   </w:footnote>
   <w:footnote w:id="11">
@@ -7152,7 +8205,7 @@
         <w:ind w:left="567" w:hanging="567"/>
         <w:jc w:val="both"/>
         <w:rPr>
-          <w:rFonts w:ascii="Arial Narrow" w:eastAsia="Arial Narrow" w:hAnsi="Arial Narrow" w:cs="Arial"/>
+          <w:rFonts w:ascii="Arial Narrow" w:eastAsia="Arial Narrow" w:hAnsi="Arial Narrow" w:cs="Arial Narrow"/>
           <w:sz w:val="16"/>
           <w:szCs w:val="16"/>
         </w:rPr>
@@ -7160,7 +8213,7 @@
       <w:r>
         <w:rPr>
           <w:rStyle w:val="Refdenotaalpie"/>
-          <w:rFonts w:ascii="Arial Narrow" w:hAnsi="Arial Narrow" w:cs="Arial"/>
+          <w:rFonts w:ascii="Arial Narrow" w:eastAsia="Arial Narrow" w:hAnsi="Arial Narrow" w:cs="Arial Narrow"/>
           <w:sz w:val="16"/>
           <w:szCs w:val="16"/>
           <w:vertAlign w:val="superscript"/>
@@ -7169,7 +8222,7 @@
       </w:r>
       <w:r>
         <w:rPr>
-          <w:rFonts w:ascii="Arial Narrow" w:hAnsi="Arial Narrow" w:cs="Arial"/>
+          <w:rFonts w:ascii="Arial Narrow" w:eastAsia="Arial Narrow" w:hAnsi="Arial Narrow" w:cs="Arial Narrow"/>
           <w:sz w:val="16"/>
           <w:szCs w:val="16"/>
         </w:rPr>
@@ -7177,7 +8230,7 @@
       </w:r>
       <w:r>
         <w:rPr>
-          <w:rFonts w:ascii="Arial Narrow" w:hAnsi="Arial Narrow" w:cs="Arial"/>
+          <w:rFonts w:ascii="Arial Narrow" w:eastAsia="Arial Narrow" w:hAnsi="Arial Narrow" w:cs="Arial Narrow"/>
           <w:sz w:val="16"/>
           <w:szCs w:val="16"/>
         </w:rPr>
@@ -7185,7 +8238,7 @@
       </w:r>
       <w:r>
         <w:rPr>
-          <w:rFonts w:ascii="Arial Narrow" w:eastAsia="Arial Narrow" w:hAnsi="Arial Narrow" w:cs="Arial"/>
+          <w:rFonts w:ascii="Arial Narrow" w:eastAsia="Arial Narrow" w:hAnsi="Arial Narrow" w:cs="Arial Narrow"/>
           <w:b/>
           <w:sz w:val="16"/>
           <w:szCs w:val="16"/>
@@ -7199,14 +8252,14 @@
         <w:ind w:left="567"/>
         <w:jc w:val="both"/>
         <w:rPr>
-          <w:rFonts w:ascii="Arial Narrow" w:eastAsia="Arial Narrow" w:hAnsi="Arial Narrow" w:cs="Arial"/>
-          <w:sz w:val="16"/>
-          <w:szCs w:val="16"/>
-        </w:rPr>
-      </w:pPr>
-      <w:r>
-        <w:rPr>
-          <w:rFonts w:ascii="Arial Narrow" w:eastAsia="Arial Narrow" w:hAnsi="Arial Narrow" w:cs="Arial"/>
+          <w:rFonts w:ascii="Arial Narrow" w:eastAsia="Arial Narrow" w:hAnsi="Arial Narrow" w:cs="Arial Narrow"/>
+          <w:sz w:val="16"/>
+          <w:szCs w:val="16"/>
+        </w:rPr>
+      </w:pPr>
+      <w:r>
+        <w:rPr>
+          <w:rFonts w:ascii="Arial Narrow" w:eastAsia="Arial Narrow" w:hAnsi="Arial Narrow" w:cs="Arial Narrow"/>
           <w:sz w:val="16"/>
           <w:szCs w:val="16"/>
         </w:rPr>
@@ -7219,14 +8272,14 @@
         <w:ind w:left="567" w:hanging="567"/>
         <w:jc w:val="both"/>
         <w:rPr>
-          <w:rFonts w:ascii="Arial Narrow" w:eastAsia="Arial Narrow" w:hAnsi="Arial Narrow" w:cs="Arial"/>
-          <w:sz w:val="16"/>
-          <w:szCs w:val="16"/>
-        </w:rPr>
-      </w:pPr>
-      <w:r>
-        <w:rPr>
-          <w:rFonts w:ascii="Arial Narrow" w:eastAsia="Arial Narrow" w:hAnsi="Arial Narrow" w:cs="Arial"/>
+          <w:rFonts w:ascii="Arial Narrow" w:eastAsia="Arial Narrow" w:hAnsi="Arial Narrow" w:cs="Arial Narrow"/>
+          <w:sz w:val="16"/>
+          <w:szCs w:val="16"/>
+        </w:rPr>
+      </w:pPr>
+      <w:r>
+        <w:rPr>
+          <w:rFonts w:ascii="Arial Narrow" w:eastAsia="Arial Narrow" w:hAnsi="Arial Narrow" w:cs="Arial Narrow"/>
           <w:sz w:val="16"/>
           <w:szCs w:val="16"/>
         </w:rPr>
@@ -7240,14 +8293,14 @@
         <w:ind w:left="567" w:hanging="567"/>
         <w:jc w:val="both"/>
         <w:rPr>
-          <w:rFonts w:ascii="Arial Narrow" w:eastAsia="Arial Narrow" w:hAnsi="Arial Narrow" w:cs="Arial"/>
-          <w:sz w:val="16"/>
-          <w:szCs w:val="16"/>
-        </w:rPr>
-      </w:pPr>
-      <w:r>
-        <w:rPr>
-          <w:rFonts w:ascii="Arial Narrow" w:eastAsia="Arial Narrow" w:hAnsi="Arial Narrow" w:cs="Arial"/>
+          <w:rFonts w:ascii="Arial Narrow" w:eastAsia="Arial Narrow" w:hAnsi="Arial Narrow" w:cs="Arial Narrow"/>
+          <w:sz w:val="16"/>
+          <w:szCs w:val="16"/>
+        </w:rPr>
+      </w:pPr>
+      <w:r>
+        <w:rPr>
+          <w:rFonts w:ascii="Arial Narrow" w:eastAsia="Arial Narrow" w:hAnsi="Arial Narrow" w:cs="Arial Narrow"/>
           <w:sz w:val="16"/>
           <w:szCs w:val="16"/>
         </w:rPr>
@@ -7261,7 +8314,7 @@
         <w:ind w:left="567" w:hanging="567"/>
         <w:jc w:val="both"/>
         <w:rPr>
-          <w:rFonts w:ascii="Arial Narrow" w:hAnsi="Arial Narrow" w:cs="Arial"/>
+          <w:rFonts w:ascii="Arial Narrow" w:eastAsia="Arial Narrow" w:hAnsi="Arial Narrow" w:cs="Arial Narrow"/>
           <w:sz w:val="16"/>
           <w:szCs w:val="16"/>
         </w:rPr>
@@ -7273,14 +8326,14 @@
         <w:ind w:left="567" w:hanging="567"/>
         <w:jc w:val="both"/>
         <w:rPr>
-          <w:rFonts w:ascii="Arial Narrow" w:hAnsi="Arial Narrow" w:cs="Arial"/>
-          <w:sz w:val="16"/>
-          <w:szCs w:val="16"/>
-        </w:rPr>
-      </w:pPr>
-      <w:r>
-        <w:rPr>
-          <w:rFonts w:ascii="Arial Narrow" w:eastAsia="Arial Narrow" w:hAnsi="Arial Narrow" w:cs="Arial"/>
+          <w:rFonts w:ascii="Arial Narrow" w:eastAsia="Arial Narrow" w:hAnsi="Arial Narrow" w:cs="Arial Narrow"/>
+          <w:sz w:val="16"/>
+          <w:szCs w:val="16"/>
+        </w:rPr>
+      </w:pPr>
+      <w:r>
+        <w:rPr>
+          <w:rFonts w:ascii="Arial Narrow" w:eastAsia="Arial Narrow" w:hAnsi="Arial Narrow" w:cs="Arial Narrow"/>
           <w:b/>
           <w:sz w:val="16"/>
           <w:szCs w:val="16"/>
@@ -7295,14 +8348,14 @@
         <w:ind w:left="567" w:hanging="283"/>
         <w:jc w:val="both"/>
         <w:rPr>
-          <w:rFonts w:ascii="Arial Narrow" w:eastAsia="Arial Narrow" w:hAnsi="Arial Narrow" w:cs="Arial"/>
-          <w:sz w:val="16"/>
-          <w:szCs w:val="16"/>
-        </w:rPr>
-      </w:pPr>
-      <w:r>
-        <w:rPr>
-          <w:rFonts w:ascii="Arial Narrow" w:eastAsia="Arial Narrow" w:hAnsi="Arial Narrow" w:cs="Arial"/>
+          <w:rFonts w:ascii="Arial Narrow" w:eastAsia="Arial Narrow" w:hAnsi="Arial Narrow" w:cs="Arial Narrow"/>
+          <w:sz w:val="16"/>
+          <w:szCs w:val="16"/>
+        </w:rPr>
+      </w:pPr>
+      <w:r>
+        <w:rPr>
+          <w:rFonts w:ascii="Arial Narrow" w:eastAsia="Arial Narrow" w:hAnsi="Arial Narrow" w:cs="Arial Narrow"/>
           <w:sz w:val="16"/>
           <w:szCs w:val="16"/>
         </w:rPr>
@@ -7320,14 +8373,14 @@
         <w:ind w:left="567" w:firstLine="0"/>
         <w:jc w:val="both"/>
         <w:rPr>
-          <w:rFonts w:ascii="Arial Narrow" w:eastAsia="Arial Narrow" w:hAnsi="Arial Narrow" w:cs="Arial"/>
-          <w:sz w:val="16"/>
-          <w:szCs w:val="16"/>
-        </w:rPr>
-      </w:pPr>
-      <w:r>
-        <w:rPr>
-          <w:rFonts w:ascii="Arial Narrow" w:eastAsia="Arial Narrow" w:hAnsi="Arial Narrow" w:cs="Arial"/>
+          <w:rFonts w:ascii="Arial Narrow" w:eastAsia="Arial Narrow" w:hAnsi="Arial Narrow" w:cs="Arial Narrow"/>
+          <w:sz w:val="16"/>
+          <w:szCs w:val="16"/>
+        </w:rPr>
+      </w:pPr>
+      <w:r>
+        <w:rPr>
+          <w:rFonts w:ascii="Arial Narrow" w:eastAsia="Arial Narrow" w:hAnsi="Arial Narrow" w:cs="Arial Narrow"/>
           <w:sz w:val="16"/>
           <w:szCs w:val="16"/>
         </w:rPr>
@@ -7344,14 +8397,14 @@
         <w:ind w:left="567" w:firstLine="0"/>
         <w:jc w:val="both"/>
         <w:rPr>
-          <w:rFonts w:ascii="Arial Narrow" w:eastAsia="Arial Narrow" w:hAnsi="Arial Narrow" w:cs="Arial"/>
-          <w:sz w:val="16"/>
-          <w:szCs w:val="16"/>
-        </w:rPr>
-      </w:pPr>
-      <w:r>
-        <w:rPr>
-          <w:rFonts w:ascii="Arial Narrow" w:eastAsia="Arial Narrow" w:hAnsi="Arial Narrow" w:cs="Arial"/>
+          <w:rFonts w:ascii="Arial Narrow" w:eastAsia="Arial Narrow" w:hAnsi="Arial Narrow" w:cs="Arial Narrow"/>
+          <w:sz w:val="16"/>
+          <w:szCs w:val="16"/>
+        </w:rPr>
+      </w:pPr>
+      <w:r>
+        <w:rPr>
+          <w:rFonts w:ascii="Arial Narrow" w:eastAsia="Arial Narrow" w:hAnsi="Arial Narrow" w:cs="Arial Narrow"/>
           <w:sz w:val="16"/>
           <w:szCs w:val="16"/>
         </w:rPr>
@@ -7368,14 +8421,14 @@
         <w:ind w:left="567" w:firstLine="0"/>
         <w:jc w:val="both"/>
         <w:rPr>
-          <w:rFonts w:ascii="Arial Narrow" w:eastAsia="Arial Narrow" w:hAnsi="Arial Narrow" w:cs="Arial"/>
-          <w:sz w:val="16"/>
-          <w:szCs w:val="16"/>
-        </w:rPr>
-      </w:pPr>
-      <w:r>
-        <w:rPr>
-          <w:rFonts w:ascii="Arial Narrow" w:eastAsia="Arial Narrow" w:hAnsi="Arial Narrow" w:cs="Arial"/>
+          <w:rFonts w:ascii="Arial Narrow" w:eastAsia="Arial Narrow" w:hAnsi="Arial Narrow" w:cs="Arial Narrow"/>
+          <w:sz w:val="16"/>
+          <w:szCs w:val="16"/>
+        </w:rPr>
+      </w:pPr>
+      <w:r>
+        <w:rPr>
+          <w:rFonts w:ascii="Arial Narrow" w:eastAsia="Arial Narrow" w:hAnsi="Arial Narrow" w:cs="Arial Narrow"/>
           <w:sz w:val="16"/>
           <w:szCs w:val="16"/>
         </w:rPr>
@@ -7392,14 +8445,14 @@
         <w:ind w:left="567" w:firstLine="0"/>
         <w:jc w:val="both"/>
         <w:rPr>
-          <w:rFonts w:ascii="Arial Narrow" w:eastAsia="Arial Narrow" w:hAnsi="Arial Narrow" w:cs="Arial"/>
-          <w:sz w:val="16"/>
-          <w:szCs w:val="16"/>
-        </w:rPr>
-      </w:pPr>
-      <w:r>
-        <w:rPr>
-          <w:rFonts w:ascii="Arial Narrow" w:eastAsia="Arial Narrow" w:hAnsi="Arial Narrow" w:cs="Arial"/>
+          <w:rFonts w:ascii="Arial Narrow" w:eastAsia="Arial Narrow" w:hAnsi="Arial Narrow" w:cs="Arial Narrow"/>
+          <w:sz w:val="16"/>
+          <w:szCs w:val="16"/>
+        </w:rPr>
+      </w:pPr>
+      <w:r>
+        <w:rPr>
+          <w:rFonts w:ascii="Arial Narrow" w:eastAsia="Arial Narrow" w:hAnsi="Arial Narrow" w:cs="Arial Narrow"/>
           <w:sz w:val="16"/>
           <w:szCs w:val="16"/>
         </w:rPr>
@@ -7416,14 +8469,14 @@
         <w:ind w:left="567" w:firstLine="0"/>
         <w:jc w:val="both"/>
         <w:rPr>
-          <w:rFonts w:ascii="Arial Narrow" w:eastAsia="Arial Narrow" w:hAnsi="Arial Narrow" w:cs="Arial"/>
-          <w:sz w:val="16"/>
-          <w:szCs w:val="16"/>
-        </w:rPr>
-      </w:pPr>
-      <w:r>
-        <w:rPr>
-          <w:rFonts w:ascii="Arial Narrow" w:eastAsia="Arial Narrow" w:hAnsi="Arial Narrow" w:cs="Arial"/>
+          <w:rFonts w:ascii="Arial Narrow" w:eastAsia="Arial Narrow" w:hAnsi="Arial Narrow" w:cs="Arial Narrow"/>
+          <w:sz w:val="16"/>
+          <w:szCs w:val="16"/>
+        </w:rPr>
+      </w:pPr>
+      <w:r>
+        <w:rPr>
+          <w:rFonts w:ascii="Arial Narrow" w:eastAsia="Arial Narrow" w:hAnsi="Arial Narrow" w:cs="Arial Narrow"/>
           <w:sz w:val="16"/>
           <w:szCs w:val="16"/>
         </w:rPr>
@@ -7440,14 +8493,14 @@
         <w:ind w:left="567" w:firstLine="0"/>
         <w:jc w:val="both"/>
         <w:rPr>
-          <w:rFonts w:ascii="Arial Narrow" w:eastAsia="Arial Narrow" w:hAnsi="Arial Narrow" w:cs="Arial"/>
-          <w:sz w:val="16"/>
-          <w:szCs w:val="16"/>
-        </w:rPr>
-      </w:pPr>
-      <w:r>
-        <w:rPr>
-          <w:rFonts w:ascii="Arial Narrow" w:eastAsia="Arial Narrow" w:hAnsi="Arial Narrow" w:cs="Arial"/>
+          <w:rFonts w:ascii="Arial Narrow" w:eastAsia="Arial Narrow" w:hAnsi="Arial Narrow" w:cs="Arial Narrow"/>
+          <w:sz w:val="16"/>
+          <w:szCs w:val="16"/>
+        </w:rPr>
+      </w:pPr>
+      <w:r>
+        <w:rPr>
+          <w:rFonts w:ascii="Arial Narrow" w:eastAsia="Arial Narrow" w:hAnsi="Arial Narrow" w:cs="Arial Narrow"/>
           <w:sz w:val="16"/>
           <w:szCs w:val="16"/>
         </w:rPr>
@@ -7464,14 +8517,14 @@
         <w:ind w:left="567" w:firstLine="0"/>
         <w:jc w:val="both"/>
         <w:rPr>
-          <w:rFonts w:ascii="Arial Narrow" w:eastAsia="Arial Narrow" w:hAnsi="Arial Narrow" w:cs="Arial"/>
-          <w:sz w:val="16"/>
-          <w:szCs w:val="16"/>
-        </w:rPr>
-      </w:pPr>
-      <w:r>
-        <w:rPr>
-          <w:rFonts w:ascii="Arial Narrow" w:eastAsia="Arial Narrow" w:hAnsi="Arial Narrow" w:cs="Arial"/>
+          <w:rFonts w:ascii="Arial Narrow" w:eastAsia="Arial Narrow" w:hAnsi="Arial Narrow" w:cs="Arial Narrow"/>
+          <w:sz w:val="16"/>
+          <w:szCs w:val="16"/>
+        </w:rPr>
+      </w:pPr>
+      <w:r>
+        <w:rPr>
+          <w:rFonts w:ascii="Arial Narrow" w:eastAsia="Arial Narrow" w:hAnsi="Arial Narrow" w:cs="Arial Narrow"/>
           <w:sz w:val="16"/>
           <w:szCs w:val="16"/>
         </w:rPr>
@@ -7484,14 +8537,14 @@
         <w:ind w:firstLine="567"/>
         <w:jc w:val="both"/>
         <w:rPr>
-          <w:rFonts w:ascii="Arial Narrow" w:hAnsi="Arial Narrow" w:cs="Arial"/>
-          <w:sz w:val="16"/>
-          <w:szCs w:val="16"/>
-        </w:rPr>
-      </w:pPr>
-      <w:r>
-        <w:rPr>
-          <w:rFonts w:ascii="Arial Narrow" w:hAnsi="Arial Narrow" w:cs="Arial"/>
+          <w:rFonts w:ascii="Arial Narrow" w:eastAsia="Arial Narrow" w:hAnsi="Arial Narrow" w:cs="Arial Narrow"/>
+          <w:sz w:val="16"/>
+          <w:szCs w:val="16"/>
+        </w:rPr>
+      </w:pPr>
+      <w:r>
+        <w:rPr>
+          <w:rFonts w:ascii="Arial Narrow" w:eastAsia="Arial Narrow" w:hAnsi="Arial Narrow" w:cs="Arial Narrow"/>
           <w:sz w:val="16"/>
           <w:szCs w:val="16"/>
         </w:rPr>
@@ -7504,14 +8557,14 @@
         <w:ind w:firstLine="567"/>
         <w:jc w:val="both"/>
         <w:rPr>
-          <w:rFonts w:ascii="Arial Narrow" w:hAnsi="Arial Narrow" w:cs="Arial"/>
-          <w:sz w:val="16"/>
-          <w:szCs w:val="16"/>
-        </w:rPr>
-      </w:pPr>
-      <w:r>
-        <w:rPr>
-          <w:rFonts w:ascii="Arial Narrow" w:hAnsi="Arial Narrow" w:cs="Arial"/>
+          <w:rFonts w:ascii="Arial Narrow" w:eastAsia="Arial Narrow" w:hAnsi="Arial Narrow" w:cs="Arial Narrow"/>
+          <w:sz w:val="16"/>
+          <w:szCs w:val="16"/>
+        </w:rPr>
+      </w:pPr>
+      <w:r>
+        <w:rPr>
+          <w:rFonts w:ascii="Arial Narrow" w:eastAsia="Arial Narrow" w:hAnsi="Arial Narrow" w:cs="Arial Narrow"/>
           <w:sz w:val="16"/>
           <w:szCs w:val="16"/>
         </w:rPr>
@@ -7524,14 +8577,14 @@
         <w:ind w:left="567"/>
         <w:jc w:val="both"/>
         <w:rPr>
-          <w:rFonts w:ascii="Arial Narrow" w:hAnsi="Arial Narrow" w:cs="Arial"/>
-          <w:sz w:val="16"/>
-          <w:szCs w:val="16"/>
-        </w:rPr>
-      </w:pPr>
-      <w:r>
-        <w:rPr>
-          <w:rFonts w:ascii="Arial Narrow" w:hAnsi="Arial Narrow" w:cs="Arial"/>
+          <w:rFonts w:ascii="Arial Narrow" w:eastAsia="Arial Narrow" w:hAnsi="Arial Narrow" w:cs="Arial Narrow"/>
+          <w:sz w:val="16"/>
+          <w:szCs w:val="16"/>
+        </w:rPr>
+      </w:pPr>
+      <w:r>
+        <w:rPr>
+          <w:rFonts w:ascii="Arial Narrow" w:eastAsia="Arial Narrow" w:hAnsi="Arial Narrow" w:cs="Arial Narrow"/>
           <w:sz w:val="16"/>
           <w:szCs w:val="16"/>
         </w:rPr>
@@ -7540,7 +8593,7 @@
       <w:proofErr w:type="gramStart"/>
       <w:r>
         <w:rPr>
-          <w:rFonts w:ascii="Arial Narrow" w:hAnsi="Arial Narrow" w:cs="Arial"/>
+          <w:rFonts w:ascii="Arial Narrow" w:eastAsia="Arial Narrow" w:hAnsi="Arial Narrow" w:cs="Arial Narrow"/>
           <w:sz w:val="16"/>
           <w:szCs w:val="16"/>
         </w:rPr>
@@ -7549,7 +8602,7 @@
       <w:proofErr w:type="gramEnd"/>
       <w:r>
         <w:rPr>
-          <w:rFonts w:ascii="Arial Narrow" w:hAnsi="Arial Narrow" w:cs="Arial"/>
+          <w:rFonts w:ascii="Arial Narrow" w:eastAsia="Arial Narrow" w:hAnsi="Arial Narrow" w:cs="Arial Narrow"/>
           <w:sz w:val="16"/>
           <w:szCs w:val="16"/>
         </w:rPr>
@@ -7562,14 +8615,14 @@
         <w:ind w:left="567"/>
         <w:jc w:val="both"/>
         <w:rPr>
-          <w:rFonts w:ascii="Arial Narrow" w:hAnsi="Arial Narrow" w:cs="Arial"/>
-          <w:sz w:val="16"/>
-          <w:szCs w:val="16"/>
-        </w:rPr>
-      </w:pPr>
-      <w:r>
-        <w:rPr>
-          <w:rFonts w:ascii="Arial Narrow" w:eastAsia="Arial Narrow" w:hAnsi="Arial Narrow" w:cs="Arial"/>
+          <w:rFonts w:ascii="Arial Narrow" w:eastAsia="Arial Narrow" w:hAnsi="Arial Narrow" w:cs="Arial Narrow"/>
+          <w:sz w:val="16"/>
+          <w:szCs w:val="16"/>
+        </w:rPr>
+      </w:pPr>
+      <w:r>
+        <w:rPr>
+          <w:rFonts w:ascii="Arial Narrow" w:eastAsia="Arial Narrow" w:hAnsi="Arial Narrow" w:cs="Arial Narrow"/>
           <w:sz w:val="16"/>
           <w:szCs w:val="16"/>
         </w:rPr>
@@ -7582,14 +8635,14 @@
         <w:ind w:left="567"/>
         <w:jc w:val="both"/>
         <w:rPr>
-          <w:rFonts w:ascii="Arial Narrow" w:hAnsi="Arial Narrow" w:cs="Arial"/>
-          <w:sz w:val="16"/>
-          <w:szCs w:val="16"/>
-        </w:rPr>
-      </w:pPr>
-      <w:r>
-        <w:rPr>
-          <w:rFonts w:ascii="Arial Narrow" w:eastAsia="Arial Narrow" w:hAnsi="Arial Narrow" w:cs="Arial"/>
+          <w:rFonts w:ascii="Arial Narrow" w:eastAsia="Arial Narrow" w:hAnsi="Arial Narrow" w:cs="Arial Narrow"/>
+          <w:sz w:val="16"/>
+          <w:szCs w:val="16"/>
+        </w:rPr>
+      </w:pPr>
+      <w:r>
+        <w:rPr>
+          <w:rFonts w:ascii="Arial Narrow" w:eastAsia="Arial Narrow" w:hAnsi="Arial Narrow" w:cs="Arial Narrow"/>
           <w:sz w:val="16"/>
           <w:szCs w:val="16"/>
         </w:rPr>
@@ -7602,14 +8655,14 @@
         <w:ind w:left="567"/>
         <w:jc w:val="both"/>
         <w:rPr>
-          <w:rFonts w:ascii="Arial Narrow" w:eastAsia="Arial Narrow" w:hAnsi="Arial Narrow" w:cs="Arial"/>
-          <w:sz w:val="16"/>
-          <w:szCs w:val="16"/>
-        </w:rPr>
-      </w:pPr>
-      <w:r>
-        <w:rPr>
-          <w:rFonts w:ascii="Arial Narrow" w:eastAsia="Arial Narrow" w:hAnsi="Arial Narrow" w:cs="Arial"/>
+          <w:rFonts w:ascii="Arial Narrow" w:eastAsia="Arial Narrow" w:hAnsi="Arial Narrow" w:cs="Arial Narrow"/>
+          <w:sz w:val="16"/>
+          <w:szCs w:val="16"/>
+        </w:rPr>
+      </w:pPr>
+      <w:r>
+        <w:rPr>
+          <w:rFonts w:ascii="Arial Narrow" w:eastAsia="Arial Narrow" w:hAnsi="Arial Narrow" w:cs="Arial Narrow"/>
           <w:sz w:val="16"/>
           <w:szCs w:val="16"/>
         </w:rPr>
@@ -7622,14 +8675,14 @@
         <w:ind w:left="567"/>
         <w:jc w:val="both"/>
         <w:rPr>
-          <w:rFonts w:ascii="Arial Narrow" w:eastAsia="Arial Narrow" w:hAnsi="Arial Narrow" w:cs="Arial"/>
-          <w:sz w:val="16"/>
-          <w:szCs w:val="16"/>
-        </w:rPr>
-      </w:pPr>
-      <w:r>
-        <w:rPr>
-          <w:rFonts w:ascii="Arial Narrow" w:eastAsia="Arial Narrow" w:hAnsi="Arial Narrow" w:cs="Arial"/>
+          <w:rFonts w:ascii="Arial Narrow" w:eastAsia="Arial Narrow" w:hAnsi="Arial Narrow" w:cs="Arial Narrow"/>
+          <w:sz w:val="16"/>
+          <w:szCs w:val="16"/>
+        </w:rPr>
+      </w:pPr>
+      <w:r>
+        <w:rPr>
+          <w:rFonts w:ascii="Arial Narrow" w:eastAsia="Arial Narrow" w:hAnsi="Arial Narrow" w:cs="Arial Narrow"/>
           <w:sz w:val="16"/>
           <w:szCs w:val="16"/>
         </w:rPr>
@@ -7642,14 +8695,14 @@
         <w:ind w:left="567"/>
         <w:jc w:val="both"/>
         <w:rPr>
-          <w:rFonts w:ascii="Arial Narrow" w:eastAsia="Arial Narrow" w:hAnsi="Arial Narrow" w:cs="Arial"/>
-          <w:sz w:val="16"/>
-          <w:szCs w:val="16"/>
-        </w:rPr>
-      </w:pPr>
-      <w:r>
-        <w:rPr>
-          <w:rFonts w:ascii="Arial Narrow" w:eastAsia="Arial Narrow" w:hAnsi="Arial Narrow" w:cs="Arial"/>
+          <w:rFonts w:ascii="Arial Narrow" w:eastAsia="Arial Narrow" w:hAnsi="Arial Narrow" w:cs="Arial Narrow"/>
+          <w:sz w:val="16"/>
+          <w:szCs w:val="16"/>
+        </w:rPr>
+      </w:pPr>
+      <w:r>
+        <w:rPr>
+          <w:rFonts w:ascii="Arial Narrow" w:eastAsia="Arial Narrow" w:hAnsi="Arial Narrow" w:cs="Arial Narrow"/>
           <w:sz w:val="16"/>
           <w:szCs w:val="16"/>
         </w:rPr>
@@ -7662,7 +8715,7 @@
         <w:ind w:left="567"/>
         <w:jc w:val="both"/>
         <w:rPr>
-          <w:rFonts w:ascii="Arial Narrow" w:eastAsia="Arial Narrow" w:hAnsi="Arial Narrow" w:cs="Arial"/>
+          <w:rFonts w:ascii="Arial Narrow" w:eastAsia="Arial Narrow" w:hAnsi="Arial Narrow" w:cs="Arial Narrow"/>
           <w:sz w:val="16"/>
           <w:szCs w:val="16"/>
         </w:rPr>
@@ -7674,7 +8727,7 @@
         <w:ind w:left="567"/>
         <w:jc w:val="both"/>
         <w:rPr>
-          <w:rFonts w:ascii="Arial Narrow" w:eastAsia="Arial Narrow" w:hAnsi="Arial Narrow" w:cs="Arial"/>
+          <w:rFonts w:ascii="Arial Narrow" w:eastAsia="Arial Narrow" w:hAnsi="Arial Narrow" w:cs="Arial Narrow"/>
           <w:b/>
           <w:bCs/>
           <w:sz w:val="16"/>
@@ -7683,7 +8736,7 @@
       </w:pPr>
       <w:r>
         <w:rPr>
-          <w:rFonts w:ascii="Arial Narrow" w:eastAsia="Arial Narrow" w:hAnsi="Arial Narrow" w:cs="Arial"/>
+          <w:rFonts w:ascii="Arial Narrow" w:eastAsia="Arial Narrow" w:hAnsi="Arial Narrow" w:cs="Arial Narrow"/>
           <w:b/>
           <w:bCs/>
           <w:sz w:val="16"/>
@@ -7698,14 +8751,14 @@
         <w:ind w:left="567"/>
         <w:jc w:val="both"/>
         <w:rPr>
-          <w:rFonts w:ascii="Arial Narrow" w:eastAsia="Arial Narrow" w:hAnsi="Arial Narrow" w:cs="Arial"/>
-          <w:sz w:val="16"/>
-          <w:szCs w:val="16"/>
-        </w:rPr>
-      </w:pPr>
-      <w:r>
-        <w:rPr>
-          <w:rFonts w:ascii="Arial Narrow" w:eastAsia="Arial Narrow" w:hAnsi="Arial Narrow" w:cs="Arial"/>
+          <w:rFonts w:ascii="Arial Narrow" w:eastAsia="Arial Narrow" w:hAnsi="Arial Narrow" w:cs="Arial Narrow"/>
+          <w:sz w:val="16"/>
+          <w:szCs w:val="16"/>
+        </w:rPr>
+      </w:pPr>
+      <w:r>
+        <w:rPr>
+          <w:rFonts w:ascii="Arial Narrow" w:eastAsia="Arial Narrow" w:hAnsi="Arial Narrow" w:cs="Arial Narrow"/>
           <w:sz w:val="16"/>
           <w:szCs w:val="16"/>
         </w:rPr>
@@ -7718,14 +8771,14 @@
         <w:ind w:left="567"/>
         <w:jc w:val="both"/>
         <w:rPr>
-          <w:rFonts w:ascii="Arial Narrow" w:eastAsia="Arial Narrow" w:hAnsi="Arial Narrow" w:cs="Arial"/>
-          <w:sz w:val="16"/>
-          <w:szCs w:val="16"/>
-        </w:rPr>
-      </w:pPr>
-      <w:r>
-        <w:rPr>
-          <w:rFonts w:ascii="Arial Narrow" w:eastAsia="Arial Narrow" w:hAnsi="Arial Narrow" w:cs="Arial"/>
+          <w:rFonts w:ascii="Arial Narrow" w:eastAsia="Arial Narrow" w:hAnsi="Arial Narrow" w:cs="Arial Narrow"/>
+          <w:sz w:val="16"/>
+          <w:szCs w:val="16"/>
+        </w:rPr>
+      </w:pPr>
+      <w:r>
+        <w:rPr>
+          <w:rFonts w:ascii="Arial Narrow" w:eastAsia="Arial Narrow" w:hAnsi="Arial Narrow" w:cs="Arial Narrow"/>
           <w:sz w:val="16"/>
           <w:szCs w:val="16"/>
         </w:rPr>
@@ -7738,14 +8791,14 @@
         <w:ind w:left="567"/>
         <w:jc w:val="both"/>
         <w:rPr>
-          <w:rFonts w:ascii="Arial Narrow" w:eastAsia="Arial Narrow" w:hAnsi="Arial Narrow" w:cs="Arial"/>
-          <w:sz w:val="16"/>
-          <w:szCs w:val="16"/>
-        </w:rPr>
-      </w:pPr>
-      <w:r>
-        <w:rPr>
-          <w:rFonts w:ascii="Arial Narrow" w:eastAsia="Arial Narrow" w:hAnsi="Arial Narrow" w:cs="Arial"/>
+          <w:rFonts w:ascii="Arial Narrow" w:eastAsia="Arial Narrow" w:hAnsi="Arial Narrow" w:cs="Arial Narrow"/>
+          <w:sz w:val="16"/>
+          <w:szCs w:val="16"/>
+        </w:rPr>
+      </w:pPr>
+      <w:r>
+        <w:rPr>
+          <w:rFonts w:ascii="Arial Narrow" w:eastAsia="Arial Narrow" w:hAnsi="Arial Narrow" w:cs="Arial Narrow"/>
           <w:sz w:val="16"/>
           <w:szCs w:val="16"/>
         </w:rPr>
@@ -7758,14 +8811,14 @@
         <w:ind w:left="567"/>
         <w:jc w:val="both"/>
         <w:rPr>
-          <w:rFonts w:ascii="Arial Narrow" w:eastAsia="Arial Narrow" w:hAnsi="Arial Narrow" w:cs="Arial"/>
-          <w:sz w:val="16"/>
-          <w:szCs w:val="16"/>
-        </w:rPr>
-      </w:pPr>
-      <w:r>
-        <w:rPr>
-          <w:rFonts w:ascii="Arial Narrow" w:eastAsia="Arial Narrow" w:hAnsi="Arial Narrow" w:cs="Arial"/>
+          <w:rFonts w:ascii="Arial Narrow" w:eastAsia="Arial Narrow" w:hAnsi="Arial Narrow" w:cs="Arial Narrow"/>
+          <w:sz w:val="16"/>
+          <w:szCs w:val="16"/>
+        </w:rPr>
+      </w:pPr>
+      <w:r>
+        <w:rPr>
+          <w:rFonts w:ascii="Arial Narrow" w:eastAsia="Arial Narrow" w:hAnsi="Arial Narrow" w:cs="Arial Narrow"/>
           <w:sz w:val="16"/>
           <w:szCs w:val="16"/>
         </w:rPr>
@@ -7778,14 +8831,14 @@
         <w:ind w:left="567"/>
         <w:jc w:val="both"/>
         <w:rPr>
-          <w:rFonts w:ascii="Arial Narrow" w:eastAsia="Arial Narrow" w:hAnsi="Arial Narrow" w:cs="Arial"/>
-          <w:sz w:val="16"/>
-          <w:szCs w:val="16"/>
-        </w:rPr>
-      </w:pPr>
-      <w:r>
-        <w:rPr>
-          <w:rFonts w:ascii="Arial Narrow" w:eastAsia="Arial Narrow" w:hAnsi="Arial Narrow" w:cs="Arial"/>
+          <w:rFonts w:ascii="Arial Narrow" w:eastAsia="Arial Narrow" w:hAnsi="Arial Narrow" w:cs="Arial Narrow"/>
+          <w:sz w:val="16"/>
+          <w:szCs w:val="16"/>
+        </w:rPr>
+      </w:pPr>
+      <w:r>
+        <w:rPr>
+          <w:rFonts w:ascii="Arial Narrow" w:eastAsia="Arial Narrow" w:hAnsi="Arial Narrow" w:cs="Arial Narrow"/>
           <w:sz w:val="16"/>
           <w:szCs w:val="16"/>
         </w:rPr>
@@ -7794,7 +8847,7 @@
       <w:proofErr w:type="spellStart"/>
       <w:r>
         <w:rPr>
-          <w:rFonts w:ascii="Arial Narrow" w:eastAsia="Arial Narrow" w:hAnsi="Arial Narrow" w:cs="Arial"/>
+          <w:rFonts w:ascii="Arial Narrow" w:eastAsia="Arial Narrow" w:hAnsi="Arial Narrow" w:cs="Arial Narrow"/>
           <w:sz w:val="16"/>
           <w:szCs w:val="16"/>
         </w:rPr>
@@ -7803,7 +8856,7 @@
       <w:proofErr w:type="spellEnd"/>
       <w:r>
         <w:rPr>
-          <w:rFonts w:ascii="Arial Narrow" w:eastAsia="Arial Narrow" w:hAnsi="Arial Narrow" w:cs="Arial"/>
+          <w:rFonts w:ascii="Arial Narrow" w:eastAsia="Arial Narrow" w:hAnsi="Arial Narrow" w:cs="Arial Narrow"/>
           <w:sz w:val="16"/>
           <w:szCs w:val="16"/>
         </w:rPr>
@@ -7816,14 +8869,14 @@
         <w:ind w:left="567"/>
         <w:jc w:val="both"/>
         <w:rPr>
-          <w:rFonts w:ascii="Arial Narrow" w:eastAsia="Arial Narrow" w:hAnsi="Arial Narrow" w:cs="Arial"/>
-          <w:sz w:val="16"/>
-          <w:szCs w:val="16"/>
-        </w:rPr>
-      </w:pPr>
-      <w:r>
-        <w:rPr>
-          <w:rFonts w:ascii="Arial Narrow" w:eastAsia="Arial Narrow" w:hAnsi="Arial Narrow" w:cs="Arial"/>
+          <w:rFonts w:ascii="Arial Narrow" w:eastAsia="Arial Narrow" w:hAnsi="Arial Narrow" w:cs="Arial Narrow"/>
+          <w:sz w:val="16"/>
+          <w:szCs w:val="16"/>
+        </w:rPr>
+      </w:pPr>
+      <w:r>
+        <w:rPr>
+          <w:rFonts w:ascii="Arial Narrow" w:eastAsia="Arial Narrow" w:hAnsi="Arial Narrow" w:cs="Arial Narrow"/>
           <w:sz w:val="16"/>
           <w:szCs w:val="16"/>
         </w:rPr>
@@ -7836,14 +8889,14 @@
         <w:ind w:left="567"/>
         <w:jc w:val="both"/>
         <w:rPr>
-          <w:rFonts w:ascii="Arial Narrow" w:eastAsia="Arial Narrow" w:hAnsi="Arial Narrow" w:cs="Arial"/>
-          <w:sz w:val="16"/>
-          <w:szCs w:val="16"/>
-        </w:rPr>
-      </w:pPr>
-      <w:r>
-        <w:rPr>
-          <w:rFonts w:ascii="Arial Narrow" w:eastAsia="Arial Narrow" w:hAnsi="Arial Narrow" w:cs="Arial"/>
+          <w:rFonts w:ascii="Arial Narrow" w:eastAsia="Arial Narrow" w:hAnsi="Arial Narrow" w:cs="Arial Narrow"/>
+          <w:sz w:val="16"/>
+          <w:szCs w:val="16"/>
+        </w:rPr>
+      </w:pPr>
+      <w:r>
+        <w:rPr>
+          <w:rFonts w:ascii="Arial Narrow" w:eastAsia="Arial Narrow" w:hAnsi="Arial Narrow" w:cs="Arial Narrow"/>
           <w:sz w:val="16"/>
           <w:szCs w:val="16"/>
         </w:rPr>
@@ -7852,7 +8905,7 @@
       <w:proofErr w:type="spellStart"/>
       <w:r>
         <w:rPr>
-          <w:rFonts w:ascii="Arial Narrow" w:eastAsia="Arial Narrow" w:hAnsi="Arial Narrow" w:cs="Arial"/>
+          <w:rFonts w:ascii="Arial Narrow" w:eastAsia="Arial Narrow" w:hAnsi="Arial Narrow" w:cs="Arial Narrow"/>
           <w:sz w:val="16"/>
           <w:szCs w:val="16"/>
         </w:rPr>
@@ -7861,7 +8914,7 @@
       <w:proofErr w:type="spellEnd"/>
       <w:r>
         <w:rPr>
-          <w:rFonts w:ascii="Arial Narrow" w:eastAsia="Arial Narrow" w:hAnsi="Arial Narrow" w:cs="Arial"/>
+          <w:rFonts w:ascii="Arial Narrow" w:eastAsia="Arial Narrow" w:hAnsi="Arial Narrow" w:cs="Arial Narrow"/>
           <w:sz w:val="16"/>
           <w:szCs w:val="16"/>
         </w:rPr>
@@ -7874,14 +8927,14 @@
         <w:ind w:left="567"/>
         <w:jc w:val="both"/>
         <w:rPr>
-          <w:rFonts w:ascii="Arial Narrow" w:eastAsia="Arial Narrow" w:hAnsi="Arial Narrow" w:cs="Arial"/>
-          <w:sz w:val="16"/>
-          <w:szCs w:val="16"/>
-        </w:rPr>
-      </w:pPr>
-      <w:r>
-        <w:rPr>
-          <w:rFonts w:ascii="Arial Narrow" w:eastAsia="Arial Narrow" w:hAnsi="Arial Narrow" w:cs="Arial"/>
+          <w:rFonts w:ascii="Arial Narrow" w:eastAsia="Arial Narrow" w:hAnsi="Arial Narrow" w:cs="Arial Narrow"/>
+          <w:sz w:val="16"/>
+          <w:szCs w:val="16"/>
+        </w:rPr>
+      </w:pPr>
+      <w:r>
+        <w:rPr>
+          <w:rFonts w:ascii="Arial Narrow" w:eastAsia="Arial Narrow" w:hAnsi="Arial Narrow" w:cs="Arial Narrow"/>
           <w:sz w:val="16"/>
           <w:szCs w:val="16"/>
         </w:rPr>
@@ -7890,7 +8943,7 @@
       <w:proofErr w:type="spellStart"/>
       <w:r>
         <w:rPr>
-          <w:rFonts w:ascii="Arial Narrow" w:eastAsia="Arial Narrow" w:hAnsi="Arial Narrow" w:cs="Arial"/>
+          <w:rFonts w:ascii="Arial Narrow" w:eastAsia="Arial Narrow" w:hAnsi="Arial Narrow" w:cs="Arial Narrow"/>
           <w:sz w:val="16"/>
           <w:szCs w:val="16"/>
         </w:rPr>
@@ -7899,7 +8952,7 @@
       <w:proofErr w:type="spellEnd"/>
       <w:r>
         <w:rPr>
-          <w:rFonts w:ascii="Arial Narrow" w:eastAsia="Arial Narrow" w:hAnsi="Arial Narrow" w:cs="Arial"/>
+          <w:rFonts w:ascii="Arial Narrow" w:eastAsia="Arial Narrow" w:hAnsi="Arial Narrow" w:cs="Arial Narrow"/>
           <w:sz w:val="16"/>
           <w:szCs w:val="16"/>
         </w:rPr>
@@ -7912,14 +8965,14 @@
         <w:ind w:left="567"/>
         <w:jc w:val="both"/>
         <w:rPr>
-          <w:rFonts w:ascii="Arial Narrow" w:eastAsia="Arial Narrow" w:hAnsi="Arial Narrow" w:cs="Arial"/>
-          <w:sz w:val="16"/>
-          <w:szCs w:val="16"/>
-        </w:rPr>
-      </w:pPr>
-      <w:r>
-        <w:rPr>
-          <w:rFonts w:ascii="Arial Narrow" w:eastAsia="Arial Narrow" w:hAnsi="Arial Narrow" w:cs="Arial"/>
+          <w:rFonts w:ascii="Arial Narrow" w:eastAsia="Arial Narrow" w:hAnsi="Arial Narrow" w:cs="Arial Narrow"/>
+          <w:sz w:val="16"/>
+          <w:szCs w:val="16"/>
+        </w:rPr>
+      </w:pPr>
+      <w:r>
+        <w:rPr>
+          <w:rFonts w:ascii="Arial Narrow" w:eastAsia="Arial Narrow" w:hAnsi="Arial Narrow" w:cs="Arial Narrow"/>
           <w:sz w:val="16"/>
           <w:szCs w:val="16"/>
         </w:rPr>
@@ -7932,14 +8985,14 @@
         <w:ind w:left="567"/>
         <w:jc w:val="both"/>
         <w:rPr>
-          <w:rFonts w:ascii="Arial Narrow" w:eastAsia="Arial Narrow" w:hAnsi="Arial Narrow" w:cs="Arial"/>
-          <w:sz w:val="16"/>
-          <w:szCs w:val="16"/>
-        </w:rPr>
-      </w:pPr>
-      <w:r>
-        <w:rPr>
-          <w:rFonts w:ascii="Arial Narrow" w:eastAsia="Arial Narrow" w:hAnsi="Arial Narrow" w:cs="Arial"/>
+          <w:rFonts w:ascii="Arial Narrow" w:eastAsia="Arial Narrow" w:hAnsi="Arial Narrow" w:cs="Arial Narrow"/>
+          <w:sz w:val="16"/>
+          <w:szCs w:val="16"/>
+        </w:rPr>
+      </w:pPr>
+      <w:r>
+        <w:rPr>
+          <w:rFonts w:ascii="Arial Narrow" w:eastAsia="Arial Narrow" w:hAnsi="Arial Narrow" w:cs="Arial Narrow"/>
           <w:sz w:val="16"/>
           <w:szCs w:val="16"/>
         </w:rPr>
@@ -7949,10 +9002,10 @@
     <w:p>
       <w:pPr>
         <w:spacing w:after="0" w:line="240" w:lineRule="auto"/>
-        <w:ind w:left="567"/>
-        <w:jc w:val="both"/>
-        <w:rPr>
-          <w:rFonts w:ascii="Arial Narrow" w:eastAsia="Arial Narrow" w:hAnsi="Arial Narrow" w:cs="Arial"/>
+        <w:ind w:left="567" w:hanging="567"/>
+        <w:jc w:val="both"/>
+        <w:rPr>
+          <w:rFonts w:ascii="Arial Narrow" w:eastAsia="Arial Narrow" w:hAnsi="Arial Narrow" w:cs="Arial Narrow"/>
           <w:sz w:val="16"/>
           <w:szCs w:val="16"/>
         </w:rPr>
@@ -7969,7 +9022,7 @@
         <w:ind w:left="567" w:hanging="567"/>
         <w:jc w:val="both"/>
         <w:rPr>
-          <w:rFonts w:ascii="Arial Narrow" w:hAnsi="Arial Narrow" w:cs="Arial"/>
+          <w:rFonts w:ascii="Arial Narrow" w:eastAsia="Arial Narrow" w:hAnsi="Arial Narrow" w:cs="Arial Narrow"/>
           <w:b/>
           <w:sz w:val="16"/>
           <w:szCs w:val="16"/>
@@ -7978,7 +9031,7 @@
       <w:r>
         <w:rPr>
           <w:rStyle w:val="Refdenotaalpie"/>
-          <w:rFonts w:ascii="Arial Narrow" w:hAnsi="Arial Narrow" w:cs="Arial"/>
+          <w:rFonts w:ascii="Arial Narrow" w:eastAsia="Arial Narrow" w:hAnsi="Arial Narrow" w:cs="Arial Narrow"/>
           <w:sz w:val="16"/>
           <w:szCs w:val="16"/>
           <w:vertAlign w:val="superscript"/>
@@ -7987,7 +9040,7 @@
       </w:r>
       <w:r>
         <w:rPr>
-          <w:rFonts w:ascii="Arial Narrow" w:hAnsi="Arial Narrow" w:cs="Arial"/>
+          <w:rFonts w:ascii="Arial Narrow" w:eastAsia="Arial Narrow" w:hAnsi="Arial Narrow" w:cs="Arial Narrow"/>
           <w:sz w:val="16"/>
           <w:szCs w:val="16"/>
         </w:rPr>
@@ -7995,7 +9048,7 @@
       </w:r>
       <w:r>
         <w:rPr>
-          <w:rFonts w:ascii="Arial Narrow" w:hAnsi="Arial Narrow" w:cs="Arial"/>
+          <w:rFonts w:ascii="Arial Narrow" w:eastAsia="Arial Narrow" w:hAnsi="Arial Narrow" w:cs="Arial Narrow"/>
           <w:sz w:val="16"/>
           <w:szCs w:val="16"/>
         </w:rPr>
@@ -8003,7 +9056,7 @@
       </w:r>
       <w:r>
         <w:rPr>
-          <w:rFonts w:ascii="Arial Narrow" w:eastAsia="Arial Narrow" w:hAnsi="Arial Narrow" w:cs="Arial"/>
+          <w:rFonts w:ascii="Arial Narrow" w:eastAsia="Arial Narrow" w:hAnsi="Arial Narrow" w:cs="Arial Narrow"/>
           <w:b/>
           <w:sz w:val="16"/>
           <w:szCs w:val="16"/>
@@ -8012,7 +9065,7 @@
       </w:r>
       <w:r>
         <w:rPr>
-          <w:rFonts w:ascii="Arial Narrow" w:hAnsi="Arial Narrow" w:cs="Arial"/>
+          <w:rFonts w:ascii="Arial Narrow" w:eastAsia="Arial Narrow" w:hAnsi="Arial Narrow" w:cs="Arial Narrow"/>
           <w:b/>
           <w:bCs/>
           <w:sz w:val="16"/>
@@ -8022,7 +9075,7 @@
       </w:r>
       <w:r>
         <w:rPr>
-          <w:rFonts w:ascii="Arial Narrow" w:hAnsi="Arial Narrow" w:cs="Arial"/>
+          <w:rFonts w:ascii="Arial Narrow" w:eastAsia="Arial Narrow" w:hAnsi="Arial Narrow" w:cs="Arial Narrow"/>
           <w:b/>
           <w:sz w:val="16"/>
           <w:szCs w:val="16"/>
@@ -8038,7 +9091,7 @@
         </w:tabs>
         <w:jc w:val="both"/>
         <w:rPr>
-          <w:rFonts w:ascii="Arial Narrow" w:eastAsia="Arial Narrow" w:hAnsi="Arial Narrow" w:cs="Arial"/>
+          <w:rFonts w:ascii="Arial Narrow" w:eastAsia="Arial Narrow" w:hAnsi="Arial Narrow" w:cs="Arial Narrow"/>
           <w:b/>
           <w:sz w:val="16"/>
           <w:szCs w:val="16"/>
@@ -8046,7 +9099,7 @@
       </w:pPr>
       <w:r>
         <w:rPr>
-          <w:rFonts w:ascii="Arial Narrow" w:eastAsia="Arial Narrow" w:hAnsi="Arial Narrow" w:cs="Arial"/>
+          <w:rFonts w:ascii="Arial Narrow" w:eastAsia="Arial Narrow" w:hAnsi="Arial Narrow" w:cs="Arial Narrow"/>
           <w:b/>
           <w:sz w:val="16"/>
           <w:szCs w:val="16"/>
@@ -8063,14 +9116,14 @@
         </w:tabs>
         <w:jc w:val="both"/>
         <w:rPr>
-          <w:rFonts w:ascii="Arial Narrow" w:eastAsia="Arial Narrow" w:hAnsi="Arial Narrow" w:cs="Arial"/>
-          <w:sz w:val="16"/>
-          <w:szCs w:val="16"/>
-        </w:rPr>
-      </w:pPr>
-      <w:r>
-        <w:rPr>
-          <w:rFonts w:ascii="Arial Narrow" w:eastAsia="Arial Narrow" w:hAnsi="Arial Narrow" w:cs="Arial"/>
+          <w:rFonts w:ascii="Arial Narrow" w:eastAsia="Arial Narrow" w:hAnsi="Arial Narrow" w:cs="Arial Narrow"/>
+          <w:sz w:val="16"/>
+          <w:szCs w:val="16"/>
+        </w:rPr>
+      </w:pPr>
+      <w:r>
+        <w:rPr>
+          <w:rFonts w:ascii="Arial Narrow" w:eastAsia="Arial Narrow" w:hAnsi="Arial Narrow" w:cs="Arial Narrow"/>
           <w:sz w:val="16"/>
           <w:szCs w:val="16"/>
         </w:rPr>
@@ -8086,14 +9139,14 @@
         </w:tabs>
         <w:jc w:val="both"/>
         <w:rPr>
-          <w:rFonts w:ascii="Arial Narrow" w:eastAsia="Arial Narrow" w:hAnsi="Arial Narrow" w:cs="Arial"/>
-          <w:sz w:val="16"/>
-          <w:szCs w:val="16"/>
-        </w:rPr>
-      </w:pPr>
-      <w:r>
-        <w:rPr>
-          <w:rFonts w:ascii="Arial Narrow" w:eastAsia="Arial Narrow" w:hAnsi="Arial Narrow" w:cs="Arial"/>
+          <w:rFonts w:ascii="Arial Narrow" w:eastAsia="Arial Narrow" w:hAnsi="Arial Narrow" w:cs="Arial Narrow"/>
+          <w:sz w:val="16"/>
+          <w:szCs w:val="16"/>
+        </w:rPr>
+      </w:pPr>
+      <w:r>
+        <w:rPr>
+          <w:rFonts w:ascii="Arial Narrow" w:eastAsia="Arial Narrow" w:hAnsi="Arial Narrow" w:cs="Arial Narrow"/>
           <w:sz w:val="16"/>
           <w:szCs w:val="16"/>
         </w:rPr>
@@ -8109,14 +9162,14 @@
         </w:tabs>
         <w:jc w:val="both"/>
         <w:rPr>
-          <w:rFonts w:ascii="Arial Narrow" w:eastAsia="Arial Narrow" w:hAnsi="Arial Narrow" w:cs="Arial"/>
-          <w:sz w:val="16"/>
-          <w:szCs w:val="16"/>
-        </w:rPr>
-      </w:pPr>
-      <w:r>
-        <w:rPr>
-          <w:rFonts w:ascii="Arial Narrow" w:eastAsia="Arial Narrow" w:hAnsi="Arial Narrow" w:cs="Arial"/>
+          <w:rFonts w:ascii="Arial Narrow" w:eastAsia="Arial Narrow" w:hAnsi="Arial Narrow" w:cs="Arial Narrow"/>
+          <w:sz w:val="16"/>
+          <w:szCs w:val="16"/>
+        </w:rPr>
+      </w:pPr>
+      <w:r>
+        <w:rPr>
+          <w:rFonts w:ascii="Arial Narrow" w:eastAsia="Arial Narrow" w:hAnsi="Arial Narrow" w:cs="Arial Narrow"/>
           <w:sz w:val="16"/>
           <w:szCs w:val="16"/>
         </w:rPr>
@@ -8133,14 +9186,14 @@
         <w:ind w:left="567"/>
         <w:jc w:val="both"/>
         <w:rPr>
-          <w:rFonts w:ascii="Arial Narrow" w:eastAsia="Arial Narrow" w:hAnsi="Arial Narrow" w:cs="Arial"/>
-          <w:sz w:val="16"/>
-          <w:szCs w:val="16"/>
-        </w:rPr>
-      </w:pPr>
-      <w:r>
-        <w:rPr>
-          <w:rFonts w:ascii="Arial Narrow" w:eastAsia="Arial Narrow" w:hAnsi="Arial Narrow" w:cs="Arial"/>
+          <w:rFonts w:ascii="Arial Narrow" w:eastAsia="Arial Narrow" w:hAnsi="Arial Narrow" w:cs="Arial Narrow"/>
+          <w:sz w:val="16"/>
+          <w:szCs w:val="16"/>
+        </w:rPr>
+      </w:pPr>
+      <w:r>
+        <w:rPr>
+          <w:rFonts w:ascii="Arial Narrow" w:eastAsia="Arial Narrow" w:hAnsi="Arial Narrow" w:cs="Arial Narrow"/>
           <w:sz w:val="16"/>
           <w:szCs w:val="16"/>
         </w:rPr>
@@ -8149,7 +9202,7 @@
       <w:proofErr w:type="spellStart"/>
       <w:r>
         <w:rPr>
-          <w:rFonts w:ascii="Arial Narrow" w:eastAsia="Arial Narrow" w:hAnsi="Arial Narrow" w:cs="Arial"/>
+          <w:rFonts w:ascii="Arial Narrow" w:eastAsia="Arial Narrow" w:hAnsi="Arial Narrow" w:cs="Arial Narrow"/>
           <w:sz w:val="16"/>
           <w:szCs w:val="16"/>
         </w:rPr>
@@ -8158,7 +9211,7 @@
       <w:proofErr w:type="spellEnd"/>
       <w:r>
         <w:rPr>
-          <w:rFonts w:ascii="Arial Narrow" w:eastAsia="Arial Narrow" w:hAnsi="Arial Narrow" w:cs="Arial"/>
+          <w:rFonts w:ascii="Arial Narrow" w:eastAsia="Arial Narrow" w:hAnsi="Arial Narrow" w:cs="Arial Narrow"/>
           <w:sz w:val="16"/>
           <w:szCs w:val="16"/>
         </w:rPr>
@@ -8168,9 +9221,14 @@
     <w:p>
       <w:pPr>
         <w:pStyle w:val="Textonotapie"/>
-        <w:jc w:val="both"/>
-        <w:rPr>
-          <w:rFonts w:ascii="Arial Narrow" w:hAnsi="Arial Narrow" w:cs="Arial"/>
+        <w:tabs>
+          <w:tab w:val="left" w:pos="567"/>
+        </w:tabs>
+        <w:ind w:left="567" w:hanging="567"/>
+        <w:jc w:val="both"/>
+        <w:rPr>
+          <w:rFonts w:ascii="Arial Narrow" w:eastAsia="Arial Narrow" w:hAnsi="Arial Narrow" w:cs="Arial Narrow"/>
+          <w:b/>
           <w:sz w:val="16"/>
           <w:szCs w:val="16"/>
         </w:rPr>
@@ -8187,7 +9245,7 @@
         <w:ind w:left="567" w:hanging="567"/>
         <w:jc w:val="both"/>
         <w:rPr>
-          <w:rFonts w:ascii="Arial Narrow" w:hAnsi="Arial Narrow" w:cs="Arial"/>
+          <w:rFonts w:ascii="Arial Narrow" w:eastAsia="Arial Narrow" w:hAnsi="Arial Narrow" w:cs="Arial Narrow"/>
           <w:b/>
           <w:bCs/>
           <w:sz w:val="16"/>
@@ -8197,7 +9255,7 @@
       <w:r>
         <w:rPr>
           <w:rStyle w:val="Refdenotaalpie"/>
-          <w:rFonts w:ascii="Arial Narrow" w:hAnsi="Arial Narrow" w:cs="Arial"/>
+          <w:rFonts w:ascii="Arial Narrow" w:eastAsia="Arial Narrow" w:hAnsi="Arial Narrow" w:cs="Arial Narrow"/>
           <w:b/>
           <w:bCs/>
           <w:sz w:val="16"/>
@@ -8208,7 +9266,7 @@
       </w:r>
       <w:r>
         <w:rPr>
-          <w:rFonts w:ascii="Arial Narrow" w:hAnsi="Arial Narrow" w:cs="Arial"/>
+          <w:rFonts w:ascii="Arial Narrow" w:eastAsia="Arial Narrow" w:hAnsi="Arial Narrow" w:cs="Arial Narrow"/>
           <w:b/>
           <w:bCs/>
           <w:sz w:val="16"/>
@@ -8218,7 +9276,7 @@
       </w:r>
       <w:r>
         <w:rPr>
-          <w:rFonts w:ascii="Arial Narrow" w:hAnsi="Arial Narrow" w:cs="Arial"/>
+          <w:rFonts w:ascii="Arial Narrow" w:eastAsia="Arial Narrow" w:hAnsi="Arial Narrow" w:cs="Arial Narrow"/>
           <w:b/>
           <w:bCs/>
           <w:sz w:val="16"/>
@@ -8235,7 +9293,7 @@
         <w:ind w:left="567"/>
         <w:jc w:val="both"/>
         <w:rPr>
-          <w:rFonts w:ascii="Arial Narrow" w:hAnsi="Arial Narrow" w:cs="Arial"/>
+          <w:rFonts w:ascii="Arial Narrow" w:eastAsia="Arial Narrow" w:hAnsi="Arial Narrow" w:cs="Arial Narrow"/>
           <w:bCs/>
           <w:sz w:val="16"/>
           <w:szCs w:val="16"/>
@@ -8243,7 +9301,7 @@
       </w:pPr>
       <w:r>
         <w:rPr>
-          <w:rFonts w:ascii="Arial Narrow" w:hAnsi="Arial Narrow" w:cs="Arial"/>
+          <w:rFonts w:ascii="Arial Narrow" w:eastAsia="Arial Narrow" w:hAnsi="Arial Narrow" w:cs="Arial Narrow"/>
           <w:b/>
           <w:sz w:val="16"/>
           <w:szCs w:val="16"/>
@@ -8252,7 +9310,7 @@
       </w:r>
       <w:r>
         <w:rPr>
-          <w:rFonts w:ascii="Arial Narrow" w:hAnsi="Arial Narrow" w:cs="Arial"/>
+          <w:rFonts w:ascii="Arial Narrow" w:eastAsia="Arial Narrow" w:hAnsi="Arial Narrow" w:cs="Arial Narrow"/>
           <w:bCs/>
           <w:sz w:val="16"/>
           <w:szCs w:val="16"/>
@@ -8262,7 +9320,7 @@
       <w:proofErr w:type="gramStart"/>
       <w:r>
         <w:rPr>
-          <w:rFonts w:ascii="Arial Narrow" w:hAnsi="Arial Narrow" w:cs="Arial"/>
+          <w:rFonts w:ascii="Arial Narrow" w:eastAsia="Arial Narrow" w:hAnsi="Arial Narrow" w:cs="Arial Narrow"/>
           <w:bCs/>
           <w:sz w:val="16"/>
           <w:szCs w:val="16"/>
@@ -8272,7 +9330,7 @@
       <w:proofErr w:type="gramEnd"/>
       <w:r>
         <w:rPr>
-          <w:rFonts w:ascii="Arial Narrow" w:hAnsi="Arial Narrow" w:cs="Arial"/>
+          <w:rFonts w:ascii="Arial Narrow" w:eastAsia="Arial Narrow" w:hAnsi="Arial Narrow" w:cs="Arial Narrow"/>
           <w:bCs/>
           <w:sz w:val="16"/>
           <w:szCs w:val="16"/>
@@ -8282,7 +9340,7 @@
       <w:proofErr w:type="gramStart"/>
       <w:r>
         <w:rPr>
-          <w:rFonts w:ascii="Arial Narrow" w:hAnsi="Arial Narrow" w:cs="Arial"/>
+          <w:rFonts w:ascii="Arial Narrow" w:eastAsia="Arial Narrow" w:hAnsi="Arial Narrow" w:cs="Arial Narrow"/>
           <w:bCs/>
           <w:sz w:val="16"/>
           <w:szCs w:val="16"/>
@@ -8292,7 +9350,7 @@
       <w:proofErr w:type="gramEnd"/>
       <w:r>
         <w:rPr>
-          <w:rFonts w:ascii="Arial Narrow" w:hAnsi="Arial Narrow" w:cs="Arial"/>
+          <w:rFonts w:ascii="Arial Narrow" w:eastAsia="Arial Narrow" w:hAnsi="Arial Narrow" w:cs="Arial Narrow"/>
           <w:bCs/>
           <w:sz w:val="16"/>
           <w:szCs w:val="16"/>
@@ -8302,12 +9360,16 @@
     </w:p>
     <w:p>
       <w:pPr>
-        <w:pStyle w:val="NormalWeb"/>
-        <w:spacing w:after="0" w:line="240" w:lineRule="auto"/>
-        <w:ind w:left="567"/>
-        <w:jc w:val="both"/>
-        <w:rPr>
-          <w:rFonts w:ascii="Arial Narrow" w:hAnsi="Arial Narrow" w:cs="Arial"/>
+        <w:autoSpaceDE w:val="0"/>
+        <w:autoSpaceDN w:val="0"/>
+        <w:adjustRightInd w:val="0"/>
+        <w:spacing w:after="0" w:line="240" w:lineRule="auto"/>
+        <w:ind w:left="567" w:hanging="567"/>
+        <w:jc w:val="both"/>
+        <w:rPr>
+          <w:rFonts w:ascii="Arial Narrow" w:eastAsia="Arial Narrow" w:hAnsi="Arial Narrow" w:cs="Arial Narrow"/>
+          <w:b/>
+          <w:bCs/>
           <w:sz w:val="16"/>
           <w:szCs w:val="16"/>
         </w:rPr>
@@ -8321,7 +9383,7 @@
         <w:ind w:left="567" w:hanging="567"/>
         <w:jc w:val="both"/>
         <w:rPr>
-          <w:rFonts w:ascii="Arial Narrow" w:hAnsi="Arial Narrow" w:cs="Arial"/>
+          <w:rFonts w:ascii="Arial Narrow" w:eastAsia="Arial Narrow" w:hAnsi="Arial Narrow" w:cs="Arial Narrow"/>
           <w:sz w:val="16"/>
           <w:szCs w:val="16"/>
         </w:rPr>
@@ -8329,7 +9391,7 @@
       <w:r>
         <w:rPr>
           <w:rStyle w:val="Refdenotaalpie"/>
-          <w:rFonts w:ascii="Arial Narrow" w:hAnsi="Arial Narrow" w:cs="Arial"/>
+          <w:rFonts w:ascii="Arial Narrow" w:eastAsia="Arial Narrow" w:hAnsi="Arial Narrow" w:cs="Arial Narrow"/>
           <w:sz w:val="16"/>
           <w:szCs w:val="16"/>
           <w:vertAlign w:val="superscript"/>
@@ -8338,7 +9400,7 @@
       </w:r>
       <w:r>
         <w:rPr>
-          <w:rFonts w:ascii="Arial Narrow" w:hAnsi="Arial Narrow" w:cs="Arial"/>
+          <w:rFonts w:ascii="Arial Narrow" w:eastAsia="Arial Narrow" w:hAnsi="Arial Narrow" w:cs="Arial Narrow"/>
           <w:sz w:val="16"/>
           <w:szCs w:val="16"/>
         </w:rPr>
@@ -8346,7 +9408,7 @@
       </w:r>
       <w:r>
         <w:rPr>
-          <w:rFonts w:ascii="Arial Narrow" w:hAnsi="Arial Narrow" w:cs="Arial"/>
+          <w:rFonts w:ascii="Arial Narrow" w:eastAsia="Arial Narrow" w:hAnsi="Arial Narrow" w:cs="Arial Narrow"/>
           <w:sz w:val="16"/>
           <w:szCs w:val="16"/>
         </w:rPr>
@@ -8354,7 +9416,7 @@
       </w:r>
       <w:r>
         <w:rPr>
-          <w:rFonts w:ascii="Arial Narrow" w:eastAsia="Arial" w:hAnsi="Arial Narrow" w:cs="Arial"/>
+          <w:rFonts w:ascii="Arial Narrow" w:eastAsia="Arial Narrow" w:hAnsi="Arial Narrow" w:cs="Arial Narrow"/>
           <w:b/>
           <w:sz w:val="16"/>
           <w:szCs w:val="16"/>
@@ -8368,7 +9430,7 @@
         <w:ind w:left="1134" w:hanging="567"/>
         <w:jc w:val="both"/>
         <w:rPr>
-          <w:rFonts w:ascii="Arial Narrow" w:hAnsi="Arial Narrow" w:cs="Arial"/>
+          <w:rFonts w:ascii="Arial Narrow" w:eastAsia="Arial Narrow" w:hAnsi="Arial Narrow" w:cs="Arial Narrow"/>
           <w:b/>
           <w:bCs/>
           <w:sz w:val="16"/>
@@ -8377,7 +9439,7 @@
       </w:pPr>
       <w:r>
         <w:rPr>
-          <w:rFonts w:ascii="Arial Narrow" w:hAnsi="Arial Narrow" w:cs="Arial"/>
+          <w:rFonts w:ascii="Arial Narrow" w:eastAsia="Arial Narrow" w:hAnsi="Arial Narrow" w:cs="Arial Narrow"/>
           <w:b/>
           <w:bCs/>
           <w:sz w:val="16"/>
@@ -8392,7 +9454,7 @@
         <w:ind w:left="567"/>
         <w:jc w:val="both"/>
         <w:rPr>
-          <w:rFonts w:ascii="Arial Narrow" w:hAnsi="Arial Narrow" w:cs="Arial"/>
+          <w:rFonts w:ascii="Arial Narrow" w:eastAsia="Arial Narrow" w:hAnsi="Arial Narrow" w:cs="Arial Narrow"/>
           <w:sz w:val="16"/>
           <w:szCs w:val="16"/>
           <w:lang w:val="es-ES"/>
@@ -8400,7 +9462,7 @@
       </w:pPr>
       <w:r>
         <w:rPr>
-          <w:rFonts w:ascii="Arial Narrow" w:hAnsi="Arial Narrow" w:cs="Arial"/>
+          <w:rFonts w:ascii="Arial Narrow" w:eastAsia="Arial Narrow" w:hAnsi="Arial Narrow" w:cs="Arial Narrow"/>
           <w:sz w:val="16"/>
           <w:szCs w:val="16"/>
           <w:lang w:val="es-ES"/>
@@ -8409,7 +9471,7 @@
       </w:r>
       <w:r>
         <w:rPr>
-          <w:rFonts w:ascii="Arial Narrow" w:hAnsi="Arial Narrow" w:cs="Arial"/>
+          <w:rFonts w:ascii="Arial Narrow" w:eastAsia="Arial Narrow" w:hAnsi="Arial Narrow" w:cs="Arial Narrow"/>
           <w:sz w:val="16"/>
           <w:szCs w:val="16"/>
           <w:lang w:val="es-ES"/>
@@ -8423,7 +9485,7 @@
         <w:ind w:left="567"/>
         <w:jc w:val="both"/>
         <w:rPr>
-          <w:rFonts w:ascii="Arial Narrow" w:hAnsi="Arial Narrow" w:cs="Arial"/>
+          <w:rFonts w:ascii="Arial Narrow" w:eastAsia="Arial Narrow" w:hAnsi="Arial Narrow" w:cs="Arial Narrow"/>
           <w:sz w:val="16"/>
           <w:szCs w:val="16"/>
           <w:lang w:val="es-ES"/>
@@ -8431,7 +9493,7 @@
       </w:pPr>
       <w:r>
         <w:rPr>
-          <w:rFonts w:ascii="Arial Narrow" w:hAnsi="Arial Narrow" w:cs="Arial"/>
+          <w:rFonts w:ascii="Arial Narrow" w:eastAsia="Arial Narrow" w:hAnsi="Arial Narrow" w:cs="Arial Narrow"/>
           <w:sz w:val="16"/>
           <w:szCs w:val="16"/>
           <w:lang w:val="es-ES"/>
@@ -8445,7 +9507,7 @@
         <w:ind w:left="567"/>
         <w:jc w:val="both"/>
         <w:rPr>
-          <w:rFonts w:ascii="Arial Narrow" w:hAnsi="Arial Narrow" w:cs="Arial"/>
+          <w:rFonts w:ascii="Arial Narrow" w:eastAsia="Arial Narrow" w:hAnsi="Arial Narrow" w:cs="Arial Narrow"/>
           <w:sz w:val="16"/>
           <w:szCs w:val="16"/>
           <w:lang w:val="es-ES"/>
@@ -8453,13 +9515,25 @@
       </w:pPr>
       <w:r>
         <w:rPr>
-          <w:rFonts w:ascii="Arial Narrow" w:hAnsi="Arial Narrow" w:cs="Arial"/>
+          <w:rFonts w:ascii="Arial Narrow" w:eastAsia="Arial Narrow" w:hAnsi="Arial Narrow" w:cs="Arial Narrow"/>
           <w:sz w:val="16"/>
           <w:szCs w:val="16"/>
           <w:lang w:val="es-ES"/>
         </w:rPr>
         <w:t>En caso de no recibirse respuesta automática de recepción en un plazo máximo de dos (2) días hábiles contados desde el día siguiente de efectuado el acto de notificación vía correo electrónico, se procede a notificar por cédula conforme al inciso 20.1.1, volviéndose a computar el plazo establecido en el numeral 24.1 del artículo 24.</w:t>
       </w:r>
+    </w:p>
+    <w:p>
+      <w:pPr>
+        <w:pStyle w:val="Textonotapie"/>
+        <w:ind w:left="567" w:hanging="567"/>
+        <w:jc w:val="both"/>
+        <w:rPr>
+          <w:rFonts w:ascii="Arial Narrow" w:eastAsia="Arial Narrow" w:hAnsi="Arial Narrow" w:cs="Arial Narrow"/>
+          <w:sz w:val="16"/>
+          <w:szCs w:val="16"/>
+        </w:rPr>
+      </w:pPr>
     </w:p>
   </w:footnote>
   <w:footnote w:id="1">
@@ -8469,7 +9543,7 @@
         <w:ind w:left="567" w:hanging="567"/>
         <w:jc w:val="both"/>
         <w:rPr>
-          <w:rFonts w:ascii="Arial Narrow" w:hAnsi="Arial Narrow" w:cs="Arial"/>
+          <w:rFonts w:ascii="Arial Narrow" w:eastAsia="Arial Narrow" w:hAnsi="Arial Narrow" w:cs="Arial Narrow"/>
           <w:sz w:val="16"/>
           <w:szCs w:val="16"/>
         </w:rPr>
@@ -8477,7 +9551,7 @@
       <w:r>
         <w:rPr>
           <w:rStyle w:val="Refdenotaalpie"/>
-          <w:rFonts w:ascii="Arial Narrow" w:hAnsi="Arial Narrow" w:cs="Arial"/>
+          <w:rFonts w:ascii="Arial Narrow" w:eastAsia="Arial Narrow" w:hAnsi="Arial Narrow" w:cs="Arial Narrow"/>
           <w:sz w:val="16"/>
           <w:szCs w:val="16"/>
           <w:vertAlign w:val="superscript"/>
@@ -8486,7 +9560,7 @@
       </w:r>
       <w:r>
         <w:rPr>
-          <w:rFonts w:ascii="Arial Narrow" w:hAnsi="Arial Narrow" w:cs="Arial"/>
+          <w:rFonts w:ascii="Arial Narrow" w:eastAsia="Arial Narrow" w:hAnsi="Arial Narrow" w:cs="Arial Narrow"/>
           <w:sz w:val="16"/>
           <w:szCs w:val="16"/>
         </w:rPr>
@@ -8494,7 +9568,7 @@
       </w:r>
       <w:r>
         <w:rPr>
-          <w:rFonts w:ascii="Arial Narrow" w:hAnsi="Arial Narrow" w:cs="Arial"/>
+          <w:rFonts w:ascii="Arial Narrow" w:eastAsia="Arial Narrow" w:hAnsi="Arial Narrow" w:cs="Arial Narrow"/>
           <w:sz w:val="16"/>
           <w:szCs w:val="16"/>
         </w:rPr>
@@ -8502,7 +9576,7 @@
       </w:r>
       <w:r>
         <w:rPr>
-          <w:rFonts w:ascii="Arial Narrow" w:hAnsi="Arial Narrow" w:cs="Arial"/>
+          <w:rFonts w:ascii="Arial Narrow" w:eastAsia="Arial Narrow" w:hAnsi="Arial Narrow" w:cs="Arial Narrow"/>
           <w:sz w:val="16"/>
           <w:szCs w:val="16"/>
         </w:rPr>
@@ -8510,7 +9584,7 @@
       </w:r>
       <w:r>
         <w:rPr>
-          <w:rFonts w:ascii="Arial Narrow" w:hAnsi="Arial Narrow" w:cs="Arial"/>
+          <w:rFonts w:ascii="Arial Narrow" w:eastAsia="Arial Narrow" w:hAnsi="Arial Narrow" w:cs="Arial Narrow"/>
           <w:sz w:val="16"/>
           <w:szCs w:val="16"/>
         </w:rPr>
@@ -8518,7 +9592,7 @@
       </w:r>
       <w:r>
         <w:rPr>
-          <w:rFonts w:ascii="Arial Narrow" w:hAnsi="Arial Narrow" w:cs="Arial"/>
+          <w:rFonts w:ascii="Arial Narrow" w:eastAsia="Arial Narrow" w:hAnsi="Arial Narrow" w:cs="Arial Narrow"/>
           <w:sz w:val="16"/>
           <w:szCs w:val="16"/>
         </w:rPr>
@@ -8526,7 +9600,7 @@
       </w:r>
       <w:r>
         <w:rPr>
-          <w:rFonts w:ascii="Arial Narrow" w:hAnsi="Arial Narrow" w:cs="Arial"/>
+          <w:rFonts w:ascii="Arial Narrow" w:eastAsia="Arial Narrow" w:hAnsi="Arial Narrow" w:cs="Arial Narrow"/>
           <w:sz w:val="16"/>
           <w:szCs w:val="16"/>
         </w:rPr>
@@ -8534,7 +9608,7 @@
       </w:r>
       <w:r>
         <w:rPr>
-          <w:rFonts w:ascii="Arial Narrow" w:hAnsi="Arial Narrow" w:cs="Arial"/>
+          <w:rFonts w:ascii="Arial Narrow" w:eastAsia="Arial Narrow" w:hAnsi="Arial Narrow" w:cs="Arial Narrow"/>
           <w:sz w:val="16"/>
           <w:szCs w:val="16"/>
         </w:rPr>
@@ -8542,7 +9616,7 @@
       </w:r>
       <w:r>
         <w:rPr>
-          <w:rFonts w:ascii="Arial Narrow" w:hAnsi="Arial Narrow" w:cs="Arial"/>
+          <w:rFonts w:ascii="Arial Narrow" w:eastAsia="Arial Narrow" w:hAnsi="Arial Narrow" w:cs="Arial Narrow"/>
           <w:sz w:val="16"/>
           <w:szCs w:val="16"/>
         </w:rPr>
@@ -8550,7 +9624,7 @@
       </w:r>
       <w:r>
         <w:rPr>
-          <w:rFonts w:ascii="Arial Narrow" w:hAnsi="Arial Narrow" w:cs="Arial"/>
+          <w:rFonts w:ascii="Arial Narrow" w:eastAsia="Arial Narrow" w:hAnsi="Arial Narrow" w:cs="Arial Narrow"/>
           <w:sz w:val="16"/>
           <w:szCs w:val="16"/>
         </w:rPr>
@@ -8558,7 +9632,7 @@
       </w:r>
       <w:r>
         <w:rPr>
-          <w:rFonts w:ascii="Arial Narrow" w:hAnsi="Arial Narrow" w:cs="Arial"/>
+          <w:rFonts w:ascii="Arial Narrow" w:eastAsia="Arial Narrow" w:hAnsi="Arial Narrow" w:cs="Arial Narrow"/>
           <w:sz w:val="16"/>
           <w:szCs w:val="16"/>
         </w:rPr>
@@ -8566,7 +9640,7 @@
       </w:r>
       <w:r>
         <w:rPr>
-          <w:rFonts w:ascii="Arial Narrow" w:hAnsi="Arial Narrow" w:cs="Arial"/>
+          <w:rFonts w:ascii="Arial Narrow" w:eastAsia="Arial Narrow" w:hAnsi="Arial Narrow" w:cs="Arial Narrow"/>
           <w:sz w:val="16"/>
           <w:szCs w:val="16"/>
         </w:rPr>
@@ -8574,7 +9648,7 @@
       </w:r>
       <w:r>
         <w:rPr>
-          <w:rFonts w:ascii="Arial Narrow" w:hAnsi="Arial Narrow" w:cs="Arial"/>
+          <w:rFonts w:ascii="Arial Narrow" w:eastAsia="Arial Narrow" w:hAnsi="Arial Narrow" w:cs="Arial Narrow"/>
           <w:sz w:val="16"/>
           <w:szCs w:val="16"/>
         </w:rPr>
@@ -8582,7 +9656,7 @@
       </w:r>
       <w:r>
         <w:rPr>
-          <w:rFonts w:ascii="Arial Narrow" w:hAnsi="Arial Narrow" w:cs="Arial"/>
+          <w:rFonts w:ascii="Arial Narrow" w:eastAsia="Arial Narrow" w:hAnsi="Arial Narrow" w:cs="Arial Narrow"/>
           <w:sz w:val="16"/>
           <w:szCs w:val="16"/>
         </w:rPr>
@@ -8590,7 +9664,7 @@
       </w:r>
       <w:r>
         <w:rPr>
-          <w:rFonts w:ascii="Arial Narrow" w:hAnsi="Arial Narrow" w:cs="Arial"/>
+          <w:rFonts w:ascii="Arial Narrow" w:eastAsia="Arial Narrow" w:hAnsi="Arial Narrow" w:cs="Arial Narrow"/>
           <w:sz w:val="16"/>
           <w:szCs w:val="16"/>
         </w:rPr>
@@ -8598,7 +9672,7 @@
       </w:r>
       <w:r>
         <w:rPr>
-          <w:rFonts w:ascii="Arial Narrow" w:hAnsi="Arial Narrow" w:cs="Arial"/>
+          <w:rFonts w:ascii="Arial Narrow" w:eastAsia="Arial Narrow" w:hAnsi="Arial Narrow" w:cs="Arial Narrow"/>
           <w:sz w:val="16"/>
           <w:szCs w:val="16"/>
         </w:rPr>
@@ -8606,7 +9680,7 @@
       </w:r>
       <w:r>
         <w:rPr>
-          <w:rFonts w:ascii="Arial Narrow" w:hAnsi="Arial Narrow" w:cs="Arial"/>
+          <w:rFonts w:ascii="Arial Narrow" w:eastAsia="Arial Narrow" w:hAnsi="Arial Narrow" w:cs="Arial Narrow"/>
           <w:sz w:val="16"/>
           <w:szCs w:val="16"/>
         </w:rPr>
@@ -8614,7 +9688,7 @@
       </w:r>
       <w:r>
         <w:rPr>
-          <w:rFonts w:ascii="Arial Narrow" w:hAnsi="Arial Narrow" w:cs="Arial"/>
+          <w:rFonts w:ascii="Arial Narrow" w:eastAsia="Arial Narrow" w:hAnsi="Arial Narrow" w:cs="Arial Narrow"/>
           <w:sz w:val="16"/>
           <w:szCs w:val="16"/>
         </w:rPr>
@@ -8622,7 +9696,7 @@
       </w:r>
       <w:r>
         <w:rPr>
-          <w:rFonts w:ascii="Arial Narrow" w:hAnsi="Arial Narrow" w:cs="Arial"/>
+          <w:rFonts w:ascii="Arial Narrow" w:eastAsia="Arial Narrow" w:hAnsi="Arial Narrow" w:cs="Arial Narrow"/>
           <w:sz w:val="16"/>
           <w:szCs w:val="16"/>
         </w:rPr>
@@ -8635,7 +9709,7 @@
         <w:ind w:left="567" w:hanging="567"/>
         <w:jc w:val="both"/>
         <w:rPr>
-          <w:rFonts w:ascii="Arial Narrow" w:hAnsi="Arial Narrow" w:cs="Arial"/>
+          <w:rFonts w:ascii="Arial Narrow" w:eastAsia="Arial Narrow" w:hAnsi="Arial Narrow" w:cs="Arial Narrow"/>
           <w:sz w:val="16"/>
           <w:szCs w:val="16"/>
         </w:rPr>

--- a/plantillas_maestras/12_seguro_transporte_y_carga/materia_general_asegurativa/2_o_mas_ddos_varios/sucesion_intestada/TPL_276_2026_SEGURO_TRANSPORTE_Y_CARGA_MATERIA_GENERAL_ASEGURATIVA_ASEGURADORA_SUCESION_INTESTADA_R2.docx
+++ b/plantillas_maestras/12_seguro_transporte_y_carga/materia_general_asegurativa/2_o_mas_ddos_varios/sucesion_intestada/TPL_276_2026_SEGURO_TRANSPORTE_Y_CARGA_MATERIA_GENERAL_ASEGURATIVA_ASEGURADORA_SUCESION_INTESTADA_R2.docx
@@ -594,19 +594,7 @@
           <w:lang w:val="es-ES" w:eastAsia="es-ES"/>
           <w14:ligatures w14:val="none"/>
         </w:rPr>
-        <w:t xml:space="preserve">Mediante el escrito del 29 de diciembre de 2025, subsanado mediante tres (3) escritos presentados el 18 de febrero de 2026, la [APELLIDO] denunció a Mapfre por presuntas infracciones a la Ley 29571, Código de Protección y Defensa del Consumidor (en adelante, Código), señalando lo siguiente:</w:t>
-      </w:r>
-      <w:r>
-        <w:rPr>
-          <w:rFonts w:ascii="Arial Narrow" w:eastAsia="Arial Narrow" w:hAnsi="Arial Narrow" w:cs="Arial Narrow"/>
-          <w:color w:val="000000"/>
-          <w:kern w:val="0"/>
-          <w:sz w:val="22"/>
-          <w:szCs w:val="22"/>
-          <w:lang w:val="es-ES" w:eastAsia="es-ES"/>
-          <w14:ligatures w14:val="none"/>
-        </w:rPr>
-        <w:t/>
+        <w:t xml:space="preserve">Mediante el escrito del 29 de diciembre de 2025, subsanado mediante tres (3) escritos presentados el 18 de febrero de 2026, la [APELLIDO] denunció a Mapfre por presuntas infracciones a la Ley 29571, Código de Protección y Defensa del Consumidor</w:t>
       </w:r>
       <w:r>
         <w:rPr>
@@ -620,7 +608,7 @@
           <w:lang w:val="es-ES" w:eastAsia="es-ES"/>
           <w14:ligatures w14:val="none"/>
         </w:rPr>
-        <w:footnoteReference w:id="2"/>
+        <w:footnoteReference w:id="1"/>
       </w:r>
       <w:r>
         <w:rPr>
@@ -632,93 +620,7 @@
           <w:lang w:val="es-ES" w:eastAsia="es-ES"/>
           <w14:ligatures w14:val="none"/>
         </w:rPr>
-        <w:t xml:space="preserve"/>
-      </w:r>
-      <w:r>
-        <w:rPr>
-          <w:rFonts w:ascii="Arial Narrow" w:eastAsia="Arial Narrow" w:hAnsi="Arial Narrow" w:cs="Arial Narrow"/>
-          <w:color w:val="000000"/>
-          <w:kern w:val="0"/>
-          <w:sz w:val="22"/>
-          <w:szCs w:val="22"/>
-          <w:lang w:val="es-ES" w:eastAsia="es-ES"/>
-          <w14:ligatures w14:val="none"/>
-        </w:rPr>
-        <w:t/>
-      </w:r>
-      <w:r>
-        <w:rPr>
-          <w:rFonts w:ascii="Arial Narrow" w:eastAsia="Arial Narrow" w:hAnsi="Arial Narrow" w:cs="Arial Narrow"/>
-          <w:kern w:val="0"/>
-          <w14:ligatures w14:val="none"/>
-          <w:sz w:val="22"/>
-          <w:szCs w:val="22"/>
-        </w:rPr>
-        <w:t/>
-      </w:r>
-      <w:r>
-        <w:rPr>
-          <w:rFonts w:ascii="Arial Narrow" w:eastAsia="Arial Narrow" w:hAnsi="Arial Narrow" w:cs="Arial Narrow"/>
-          <w:kern w:val="0"/>
-          <w14:ligatures w14:val="none"/>
-          <w:sz w:val="22"/>
-          <w:szCs w:val="22"/>
-        </w:rPr>
-        <w:t xml:space="preserve"/>
-      </w:r>
-      <w:r>
-        <w:rPr>
-          <w:rFonts w:ascii="Arial Narrow" w:eastAsia="Arial Narrow" w:hAnsi="Arial Narrow" w:cs="Arial Narrow"/>
-          <w:kern w:val="0"/>
-          <w14:ligatures w14:val="none"/>
-          <w:sz w:val="22"/>
-          <w:szCs w:val="22"/>
-        </w:rPr>
-        <w:t xml:space="preserve"/>
-      </w:r>
-      <w:r>
-        <w:rPr>
-          <w:rFonts w:ascii="Arial Narrow" w:eastAsia="Arial Narrow" w:hAnsi="Arial Narrow" w:cs="Arial Narrow"/>
-          <w:kern w:val="0"/>
-          <w14:ligatures w14:val="none"/>
-          <w:sz w:val="22"/>
-          <w:szCs w:val="22"/>
-        </w:rPr>
-        <w:t xml:space="preserve"/>
-      </w:r>
-      <w:r>
-        <w:rPr>
-          <w:rFonts w:ascii="Arial Narrow" w:eastAsia="Arial Narrow" w:hAnsi="Arial Narrow" w:cs="Arial Narrow"/>
-          <w:kern w:val="0"/>
-          <w14:ligatures w14:val="none"/>
-          <w:sz w:val="22"/>
-          <w:szCs w:val="22"/>
-        </w:rPr>
-        <w:t/>
-      </w:r>
-      <w:r>
-        <w:rPr>
-          <w:rFonts w:ascii="Arial Narrow" w:eastAsia="Arial Narrow" w:hAnsi="Arial Narrow" w:cs="Arial Narrow"/>
-          <w:color w:val="000000"/>
-          <w:kern w:val="0"/>
-          <w:sz w:val="22"/>
-          <w:szCs w:val="22"/>
-          <w:lang w:val="es-ES" w:eastAsia="es-ES"/>
-          <w14:ligatures w14:val="none"/>
-        </w:rPr>
-        <w:t xml:space="preserve"/>
-      </w:r>
-      <w:r>
-        <w:rPr>
-          <w:rFonts w:ascii="Arial Narrow" w:eastAsia="Arial Narrow" w:hAnsi="Arial Narrow" w:cs="Arial Narrow"/>
-          <w:color w:val="000000"/>
-          <w:kern w:val="0"/>
-          <w:sz w:val="22"/>
-          <w:szCs w:val="22"/>
-          <w:lang w:val="es-ES" w:eastAsia="es-ES"/>
-          <w14:ligatures w14:val="none"/>
-        </w:rPr>
-        <w:t xml:space="preserve"/>
+        <w:t xml:space="preserve"> (en adelante, Código), señalando lo siguiente:</w:t>
       </w:r>
       <w:r>
         <w:rPr>
@@ -744,7 +646,117 @@
           <w:lang w:val="es-ES" w:eastAsia="es-ES"/>
           <w14:ligatures w14:val="none"/>
         </w:rPr>
-        <w:footnoteReference w:id="3"/>
+        <w:footnoteReference w:id="2"/>
+      </w:r>
+      <w:r>
+        <w:rPr>
+          <w:rFonts w:ascii="Arial Narrow" w:eastAsia="Arial Narrow" w:hAnsi="Arial Narrow" w:cs="Arial Narrow"/>
+          <w:color w:val="000000"/>
+          <w:kern w:val="0"/>
+          <w:sz w:val="22"/>
+          <w:szCs w:val="22"/>
+          <w:lang w:val="es-ES" w:eastAsia="es-ES"/>
+          <w14:ligatures w14:val="none"/>
+        </w:rPr>
+        <w:t xml:space="preserve"/>
+      </w:r>
+      <w:r>
+        <w:rPr>
+          <w:rFonts w:ascii="Arial Narrow" w:eastAsia="Arial Narrow" w:hAnsi="Arial Narrow" w:cs="Arial Narrow"/>
+          <w:color w:val="000000"/>
+          <w:kern w:val="0"/>
+          <w:sz w:val="22"/>
+          <w:szCs w:val="22"/>
+          <w:lang w:val="es-ES" w:eastAsia="es-ES"/>
+          <w14:ligatures w14:val="none"/>
+        </w:rPr>
+        <w:t/>
+      </w:r>
+      <w:r>
+        <w:rPr>
+          <w:rFonts w:ascii="Arial Narrow" w:eastAsia="Arial Narrow" w:hAnsi="Arial Narrow" w:cs="Arial Narrow"/>
+          <w:kern w:val="0"/>
+          <w14:ligatures w14:val="none"/>
+          <w:sz w:val="22"/>
+          <w:szCs w:val="22"/>
+        </w:rPr>
+        <w:t/>
+      </w:r>
+      <w:r>
+        <w:rPr>
+          <w:rFonts w:ascii="Arial Narrow" w:eastAsia="Arial Narrow" w:hAnsi="Arial Narrow" w:cs="Arial Narrow"/>
+          <w:kern w:val="0"/>
+          <w14:ligatures w14:val="none"/>
+          <w:sz w:val="22"/>
+          <w:szCs w:val="22"/>
+        </w:rPr>
+        <w:t xml:space="preserve"/>
+      </w:r>
+      <w:r>
+        <w:rPr>
+          <w:rFonts w:ascii="Arial Narrow" w:eastAsia="Arial Narrow" w:hAnsi="Arial Narrow" w:cs="Arial Narrow"/>
+          <w:kern w:val="0"/>
+          <w14:ligatures w14:val="none"/>
+          <w:sz w:val="22"/>
+          <w:szCs w:val="22"/>
+        </w:rPr>
+        <w:t xml:space="preserve"/>
+      </w:r>
+      <w:r>
+        <w:rPr>
+          <w:rFonts w:ascii="Arial Narrow" w:eastAsia="Arial Narrow" w:hAnsi="Arial Narrow" w:cs="Arial Narrow"/>
+          <w:kern w:val="0"/>
+          <w14:ligatures w14:val="none"/>
+          <w:sz w:val="22"/>
+          <w:szCs w:val="22"/>
+        </w:rPr>
+        <w:t xml:space="preserve"/>
+      </w:r>
+      <w:r>
+        <w:rPr>
+          <w:rFonts w:ascii="Arial Narrow" w:eastAsia="Arial Narrow" w:hAnsi="Arial Narrow" w:cs="Arial Narrow"/>
+          <w:kern w:val="0"/>
+          <w14:ligatures w14:val="none"/>
+          <w:sz w:val="22"/>
+          <w:szCs w:val="22"/>
+        </w:rPr>
+        <w:t/>
+      </w:r>
+      <w:r>
+        <w:rPr>
+          <w:rFonts w:ascii="Arial Narrow" w:eastAsia="Arial Narrow" w:hAnsi="Arial Narrow" w:cs="Arial Narrow"/>
+          <w:color w:val="000000"/>
+          <w:kern w:val="0"/>
+          <w:sz w:val="22"/>
+          <w:szCs w:val="22"/>
+          <w:lang w:val="es-ES" w:eastAsia="es-ES"/>
+          <w14:ligatures w14:val="none"/>
+        </w:rPr>
+        <w:t xml:space="preserve"/>
+      </w:r>
+      <w:r>
+        <w:rPr>
+          <w:rFonts w:ascii="Arial Narrow" w:eastAsia="Arial Narrow" w:hAnsi="Arial Narrow" w:cs="Arial Narrow"/>
+          <w:color w:val="000000"/>
+          <w:kern w:val="0"/>
+          <w:sz w:val="22"/>
+          <w:szCs w:val="22"/>
+          <w:lang w:val="es-ES" w:eastAsia="es-ES"/>
+          <w14:ligatures w14:val="none"/>
+        </w:rPr>
+        <w:t xml:space="preserve"/>
+      </w:r>
+      <w:r>
+        <w:rPr>
+          <w:rFonts w:ascii="Arial Narrow" w:eastAsia="Arial Narrow" w:hAnsi="Arial Narrow" w:cs="Arial Narrow"/>
+          <w:color w:val="000000"/>
+          <w:kern w:val="0"/>
+          <w:sz w:val="22"/>
+          <w:szCs w:val="22"/>
+          <w:lang w:val="es-ES" w:eastAsia="es-ES"/>
+          <w14:ligatures w14:val="none"/>
+        </w:rPr>
+        <w:t/>
       </w:r>
       <w:r>
         <w:rPr>
@@ -2682,25 +2694,37 @@
           <w:lang w:eastAsia="es-PE"/>
           <w14:ligatures w14:val="none"/>
         </w:rPr>
-        <w:t xml:space="preserve">La Secretaría Técnica de la Comisión de Protección al Consumidor 1 (en adelante, la Secretaría Técnica), en ejercicio de sus facultades, considera que el hecho denunciado, consistente en que la compañía aseguradora habría negado injustificadamente a la parte denunciante la tramitación de la solicitud de cobertura de la Póliza CTI-EAR0536329 del Seguro de Responsabilidad Civil del Transportador por Carretera en Viaje Internacional, respecto del siniestro ocurrido el 11 de abril de 2024 en territorio peruano que ocasionó el fallecimiento del señor [APELLIDO] ; involucraría una presunta afectación a sus expectativas, quien no habría encontrado una correspondencia entre lo que esperaba recibir de parte del proveedor y lo que realmente recibió. Por consiguiente, corresponde calificar el hecho materia de denuncia como una presunta infracción al deber de idoneidad, tipificado en los artículos 18 y 19 del Código.</w:t>
+        <w:t xml:space="preserve">La Secretaría Técnica de la Comisión de Protección al Consumidor 1 (en adelante, la Secretaría Técnica), en ejercicio de sus facultades</w:t>
+      </w:r>
+      <w:r>
+        <w:rPr>
+          <w:rStyle w:val="Refdenotaalpie"/>
+          <w:rFonts w:ascii="Arial Narrow" w:eastAsia="Arial Narrow" w:hAnsi="Arial Narrow" w:cs="Arial Narrow"/>
+          <w:kern w:val="0"/>
+          <w:sz w:val="22"/>
+          <w:szCs w:val="22"/>
+          <w:vertAlign w:val="superscript"/>
+          <w14:ligatures w14:val="none"/>
+        </w:rPr>
+        <w:footnoteReference w:id="3"/>
+      </w:r>
+      <w:r>
+        <w:rPr>
+          <w:rFonts w:ascii="Arial Narrow" w:eastAsia="Arial Narrow" w:hAnsi="Arial Narrow" w:cs="Arial Narrow"/>
+          <w:color w:val="000000"/>
+          <w:kern w:val="0"/>
+          <w:sz w:val="22"/>
+          <w:szCs w:val="22"/>
+          <w:lang w:eastAsia="es-PE"/>
+          <w14:ligatures w14:val="none"/>
+        </w:rPr>
+        <w:t xml:space="preserve">, considera que el hecho denunciado, consistente en que la compañía aseguradora habría negado injustificadamente a la parte denunciante la tramitación de la solicitud de cobertura de la Póliza CTI-EAR0536329 del Seguro de Responsabilidad Civil del Transportador por Carretera en Viaje Internacional, respecto del siniestro ocurrido el 11 de abril de 2024 en territorio peruano que ocasionó el fallecimiento del señor [APELLIDO] ; involucraría una presunta afectación a sus expectativas, quien no habría encontrado una correspondencia entre lo que esperaba recibir de parte del proveedor y lo que realmente recibió. Por consiguiente, corresponde calificar el hecho materia de denuncia como una presunta infracción al deber de idoneidad, tipificado en los artículos 18 y 19 del Código.</w:t>
       </w:r>
       <w:bookmarkEnd w:id="3"/>
       <w:bookmarkEnd w:id="4"/>
       <w:bookmarkEnd w:id="5"/>
       <w:r>
         <w:rPr>
-          <w:rStyle w:val="Refdenotaalpie"/>
-          <w:rFonts w:ascii="Arial Narrow" w:eastAsia="Arial Narrow" w:hAnsi="Arial Narrow" w:cs="Arial Narrow"/>
-          <w:kern w:val="0"/>
-          <w:sz w:val="22"/>
-          <w:szCs w:val="22"/>
-          <w:vertAlign w:val="superscript"/>
-          <w14:ligatures w14:val="none"/>
-        </w:rPr>
-        <w:footnoteReference w:id="4"/>
-      </w:r>
-      <w:r>
-        <w:rPr>
           <w:rFonts w:ascii="Arial Narrow" w:eastAsia="Arial Narrow" w:hAnsi="Arial Narrow" w:cs="Arial Narrow"/>
           <w:color w:val="000000"/>
           <w:kern w:val="0"/>
@@ -2826,7 +2850,7 @@
           <w:vertAlign w:val="superscript"/>
           <w14:ligatures w14:val="none"/>
         </w:rPr>
-        <w:footnoteReference w:id="5"/>
+        <w:footnoteReference w:id="4"/>
       </w:r>
       <w:bookmarkEnd w:id="10"/>
       <w:r>
@@ -3213,7 +3237,7 @@
           <w:lang w:eastAsia="es-PE"/>
           <w14:ligatures w14:val="none"/>
         </w:rPr>
-        <w:footnoteReference w:id="6"/>
+        <w:footnoteReference w:id="5"/>
       </w:r>
       <w:r>
         <w:rPr>
@@ -3350,7 +3374,7 @@
           <w:vertAlign w:val="superscript"/>
           <w14:ligatures w14:val="none"/>
         </w:rPr>
-        <w:footnoteReference w:id="7"/>
+        <w:footnoteReference w:id="6"/>
       </w:r>
       <w:r>
         <w:rPr>
@@ -3756,7 +3780,19 @@
           <w:lang w:eastAsia="es-PE"/>
           <w14:ligatures w14:val="none"/>
         </w:rPr>
-        <w:t xml:space="preserve">PRIMERO: admitir a trámite la denuncia del 12 de enero de 2025, subsanado mediante tres (3) escritos presentados el 18 de febrero de 2026, interpuesta por la [DENUNCIANTE] contra Mapfre Perú Compañía de Seguros y Reaseguros S.A., por lo siguiente:</w:t>
+        <w:t xml:space="preserve">PRIMERO:</w:t>
+      </w:r>
+      <w:r>
+        <w:rPr>
+          <w:rFonts w:ascii="Arial Narrow" w:eastAsia="Arial Narrow" w:hAnsi="Arial Narrow" w:cs="Arial Narrow"/>
+          <w:color w:val="000000"/>
+          <w:kern w:val="0"/>
+          <w:sz w:val="22"/>
+          <w:szCs w:val="22"/>
+          <w:lang w:eastAsia="es-PE"/>
+          <w14:ligatures w14:val="none"/>
+        </w:rPr>
+        <w:t xml:space="preserve"> admitir a trámite la denuncia del 12 de enero de 2025, subsanado mediante tres (3) escritos presentados el 18 de febrero de 2026, interpuesta por la [DENUNCIANTE] contra Mapfre Perú Compañía de Seguros y Reaseguros S.A., por lo siguiente:</w:t>
       </w:r>
       <w:r>
         <w:rPr>
@@ -3886,7 +3922,6 @@
       <w:r>
         <w:rPr>
           <w:rFonts w:ascii="Arial Narrow" w:eastAsia="Arial Narrow" w:hAnsi="Arial Narrow" w:cs="Arial Narrow"/>
-          <w:bCs/>
           <w:sz w:val="22"/>
           <w:szCs w:val="22"/>
         </w:rPr>
@@ -4511,7 +4546,19 @@
           <w:lang w:eastAsia="es-PE"/>
           <w14:ligatures w14:val="none"/>
         </w:rPr>
-        <w:t xml:space="preserve">SEGUNDO: tener por ofrecidos los medios probatorios presentados en dos (2) escritos presentados el 18 de febrero de 2026 por la [DENUNCIANTE].</w:t>
+        <w:t xml:space="preserve">SEGUNDO:</w:t>
+      </w:r>
+      <w:r>
+        <w:rPr>
+          <w:rFonts w:ascii="Arial Narrow" w:eastAsia="Arial Narrow" w:hAnsi="Arial Narrow" w:cs="Arial Narrow"/>
+          <w:color w:val="000000"/>
+          <w:kern w:val="0"/>
+          <w:sz w:val="22"/>
+          <w:szCs w:val="22"/>
+          <w:lang w:eastAsia="es-PE"/>
+          <w14:ligatures w14:val="none"/>
+        </w:rPr>
+        <w:t xml:space="preserve"> tener por ofrecidos los medios probatorios presentados en dos (2) escritos presentados el 18 de febrero de 2026 por la [DENUNCIANTE].</w:t>
       </w:r>
       <w:r>
         <w:rPr>
@@ -4675,7 +4722,19 @@
           <w:lang w:eastAsia="es-PE"/>
           <w14:ligatures w14:val="none"/>
         </w:rPr>
-        <w:t xml:space="preserve">TERCERO: </w:t>
+        <w:t xml:space="preserve">TERCERO:</w:t>
+      </w:r>
+      <w:r>
+        <w:rPr>
+          <w:rFonts w:ascii="Arial Narrow" w:eastAsia="Arial Narrow" w:hAnsi="Arial Narrow" w:cs="Arial Narrow"/>
+          <w:color w:val="000000"/>
+          <w:kern w:val="0"/>
+          <w:sz w:val="22"/>
+          <w:szCs w:val="22"/>
+          <w:lang w:eastAsia="es-PE"/>
+          <w14:ligatures w14:val="none"/>
+        </w:rPr>
+        <w:t xml:space="preserve"> </w:t>
       </w:r>
       <w:r>
         <w:rPr>
@@ -4692,7 +4751,6 @@
       <w:r>
         <w:rPr>
           <w:rFonts w:ascii="Arial Narrow" w:eastAsia="Arial Narrow" w:hAnsi="Arial Narrow" w:cs="Arial Narrow"/>
-          <w:bCs/>
           <w:sz w:val="22"/>
           <w:szCs w:val="22"/>
         </w:rPr>
@@ -4956,63 +5014,63 @@
           <w:vertAlign w:val="superscript"/>
           <w14:ligatures w14:val="none"/>
         </w:rPr>
+        <w:footnoteReference w:id="7"/>
+      </w:r>
+      <w:r>
+        <w:rPr>
+          <w:rFonts w:ascii="Arial Narrow" w:eastAsia="Arial Narrow" w:hAnsi="Arial Narrow" w:cs="Arial Narrow"/>
+          <w:kern w:val="0"/>
+          <w14:ligatures w14:val="none"/>
+          <w:sz w:val="22"/>
+          <w:szCs w:val="22"/>
+        </w:rPr>
+        <w:t>. Ello, a fin de que la Comisión pueda meritar dicha documentación, conforme lo establece el artículo 110</w:t>
+      </w:r>
+      <w:r>
+        <w:rPr>
+          <w:rFonts w:ascii="Arial Narrow" w:eastAsia="Arial Narrow" w:hAnsi="Arial Narrow" w:cs="Arial Narrow"/>
+          <w:color w:val="000000"/>
+          <w:kern w:val="0"/>
+          <w:sz w:val="22"/>
+          <w:szCs w:val="22"/>
+          <w:lang w:eastAsia="es-PE"/>
+          <w14:ligatures w14:val="none"/>
+        </w:rPr>
+        <w:t/>
+      </w:r>
+      <w:r>
+        <w:rPr>
+          <w:rFonts w:ascii="Arial Narrow" w:eastAsia="Arial Narrow" w:hAnsi="Arial Narrow" w:cs="Arial Narrow"/>
+          <w:kern w:val="0"/>
+          <w14:ligatures w14:val="none"/>
+          <w:sz w:val="22"/>
+          <w:szCs w:val="22"/>
+        </w:rPr>
+        <w:t xml:space="preserve"> del </w:t>
+      </w:r>
+      <w:r>
+        <w:rPr>
+          <w:rFonts w:ascii="Arial Narrow" w:eastAsia="Arial Narrow" w:hAnsi="Arial Narrow" w:cs="Arial Narrow"/>
+          <w:spacing w:val="-2"/>
+          <w:kern w:val="0"/>
+          <w14:ligatures w14:val="none"/>
+          <w:sz w:val="22"/>
+          <w:szCs w:val="22"/>
+        </w:rPr>
+        <w:t>Código</w:t>
+      </w:r>
+      <w:r>
+        <w:rPr>
+          <w:rStyle w:val="Refdenotaalpie"/>
+          <w:rFonts w:ascii="Arial Narrow" w:eastAsia="Arial Narrow" w:hAnsi="Arial Narrow" w:cs="Arial Narrow"/>
+          <w:spacing w:val="-2"/>
+          <w:kern w:val="0"/>
+          <w:sz w:val="22"/>
+          <w:szCs w:val="22"/>
+          <w:vertAlign w:val="superscript"/>
+          <w14:ligatures w14:val="none"/>
+        </w:rPr>
         <w:footnoteReference w:id="8"/>
-      </w:r>
-      <w:r>
-        <w:rPr>
-          <w:rFonts w:ascii="Arial Narrow" w:eastAsia="Arial Narrow" w:hAnsi="Arial Narrow" w:cs="Arial Narrow"/>
-          <w:kern w:val="0"/>
-          <w14:ligatures w14:val="none"/>
-          <w:sz w:val="22"/>
-          <w:szCs w:val="22"/>
-        </w:rPr>
-        <w:t>. Ello, a fin de que la Comisión pueda meritar dicha documentación, conforme lo establece el artículo 110</w:t>
-      </w:r>
-      <w:r>
-        <w:rPr>
-          <w:rFonts w:ascii="Arial Narrow" w:eastAsia="Arial Narrow" w:hAnsi="Arial Narrow" w:cs="Arial Narrow"/>
-          <w:color w:val="000000"/>
-          <w:kern w:val="0"/>
-          <w:sz w:val="22"/>
-          <w:szCs w:val="22"/>
-          <w:lang w:eastAsia="es-PE"/>
-          <w14:ligatures w14:val="none"/>
-        </w:rPr>
-        <w:t/>
-      </w:r>
-      <w:r>
-        <w:rPr>
-          <w:rFonts w:ascii="Arial Narrow" w:eastAsia="Arial Narrow" w:hAnsi="Arial Narrow" w:cs="Arial Narrow"/>
-          <w:kern w:val="0"/>
-          <w14:ligatures w14:val="none"/>
-          <w:sz w:val="22"/>
-          <w:szCs w:val="22"/>
-        </w:rPr>
-        <w:t xml:space="preserve"> del </w:t>
-      </w:r>
-      <w:r>
-        <w:rPr>
-          <w:rFonts w:ascii="Arial Narrow" w:eastAsia="Arial Narrow" w:hAnsi="Arial Narrow" w:cs="Arial Narrow"/>
-          <w:spacing w:val="-2"/>
-          <w:kern w:val="0"/>
-          <w14:ligatures w14:val="none"/>
-          <w:sz w:val="22"/>
-          <w:szCs w:val="22"/>
-        </w:rPr>
-        <w:t>Código</w:t>
-      </w:r>
-      <w:r>
-        <w:rPr>
-          <w:rStyle w:val="Refdenotaalpie"/>
-          <w:rFonts w:ascii="Arial Narrow" w:eastAsia="Arial Narrow" w:hAnsi="Arial Narrow" w:cs="Arial Narrow"/>
-          <w:spacing w:val="-2"/>
-          <w:kern w:val="0"/>
-          <w:sz w:val="22"/>
-          <w:szCs w:val="22"/>
-          <w:vertAlign w:val="superscript"/>
-          <w14:ligatures w14:val="none"/>
-        </w:rPr>
-        <w:footnoteReference w:id="9"/>
       </w:r>
       <w:r>
         <w:rPr>
@@ -5064,7 +5122,15 @@
           <w:sz w:val="22"/>
           <w:szCs w:val="22"/>
         </w:rPr>
-        <w:t xml:space="preserve">CUARTO: </w:t>
+        <w:t xml:space="preserve">CUARTO:</w:t>
+      </w:r>
+      <w:r>
+        <w:rPr>
+          <w:rFonts w:ascii="Arial Narrow" w:eastAsia="Arial Narrow" w:hAnsi="Arial Narrow" w:cs="Arial Narrow"/>
+          <w:sz w:val="22"/>
+          <w:szCs w:val="22"/>
+        </w:rPr>
+        <w:t xml:space="preserve"> </w:t>
       </w:r>
       <w:r>
         <w:rPr>
@@ -5086,7 +5152,7 @@
           <w:lang w:val="es-ES" w:eastAsia="es-ES"/>
           <w14:ligatures w14:val="none"/>
         </w:rPr>
-        <w:footnoteReference w:id="15"/>
+        <w:footnoteReference w:id="9"/>
       </w:r>
       <w:r>
         <w:rPr>
@@ -5108,7 +5174,7 @@
           <w:lang w:val="es-ES" w:eastAsia="es-ES"/>
           <w14:ligatures w14:val="none"/>
         </w:rPr>
-        <w:footnoteReference w:id="16"/>
+        <w:footnoteReference w:id="10"/>
       </w:r>
       <w:r>
         <w:rPr>
@@ -5159,7 +5225,19 @@
           <w:lang w:eastAsia="es-PE"/>
           <w14:ligatures w14:val="none"/>
         </w:rPr>
-        <w:t xml:space="preserve">QUINTO: </w:t>
+        <w:t xml:space="preserve">QUINTO:</w:t>
+      </w:r>
+      <w:r>
+        <w:rPr>
+          <w:rFonts w:ascii="Arial Narrow" w:eastAsia="Arial Narrow" w:hAnsi="Arial Narrow" w:cs="Arial Narrow"/>
+          <w:color w:val="000000"/>
+          <w:kern w:val="0"/>
+          <w:sz w:val="22"/>
+          <w:szCs w:val="22"/>
+          <w:lang w:eastAsia="es-PE"/>
+          <w14:ligatures w14:val="none"/>
+        </w:rPr>
+        <w:t xml:space="preserve"> </w:t>
       </w:r>
       <w:bookmarkStart w:id="20" w:name="_Hlk188286813"/>
       <w:r>
@@ -5431,7 +5509,7 @@
           <w:lang w:eastAsia="es-PE"/>
           <w14:ligatures w14:val="none"/>
         </w:rPr>
-        <w:footnoteReference w:id="10"/>
+        <w:footnoteReference w:id="11"/>
       </w:r>
       <w:r>
         <w:rPr>
@@ -5529,7 +5607,7 @@
           <w:lang w:eastAsia="es-PE"/>
           <w14:ligatures w14:val="none"/>
         </w:rPr>
-        <w:footnoteReference w:id="11"/>
+        <w:footnoteReference w:id="12"/>
       </w:r>
       <w:r>
         <w:rPr>
@@ -5593,7 +5671,7 @@
           <w:lang w:eastAsia="es-PE"/>
           <w14:ligatures w14:val="none"/>
         </w:rPr>
-        <w:footnoteReference w:id="12"/>
+        <w:footnoteReference w:id="13"/>
       </w:r>
       <w:r>
         <w:rPr>
@@ -5807,7 +5885,7 @@
           <w:vertAlign w:val="superscript"/>
           <w14:ligatures w14:val="none"/>
         </w:rPr>
-        <w:footnoteReference w:id="13"/>
+        <w:footnoteReference w:id="14"/>
       </w:r>
       <w:r>
         <w:rPr>
@@ -5825,29 +5903,140 @@
           <w:kern w:val="0"/>
           <w:sz w:val="22"/>
           <w:szCs w:val="22"/>
+          <w14:ligatures w14:val="none"/>
+        </w:rPr>
+        <w:t>expresamente su facultad para asistir y conciliar en su representación</w:t>
+      </w:r>
+      <w:r>
+        <w:rPr>
+          <w:rFonts w:ascii="Arial Narrow" w:eastAsia="Arial Narrow" w:hAnsi="Arial Narrow" w:cs="Arial Narrow"/>
+          <w:kern w:val="0"/>
+          <w14:ligatures w14:val="none"/>
+          <w:sz w:val="22"/>
+          <w:szCs w:val="22"/>
+        </w:rPr>
+        <w:t>.</w:t>
+      </w:r>
+      <w:r>
+        <w:rPr>
+          <w:rFonts w:ascii="Arial Narrow" w:eastAsia="Arial Narrow" w:hAnsi="Arial Narrow" w:cs="Arial Narrow"/>
+          <w:kern w:val="0"/>
+          <w14:ligatures w14:val="none"/>
+          <w:sz w:val="22"/>
+          <w:szCs w:val="22"/>
+        </w:rPr>
+        <w:t xml:space="preserve"> </w:t>
+      </w:r>
+      <w:r>
+        <w:rPr>
+          <w:rFonts w:ascii="Arial Narrow" w:eastAsia="Arial Narrow" w:hAnsi="Arial Narrow" w:cs="Arial Narrow"/>
+          <w:kern w:val="0"/>
+          <w:sz w:val="22"/>
+          <w:szCs w:val="22"/>
+          <w14:ligatures w14:val="none"/>
+        </w:rPr>
+        <w:t xml:space="preserve">Ello bajo apercibimiento de no realizar la audiencia de conciliación y levantar el acta de inasistencia correspondiente. </w:t>
+      </w:r>
+    </w:p>
+    <w:p>
+      <w:pPr>
+        <w:suppressAutoHyphens/>
+        <w:spacing w:after="0" w:line="240" w:lineRule="auto"/>
+        <w:jc w:val="both"/>
+        <w:rPr>
+          <w:rFonts w:ascii="Arial Narrow" w:eastAsia="Arial Narrow" w:hAnsi="Arial Narrow" w:cs="Arial Narrow"/>
+          <w:kern w:val="0"/>
+          <w:sz w:val="22"/>
+          <w:szCs w:val="22"/>
           <w:u w:val="single"/>
           <w14:ligatures w14:val="none"/>
         </w:rPr>
-        <w:t>expresamente su facultad para asistir y conciliar en su representación</w:t>
-      </w:r>
-      <w:r>
-        <w:rPr>
-          <w:rFonts w:ascii="Arial Narrow" w:eastAsia="Arial Narrow" w:hAnsi="Arial Narrow" w:cs="Arial Narrow"/>
-          <w:bCs/>
-          <w:kern w:val="0"/>
-          <w14:ligatures w14:val="none"/>
-          <w:sz w:val="22"/>
-          <w:szCs w:val="22"/>
-        </w:rPr>
-        <w:t>.</w:t>
-      </w:r>
+      </w:pPr>
+    </w:p>
+    <w:p>
+      <w:pPr>
+        <w:suppressAutoHyphens/>
+        <w:spacing w:after="0" w:line="240" w:lineRule="auto"/>
+        <w:jc w:val="both"/>
+        <w:rPr>
+          <w:rFonts w:ascii="Arial Narrow" w:eastAsia="Arial Narrow" w:hAnsi="Arial Narrow" w:cs="Arial Narrow"/>
+          <w:color w:val="000000"/>
+          <w:kern w:val="0"/>
+          <w:sz w:val="22"/>
+          <w:szCs w:val="22"/>
+          <w:lang w:eastAsia="es-PE"/>
+          <w14:ligatures w14:val="none"/>
+        </w:rPr>
+      </w:pPr>
+      <w:r>
+        <w:rPr>
+          <w:rFonts w:ascii="Arial Narrow" w:eastAsia="Arial Narrow" w:hAnsi="Arial Narrow" w:cs="Arial Narrow"/>
+          <w:b/>
+          <w:color w:val="000000"/>
+          <w:kern w:val="0"/>
+          <w:sz w:val="22"/>
+          <w:szCs w:val="22"/>
+          <w:lang w:eastAsia="es-PE"/>
+          <w14:ligatures w14:val="none"/>
+        </w:rPr>
+        <w:lastRenderedPageBreak/>
+        <w:t>NOVENO:</w:t>
+      </w:r>
+      <w:r>
+        <w:rPr>
+          <w:rFonts w:ascii="Arial Narrow" w:eastAsia="Arial Narrow" w:hAnsi="Arial Narrow" w:cs="Arial Narrow"/>
+          <w:color w:val="000000"/>
+          <w:kern w:val="0"/>
+          <w:sz w:val="22"/>
+          <w:szCs w:val="22"/>
+          <w:lang w:eastAsia="es-PE"/>
+          <w14:ligatures w14:val="none"/>
+        </w:rPr>
+        <w:t xml:space="preserve"> poner en conocimiento de las partes que, antes de la emisión de la Resolución Final, tienen la posibilidad de formular su desistimiento o presentar el acuerdo arribado mediante la conciliación, mediación, transacción o cualquier otro que, de forma indubitable, deje constancia que se ha solucionado la controversia materia de denuncia.</w:t>
+      </w:r>
+      <w:bookmarkStart w:id="23" w:name="h.gjdgxs" w:colFirst="0" w:colLast="0"/>
+      <w:bookmarkEnd w:id="23"/>
+    </w:p>
+    <w:p>
+      <w:pPr>
+        <w:suppressAutoHyphens/>
+        <w:spacing w:after="0" w:line="240" w:lineRule="auto"/>
+        <w:jc w:val="both"/>
+        <w:rPr>
+          <w:rFonts w:ascii="Arial Narrow" w:eastAsia="Arial Narrow" w:hAnsi="Arial Narrow" w:cs="Arial Narrow"/>
+          <w:color w:val="000000"/>
+          <w:kern w:val="0"/>
+          <w:sz w:val="22"/>
+          <w:szCs w:val="22"/>
+          <w:lang w:eastAsia="es-PE"/>
+          <w14:ligatures w14:val="none"/>
+        </w:rPr>
+      </w:pPr>
+    </w:p>
+    <w:p>
+      <w:pPr>
+        <w:suppressAutoHyphens/>
+        <w:spacing w:after="0" w:line="240" w:lineRule="auto"/>
+        <w:jc w:val="both"/>
+        <w:rPr>
+          <w:rFonts w:ascii="Arial Narrow" w:eastAsia="Arial Narrow" w:hAnsi="Arial Narrow" w:cs="Arial Narrow"/>
+          <w:sz w:val="22"/>
+          <w:szCs w:val="22"/>
+        </w:rPr>
+      </w:pPr>
       <w:r>
         <w:rPr>
           <w:rFonts w:ascii="Arial Narrow" w:eastAsia="Arial Narrow" w:hAnsi="Arial Narrow" w:cs="Arial Narrow"/>
           <w:b/>
           <w:bCs/>
-          <w:kern w:val="0"/>
-          <w14:ligatures w14:val="none"/>
+          <w:sz w:val="22"/>
+          <w:szCs w:val="22"/>
+        </w:rPr>
+        <w:t xml:space="preserve">DÉCIMO:</w:t>
+      </w:r>
+      <w:r>
+        <w:rPr>
+          <w:rFonts w:ascii="Arial Narrow" w:eastAsia="Arial Narrow" w:hAnsi="Arial Narrow" w:cs="Arial Narrow"/>
           <w:sz w:val="22"/>
           <w:szCs w:val="22"/>
         </w:rPr>
@@ -5856,114 +6045,6 @@
       <w:r>
         <w:rPr>
           <w:rFonts w:ascii="Arial Narrow" w:eastAsia="Arial Narrow" w:hAnsi="Arial Narrow" w:cs="Arial Narrow"/>
-          <w:kern w:val="0"/>
-          <w:sz w:val="22"/>
-          <w:szCs w:val="22"/>
-          <w:u w:val="single"/>
-          <w14:ligatures w14:val="none"/>
-        </w:rPr>
-        <w:t xml:space="preserve">Ello bajo apercibimiento de no realizar la audiencia de conciliación y levantar el acta de inasistencia correspondiente. </w:t>
-      </w:r>
-    </w:p>
-    <w:p>
-      <w:pPr>
-        <w:suppressAutoHyphens/>
-        <w:spacing w:after="0" w:line="240" w:lineRule="auto"/>
-        <w:jc w:val="both"/>
-        <w:rPr>
-          <w:rFonts w:ascii="Arial Narrow" w:eastAsia="Arial Narrow" w:hAnsi="Arial Narrow" w:cs="Arial Narrow"/>
-          <w:kern w:val="0"/>
-          <w:sz w:val="22"/>
-          <w:szCs w:val="22"/>
-          <w:u w:val="single"/>
-          <w14:ligatures w14:val="none"/>
-        </w:rPr>
-      </w:pPr>
-    </w:p>
-    <w:p>
-      <w:pPr>
-        <w:suppressAutoHyphens/>
-        <w:spacing w:after="0" w:line="240" w:lineRule="auto"/>
-        <w:jc w:val="both"/>
-        <w:rPr>
-          <w:rFonts w:ascii="Arial Narrow" w:eastAsia="Arial Narrow" w:hAnsi="Arial Narrow" w:cs="Arial Narrow"/>
-          <w:color w:val="000000"/>
-          <w:kern w:val="0"/>
-          <w:sz w:val="22"/>
-          <w:szCs w:val="22"/>
-          <w:lang w:eastAsia="es-PE"/>
-          <w14:ligatures w14:val="none"/>
-        </w:rPr>
-      </w:pPr>
-      <w:r>
-        <w:rPr>
-          <w:rFonts w:ascii="Arial Narrow" w:eastAsia="Arial Narrow" w:hAnsi="Arial Narrow" w:cs="Arial Narrow"/>
-          <w:b/>
-          <w:color w:val="000000"/>
-          <w:kern w:val="0"/>
-          <w:sz w:val="22"/>
-          <w:szCs w:val="22"/>
-          <w:lang w:eastAsia="es-PE"/>
-          <w14:ligatures w14:val="none"/>
-        </w:rPr>
-        <w:lastRenderedPageBreak/>
-        <w:t>NOVENO:</w:t>
-      </w:r>
-      <w:r>
-        <w:rPr>
-          <w:rFonts w:ascii="Arial Narrow" w:eastAsia="Arial Narrow" w:hAnsi="Arial Narrow" w:cs="Arial Narrow"/>
-          <w:color w:val="000000"/>
-          <w:kern w:val="0"/>
-          <w:sz w:val="22"/>
-          <w:szCs w:val="22"/>
-          <w:lang w:eastAsia="es-PE"/>
-          <w14:ligatures w14:val="none"/>
-        </w:rPr>
-        <w:t xml:space="preserve"> poner en conocimiento de las partes que, antes de la emisión de la Resolución Final, tienen la posibilidad de formular su desistimiento o presentar el acuerdo arribado mediante la conciliación, mediación, transacción o cualquier otro que, de forma indubitable, deje constancia que se ha solucionado la controversia materia de denuncia.</w:t>
-      </w:r>
-      <w:bookmarkStart w:id="23" w:name="h.gjdgxs" w:colFirst="0" w:colLast="0"/>
-      <w:bookmarkEnd w:id="23"/>
-    </w:p>
-    <w:p>
-      <w:pPr>
-        <w:suppressAutoHyphens/>
-        <w:spacing w:after="0" w:line="240" w:lineRule="auto"/>
-        <w:jc w:val="both"/>
-        <w:rPr>
-          <w:rFonts w:ascii="Arial Narrow" w:eastAsia="Arial Narrow" w:hAnsi="Arial Narrow" w:cs="Arial Narrow"/>
-          <w:color w:val="000000"/>
-          <w:kern w:val="0"/>
-          <w:sz w:val="22"/>
-          <w:szCs w:val="22"/>
-          <w:lang w:eastAsia="es-PE"/>
-          <w14:ligatures w14:val="none"/>
-        </w:rPr>
-      </w:pPr>
-    </w:p>
-    <w:p>
-      <w:pPr>
-        <w:suppressAutoHyphens/>
-        <w:spacing w:after="0" w:line="240" w:lineRule="auto"/>
-        <w:jc w:val="both"/>
-        <w:rPr>
-          <w:rFonts w:ascii="Arial Narrow" w:eastAsia="Arial Narrow" w:hAnsi="Arial Narrow" w:cs="Arial Narrow"/>
-          <w:sz w:val="22"/>
-          <w:szCs w:val="22"/>
-        </w:rPr>
-      </w:pPr>
-      <w:r>
-        <w:rPr>
-          <w:rFonts w:ascii="Arial Narrow" w:eastAsia="Arial Narrow" w:hAnsi="Arial Narrow" w:cs="Arial Narrow"/>
-          <w:b/>
-          <w:bCs/>
-          <w:sz w:val="22"/>
-          <w:szCs w:val="22"/>
-        </w:rPr>
-        <w:t xml:space="preserve">DÉCIMO: </w:t>
-      </w:r>
-      <w:r>
-        <w:rPr>
-          <w:rFonts w:ascii="Arial Narrow" w:eastAsia="Arial Narrow" w:hAnsi="Arial Narrow" w:cs="Arial Narrow"/>
           <w:sz w:val="22"/>
           <w:szCs w:val="22"/>
         </w:rPr>
@@ -6113,7 +6194,7 @@
           <w:szCs w:val="22"/>
           <w:vertAlign w:val="superscript"/>
         </w:rPr>
-        <w:footnoteReference w:id="14"/>
+        <w:footnoteReference w:id="15"/>
       </w:r>
       <w:r>
         <w:rPr>
@@ -6597,7 +6678,67 @@
       </w:r>
     </w:p>
   </w:footnote>
-  <w:footnote w:id="2">
+  <w:footnote w:id="1">
+    <w:p>
+      <w:pPr>
+        <w:pStyle w:val="Textonotapie"/>
+        <w:tabs>
+          <w:tab w:val="left" w:pos="567"/>
+        </w:tabs>
+        <w:ind w:left="567" w:hanging="567"/>
+        <w:jc w:val="both"/>
+        <w:rPr>
+          <w:rFonts w:ascii="Arial Narrow" w:eastAsia="Arial Narrow" w:hAnsi="Arial Narrow" w:cs="Arial Narrow"/>
+          <w:sz w:val="16"/>
+          <w:szCs w:val="16"/>
+        </w:rPr>
+      </w:pPr>
+      <w:r>
+        <w:rPr>
+          <w:rStyle w:val="Refdenotaalpie"/>
+          <w:rFonts w:ascii="Arial Narrow" w:eastAsia="Arial Narrow" w:hAnsi="Arial Narrow" w:cs="Arial Narrow"/>
+          <w:sz w:val="16"/>
+          <w:szCs w:val="16"/>
+          <w:vertAlign w:val="superscript"/>
+        </w:rPr>
+        <w:footnoteRef/>
+      </w:r>
+      <w:r>
+        <w:rPr>
+          <w:rFonts w:ascii="Arial Narrow" w:eastAsia="Arial Narrow" w:hAnsi="Arial Narrow" w:cs="Arial Narrow"/>
+          <w:sz w:val="16"/>
+          <w:szCs w:val="16"/>
+        </w:rPr>
+        <w:tab/>
+        <w:t xml:space="preserve"/>
+      </w:r>
+      <w:r>
+        <w:rPr>
+          <w:rFonts w:ascii="Arial Narrow" w:eastAsia="Arial Narrow" w:hAnsi="Arial Narrow" w:cs="Arial Narrow"/>
+          <w:sz w:val="16"/>
+          <w:szCs w:val="16"/>
+        </w:rPr>
+        <w:tab/>
+        <w:t>Publicado</w:t>
+      </w:r>
+      <w:r>
+        <w:rPr>
+          <w:rFonts w:ascii="Arial Narrow" w:eastAsia="Arial Narrow" w:hAnsi="Arial Narrow" w:cs="Arial Narrow"/>
+          <w:b/>
+          <w:sz w:val="16"/>
+          <w:szCs w:val="16"/>
+        </w:rPr>
+        <w:t xml:space="preserve"> </w:t>
+      </w:r>
+      <w:r>
+        <w:rPr>
+          <w:rFonts w:ascii="Arial Narrow" w:eastAsia="Arial Narrow" w:hAnsi="Arial Narrow" w:cs="Arial Narrow"/>
+          <w:sz w:val="16"/>
+          <w:szCs w:val="16"/>
+        </w:rPr>
+        <w:t xml:space="preserve">el 2 de setiembre de 2010 en el Diario Oficial El Peruano, vigente desde el 2 de octubre de 2010 y modificado por Decreto Legislativo 1308.</w:t>
+      </w:r>
+    </w:p>
     <w:p>
       <w:pPr>
         <w:pStyle w:val="Textonotapie"/>
@@ -6609,6 +6750,23 @@
           <w:szCs w:val="16"/>
         </w:rPr>
       </w:pPr>
+    </w:p>
+  </w:footnote>
+  <w:footnote w:id="2">
+    <w:p>
+      <w:pPr>
+        <w:pStyle w:val="Textonotapie"/>
+        <w:tabs>
+          <w:tab w:val="left" w:pos="567"/>
+        </w:tabs>
+        <w:ind w:left="567" w:hanging="567"/>
+        <w:jc w:val="both"/>
+        <w:rPr>
+          <w:rFonts w:ascii="Arial Narrow" w:eastAsia="Arial Narrow" w:hAnsi="Arial Narrow" w:cs="Arial Narrow"/>
+          <w:sz w:val="16"/>
+          <w:szCs w:val="16"/>
+        </w:rPr>
+      </w:pPr>
       <w:r>
         <w:rPr>
           <w:rStyle w:val="Refdenotaalpie"/>
@@ -6625,7 +6783,8 @@
           <w:sz w:val="16"/>
           <w:szCs w:val="16"/>
         </w:rPr>
-        <w:t xml:space="preserve"> </w:t>
+        <w:tab/>
+        <w:t xml:space="preserve"/>
       </w:r>
       <w:r>
         <w:rPr>
@@ -6666,76 +6825,6 @@
     </w:p>
   </w:footnote>
   <w:footnote w:id="3">
-    <w:p>
-      <w:pPr>
-        <w:pStyle w:val="Textonotapie"/>
-        <w:ind w:left="567" w:hanging="567"/>
-        <w:jc w:val="both"/>
-        <w:rPr>
-          <w:rFonts w:ascii="Arial Narrow" w:eastAsia="Arial Narrow" w:hAnsi="Arial Narrow" w:cs="Arial Narrow"/>
-          <w:sz w:val="16"/>
-          <w:szCs w:val="16"/>
-        </w:rPr>
-      </w:pPr>
-      <w:r>
-        <w:rPr>
-          <w:rStyle w:val="Refdenotaalpie"/>
-          <w:rFonts w:ascii="Arial Narrow" w:eastAsia="Arial Narrow" w:hAnsi="Arial Narrow" w:cs="Arial Narrow"/>
-          <w:sz w:val="16"/>
-          <w:szCs w:val="16"/>
-          <w:vertAlign w:val="superscript"/>
-        </w:rPr>
-        <w:footnoteRef/>
-      </w:r>
-      <w:r>
-        <w:rPr>
-          <w:rFonts w:ascii="Arial Narrow" w:eastAsia="Arial Narrow" w:hAnsi="Arial Narrow" w:cs="Arial Narrow"/>
-          <w:sz w:val="16"/>
-          <w:szCs w:val="16"/>
-        </w:rPr>
-        <w:t xml:space="preserve"> </w:t>
-      </w:r>
-      <w:r>
-        <w:rPr>
-          <w:rFonts w:ascii="Arial Narrow" w:eastAsia="Arial Narrow" w:hAnsi="Arial Narrow" w:cs="Arial Narrow"/>
-          <w:sz w:val="16"/>
-          <w:szCs w:val="16"/>
-        </w:rPr>
-        <w:tab/>
-        <w:t>Publicado</w:t>
-      </w:r>
-      <w:r>
-        <w:rPr>
-          <w:rFonts w:ascii="Arial Narrow" w:eastAsia="Arial Narrow" w:hAnsi="Arial Narrow" w:cs="Arial Narrow"/>
-          <w:b/>
-          <w:sz w:val="16"/>
-          <w:szCs w:val="16"/>
-        </w:rPr>
-        <w:t xml:space="preserve"> </w:t>
-      </w:r>
-      <w:r>
-        <w:rPr>
-          <w:rFonts w:ascii="Arial Narrow" w:eastAsia="Arial Narrow" w:hAnsi="Arial Narrow" w:cs="Arial Narrow"/>
-          <w:sz w:val="16"/>
-          <w:szCs w:val="16"/>
-        </w:rPr>
-        <w:t xml:space="preserve">el 2 de setiembre de 2010 en el Diario Oficial El Peruano, vigente desde el 2 de octubre de 2010 y modificado por Decreto Legislativo 1308.</w:t>
-      </w:r>
-    </w:p>
-    <w:p>
-      <w:pPr>
-        <w:pStyle w:val="Textonotapie"/>
-        <w:ind w:left="567" w:hanging="567"/>
-        <w:jc w:val="both"/>
-        <w:rPr>
-          <w:rFonts w:ascii="Arial Narrow" w:eastAsia="Arial Narrow" w:hAnsi="Arial Narrow" w:cs="Arial Narrow"/>
-          <w:sz w:val="16"/>
-          <w:szCs w:val="16"/>
-        </w:rPr>
-      </w:pPr>
-    </w:p>
-  </w:footnote>
-  <w:footnote w:id="4">
     <w:p>
       <w:pPr>
         <w:pStyle w:val="Textonotapie"/>
@@ -6768,7 +6857,8 @@
           <w:sz w:val="16"/>
           <w:szCs w:val="16"/>
         </w:rPr>
-        <w:t xml:space="preserve"> </w:t>
+        <w:tab/>
+        <w:t xml:space="preserve"/>
       </w:r>
       <w:r>
         <w:rPr>
@@ -6875,10 +6965,30 @@
         <w:jc w:val="both"/>
         <w:rPr>
           <w:rFonts w:ascii="Arial Narrow" w:eastAsia="Arial Narrow" w:hAnsi="Arial Narrow" w:cs="Arial Narrow"/>
-          <w:sz w:val="16"/>
-          <w:szCs w:val="16"/>
-        </w:rPr>
-      </w:pPr>
+          <w:b/>
+          <w:bCs/>
+          <w:sz w:val="16"/>
+          <w:szCs w:val="16"/>
+        </w:rPr>
+      </w:pPr>
+      <w:r>
+        <w:rPr>
+          <w:rFonts w:ascii="Arial Narrow" w:eastAsia="Arial Narrow" w:hAnsi="Arial Narrow" w:cs="Arial Narrow"/>
+          <w:sz w:val="16"/>
+          <w:szCs w:val="16"/>
+        </w:rPr>
+        <w:tab/>
+      </w:r>
+      <w:r>
+        <w:rPr>
+          <w:rFonts w:ascii="Arial Narrow" w:eastAsia="Arial Narrow" w:hAnsi="Arial Narrow" w:cs="Arial Narrow"/>
+          <w:b/>
+          <w:bCs/>
+          <w:sz w:val="16"/>
+          <w:szCs w:val="16"/>
+        </w:rPr>
+        <w:t xml:space="preserve">LEY DE ORGANIZACIÓN Y FUNCIONES DEL INDECOPI, APROBADA POR DECRETO LEGISLATIVO 1033 </w:t>
+      </w:r>
     </w:p>
     <w:p>
       <w:pPr>
@@ -6890,29 +7000,46 @@
         <w:jc w:val="both"/>
         <w:rPr>
           <w:rFonts w:ascii="Arial Narrow" w:eastAsia="Arial Narrow" w:hAnsi="Arial Narrow" w:cs="Arial Narrow"/>
+          <w:sz w:val="16"/>
+          <w:szCs w:val="16"/>
+        </w:rPr>
+      </w:pPr>
+      <w:r>
+        <w:rPr>
+          <w:rFonts w:ascii="Arial Narrow" w:eastAsia="Arial Narrow" w:hAnsi="Arial Narrow" w:cs="Arial Narrow"/>
           <w:b/>
           <w:bCs/>
           <w:sz w:val="16"/>
           <w:szCs w:val="16"/>
         </w:rPr>
-      </w:pPr>
-      <w:r>
-        <w:rPr>
-          <w:rFonts w:ascii="Arial Narrow" w:eastAsia="Arial Narrow" w:hAnsi="Arial Narrow" w:cs="Arial Narrow"/>
-          <w:sz w:val="16"/>
-          <w:szCs w:val="16"/>
-        </w:rPr>
         <w:tab/>
-      </w:r>
-      <w:r>
-        <w:rPr>
-          <w:rFonts w:ascii="Arial Narrow" w:eastAsia="Arial Narrow" w:hAnsi="Arial Narrow" w:cs="Arial Narrow"/>
-          <w:b/>
-          <w:bCs/>
-          <w:sz w:val="16"/>
-          <w:szCs w:val="16"/>
-        </w:rPr>
-        <w:t xml:space="preserve">LEY DE ORGANIZACIÓN Y FUNCIONES DEL INDECOPI, APROBADA POR DECRETO LEGISLATIVO 1033 </w:t>
+        <w:t>Artículo 27.-</w:t>
+      </w:r>
+      <w:r>
+        <w:rPr>
+          <w:rFonts w:ascii="Arial Narrow" w:eastAsia="Arial Narrow" w:hAnsi="Arial Narrow" w:cs="Arial Narrow"/>
+          <w:sz w:val="16"/>
+          <w:szCs w:val="16"/>
+        </w:rPr>
+        <w:t xml:space="preserve"> De la Comisión de Protección al </w:t>
+      </w:r>
+      <w:proofErr w:type="gramStart"/>
+      <w:r>
+        <w:rPr>
+          <w:rFonts w:ascii="Arial Narrow" w:eastAsia="Arial Narrow" w:hAnsi="Arial Narrow" w:cs="Arial Narrow"/>
+          <w:sz w:val="16"/>
+          <w:szCs w:val="16"/>
+        </w:rPr>
+        <w:t>Consumidor.-</w:t>
+      </w:r>
+      <w:proofErr w:type="gramEnd"/>
+      <w:r>
+        <w:rPr>
+          <w:rFonts w:ascii="Arial Narrow" w:eastAsia="Arial Narrow" w:hAnsi="Arial Narrow" w:cs="Arial Narrow"/>
+          <w:sz w:val="16"/>
+          <w:szCs w:val="16"/>
+        </w:rPr>
+        <w:t xml:space="preserve"> </w:t>
       </w:r>
     </w:p>
     <w:p>
@@ -6932,39 +7059,11 @@
       <w:r>
         <w:rPr>
           <w:rFonts w:ascii="Arial Narrow" w:eastAsia="Arial Narrow" w:hAnsi="Arial Narrow" w:cs="Arial Narrow"/>
-          <w:b/>
-          <w:bCs/>
           <w:sz w:val="16"/>
           <w:szCs w:val="16"/>
         </w:rPr>
         <w:tab/>
-        <w:t>Artículo 27.-</w:t>
-      </w:r>
-      <w:r>
-        <w:rPr>
-          <w:rFonts w:ascii="Arial Narrow" w:eastAsia="Arial Narrow" w:hAnsi="Arial Narrow" w:cs="Arial Narrow"/>
-          <w:sz w:val="16"/>
-          <w:szCs w:val="16"/>
-        </w:rPr>
-        <w:t xml:space="preserve"> De la Comisión de Protección al </w:t>
-      </w:r>
-      <w:proofErr w:type="gramStart"/>
-      <w:r>
-        <w:rPr>
-          <w:rFonts w:ascii="Arial Narrow" w:eastAsia="Arial Narrow" w:hAnsi="Arial Narrow" w:cs="Arial Narrow"/>
-          <w:sz w:val="16"/>
-          <w:szCs w:val="16"/>
-        </w:rPr>
-        <w:t>Consumidor.-</w:t>
-      </w:r>
-      <w:proofErr w:type="gramEnd"/>
-      <w:r>
-        <w:rPr>
-          <w:rFonts w:ascii="Arial Narrow" w:eastAsia="Arial Narrow" w:hAnsi="Arial Narrow" w:cs="Arial Narrow"/>
-          <w:sz w:val="16"/>
-          <w:szCs w:val="16"/>
-        </w:rPr>
-        <w:t xml:space="preserve"> </w:t>
+        <w:t>Corresponde a la Comisión de Protección al Consumidor velar por el cumplimiento de la Ley de Protección al Consumidor y de las leyes que, en general, protegen a los consumidores de la falta de idoneidad de los bienes y servicios en función de la información brindada, de las omisiones de información y de la discriminación en el consumo, así como de aquellas que complementen o sustituyan a las anteriores.</w:t>
       </w:r>
     </w:p>
     <w:p>
@@ -6977,20 +7076,15 @@
         <w:jc w:val="both"/>
         <w:rPr>
           <w:rFonts w:ascii="Arial Narrow" w:eastAsia="Arial Narrow" w:hAnsi="Arial Narrow" w:cs="Arial Narrow"/>
-          <w:sz w:val="16"/>
-          <w:szCs w:val="16"/>
-        </w:rPr>
-      </w:pPr>
-      <w:r>
-        <w:rPr>
-          <w:rFonts w:ascii="Arial Narrow" w:eastAsia="Arial Narrow" w:hAnsi="Arial Narrow" w:cs="Arial Narrow"/>
-          <w:sz w:val="16"/>
-          <w:szCs w:val="16"/>
-        </w:rPr>
-        <w:tab/>
-        <w:t>Corresponde a la Comisión de Protección al Consumidor velar por el cumplimiento de la Ley de Protección al Consumidor y de las leyes que, en general, protegen a los consumidores de la falta de idoneidad de los bienes y servicios en función de la información brindada, de las omisiones de información y de la discriminación en el consumo, así como de aquellas que complementen o sustituyan a las anteriores.</w:t>
-      </w:r>
-    </w:p>
+          <w:b/>
+          <w:bCs/>
+          <w:sz w:val="16"/>
+          <w:szCs w:val="16"/>
+        </w:rPr>
+      </w:pPr>
+    </w:p>
+  </w:footnote>
+  <w:footnote w:id="4">
     <w:p>
       <w:pPr>
         <w:pStyle w:val="Textonotapie"/>
@@ -7007,9 +7101,150 @@
           <w:szCs w:val="16"/>
         </w:rPr>
       </w:pPr>
-    </w:p>
-  </w:footnote>
-  <w:footnote w:id="5">
+      <w:r>
+        <w:rPr>
+          <w:rStyle w:val="Refdenotaalpie"/>
+          <w:rFonts w:ascii="Arial Narrow" w:eastAsia="Arial Narrow" w:hAnsi="Arial Narrow" w:cs="Arial Narrow"/>
+          <w:sz w:val="16"/>
+          <w:szCs w:val="16"/>
+          <w:vertAlign w:val="superscript"/>
+        </w:rPr>
+        <w:footnoteRef/>
+      </w:r>
+      <w:r>
+        <w:rPr>
+          <w:rFonts w:ascii="Arial Narrow" w:eastAsia="Arial Narrow" w:hAnsi="Arial Narrow" w:cs="Arial Narrow"/>
+          <w:sz w:val="16"/>
+          <w:szCs w:val="16"/>
+        </w:rPr>
+        <w:tab/>
+        <w:t xml:space="preserve"/>
+      </w:r>
+      <w:r>
+        <w:rPr>
+          <w:rFonts w:ascii="Arial Narrow" w:eastAsia="Arial Narrow" w:hAnsi="Arial Narrow" w:cs="Arial Narrow"/>
+          <w:sz w:val="16"/>
+          <w:szCs w:val="16"/>
+        </w:rPr>
+        <w:tab/>
+      </w:r>
+      <w:r>
+        <w:rPr>
+          <w:rFonts w:ascii="Arial Narrow" w:eastAsia="Arial Narrow" w:hAnsi="Arial Narrow" w:cs="Arial Narrow"/>
+          <w:b/>
+          <w:bCs/>
+          <w:sz w:val="16"/>
+          <w:szCs w:val="16"/>
+        </w:rPr>
+        <w:t xml:space="preserve">LEY 29571, CÓDIGO DE PROTECCIÓN Y DEFENSA DEL CONSUMIDOR, publicado el 2 de setiembre de 2010 y modificado por Decreto Legislativo 1308 </w:t>
+      </w:r>
+    </w:p>
+    <w:p>
+      <w:pPr>
+        <w:pStyle w:val="Textonotapie"/>
+        <w:ind w:left="567" w:right="-1"/>
+        <w:jc w:val="both"/>
+        <w:rPr>
+          <w:rFonts w:ascii="Arial Narrow" w:eastAsia="Arial Narrow" w:hAnsi="Arial Narrow" w:cs="Arial Narrow"/>
+          <w:b/>
+          <w:bCs/>
+          <w:sz w:val="16"/>
+          <w:szCs w:val="16"/>
+        </w:rPr>
+      </w:pPr>
+      <w:r>
+        <w:rPr>
+          <w:rFonts w:ascii="Arial Narrow" w:eastAsia="Arial Narrow" w:hAnsi="Arial Narrow" w:cs="Arial Narrow"/>
+          <w:b/>
+          <w:bCs/>
+          <w:sz w:val="16"/>
+          <w:szCs w:val="16"/>
+        </w:rPr>
+        <w:t xml:space="preserve">Artículo 18.- Idoneidad </w:t>
+      </w:r>
+    </w:p>
+    <w:p>
+      <w:pPr>
+        <w:pStyle w:val="Textonotapie"/>
+        <w:ind w:left="567" w:right="-1"/>
+        <w:jc w:val="both"/>
+        <w:rPr>
+          <w:rFonts w:ascii="Arial Narrow" w:eastAsia="Arial Narrow" w:hAnsi="Arial Narrow" w:cs="Arial Narrow"/>
+          <w:sz w:val="16"/>
+          <w:szCs w:val="16"/>
+        </w:rPr>
+      </w:pPr>
+      <w:r>
+        <w:rPr>
+          <w:rFonts w:ascii="Arial Narrow" w:eastAsia="Arial Narrow" w:hAnsi="Arial Narrow" w:cs="Arial Narrow"/>
+          <w:sz w:val="16"/>
+          <w:szCs w:val="16"/>
+        </w:rPr>
+        <w:t xml:space="preserve">Se entiende por idoneidad la correspondencia entre lo que un consumidor espera y lo que efectivamente recibe, en función a lo que se le hubiera ofrecido, la publicidad e información transmitida, las condiciones y circunstancias de la transacción, las características y naturaleza del producto o servicio, el precio, entre otros factores, atendiendo a las circunstancias del caso. </w:t>
+      </w:r>
+    </w:p>
+    <w:p>
+      <w:pPr>
+        <w:pStyle w:val="Textonotapie"/>
+        <w:ind w:left="567" w:right="-1"/>
+        <w:jc w:val="both"/>
+        <w:rPr>
+          <w:rFonts w:ascii="Arial Narrow" w:eastAsia="Arial Narrow" w:hAnsi="Arial Narrow" w:cs="Arial Narrow"/>
+          <w:sz w:val="16"/>
+          <w:szCs w:val="16"/>
+        </w:rPr>
+      </w:pPr>
+      <w:r>
+        <w:rPr>
+          <w:rFonts w:ascii="Arial Narrow" w:eastAsia="Arial Narrow" w:hAnsi="Arial Narrow" w:cs="Arial Narrow"/>
+          <w:sz w:val="16"/>
+          <w:szCs w:val="16"/>
+        </w:rPr>
+        <w:t xml:space="preserve">La idoneidad es evaluada en función a la propia naturaleza del producto o servicio y a su aptitud para satisfacer la finalidad para la cual ha sido puesto en el mercado. Las autorizaciones por parte de los organismos del Estado para la fabricación de un producto o la prestación de un servicio, en los casos que sea necesario, no eximen de responsabilidad al proveedor frente al consumidor. </w:t>
+      </w:r>
+    </w:p>
+    <w:p>
+      <w:pPr>
+        <w:pStyle w:val="Textonotapie"/>
+        <w:ind w:left="567" w:right="-1"/>
+        <w:jc w:val="both"/>
+        <w:rPr>
+          <w:rFonts w:ascii="Arial Narrow" w:eastAsia="Arial Narrow" w:hAnsi="Arial Narrow" w:cs="Arial Narrow"/>
+          <w:sz w:val="16"/>
+          <w:szCs w:val="16"/>
+        </w:rPr>
+      </w:pPr>
+      <w:r>
+        <w:rPr>
+          <w:rFonts w:ascii="Arial Narrow" w:eastAsia="Arial Narrow" w:hAnsi="Arial Narrow" w:cs="Arial Narrow"/>
+          <w:b/>
+          <w:bCs/>
+          <w:sz w:val="16"/>
+          <w:szCs w:val="16"/>
+        </w:rPr>
+        <w:t xml:space="preserve">Artículo 19.- Obligación de los proveedores </w:t>
+      </w:r>
+    </w:p>
+    <w:p>
+      <w:pPr>
+        <w:pStyle w:val="Textonotapie"/>
+        <w:ind w:left="567" w:right="-1"/>
+        <w:jc w:val="both"/>
+        <w:rPr>
+          <w:rFonts w:ascii="Arial Narrow" w:eastAsia="Arial Narrow" w:hAnsi="Arial Narrow" w:cs="Arial Narrow"/>
+          <w:sz w:val="16"/>
+          <w:szCs w:val="16"/>
+        </w:rPr>
+      </w:pPr>
+      <w:r>
+        <w:rPr>
+          <w:rFonts w:ascii="Arial Narrow" w:eastAsia="Arial Narrow" w:hAnsi="Arial Narrow" w:cs="Arial Narrow"/>
+          <w:sz w:val="16"/>
+          <w:szCs w:val="16"/>
+        </w:rPr>
+        <w:t>El proveedor responde por la idoneidad y calidad de los productos y servicios ofrecidos; por la autenticidad de las marcas y leyendas que exhiben sus productos o del signo que respalda al prestador del servicio, por la falta de conformidad entre la publicidad comercial de los productos y servicios y estos, así como por el contenido y la vida útil del producto indicado en el envase, en lo que corresponda.</w:t>
+      </w:r>
+    </w:p>
     <w:p>
       <w:pPr>
         <w:pStyle w:val="Textonotapie"/>
@@ -7026,161 +7261,9 @@
           <w:szCs w:val="16"/>
         </w:rPr>
       </w:pPr>
-      <w:r>
-        <w:rPr>
-          <w:rStyle w:val="Refdenotaalpie"/>
-          <w:rFonts w:ascii="Arial Narrow" w:eastAsia="Arial Narrow" w:hAnsi="Arial Narrow" w:cs="Arial Narrow"/>
-          <w:sz w:val="16"/>
-          <w:szCs w:val="16"/>
-          <w:vertAlign w:val="superscript"/>
-        </w:rPr>
-        <w:footnoteRef/>
-      </w:r>
-      <w:r>
-        <w:rPr>
-          <w:rFonts w:ascii="Arial Narrow" w:eastAsia="Arial Narrow" w:hAnsi="Arial Narrow" w:cs="Arial Narrow"/>
-          <w:sz w:val="16"/>
-          <w:szCs w:val="16"/>
-        </w:rPr>
-        <w:t xml:space="preserve"> </w:t>
-      </w:r>
-      <w:r>
-        <w:rPr>
-          <w:rFonts w:ascii="Arial Narrow" w:eastAsia="Arial Narrow" w:hAnsi="Arial Narrow" w:cs="Arial Narrow"/>
-          <w:sz w:val="16"/>
-          <w:szCs w:val="16"/>
-        </w:rPr>
-        <w:tab/>
-      </w:r>
-      <w:r>
-        <w:rPr>
-          <w:rFonts w:ascii="Arial Narrow" w:eastAsia="Arial Narrow" w:hAnsi="Arial Narrow" w:cs="Arial Narrow"/>
-          <w:b/>
-          <w:bCs/>
-          <w:sz w:val="16"/>
-          <w:szCs w:val="16"/>
-        </w:rPr>
-        <w:t xml:space="preserve">LEY 29571, CÓDIGO DE PROTECCIÓN Y DEFENSA DEL CONSUMIDOR, publicado el 2 de setiembre de 2010 y modificado por Decreto Legislativo 1308 </w:t>
-      </w:r>
-    </w:p>
-    <w:p>
-      <w:pPr>
-        <w:pStyle w:val="Textonotapie"/>
-        <w:ind w:left="567" w:right="-1"/>
-        <w:jc w:val="both"/>
-        <w:rPr>
-          <w:rFonts w:ascii="Arial Narrow" w:eastAsia="Arial Narrow" w:hAnsi="Arial Narrow" w:cs="Arial Narrow"/>
-          <w:b/>
-          <w:bCs/>
-          <w:sz w:val="16"/>
-          <w:szCs w:val="16"/>
-        </w:rPr>
-      </w:pPr>
-      <w:r>
-        <w:rPr>
-          <w:rFonts w:ascii="Arial Narrow" w:eastAsia="Arial Narrow" w:hAnsi="Arial Narrow" w:cs="Arial Narrow"/>
-          <w:b/>
-          <w:bCs/>
-          <w:sz w:val="16"/>
-          <w:szCs w:val="16"/>
-        </w:rPr>
-        <w:t xml:space="preserve">Artículo 18.- Idoneidad </w:t>
-      </w:r>
-    </w:p>
-    <w:p>
-      <w:pPr>
-        <w:pStyle w:val="Textonotapie"/>
-        <w:ind w:left="567" w:right="-1"/>
-        <w:jc w:val="both"/>
-        <w:rPr>
-          <w:rFonts w:ascii="Arial Narrow" w:eastAsia="Arial Narrow" w:hAnsi="Arial Narrow" w:cs="Arial Narrow"/>
-          <w:sz w:val="16"/>
-          <w:szCs w:val="16"/>
-        </w:rPr>
-      </w:pPr>
-      <w:r>
-        <w:rPr>
-          <w:rFonts w:ascii="Arial Narrow" w:eastAsia="Arial Narrow" w:hAnsi="Arial Narrow" w:cs="Arial Narrow"/>
-          <w:sz w:val="16"/>
-          <w:szCs w:val="16"/>
-        </w:rPr>
-        <w:t xml:space="preserve">Se entiende por idoneidad la correspondencia entre lo que un consumidor espera y lo que efectivamente recibe, en función a lo que se le hubiera ofrecido, la publicidad e información transmitida, las condiciones y circunstancias de la transacción, las características y naturaleza del producto o servicio, el precio, entre otros factores, atendiendo a las circunstancias del caso. </w:t>
-      </w:r>
-    </w:p>
-    <w:p>
-      <w:pPr>
-        <w:pStyle w:val="Textonotapie"/>
-        <w:ind w:left="567" w:right="-1"/>
-        <w:jc w:val="both"/>
-        <w:rPr>
-          <w:rFonts w:ascii="Arial Narrow" w:eastAsia="Arial Narrow" w:hAnsi="Arial Narrow" w:cs="Arial Narrow"/>
-          <w:sz w:val="16"/>
-          <w:szCs w:val="16"/>
-        </w:rPr>
-      </w:pPr>
-      <w:r>
-        <w:rPr>
-          <w:rFonts w:ascii="Arial Narrow" w:eastAsia="Arial Narrow" w:hAnsi="Arial Narrow" w:cs="Arial Narrow"/>
-          <w:sz w:val="16"/>
-          <w:szCs w:val="16"/>
-        </w:rPr>
-        <w:t xml:space="preserve">La idoneidad es evaluada en función a la propia naturaleza del producto o servicio y a su aptitud para satisfacer la finalidad para la cual ha sido puesto en el mercado. Las autorizaciones por parte de los organismos del Estado para la fabricación de un producto o la prestación de un servicio, en los casos que sea necesario, no eximen de responsabilidad al proveedor frente al consumidor. </w:t>
-      </w:r>
-    </w:p>
-    <w:p>
-      <w:pPr>
-        <w:pStyle w:val="Textonotapie"/>
-        <w:ind w:left="567" w:right="-1"/>
-        <w:jc w:val="both"/>
-        <w:rPr>
-          <w:rFonts w:ascii="Arial Narrow" w:eastAsia="Arial Narrow" w:hAnsi="Arial Narrow" w:cs="Arial Narrow"/>
-          <w:sz w:val="16"/>
-          <w:szCs w:val="16"/>
-        </w:rPr>
-      </w:pPr>
-    </w:p>
-    <w:p>
-      <w:pPr>
-        <w:pStyle w:val="Textonotapie"/>
-        <w:ind w:left="567" w:right="-1"/>
-        <w:jc w:val="both"/>
-        <w:rPr>
-          <w:rFonts w:ascii="Arial Narrow" w:eastAsia="Arial Narrow" w:hAnsi="Arial Narrow" w:cs="Arial Narrow"/>
-          <w:sz w:val="16"/>
-          <w:szCs w:val="16"/>
-        </w:rPr>
-      </w:pPr>
-      <w:r>
-        <w:rPr>
-          <w:rFonts w:ascii="Arial Narrow" w:eastAsia="Arial Narrow" w:hAnsi="Arial Narrow" w:cs="Arial Narrow"/>
-          <w:b/>
-          <w:bCs/>
-          <w:sz w:val="16"/>
-          <w:szCs w:val="16"/>
-        </w:rPr>
-        <w:t xml:space="preserve">Artículo 19.- Obligación de los proveedores </w:t>
-      </w:r>
-    </w:p>
-    <w:p>
-      <w:pPr>
-        <w:pStyle w:val="Textonotapie"/>
-        <w:ind w:left="567" w:right="-1"/>
-        <w:jc w:val="both"/>
-        <w:rPr>
-          <w:rFonts w:ascii="Arial Narrow" w:eastAsia="Arial Narrow" w:hAnsi="Arial Narrow" w:cs="Arial Narrow"/>
-          <w:sz w:val="16"/>
-          <w:szCs w:val="16"/>
-        </w:rPr>
-      </w:pPr>
-      <w:r>
-        <w:rPr>
-          <w:rFonts w:ascii="Arial Narrow" w:eastAsia="Arial Narrow" w:hAnsi="Arial Narrow" w:cs="Arial Narrow"/>
-          <w:sz w:val="16"/>
-          <w:szCs w:val="16"/>
-        </w:rPr>
-        <w:t>El proveedor responde por la idoneidad y calidad de los productos y servicios ofrecidos; por la autenticidad de las marcas y leyendas que exhiben sus productos o del signo que respalda al prestador del servicio, por la falta de conformidad entre la publicidad comercial de los productos y servicios y estos, así como por el contenido y la vida útil del producto indicado en el envase, en lo que corresponda.</w:t>
-      </w:r>
-    </w:p>
+    </w:p>
+  </w:footnote>
+  <w:footnote w:id="5">
     <w:p>
       <w:pPr>
         <w:pStyle w:val="Textonotapie"/>
@@ -7197,9 +7280,96 @@
           <w:szCs w:val="16"/>
         </w:rPr>
       </w:pPr>
-    </w:p>
-  </w:footnote>
-  <w:footnote w:id="6">
+      <w:r>
+        <w:rPr>
+          <w:rStyle w:val="Refdenotaalpie"/>
+          <w:rFonts w:ascii="Arial Narrow" w:eastAsia="Arial Narrow" w:hAnsi="Arial Narrow" w:cs="Arial Narrow"/>
+          <w:sz w:val="16"/>
+          <w:szCs w:val="16"/>
+          <w:vertAlign w:val="superscript"/>
+        </w:rPr>
+        <w:footnoteRef/>
+      </w:r>
+      <w:r>
+        <w:rPr>
+          <w:rFonts w:ascii="Arial Narrow" w:eastAsia="Arial Narrow" w:hAnsi="Arial Narrow" w:cs="Arial Narrow"/>
+          <w:sz w:val="16"/>
+          <w:szCs w:val="16"/>
+        </w:rPr>
+        <w:tab/>
+        <w:t xml:space="preserve"/>
+      </w:r>
+      <w:r>
+        <w:rPr>
+          <w:rFonts w:ascii="Arial Narrow" w:eastAsia="Arial Narrow" w:hAnsi="Arial Narrow" w:cs="Arial Narrow"/>
+          <w:sz w:val="16"/>
+          <w:szCs w:val="16"/>
+        </w:rPr>
+        <w:tab/>
+      </w:r>
+      <w:r>
+        <w:rPr>
+          <w:rFonts w:ascii="Arial Narrow" w:eastAsia="Arial Narrow" w:hAnsi="Arial Narrow" w:cs="Arial Narrow"/>
+          <w:b/>
+          <w:bCs/>
+          <w:sz w:val="16"/>
+          <w:szCs w:val="16"/>
+        </w:rPr>
+        <w:t xml:space="preserve">LEY 29571, CÓDIGO DE PROTECCIÓN Y DEFENSA DEL CONSUMIDOR, publicado el 2 de setiembre de 2010 y modificado por Decreto Legislativo 1308 </w:t>
+      </w:r>
+    </w:p>
+    <w:p>
+      <w:pPr>
+        <w:pStyle w:val="Textonotapie"/>
+        <w:ind w:left="567" w:right="-1"/>
+        <w:jc w:val="both"/>
+        <w:rPr>
+          <w:rFonts w:ascii="Arial Narrow" w:eastAsia="Arial Narrow" w:hAnsi="Arial Narrow" w:cs="Arial Narrow"/>
+          <w:b/>
+          <w:bCs/>
+          <w:sz w:val="16"/>
+          <w:szCs w:val="16"/>
+        </w:rPr>
+      </w:pPr>
+      <w:r>
+        <w:rPr>
+          <w:rFonts w:ascii="Arial Narrow" w:eastAsia="Arial Narrow" w:hAnsi="Arial Narrow" w:cs="Arial Narrow"/>
+          <w:b/>
+          <w:bCs/>
+          <w:sz w:val="16"/>
+          <w:szCs w:val="16"/>
+        </w:rPr>
+        <w:t>Artículo 88.- Reclamo de productos o servicios financieros y de seguros</w:t>
+      </w:r>
+    </w:p>
+    <w:p>
+      <w:pPr>
+        <w:pStyle w:val="Textonotapie"/>
+        <w:ind w:left="567" w:right="-1"/>
+        <w:jc w:val="both"/>
+        <w:rPr>
+          <w:rFonts w:ascii="Arial Narrow" w:eastAsia="Arial Narrow" w:hAnsi="Arial Narrow" w:cs="Arial Narrow"/>
+          <w:sz w:val="16"/>
+          <w:szCs w:val="16"/>
+        </w:rPr>
+      </w:pPr>
+      <w:r>
+        <w:rPr>
+          <w:rFonts w:ascii="Arial Narrow" w:eastAsia="Arial Narrow" w:hAnsi="Arial Narrow" w:cs="Arial Narrow"/>
+          <w:sz w:val="16"/>
+          <w:szCs w:val="16"/>
+        </w:rPr>
+        <w:t>88.1 Las entidades del sistema financiero y de seguros, en todas sus oficinas en la República, deben resolver los reclamos en un plazo no mayor de quince días hábiles. Excepcionalmente, la Superintendencia de Banca, Seguros y Administradoras Privadas de Fondos de Pensiones podrá establecer un plazo ampliatorio cuando la naturaleza y complejidad de la operación, producto o servicio materia del reclamo o requerimiento lo justifique, situación que debe ponerse en conocimiento del consumidor antes de la culminación del plazo inicial, sin perjuicio del derecho del consumidor de recurrir directamente ante la Autoridad de Consumo</w:t>
+      </w:r>
+      <w:r>
+        <w:rPr>
+          <w:rFonts w:ascii="Arial Narrow" w:eastAsia="Arial Narrow" w:hAnsi="Arial Narrow" w:cs="Arial Narrow"/>
+          <w:sz w:val="16"/>
+          <w:szCs w:val="16"/>
+        </w:rPr>
+        <w:t xml:space="preserve">. </w:t>
+      </w:r>
+    </w:p>
     <w:p>
       <w:pPr>
         <w:pStyle w:val="Textonotapie"/>
@@ -7216,95 +7386,9 @@
           <w:szCs w:val="16"/>
         </w:rPr>
       </w:pPr>
-      <w:r>
-        <w:rPr>
-          <w:rStyle w:val="Refdenotaalpie"/>
-          <w:rFonts w:ascii="Arial Narrow" w:eastAsia="Arial Narrow" w:hAnsi="Arial Narrow" w:cs="Arial Narrow"/>
-          <w:sz w:val="16"/>
-          <w:szCs w:val="16"/>
-          <w:vertAlign w:val="superscript"/>
-        </w:rPr>
-        <w:footnoteRef/>
-      </w:r>
-      <w:r>
-        <w:rPr>
-          <w:rFonts w:ascii="Arial Narrow" w:eastAsia="Arial Narrow" w:hAnsi="Arial Narrow" w:cs="Arial Narrow"/>
-          <w:sz w:val="16"/>
-          <w:szCs w:val="16"/>
-        </w:rPr>
-        <w:t xml:space="preserve"> </w:t>
-      </w:r>
-      <w:r>
-        <w:rPr>
-          <w:rFonts w:ascii="Arial Narrow" w:eastAsia="Arial Narrow" w:hAnsi="Arial Narrow" w:cs="Arial Narrow"/>
-          <w:sz w:val="16"/>
-          <w:szCs w:val="16"/>
-        </w:rPr>
-        <w:tab/>
-      </w:r>
-      <w:r>
-        <w:rPr>
-          <w:rFonts w:ascii="Arial Narrow" w:eastAsia="Arial Narrow" w:hAnsi="Arial Narrow" w:cs="Arial Narrow"/>
-          <w:b/>
-          <w:bCs/>
-          <w:sz w:val="16"/>
-          <w:szCs w:val="16"/>
-        </w:rPr>
-        <w:t xml:space="preserve">LEY 29571, CÓDIGO DE PROTECCIÓN Y DEFENSA DEL CONSUMIDOR, publicado el 2 de setiembre de 2010 y modificado por Decreto Legislativo 1308 </w:t>
-      </w:r>
-    </w:p>
-    <w:p>
-      <w:pPr>
-        <w:pStyle w:val="Textonotapie"/>
-        <w:ind w:left="567" w:right="-1"/>
-        <w:jc w:val="both"/>
-        <w:rPr>
-          <w:rFonts w:ascii="Arial Narrow" w:eastAsia="Arial Narrow" w:hAnsi="Arial Narrow" w:cs="Arial Narrow"/>
-          <w:b/>
-          <w:bCs/>
-          <w:sz w:val="16"/>
-          <w:szCs w:val="16"/>
-        </w:rPr>
-      </w:pPr>
-      <w:r>
-        <w:rPr>
-          <w:rFonts w:ascii="Arial Narrow" w:eastAsia="Arial Narrow" w:hAnsi="Arial Narrow" w:cs="Arial Narrow"/>
-          <w:b/>
-          <w:bCs/>
-          <w:sz w:val="16"/>
-          <w:szCs w:val="16"/>
-        </w:rPr>
-        <w:t>Artículo 88.- Reclamo de productos o servicios financieros y de seguros</w:t>
-      </w:r>
-    </w:p>
-    <w:p>
-      <w:pPr>
-        <w:pStyle w:val="Textonotapie"/>
-        <w:ind w:left="567" w:right="-1"/>
-        <w:jc w:val="both"/>
-        <w:rPr>
-          <w:rFonts w:ascii="Arial Narrow" w:eastAsia="Arial Narrow" w:hAnsi="Arial Narrow" w:cs="Arial Narrow"/>
-          <w:sz w:val="16"/>
-          <w:szCs w:val="16"/>
-        </w:rPr>
-      </w:pPr>
-      <w:r>
-        <w:rPr>
-          <w:rFonts w:ascii="Arial Narrow" w:eastAsia="Arial Narrow" w:hAnsi="Arial Narrow" w:cs="Arial Narrow"/>
-          <w:sz w:val="16"/>
-          <w:szCs w:val="16"/>
-        </w:rPr>
-        <w:t>88.1 Las entidades del sistema financiero y de seguros, en todas sus oficinas en la República, deben resolver los reclamos en un plazo no mayor de quince días hábiles. Excepcionalmente, la Superintendencia de Banca, Seguros y Administradoras Privadas de Fondos de Pensiones podrá establecer un plazo ampliatorio cuando la naturaleza y complejidad de la operación, producto o servicio materia del reclamo o requerimiento lo justifique, situación que debe ponerse en conocimiento del consumidor antes de la culminación del plazo inicial, sin perjuicio del derecho del consumidor de recurrir directamente ante la Autoridad de Consumo</w:t>
-      </w:r>
-      <w:r>
-        <w:rPr>
-          <w:rFonts w:ascii="Arial Narrow" w:eastAsia="Arial Narrow" w:hAnsi="Arial Narrow" w:cs="Arial Narrow"/>
-          <w:sz w:val="16"/>
-          <w:szCs w:val="16"/>
-        </w:rPr>
-        <w:t xml:space="preserve">. </w:t>
-      </w:r>
-    </w:p>
+    </w:p>
+  </w:footnote>
+  <w:footnote w:id="6">
     <w:p>
       <w:pPr>
         <w:pStyle w:val="Textonotapie"/>
@@ -7315,15 +7399,74 @@
         <w:jc w:val="both"/>
         <w:rPr>
           <w:rFonts w:ascii="Arial Narrow" w:eastAsia="Arial Narrow" w:hAnsi="Arial Narrow" w:cs="Arial Narrow"/>
+          <w:sz w:val="16"/>
+          <w:szCs w:val="16"/>
+        </w:rPr>
+      </w:pPr>
+      <w:r>
+        <w:rPr>
+          <w:rStyle w:val="Refdenotaalpie"/>
+          <w:rFonts w:ascii="Arial Narrow" w:eastAsia="Arial Narrow" w:hAnsi="Arial Narrow" w:cs="Arial Narrow"/>
+          <w:sz w:val="16"/>
+          <w:szCs w:val="16"/>
+          <w:vertAlign w:val="superscript"/>
+        </w:rPr>
+        <w:footnoteRef/>
+      </w:r>
+      <w:r>
+        <w:rPr>
+          <w:rFonts w:ascii="Arial Narrow" w:eastAsia="Arial Narrow" w:hAnsi="Arial Narrow" w:cs="Arial Narrow"/>
+          <w:sz w:val="16"/>
+          <w:szCs w:val="16"/>
+        </w:rPr>
+        <w:tab/>
+        <w:t xml:space="preserve"/>
+      </w:r>
+      <w:r>
+        <w:rPr>
+          <w:rFonts w:ascii="Arial Narrow" w:eastAsia="Arial Narrow" w:hAnsi="Arial Narrow" w:cs="Arial Narrow"/>
+          <w:sz w:val="16"/>
+          <w:szCs w:val="16"/>
+        </w:rPr>
+        <w:tab/>
+      </w:r>
+      <w:r>
+        <w:rPr>
+          <w:rFonts w:ascii="Arial Narrow" w:eastAsia="Arial Narrow" w:hAnsi="Arial Narrow" w:cs="Arial Narrow"/>
           <w:b/>
           <w:bCs/>
           <w:sz w:val="16"/>
           <w:szCs w:val="16"/>
         </w:rPr>
-      </w:pPr>
-    </w:p>
-  </w:footnote>
-  <w:footnote w:id="7">
+        <w:t>LEY SOBRE FACULTADES, NORMAS Y ORGANIZACIÓN DEL INDECOPI, APROBADA POR DECRETO LEGISLATIVO 807 Artículo 24.-</w:t>
+      </w:r>
+      <w:r>
+        <w:rPr>
+          <w:rFonts w:ascii="Arial Narrow" w:eastAsia="Arial Narrow" w:hAnsi="Arial Narrow" w:cs="Arial Narrow"/>
+          <w:sz w:val="16"/>
+          <w:szCs w:val="16"/>
+        </w:rPr>
+        <w:t xml:space="preserve"> El </w:t>
+      </w:r>
+      <w:proofErr w:type="gramStart"/>
+      <w:r>
+        <w:rPr>
+          <w:rFonts w:ascii="Arial Narrow" w:eastAsia="Arial Narrow" w:hAnsi="Arial Narrow" w:cs="Arial Narrow"/>
+          <w:sz w:val="16"/>
+          <w:szCs w:val="16"/>
+        </w:rPr>
+        <w:t>Secretario Técnico</w:t>
+      </w:r>
+      <w:proofErr w:type="gramEnd"/>
+      <w:r>
+        <w:rPr>
+          <w:rFonts w:ascii="Arial Narrow" w:eastAsia="Arial Narrow" w:hAnsi="Arial Narrow" w:cs="Arial Narrow"/>
+          <w:sz w:val="16"/>
+          <w:szCs w:val="16"/>
+        </w:rPr>
+        <w:t xml:space="preserve"> se encargará de la tramitación del procedimiento. Para ello, cuenta con las siguientes facultades:</w:t>
+      </w:r>
+    </w:p>
     <w:p>
       <w:pPr>
         <w:pStyle w:val="Textonotapie"/>
@@ -7340,65 +7483,12 @@
       </w:pPr>
       <w:r>
         <w:rPr>
-          <w:rStyle w:val="Refdenotaalpie"/>
-          <w:rFonts w:ascii="Arial Narrow" w:eastAsia="Arial Narrow" w:hAnsi="Arial Narrow" w:cs="Arial Narrow"/>
-          <w:sz w:val="16"/>
-          <w:szCs w:val="16"/>
-          <w:vertAlign w:val="superscript"/>
-        </w:rPr>
-        <w:footnoteRef/>
-      </w:r>
-      <w:r>
-        <w:rPr>
-          <w:rFonts w:ascii="Arial Narrow" w:eastAsia="Arial Narrow" w:hAnsi="Arial Narrow" w:cs="Arial Narrow"/>
-          <w:sz w:val="16"/>
-          <w:szCs w:val="16"/>
-        </w:rPr>
-        <w:t xml:space="preserve"> </w:t>
-      </w:r>
-      <w:r>
-        <w:rPr>
           <w:rFonts w:ascii="Arial Narrow" w:eastAsia="Arial Narrow" w:hAnsi="Arial Narrow" w:cs="Arial Narrow"/>
           <w:sz w:val="16"/>
           <w:szCs w:val="16"/>
         </w:rPr>
         <w:tab/>
-      </w:r>
-      <w:r>
-        <w:rPr>
-          <w:rFonts w:ascii="Arial Narrow" w:eastAsia="Arial Narrow" w:hAnsi="Arial Narrow" w:cs="Arial Narrow"/>
-          <w:b/>
-          <w:bCs/>
-          <w:sz w:val="16"/>
-          <w:szCs w:val="16"/>
-        </w:rPr>
-        <w:t>LEY SOBRE FACULTADES, NORMAS Y ORGANIZACIÓN DEL INDECOPI, APROBADA POR DECRETO LEGISLATIVO 807 Artículo 24.-</w:t>
-      </w:r>
-      <w:r>
-        <w:rPr>
-          <w:rFonts w:ascii="Arial Narrow" w:eastAsia="Arial Narrow" w:hAnsi="Arial Narrow" w:cs="Arial Narrow"/>
-          <w:sz w:val="16"/>
-          <w:szCs w:val="16"/>
-        </w:rPr>
-        <w:t xml:space="preserve"> El </w:t>
-      </w:r>
-      <w:proofErr w:type="gramStart"/>
-      <w:r>
-        <w:rPr>
-          <w:rFonts w:ascii="Arial Narrow" w:eastAsia="Arial Narrow" w:hAnsi="Arial Narrow" w:cs="Arial Narrow"/>
-          <w:sz w:val="16"/>
-          <w:szCs w:val="16"/>
-        </w:rPr>
-        <w:t>Secretario Técnico</w:t>
-      </w:r>
-      <w:proofErr w:type="gramEnd"/>
-      <w:r>
-        <w:rPr>
-          <w:rFonts w:ascii="Arial Narrow" w:eastAsia="Arial Narrow" w:hAnsi="Arial Narrow" w:cs="Arial Narrow"/>
-          <w:sz w:val="16"/>
-          <w:szCs w:val="16"/>
-        </w:rPr>
-        <w:t xml:space="preserve"> se encargará de la tramitación del procedimiento. Para ello, cuenta con las siguientes facultades:</w:t>
+        <w:t xml:space="preserve">(...) </w:t>
       </w:r>
     </w:p>
     <w:p>
@@ -7422,7 +7512,7 @@
           <w:szCs w:val="16"/>
         </w:rPr>
         <w:tab/>
-        <w:t xml:space="preserve">(...) </w:t>
+        <w:t xml:space="preserve">c) Admitir denuncias a trámite, en aquellos casos en que la Comisión le haya delegado esta facultad. </w:t>
       </w:r>
     </w:p>
     <w:p>
@@ -7446,7 +7536,7 @@
           <w:szCs w:val="16"/>
         </w:rPr>
         <w:tab/>
-        <w:t xml:space="preserve">c) Admitir denuncias a trámite, en aquellos casos en que la Comisión le haya delegado esta facultad. </w:t>
+        <w:t>(...).</w:t>
       </w:r>
     </w:p>
     <w:p>
@@ -7463,6 +7553,33 @@
           <w:szCs w:val="16"/>
         </w:rPr>
       </w:pPr>
+    </w:p>
+  </w:footnote>
+  <w:footnote w:id="7">
+    <w:p>
+      <w:pPr>
+        <w:pStyle w:val="Textonotapie"/>
+        <w:tabs>
+          <w:tab w:val="left" w:pos="567"/>
+        </w:tabs>
+        <w:ind w:left="567" w:hanging="567"/>
+        <w:jc w:val="both"/>
+        <w:rPr>
+          <w:rFonts w:ascii="Arial Narrow" w:eastAsia="Arial Narrow" w:hAnsi="Arial Narrow" w:cs="Arial Narrow"/>
+          <w:sz w:val="16"/>
+          <w:szCs w:val="16"/>
+        </w:rPr>
+      </w:pPr>
+      <w:r>
+        <w:rPr>
+          <w:rStyle w:val="Refdenotaalpie"/>
+          <w:rFonts w:ascii="Arial Narrow" w:eastAsia="Arial Narrow" w:hAnsi="Arial Narrow" w:cs="Arial Narrow"/>
+          <w:sz w:val="16"/>
+          <w:szCs w:val="16"/>
+          <w:vertAlign w:val="superscript"/>
+        </w:rPr>
+        <w:footnoteRef/>
+      </w:r>
       <w:r>
         <w:rPr>
           <w:rFonts w:ascii="Arial Narrow" w:eastAsia="Arial Narrow" w:hAnsi="Arial Narrow" w:cs="Arial Narrow"/>
@@ -7470,9 +7587,679 @@
           <w:szCs w:val="16"/>
         </w:rPr>
         <w:tab/>
-        <w:t>(...).</w:t>
-      </w:r>
-    </w:p>
+        <w:t xml:space="preserve"/>
+      </w:r>
+      <w:r>
+        <w:rPr>
+          <w:rFonts w:ascii="Arial Narrow" w:eastAsia="Arial Narrow" w:hAnsi="Arial Narrow" w:cs="Arial Narrow"/>
+          <w:sz w:val="16"/>
+          <w:szCs w:val="16"/>
+        </w:rPr>
+        <w:tab/>
+        <w:t xml:space="preserve">El número de trabajadores se atenderá siempre que la empresa haya sido constituida antes de la vigencia de la Ley 30056, publicada el 2 de julio de 2013, que modificó el artículo 5 del Texto Único Ordenado de la Ley de Promoción de la Competitividad, Formalización y Desarrollo de la Micro y Pequeña Empresa y de Acceso al Empleo Decente (LEY MYPE). Ello, en la medida que la Tercera Disposición Complementaria Transitoria de la norma modificatoria precisa que las empresas constituidas antes de la </w:t>
+      </w:r>
+      <w:proofErr w:type="gramStart"/>
+      <w:r>
+        <w:rPr>
+          <w:rFonts w:ascii="Arial Narrow" w:eastAsia="Arial Narrow" w:hAnsi="Arial Narrow" w:cs="Arial Narrow"/>
+          <w:sz w:val="16"/>
+          <w:szCs w:val="16"/>
+        </w:rPr>
+        <w:t>entrada en vigencia</w:t>
+      </w:r>
+      <w:proofErr w:type="gramEnd"/>
+      <w:r>
+        <w:rPr>
+          <w:rFonts w:ascii="Arial Narrow" w:eastAsia="Arial Narrow" w:hAnsi="Arial Narrow" w:cs="Arial Narrow"/>
+          <w:sz w:val="16"/>
+          <w:szCs w:val="16"/>
+        </w:rPr>
+        <w:t xml:space="preserve"> de dicha Ley se rigen por los requisitos de acogimiento al régimen de las micro y pequeñas empresas regulados en el Decreto Legislativo 1086.</w:t>
+      </w:r>
+    </w:p>
+    <w:p>
+      <w:pPr>
+        <w:pStyle w:val="Textonotapie"/>
+        <w:ind w:left="567" w:hanging="567"/>
+        <w:jc w:val="both"/>
+        <w:rPr>
+          <w:rFonts w:ascii="Arial Narrow" w:eastAsia="Arial Narrow" w:hAnsi="Arial Narrow" w:cs="Arial Narrow"/>
+          <w:sz w:val="16"/>
+          <w:szCs w:val="16"/>
+        </w:rPr>
+      </w:pPr>
+    </w:p>
+  </w:footnote>
+  <w:footnote w:id="8">
+    <w:p>
+      <w:pPr>
+        <w:pStyle w:val="Textonotapie"/>
+        <w:tabs>
+          <w:tab w:val="left" w:pos="567"/>
+        </w:tabs>
+        <w:ind w:left="567" w:hanging="567"/>
+        <w:jc w:val="both"/>
+        <w:rPr>
+          <w:rFonts w:ascii="Arial Narrow" w:eastAsia="Arial Narrow" w:hAnsi="Arial Narrow" w:cs="Arial Narrow"/>
+          <w:sz w:val="16"/>
+          <w:szCs w:val="16"/>
+        </w:rPr>
+      </w:pPr>
+      <w:r>
+        <w:rPr>
+          <w:rStyle w:val="Refdenotaalpie"/>
+          <w:rFonts w:ascii="Arial Narrow" w:eastAsia="Arial Narrow" w:hAnsi="Arial Narrow" w:cs="Arial Narrow"/>
+          <w:sz w:val="16"/>
+          <w:szCs w:val="16"/>
+          <w:vertAlign w:val="superscript"/>
+        </w:rPr>
+        <w:footnoteRef/>
+      </w:r>
+      <w:r>
+        <w:rPr>
+          <w:rFonts w:ascii="Arial Narrow" w:eastAsia="Arial Narrow" w:hAnsi="Arial Narrow" w:cs="Arial Narrow"/>
+          <w:sz w:val="16"/>
+          <w:szCs w:val="16"/>
+        </w:rPr>
+        <w:tab/>
+        <w:t xml:space="preserve"/>
+      </w:r>
+      <w:r>
+        <w:rPr>
+          <w:rFonts w:ascii="Arial Narrow" w:eastAsia="Arial Narrow" w:hAnsi="Arial Narrow" w:cs="Arial Narrow"/>
+          <w:sz w:val="16"/>
+          <w:szCs w:val="16"/>
+        </w:rPr>
+        <w:tab/>
+      </w:r>
+      <w:r>
+        <w:rPr>
+          <w:rFonts w:ascii="Arial Narrow" w:eastAsia="Arial Narrow" w:hAnsi="Arial Narrow" w:cs="Arial Narrow"/>
+          <w:b/>
+          <w:sz w:val="16"/>
+          <w:szCs w:val="16"/>
+        </w:rPr>
+        <w:t>LEY 29571, CÓDIGO DE PROTECCIÓN Y DEFENSA DEL CONSUMIDOR</w:t>
+      </w:r>
+      <w:r>
+        <w:rPr>
+          <w:rFonts w:ascii="Arial Narrow" w:eastAsia="Arial Narrow" w:hAnsi="Arial Narrow" w:cs="Arial Narrow"/>
+          <w:b/>
+          <w:bCs/>
+          <w:sz w:val="16"/>
+          <w:szCs w:val="16"/>
+        </w:rPr>
+        <w:t xml:space="preserve">, </w:t>
+      </w:r>
+      <w:r>
+        <w:rPr>
+          <w:rFonts w:ascii="Arial Narrow" w:eastAsia="Arial Narrow" w:hAnsi="Arial Narrow" w:cs="Arial Narrow"/>
+          <w:b/>
+          <w:sz w:val="16"/>
+          <w:szCs w:val="16"/>
+        </w:rPr>
+        <w:t>publicado el 2 de setiembre de 2010 y modificado por Decreto Legislativo 1308</w:t>
+      </w:r>
+    </w:p>
+    <w:p>
+      <w:pPr>
+        <w:pStyle w:val="Textonotapie"/>
+        <w:ind w:left="567" w:hanging="567"/>
+        <w:jc w:val="both"/>
+        <w:rPr>
+          <w:rFonts w:ascii="Arial Narrow" w:eastAsia="Arial Narrow" w:hAnsi="Arial Narrow" w:cs="Arial Narrow"/>
+          <w:b/>
+          <w:bCs/>
+          <w:sz w:val="16"/>
+          <w:szCs w:val="16"/>
+        </w:rPr>
+      </w:pPr>
+      <w:r>
+        <w:rPr>
+          <w:rFonts w:ascii="Arial Narrow" w:eastAsia="Arial Narrow" w:hAnsi="Arial Narrow" w:cs="Arial Narrow"/>
+          <w:sz w:val="16"/>
+          <w:szCs w:val="16"/>
+        </w:rPr>
+        <w:tab/>
+      </w:r>
+      <w:r>
+        <w:rPr>
+          <w:rFonts w:ascii="Arial Narrow" w:eastAsia="Arial Narrow" w:hAnsi="Arial Narrow" w:cs="Arial Narrow"/>
+          <w:b/>
+          <w:bCs/>
+          <w:sz w:val="16"/>
+          <w:szCs w:val="16"/>
+        </w:rPr>
+        <w:t>Artículo 110.- Sanciones Administrativas</w:t>
+      </w:r>
+    </w:p>
+    <w:p>
+      <w:pPr>
+        <w:autoSpaceDE w:val="0"/>
+        <w:autoSpaceDN w:val="0"/>
+        <w:adjustRightInd w:val="0"/>
+        <w:spacing w:after="0" w:line="240" w:lineRule="auto"/>
+        <w:ind w:left="567"/>
+        <w:jc w:val="both"/>
+        <w:rPr>
+          <w:rFonts w:ascii="Arial Narrow" w:eastAsia="Arial Narrow" w:hAnsi="Arial Narrow" w:cs="Arial Narrow"/>
+          <w:sz w:val="16"/>
+          <w:szCs w:val="16"/>
+          <w:lang w:eastAsia="es-PE"/>
+        </w:rPr>
+      </w:pPr>
+      <w:r>
+        <w:rPr>
+          <w:rFonts w:ascii="Arial Narrow" w:eastAsia="Arial Narrow" w:hAnsi="Arial Narrow" w:cs="Arial Narrow"/>
+          <w:sz w:val="16"/>
+          <w:szCs w:val="16"/>
+          <w:lang w:eastAsia="es-PE"/>
+        </w:rPr>
+        <w:t>(…)</w:t>
+      </w:r>
+    </w:p>
+    <w:p>
+      <w:pPr>
+        <w:autoSpaceDE w:val="0"/>
+        <w:autoSpaceDN w:val="0"/>
+        <w:adjustRightInd w:val="0"/>
+        <w:spacing w:after="0" w:line="240" w:lineRule="auto"/>
+        <w:ind w:left="567"/>
+        <w:jc w:val="both"/>
+        <w:rPr>
+          <w:rFonts w:ascii="Arial Narrow" w:eastAsia="Arial Narrow" w:hAnsi="Arial Narrow" w:cs="Arial Narrow"/>
+          <w:sz w:val="16"/>
+          <w:szCs w:val="16"/>
+          <w:lang w:eastAsia="es-PE"/>
+        </w:rPr>
+      </w:pPr>
+      <w:r>
+        <w:rPr>
+          <w:rFonts w:ascii="Arial Narrow" w:eastAsia="Arial Narrow" w:hAnsi="Arial Narrow" w:cs="Arial Narrow"/>
+          <w:sz w:val="16"/>
+          <w:szCs w:val="16"/>
+          <w:lang w:eastAsia="es-PE"/>
+        </w:rPr>
+        <w:t>En el caso de las microempresas, la multa no puede superar el diez por ciento (10%) de las ventas o ingresos brutos percibidos por el infractor, relativos a todas sus actividades económicas, correspondientes al ejercicio inmediato anterior al de la expedición de la resolución de primera instancia, siempre que se haya acreditado dichos ingresos, no se encuentre en una situación de reincidencia y el caso no verse sobre la vida, salud o integridad de los consumidores. Para el caso de las pequeñas empresas, la multa no puede superar el veinte por ciento (20%) de las ventas o ingresos brutos percibidos por el infractor, conforme a los requisitos señalados anteriormente.</w:t>
+      </w:r>
+    </w:p>
+    <w:p>
+      <w:pPr>
+        <w:autoSpaceDE w:val="0"/>
+        <w:autoSpaceDN w:val="0"/>
+        <w:adjustRightInd w:val="0"/>
+        <w:spacing w:after="0" w:line="240" w:lineRule="auto"/>
+        <w:ind w:left="567"/>
+        <w:jc w:val="both"/>
+        <w:rPr>
+          <w:rFonts w:ascii="Arial Narrow" w:eastAsia="Arial Narrow" w:hAnsi="Arial Narrow" w:cs="Arial Narrow"/>
+          <w:sz w:val="16"/>
+          <w:szCs w:val="16"/>
+          <w:lang w:eastAsia="es-PE"/>
+        </w:rPr>
+      </w:pPr>
+      <w:r>
+        <w:rPr>
+          <w:rFonts w:ascii="Arial Narrow" w:eastAsia="Arial Narrow" w:hAnsi="Arial Narrow" w:cs="Arial Narrow"/>
+          <w:sz w:val="16"/>
+          <w:szCs w:val="16"/>
+          <w:lang w:eastAsia="es-PE"/>
+        </w:rPr>
+        <w:t>(…).</w:t>
+      </w:r>
+    </w:p>
+    <w:p>
+      <w:pPr>
+        <w:pStyle w:val="Textonotapie"/>
+        <w:ind w:left="567" w:hanging="567"/>
+        <w:jc w:val="both"/>
+        <w:rPr>
+          <w:rFonts w:ascii="Arial Narrow" w:eastAsia="Arial Narrow" w:hAnsi="Arial Narrow" w:cs="Arial Narrow"/>
+          <w:sz w:val="16"/>
+          <w:szCs w:val="16"/>
+        </w:rPr>
+      </w:pPr>
+    </w:p>
+  </w:footnote>
+  <w:footnote w:id="9">
+    <w:p>
+      <w:pPr>
+        <w:pStyle w:val="Textonotapie"/>
+        <w:tabs>
+          <w:tab w:val="left" w:pos="567"/>
+        </w:tabs>
+        <w:ind w:left="567" w:hanging="567"/>
+        <w:jc w:val="both"/>
+        <w:rPr>
+          <w:rFonts w:ascii="Arial Narrow" w:eastAsia="Arial Narrow" w:hAnsi="Arial Narrow" w:cs="Arial Narrow"/>
+          <w:sz w:val="16"/>
+          <w:szCs w:val="16"/>
+        </w:rPr>
+      </w:pPr>
+      <w:r>
+        <w:rPr>
+          <w:rStyle w:val="Refdenotaalpie"/>
+          <w:rFonts w:ascii="Arial Narrow" w:eastAsia="Arial Narrow" w:hAnsi="Arial Narrow" w:cs="Arial Narrow"/>
+          <w:sz w:val="16"/>
+          <w:szCs w:val="16"/>
+          <w:vertAlign w:val="superscript"/>
+        </w:rPr>
+        <w:footnoteRef/>
+      </w:r>
+      <w:r>
+        <w:rPr>
+          <w:rFonts w:ascii="Arial Narrow" w:eastAsia="Arial Narrow" w:hAnsi="Arial Narrow" w:cs="Arial Narrow"/>
+          <w:sz w:val="16"/>
+          <w:szCs w:val="16"/>
+        </w:rPr>
+        <w:tab/>
+      </w:r>
+      <w:r>
+        <w:rPr>
+          <w:rFonts w:ascii="Arial Narrow" w:eastAsia="Arial Narrow" w:hAnsi="Arial Narrow" w:cs="Arial Narrow"/>
+          <w:b/>
+          <w:bCs/>
+          <w:sz w:val="16"/>
+          <w:szCs w:val="16"/>
+        </w:rPr>
+        <w:t xml:space="preserve">DECRETO LEGISLATIVO 807, LEY SOBRE FACULTADES, NORMAS Y ORGANIZACIÓN DEL INDECOPI, publicado el 18 de abril de 1996</w:t>
+      </w:r>
+    </w:p>
+    <w:p>
+      <w:pPr>
+        <w:pStyle w:val="Textonotapie"/>
+        <w:ind w:left="567" w:hanging="567"/>
+        <w:jc w:val="both"/>
+        <w:rPr>
+          <w:rFonts w:ascii="Arial Narrow" w:eastAsia="Arial Narrow" w:hAnsi="Arial Narrow" w:cs="Arial Narrow"/>
+          <w:sz w:val="16"/>
+          <w:szCs w:val="16"/>
+        </w:rPr>
+      </w:pPr>
+      <w:r>
+        <w:rPr>
+          <w:rFonts w:ascii="Arial Narrow" w:eastAsia="Arial Narrow" w:hAnsi="Arial Narrow" w:cs="Arial Narrow"/>
+          <w:sz w:val="16"/>
+          <w:szCs w:val="16"/>
+        </w:rPr>
+        <w:tab/>
+      </w:r>
+      <w:r>
+        <w:rPr>
+          <w:rFonts w:ascii="Arial Narrow" w:eastAsia="Arial Narrow" w:hAnsi="Arial Narrow" w:cs="Arial Narrow"/>
+          <w:b/>
+          <w:bCs/>
+          <w:sz w:val="16"/>
+          <w:szCs w:val="16"/>
+        </w:rPr>
+        <w:t xml:space="preserve">Artículo 26.-</w:t>
+      </w:r>
+      <w:r>
+        <w:rPr>
+          <w:rFonts w:ascii="Arial Narrow" w:eastAsia="Arial Narrow" w:hAnsi="Arial Narrow" w:cs="Arial Narrow"/>
+          <w:sz w:val="16"/>
+          <w:szCs w:val="16"/>
+        </w:rPr>
+        <w:t xml:space="preserve"> Una vez admitida a trámite la denuncia, se correrá traslado de la misma al denunciado, a fin de que éste presente su descargo. El plazo para la presentación del descargo será de cinco (5) días contados desde la notificación, vencido el cual, el Secretario Técnico declarará en rebeldía al denunciado que no lo hubiera presentado.</w:t>
+      </w:r>
+    </w:p>
+    <w:p>
+      <w:pPr>
+        <w:pStyle w:val="Textonotapie"/>
+        <w:ind w:left="567" w:hanging="567"/>
+        <w:jc w:val="both"/>
+        <w:rPr>
+          <w:rFonts w:ascii="Arial Narrow" w:eastAsia="Arial Narrow" w:hAnsi="Arial Narrow" w:cs="Arial Narrow"/>
+          <w:sz w:val="16"/>
+          <w:szCs w:val="16"/>
+        </w:rPr>
+      </w:pPr>
+    </w:p>
+  </w:footnote>
+  <w:footnote w:id="10">
+    <w:p>
+      <w:pPr>
+        <w:pStyle w:val="Textonotapie"/>
+        <w:tabs>
+          <w:tab w:val="left" w:pos="567"/>
+        </w:tabs>
+        <w:ind w:left="567" w:hanging="567"/>
+        <w:jc w:val="both"/>
+        <w:rPr>
+          <w:rFonts w:ascii="Arial Narrow" w:eastAsia="Arial Narrow" w:hAnsi="Arial Narrow" w:cs="Arial Narrow"/>
+          <w:sz w:val="16"/>
+          <w:szCs w:val="16"/>
+        </w:rPr>
+      </w:pPr>
+      <w:r>
+        <w:rPr>
+          <w:rStyle w:val="Refdenotaalpie"/>
+          <w:rFonts w:ascii="Arial Narrow" w:eastAsia="Arial Narrow" w:hAnsi="Arial Narrow" w:cs="Arial Narrow"/>
+          <w:sz w:val="16"/>
+          <w:szCs w:val="16"/>
+          <w:vertAlign w:val="superscript"/>
+        </w:rPr>
+        <w:footnoteRef/>
+      </w:r>
+      <w:r>
+        <w:rPr>
+          <w:rFonts w:ascii="Arial Narrow" w:eastAsia="Arial Narrow" w:hAnsi="Arial Narrow" w:cs="Arial Narrow"/>
+          <w:sz w:val="16"/>
+          <w:szCs w:val="16"/>
+        </w:rPr>
+        <w:tab/>
+      </w:r>
+      <w:r>
+        <w:rPr>
+          <w:rFonts w:ascii="Arial Narrow" w:eastAsia="Arial Narrow" w:hAnsi="Arial Narrow" w:cs="Arial Narrow"/>
+          <w:b/>
+          <w:bCs/>
+          <w:sz w:val="16"/>
+          <w:szCs w:val="16"/>
+        </w:rPr>
+        <w:t xml:space="preserve">DECRETO SUPREMO 006-2026-JUS, TEXTO ÚNICO ORDENADO DE LA LEY 27444, LEY DEL PROCEDIMIENTO ADMINISTRATIVO GENERAL, publicado el 30 de abril de 2026</w:t>
+      </w:r>
+    </w:p>
+    <w:p>
+      <w:pPr>
+        <w:pStyle w:val="Textonotapie"/>
+        <w:ind w:left="567" w:hanging="567"/>
+        <w:jc w:val="both"/>
+        <w:rPr>
+          <w:rFonts w:ascii="Arial Narrow" w:eastAsia="Arial Narrow" w:hAnsi="Arial Narrow" w:cs="Arial Narrow"/>
+          <w:sz w:val="16"/>
+          <w:szCs w:val="16"/>
+        </w:rPr>
+      </w:pPr>
+      <w:r>
+        <w:rPr>
+          <w:rFonts w:ascii="Arial Narrow" w:eastAsia="Arial Narrow" w:hAnsi="Arial Narrow" w:cs="Arial Narrow"/>
+          <w:sz w:val="16"/>
+          <w:szCs w:val="16"/>
+        </w:rPr>
+        <w:tab/>
+      </w:r>
+      <w:r>
+        <w:rPr>
+          <w:rFonts w:ascii="Arial Narrow" w:eastAsia="Arial Narrow" w:hAnsi="Arial Narrow" w:cs="Arial Narrow"/>
+          <w:b/>
+          <w:bCs/>
+          <w:sz w:val="16"/>
+          <w:szCs w:val="16"/>
+        </w:rPr>
+        <w:t xml:space="preserve">Artículo 223.- Contestación de la reclamación</w:t>
+      </w:r>
+    </w:p>
+    <w:p>
+      <w:pPr>
+        <w:pStyle w:val="Textonotapie"/>
+        <w:ind w:left="567" w:hanging="567"/>
+        <w:jc w:val="both"/>
+        <w:rPr>
+          <w:rFonts w:ascii="Arial Narrow" w:eastAsia="Arial Narrow" w:hAnsi="Arial Narrow" w:cs="Arial Narrow"/>
+          <w:sz w:val="16"/>
+          <w:szCs w:val="16"/>
+        </w:rPr>
+      </w:pPr>
+      <w:r>
+        <w:rPr>
+          <w:rFonts w:ascii="Arial Narrow" w:eastAsia="Arial Narrow" w:hAnsi="Arial Narrow" w:cs="Arial Narrow"/>
+          <w:sz w:val="16"/>
+          <w:szCs w:val="16"/>
+        </w:rPr>
+        <w:tab/>
+      </w:r>
+      <w:r>
+        <w:rPr>
+          <w:rFonts w:ascii="Arial Narrow" w:eastAsia="Arial Narrow" w:hAnsi="Arial Narrow" w:cs="Arial Narrow"/>
+          <w:sz w:val="16"/>
+          <w:szCs w:val="16"/>
+        </w:rPr>
+        <w:t xml:space="preserve">223.1 El reclamado deberá presentar la contestación de la reclamación dentro de los quince (15) días posteriores a la notificación de ésta; vencido este plazo, la Administración declarará en rebeldía al reclamado que no la hubiera presentado. La contestación deberá contener los requisitos de los escritos previstos en el artículo 113 de la presente Ley, así como la absolución de todos los asuntos controvertidos de hecho y de derecho, Las alegaciones y los hechos relevantes de la reclamación, salvo que hayan sido específicamente negadas en la contestación, se tendrán por aceptadas o merituadas como ciertas.</w:t>
+      </w:r>
+    </w:p>
+    <w:p>
+      <w:pPr>
+        <w:pStyle w:val="Textonotapie"/>
+        <w:ind w:left="567" w:hanging="567"/>
+        <w:jc w:val="both"/>
+        <w:rPr>
+          <w:rFonts w:ascii="Arial Narrow" w:eastAsia="Arial Narrow" w:hAnsi="Arial Narrow" w:cs="Arial Narrow"/>
+          <w:sz w:val="16"/>
+          <w:szCs w:val="16"/>
+        </w:rPr>
+      </w:pPr>
+    </w:p>
+  </w:footnote>
+  <w:footnote w:id="11">
+    <w:p>
+      <w:pPr>
+        <w:tabs>
+          <w:tab w:val="left" w:pos="567"/>
+        </w:tabs>
+        <w:spacing w:after="0" w:line="240" w:lineRule="auto"/>
+        <w:ind w:left="567" w:hanging="567"/>
+        <w:jc w:val="both"/>
+        <w:rPr>
+          <w:rFonts w:ascii="Arial Narrow" w:eastAsia="Arial Narrow" w:hAnsi="Arial Narrow" w:cs="Arial Narrow"/>
+          <w:sz w:val="16"/>
+          <w:szCs w:val="16"/>
+        </w:rPr>
+      </w:pPr>
+      <w:r>
+        <w:rPr>
+          <w:rStyle w:val="Refdenotaalpie"/>
+          <w:rFonts w:ascii="Arial Narrow" w:eastAsia="Arial Narrow" w:hAnsi="Arial Narrow" w:cs="Arial Narrow"/>
+          <w:sz w:val="16"/>
+          <w:szCs w:val="16"/>
+          <w:vertAlign w:val="superscript"/>
+        </w:rPr>
+        <w:footnoteRef/>
+      </w:r>
+      <w:r>
+        <w:rPr>
+          <w:rFonts w:ascii="Arial Narrow" w:eastAsia="Arial Narrow" w:hAnsi="Arial Narrow" w:cs="Arial Narrow"/>
+          <w:sz w:val="16"/>
+          <w:szCs w:val="16"/>
+          <w:vertAlign w:val="superscript"/>
+        </w:rPr>
+        <w:tab/>
+        <w:t xml:space="preserve"/>
+      </w:r>
+      <w:r>
+        <w:rPr>
+          <w:rFonts w:ascii="Arial Narrow" w:eastAsia="Arial Narrow" w:hAnsi="Arial Narrow" w:cs="Arial Narrow"/>
+          <w:sz w:val="16"/>
+          <w:szCs w:val="16"/>
+        </w:rPr>
+        <w:t xml:space="preserve"> </w:t>
+      </w:r>
+      <w:r>
+        <w:rPr>
+          <w:rFonts w:ascii="Arial Narrow" w:eastAsia="Arial Narrow" w:hAnsi="Arial Narrow" w:cs="Arial Narrow"/>
+          <w:sz w:val="16"/>
+          <w:szCs w:val="16"/>
+        </w:rPr>
+        <w:tab/>
+      </w:r>
+      <w:r>
+        <w:rPr>
+          <w:rFonts w:ascii="Arial Narrow" w:eastAsia="Arial Narrow" w:hAnsi="Arial Narrow" w:cs="Arial Narrow"/>
+          <w:b/>
+          <w:sz w:val="16"/>
+          <w:szCs w:val="16"/>
+        </w:rPr>
+        <w:t>LEY 29571, CÓDIGO DE PROTECCIÓN Y DEFENSA DEL CONSUMIDOR</w:t>
+      </w:r>
+      <w:r>
+        <w:rPr>
+          <w:rFonts w:ascii="Arial Narrow" w:eastAsia="Arial Narrow" w:hAnsi="Arial Narrow" w:cs="Arial Narrow"/>
+          <w:b/>
+          <w:bCs/>
+          <w:sz w:val="16"/>
+          <w:szCs w:val="16"/>
+        </w:rPr>
+        <w:t xml:space="preserve">, </w:t>
+      </w:r>
+      <w:r>
+        <w:rPr>
+          <w:rFonts w:ascii="Arial Narrow" w:eastAsia="Arial Narrow" w:hAnsi="Arial Narrow" w:cs="Arial Narrow"/>
+          <w:b/>
+          <w:sz w:val="16"/>
+          <w:szCs w:val="16"/>
+        </w:rPr>
+        <w:t>publicado el 2 de setiembre de 2010 y modificado por Decreto Legislativo 1308</w:t>
+      </w:r>
+    </w:p>
+    <w:p>
+      <w:pPr>
+        <w:spacing w:after="0" w:line="240" w:lineRule="auto"/>
+        <w:ind w:left="567" w:hanging="567"/>
+        <w:jc w:val="both"/>
+        <w:rPr>
+          <w:rFonts w:ascii="Arial Narrow" w:eastAsia="Arial Narrow" w:hAnsi="Arial Narrow" w:cs="Arial Narrow"/>
+          <w:b/>
+          <w:sz w:val="16"/>
+          <w:szCs w:val="16"/>
+        </w:rPr>
+      </w:pPr>
+      <w:r>
+        <w:rPr>
+          <w:rFonts w:ascii="Arial Narrow" w:eastAsia="Arial Narrow" w:hAnsi="Arial Narrow" w:cs="Arial Narrow"/>
+          <w:b/>
+          <w:sz w:val="16"/>
+          <w:szCs w:val="16"/>
+        </w:rPr>
+        <w:tab/>
+        <w:t>Artículo 110.- Sanciones administrativas</w:t>
+      </w:r>
+    </w:p>
+    <w:p>
+      <w:pPr>
+        <w:spacing w:after="0" w:line="240" w:lineRule="auto"/>
+        <w:ind w:left="567"/>
+        <w:jc w:val="both"/>
+        <w:rPr>
+          <w:rFonts w:ascii="Arial Narrow" w:eastAsia="Arial Narrow" w:hAnsi="Arial Narrow" w:cs="Arial Narrow"/>
+          <w:sz w:val="16"/>
+          <w:szCs w:val="16"/>
+        </w:rPr>
+      </w:pPr>
+      <w:r>
+        <w:rPr>
+          <w:rFonts w:ascii="Arial Narrow" w:eastAsia="Arial Narrow" w:hAnsi="Arial Narrow" w:cs="Arial Narrow"/>
+          <w:sz w:val="16"/>
+          <w:szCs w:val="16"/>
+        </w:rPr>
+        <w:t>El órgano resolutivo puede sancionar las infracciones administrativas a que se refiere el artículo 108 con amonestación y multas de hasta cuatrocientos cincuenta (450) Unidades Impositivas Tributarias (UIT), las cuales son calificadas de la siguiente manera:</w:t>
+      </w:r>
+    </w:p>
+    <w:p>
+      <w:pPr>
+        <w:numPr>
+          <w:ilvl w:val="0"/>
+          <w:numId w:val="2"/>
+        </w:numPr>
+        <w:spacing w:after="0" w:line="240" w:lineRule="auto"/>
+        <w:ind w:left="426" w:firstLine="141"/>
+        <w:jc w:val="both"/>
+        <w:rPr>
+          <w:rFonts w:ascii="Arial Narrow" w:eastAsia="Arial Narrow" w:hAnsi="Arial Narrow" w:cs="Arial Narrow"/>
+          <w:sz w:val="16"/>
+          <w:szCs w:val="16"/>
+        </w:rPr>
+      </w:pPr>
+      <w:r>
+        <w:rPr>
+          <w:rFonts w:ascii="Arial Narrow" w:eastAsia="Arial Narrow" w:hAnsi="Arial Narrow" w:cs="Arial Narrow"/>
+          <w:sz w:val="16"/>
+          <w:szCs w:val="16"/>
+        </w:rPr>
+        <w:t>Infracciones leves, con una amonestación o con una multa de hasta cincuenta (50) UIT.</w:t>
+      </w:r>
+    </w:p>
+    <w:p>
+      <w:pPr>
+        <w:numPr>
+          <w:ilvl w:val="0"/>
+          <w:numId w:val="2"/>
+        </w:numPr>
+        <w:spacing w:after="0" w:line="240" w:lineRule="auto"/>
+        <w:ind w:left="426" w:firstLine="141"/>
+        <w:jc w:val="both"/>
+        <w:rPr>
+          <w:rFonts w:ascii="Arial Narrow" w:eastAsia="Arial Narrow" w:hAnsi="Arial Narrow" w:cs="Arial Narrow"/>
+          <w:sz w:val="16"/>
+          <w:szCs w:val="16"/>
+        </w:rPr>
+      </w:pPr>
+      <w:r>
+        <w:rPr>
+          <w:rFonts w:ascii="Arial Narrow" w:eastAsia="Arial Narrow" w:hAnsi="Arial Narrow" w:cs="Arial Narrow"/>
+          <w:sz w:val="16"/>
+          <w:szCs w:val="16"/>
+        </w:rPr>
+        <w:t>Infracciones graves, con una multa de hasta ciento cincuenta (150) UIT.</w:t>
+      </w:r>
+    </w:p>
+    <w:p>
+      <w:pPr>
+        <w:numPr>
+          <w:ilvl w:val="0"/>
+          <w:numId w:val="2"/>
+        </w:numPr>
+        <w:spacing w:after="0" w:line="240" w:lineRule="auto"/>
+        <w:ind w:left="426" w:firstLine="141"/>
+        <w:jc w:val="both"/>
+        <w:rPr>
+          <w:rFonts w:ascii="Arial Narrow" w:eastAsia="Arial Narrow" w:hAnsi="Arial Narrow" w:cs="Arial Narrow"/>
+          <w:sz w:val="16"/>
+          <w:szCs w:val="16"/>
+        </w:rPr>
+      </w:pPr>
+      <w:r>
+        <w:rPr>
+          <w:rFonts w:ascii="Arial Narrow" w:eastAsia="Arial Narrow" w:hAnsi="Arial Narrow" w:cs="Arial Narrow"/>
+          <w:sz w:val="16"/>
+          <w:szCs w:val="16"/>
+        </w:rPr>
+        <w:t>Infracciones muy graves, con una multa de hasta cuatrocientos cincuenta (450) UIT.</w:t>
+      </w:r>
+    </w:p>
+    <w:p>
+      <w:pPr>
+        <w:spacing w:after="0" w:line="240" w:lineRule="auto"/>
+        <w:ind w:left="567"/>
+        <w:jc w:val="both"/>
+        <w:rPr>
+          <w:rFonts w:ascii="Arial Narrow" w:eastAsia="Arial Narrow" w:hAnsi="Arial Narrow" w:cs="Arial Narrow"/>
+          <w:sz w:val="16"/>
+          <w:szCs w:val="16"/>
+        </w:rPr>
+      </w:pPr>
+      <w:r>
+        <w:rPr>
+          <w:rFonts w:ascii="Arial Narrow" w:eastAsia="Arial Narrow" w:hAnsi="Arial Narrow" w:cs="Arial Narrow"/>
+          <w:sz w:val="16"/>
+          <w:szCs w:val="16"/>
+        </w:rPr>
+        <w:t>(…).</w:t>
+      </w:r>
+    </w:p>
+    <w:p>
+      <w:pPr>
+        <w:spacing w:after="0" w:line="240" w:lineRule="auto"/>
+        <w:ind w:left="567" w:hanging="567"/>
+        <w:jc w:val="both"/>
+        <w:rPr>
+          <w:rFonts w:ascii="Arial Narrow" w:eastAsia="Arial Narrow" w:hAnsi="Arial Narrow" w:cs="Arial Narrow"/>
+          <w:sz w:val="16"/>
+          <w:szCs w:val="16"/>
+        </w:rPr>
+      </w:pPr>
+    </w:p>
+  </w:footnote>
+  <w:footnote w:id="12">
     <w:p>
       <w:pPr>
         <w:pStyle w:val="Textonotapie"/>
@@ -7483,39 +8270,56 @@
         <w:jc w:val="both"/>
         <w:rPr>
           <w:rFonts w:ascii="Arial Narrow" w:eastAsia="Arial Narrow" w:hAnsi="Arial Narrow" w:cs="Arial Narrow"/>
-          <w:sz w:val="16"/>
-          <w:szCs w:val="16"/>
-        </w:rPr>
-      </w:pPr>
-      <w:r>
-        <w:rPr>
-          <w:rFonts w:ascii="Arial Narrow" w:eastAsia="Arial Narrow" w:hAnsi="Arial Narrow" w:cs="Arial Narrow"/>
-          <w:sz w:val="16"/>
-          <w:szCs w:val="16"/>
-        </w:rPr>
-        <w:t xml:space="preserve">. </w:t>
-      </w:r>
-    </w:p>
-    <w:p>
-      <w:pPr>
-        <w:pStyle w:val="Textonotapie"/>
+          <w:b/>
+          <w:bCs/>
+          <w:sz w:val="16"/>
+          <w:szCs w:val="16"/>
+        </w:rPr>
+      </w:pPr>
+      <w:r>
+        <w:rPr>
+          <w:rStyle w:val="Refdenotaalpie"/>
+          <w:rFonts w:ascii="Arial Narrow" w:eastAsia="Arial Narrow" w:hAnsi="Arial Narrow" w:cs="Arial Narrow"/>
+          <w:sz w:val="16"/>
+          <w:szCs w:val="16"/>
+          <w:vertAlign w:val="superscript"/>
+        </w:rPr>
+        <w:footnoteRef/>
+      </w:r>
+      <w:r>
+        <w:rPr>
+          <w:rFonts w:ascii="Arial Narrow" w:eastAsia="Arial Narrow" w:hAnsi="Arial Narrow" w:cs="Arial Narrow"/>
+          <w:sz w:val="16"/>
+          <w:szCs w:val="16"/>
+        </w:rPr>
+        <w:tab/>
+        <w:t xml:space="preserve"/>
+      </w:r>
+      <w:r>
+        <w:rPr>
+          <w:rFonts w:ascii="Arial Narrow" w:eastAsia="Arial Narrow" w:hAnsi="Arial Narrow" w:cs="Arial Narrow"/>
+          <w:sz w:val="16"/>
+          <w:szCs w:val="16"/>
+        </w:rPr>
+        <w:tab/>
+      </w:r>
+      <w:r>
+        <w:rPr>
+          <w:rFonts w:ascii="Arial Narrow" w:eastAsia="Arial Narrow" w:hAnsi="Arial Narrow" w:cs="Arial Narrow"/>
+          <w:b/>
+          <w:bCs/>
+          <w:sz w:val="16"/>
+          <w:szCs w:val="16"/>
+        </w:rPr>
+        <w:t xml:space="preserve">LEY 29571, CÓDIGO DE PROTECCIÓN Y DEFENSA DEL CONSUMIDOR, publicado el 2 de setiembre de 2010 y modificado por Decreto Legislativo 1308 </w:t>
+      </w:r>
+    </w:p>
+    <w:p>
+      <w:pPr>
         <w:tabs>
           <w:tab w:val="left" w:pos="567"/>
         </w:tabs>
-        <w:ind w:left="567" w:right="-1" w:hanging="567"/>
-        <w:jc w:val="both"/>
-        <w:rPr>
-          <w:rFonts w:ascii="Arial Narrow" w:eastAsia="Arial Narrow" w:hAnsi="Arial Narrow" w:cs="Arial Narrow"/>
-          <w:sz w:val="16"/>
-          <w:szCs w:val="16"/>
-        </w:rPr>
-      </w:pPr>
-    </w:p>
-  </w:footnote>
-  <w:footnote w:id="8">
-    <w:p>
-      <w:pPr>
-        <w:pStyle w:val="Textonotapie"/>
+        <w:spacing w:after="0" w:line="240" w:lineRule="auto"/>
         <w:ind w:left="567" w:hanging="567"/>
         <w:jc w:val="both"/>
         <w:rPr>
@@ -7526,715 +8330,12 @@
       </w:pPr>
       <w:r>
         <w:rPr>
-          <w:rStyle w:val="Refdenotaalpie"/>
-          <w:rFonts w:ascii="Arial Narrow" w:eastAsia="Arial Narrow" w:hAnsi="Arial Narrow" w:cs="Arial Narrow"/>
-          <w:sz w:val="16"/>
-          <w:szCs w:val="16"/>
-          <w:vertAlign w:val="superscript"/>
-        </w:rPr>
-        <w:footnoteRef/>
-      </w:r>
-      <w:r>
-        <w:rPr>
-          <w:rFonts w:ascii="Arial Narrow" w:eastAsia="Arial Narrow" w:hAnsi="Arial Narrow" w:cs="Arial Narrow"/>
-          <w:sz w:val="16"/>
-          <w:szCs w:val="16"/>
-        </w:rPr>
-        <w:t xml:space="preserve"> </w:t>
-      </w:r>
-      <w:r>
-        <w:rPr>
           <w:rFonts w:ascii="Arial Narrow" w:eastAsia="Arial Narrow" w:hAnsi="Arial Narrow" w:cs="Arial Narrow"/>
           <w:sz w:val="16"/>
           <w:szCs w:val="16"/>
         </w:rPr>
         <w:tab/>
-        <w:t xml:space="preserve">El número de trabajadores se atenderá siempre que la empresa haya sido constituida antes de la vigencia de la Ley 30056, publicada el 2 de julio de 2013, que modificó el artículo 5 del Texto Único Ordenado de la Ley de Promoción de la Competitividad, Formalización y Desarrollo de la Micro y Pequeña Empresa y de Acceso al Empleo Decente (LEY MYPE). Ello, en la medida que la Tercera Disposición Complementaria Transitoria de la norma modificatoria precisa que las empresas constituidas antes de la </w:t>
-      </w:r>
-      <w:proofErr w:type="gramStart"/>
-      <w:r>
-        <w:rPr>
-          <w:rFonts w:ascii="Arial Narrow" w:eastAsia="Arial Narrow" w:hAnsi="Arial Narrow" w:cs="Arial Narrow"/>
-          <w:sz w:val="16"/>
-          <w:szCs w:val="16"/>
-        </w:rPr>
-        <w:t>entrada en vigencia</w:t>
-      </w:r>
-      <w:proofErr w:type="gramEnd"/>
-      <w:r>
-        <w:rPr>
-          <w:rFonts w:ascii="Arial Narrow" w:eastAsia="Arial Narrow" w:hAnsi="Arial Narrow" w:cs="Arial Narrow"/>
-          <w:sz w:val="16"/>
-          <w:szCs w:val="16"/>
-        </w:rPr>
-        <w:t xml:space="preserve"> de dicha Ley se rigen por los requisitos de acogimiento al régimen de las micro y pequeñas empresas regulados en el Decreto Legislativo 1086.</w:t>
-      </w:r>
-    </w:p>
-    <w:p>
-      <w:pPr>
-        <w:pStyle w:val="Textonotapie"/>
-        <w:ind w:left="567" w:hanging="567"/>
-        <w:jc w:val="both"/>
-        <w:rPr>
-          <w:rFonts w:ascii="Arial Narrow" w:eastAsia="Arial Narrow" w:hAnsi="Arial Narrow" w:cs="Arial Narrow"/>
-          <w:sz w:val="16"/>
-          <w:szCs w:val="16"/>
-        </w:rPr>
-      </w:pPr>
-    </w:p>
-  </w:footnote>
-  <w:footnote w:id="9">
-    <w:p>
-      <w:pPr>
-        <w:pStyle w:val="Textonotapie"/>
-        <w:ind w:left="567" w:hanging="567"/>
-        <w:jc w:val="both"/>
-        <w:rPr>
-          <w:rFonts w:ascii="Arial Narrow" w:eastAsia="Arial Narrow" w:hAnsi="Arial Narrow" w:cs="Arial Narrow"/>
-          <w:sz w:val="16"/>
-          <w:szCs w:val="16"/>
-        </w:rPr>
-      </w:pPr>
-      <w:r>
-        <w:rPr>
-          <w:rStyle w:val="Refdenotaalpie"/>
-          <w:rFonts w:ascii="Arial Narrow" w:eastAsia="Arial Narrow" w:hAnsi="Arial Narrow" w:cs="Arial Narrow"/>
-          <w:sz w:val="16"/>
-          <w:szCs w:val="16"/>
-          <w:vertAlign w:val="superscript"/>
-        </w:rPr>
-        <w:footnoteRef/>
-      </w:r>
-      <w:r>
-        <w:rPr>
-          <w:rFonts w:ascii="Arial Narrow" w:eastAsia="Arial Narrow" w:hAnsi="Arial Narrow" w:cs="Arial Narrow"/>
-          <w:sz w:val="16"/>
-          <w:szCs w:val="16"/>
-        </w:rPr>
-        <w:t xml:space="preserve"> </w:t>
-      </w:r>
-      <w:r>
-        <w:rPr>
-          <w:rFonts w:ascii="Arial Narrow" w:eastAsia="Arial Narrow" w:hAnsi="Arial Narrow" w:cs="Arial Narrow"/>
-          <w:sz w:val="16"/>
-          <w:szCs w:val="16"/>
-        </w:rPr>
-        <w:tab/>
-      </w:r>
-      <w:r>
-        <w:rPr>
-          <w:rFonts w:ascii="Arial Narrow" w:eastAsia="Arial Narrow" w:hAnsi="Arial Narrow" w:cs="Arial Narrow"/>
-          <w:b/>
-          <w:sz w:val="16"/>
-          <w:szCs w:val="16"/>
-        </w:rPr>
-        <w:t>LEY 29571, CÓDIGO DE PROTECCIÓN Y DEFENSA DEL CONSUMIDOR</w:t>
-      </w:r>
-      <w:r>
-        <w:rPr>
-          <w:rFonts w:ascii="Arial Narrow" w:eastAsia="Arial Narrow" w:hAnsi="Arial Narrow" w:cs="Arial Narrow"/>
-          <w:b/>
-          <w:bCs/>
-          <w:sz w:val="16"/>
-          <w:szCs w:val="16"/>
-        </w:rPr>
-        <w:t xml:space="preserve">, </w:t>
-      </w:r>
-      <w:r>
-        <w:rPr>
-          <w:rFonts w:ascii="Arial Narrow" w:eastAsia="Arial Narrow" w:hAnsi="Arial Narrow" w:cs="Arial Narrow"/>
-          <w:b/>
-          <w:sz w:val="16"/>
-          <w:szCs w:val="16"/>
-        </w:rPr>
-        <w:t>publicado el 2 de setiembre de 2010 y modificado por Decreto Legislativo 1308</w:t>
-      </w:r>
-    </w:p>
-    <w:p>
-      <w:pPr>
-        <w:pStyle w:val="Textonotapie"/>
-        <w:ind w:left="567" w:hanging="567"/>
-        <w:jc w:val="both"/>
-        <w:rPr>
-          <w:rFonts w:ascii="Arial Narrow" w:eastAsia="Arial Narrow" w:hAnsi="Arial Narrow" w:cs="Arial Narrow"/>
-          <w:b/>
-          <w:bCs/>
-          <w:sz w:val="16"/>
-          <w:szCs w:val="16"/>
-        </w:rPr>
-      </w:pPr>
-      <w:r>
-        <w:rPr>
-          <w:rFonts w:ascii="Arial Narrow" w:eastAsia="Arial Narrow" w:hAnsi="Arial Narrow" w:cs="Arial Narrow"/>
-          <w:sz w:val="16"/>
-          <w:szCs w:val="16"/>
-        </w:rPr>
-        <w:tab/>
-      </w:r>
-      <w:r>
-        <w:rPr>
-          <w:rFonts w:ascii="Arial Narrow" w:eastAsia="Arial Narrow" w:hAnsi="Arial Narrow" w:cs="Arial Narrow"/>
-          <w:b/>
-          <w:bCs/>
-          <w:sz w:val="16"/>
-          <w:szCs w:val="16"/>
-        </w:rPr>
-        <w:t>Artículo 110.- Sanciones Administrativas</w:t>
-      </w:r>
-    </w:p>
-    <w:p>
-      <w:pPr>
-        <w:autoSpaceDE w:val="0"/>
-        <w:autoSpaceDN w:val="0"/>
-        <w:adjustRightInd w:val="0"/>
-        <w:spacing w:after="0" w:line="240" w:lineRule="auto"/>
-        <w:ind w:left="567"/>
-        <w:jc w:val="both"/>
-        <w:rPr>
-          <w:rFonts w:ascii="Arial Narrow" w:eastAsia="Arial Narrow" w:hAnsi="Arial Narrow" w:cs="Arial Narrow"/>
-          <w:sz w:val="16"/>
-          <w:szCs w:val="16"/>
-          <w:lang w:eastAsia="es-PE"/>
-        </w:rPr>
-      </w:pPr>
-      <w:r>
-        <w:rPr>
-          <w:rFonts w:ascii="Arial Narrow" w:eastAsia="Arial Narrow" w:hAnsi="Arial Narrow" w:cs="Arial Narrow"/>
-          <w:sz w:val="16"/>
-          <w:szCs w:val="16"/>
-          <w:lang w:eastAsia="es-PE"/>
-        </w:rPr>
-        <w:t>(…)</w:t>
-      </w:r>
-    </w:p>
-    <w:p>
-      <w:pPr>
-        <w:autoSpaceDE w:val="0"/>
-        <w:autoSpaceDN w:val="0"/>
-        <w:adjustRightInd w:val="0"/>
-        <w:spacing w:after="0" w:line="240" w:lineRule="auto"/>
-        <w:ind w:left="567"/>
-        <w:jc w:val="both"/>
-        <w:rPr>
-          <w:rFonts w:ascii="Arial Narrow" w:eastAsia="Arial Narrow" w:hAnsi="Arial Narrow" w:cs="Arial Narrow"/>
-          <w:sz w:val="16"/>
-          <w:szCs w:val="16"/>
-          <w:lang w:eastAsia="es-PE"/>
-        </w:rPr>
-      </w:pPr>
-      <w:r>
-        <w:rPr>
-          <w:rFonts w:ascii="Arial Narrow" w:eastAsia="Arial Narrow" w:hAnsi="Arial Narrow" w:cs="Arial Narrow"/>
-          <w:sz w:val="16"/>
-          <w:szCs w:val="16"/>
-          <w:lang w:eastAsia="es-PE"/>
-        </w:rPr>
-        <w:t>En el caso de las microempresas, la multa no puede superar el diez por ciento (10%) de las ventas o ingresos brutos percibidos por el infractor, relativos a todas sus actividades económicas, correspondientes al ejercicio inmediato anterior al de la expedición de la resolución de primera instancia, siempre que se haya acreditado dichos ingresos, no se encuentre en una situación de reincidencia y el caso no verse sobre la vida, salud o integridad de los consumidores. Para el caso de las pequeñas empresas, la multa no puede superar el veinte por ciento (20%) de las ventas o ingresos brutos percibidos por el infractor, conforme a los requisitos señalados anteriormente.</w:t>
-      </w:r>
-    </w:p>
-    <w:p>
-      <w:pPr>
-        <w:autoSpaceDE w:val="0"/>
-        <w:autoSpaceDN w:val="0"/>
-        <w:adjustRightInd w:val="0"/>
-        <w:spacing w:after="0" w:line="240" w:lineRule="auto"/>
-        <w:ind w:left="567"/>
-        <w:jc w:val="both"/>
-        <w:rPr>
-          <w:rFonts w:ascii="Arial Narrow" w:eastAsia="Arial Narrow" w:hAnsi="Arial Narrow" w:cs="Arial Narrow"/>
-          <w:sz w:val="16"/>
-          <w:szCs w:val="16"/>
-          <w:lang w:eastAsia="es-PE"/>
-        </w:rPr>
-      </w:pPr>
-      <w:r>
-        <w:rPr>
-          <w:rFonts w:ascii="Arial Narrow" w:eastAsia="Arial Narrow" w:hAnsi="Arial Narrow" w:cs="Arial Narrow"/>
-          <w:sz w:val="16"/>
-          <w:szCs w:val="16"/>
-          <w:lang w:eastAsia="es-PE"/>
-        </w:rPr>
-        <w:t>(…).</w:t>
-      </w:r>
-    </w:p>
-    <w:p>
-      <w:pPr>
-        <w:pStyle w:val="Textonotapie"/>
-        <w:ind w:left="567" w:hanging="567"/>
-        <w:jc w:val="both"/>
-        <w:rPr>
-          <w:rFonts w:ascii="Arial Narrow" w:eastAsia="Arial Narrow" w:hAnsi="Arial Narrow" w:cs="Arial Narrow"/>
-          <w:sz w:val="16"/>
-          <w:szCs w:val="16"/>
-        </w:rPr>
-      </w:pPr>
-    </w:p>
-  </w:footnote>
-  <w:footnote w:id="15">
-    <w:p>
-      <w:pPr>
-        <w:pStyle w:val="Textonotapie"/>
-        <w:ind w:left="567" w:hanging="567"/>
-        <w:jc w:val="both"/>
-        <w:rPr>
-          <w:rFonts w:ascii="Arial Narrow" w:eastAsia="Arial Narrow" w:hAnsi="Arial Narrow" w:cs="Arial Narrow"/>
-          <w:sz w:val="16"/>
-          <w:szCs w:val="16"/>
-        </w:rPr>
-      </w:pPr>
-      <w:r>
-        <w:rPr>
-          <w:rStyle w:val="Refdenotaalpie"/>
-          <w:rFonts w:ascii="Arial Narrow" w:eastAsia="Arial Narrow" w:hAnsi="Arial Narrow" w:cs="Arial Narrow"/>
-          <w:sz w:val="16"/>
-          <w:szCs w:val="16"/>
-          <w:vertAlign w:val="superscript"/>
-        </w:rPr>
-        <w:footnoteRef/>
-      </w:r>
-      <w:r>
-        <w:rPr>
-          <w:rFonts w:ascii="Arial Narrow" w:eastAsia="Arial Narrow" w:hAnsi="Arial Narrow" w:cs="Arial Narrow"/>
-          <w:sz w:val="16"/>
-          <w:szCs w:val="16"/>
-        </w:rPr>
-        <w:tab/>
-      </w:r>
-      <w:r>
-        <w:rPr>
-          <w:rFonts w:ascii="Arial Narrow" w:eastAsia="Arial Narrow" w:hAnsi="Arial Narrow" w:cs="Arial Narrow"/>
-          <w:b/>
-          <w:bCs/>
-          <w:sz w:val="16"/>
-          <w:szCs w:val="16"/>
-        </w:rPr>
-        <w:t xml:space="preserve">DECRETO LEGISLATIVO 807, LEY SOBRE FACULTADES, NORMAS Y ORGANIZACIÓN DEL INDECOPI, publicado el 18 de abril de 1996</w:t>
-      </w:r>
-    </w:p>
-    <w:p>
-      <w:pPr>
-        <w:pStyle w:val="Textonotapie"/>
-        <w:ind w:left="567" w:hanging="567"/>
-        <w:jc w:val="both"/>
-        <w:rPr>
-          <w:rFonts w:ascii="Arial Narrow" w:eastAsia="Arial Narrow" w:hAnsi="Arial Narrow" w:cs="Arial Narrow"/>
-          <w:sz w:val="16"/>
-          <w:szCs w:val="16"/>
-        </w:rPr>
-      </w:pPr>
-      <w:r>
-        <w:rPr>
-          <w:rFonts w:ascii="Arial Narrow" w:eastAsia="Arial Narrow" w:hAnsi="Arial Narrow" w:cs="Arial Narrow"/>
-          <w:sz w:val="16"/>
-          <w:szCs w:val="16"/>
-        </w:rPr>
-        <w:tab/>
-      </w:r>
-      <w:r>
-        <w:rPr>
-          <w:rFonts w:ascii="Arial Narrow" w:eastAsia="Arial Narrow" w:hAnsi="Arial Narrow" w:cs="Arial Narrow"/>
-          <w:b/>
-          <w:bCs/>
-          <w:sz w:val="16"/>
-          <w:szCs w:val="16"/>
-        </w:rPr>
-        <w:t xml:space="preserve">Artículo 26.-</w:t>
-      </w:r>
-      <w:r>
-        <w:rPr>
-          <w:rFonts w:ascii="Arial Narrow" w:eastAsia="Arial Narrow" w:hAnsi="Arial Narrow" w:cs="Arial Narrow"/>
-          <w:sz w:val="16"/>
-          <w:szCs w:val="16"/>
-        </w:rPr>
-        <w:t xml:space="preserve"> Una vez admitida a trámite la denuncia, se correrá traslado de la misma al denunciado, a fin de que éste presente su descargo. El plazo para la presentación del descargo será de cinco (5) días contados desde la notificación, vencido el cual, el Secretario Técnico declarará en rebeldía al denunciado que no lo hubiera presentado.</w:t>
-      </w:r>
-    </w:p>
-    <w:p>
-      <w:pPr>
-        <w:pStyle w:val="Textonotapie"/>
-        <w:ind w:left="567" w:hanging="567"/>
-        <w:jc w:val="both"/>
-        <w:rPr>
-          <w:rFonts w:ascii="Arial Narrow" w:eastAsia="Arial Narrow" w:hAnsi="Arial Narrow" w:cs="Arial Narrow"/>
-          <w:sz w:val="16"/>
-          <w:szCs w:val="16"/>
-        </w:rPr>
-      </w:pPr>
-    </w:p>
-  </w:footnote>
-  <w:footnote w:id="16">
-    <w:p>
-      <w:pPr>
-        <w:pStyle w:val="Textonotapie"/>
-        <w:ind w:left="567" w:hanging="567"/>
-        <w:jc w:val="both"/>
-        <w:rPr>
-          <w:rFonts w:ascii="Arial Narrow" w:eastAsia="Arial Narrow" w:hAnsi="Arial Narrow" w:cs="Arial Narrow"/>
-          <w:sz w:val="16"/>
-          <w:szCs w:val="16"/>
-        </w:rPr>
-      </w:pPr>
-      <w:r>
-        <w:rPr>
-          <w:rStyle w:val="Refdenotaalpie"/>
-          <w:rFonts w:ascii="Arial Narrow" w:eastAsia="Arial Narrow" w:hAnsi="Arial Narrow" w:cs="Arial Narrow"/>
-          <w:sz w:val="16"/>
-          <w:szCs w:val="16"/>
-          <w:vertAlign w:val="superscript"/>
-        </w:rPr>
-        <w:footnoteRef/>
-      </w:r>
-      <w:r>
-        <w:rPr>
-          <w:rFonts w:ascii="Arial Narrow" w:eastAsia="Arial Narrow" w:hAnsi="Arial Narrow" w:cs="Arial Narrow"/>
-          <w:sz w:val="16"/>
-          <w:szCs w:val="16"/>
-        </w:rPr>
-        <w:tab/>
-      </w:r>
-      <w:r>
-        <w:rPr>
-          <w:rFonts w:ascii="Arial Narrow" w:eastAsia="Arial Narrow" w:hAnsi="Arial Narrow" w:cs="Arial Narrow"/>
-          <w:b/>
-          <w:bCs/>
-          <w:sz w:val="16"/>
-          <w:szCs w:val="16"/>
-        </w:rPr>
-        <w:t xml:space="preserve">DECRETO SUPREMO 006-2026-JUS, TEXTO ÚNICO ORDENADO DE LA LEY 27444, LEY DEL PROCEDIMIENTO ADMINISTRATIVO GENERAL, publicado el 30 de abril de 2026</w:t>
-      </w:r>
-    </w:p>
-    <w:p>
-      <w:pPr>
-        <w:pStyle w:val="Textonotapie"/>
-        <w:ind w:left="567" w:hanging="567"/>
-        <w:jc w:val="both"/>
-        <w:rPr>
-          <w:rFonts w:ascii="Arial Narrow" w:eastAsia="Arial Narrow" w:hAnsi="Arial Narrow" w:cs="Arial Narrow"/>
-          <w:sz w:val="16"/>
-          <w:szCs w:val="16"/>
-        </w:rPr>
-      </w:pPr>
-      <w:r>
-        <w:rPr>
-          <w:rFonts w:ascii="Arial Narrow" w:eastAsia="Arial Narrow" w:hAnsi="Arial Narrow" w:cs="Arial Narrow"/>
-          <w:sz w:val="16"/>
-          <w:szCs w:val="16"/>
-        </w:rPr>
-        <w:tab/>
-      </w:r>
-      <w:r>
-        <w:rPr>
-          <w:rFonts w:ascii="Arial Narrow" w:eastAsia="Arial Narrow" w:hAnsi="Arial Narrow" w:cs="Arial Narrow"/>
-          <w:b/>
-          <w:bCs/>
-          <w:sz w:val="16"/>
-          <w:szCs w:val="16"/>
-        </w:rPr>
-        <w:t xml:space="preserve">Artículo 223.- Contestación de la reclamación</w:t>
-      </w:r>
-    </w:p>
-    <w:p>
-      <w:pPr>
-        <w:pStyle w:val="Textonotapie"/>
-        <w:ind w:left="567" w:hanging="567"/>
-        <w:jc w:val="both"/>
-        <w:rPr>
-          <w:rFonts w:ascii="Arial Narrow" w:eastAsia="Arial Narrow" w:hAnsi="Arial Narrow" w:cs="Arial Narrow"/>
-          <w:sz w:val="16"/>
-          <w:szCs w:val="16"/>
-        </w:rPr>
-      </w:pPr>
-      <w:r>
-        <w:rPr>
-          <w:rFonts w:ascii="Arial Narrow" w:eastAsia="Arial Narrow" w:hAnsi="Arial Narrow" w:cs="Arial Narrow"/>
-          <w:sz w:val="16"/>
-          <w:szCs w:val="16"/>
-        </w:rPr>
-        <w:tab/>
-      </w:r>
-      <w:r>
-        <w:rPr>
-          <w:rFonts w:ascii="Arial Narrow" w:eastAsia="Arial Narrow" w:hAnsi="Arial Narrow" w:cs="Arial Narrow"/>
-          <w:sz w:val="16"/>
-          <w:szCs w:val="16"/>
-        </w:rPr>
-        <w:t xml:space="preserve">223.1 El reclamado deberá presentar la contestación de la reclamación dentro de los quince (15) días posteriores a la notificación de ésta; vencido este plazo, la Administración declarará en rebeldía al reclamado que no la hubiera presentado. La contestación deberá contener los requisitos de los escritos previstos en el artículo 113 de la presente Ley, así como la absolución de todos los asuntos controvertidos de hecho y de derecho, Las alegaciones y los hechos relevantes de la reclamación, salvo que hayan sido específicamente negadas en la contestación, se tendrán por aceptadas o merituadas como ciertas.</w:t>
-      </w:r>
-    </w:p>
-    <w:p>
-      <w:pPr>
-        <w:pStyle w:val="Textonotapie"/>
-        <w:ind w:left="567" w:hanging="567"/>
-        <w:jc w:val="both"/>
-        <w:rPr>
-          <w:rFonts w:ascii="Arial Narrow" w:eastAsia="Arial Narrow" w:hAnsi="Arial Narrow" w:cs="Arial Narrow"/>
-          <w:sz w:val="16"/>
-          <w:szCs w:val="16"/>
-        </w:rPr>
-      </w:pPr>
-    </w:p>
-  </w:footnote>
-  <w:footnote w:id="10">
-    <w:p>
-      <w:pPr>
-        <w:spacing w:after="0" w:line="240" w:lineRule="auto"/>
-        <w:ind w:left="567" w:hanging="567"/>
-        <w:jc w:val="both"/>
-        <w:rPr>
-          <w:rFonts w:ascii="Arial Narrow" w:eastAsia="Arial Narrow" w:hAnsi="Arial Narrow" w:cs="Arial Narrow"/>
-          <w:sz w:val="16"/>
-          <w:szCs w:val="16"/>
-        </w:rPr>
-      </w:pPr>
-      <w:r>
-        <w:rPr>
-          <w:rStyle w:val="Refdenotaalpie"/>
-          <w:rFonts w:ascii="Arial Narrow" w:eastAsia="Arial Narrow" w:hAnsi="Arial Narrow" w:cs="Arial Narrow"/>
-          <w:sz w:val="16"/>
-          <w:szCs w:val="16"/>
-          <w:vertAlign w:val="superscript"/>
-        </w:rPr>
-        <w:footnoteRef/>
-      </w:r>
-      <w:r>
-        <w:rPr>
-          <w:rFonts w:ascii="Arial Narrow" w:eastAsia="Arial Narrow" w:hAnsi="Arial Narrow" w:cs="Arial Narrow"/>
-          <w:sz w:val="16"/>
-          <w:szCs w:val="16"/>
-          <w:vertAlign w:val="superscript"/>
-        </w:rPr>
-        <w:t xml:space="preserve"> </w:t>
-      </w:r>
-      <w:r>
-        <w:rPr>
-          <w:rFonts w:ascii="Arial Narrow" w:eastAsia="Arial Narrow" w:hAnsi="Arial Narrow" w:cs="Arial Narrow"/>
-          <w:sz w:val="16"/>
-          <w:szCs w:val="16"/>
-        </w:rPr>
-        <w:t xml:space="preserve"> </w:t>
-      </w:r>
-      <w:r>
-        <w:rPr>
-          <w:rFonts w:ascii="Arial Narrow" w:eastAsia="Arial Narrow" w:hAnsi="Arial Narrow" w:cs="Arial Narrow"/>
-          <w:sz w:val="16"/>
-          <w:szCs w:val="16"/>
-        </w:rPr>
-        <w:tab/>
-      </w:r>
-      <w:r>
-        <w:rPr>
-          <w:rFonts w:ascii="Arial Narrow" w:eastAsia="Arial Narrow" w:hAnsi="Arial Narrow" w:cs="Arial Narrow"/>
-          <w:b/>
-          <w:sz w:val="16"/>
-          <w:szCs w:val="16"/>
-        </w:rPr>
-        <w:t>LEY 29571, CÓDIGO DE PROTECCIÓN Y DEFENSA DEL CONSUMIDOR</w:t>
-      </w:r>
-      <w:r>
-        <w:rPr>
-          <w:rFonts w:ascii="Arial Narrow" w:eastAsia="Arial Narrow" w:hAnsi="Arial Narrow" w:cs="Arial Narrow"/>
-          <w:b/>
-          <w:bCs/>
-          <w:sz w:val="16"/>
-          <w:szCs w:val="16"/>
-        </w:rPr>
-        <w:t xml:space="preserve">, </w:t>
-      </w:r>
-      <w:r>
-        <w:rPr>
-          <w:rFonts w:ascii="Arial Narrow" w:eastAsia="Arial Narrow" w:hAnsi="Arial Narrow" w:cs="Arial Narrow"/>
-          <w:b/>
-          <w:sz w:val="16"/>
-          <w:szCs w:val="16"/>
-        </w:rPr>
-        <w:t>publicado el 2 de setiembre de 2010 y modificado por Decreto Legislativo 1308</w:t>
-      </w:r>
-    </w:p>
-    <w:p>
-      <w:pPr>
-        <w:spacing w:after="0" w:line="240" w:lineRule="auto"/>
-        <w:ind w:left="567" w:hanging="567"/>
-        <w:jc w:val="both"/>
-        <w:rPr>
-          <w:rFonts w:ascii="Arial Narrow" w:eastAsia="Arial Narrow" w:hAnsi="Arial Narrow" w:cs="Arial Narrow"/>
-          <w:b/>
-          <w:sz w:val="16"/>
-          <w:szCs w:val="16"/>
-        </w:rPr>
-      </w:pPr>
-      <w:r>
-        <w:rPr>
-          <w:rFonts w:ascii="Arial Narrow" w:eastAsia="Arial Narrow" w:hAnsi="Arial Narrow" w:cs="Arial Narrow"/>
-          <w:b/>
-          <w:sz w:val="16"/>
-          <w:szCs w:val="16"/>
-        </w:rPr>
-        <w:tab/>
-        <w:t>Artículo 110.- Sanciones administrativas</w:t>
-      </w:r>
-    </w:p>
-    <w:p>
-      <w:pPr>
-        <w:spacing w:after="0" w:line="240" w:lineRule="auto"/>
-        <w:ind w:left="567"/>
-        <w:jc w:val="both"/>
-        <w:rPr>
-          <w:rFonts w:ascii="Arial Narrow" w:eastAsia="Arial Narrow" w:hAnsi="Arial Narrow" w:cs="Arial Narrow"/>
-          <w:sz w:val="16"/>
-          <w:szCs w:val="16"/>
-        </w:rPr>
-      </w:pPr>
-      <w:r>
-        <w:rPr>
-          <w:rFonts w:ascii="Arial Narrow" w:eastAsia="Arial Narrow" w:hAnsi="Arial Narrow" w:cs="Arial Narrow"/>
-          <w:sz w:val="16"/>
-          <w:szCs w:val="16"/>
-        </w:rPr>
-        <w:t>El órgano resolutivo puede sancionar las infracciones administrativas a que se refiere el artículo 108 con amonestación y multas de hasta cuatrocientos cincuenta (450) Unidades Impositivas Tributarias (UIT), las cuales son calificadas de la siguiente manera:</w:t>
-      </w:r>
-    </w:p>
-    <w:p>
-      <w:pPr>
-        <w:numPr>
-          <w:ilvl w:val="0"/>
-          <w:numId w:val="2"/>
-        </w:numPr>
-        <w:spacing w:after="0" w:line="240" w:lineRule="auto"/>
-        <w:ind w:left="426" w:firstLine="141"/>
-        <w:jc w:val="both"/>
-        <w:rPr>
-          <w:rFonts w:ascii="Arial Narrow" w:eastAsia="Arial Narrow" w:hAnsi="Arial Narrow" w:cs="Arial Narrow"/>
-          <w:sz w:val="16"/>
-          <w:szCs w:val="16"/>
-        </w:rPr>
-      </w:pPr>
-      <w:r>
-        <w:rPr>
-          <w:rFonts w:ascii="Arial Narrow" w:eastAsia="Arial Narrow" w:hAnsi="Arial Narrow" w:cs="Arial Narrow"/>
-          <w:sz w:val="16"/>
-          <w:szCs w:val="16"/>
-        </w:rPr>
-        <w:t>Infracciones leves, con una amonestación o con una multa de hasta cincuenta (50) UIT.</w:t>
-      </w:r>
-    </w:p>
-    <w:p>
-      <w:pPr>
-        <w:numPr>
-          <w:ilvl w:val="0"/>
-          <w:numId w:val="2"/>
-        </w:numPr>
-        <w:spacing w:after="0" w:line="240" w:lineRule="auto"/>
-        <w:ind w:left="426" w:firstLine="141"/>
-        <w:jc w:val="both"/>
-        <w:rPr>
-          <w:rFonts w:ascii="Arial Narrow" w:eastAsia="Arial Narrow" w:hAnsi="Arial Narrow" w:cs="Arial Narrow"/>
-          <w:sz w:val="16"/>
-          <w:szCs w:val="16"/>
-        </w:rPr>
-      </w:pPr>
-      <w:r>
-        <w:rPr>
-          <w:rFonts w:ascii="Arial Narrow" w:eastAsia="Arial Narrow" w:hAnsi="Arial Narrow" w:cs="Arial Narrow"/>
-          <w:sz w:val="16"/>
-          <w:szCs w:val="16"/>
-        </w:rPr>
-        <w:t>Infracciones graves, con una multa de hasta ciento cincuenta (150) UIT.</w:t>
-      </w:r>
-    </w:p>
-    <w:p>
-      <w:pPr>
-        <w:numPr>
-          <w:ilvl w:val="0"/>
-          <w:numId w:val="2"/>
-        </w:numPr>
-        <w:spacing w:after="0" w:line="240" w:lineRule="auto"/>
-        <w:ind w:left="426" w:firstLine="141"/>
-        <w:jc w:val="both"/>
-        <w:rPr>
-          <w:rFonts w:ascii="Arial Narrow" w:eastAsia="Arial Narrow" w:hAnsi="Arial Narrow" w:cs="Arial Narrow"/>
-          <w:sz w:val="16"/>
-          <w:szCs w:val="16"/>
-        </w:rPr>
-      </w:pPr>
-      <w:r>
-        <w:rPr>
-          <w:rFonts w:ascii="Arial Narrow" w:eastAsia="Arial Narrow" w:hAnsi="Arial Narrow" w:cs="Arial Narrow"/>
-          <w:sz w:val="16"/>
-          <w:szCs w:val="16"/>
-        </w:rPr>
-        <w:t>Infracciones muy graves, con una multa de hasta cuatrocientos cincuenta (450) UIT.</w:t>
-      </w:r>
-    </w:p>
-    <w:p>
-      <w:pPr>
-        <w:spacing w:after="0" w:line="240" w:lineRule="auto"/>
-        <w:ind w:left="567"/>
-        <w:jc w:val="both"/>
-        <w:rPr>
-          <w:rFonts w:ascii="Arial Narrow" w:eastAsia="Arial Narrow" w:hAnsi="Arial Narrow" w:cs="Arial Narrow"/>
-          <w:sz w:val="16"/>
-          <w:szCs w:val="16"/>
-        </w:rPr>
-      </w:pPr>
-      <w:r>
-        <w:rPr>
-          <w:rFonts w:ascii="Arial Narrow" w:eastAsia="Arial Narrow" w:hAnsi="Arial Narrow" w:cs="Arial Narrow"/>
-          <w:sz w:val="16"/>
-          <w:szCs w:val="16"/>
-        </w:rPr>
-        <w:t>(…).</w:t>
-      </w:r>
-    </w:p>
-    <w:p>
-      <w:pPr>
-        <w:spacing w:after="0" w:line="240" w:lineRule="auto"/>
-        <w:ind w:left="567" w:hanging="567"/>
-        <w:jc w:val="both"/>
-        <w:rPr>
-          <w:rFonts w:ascii="Arial Narrow" w:eastAsia="Arial Narrow" w:hAnsi="Arial Narrow" w:cs="Arial Narrow"/>
-          <w:sz w:val="16"/>
-          <w:szCs w:val="16"/>
-        </w:rPr>
-      </w:pPr>
-    </w:p>
-  </w:footnote>
-  <w:footnote w:id="11">
-    <w:p>
-      <w:pPr>
-        <w:spacing w:after="0" w:line="240" w:lineRule="auto"/>
-        <w:ind w:left="567" w:hanging="567"/>
-        <w:jc w:val="both"/>
-        <w:rPr>
-          <w:rFonts w:ascii="Arial Narrow" w:eastAsia="Arial Narrow" w:hAnsi="Arial Narrow" w:cs="Arial Narrow"/>
-          <w:sz w:val="16"/>
-          <w:szCs w:val="16"/>
-        </w:rPr>
-      </w:pPr>
-      <w:r>
-        <w:rPr>
-          <w:rStyle w:val="Refdenotaalpie"/>
-          <w:rFonts w:ascii="Arial Narrow" w:eastAsia="Arial Narrow" w:hAnsi="Arial Narrow" w:cs="Arial Narrow"/>
-          <w:sz w:val="16"/>
-          <w:szCs w:val="16"/>
-          <w:vertAlign w:val="superscript"/>
-        </w:rPr>
-        <w:footnoteRef/>
-      </w:r>
-      <w:r>
-        <w:rPr>
-          <w:rFonts w:ascii="Arial Narrow" w:eastAsia="Arial Narrow" w:hAnsi="Arial Narrow" w:cs="Arial Narrow"/>
-          <w:sz w:val="16"/>
-          <w:szCs w:val="16"/>
-        </w:rPr>
-        <w:t xml:space="preserve"> </w:t>
-      </w:r>
-      <w:r>
-        <w:rPr>
-          <w:rFonts w:ascii="Arial Narrow" w:eastAsia="Arial Narrow" w:hAnsi="Arial Narrow" w:cs="Arial Narrow"/>
-          <w:sz w:val="16"/>
-          <w:szCs w:val="16"/>
-        </w:rPr>
-        <w:tab/>
+        <w:t xml:space="preserve"/>
       </w:r>
       <w:r>
         <w:rPr>
@@ -8307,18 +8408,6 @@
         <w:tab/>
         <w:t>Las medidas correctivas complementarias pueden dictarse de oficio o a pedido de parte.</w:t>
       </w:r>
-    </w:p>
-    <w:p>
-      <w:pPr>
-        <w:spacing w:after="0" w:line="240" w:lineRule="auto"/>
-        <w:ind w:left="567" w:hanging="567"/>
-        <w:jc w:val="both"/>
-        <w:rPr>
-          <w:rFonts w:ascii="Arial Narrow" w:eastAsia="Arial Narrow" w:hAnsi="Arial Narrow" w:cs="Arial Narrow"/>
-          <w:sz w:val="16"/>
-          <w:szCs w:val="16"/>
-        </w:rPr>
-      </w:pPr>
     </w:p>
     <w:p>
       <w:pPr>
@@ -8533,8 +8622,12 @@
     </w:p>
     <w:p>
       <w:pPr>
-        <w:pStyle w:val="Sinespaciado"/>
-        <w:ind w:firstLine="567"/>
+        <w:numPr>
+          <w:ilvl w:val="0"/>
+          <w:numId w:val="1"/>
+        </w:numPr>
+        <w:spacing w:after="0" w:line="240" w:lineRule="auto"/>
+        <w:ind w:left="567" w:firstLine="0"/>
         <w:jc w:val="both"/>
         <w:rPr>
           <w:rFonts w:ascii="Arial Narrow" w:eastAsia="Arial Narrow" w:hAnsi="Arial Narrow" w:cs="Arial Narrow"/>
@@ -8553,8 +8646,12 @@
     </w:p>
     <w:p>
       <w:pPr>
-        <w:pStyle w:val="Sinespaciado"/>
-        <w:ind w:firstLine="567"/>
+        <w:numPr>
+          <w:ilvl w:val="0"/>
+          <w:numId w:val="1"/>
+        </w:numPr>
+        <w:spacing w:after="0" w:line="240" w:lineRule="auto"/>
+        <w:ind w:left="567" w:firstLine="0"/>
         <w:jc w:val="both"/>
         <w:rPr>
           <w:rFonts w:ascii="Arial Narrow" w:eastAsia="Arial Narrow" w:hAnsi="Arial Narrow" w:cs="Arial Narrow"/>
@@ -8716,18 +8813,6 @@
         <w:jc w:val="both"/>
         <w:rPr>
           <w:rFonts w:ascii="Arial Narrow" w:eastAsia="Arial Narrow" w:hAnsi="Arial Narrow" w:cs="Arial Narrow"/>
-          <w:sz w:val="16"/>
-          <w:szCs w:val="16"/>
-        </w:rPr>
-      </w:pPr>
-    </w:p>
-    <w:p>
-      <w:pPr>
-        <w:spacing w:after="0" w:line="240" w:lineRule="auto"/>
-        <w:ind w:left="567"/>
-        <w:jc w:val="both"/>
-        <w:rPr>
-          <w:rFonts w:ascii="Arial Narrow" w:eastAsia="Arial Narrow" w:hAnsi="Arial Narrow" w:cs="Arial Narrow"/>
           <w:b/>
           <w:bCs/>
           <w:sz w:val="16"/>
@@ -9012,7 +9097,7 @@
       </w:pPr>
     </w:p>
   </w:footnote>
-  <w:footnote w:id="12">
+  <w:footnote w:id="13">
     <w:p>
       <w:pPr>
         <w:pStyle w:val="Textonotapie"/>
@@ -9044,7 +9129,8 @@
           <w:sz w:val="16"/>
           <w:szCs w:val="16"/>
         </w:rPr>
-        <w:t xml:space="preserve"> </w:t>
+        <w:tab/>
+        <w:t xml:space="preserve"/>
       </w:r>
       <w:r>
         <w:rPr>
@@ -9235,12 +9321,15 @@
       </w:pPr>
     </w:p>
   </w:footnote>
-  <w:footnote w:id="13">
+  <w:footnote w:id="14">
     <w:p>
       <w:pPr>
         <w:autoSpaceDE w:val="0"/>
         <w:autoSpaceDN w:val="0"/>
         <w:adjustRightInd w:val="0"/>
+        <w:tabs>
+          <w:tab w:val="left" w:pos="567"/>
+        </w:tabs>
         <w:spacing w:after="0" w:line="240" w:lineRule="auto"/>
         <w:ind w:left="567" w:hanging="567"/>
         <w:jc w:val="both"/>
@@ -9272,7 +9361,8 @@
           <w:sz w:val="16"/>
           <w:szCs w:val="16"/>
         </w:rPr>
-        <w:t xml:space="preserve"> </w:t>
+        <w:tab/>
+        <w:t xml:space="preserve"/>
       </w:r>
       <w:r>
         <w:rPr>
@@ -9376,10 +9466,13 @@
       </w:pPr>
     </w:p>
   </w:footnote>
-  <w:footnote w:id="14">
+  <w:footnote w:id="15">
     <w:p>
       <w:pPr>
         <w:pStyle w:val="Textonotapie"/>
+        <w:tabs>
+          <w:tab w:val="left" w:pos="567"/>
+        </w:tabs>
         <w:ind w:left="567" w:hanging="567"/>
         <w:jc w:val="both"/>
         <w:rPr>
@@ -9404,7 +9497,8 @@
           <w:sz w:val="16"/>
           <w:szCs w:val="16"/>
         </w:rPr>
-        <w:t xml:space="preserve"> </w:t>
+        <w:tab/>
+        <w:t xml:space="preserve"/>
       </w:r>
       <w:r>
         <w:rPr>
@@ -9521,186 +9615,6 @@
           <w:lang w:val="es-ES"/>
         </w:rPr>
         <w:t>En caso de no recibirse respuesta automática de recepción en un plazo máximo de dos (2) días hábiles contados desde el día siguiente de efectuado el acto de notificación vía correo electrónico, se procede a notificar por cédula conforme al inciso 20.1.1, volviéndose a computar el plazo establecido en el numeral 24.1 del artículo 24.</w:t>
-      </w:r>
-    </w:p>
-    <w:p>
-      <w:pPr>
-        <w:pStyle w:val="Textonotapie"/>
-        <w:ind w:left="567" w:hanging="567"/>
-        <w:jc w:val="both"/>
-        <w:rPr>
-          <w:rFonts w:ascii="Arial Narrow" w:eastAsia="Arial Narrow" w:hAnsi="Arial Narrow" w:cs="Arial Narrow"/>
-          <w:sz w:val="16"/>
-          <w:szCs w:val="16"/>
-        </w:rPr>
-      </w:pPr>
-    </w:p>
-  </w:footnote>
-  <w:footnote w:id="1">
-    <w:p>
-      <w:pPr>
-        <w:pStyle w:val="Textonotapie"/>
-        <w:ind w:left="567" w:hanging="567"/>
-        <w:jc w:val="both"/>
-        <w:rPr>
-          <w:rFonts w:ascii="Arial Narrow" w:eastAsia="Arial Narrow" w:hAnsi="Arial Narrow" w:cs="Arial Narrow"/>
-          <w:sz w:val="16"/>
-          <w:szCs w:val="16"/>
-        </w:rPr>
-      </w:pPr>
-      <w:r>
-        <w:rPr>
-          <w:rStyle w:val="Refdenotaalpie"/>
-          <w:rFonts w:ascii="Arial Narrow" w:eastAsia="Arial Narrow" w:hAnsi="Arial Narrow" w:cs="Arial Narrow"/>
-          <w:sz w:val="16"/>
-          <w:szCs w:val="16"/>
-          <w:vertAlign w:val="superscript"/>
-        </w:rPr>
-        <w:footnoteRef/>
-      </w:r>
-      <w:r>
-        <w:rPr>
-          <w:rFonts w:ascii="Arial Narrow" w:eastAsia="Arial Narrow" w:hAnsi="Arial Narrow" w:cs="Arial Narrow"/>
-          <w:sz w:val="16"/>
-          <w:szCs w:val="16"/>
-        </w:rPr>
-        <w:t xml:space="preserve"> </w:t>
-      </w:r>
-      <w:r>
-        <w:rPr>
-          <w:rFonts w:ascii="Arial Narrow" w:eastAsia="Arial Narrow" w:hAnsi="Arial Narrow" w:cs="Arial Narrow"/>
-          <w:sz w:val="16"/>
-          <w:szCs w:val="16"/>
-        </w:rPr>
-        <w:tab/>
-      </w:r>
-      <w:r>
-        <w:rPr>
-          <w:rFonts w:ascii="Arial Narrow" w:eastAsia="Arial Narrow" w:hAnsi="Arial Narrow" w:cs="Arial Narrow"/>
-          <w:sz w:val="16"/>
-          <w:szCs w:val="16"/>
-        </w:rPr>
-        <w:t>Integrada por</w:t>
-      </w:r>
-      <w:r>
-        <w:rPr>
-          <w:rFonts w:ascii="Arial Narrow" w:eastAsia="Arial Narrow" w:hAnsi="Arial Narrow" w:cs="Arial Narrow"/>
-          <w:sz w:val="16"/>
-          <w:szCs w:val="16"/>
-        </w:rPr>
-        <w:t xml:space="preserve"> </w:t>
-      </w:r>
-      <w:r>
-        <w:rPr>
-          <w:rFonts w:ascii="Arial Narrow" w:eastAsia="Arial Narrow" w:hAnsi="Arial Narrow" w:cs="Arial Narrow"/>
-          <w:sz w:val="16"/>
-          <w:szCs w:val="16"/>
-        </w:rPr>
-        <w:t>Flora Mamani Gordillo, en su condición de cónyuge supérstite, así como a: Máximo Eladio Castro Mamani; Edgar Rene Castro Maman; Eliana Beatriz Castro Mamani; Corina Vanessa Castro Mamani; en su condición de hijos del causante</w:t>
-      </w:r>
-      <w:r>
-        <w:rPr>
-          <w:rFonts w:ascii="Arial Narrow" w:eastAsia="Arial Narrow" w:hAnsi="Arial Narrow" w:cs="Arial Narrow"/>
-          <w:sz w:val="16"/>
-          <w:szCs w:val="16"/>
-        </w:rPr>
-        <w:t xml:space="preserve">; conforme a la </w:t>
-      </w:r>
-      <w:r>
-        <w:rPr>
-          <w:rFonts w:ascii="Arial Narrow" w:eastAsia="Arial Narrow" w:hAnsi="Arial Narrow" w:cs="Arial Narrow"/>
-          <w:sz w:val="16"/>
-          <w:szCs w:val="16"/>
-        </w:rPr>
-        <w:t>Partida</w:t>
-      </w:r>
-      <w:r>
-        <w:rPr>
-          <w:rFonts w:ascii="Arial Narrow" w:eastAsia="Arial Narrow" w:hAnsi="Arial Narrow" w:cs="Arial Narrow"/>
-          <w:sz w:val="16"/>
-          <w:szCs w:val="16"/>
-        </w:rPr>
-        <w:t xml:space="preserve"> </w:t>
-      </w:r>
-      <w:r>
-        <w:rPr>
-          <w:rFonts w:ascii="Arial Narrow" w:eastAsia="Arial Narrow" w:hAnsi="Arial Narrow" w:cs="Arial Narrow"/>
-          <w:sz w:val="16"/>
-          <w:szCs w:val="16"/>
-        </w:rPr>
-        <w:t>11217780</w:t>
-      </w:r>
-      <w:r>
-        <w:rPr>
-          <w:rFonts w:ascii="Arial Narrow" w:eastAsia="Arial Narrow" w:hAnsi="Arial Narrow" w:cs="Arial Narrow"/>
-          <w:sz w:val="16"/>
-          <w:szCs w:val="16"/>
-        </w:rPr>
-        <w:t xml:space="preserve"> de la </w:t>
-      </w:r>
-      <w:r>
-        <w:rPr>
-          <w:rFonts w:ascii="Arial Narrow" w:eastAsia="Arial Narrow" w:hAnsi="Arial Narrow" w:cs="Arial Narrow"/>
-          <w:sz w:val="16"/>
-          <w:szCs w:val="16"/>
-        </w:rPr>
-        <w:t xml:space="preserve">zona registral </w:t>
-      </w:r>
-      <w:r>
-        <w:rPr>
-          <w:rFonts w:ascii="Arial Narrow" w:eastAsia="Arial Narrow" w:hAnsi="Arial Narrow" w:cs="Arial Narrow"/>
-          <w:sz w:val="16"/>
-          <w:szCs w:val="16"/>
-        </w:rPr>
-        <w:t/>
-      </w:r>
-      <w:r>
-        <w:rPr>
-          <w:rFonts w:ascii="Arial Narrow" w:eastAsia="Arial Narrow" w:hAnsi="Arial Narrow" w:cs="Arial Narrow"/>
-          <w:sz w:val="16"/>
-          <w:szCs w:val="16"/>
-        </w:rPr>
-        <w:t xml:space="preserve"> XIII - Sede Tacna</w:t>
-      </w:r>
-      <w:r>
-        <w:rPr>
-          <w:rFonts w:ascii="Arial Narrow" w:eastAsia="Arial Narrow" w:hAnsi="Arial Narrow" w:cs="Arial Narrow"/>
-          <w:sz w:val="16"/>
-          <w:szCs w:val="16"/>
-        </w:rPr>
-        <w:t xml:space="preserve"> -</w:t>
-      </w:r>
-      <w:r>
-        <w:rPr>
-          <w:rFonts w:ascii="Arial Narrow" w:eastAsia="Arial Narrow" w:hAnsi="Arial Narrow" w:cs="Arial Narrow"/>
-          <w:sz w:val="16"/>
-          <w:szCs w:val="16"/>
-        </w:rPr>
-        <w:t xml:space="preserve"> Oficina Registral</w:t>
-      </w:r>
-      <w:r>
-        <w:rPr>
-          <w:rFonts w:ascii="Arial Narrow" w:eastAsia="Arial Narrow" w:hAnsi="Arial Narrow" w:cs="Arial Narrow"/>
-          <w:sz w:val="16"/>
-          <w:szCs w:val="16"/>
-        </w:rPr>
-        <w:t xml:space="preserve"> de</w:t>
-      </w:r>
-      <w:r>
-        <w:rPr>
-          <w:rFonts w:ascii="Arial Narrow" w:eastAsia="Arial Narrow" w:hAnsi="Arial Narrow" w:cs="Arial Narrow"/>
-          <w:sz w:val="16"/>
-          <w:szCs w:val="16"/>
-        </w:rPr>
-        <w:t xml:space="preserve"> Pun</w:t>
-      </w:r>
-      <w:r>
-        <w:rPr>
-          <w:rFonts w:ascii="Arial Narrow" w:eastAsia="Arial Narrow" w:hAnsi="Arial Narrow" w:cs="Arial Narrow"/>
-          <w:sz w:val="16"/>
-          <w:szCs w:val="16"/>
-        </w:rPr>
-        <w:t>o.</w:t>
       </w:r>
     </w:p>
     <w:p>

--- a/plantillas_maestras/12_seguro_transporte_y_carga/materia_general_asegurativa/2_o_mas_ddos_varios/sucesion_intestada/TPL_276_2026_SEGURO_TRANSPORTE_Y_CARGA_MATERIA_GENERAL_ASEGURATIVA_ASEGURADORA_SUCESION_INTESTADA_R2.docx
+++ b/plantillas_maestras/12_seguro_transporte_y_carga/materia_general_asegurativa/2_o_mas_ddos_varios/sucesion_intestada/TPL_276_2026_SEGURO_TRANSPORTE_Y_CARGA_MATERIA_GENERAL_ASEGURATIVA_ASEGURADORA_SUCESION_INTESTADA_R2.docx
@@ -552,7 +552,7 @@
     </w:p>
     <w:p>
       <w:pPr>
-        <w:spacing w:after="0" w:line="240" w:lineRule="auto"/>
+        <w:spacing w:before="0" w:after="0" w:line="240" w:lineRule="auto"/>
         <w:jc w:val="both"/>
         <w:rPr>
           <w:rFonts w:ascii="Arial Narrow" w:eastAsia="Arial Narrow" w:hAnsi="Arial Narrow" w:cs="Arial Narrow"/>
@@ -594,7 +594,7 @@
           <w:lang w:val="es-ES" w:eastAsia="es-ES"/>
           <w14:ligatures w14:val="none"/>
         </w:rPr>
-        <w:t xml:space="preserve">Mediante el escrito del 29 de diciembre de 2025, subsanado mediante tres (3) escritos presentados el 18 de febrero de 2026, la [APELLIDO] denunció a Mapfre por presuntas infracciones a la Ley 29571, Código de Protección y Defensa del Consumidor</w:t>
+        <w:t xml:space="preserve">Mediante el escrito del 29 de diciembre de 2025</w:t>
       </w:r>
       <w:r>
         <w:rPr>
@@ -620,19 +620,7 @@
           <w:lang w:val="es-ES" w:eastAsia="es-ES"/>
           <w14:ligatures w14:val="none"/>
         </w:rPr>
-        <w:t xml:space="preserve"> (en adelante, Código), señalando lo siguiente:</w:t>
-      </w:r>
-      <w:r>
-        <w:rPr>
-          <w:rFonts w:ascii="Arial Narrow" w:eastAsia="Arial Narrow" w:hAnsi="Arial Narrow" w:cs="Arial Narrow"/>
-          <w:color w:val="000000"/>
-          <w:kern w:val="0"/>
-          <w:sz w:val="22"/>
-          <w:szCs w:val="22"/>
-          <w:lang w:val="es-ES" w:eastAsia="es-ES"/>
-          <w14:ligatures w14:val="none"/>
-        </w:rPr>
-        <w:t/>
+        <w:t xml:space="preserve">, subsanado mediante tres (3) escritos presentados el 18 de febrero de 2026, la [APELLIDO] denunció a Mapfre por presuntas infracciones a la Ley 29571, Código de Protección y Defensa del Consumidor</w:t>
       </w:r>
       <w:r>
         <w:rPr>
@@ -658,6 +646,30 @@
           <w:lang w:val="es-ES" w:eastAsia="es-ES"/>
           <w14:ligatures w14:val="none"/>
         </w:rPr>
+        <w:t xml:space="preserve"> (en adelante, Código), señalando lo siguiente:</w:t>
+      </w:r>
+      <w:r>
+        <w:rPr>
+          <w:rFonts w:ascii="Arial Narrow" w:eastAsia="Arial Narrow" w:hAnsi="Arial Narrow" w:cs="Arial Narrow"/>
+          <w:color w:val="000000"/>
+          <w:kern w:val="0"/>
+          <w:sz w:val="22"/>
+          <w:szCs w:val="22"/>
+          <w:lang w:val="es-ES" w:eastAsia="es-ES"/>
+          <w14:ligatures w14:val="none"/>
+        </w:rPr>
+        <w:t/>
+      </w:r>
+      <w:r>
+        <w:rPr>
+          <w:rFonts w:ascii="Arial Narrow" w:eastAsia="Arial Narrow" w:hAnsi="Arial Narrow" w:cs="Arial Narrow"/>
+          <w:color w:val="000000"/>
+          <w:kern w:val="0"/>
+          <w:sz w:val="22"/>
+          <w:szCs w:val="22"/>
+          <w:lang w:val="es-ES" w:eastAsia="es-ES"/>
+          <w14:ligatures w14:val="none"/>
+        </w:rPr>
         <w:t xml:space="preserve"/>
       </w:r>
       <w:r>
@@ -786,7 +798,7 @@
     </w:p>
     <w:p>
       <w:pPr>
-        <w:spacing w:after="0" w:line="240" w:lineRule="auto"/>
+        <w:spacing w:before="0" w:after="0" w:line="240" w:lineRule="auto"/>
         <w:jc w:val="both"/>
         <w:rPr>
           <w:rFonts w:ascii="Arial Narrow" w:eastAsia="Arial Narrow" w:hAnsi="Arial Narrow" w:cs="Arial Narrow"/>
@@ -1000,7 +1012,7 @@
     <w:p>
       <w:pPr>
         <w:pStyle w:val="Prrafodelista"/>
-        <w:spacing w:after="0" w:line="240" w:lineRule="auto"/>
+        <w:spacing w:before="0" w:after="0" w:line="240" w:lineRule="auto"/>
         <w:ind w:left="1134"/>
         <w:jc w:val="both"/>
         <w:rPr>
@@ -1113,7 +1125,7 @@
     <w:p>
       <w:pPr>
         <w:pStyle w:val="Prrafodelista"/>
-        <w:spacing w:after="0" w:line="240" w:lineRule="auto"/>
+        <w:spacing w:before="0" w:after="0" w:line="240" w:lineRule="auto"/>
         <w:ind w:left="1134"/>
         <w:jc w:val="both"/>
         <w:rPr>
@@ -1342,7 +1354,7 @@
     <w:p>
       <w:pPr>
         <w:pStyle w:val="Prrafodelista"/>
-        <w:spacing w:after="0" w:line="240" w:lineRule="auto"/>
+        <w:spacing w:before="0" w:after="0" w:line="240" w:lineRule="auto"/>
         <w:ind w:left="1134"/>
         <w:jc w:val="both"/>
         <w:rPr>
@@ -1493,7 +1505,7 @@
     <w:p>
       <w:pPr>
         <w:pStyle w:val="Prrafodelista"/>
-        <w:spacing w:after="0" w:line="240" w:lineRule="auto"/>
+        <w:spacing w:before="0" w:after="0" w:line="240" w:lineRule="auto"/>
         <w:ind w:left="1134"/>
         <w:jc w:val="both"/>
         <w:rPr>
@@ -1745,7 +1757,7 @@
     </w:p>
     <w:p>
       <w:pPr>
-        <w:spacing w:after="0" w:line="240" w:lineRule="auto"/>
+        <w:spacing w:before="0" w:after="0" w:line="240" w:lineRule="auto"/>
         <w:jc w:val="both"/>
         <w:rPr>
           <w:rFonts w:ascii="Arial Narrow" w:eastAsia="Arial Narrow" w:hAnsi="Arial Narrow" w:cs="Arial Narrow"/>
@@ -1917,7 +1929,7 @@
     </w:p>
     <w:p>
       <w:pPr>
-        <w:spacing w:after="0" w:line="240" w:lineRule="auto"/>
+        <w:spacing w:before="0" w:after="0" w:line="240" w:lineRule="auto"/>
         <w:jc w:val="both"/>
         <w:rPr>
           <w:rFonts w:ascii="Arial Narrow" w:eastAsia="Arial Narrow" w:hAnsi="Arial Narrow" w:cs="Arial Narrow"/>
@@ -2211,7 +2223,7 @@
     <w:p>
       <w:pPr>
         <w:pStyle w:val="Prrafodelista"/>
-        <w:spacing w:after="0" w:line="240" w:lineRule="auto"/>
+        <w:spacing w:before="0" w:after="0" w:line="240" w:lineRule="auto"/>
         <w:ind w:left="1134"/>
         <w:jc w:val="both"/>
         <w:rPr>
@@ -2392,10 +2404,10 @@
     </w:p>
     <w:p>
       <w:pPr>
+        <w:spacing w:before="0" w:after="0" w:line="240" w:lineRule="auto"/>
         <w:tabs>
           <w:tab w:val="left" w:pos="1134"/>
         </w:tabs>
-        <w:spacing w:after="0" w:line="240" w:lineRule="auto"/>
         <w:jc w:val="both"/>
         <w:rPr>
           <w:rFonts w:ascii="Arial Narrow" w:eastAsia="Arial Narrow" w:hAnsi="Arial Narrow" w:cs="Arial Narrow"/>
@@ -2590,7 +2602,7 @@
     </w:p>
     <w:p>
       <w:pPr>
-        <w:spacing w:after="0" w:line="240" w:lineRule="auto"/>
+        <w:spacing w:before="0" w:after="0" w:line="240" w:lineRule="auto"/>
         <w:contextualSpacing/>
         <w:jc w:val="both"/>
         <w:rPr>
@@ -2646,7 +2658,7 @@
     </w:p>
     <w:p>
       <w:pPr>
-        <w:spacing w:after="0" w:line="240" w:lineRule="auto"/>
+        <w:spacing w:before="0" w:after="0" w:line="240" w:lineRule="auto"/>
         <w:contextualSpacing/>
         <w:jc w:val="both"/>
         <w:rPr>
@@ -2868,7 +2880,7 @@
     <w:p>
       <w:pPr>
         <w:pStyle w:val="Prrafodelista"/>
-        <w:spacing w:after="0" w:line="240" w:lineRule="auto"/>
+        <w:spacing w:before="0" w:after="0" w:line="240" w:lineRule="auto"/>
         <w:ind w:left="567"/>
         <w:jc w:val="both"/>
         <w:rPr>
@@ -3016,7 +3028,7 @@
     <w:bookmarkEnd w:id="1"/>
     <w:p>
       <w:pPr>
-        <w:spacing w:after="0" w:line="240" w:lineRule="auto"/>
+        <w:spacing w:before="0" w:after="0" w:line="240" w:lineRule="auto"/>
         <w:jc w:val="both"/>
         <w:rPr>
           <w:rFonts w:ascii="Arial Narrow" w:eastAsia="Arial Narrow" w:hAnsi="Arial Narrow" w:cs="Arial Narrow"/>
@@ -3161,7 +3173,7 @@
     <w:p>
       <w:pPr>
         <w:pStyle w:val="Prrafodelista"/>
-        <w:spacing w:after="0" w:line="240" w:lineRule="auto"/>
+        <w:spacing w:before="0" w:after="0" w:line="240" w:lineRule="auto"/>
         <w:ind w:left="567"/>
         <w:jc w:val="both"/>
         <w:rPr>
@@ -3256,6 +3268,7 @@
     <w:p>
       <w:pPr>
         <w:pStyle w:val="Prrafodelista"/>
+        <w:spacing w:before="0" w:after="0" w:line="240" w:lineRule="auto"/>
         <w:rPr>
           <w:rFonts w:ascii="Arial Narrow" w:eastAsia="Arial Narrow" w:hAnsi="Arial Narrow" w:cs="Arial Narrow"/>
           <w:kern w:val="0"/>
@@ -3320,7 +3333,7 @@
     <w:bookmarkEnd w:id="15"/>
     <w:p>
       <w:pPr>
-        <w:spacing w:after="0" w:line="240" w:lineRule="auto"/>
+        <w:spacing w:before="0" w:after="0" w:line="240" w:lineRule="auto"/>
         <w:jc w:val="both"/>
         <w:rPr>
           <w:rFonts w:ascii="Arial Narrow" w:eastAsia="Arial Narrow" w:hAnsi="Arial Narrow" w:cs="Arial Narrow"/>
@@ -3392,7 +3405,7 @@
     </w:p>
     <w:p>
       <w:pPr>
-        <w:spacing w:after="0" w:line="240" w:lineRule="auto"/>
+        <w:spacing w:before="0" w:after="0" w:line="240" w:lineRule="auto"/>
         <w:ind w:left="567"/>
         <w:contextualSpacing/>
         <w:jc w:val="both"/>
@@ -3475,7 +3488,7 @@
     </w:p>
     <w:p>
       <w:pPr>
-        <w:spacing w:after="0" w:line="240" w:lineRule="auto"/>
+        <w:spacing w:before="0" w:after="0" w:line="240" w:lineRule="auto"/>
         <w:jc w:val="both"/>
         <w:rPr>
           <w:rFonts w:ascii="Arial Narrow" w:eastAsia="Arial Narrow" w:hAnsi="Arial Narrow" w:cs="Arial Narrow"/>
@@ -3686,7 +3699,7 @@
     <w:p>
       <w:pPr>
         <w:pStyle w:val="Prrafodelista"/>
-        <w:spacing w:after="0" w:line="240" w:lineRule="auto"/>
+        <w:spacing w:before="0" w:after="0" w:line="240" w:lineRule="auto"/>
         <w:ind w:left="567"/>
         <w:jc w:val="both"/>
         <w:rPr>
@@ -3741,10 +3754,37 @@
     </w:p>
     <w:p>
       <w:pPr>
+        <w:spacing w:before="0" w:after="0" w:line="240" w:lineRule="auto"/>
+        <w:jc w:val="both"/>
+        <w:rPr>
+          <w:rFonts w:ascii="Arial Narrow" w:eastAsia="Arial Narrow" w:hAnsi="Arial Narrow" w:cs="Arial Narrow"/>
+          <w:b/>
+          <w:color w:val="000000"/>
+          <w:kern w:val="0"/>
+          <w:sz w:val="22"/>
+          <w:szCs w:val="22"/>
+          <w:lang w:eastAsia="es-PE"/>
+          <w14:ligatures w14:val="none"/>
+        </w:rPr>
+      </w:pPr>
+    </w:p>
+    <w:p>
+      <w:pPr>
         <w:spacing w:after="0" w:line="240" w:lineRule="auto"/>
         <w:jc w:val="both"/>
         <w:rPr>
           <w:rFonts w:ascii="Arial Narrow" w:eastAsia="Arial Narrow" w:hAnsi="Arial Narrow" w:cs="Arial Narrow"/>
+          <w:color w:val="000000"/>
+          <w:kern w:val="0"/>
+          <w:sz w:val="22"/>
+          <w:szCs w:val="22"/>
+          <w:lang w:eastAsia="es-PE"/>
+          <w14:ligatures w14:val="none"/>
+        </w:rPr>
+      </w:pPr>
+      <w:r>
+        <w:rPr>
+          <w:rFonts w:ascii="Arial Narrow" w:eastAsia="Arial Narrow" w:hAnsi="Arial Narrow" w:cs="Arial Narrow"/>
           <w:b/>
           <w:color w:val="000000"/>
           <w:kern w:val="0"/>
@@ -3753,33 +3793,6 @@
           <w:lang w:eastAsia="es-PE"/>
           <w14:ligatures w14:val="none"/>
         </w:rPr>
-      </w:pPr>
-    </w:p>
-    <w:p>
-      <w:pPr>
-        <w:spacing w:after="0" w:line="240" w:lineRule="auto"/>
-        <w:jc w:val="both"/>
-        <w:rPr>
-          <w:rFonts w:ascii="Arial Narrow" w:eastAsia="Arial Narrow" w:hAnsi="Arial Narrow" w:cs="Arial Narrow"/>
-          <w:color w:val="000000"/>
-          <w:kern w:val="0"/>
-          <w:sz w:val="22"/>
-          <w:szCs w:val="22"/>
-          <w:lang w:eastAsia="es-PE"/>
-          <w14:ligatures w14:val="none"/>
-        </w:rPr>
-      </w:pPr>
-      <w:r>
-        <w:rPr>
-          <w:rFonts w:ascii="Arial Narrow" w:eastAsia="Arial Narrow" w:hAnsi="Arial Narrow" w:cs="Arial Narrow"/>
-          <w:b/>
-          <w:color w:val="000000"/>
-          <w:kern w:val="0"/>
-          <w:sz w:val="22"/>
-          <w:szCs w:val="22"/>
-          <w:lang w:eastAsia="es-PE"/>
-          <w14:ligatures w14:val="none"/>
-        </w:rPr>
         <w:t xml:space="preserve">PRIMERO:</w:t>
       </w:r>
       <w:r>
@@ -3958,7 +3971,7 @@
     </w:p>
     <w:p>
       <w:pPr>
-        <w:spacing w:after="0" w:line="240" w:lineRule="auto"/>
+        <w:spacing w:before="0" w:after="0" w:line="240" w:lineRule="auto"/>
         <w:jc w:val="both"/>
         <w:rPr>
           <w:rFonts w:ascii="Arial Narrow" w:eastAsia="Arial Narrow" w:hAnsi="Arial Narrow" w:cs="Arial Narrow"/>
@@ -4095,7 +4108,7 @@
     </w:p>
     <w:p>
       <w:pPr>
-        <w:spacing w:after="0" w:line="240" w:lineRule="auto"/>
+        <w:spacing w:before="0" w:after="0" w:line="240" w:lineRule="auto"/>
         <w:jc w:val="both"/>
         <w:rPr>
           <w:rFonts w:ascii="Arial Narrow" w:eastAsia="Arial Narrow" w:hAnsi="Arial Narrow" w:cs="Arial Narrow"/>
@@ -4191,7 +4204,7 @@
     <w:p>
       <w:pPr>
         <w:pStyle w:val="Prrafodelista"/>
-        <w:spacing w:after="0" w:line="240" w:lineRule="auto"/>
+        <w:spacing w:before="0" w:after="0" w:line="240" w:lineRule="auto"/>
         <w:ind w:left="567"/>
         <w:jc w:val="both"/>
         <w:rPr>
@@ -4305,6 +4318,7 @@
     <w:p>
       <w:pPr>
         <w:pStyle w:val="Prrafodelista"/>
+        <w:spacing w:before="0" w:after="0" w:line="240" w:lineRule="auto"/>
         <w:rPr>
           <w:rFonts w:ascii="Arial Narrow" w:eastAsia="Arial Narrow" w:hAnsi="Arial Narrow" w:cs="Arial Narrow"/>
           <w:kern w:val="0"/>
@@ -4431,6 +4445,7 @@
     <w:p>
       <w:pPr>
         <w:pStyle w:val="Prrafodelista"/>
+        <w:spacing w:before="0" w:after="0" w:line="240" w:lineRule="auto"/>
         <w:rPr>
           <w:rFonts w:ascii="Arial Narrow" w:eastAsia="Arial Narrow" w:hAnsi="Arial Narrow" w:cs="Arial Narrow"/>
           <w:kern w:val="0"/>
@@ -4511,7 +4526,7 @@
     <w:bookmarkEnd w:id="19"/>
     <w:p>
       <w:pPr>
-        <w:spacing w:after="0" w:line="240" w:lineRule="auto"/>
+        <w:spacing w:before="0" w:after="0" w:line="240" w:lineRule="auto"/>
         <w:jc w:val="both"/>
         <w:rPr>
           <w:rFonts w:ascii="Arial Narrow" w:eastAsia="Arial Narrow" w:hAnsi="Arial Narrow" w:cs="Arial Narrow"/>
@@ -4683,7 +4698,7 @@
     </w:p>
     <w:p>
       <w:pPr>
-        <w:spacing w:line="240" w:lineRule="auto"/>
+        <w:spacing w:before="0" w:after="0" w:line="240" w:lineRule="auto"/>
         <w:contextualSpacing/>
         <w:jc w:val="both"/>
         <w:rPr>
@@ -4771,7 +4786,7 @@
     </w:p>
     <w:p>
       <w:pPr>
-        <w:spacing w:after="0" w:line="240" w:lineRule="auto"/>
+        <w:spacing w:before="0" w:after="0" w:line="240" w:lineRule="auto"/>
         <w:jc w:val="both"/>
         <w:rPr>
           <w:rFonts w:ascii="Arial Narrow" w:eastAsia="Arial Narrow" w:hAnsi="Arial Narrow" w:cs="Arial Narrow"/>
@@ -5086,7 +5101,7 @@
     </w:p>
     <w:p>
       <w:pPr>
-        <w:spacing w:after="0" w:line="240" w:lineRule="auto"/>
+        <w:spacing w:before="0" w:after="0" w:line="240" w:lineRule="auto"/>
         <w:ind w:left="567"/>
         <w:jc w:val="both"/>
         <w:rPr>
@@ -5187,6 +5202,21 @@
     </w:p>
     <w:p>
       <w:pPr>
+        <w:spacing w:before="0" w:after="0" w:line="240" w:lineRule="auto"/>
+        <w:jc w:val="both"/>
+        <w:rPr>
+          <w:rFonts w:ascii="Arial Narrow" w:eastAsia="Arial Narrow" w:hAnsi="Arial Narrow" w:cs="Arial Narrow"/>
+          <w:color w:val="000000"/>
+          <w:kern w:val="0"/>
+          <w:sz w:val="22"/>
+          <w:szCs w:val="22"/>
+          <w:lang w:eastAsia="es-PE"/>
+          <w14:ligatures w14:val="none"/>
+        </w:rPr>
+      </w:pPr>
+    </w:p>
+    <w:p>
+      <w:pPr>
         <w:spacing w:after="0" w:line="240" w:lineRule="auto"/>
         <w:jc w:val="both"/>
         <w:rPr>
@@ -5195,21 +5225,6 @@
           <w:kern w:val="0"/>
           <w:sz w:val="22"/>
           <w:szCs w:val="22"/>
-          <w:lang w:eastAsia="es-PE"/>
-          <w14:ligatures w14:val="none"/>
-        </w:rPr>
-      </w:pPr>
-    </w:p>
-    <w:p>
-      <w:pPr>
-        <w:spacing w:after="0" w:line="240" w:lineRule="auto"/>
-        <w:jc w:val="both"/>
-        <w:rPr>
-          <w:rFonts w:ascii="Arial Narrow" w:eastAsia="Arial Narrow" w:hAnsi="Arial Narrow" w:cs="Arial Narrow"/>
-          <w:color w:val="000000"/>
-          <w:kern w:val="0"/>
-          <w:sz w:val="22"/>
-          <w:szCs w:val="22"/>
           <w:lang w:val="es-ES" w:eastAsia="es-ES"/>
           <w14:ligatures w14:val="none"/>
         </w:rPr>
@@ -5407,7 +5422,7 @@
     </w:p>
     <w:p>
       <w:pPr>
-        <w:spacing w:after="0" w:line="240" w:lineRule="auto"/>
+        <w:spacing w:before="0" w:after="0" w:line="240" w:lineRule="auto"/>
         <w:jc w:val="both"/>
         <w:rPr>
           <w:rFonts w:ascii="Arial Narrow" w:eastAsia="Arial Narrow" w:hAnsi="Arial Narrow" w:cs="Arial Narrow"/>
@@ -5688,11 +5703,39 @@
     </w:p>
     <w:p>
       <w:pPr>
+        <w:spacing w:before="0" w:after="0" w:line="240" w:lineRule="auto"/>
+        <w:shd w:val="clear" w:color="auto" w:fill="FFFFFF"/>
+        <w:jc w:val="both"/>
+        <w:rPr>
+          <w:rFonts w:ascii="Arial Narrow" w:eastAsia="Arial Narrow" w:hAnsi="Arial Narrow" w:cs="Arial Narrow"/>
+          <w:b/>
+          <w:color w:val="000000"/>
+          <w:kern w:val="0"/>
+          <w:sz w:val="22"/>
+          <w:szCs w:val="22"/>
+          <w:lang w:eastAsia="es-PE"/>
+          <w14:ligatures w14:val="none"/>
+        </w:rPr>
+      </w:pPr>
+    </w:p>
+    <w:p>
+      <w:pPr>
         <w:shd w:val="clear" w:color="auto" w:fill="FFFFFF"/>
         <w:spacing w:after="0" w:line="240" w:lineRule="auto"/>
         <w:jc w:val="both"/>
         <w:rPr>
           <w:rFonts w:ascii="Arial Narrow" w:eastAsia="Arial Narrow" w:hAnsi="Arial Narrow" w:cs="Arial Narrow"/>
+          <w:color w:val="000000"/>
+          <w:kern w:val="0"/>
+          <w:sz w:val="22"/>
+          <w:szCs w:val="22"/>
+          <w:lang w:eastAsia="es-PE"/>
+          <w14:ligatures w14:val="none"/>
+        </w:rPr>
+      </w:pPr>
+      <w:r>
+        <w:rPr>
+          <w:rFonts w:ascii="Arial Narrow" w:eastAsia="Arial Narrow" w:hAnsi="Arial Narrow" w:cs="Arial Narrow"/>
           <w:b/>
           <w:color w:val="000000"/>
           <w:kern w:val="0"/>
@@ -5701,77 +5744,49 @@
           <w:lang w:eastAsia="es-PE"/>
           <w14:ligatures w14:val="none"/>
         </w:rPr>
-      </w:pPr>
-    </w:p>
-    <w:p>
-      <w:pPr>
+        <w:t>SÉTIMO:</w:t>
+      </w:r>
+      <w:r>
+        <w:rPr>
+          <w:rFonts w:ascii="Arial Narrow" w:eastAsia="Arial Narrow" w:hAnsi="Arial Narrow" w:cs="Arial Narrow"/>
+          <w:color w:val="000000"/>
+          <w:kern w:val="0"/>
+          <w:sz w:val="22"/>
+          <w:szCs w:val="22"/>
+          <w:lang w:eastAsia="es-PE"/>
+          <w14:ligatures w14:val="none"/>
+        </w:rPr>
+        <w:t xml:space="preserve"> informar a las partes que conforme a lo establecido en el artículo 39</w:t>
+      </w:r>
+      <w:r>
+        <w:rPr>
+          <w:rFonts w:ascii="Arial Narrow" w:eastAsia="Arial Narrow" w:hAnsi="Arial Narrow" w:cs="Arial Narrow"/>
+          <w:color w:val="000000"/>
+          <w:kern w:val="0"/>
+          <w:sz w:val="22"/>
+          <w:szCs w:val="22"/>
+          <w:lang w:eastAsia="es-PE"/>
+          <w14:ligatures w14:val="none"/>
+        </w:rPr>
+        <w:t/>
+      </w:r>
+      <w:r>
+        <w:rPr>
+          <w:rFonts w:ascii="Arial Narrow" w:eastAsia="Arial Narrow" w:hAnsi="Arial Narrow" w:cs="Arial Narrow"/>
+          <w:color w:val="000000"/>
+          <w:kern w:val="0"/>
+          <w:sz w:val="22"/>
+          <w:szCs w:val="22"/>
+          <w:lang w:eastAsia="es-PE"/>
+          <w14:ligatures w14:val="none"/>
+        </w:rPr>
+        <w:t xml:space="preserve"> de la Ley sobre Facultades, Normas y Organización del Indecopi, aprobada por Decreto Legislativo 807, los gastos por los peritajes realizados, actuación de pruebas, inspecciones y otros derivados de la tramitación del proceso serán de cargo de la parte que solicita la prueba, salvo pacto en contrario. En todos los casos, la resolución final determinará si los gastos deben ser asumidos por alguna de las partes, o reembolsados a la otra parte o al Indecopi, según sea el caso, de manera adicional a la sanción que haya podido imponerse. </w:t>
+      </w:r>
+    </w:p>
+    <w:p>
+      <w:pPr>
+        <w:spacing w:before="0" w:after="0" w:line="240" w:lineRule="auto"/>
         <w:shd w:val="clear" w:color="auto" w:fill="FFFFFF"/>
-        <w:spacing w:after="0" w:line="240" w:lineRule="auto"/>
-        <w:jc w:val="both"/>
-        <w:rPr>
-          <w:rFonts w:ascii="Arial Narrow" w:eastAsia="Arial Narrow" w:hAnsi="Arial Narrow" w:cs="Arial Narrow"/>
-          <w:color w:val="000000"/>
-          <w:kern w:val="0"/>
-          <w:sz w:val="22"/>
-          <w:szCs w:val="22"/>
-          <w:lang w:eastAsia="es-PE"/>
-          <w14:ligatures w14:val="none"/>
-        </w:rPr>
-      </w:pPr>
-      <w:r>
-        <w:rPr>
-          <w:rFonts w:ascii="Arial Narrow" w:eastAsia="Arial Narrow" w:hAnsi="Arial Narrow" w:cs="Arial Narrow"/>
-          <w:b/>
-          <w:color w:val="000000"/>
-          <w:kern w:val="0"/>
-          <w:sz w:val="22"/>
-          <w:szCs w:val="22"/>
-          <w:lang w:eastAsia="es-PE"/>
-          <w14:ligatures w14:val="none"/>
-        </w:rPr>
-        <w:t>SÉTIMO:</w:t>
-      </w:r>
-      <w:r>
-        <w:rPr>
-          <w:rFonts w:ascii="Arial Narrow" w:eastAsia="Arial Narrow" w:hAnsi="Arial Narrow" w:cs="Arial Narrow"/>
-          <w:color w:val="000000"/>
-          <w:kern w:val="0"/>
-          <w:sz w:val="22"/>
-          <w:szCs w:val="22"/>
-          <w:lang w:eastAsia="es-PE"/>
-          <w14:ligatures w14:val="none"/>
-        </w:rPr>
-        <w:t xml:space="preserve"> informar a las partes que conforme a lo establecido en el artículo 39</w:t>
-      </w:r>
-      <w:r>
-        <w:rPr>
-          <w:rFonts w:ascii="Arial Narrow" w:eastAsia="Arial Narrow" w:hAnsi="Arial Narrow" w:cs="Arial Narrow"/>
-          <w:color w:val="000000"/>
-          <w:kern w:val="0"/>
-          <w:sz w:val="22"/>
-          <w:szCs w:val="22"/>
-          <w:lang w:eastAsia="es-PE"/>
-          <w14:ligatures w14:val="none"/>
-        </w:rPr>
-        <w:t/>
-      </w:r>
-      <w:r>
-        <w:rPr>
-          <w:rFonts w:ascii="Arial Narrow" w:eastAsia="Arial Narrow" w:hAnsi="Arial Narrow" w:cs="Arial Narrow"/>
-          <w:color w:val="000000"/>
-          <w:kern w:val="0"/>
-          <w:sz w:val="22"/>
-          <w:szCs w:val="22"/>
-          <w:lang w:eastAsia="es-PE"/>
-          <w14:ligatures w14:val="none"/>
-        </w:rPr>
-        <w:t xml:space="preserve"> de la Ley sobre Facultades, Normas y Organización del Indecopi, aprobada por Decreto Legislativo 807, los gastos por los peritajes realizados, actuación de pruebas, inspecciones y otros derivados de la tramitación del proceso serán de cargo de la parte que solicita la prueba, salvo pacto en contrario. En todos los casos, la resolución final determinará si los gastos deben ser asumidos por alguna de las partes, o reembolsados a la otra parte o al Indecopi, según sea el caso, de manera adicional a la sanción que haya podido imponerse. </w:t>
-      </w:r>
-    </w:p>
-    <w:p>
-      <w:pPr>
-        <w:shd w:val="clear" w:color="auto" w:fill="FFFFFF"/>
-        <w:spacing w:after="0" w:line="240" w:lineRule="auto"/>
         <w:jc w:val="both"/>
         <w:rPr>
           <w:rFonts w:ascii="Arial Narrow" w:eastAsia="Arial Narrow" w:hAnsi="Arial Narrow" w:cs="Arial Narrow"/>
@@ -5940,15 +5955,75 @@
     </w:p>
     <w:p>
       <w:pPr>
+        <w:spacing w:before="0" w:after="0" w:line="240" w:lineRule="auto"/>
+        <w:suppressAutoHyphens/>
+        <w:jc w:val="both"/>
+        <w:rPr>
+          <w:rFonts w:ascii="Arial Narrow" w:eastAsia="Arial Narrow" w:hAnsi="Arial Narrow" w:cs="Arial Narrow"/>
+          <w:kern w:val="0"/>
+          <w:sz w:val="22"/>
+          <w:szCs w:val="22"/>
+          <w:u w:val="single"/>
+          <w14:ligatures w14:val="none"/>
+        </w:rPr>
+      </w:pPr>
+    </w:p>
+    <w:p>
+      <w:pPr>
         <w:suppressAutoHyphens/>
         <w:spacing w:after="0" w:line="240" w:lineRule="auto"/>
         <w:jc w:val="both"/>
         <w:rPr>
           <w:rFonts w:ascii="Arial Narrow" w:eastAsia="Arial Narrow" w:hAnsi="Arial Narrow" w:cs="Arial Narrow"/>
-          <w:kern w:val="0"/>
-          <w:sz w:val="22"/>
-          <w:szCs w:val="22"/>
-          <w:u w:val="single"/>
+          <w:color w:val="000000"/>
+          <w:kern w:val="0"/>
+          <w:sz w:val="22"/>
+          <w:szCs w:val="22"/>
+          <w:lang w:eastAsia="es-PE"/>
+          <w14:ligatures w14:val="none"/>
+        </w:rPr>
+      </w:pPr>
+      <w:r>
+        <w:rPr>
+          <w:rFonts w:ascii="Arial Narrow" w:eastAsia="Arial Narrow" w:hAnsi="Arial Narrow" w:cs="Arial Narrow"/>
+          <w:b/>
+          <w:color w:val="000000"/>
+          <w:kern w:val="0"/>
+          <w:sz w:val="22"/>
+          <w:szCs w:val="22"/>
+          <w:lang w:eastAsia="es-PE"/>
+          <w14:ligatures w14:val="none"/>
+        </w:rPr>
+        <w:lastRenderedPageBreak/>
+        <w:t>NOVENO:</w:t>
+      </w:r>
+      <w:r>
+        <w:rPr>
+          <w:rFonts w:ascii="Arial Narrow" w:eastAsia="Arial Narrow" w:hAnsi="Arial Narrow" w:cs="Arial Narrow"/>
+          <w:color w:val="000000"/>
+          <w:kern w:val="0"/>
+          <w:sz w:val="22"/>
+          <w:szCs w:val="22"/>
+          <w:lang w:eastAsia="es-PE"/>
+          <w14:ligatures w14:val="none"/>
+        </w:rPr>
+        <w:t xml:space="preserve"> poner en conocimiento de las partes que, antes de la emisión de la Resolución Final, tienen la posibilidad de formular su desistimiento o presentar el acuerdo arribado mediante la conciliación, mediación, transacción o cualquier otro que, de forma indubitable, deje constancia que se ha solucionado la controversia materia de denuncia.</w:t>
+      </w:r>
+      <w:bookmarkStart w:id="23" w:name="h.gjdgxs" w:colFirst="0" w:colLast="0"/>
+      <w:bookmarkEnd w:id="23"/>
+    </w:p>
+    <w:p>
+      <w:pPr>
+        <w:spacing w:before="0" w:after="0" w:line="240" w:lineRule="auto"/>
+        <w:suppressAutoHyphens/>
+        <w:jc w:val="both"/>
+        <w:rPr>
+          <w:rFonts w:ascii="Arial Narrow" w:eastAsia="Arial Narrow" w:hAnsi="Arial Narrow" w:cs="Arial Narrow"/>
+          <w:color w:val="000000"/>
+          <w:kern w:val="0"/>
+          <w:sz w:val="22"/>
+          <w:szCs w:val="22"/>
+          <w:lang w:eastAsia="es-PE"/>
           <w14:ligatures w14:val="none"/>
         </w:rPr>
       </w:pPr>
@@ -5960,66 +6035,6 @@
         <w:jc w:val="both"/>
         <w:rPr>
           <w:rFonts w:ascii="Arial Narrow" w:eastAsia="Arial Narrow" w:hAnsi="Arial Narrow" w:cs="Arial Narrow"/>
-          <w:color w:val="000000"/>
-          <w:kern w:val="0"/>
-          <w:sz w:val="22"/>
-          <w:szCs w:val="22"/>
-          <w:lang w:eastAsia="es-PE"/>
-          <w14:ligatures w14:val="none"/>
-        </w:rPr>
-      </w:pPr>
-      <w:r>
-        <w:rPr>
-          <w:rFonts w:ascii="Arial Narrow" w:eastAsia="Arial Narrow" w:hAnsi="Arial Narrow" w:cs="Arial Narrow"/>
-          <w:b/>
-          <w:color w:val="000000"/>
-          <w:kern w:val="0"/>
-          <w:sz w:val="22"/>
-          <w:szCs w:val="22"/>
-          <w:lang w:eastAsia="es-PE"/>
-          <w14:ligatures w14:val="none"/>
-        </w:rPr>
-        <w:lastRenderedPageBreak/>
-        <w:t>NOVENO:</w:t>
-      </w:r>
-      <w:r>
-        <w:rPr>
-          <w:rFonts w:ascii="Arial Narrow" w:eastAsia="Arial Narrow" w:hAnsi="Arial Narrow" w:cs="Arial Narrow"/>
-          <w:color w:val="000000"/>
-          <w:kern w:val="0"/>
-          <w:sz w:val="22"/>
-          <w:szCs w:val="22"/>
-          <w:lang w:eastAsia="es-PE"/>
-          <w14:ligatures w14:val="none"/>
-        </w:rPr>
-        <w:t xml:space="preserve"> poner en conocimiento de las partes que, antes de la emisión de la Resolución Final, tienen la posibilidad de formular su desistimiento o presentar el acuerdo arribado mediante la conciliación, mediación, transacción o cualquier otro que, de forma indubitable, deje constancia que se ha solucionado la controversia materia de denuncia.</w:t>
-      </w:r>
-      <w:bookmarkStart w:id="23" w:name="h.gjdgxs" w:colFirst="0" w:colLast="0"/>
-      <w:bookmarkEnd w:id="23"/>
-    </w:p>
-    <w:p>
-      <w:pPr>
-        <w:suppressAutoHyphens/>
-        <w:spacing w:after="0" w:line="240" w:lineRule="auto"/>
-        <w:jc w:val="both"/>
-        <w:rPr>
-          <w:rFonts w:ascii="Arial Narrow" w:eastAsia="Arial Narrow" w:hAnsi="Arial Narrow" w:cs="Arial Narrow"/>
-          <w:color w:val="000000"/>
-          <w:kern w:val="0"/>
-          <w:sz w:val="22"/>
-          <w:szCs w:val="22"/>
-          <w:lang w:eastAsia="es-PE"/>
-          <w14:ligatures w14:val="none"/>
-        </w:rPr>
-      </w:pPr>
-    </w:p>
-    <w:p>
-      <w:pPr>
-        <w:suppressAutoHyphens/>
-        <w:spacing w:after="0" w:line="240" w:lineRule="auto"/>
-        <w:jc w:val="both"/>
-        <w:rPr>
-          <w:rFonts w:ascii="Arial Narrow" w:eastAsia="Arial Narrow" w:hAnsi="Arial Narrow" w:cs="Arial Narrow"/>
           <w:sz w:val="22"/>
           <w:szCs w:val="22"/>
         </w:rPr>
@@ -6208,8 +6223,8 @@
     <w:bookmarkEnd w:id="24"/>
     <w:p>
       <w:pPr>
+        <w:spacing w:before="0" w:after="0" w:line="240" w:lineRule="auto"/>
         <w:suppressAutoHyphens/>
-        <w:spacing w:after="0" w:line="240" w:lineRule="auto"/>
         <w:jc w:val="both"/>
         <w:rPr>
           <w:rFonts w:ascii="Arial Narrow" w:eastAsia="Arial Narrow" w:hAnsi="Arial Narrow" w:cs="Arial Narrow"/>
@@ -6709,34 +6724,31 @@
           <w:sz w:val="16"/>
           <w:szCs w:val="16"/>
         </w:rPr>
+        <w:t xml:space="preserve"/>
+      </w:r>
+      <w:r>
+        <w:rPr>
+          <w:rFonts w:ascii="Arial Narrow" w:eastAsia="Arial Narrow" w:hAnsi="Arial Narrow" w:cs="Arial Narrow"/>
+          <w:sz w:val="16"/>
+          <w:szCs w:val="16"/>
+        </w:rPr>
+      </w:r>
+      <w:r>
+        <w:rPr>
+          <w:rFonts w:ascii="Arial Narrow" w:eastAsia="Arial Narrow" w:hAnsi="Arial Narrow" w:cs="Arial Narrow"/>
+          <w:sz w:val="16"/>
+          <w:szCs w:val="16"/>
+        </w:rPr>
         <w:tab/>
-        <w:t xml:space="preserve"/>
-      </w:r>
-      <w:r>
-        <w:rPr>
-          <w:rFonts w:ascii="Arial Narrow" w:eastAsia="Arial Narrow" w:hAnsi="Arial Narrow" w:cs="Arial Narrow"/>
-          <w:sz w:val="16"/>
-          <w:szCs w:val="16"/>
-        </w:rPr>
-        <w:tab/>
-        <w:t>Publicado</w:t>
-      </w:r>
-      <w:r>
-        <w:rPr>
-          <w:rFonts w:ascii="Arial Narrow" w:eastAsia="Arial Narrow" w:hAnsi="Arial Narrow" w:cs="Arial Narrow"/>
-          <w:b/>
-          <w:sz w:val="16"/>
-          <w:szCs w:val="16"/>
-        </w:rPr>
-        <w:t xml:space="preserve"> </w:t>
-      </w:r>
-      <w:r>
-        <w:rPr>
-          <w:rFonts w:ascii="Arial Narrow" w:eastAsia="Arial Narrow" w:hAnsi="Arial Narrow" w:cs="Arial Narrow"/>
-          <w:sz w:val="16"/>
-          <w:szCs w:val="16"/>
-        </w:rPr>
-        <w:t xml:space="preserve">el 2 de setiembre de 2010 en el Diario Oficial El Peruano, vigente desde el 2 de octubre de 2010 y modificado por Decreto Legislativo 1308.</w:t>
+        <w:t>Denuncia remitida a esta Comisión mediante Documento de Traslado 002-2026-CPC-PUN/INDECOPI de fecha 23 de enero de 2026, recibida el 28 de enero de 2026</w:t>
+      </w:r>
+      <w:r>
+        <w:rPr>
+          <w:rFonts w:ascii="Arial Narrow" w:eastAsia="Arial Narrow" w:hAnsi="Arial Narrow" w:cs="Arial Narrow"/>
+          <w:sz w:val="16"/>
+          <w:szCs w:val="16"/>
+        </w:rPr>
+        <w:t>.</w:t>
       </w:r>
     </w:p>
     <w:p>
@@ -6783,32 +6795,33 @@
           <w:sz w:val="16"/>
           <w:szCs w:val="16"/>
         </w:rPr>
+        <w:t xml:space="preserve"/>
+      </w:r>
+      <w:r>
+        <w:rPr>
+          <w:rFonts w:ascii="Arial Narrow" w:eastAsia="Arial Narrow" w:hAnsi="Arial Narrow" w:cs="Arial Narrow"/>
+          <w:sz w:val="16"/>
+          <w:szCs w:val="16"/>
+        </w:rPr>
         <w:tab/>
-        <w:t xml:space="preserve"/>
-      </w:r>
-      <w:r>
-        <w:rPr>
-          <w:rFonts w:ascii="Arial Narrow" w:eastAsia="Arial Narrow" w:hAnsi="Arial Narrow" w:cs="Arial Narrow"/>
-          <w:sz w:val="16"/>
-          <w:szCs w:val="16"/>
-        </w:rPr>
-        <w:tab/>
-      </w:r>
-      <w:r>
-        <w:rPr>
-          <w:rFonts w:ascii="Arial Narrow" w:eastAsia="Arial Narrow" w:hAnsi="Arial Narrow" w:cs="Arial Narrow"/>
-          <w:sz w:val="16"/>
-          <w:szCs w:val="16"/>
-        </w:rPr>
-        <w:t>Denuncia remitida a esta Comisión mediante Documento de Traslado 002-2026-CPC-PUN/INDECOPI de fecha 23 de enero de 2026, recibida el 28 de enero de 2026</w:t>
-      </w:r>
-      <w:r>
-        <w:rPr>
-          <w:rFonts w:ascii="Arial Narrow" w:eastAsia="Arial Narrow" w:hAnsi="Arial Narrow" w:cs="Arial Narrow"/>
-          <w:sz w:val="16"/>
-          <w:szCs w:val="16"/>
-        </w:rPr>
-        <w:t>.</w:t>
+        <w:t>Publicado</w:t>
+      </w:r>
+      <w:r>
+        <w:rPr>
+          <w:rFonts w:ascii="Arial Narrow" w:eastAsia="Arial Narrow" w:hAnsi="Arial Narrow" w:cs="Arial Narrow"/>
+          <w:b/>
+          <w:sz w:val="16"/>
+          <w:szCs w:val="16"/>
+        </w:rPr>
+        <w:t xml:space="preserve"> </w:t>
+      </w:r>
+      <w:r>
+        <w:rPr>
+          <w:rFonts w:ascii="Arial Narrow" w:eastAsia="Arial Narrow" w:hAnsi="Arial Narrow" w:cs="Arial Narrow"/>
+          <w:sz w:val="16"/>
+          <w:szCs w:val="16"/>
+        </w:rPr>
+        <w:t xml:space="preserve">el 2 de setiembre de 2010 en el Diario Oficial El Peruano, vigente desde el 2 de octubre de 2010 y modificado por Decreto Legislativo 1308.</w:t>
       </w:r>
     </w:p>
     <w:p>
@@ -6857,7 +6870,6 @@
           <w:sz w:val="16"/>
           <w:szCs w:val="16"/>
         </w:rPr>
-        <w:tab/>
         <w:t xml:space="preserve"/>
       </w:r>
       <w:r>
@@ -6866,7 +6878,6 @@
           <w:sz w:val="16"/>
           <w:szCs w:val="16"/>
         </w:rPr>
-        <w:tab/>
       </w:r>
       <w:r>
         <w:rPr>
@@ -6876,6 +6887,7 @@
           <w:sz w:val="16"/>
           <w:szCs w:val="16"/>
         </w:rPr>
+        <w:tab/>
         <w:t xml:space="preserve">LEY 29571, CÓDIGO DE PROTECCIÓN Y DEFENSA DEL CONSUMIDOR, publicado el 2 de setiembre de 2010 y modificado por Decreto Legislativo 1308 </w:t>
       </w:r>
     </w:p>
@@ -7117,7 +7129,6 @@
           <w:sz w:val="16"/>
           <w:szCs w:val="16"/>
         </w:rPr>
-        <w:tab/>
         <w:t xml:space="preserve"/>
       </w:r>
       <w:r>
@@ -7126,7 +7137,6 @@
           <w:sz w:val="16"/>
           <w:szCs w:val="16"/>
         </w:rPr>
-        <w:tab/>
       </w:r>
       <w:r>
         <w:rPr>
@@ -7136,6 +7146,7 @@
           <w:sz w:val="16"/>
           <w:szCs w:val="16"/>
         </w:rPr>
+        <w:tab/>
         <w:t xml:space="preserve">LEY 29571, CÓDIGO DE PROTECCIÓN Y DEFENSA DEL CONSUMIDOR, publicado el 2 de setiembre de 2010 y modificado por Decreto Legislativo 1308 </w:t>
       </w:r>
     </w:p>
@@ -7296,7 +7307,6 @@
           <w:sz w:val="16"/>
           <w:szCs w:val="16"/>
         </w:rPr>
-        <w:tab/>
         <w:t xml:space="preserve"/>
       </w:r>
       <w:r>
@@ -7305,7 +7315,6 @@
           <w:sz w:val="16"/>
           <w:szCs w:val="16"/>
         </w:rPr>
-        <w:tab/>
       </w:r>
       <w:r>
         <w:rPr>
@@ -7315,6 +7324,7 @@
           <w:sz w:val="16"/>
           <w:szCs w:val="16"/>
         </w:rPr>
+        <w:tab/>
         <w:t xml:space="preserve">LEY 29571, CÓDIGO DE PROTECCIÓN Y DEFENSA DEL CONSUMIDOR, publicado el 2 de setiembre de 2010 y modificado por Decreto Legislativo 1308 </w:t>
       </w:r>
     </w:p>
@@ -7419,7 +7429,6 @@
           <w:sz w:val="16"/>
           <w:szCs w:val="16"/>
         </w:rPr>
-        <w:tab/>
         <w:t xml:space="preserve"/>
       </w:r>
       <w:r>
@@ -7428,7 +7437,6 @@
           <w:sz w:val="16"/>
           <w:szCs w:val="16"/>
         </w:rPr>
-        <w:tab/>
       </w:r>
       <w:r>
         <w:rPr>
@@ -7438,6 +7446,7 @@
           <w:sz w:val="16"/>
           <w:szCs w:val="16"/>
         </w:rPr>
+        <w:tab/>
         <w:t>LEY SOBRE FACULTADES, NORMAS Y ORGANIZACIÓN DEL INDECOPI, APROBADA POR DECRETO LEGISLATIVO 807 Artículo 24.-</w:t>
       </w:r>
       <w:r>
@@ -7586,7 +7595,6 @@
           <w:sz w:val="16"/>
           <w:szCs w:val="16"/>
         </w:rPr>
-        <w:tab/>
         <w:t xml:space="preserve"/>
       </w:r>
       <w:r>
@@ -7661,24 +7669,23 @@
           <w:sz w:val="16"/>
           <w:szCs w:val="16"/>
         </w:rPr>
+        <w:t xml:space="preserve"/>
+      </w:r>
+      <w:r>
+        <w:rPr>
+          <w:rFonts w:ascii="Arial Narrow" w:eastAsia="Arial Narrow" w:hAnsi="Arial Narrow" w:cs="Arial Narrow"/>
+          <w:sz w:val="16"/>
+          <w:szCs w:val="16"/>
+        </w:rPr>
+      </w:r>
+      <w:r>
+        <w:rPr>
+          <w:rFonts w:ascii="Arial Narrow" w:eastAsia="Arial Narrow" w:hAnsi="Arial Narrow" w:cs="Arial Narrow"/>
+          <w:b/>
+          <w:sz w:val="16"/>
+          <w:szCs w:val="16"/>
+        </w:rPr>
         <w:tab/>
-        <w:t xml:space="preserve"/>
-      </w:r>
-      <w:r>
-        <w:rPr>
-          <w:rFonts w:ascii="Arial Narrow" w:eastAsia="Arial Narrow" w:hAnsi="Arial Narrow" w:cs="Arial Narrow"/>
-          <w:sz w:val="16"/>
-          <w:szCs w:val="16"/>
-        </w:rPr>
-        <w:tab/>
-      </w:r>
-      <w:r>
-        <w:rPr>
-          <w:rFonts w:ascii="Arial Narrow" w:eastAsia="Arial Narrow" w:hAnsi="Arial Narrow" w:cs="Arial Narrow"/>
-          <w:b/>
-          <w:sz w:val="16"/>
-          <w:szCs w:val="16"/>
-        </w:rPr>
         <w:t>LEY 29571, CÓDIGO DE PROTECCIÓN Y DEFENSA DEL CONSUMIDOR</w:t>
       </w:r>
       <w:r>
@@ -8063,32 +8070,31 @@
           <w:szCs w:val="16"/>
           <w:vertAlign w:val="superscript"/>
         </w:rPr>
+        <w:t xml:space="preserve"/>
+      </w:r>
+      <w:r>
+        <w:rPr>
+          <w:rFonts w:ascii="Arial Narrow" w:eastAsia="Arial Narrow" w:hAnsi="Arial Narrow" w:cs="Arial Narrow"/>
+          <w:sz w:val="16"/>
+          <w:szCs w:val="16"/>
+        </w:rPr>
+        <w:t xml:space="preserve"/>
+      </w:r>
+      <w:r>
+        <w:rPr>
+          <w:rFonts w:ascii="Arial Narrow" w:eastAsia="Arial Narrow" w:hAnsi="Arial Narrow" w:cs="Arial Narrow"/>
+          <w:sz w:val="16"/>
+          <w:szCs w:val="16"/>
+        </w:rPr>
+      </w:r>
+      <w:r>
+        <w:rPr>
+          <w:rFonts w:ascii="Arial Narrow" w:eastAsia="Arial Narrow" w:hAnsi="Arial Narrow" w:cs="Arial Narrow"/>
+          <w:b/>
+          <w:sz w:val="16"/>
+          <w:szCs w:val="16"/>
+        </w:rPr>
         <w:tab/>
-        <w:t xml:space="preserve"/>
-      </w:r>
-      <w:r>
-        <w:rPr>
-          <w:rFonts w:ascii="Arial Narrow" w:eastAsia="Arial Narrow" w:hAnsi="Arial Narrow" w:cs="Arial Narrow"/>
-          <w:sz w:val="16"/>
-          <w:szCs w:val="16"/>
-        </w:rPr>
-        <w:t xml:space="preserve"> </w:t>
-      </w:r>
-      <w:r>
-        <w:rPr>
-          <w:rFonts w:ascii="Arial Narrow" w:eastAsia="Arial Narrow" w:hAnsi="Arial Narrow" w:cs="Arial Narrow"/>
-          <w:sz w:val="16"/>
-          <w:szCs w:val="16"/>
-        </w:rPr>
-        <w:tab/>
-      </w:r>
-      <w:r>
-        <w:rPr>
-          <w:rFonts w:ascii="Arial Narrow" w:eastAsia="Arial Narrow" w:hAnsi="Arial Narrow" w:cs="Arial Narrow"/>
-          <w:b/>
-          <w:sz w:val="16"/>
-          <w:szCs w:val="16"/>
-        </w:rPr>
         <w:t>LEY 29571, CÓDIGO DE PROTECCIÓN Y DEFENSA DEL CONSUMIDOR</w:t>
       </w:r>
       <w:r>
@@ -8292,7 +8298,6 @@
           <w:sz w:val="16"/>
           <w:szCs w:val="16"/>
         </w:rPr>
-        <w:tab/>
         <w:t xml:space="preserve"/>
       </w:r>
       <w:r>
@@ -8301,7 +8306,6 @@
           <w:sz w:val="16"/>
           <w:szCs w:val="16"/>
         </w:rPr>
-        <w:tab/>
       </w:r>
       <w:r>
         <w:rPr>
@@ -8311,6 +8315,7 @@
           <w:sz w:val="16"/>
           <w:szCs w:val="16"/>
         </w:rPr>
+        <w:tab/>
         <w:t xml:space="preserve">LEY 29571, CÓDIGO DE PROTECCIÓN Y DEFENSA DEL CONSUMIDOR, publicado el 2 de setiembre de 2010 y modificado por Decreto Legislativo 1308 </w:t>
       </w:r>
     </w:p>
@@ -9129,24 +9134,23 @@
           <w:sz w:val="16"/>
           <w:szCs w:val="16"/>
         </w:rPr>
+        <w:t xml:space="preserve"/>
+      </w:r>
+      <w:r>
+        <w:rPr>
+          <w:rFonts w:ascii="Arial Narrow" w:eastAsia="Arial Narrow" w:hAnsi="Arial Narrow" w:cs="Arial Narrow"/>
+          <w:sz w:val="16"/>
+          <w:szCs w:val="16"/>
+        </w:rPr>
+      </w:r>
+      <w:r>
+        <w:rPr>
+          <w:rFonts w:ascii="Arial Narrow" w:eastAsia="Arial Narrow" w:hAnsi="Arial Narrow" w:cs="Arial Narrow"/>
+          <w:b/>
+          <w:sz w:val="16"/>
+          <w:szCs w:val="16"/>
+        </w:rPr>
         <w:tab/>
-        <w:t xml:space="preserve"/>
-      </w:r>
-      <w:r>
-        <w:rPr>
-          <w:rFonts w:ascii="Arial Narrow" w:eastAsia="Arial Narrow" w:hAnsi="Arial Narrow" w:cs="Arial Narrow"/>
-          <w:sz w:val="16"/>
-          <w:szCs w:val="16"/>
-        </w:rPr>
-        <w:tab/>
-      </w:r>
-      <w:r>
-        <w:rPr>
-          <w:rFonts w:ascii="Arial Narrow" w:eastAsia="Arial Narrow" w:hAnsi="Arial Narrow" w:cs="Arial Narrow"/>
-          <w:b/>
-          <w:sz w:val="16"/>
-          <w:szCs w:val="16"/>
-        </w:rPr>
         <w:t>LEY 29571, CÓDIGO DE PROTECCIÓN Y DEFENSA DEL CONSUMIDOR</w:t>
       </w:r>
       <w:r>
@@ -9361,7 +9365,6 @@
           <w:sz w:val="16"/>
           <w:szCs w:val="16"/>
         </w:rPr>
-        <w:tab/>
         <w:t xml:space="preserve"/>
       </w:r>
       <w:r>
@@ -9497,31 +9500,30 @@
           <w:sz w:val="16"/>
           <w:szCs w:val="16"/>
         </w:rPr>
+        <w:t xml:space="preserve"/>
+      </w:r>
+      <w:r>
+        <w:rPr>
+          <w:rFonts w:ascii="Arial Narrow" w:eastAsia="Arial Narrow" w:hAnsi="Arial Narrow" w:cs="Arial Narrow"/>
+          <w:sz w:val="16"/>
+          <w:szCs w:val="16"/>
+        </w:rPr>
+      </w:r>
+      <w:r>
+        <w:rPr>
+          <w:rFonts w:ascii="Arial Narrow" w:eastAsia="Arial Narrow" w:hAnsi="Arial Narrow" w:cs="Arial Narrow"/>
+          <w:b/>
+          <w:sz w:val="16"/>
+          <w:szCs w:val="16"/>
+        </w:rPr>
         <w:tab/>
-        <w:t xml:space="preserve"/>
-      </w:r>
-      <w:r>
-        <w:rPr>
-          <w:rFonts w:ascii="Arial Narrow" w:eastAsia="Arial Narrow" w:hAnsi="Arial Narrow" w:cs="Arial Narrow"/>
-          <w:sz w:val="16"/>
-          <w:szCs w:val="16"/>
-        </w:rPr>
-        <w:tab/>
-      </w:r>
-      <w:r>
-        <w:rPr>
-          <w:rFonts w:ascii="Arial Narrow" w:eastAsia="Arial Narrow" w:hAnsi="Arial Narrow" w:cs="Arial Narrow"/>
-          <w:b/>
-          <w:sz w:val="16"/>
-          <w:szCs w:val="16"/>
-        </w:rPr>
         <w:t>TEXTO ÚNICO ORDENADO DE LA LEY DEL PROCEDIMIENTO ADMINISTRATIVO GENERAL, aprobado mediante Decreto Supremo 006-2026-JUS y publicado el 30 de abril de 2026</w:t>
       </w:r>
     </w:p>
     <w:p>
       <w:pPr>
         <w:pStyle w:val="Textonotapie"/>
-        <w:ind w:left="1134" w:hanging="567"/>
+        <w:ind w:left="1134"/>
         <w:jc w:val="both"/>
         <w:rPr>
           <w:rFonts w:ascii="Arial Narrow" w:eastAsia="Arial Narrow" w:hAnsi="Arial Narrow" w:cs="Arial Narrow"/>

--- a/plantillas_maestras/12_seguro_transporte_y_carga/materia_general_asegurativa/2_o_mas_ddos_varios/sucesion_intestada/TPL_276_2026_SEGURO_TRANSPORTE_Y_CARGA_MATERIA_GENERAL_ASEGURATIVA_ASEGURADORA_SUCESION_INTESTADA_R2.docx
+++ b/plantillas_maestras/12_seguro_transporte_y_carga/materia_general_asegurativa/2_o_mas_ddos_varios/sucesion_intestada/TPL_276_2026_SEGURO_TRANSPORTE_Y_CARGA_MATERIA_GENERAL_ASEGURATIVA_ASEGURADORA_SUCESION_INTESTADA_R2.docx
@@ -3223,17 +3223,17 @@
           <w:sz w:val="22"/>
           <w:szCs w:val="22"/>
         </w:rPr>
-        <w:t>la compañía aseguradora habría brindado una respuesta inadecuada al reclamo presentado por la parte denunciante el 30 de julio de 2025</w:t>
-      </w:r>
-      <w:r>
-        <w:rPr>
-          <w:rFonts w:ascii="Arial Narrow" w:eastAsia="Arial Narrow" w:hAnsi="Arial Narrow" w:cs="Arial Narrow"/>
-          <w:kern w:val="0"/>
-          <w14:ligatures w14:val="none"/>
-          <w:sz w:val="22"/>
-          <w:szCs w:val="22"/>
-        </w:rPr>
-        <w:t>. Por consiguiente, corresponde calificar el hecho materia de denuncia como una presunta infracción al numeral 88.1 del artículo 88 del Código</w:t>
+        <w:t xml:space="preserve">la compañía aseguradora habría brindado una respuesta inadecuada al reclamo presentado por la parte denunciante el 30 de julio de 2025</w:t>
+      </w:r>
+      <w:r>
+        <w:rPr>
+          <w:rFonts w:ascii="Arial Narrow" w:eastAsia="Arial Narrow" w:hAnsi="Arial Narrow" w:cs="Arial Narrow"/>
+          <w:kern w:val="0"/>
+          <w14:ligatures w14:val="none"/>
+          <w:sz w:val="22"/>
+          <w:szCs w:val="22"/>
+        </w:rPr>
+        <w:t xml:space="preserve">; involucraría una presunta afectación a su derecho de recibir respuestas adecuadas a los reclamos formulados. Por consiguiente, corresponde calificar el hecho materia de denuncia como una presunta infracción al numeral 88.1 del artículo 88 del Código</w:t>
       </w:r>
       <w:bookmarkEnd w:id="14"/>
       <w:r>
@@ -3262,7 +3262,7 @@
           <w:lang w:eastAsia="es-PE"/>
           <w14:ligatures w14:val="none"/>
         </w:rPr>
-        <w:t>.</w:t>
+        <w:t xml:space="preserve">.</w:t>
       </w:r>
     </w:p>
     <w:p>
@@ -3314,17 +3314,17 @@
           <w:sz w:val="22"/>
           <w:szCs w:val="22"/>
         </w:rPr>
-        <w:t>la compañía aseguradora no habría cumplido con brindar una respuesta al Reclamo 00318-2025-SAC-MMQ-RC presentado por la parte denunciante</w:t>
-      </w:r>
-      <w:r>
-        <w:rPr>
-          <w:rFonts w:ascii="Arial Narrow" w:eastAsia="Arial Narrow" w:hAnsi="Arial Narrow" w:cs="Arial Narrow"/>
-          <w:kern w:val="0"/>
-          <w14:ligatures w14:val="none"/>
-          <w:sz w:val="22"/>
-          <w:szCs w:val="22"/>
-        </w:rPr>
-        <w:t>. Por consiguiente, corresponde calificar el hecho materia de denuncia como una presunta infracción al numeral 88.1 del artículo 88 del Código.</w:t>
+        <w:t xml:space="preserve">la compañía aseguradora no habría cumplido con brindar una respuesta al Reclamo 00318-2025-SAC-MMQ-RC presentado por la parte denunciante</w:t>
+      </w:r>
+      <w:r>
+        <w:rPr>
+          <w:rFonts w:ascii="Arial Narrow" w:eastAsia="Arial Narrow" w:hAnsi="Arial Narrow" w:cs="Arial Narrow"/>
+          <w:kern w:val="0"/>
+          <w14:ligatures w14:val="none"/>
+          <w:sz w:val="22"/>
+          <w:szCs w:val="22"/>
+        </w:rPr>
+        <w:t xml:space="preserve">; involucraría una presunta afectación a su derecho de recibir respuestas adecuadas a los reclamos formulados. Por consiguiente, corresponde calificar el hecho materia de denuncia como una presunta infracción al numeral 88.1 del artículo 88 del Código.</w:t>
       </w:r>
     </w:p>
     <w:bookmarkEnd w:id="6"/>
@@ -5153,7 +5153,7 @@
           <w:sz w:val="22"/>
           <w:szCs w:val="22"/>
         </w:rPr>
-        <w:t xml:space="preserve">correr traslado de la presente resolución a Mapfre Perú Compañía de Seguros y Reaseguros S.A. para que, de conformidad con lo dispuesto por el artículo 26 de la Ley sobre Facultades, Normas y Organización del Indecopi, aprobada por Decreto Legislativo 807</w:t>
+        <w:t xml:space="preserve">correr traslado de la denuncia del 12 de enero de 2025, subsanado mediante tres (3) escritos a Mapfre Perú Compañía de Seguros y Reaseguros S.A. para que, de conformidad con lo dispuesto por el artículo 26 de la Ley sobre Facultades, Normas y Organización del Indecopi, aprobada por Decreto Legislativo 807</w:t>
       </w:r>
       <w:r>
         <w:rPr>
